--- a/paper/CAST_추가자료.docx
+++ b/paper/CAST_추가자료.docx
@@ -642,7 +642,7 @@
                 <w:b w:val="0"/>
                 <w:sz w:val="17"/>
               </w:rPr>
-              <w:t>3.2절 · 3.4절</w:t>
+              <w:t>3.2절 · 3.4절 · 3.5절</w:t>
             </w:r>
           </w:p>
         </w:tc>
@@ -4124,7 +4124,7 @@
         <w:rPr>
           <w:rFonts w:ascii="맑은 고딕" w:hAnsi="맑은 고딕"/>
         </w:rPr>
-        <w:t>본편 표 4에 실은 값</w:t>
+        <w:t>본편 표 5에 실은 값</w:t>
       </w:r>
     </w:p>
     <w:p>
@@ -5333,7 +5333,7 @@
           <w:i w:val="0"/>
           <w:sz w:val="20"/>
         </w:rPr>
-        <w:t>본편 3.2절과 3.4절은 각 식이 무엇을 뜻하는지만 밝히고 넘어간다. 한 줄씩 따라가려는 독자를 위해 그 세부를 여기 옮긴다.</w:t>
+        <w:t>본편 3.2절·3.4절·3.5절은 각 식이 무엇을 뜻하는지만 밝히고 넘어간다. 한 줄씩 따라가려는 독자를 위해 그 세부를 여기 옮긴다.</w:t>
       </w:r>
     </w:p>
     <w:p>
@@ -6803,7 +6803,137 @@
           <w:i w:val="0"/>
           <w:sz w:val="20"/>
         </w:rPr>
-        <w:t>다섯 정책 모두 0.3% 안이며 순위도 바뀌지 않는다. 차이의 크기가 갈리는 방향은 해석할 수 있다. 가장 작은 쪽(−0.025%)은 Sukprasert 의 공간+시간 결합으로, 거의 모든 작업을 프랑스 한 곳에 모으는 정책이다 — 한 리전 안에 머무르면 시간대 경계를 가로지르는 횟수가 줄어 슬롯 근사가 어긋날 여지도 줄어든다. 가장 큰 쪽(+0.292%)은 CICS 로, 리전을 고정한 채 하루 안에서 시각만 옮기므로 정반대로 경계를 자주 가로지른다. 용량 위반 건수와 마감 위반 건수는 회계와 무관하므로 두 방식에서 완전히 같다.</w:t>
+        <w:t>네 정책 모두 0.3% 안이며 순위도 바뀌지 않는다(Caspian 은 전규모 재현이 끝나는 대로 같은 방식으로 더한다). 차이의 크기가 갈리는 방향은 해석할 수 있다. 가장 작은 쪽(−0.025%)은 Sukprasert 의 공간+시간 결합으로, 거의 모든 작업을 프랑스 한 곳에 모으는 정책이다 — 한 리전 안에 머무르면 시간대 경계를 가로지르는 횟수가 줄어 슬롯 근사가 어긋날 여지도 줄어든다. 가장 큰 쪽(+0.292%)은 CICS 로, 리전을 고정한 채 하루 안에서 시각만 옮기므로 정반대로 경계를 자주 가로지른다. 용량 위반 건수와 마감 위반 건수는 회계와 무관하므로 두 방식에서 완전히 같다.</w:t>
+      </w:r>
+    </w:p>
+    <w:p>
+      <w:pPr>
+        <w:autoSpaceDE w:val="0"/>
+        <w:autoSpaceDN w:val="0"/>
+        <w:pStyle w:val="Heading2"/>
+      </w:pPr>
+      <w:r>
+        <w:rPr>
+          <w:rFonts w:ascii="맑은 고딕" w:hAnsi="맑은 고딕"/>
+        </w:rPr>
+        <w:t>사후 용량 강제 대조군의 절차</w:t>
+      </w:r>
+    </w:p>
+    <w:p>
+      <w:pPr>
+        <w:autoSpaceDE w:val="0"/>
+        <w:autoSpaceDN w:val="0"/>
+        <w:jc w:val="both"/>
+      </w:pPr>
+      <w:r>
+        <w:rPr>
+          <w:i w:val="0"/>
+          <w:sz w:val="20"/>
+        </w:rPr>
+        <w:t>본편 4.3절의 대조군(표 2의 ③′, 표 4의 리전별 분해)은 배치 시점에 용량을 전혀 모르는 스케줄에서 출발해, 끝난 뒤에 상한 초과를 강제로 없앤다. 일부러 단순하게 둔 절차이며, 용량을 아는 스케줄러보다 항상 같거나 나쁘다 — 그래서 그 결과가 ‘아무것도 하지 않았을 때 감수할 손해’의 하한이 된다.</w:t>
+      </w:r>
+    </w:p>
+    <w:p>
+      <w:pPr>
+        <w:autoSpaceDE w:val="0"/>
+        <w:autoSpaceDN w:val="0"/>
+        <w:jc w:val="both"/>
+      </w:pPr>
+      <w:r>
+        <w:rPr>
+          <w:i w:val="0"/>
+          <w:sz w:val="20"/>
+        </w:rPr>
+        <w:t>리전마다 독립적으로 다음을 초과가 사라질 때까지 반복한다.</w:t>
+      </w:r>
+    </w:p>
+    <w:p>
+      <w:pPr>
+        <w:autoSpaceDE w:val="0"/>
+        <w:autoSpaceDN w:val="0"/>
+        <w:spacing w:after="80"/>
+        <w:ind w:left="340"/>
+      </w:pPr>
+      <w:r>
+        <w:rPr>
+          <w:rFonts w:ascii="Menlo" w:hAnsi="Menlo"/>
+          <w:sz w:val="17"/>
+        </w:rPr>
+        <w:t>1. 그 리전 작업들의 현재 (시작, 종료)로 연속 시각 스윕을 돌려</w:t>
+      </w:r>
+    </w:p>
+    <w:p>
+      <w:pPr>
+        <w:autoSpaceDE w:val="0"/>
+        <w:autoSpaceDN w:val="0"/>
+        <w:spacing w:after="80"/>
+        <w:ind w:left="340"/>
+      </w:pPr>
+      <w:r>
+        <w:rPr>
+          <w:rFonts w:ascii="Menlo" w:hAnsi="Menlo"/>
+          <w:sz w:val="17"/>
+        </w:rPr>
+        <w:t xml:space="preserve">   동시 실행 수가 K_r 을 넘는 구간을 찾는다.</w:t>
+      </w:r>
+    </w:p>
+    <w:p>
+      <w:pPr>
+        <w:autoSpaceDE w:val="0"/>
+        <w:autoSpaceDN w:val="0"/>
+        <w:spacing w:after="80"/>
+        <w:ind w:left="340"/>
+      </w:pPr>
+      <w:r>
+        <w:rPr>
+          <w:rFonts w:ascii="Menlo" w:hAnsi="Menlo"/>
+          <w:sz w:val="17"/>
+        </w:rPr>
+        <w:t>2. 아직 되돌리지 않은 작업 가운데 그 구간과 실행 구간이 겹치는</w:t>
+      </w:r>
+    </w:p>
+    <w:p>
+      <w:pPr>
+        <w:autoSpaceDE w:val="0"/>
+        <w:autoSpaceDN w:val="0"/>
+        <w:spacing w:after="80"/>
+        <w:ind w:left="340"/>
+      </w:pPr>
+      <w:r>
+        <w:rPr>
+          <w:rFonts w:ascii="Menlo" w:hAnsi="Menlo"/>
+          <w:sz w:val="17"/>
+        </w:rPr>
+        <w:t xml:space="preserve">   것을 전부 즉시 실행(τ_j ← s_j)으로 되돌린다.</w:t>
+      </w:r>
+    </w:p>
+    <w:p>
+      <w:pPr>
+        <w:autoSpaceDE w:val="0"/>
+        <w:autoSpaceDN w:val="0"/>
+        <w:spacing w:after="80"/>
+        <w:ind w:left="340"/>
+      </w:pPr>
+      <w:r>
+        <w:rPr>
+          <w:rFonts w:ascii="Menlo" w:hAnsi="Menlo"/>
+          <w:sz w:val="17"/>
+        </w:rPr>
+        <w:t>3. 새로 되돌릴 것이 없으면 멈춘다.</w:t>
+      </w:r>
+    </w:p>
+    <w:p>
+      <w:pPr>
+        <w:autoSpaceDE w:val="0"/>
+        <w:autoSpaceDN w:val="0"/>
+        <w:jc w:val="both"/>
+      </w:pPr>
+      <w:r>
+        <w:rPr>
+          <w:i w:val="0"/>
+          <w:sz w:val="20"/>
+        </w:rPr>
+        <w:t>되돌린 작업을 다시 배치하지는 않는다. 그 자리에 고정하므로 다른 시각으로 옮겨 얻을 수 있었을 이득은 포기한다 — 대조군을 일부러 단순하게 둔 지점이 여기다. 1년 전체에서 31,250건(21.4%)이 되돌려지며, 프랑스는 5회, 캘리포니아는 3회 만에 수렴한다. 배출량은 되돌린 작업만 새 시각으로 다시 계산하고 나머지는 그대로 둔다 — 회계는 앞 절의 슬롯 평균과 같은 함수다.</w:t>
       </w:r>
     </w:p>
     <w:p>

--- a/paper/CAST_추가자료.docx
+++ b/paper/CAST_추가자료.docx
@@ -5813,7 +5813,51 @@
           <w:i w:val="0"/>
           <w:sz w:val="20"/>
         </w:rPr>
-        <w:t>실측 계열이 1시간 해상도이므로 적분은 슬롯 단위로 근사한다. 구현은 ⌊τ_j⌋ 부터 ⌈d_j⌉ 개 슬롯의 실측값을 산술평균한 뒤 실행 시간을 곱한다 (scheduler/timeshift.py 의 mean_carbon, scheduler/capacity.py 의 _Windows.actual_mean — 표 2의 네 행과 표 5의 선행 정책이 모두 이 함수를 통과한다). 소비 전력 P 는 작업당 1kW 상수로 가정한다 — 실측값이 아니라 상대 비교를 위한 단순화이며, 그 결과 배출량 차이는 전적으로 실행 리전과 실행 시각에서 온다. 결정은 예측값으로 하되 이 회계는 언제나 실측값으로 한다.</w:t>
+        <w:t>실측 계열이 1시간 해상도이므로 적분은 슬롯 단위로 근사한다. 실행 시작 시각이 속한 슬롯부터 세어, 실행 시간을 올림한 개수만큼의 슬롯에 대해 실측값을 산술평균한 뒤 실행 시간을 곱한다.</w:t>
+      </w:r>
+    </w:p>
+    <w:p>
+      <w:pPr>
+        <w:autoSpaceDE w:val="0"/>
+        <w:autoSpaceDN w:val="0"/>
+        <w:spacing w:after="80"/>
+        <w:ind w:left="340"/>
+      </w:pPr>
+      <w:r>
+        <w:rPr>
+          <w:rFonts w:ascii="Menlo" w:hAnsi="Menlo"/>
+          <w:sz w:val="17"/>
+        </w:rPr>
+        <w:t>E_j  ≈  P · d_j · mean( C_r[ a … a+n-1 ] )</w:t>
+      </w:r>
+    </w:p>
+    <w:p>
+      <w:pPr>
+        <w:autoSpaceDE w:val="0"/>
+        <w:autoSpaceDN w:val="0"/>
+        <w:spacing w:after="80"/>
+        <w:ind w:left="340"/>
+      </w:pPr>
+      <w:r>
+        <w:rPr>
+          <w:rFonts w:ascii="Menlo" w:hAnsi="Menlo"/>
+          <w:sz w:val="17"/>
+        </w:rPr>
+        <w:t xml:space="preserve">      a = floor(τ_j),   n = max(1, ceil(d_j))</w:t>
+      </w:r>
+    </w:p>
+    <w:p>
+      <w:pPr>
+        <w:autoSpaceDE w:val="0"/>
+        <w:autoSpaceDN w:val="0"/>
+        <w:jc w:val="both"/>
+      </w:pPr>
+      <w:r>
+        <w:rPr>
+          <w:i w:val="0"/>
+          <w:sz w:val="20"/>
+        </w:rPr>
+        <w:t>scheduler/timeshift.py 의 mean_carbon 과 scheduler/capacity.py 의 _Windows.actual_mean 이 이 계산이며, 표 2의 네 행과 표 5의 선행 정책이 모두 이 함수를 통과한다. 소비 전력 P 는 작업당 1kW 상수로 가정한다 — 실측값이 아니라 상대 비교를 위한 단순화이며, 그 결과 배출량 차이는 전적으로 실행 리전과 실행 시각에서 온다. 결정은 예측값으로 하되 이 회계는 언제나 실측값으로 한다.</w:t>
       </w:r>
     </w:p>
     <w:p>
@@ -6803,7 +6847,7 @@
           <w:i w:val="0"/>
           <w:sz w:val="20"/>
         </w:rPr>
-        <w:t>네 정책 모두 0.3% 안이며 순위도 바뀌지 않는다(Caspian 은 전규모 재현이 끝나는 대로 같은 방식으로 더한다). 차이의 크기가 갈리는 방향은 해석할 수 있다. 가장 작은 쪽(−0.025%)은 Sukprasert 의 공간+시간 결합으로, 거의 모든 작업을 프랑스 한 곳에 모으는 정책이다 — 한 리전 안에 머무르면 시간대 경계를 가로지르는 횟수가 줄어 슬롯 근사가 어긋날 여지도 줄어든다. 가장 큰 쪽(+0.292%)은 CICS 로, 리전을 고정한 채 하루 안에서 시각만 옮기므로 정반대로 경계를 자주 가로지른다. 용량 위반 건수와 마감 위반 건수는 회계와 무관하므로 두 방식에서 완전히 같다.</w:t>
+        <w:t>네 정책 모두 0.3% 안이며 순위도 바뀌지 않는다(Caspian 은 전규모 재현이 끝나는 대로 같은 방식으로 더한다). 차이의 크기가 갈리는 방향은 리전의 성질로 설명된다. 슬롯 평균과 정확 적분의 차이는 실행 구간 안에서 곡선이 얼마나 움직였는지에만 좌우되는데, 8개 리전의 시간당 변동폭(|ΔC| 의 연평균)은 프랑스가 1.4 gCO₂/kWh 로 나머지 일곱(4.0~16.3)의 3분의 1에서 12분의 1이다 — 원자력 기저부하라 곡선이 거의 움직이지 않는다. 차이가 가장 작은 정책(−0.025%)이 거의 모든 작업을 프랑스에 모으는 Sukprasert 의 공간+시간 결합인 것은 그 때문이다. 반대로 차이가 가장 큰 CICS(+0.292%)는 리전을 고정한 채 하루 안에서 시각만 옮기므로, 변동이 큰 리전의 곡선 위를 계속 오간다. 용량 위반 건수와 마감 위반 건수는 회계와 무관하므로 두 방식에서 완전히 같다.</w:t>
       </w:r>
     </w:p>
     <w:p>

--- a/paper/CAST_추가자료.docx
+++ b/paper/CAST_추가자료.docx
@@ -1490,7 +1490,7 @@
           <w:b/>
           <w:sz w:val="17"/>
         </w:rPr>
-        <w:t>표 S2. CASPER 두 스케줄러를 본 연구 데이터에 적용한 결과</w:t>
+        <w:t>표 S1. CASPER 두 스케줄러를 본 연구 데이터에 적용한 결과</w:t>
       </w:r>
     </w:p>
     <w:p>
@@ -1991,7 +1991,7 @@
           <w:b/>
           <w:sz w:val="17"/>
         </w:rPr>
-        <w:t>표 S3. CICS와 본 연구를 같은 축에서 비교한 결과</w:t>
+        <w:t>표 S2. CICS와 본 연구를 같은 축에서 비교한 결과</w:t>
       </w:r>
     </w:p>
     <w:p>
@@ -2032,7 +2032,48 @@
           <w:i w:val="0"/>
           <w:sz w:val="20"/>
         </w:rPr>
-        <w:t>출처는 저자들이 공개한 아티팩트(zenodo.org/records/10790855)의 시뮬레이션 코드다. 시간 이동은 제출 시각부터 여유 시간까지의 창에서 연속 구간 합이 최소인 시작점을 고르며(같은 값이 여럿이면 가장 이른 시각을 택한다), 공간과 시간을 함께 쓰는 경우에는 리전과 시작 시각의 격자를 전수 탐색한다.</w:t>
+        <w:t>출처는 저자들이 공개한 아티팩트(zenodo.org/records/10790855)의 시뮬레이션 코드다. 시간 이동은 제출 시각부터 여유 시간까지의 창에서 연속 구간 합이 최소인 시작점을 고르고, 공간과 시간을 함께 쓰는 경우에는 리전과 시작 시각의 격자를 전수 탐색한다.</w:t>
+      </w:r>
+    </w:p>
+    <w:p>
+      <w:pPr>
+        <w:autoSpaceDE w:val="0"/>
+        <w:autoSpaceDN w:val="0"/>
+        <w:pStyle w:val="Heading2"/>
+      </w:pPr>
+      <w:r>
+        <w:rPr>
+          <w:rFonts w:ascii="맑은 고딕" w:hAnsi="맑은 고딕"/>
+        </w:rPr>
+        <w:t>적용하며 내린 판단</w:t>
+      </w:r>
+    </w:p>
+    <w:p>
+      <w:pPr>
+        <w:autoSpaceDE w:val="0"/>
+        <w:autoSpaceDN w:val="0"/>
+        <w:jc w:val="both"/>
+      </w:pPr>
+      <w:r>
+        <w:rPr>
+          <w:i w:val="0"/>
+          <w:sz w:val="20"/>
+        </w:rPr>
+        <w:t>원문 3절 2항이 “미래 탄소집약도와 작업 길이를 완전히 안다고 가정한다”고 밝히므로, 재현에서도 예측값이 아니라 실측 계열로 결정하였다. 원문의 워크로드 특성 표에 용량 항목이 없고 동시 실행 수를 확인하는 코드도 없어 용량 제약은 두지 않았다. 원문은 여유 시간을 24·168·480시간 따위로 고정해 스윕하지만, 그 표가 여유 시간을 작업이 갖는 한 차원으로 일반화해 두었으므로 여기서는 작업마다 자기 마감을 그대로 썼다 — 고정 스윕값은 집계 분석을 위한 저자들의 선택이지 알고리즘의 제약이 아니다.</w:t>
+      </w:r>
+    </w:p>
+    <w:p>
+      <w:pPr>
+        <w:autoSpaceDE w:val="0"/>
+        <w:autoSpaceDN w:val="0"/>
+        <w:jc w:val="both"/>
+      </w:pPr>
+      <w:r>
+        <w:rPr>
+          <w:i w:val="0"/>
+          <w:sz w:val="20"/>
+        </w:rPr>
+        <w:t>동점 처리는 두 경우를 구분해야 한다. 시간 축에서 같은 값이 여럿이면 가장 이른 시각을 택하는데, 이는 원문이 쓰는 pandas 의 최솟값 색인이 첫 항목을 돌려주는 것과 같은 동작이다. 반면 공간과 시간을 함께 풀 때 서로 다른 리전이 같은 값을 내는 경우의 규칙은 원문에 없다 — 원문은 목적지 리전을 하나 정해 두고 그 리전에 대해서만 계산하므로 그런 동점이 생기지 않는다. 본 재현에서는 리전 목록의 앞선 리전을 택했고, 이 선택은 본 연구가 정한 것이다.</w:t>
       </w:r>
     </w:p>
     <w:p>
@@ -2047,20 +2088,6 @@
           <w:sz w:val="20"/>
         </w:rPr>
         <w:t>표에서 “시간 이동만”은 홈 리전 고정이 아니다. 공간 배정은 본 연구의 무릎점 자동 선택 결과를 그대로 물려받고 시간 축의 알고리즘만 Sukprasert 의 것으로 갈아끼운 대조다 — 그래서 평균 네트워크 지연이 본편 표 1 의 무릎점 값과 같다. 공간 축까지 함께 푸는 것은 다음 행(“공간 + 시간”)이다.</w:t>
-      </w:r>
-    </w:p>
-    <w:p>
-      <w:pPr>
-        <w:autoSpaceDE w:val="0"/>
-        <w:autoSpaceDN w:val="0"/>
-        <w:jc w:val="both"/>
-      </w:pPr>
-      <w:r>
-        <w:rPr>
-          <w:i w:val="0"/>
-          <w:sz w:val="20"/>
-        </w:rPr>
-        <w:t>원문 3절 2항이 “미래 탄소집약도와 작업 길이를 완전히 안다고 가정한다”고 밝히므로, 재현에서도 예측값이 아니라 실측 계열로 결정하였다. 이는 본 연구의 반사실 시나리오와 다른 조건이다. 원문의 워크로드 특성 표에 용량 항목이 없고 동시 실행 수를 확인하는 코드도 없어, 용량 제약은 두지 않았다.</w:t>
       </w:r>
     </w:p>
     <w:tbl>
@@ -2392,7 +2419,7 @@
           <w:b/>
           <w:sz w:val="17"/>
         </w:rPr>
-        <w:t>표 S4. Sukprasert 알고리즘을 본 연구 데이터에 적용한 결과</w:t>
+        <w:t>표 S3. Sukprasert 알고리즘을 본 연구 데이터에 적용한 결과</w:t>
       </w:r>
     </w:p>
     <w:p>
@@ -3117,7 +3144,7 @@
           <w:b/>
           <w:sz w:val="17"/>
         </w:rPr>
-        <w:t>표 S6. Caspian 정식화를 본 연구 데이터에 대응시킨 내역</w:t>
+        <w:t>표 S4. Caspian 정식화를 본 연구 데이터에 대응시킨 내역</w:t>
       </w:r>
     </w:p>
     <w:p>
@@ -3666,7 +3693,7 @@
           <w:b/>
           <w:sz w:val="17"/>
         </w:rPr>
-        <w:t>표 S7. 슬롯 올림이 만드는 점유 부풀림 — k=3 이하가 전체의 60.1%다</w:t>
+        <w:t>표 S5. 슬롯 올림이 만드는 점유 부풀림 — k=3 이하가 전체의 60.1%다</w:t>
       </w:r>
     </w:p>
     <w:p>
@@ -4028,7 +4055,7 @@
           <w:b/>
           <w:sz w:val="17"/>
         </w:rPr>
-        <w:t>표 S8. 올림과 분수 점유의 비교 — 60일 부분집합, 24,000건, ω1=1</w:t>
+        <w:t>표 S6. 올림과 분수 점유의 비교 — 60일 부분집합, 24,000건, ω1=1</w:t>
       </w:r>
     </w:p>
     <w:p>
@@ -4780,7 +4807,7 @@
           <w:b/>
           <w:sz w:val="17"/>
         </w:rPr>
-        <w:t>표 S5. 선행 연구와 본 연구의 평가 방식·규모</w:t>
+        <w:t>표 S7. 선행 연구와 본 연구의 평가 방식·규모</w:t>
       </w:r>
     </w:p>
     <w:p>
@@ -5194,7 +5221,7 @@
           <w:b/>
           <w:sz w:val="17"/>
         </w:rPr>
-        <w:t>표 S1. 재현에 쓰이는 파일</w:t>
+        <w:t>표 S8. 재현에 쓰이는 파일</w:t>
       </w:r>
     </w:p>
     <w:p>
@@ -5214,6 +5241,20 @@
       <w:pPr>
         <w:autoSpaceDE w:val="0"/>
         <w:autoSpaceDN w:val="0"/>
+        <w:jc w:val="both"/>
+      </w:pPr>
+      <w:r>
+        <w:rPr>
+          <w:i w:val="0"/>
+          <w:sz w:val="20"/>
+        </w:rPr>
+        <w:t>본편 표 1·2와 그림은 한 명령으로 나온다.</w:t>
+      </w:r>
+    </w:p>
+    <w:p>
+      <w:pPr>
+        <w:autoSpaceDE w:val="0"/>
+        <w:autoSpaceDN w:val="0"/>
         <w:spacing w:after="80"/>
         <w:ind w:left="340"/>
       </w:pPr>
@@ -5222,7 +5263,21 @@
           <w:rFonts w:ascii="Menlo" w:hAnsi="Menlo"/>
           <w:sz w:val="17"/>
         </w:rPr>
-        <w:t>python -m scheduler.reproduce           # 본편 표 1·2 재생성</w:t>
+        <w:t>python -m scheduler.reproduce</w:t>
+      </w:r>
+    </w:p>
+    <w:p>
+      <w:pPr>
+        <w:autoSpaceDE w:val="0"/>
+        <w:autoSpaceDN w:val="0"/>
+        <w:jc w:val="both"/>
+      </w:pPr>
+      <w:r>
+        <w:rPr>
+          <w:i w:val="0"/>
+          <w:sz w:val="20"/>
+        </w:rPr>
+        <w:t>표 5의 선행 정책은 정책마다 따로 돌린다. 어느 것이든 결과는 같은 채점 함수를 통과하므로 서로 비교할 수 있다.</w:t>
       </w:r>
     </w:p>
     <w:p>
@@ -5237,7 +5292,7 @@
           <w:rFonts w:ascii="Menlo" w:hAnsi="Menlo"/>
           <w:sz w:val="17"/>
         </w:rPr>
-        <w:t>python -m scheduler.prior_harness       # 채점 함수 자체 검증</w:t>
+        <w:t>python -m scheduler.prior_harness            # 채점 함수 자체 검증</w:t>
       </w:r>
     </w:p>
     <w:p>
@@ -5252,7 +5307,393 @@
           <w:rFonts w:ascii="Menlo" w:hAnsi="Menlo"/>
           <w:sz w:val="17"/>
         </w:rPr>
-        <w:t>python -m scheduler.prior_cics --sweep  # A.3 가중치 스윕</w:t>
+        <w:t>python -m scheduler.prior_casper             # α=0.9 와 0.5 둘 다</w:t>
+      </w:r>
+    </w:p>
+    <w:p>
+      <w:pPr>
+        <w:autoSpaceDE w:val="0"/>
+        <w:autoSpaceDN w:val="0"/>
+        <w:spacing w:after="80"/>
+        <w:ind w:left="340"/>
+      </w:pPr>
+      <w:r>
+        <w:rPr>
+          <w:rFonts w:ascii="Menlo" w:hAnsi="Menlo"/>
+          <w:sz w:val="17"/>
+        </w:rPr>
+        <w:t>python -m scheduler.prior_casper --alpha 0.9 # 하나만</w:t>
+      </w:r>
+    </w:p>
+    <w:p>
+      <w:pPr>
+        <w:autoSpaceDE w:val="0"/>
+        <w:autoSpaceDN w:val="0"/>
+        <w:spacing w:after="80"/>
+        <w:ind w:left="340"/>
+      </w:pPr>
+      <w:r>
+        <w:rPr>
+          <w:rFonts w:ascii="Menlo" w:hAnsi="Menlo"/>
+          <w:sz w:val="17"/>
+        </w:rPr>
+        <w:t>python -m scheduler.prior_cics               # λp/λe = 0</w:t>
+      </w:r>
+    </w:p>
+    <w:p>
+      <w:pPr>
+        <w:autoSpaceDE w:val="0"/>
+        <w:autoSpaceDN w:val="0"/>
+        <w:spacing w:after="80"/>
+        <w:ind w:left="340"/>
+      </w:pPr>
+      <w:r>
+        <w:rPr>
+          <w:rFonts w:ascii="Menlo" w:hAnsi="Menlo"/>
+          <w:sz w:val="17"/>
+        </w:rPr>
+        <w:t>python -m scheduler.prior_cics --sweep       # A.3 가중치 스윕</w:t>
+      </w:r>
+    </w:p>
+    <w:p>
+      <w:pPr>
+        <w:autoSpaceDE w:val="0"/>
+        <w:autoSpaceDN w:val="0"/>
+        <w:spacing w:after="80"/>
+        <w:ind w:left="340"/>
+      </w:pPr>
+      <w:r>
+        <w:rPr>
+          <w:rFonts w:ascii="Menlo" w:hAnsi="Menlo"/>
+          <w:sz w:val="17"/>
+        </w:rPr>
+        <w:t>python -m scheduler.prior_sukprasert         # 시간 단독·공간+시간</w:t>
+      </w:r>
+    </w:p>
+    <w:p>
+      <w:pPr>
+        <w:autoSpaceDE w:val="0"/>
+        <w:autoSpaceDN w:val="0"/>
+        <w:spacing w:after="80"/>
+        <w:ind w:left="340"/>
+      </w:pPr>
+      <w:r>
+        <w:rPr>
+          <w:rFonts w:ascii="Menlo" w:hAnsi="Menlo"/>
+          <w:sz w:val="17"/>
+        </w:rPr>
+        <w:t>python -m scheduler.run_caspian_sweep 1.0    # Caspian, ω1 지정</w:t>
+      </w:r>
+    </w:p>
+    <w:p>
+      <w:pPr>
+        <w:autoSpaceDE w:val="0"/>
+        <w:autoSpaceDN w:val="0"/>
+        <w:spacing w:after="80"/>
+        <w:ind w:left="340"/>
+      </w:pPr>
+      <w:r>
+        <w:rPr>
+          <w:rFonts w:ascii="Menlo" w:hAnsi="Menlo"/>
+          <w:sz w:val="17"/>
+        </w:rPr>
+        <w:t>python -m scheduler.run_caspian_sweep 1.0 fractional</w:t>
+      </w:r>
+    </w:p>
+    <w:p>
+      <w:pPr>
+        <w:autoSpaceDE w:val="0"/>
+        <w:autoSpaceDN w:val="0"/>
+        <w:jc w:val="both"/>
+      </w:pPr>
+      <w:r>
+        <w:rPr>
+          <w:i w:val="0"/>
+          <w:sz w:val="20"/>
+        </w:rPr>
+        <w:t>Caspian 만 모듈이 아니라 별도 드라이버로 돈다. prior_caspian.py 는 결정만 돌려주고 채점하지 않으므로 직접 실행할 진입점이 없다 — 위 드라이버가 그 결정을 받아 공용 채점 함수에 넘긴다. 첫 인자는 원문의 가중치 ω1 이고, 둘째 인자를 주면 정수 올림 대신 분수 배정을 쓴다.</w:t>
+      </w:r>
+    </w:p>
+    <w:p>
+      <w:pPr>
+        <w:autoSpaceDE w:val="0"/>
+        <w:autoSpaceDN w:val="0"/>
+        <w:jc w:val="both"/>
+      </w:pPr>
+      <w:r>
+        <w:rPr>
+          <w:i w:val="0"/>
+          <w:sz w:val="20"/>
+        </w:rPr>
+        <w:t>A.9 의 정확 적분 재채점 표 두 개는 다음으로 만든다.</w:t>
+      </w:r>
+    </w:p>
+    <w:p>
+      <w:pPr>
+        <w:autoSpaceDE w:val="0"/>
+        <w:autoSpaceDN w:val="0"/>
+        <w:spacing w:after="80"/>
+        <w:ind w:left="340"/>
+      </w:pPr>
+      <w:r>
+        <w:rPr>
+          <w:rFonts w:ascii="Menlo" w:hAnsi="Menlo"/>
+          <w:sz w:val="17"/>
+        </w:rPr>
+        <w:t>python -m scheduler.accounting_check_table5</w:t>
+      </w:r>
+    </w:p>
+    <w:p>
+      <w:pPr>
+        <w:autoSpaceDE w:val="0"/>
+        <w:autoSpaceDN w:val="0"/>
+        <w:pStyle w:val="Heading2"/>
+      </w:pPr>
+      <w:r>
+        <w:rPr>
+          <w:rFonts w:ascii="맑은 고딕" w:hAnsi="맑은 고딕"/>
+        </w:rPr>
+        <w:t>입력 자료</w:t>
+      </w:r>
+    </w:p>
+    <w:tbl>
+      <w:tblPr>
+        <w:tblStyle w:val="TableGrid"/>
+        <w:tblW w:type="auto" w:w="0"/>
+        <w:tblLook w:firstColumn="1" w:firstRow="1" w:lastColumn="0" w:lastRow="0" w:noHBand="0" w:noVBand="1" w:val="04A0"/>
+      </w:tblPr>
+      <w:tblGrid>
+        <w:gridCol w:w="4759"/>
+        <w:gridCol w:w="4759"/>
+      </w:tblGrid>
+      <w:tr>
+        <w:tc>
+          <w:tcPr>
+            <w:tcW w:type="dxa" w:w="4759"/>
+          </w:tcPr>
+          <w:p>
+            <w:pPr>
+              <w:autoSpaceDE w:val="0"/>
+              <w:autoSpaceDN w:val="0"/>
+            </w:pPr>
+            <w:r/>
+            <w:r>
+              <w:rPr>
+                <w:b/>
+                <w:sz w:val="17"/>
+              </w:rPr>
+              <w:t>경로</w:t>
+            </w:r>
+          </w:p>
+        </w:tc>
+        <w:tc>
+          <w:tcPr>
+            <w:tcW w:type="dxa" w:w="4759"/>
+          </w:tcPr>
+          <w:p>
+            <w:pPr>
+              <w:autoSpaceDE w:val="0"/>
+              <w:autoSpaceDN w:val="0"/>
+            </w:pPr>
+            <w:r/>
+            <w:r>
+              <w:rPr>
+                <w:b/>
+                <w:sz w:val="17"/>
+              </w:rPr>
+              <w:t>내용</w:t>
+            </w:r>
+          </w:p>
+        </w:tc>
+      </w:tr>
+      <w:tr>
+        <w:tc>
+          <w:tcPr>
+            <w:tcW w:type="dxa" w:w="4759"/>
+          </w:tcPr>
+          <w:p>
+            <w:pPr>
+              <w:autoSpaceDE w:val="0"/>
+              <w:autoSpaceDN w:val="0"/>
+            </w:pPr>
+            <w:r/>
+            <w:r>
+              <w:rPr>
+                <w:b w:val="0"/>
+                <w:sz w:val="17"/>
+              </w:rPr>
+              <w:t>load_balancer/data/jobs.csv</w:t>
+            </w:r>
+          </w:p>
+        </w:tc>
+        <w:tc>
+          <w:tcPr>
+            <w:tcW w:type="dxa" w:w="4759"/>
+          </w:tcPr>
+          <w:p>
+            <w:pPr>
+              <w:autoSpaceDE w:val="0"/>
+              <w:autoSpaceDN w:val="0"/>
+            </w:pPr>
+            <w:r/>
+            <w:r>
+              <w:rPr>
+                <w:b w:val="0"/>
+                <w:sz w:val="17"/>
+              </w:rPr>
+              <w:t>작업 146,000건의 명세 (id·제출 시각·출발 리전·등급·실행 시간)</w:t>
+            </w:r>
+          </w:p>
+        </w:tc>
+      </w:tr>
+      <w:tr>
+        <w:tc>
+          <w:tcPr>
+            <w:tcW w:type="dxa" w:w="4759"/>
+          </w:tcPr>
+          <w:p>
+            <w:pPr>
+              <w:autoSpaceDE w:val="0"/>
+              <w:autoSpaceDN w:val="0"/>
+            </w:pPr>
+            <w:r/>
+            <w:r>
+              <w:rPr>
+                <w:b w:val="0"/>
+                <w:sz w:val="17"/>
+              </w:rPr>
+              <w:t>load_balancer/data/latency_8x8.csv</w:t>
+            </w:r>
+          </w:p>
+        </w:tc>
+        <w:tc>
+          <w:tcPr>
+            <w:tcW w:type="dxa" w:w="4759"/>
+          </w:tcPr>
+          <w:p>
+            <w:pPr>
+              <w:autoSpaceDE w:val="0"/>
+              <w:autoSpaceDN w:val="0"/>
+            </w:pPr>
+            <w:r/>
+            <w:r>
+              <w:rPr>
+                <w:b w:val="0"/>
+                <w:sz w:val="17"/>
+              </w:rPr>
+              <w:t>리전 간 왕복 지연 행렬 (ms)</w:t>
+            </w:r>
+          </w:p>
+        </w:tc>
+      </w:tr>
+      <w:tr>
+        <w:tc>
+          <w:tcPr>
+            <w:tcW w:type="dxa" w:w="4759"/>
+          </w:tcPr>
+          <w:p>
+            <w:pPr>
+              <w:autoSpaceDE w:val="0"/>
+              <w:autoSpaceDN w:val="0"/>
+            </w:pPr>
+            <w:r/>
+            <w:r>
+              <w:rPr>
+                <w:b w:val="0"/>
+                <w:sz w:val="17"/>
+              </w:rPr>
+              <w:t>load_balancer/data/lstm_eval/</w:t>
+            </w:r>
+          </w:p>
+        </w:tc>
+        <w:tc>
+          <w:tcPr>
+            <w:tcW w:type="dxa" w:w="4759"/>
+          </w:tcPr>
+          <w:p>
+            <w:pPr>
+              <w:autoSpaceDE w:val="0"/>
+              <w:autoSpaceDN w:val="0"/>
+            </w:pPr>
+            <w:r/>
+            <w:r>
+              <w:rPr>
+                <w:b w:val="0"/>
+                <w:sz w:val="17"/>
+              </w:rPr>
+              <w:t>리전별 eval_records — 실측(y_true)과 예측(y_pred)</w:t>
+            </w:r>
+          </w:p>
+        </w:tc>
+      </w:tr>
+      <w:tr>
+        <w:tc>
+          <w:tcPr>
+            <w:tcW w:type="dxa" w:w="4759"/>
+          </w:tcPr>
+          <w:p>
+            <w:pPr>
+              <w:autoSpaceDE w:val="0"/>
+              <w:autoSpaceDN w:val="0"/>
+            </w:pPr>
+            <w:r/>
+            <w:r>
+              <w:rPr>
+                <w:b w:val="0"/>
+                <w:sz w:val="17"/>
+              </w:rPr>
+              <w:t>scheduler/data/</w:t>
+            </w:r>
+          </w:p>
+        </w:tc>
+        <w:tc>
+          <w:tcPr>
+            <w:tcW w:type="dxa" w:w="4759"/>
+          </w:tcPr>
+          <w:p>
+            <w:pPr>
+              <w:autoSpaceDE w:val="0"/>
+              <w:autoSpaceDN w:val="0"/>
+            </w:pPr>
+            <w:r/>
+            <w:r>
+              <w:rPr>
+                <w:b w:val="0"/>
+                <w:sz w:val="17"/>
+              </w:rPr>
+              <w:t>용량 스윕·민감도·오라클 실행의 저장된 산출물</w:t>
+            </w:r>
+          </w:p>
+        </w:tc>
+      </w:tr>
+    </w:tbl>
+    <w:p/>
+    <w:p>
+      <w:pPr>
+        <w:autoSpaceDE w:val="0"/>
+        <w:autoSpaceDN w:val="0"/>
+        <w:jc w:val="center"/>
+      </w:pPr>
+      <w:r>
+        <w:rPr>
+          <w:b/>
+          <w:sz w:val="17"/>
+        </w:rPr>
+        <w:t>표 S9. 저장소에 포함된 입력 자료</w:t>
+      </w:r>
+    </w:p>
+    <w:p>
+      <w:pPr>
+        <w:autoSpaceDE w:val="0"/>
+        <w:autoSpaceDN w:val="0"/>
+        <w:jc w:val="both"/>
+      </w:pPr>
+      <w:r>
+        <w:rPr>
+          <w:i w:val="0"/>
+          <w:sz w:val="20"/>
+        </w:rPr>
+        <w:t>탄소 회계에 쓰는 실측 계열과 배치 결정에 쓰는 예측 계열은 모두 eval_records 에서 읽는다 — 재현에 LSTM 추론을 다시 돌릴 필요가 없다는 뜻이며, 그래서 학습 설정이 복원되지 않는 것이 재현을 막지 않는다.</w:t>
       </w:r>
     </w:p>
     <w:p>
@@ -5306,7 +5747,7 @@
           <w:i w:val="0"/>
           <w:sz w:val="20"/>
         </w:rPr>
-        <w:t>Python 3.12 이상, PuLP와 CBC 솔버, NumPy. 2025년 8개 리전 실측 탄소집약도 계열과 작업 146,000건의 명세가 저장소에 포함된다. 전체 재현에 보통 컴퓨터로 수십 분이 걸리며, A.5의 가중치 스윕은 그보다 오래 걸린다.</w:t>
+        <w:t>Python 3.11 이상(개발과 검증은 3.14.7 에서 수행), PuLP 3.3.2 와 함께 배포되는 CBC 2.10.3, NumPy. 0.14% 의 흔들림은 솔버의 동률 처리에서 오므로, 같은 값을 그대로 얻으려면 솔버 버전을 맞추는 편이 낫다. 전체 재현에 보통 컴퓨터로 수십 분이 걸리며, A.3 의 가중치 스윕과 A.5 의 Caspian 재현은 그보다 오래 걸린다.</w:t>
       </w:r>
     </w:p>
     <w:p>
@@ -6298,6 +6739,20 @@
       </w:tr>
     </w:tbl>
     <w:p/>
+    <w:p>
+      <w:pPr>
+        <w:autoSpaceDE w:val="0"/>
+        <w:autoSpaceDN w:val="0"/>
+        <w:jc w:val="center"/>
+      </w:pPr>
+      <w:r>
+        <w:rPr>
+          <w:b/>
+          <w:sz w:val="17"/>
+        </w:rPr>
+        <w:t>표 S10. 표 2의 세 단계를 두 회계로 다시 채점한 결과</w:t>
+      </w:r>
+    </w:p>
     <w:p>
       <w:pPr>
         <w:autoSpaceDE w:val="0"/>
@@ -6840,6 +7295,20 @@
       <w:pPr>
         <w:autoSpaceDE w:val="0"/>
         <w:autoSpaceDN w:val="0"/>
+        <w:jc w:val="center"/>
+      </w:pPr>
+      <w:r>
+        <w:rPr>
+          <w:b/>
+          <w:sz w:val="17"/>
+        </w:rPr>
+        <w:t>표 S11. 표 5의 선행 정책을 두 회계로 다시 채점한 결과</w:t>
+      </w:r>
+    </w:p>
+    <w:p>
+      <w:pPr>
+        <w:autoSpaceDE w:val="0"/>
+        <w:autoSpaceDN w:val="0"/>
         <w:jc w:val="both"/>
       </w:pPr>
       <w:r>

--- a/paper/CAST_추가자료.docx
+++ b/paper/CAST_추가자료.docx
@@ -4,8 +4,6 @@
   <w:body>
     <w:p>
       <w:pPr>
-        <w:autoSpaceDE w:val="0"/>
-        <w:autoSpaceDN w:val="0"/>
         <w:jc w:val="center"/>
       </w:pPr>
       <w:r>
@@ -20,8 +18,6 @@
     </w:p>
     <w:p>
       <w:pPr>
-        <w:autoSpaceDE w:val="0"/>
-        <w:autoSpaceDN w:val="0"/>
         <w:jc w:val="center"/>
       </w:pPr>
       <w:r>
@@ -35,8 +31,6 @@
     </w:p>
     <w:p>
       <w:pPr>
-        <w:autoSpaceDE w:val="0"/>
-        <w:autoSpaceDN w:val="0"/>
         <w:pStyle w:val="Heading1"/>
       </w:pPr>
       <w:r>
@@ -63,10 +57,6 @@
             <w:tcW w:type="dxa" w:w="3173"/>
           </w:tcPr>
           <w:p>
-            <w:pPr>
-              <w:autoSpaceDE w:val="0"/>
-              <w:autoSpaceDN w:val="0"/>
-            </w:pPr>
             <w:r/>
             <w:r>
               <w:rPr>
@@ -82,10 +72,6 @@
             <w:tcW w:type="dxa" w:w="3173"/>
           </w:tcPr>
           <w:p>
-            <w:pPr>
-              <w:autoSpaceDE w:val="0"/>
-              <w:autoSpaceDN w:val="0"/>
-            </w:pPr>
             <w:r/>
             <w:r>
               <w:rPr>
@@ -101,10 +87,6 @@
             <w:tcW w:type="dxa" w:w="3173"/>
           </w:tcPr>
           <w:p>
-            <w:pPr>
-              <w:autoSpaceDE w:val="0"/>
-              <w:autoSpaceDN w:val="0"/>
-            </w:pPr>
             <w:r/>
             <w:r>
               <w:rPr>
@@ -122,10 +104,6 @@
             <w:tcW w:type="dxa" w:w="3173"/>
           </w:tcPr>
           <w:p>
-            <w:pPr>
-              <w:autoSpaceDE w:val="0"/>
-              <w:autoSpaceDN w:val="0"/>
-            </w:pPr>
             <w:r/>
             <w:r>
               <w:rPr>
@@ -141,10 +119,6 @@
             <w:tcW w:type="dxa" w:w="3173"/>
           </w:tcPr>
           <w:p>
-            <w:pPr>
-              <w:autoSpaceDE w:val="0"/>
-              <w:autoSpaceDN w:val="0"/>
-            </w:pPr>
             <w:r/>
             <w:r>
               <w:rPr>
@@ -160,10 +134,6 @@
             <w:tcW w:type="dxa" w:w="3173"/>
           </w:tcPr>
           <w:p>
-            <w:pPr>
-              <w:autoSpaceDE w:val="0"/>
-              <w:autoSpaceDN w:val="0"/>
-            </w:pPr>
             <w:r/>
             <w:r>
               <w:rPr>
@@ -181,10 +151,6 @@
             <w:tcW w:type="dxa" w:w="3173"/>
           </w:tcPr>
           <w:p>
-            <w:pPr>
-              <w:autoSpaceDE w:val="0"/>
-              <w:autoSpaceDN w:val="0"/>
-            </w:pPr>
             <w:r/>
             <w:r>
               <w:rPr>
@@ -200,10 +166,6 @@
             <w:tcW w:type="dxa" w:w="3173"/>
           </w:tcPr>
           <w:p>
-            <w:pPr>
-              <w:autoSpaceDE w:val="0"/>
-              <w:autoSpaceDN w:val="0"/>
-            </w:pPr>
             <w:r/>
             <w:r>
               <w:rPr>
@@ -219,10 +181,6 @@
             <w:tcW w:type="dxa" w:w="3173"/>
           </w:tcPr>
           <w:p>
-            <w:pPr>
-              <w:autoSpaceDE w:val="0"/>
-              <w:autoSpaceDN w:val="0"/>
-            </w:pPr>
             <w:r/>
             <w:r>
               <w:rPr>
@@ -240,10 +198,6 @@
             <w:tcW w:type="dxa" w:w="3173"/>
           </w:tcPr>
           <w:p>
-            <w:pPr>
-              <w:autoSpaceDE w:val="0"/>
-              <w:autoSpaceDN w:val="0"/>
-            </w:pPr>
             <w:r/>
             <w:r>
               <w:rPr>
@@ -259,10 +213,6 @@
             <w:tcW w:type="dxa" w:w="3173"/>
           </w:tcPr>
           <w:p>
-            <w:pPr>
-              <w:autoSpaceDE w:val="0"/>
-              <w:autoSpaceDN w:val="0"/>
-            </w:pPr>
             <w:r/>
             <w:r>
               <w:rPr>
@@ -278,10 +228,6 @@
             <w:tcW w:type="dxa" w:w="3173"/>
           </w:tcPr>
           <w:p>
-            <w:pPr>
-              <w:autoSpaceDE w:val="0"/>
-              <w:autoSpaceDN w:val="0"/>
-            </w:pPr>
             <w:r/>
             <w:r>
               <w:rPr>
@@ -299,10 +245,6 @@
             <w:tcW w:type="dxa" w:w="3173"/>
           </w:tcPr>
           <w:p>
-            <w:pPr>
-              <w:autoSpaceDE w:val="0"/>
-              <w:autoSpaceDN w:val="0"/>
-            </w:pPr>
             <w:r/>
             <w:r>
               <w:rPr>
@@ -318,10 +260,6 @@
             <w:tcW w:type="dxa" w:w="3173"/>
           </w:tcPr>
           <w:p>
-            <w:pPr>
-              <w:autoSpaceDE w:val="0"/>
-              <w:autoSpaceDN w:val="0"/>
-            </w:pPr>
             <w:r/>
             <w:r>
               <w:rPr>
@@ -337,10 +275,6 @@
             <w:tcW w:type="dxa" w:w="3173"/>
           </w:tcPr>
           <w:p>
-            <w:pPr>
-              <w:autoSpaceDE w:val="0"/>
-              <w:autoSpaceDN w:val="0"/>
-            </w:pPr>
             <w:r/>
             <w:r>
               <w:rPr>
@@ -358,10 +292,6 @@
             <w:tcW w:type="dxa" w:w="3173"/>
           </w:tcPr>
           <w:p>
-            <w:pPr>
-              <w:autoSpaceDE w:val="0"/>
-              <w:autoSpaceDN w:val="0"/>
-            </w:pPr>
             <w:r/>
             <w:r>
               <w:rPr>
@@ -377,10 +307,6 @@
             <w:tcW w:type="dxa" w:w="3173"/>
           </w:tcPr>
           <w:p>
-            <w:pPr>
-              <w:autoSpaceDE w:val="0"/>
-              <w:autoSpaceDN w:val="0"/>
-            </w:pPr>
             <w:r/>
             <w:r>
               <w:rPr>
@@ -396,10 +322,6 @@
             <w:tcW w:type="dxa" w:w="3173"/>
           </w:tcPr>
           <w:p>
-            <w:pPr>
-              <w:autoSpaceDE w:val="0"/>
-              <w:autoSpaceDN w:val="0"/>
-            </w:pPr>
             <w:r/>
             <w:r>
               <w:rPr>
@@ -417,10 +339,6 @@
             <w:tcW w:type="dxa" w:w="3173"/>
           </w:tcPr>
           <w:p>
-            <w:pPr>
-              <w:autoSpaceDE w:val="0"/>
-              <w:autoSpaceDN w:val="0"/>
-            </w:pPr>
             <w:r/>
             <w:r>
               <w:rPr>
@@ -436,10 +354,6 @@
             <w:tcW w:type="dxa" w:w="3173"/>
           </w:tcPr>
           <w:p>
-            <w:pPr>
-              <w:autoSpaceDE w:val="0"/>
-              <w:autoSpaceDN w:val="0"/>
-            </w:pPr>
             <w:r/>
             <w:r>
               <w:rPr>
@@ -455,10 +369,6 @@
             <w:tcW w:type="dxa" w:w="3173"/>
           </w:tcPr>
           <w:p>
-            <w:pPr>
-              <w:autoSpaceDE w:val="0"/>
-              <w:autoSpaceDN w:val="0"/>
-            </w:pPr>
             <w:r/>
             <w:r>
               <w:rPr>
@@ -476,10 +386,6 @@
             <w:tcW w:type="dxa" w:w="3173"/>
           </w:tcPr>
           <w:p>
-            <w:pPr>
-              <w:autoSpaceDE w:val="0"/>
-              <w:autoSpaceDN w:val="0"/>
-            </w:pPr>
             <w:r/>
             <w:r>
               <w:rPr>
@@ -495,10 +401,6 @@
             <w:tcW w:type="dxa" w:w="3173"/>
           </w:tcPr>
           <w:p>
-            <w:pPr>
-              <w:autoSpaceDE w:val="0"/>
-              <w:autoSpaceDN w:val="0"/>
-            </w:pPr>
             <w:r/>
             <w:r>
               <w:rPr>
@@ -514,10 +416,6 @@
             <w:tcW w:type="dxa" w:w="3173"/>
           </w:tcPr>
           <w:p>
-            <w:pPr>
-              <w:autoSpaceDE w:val="0"/>
-              <w:autoSpaceDN w:val="0"/>
-            </w:pPr>
             <w:r/>
             <w:r>
               <w:rPr>
@@ -535,10 +433,6 @@
             <w:tcW w:type="dxa" w:w="3173"/>
           </w:tcPr>
           <w:p>
-            <w:pPr>
-              <w:autoSpaceDE w:val="0"/>
-              <w:autoSpaceDN w:val="0"/>
-            </w:pPr>
             <w:r/>
             <w:r>
               <w:rPr>
@@ -554,10 +448,6 @@
             <w:tcW w:type="dxa" w:w="3173"/>
           </w:tcPr>
           <w:p>
-            <w:pPr>
-              <w:autoSpaceDE w:val="0"/>
-              <w:autoSpaceDN w:val="0"/>
-            </w:pPr>
             <w:r/>
             <w:r>
               <w:rPr>
@@ -573,10 +463,6 @@
             <w:tcW w:type="dxa" w:w="3173"/>
           </w:tcPr>
           <w:p>
-            <w:pPr>
-              <w:autoSpaceDE w:val="0"/>
-              <w:autoSpaceDN w:val="0"/>
-            </w:pPr>
             <w:r/>
             <w:r>
               <w:rPr>
@@ -594,10 +480,6 @@
             <w:tcW w:type="dxa" w:w="3173"/>
           </w:tcPr>
           <w:p>
-            <w:pPr>
-              <w:autoSpaceDE w:val="0"/>
-              <w:autoSpaceDN w:val="0"/>
-            </w:pPr>
             <w:r/>
             <w:r>
               <w:rPr>
@@ -613,10 +495,6 @@
             <w:tcW w:type="dxa" w:w="3173"/>
           </w:tcPr>
           <w:p>
-            <w:pPr>
-              <w:autoSpaceDE w:val="0"/>
-              <w:autoSpaceDN w:val="0"/>
-            </w:pPr>
             <w:r/>
             <w:r>
               <w:rPr>
@@ -632,10 +510,6 @@
             <w:tcW w:type="dxa" w:w="3173"/>
           </w:tcPr>
           <w:p>
-            <w:pPr>
-              <w:autoSpaceDE w:val="0"/>
-              <w:autoSpaceDN w:val="0"/>
-            </w:pPr>
             <w:r/>
             <w:r>
               <w:rPr>
@@ -651,8 +525,6 @@
     <w:p/>
     <w:p>
       <w:pPr>
-        <w:autoSpaceDE w:val="0"/>
-        <w:autoSpaceDN w:val="0"/>
         <w:jc w:val="both"/>
       </w:pPr>
       <w:r>
@@ -660,22 +532,16 @@
           <w:i/>
           <w:sz w:val="20"/>
         </w:rPr>
-        <w:t>표와 그림 번호는 본편과 구분하기 위해 S를 붙인다(표 S1, 그림 S1). 본편의 번호와 섞이지 않는다.</w:t>
+        <w:t>표 번호는 본편과 구분하기 위해 S를 붙인다(표 S1 … 표 S11). 본편의 번호와 섞이지 않는다. 본편의 표·그림·식을 가리킬 때는 “본편 표 5”처럼 적는다.</w:t>
       </w:r>
     </w:p>
     <w:p>
-      <w:pPr>
-        <w:autoSpaceDE w:val="0"/>
-        <w:autoSpaceDN w:val="0"/>
-      </w:pPr>
       <w:r>
         <w:br w:type="page"/>
       </w:r>
     </w:p>
     <w:p>
       <w:pPr>
-        <w:autoSpaceDE w:val="0"/>
-        <w:autoSpaceDN w:val="0"/>
         <w:pStyle w:val="Heading1"/>
       </w:pPr>
       <w:r>
@@ -687,8 +553,6 @@
     </w:p>
     <w:p>
       <w:pPr>
-        <w:autoSpaceDE w:val="0"/>
-        <w:autoSpaceDN w:val="0"/>
         <w:jc w:val="both"/>
       </w:pPr>
       <w:r>
@@ -701,8 +565,6 @@
     </w:p>
     <w:p>
       <w:pPr>
-        <w:autoSpaceDE w:val="0"/>
-        <w:autoSpaceDN w:val="0"/>
         <w:jc w:val="both"/>
       </w:pPr>
       <w:r>
@@ -715,8 +577,6 @@
     </w:p>
     <w:p>
       <w:pPr>
-        <w:autoSpaceDE w:val="0"/>
-        <w:autoSpaceDN w:val="0"/>
         <w:pStyle w:val="Heading2"/>
       </w:pPr>
       <w:r>
@@ -728,8 +588,6 @@
     </w:p>
     <w:p>
       <w:pPr>
-        <w:autoSpaceDE w:val="0"/>
-        <w:autoSpaceDN w:val="0"/>
         <w:jc w:val="both"/>
       </w:pPr>
       <w:r>
@@ -742,8 +600,6 @@
     </w:p>
     <w:p>
       <w:pPr>
-        <w:autoSpaceDE w:val="0"/>
-        <w:autoSpaceDN w:val="0"/>
         <w:jc w:val="both"/>
       </w:pPr>
       <w:r>
@@ -756,8 +612,6 @@
     </w:p>
     <w:p>
       <w:pPr>
-        <w:autoSpaceDE w:val="0"/>
-        <w:autoSpaceDN w:val="0"/>
         <w:jc w:val="both"/>
       </w:pPr>
       <w:r>
@@ -770,8 +624,6 @@
     </w:p>
     <w:p>
       <w:pPr>
-        <w:autoSpaceDE w:val="0"/>
-        <w:autoSpaceDN w:val="0"/>
         <w:pStyle w:val="Heading1"/>
       </w:pPr>
       <w:r>
@@ -783,8 +635,6 @@
     </w:p>
     <w:p>
       <w:pPr>
-        <w:autoSpaceDE w:val="0"/>
-        <w:autoSpaceDN w:val="0"/>
         <w:jc w:val="both"/>
       </w:pPr>
       <w:r>
@@ -797,8 +647,6 @@
     </w:p>
     <w:p>
       <w:pPr>
-        <w:autoSpaceDE w:val="0"/>
-        <w:autoSpaceDN w:val="0"/>
         <w:pStyle w:val="Heading2"/>
       </w:pPr>
       <w:r>
@@ -810,8 +658,6 @@
     </w:p>
     <w:p>
       <w:pPr>
-        <w:autoSpaceDE w:val="0"/>
-        <w:autoSpaceDN w:val="0"/>
         <w:spacing w:after="80"/>
         <w:ind w:left="340"/>
       </w:pPr>
@@ -825,8 +671,6 @@
     </w:p>
     <w:p>
       <w:pPr>
-        <w:autoSpaceDE w:val="0"/>
-        <w:autoSpaceDN w:val="0"/>
         <w:spacing w:after="80"/>
         <w:ind w:left="340"/>
       </w:pPr>
@@ -840,8 +684,6 @@
     </w:p>
     <w:p>
       <w:pPr>
-        <w:autoSpaceDE w:val="0"/>
-        <w:autoSpaceDN w:val="0"/>
         <w:spacing w:after="80"/>
         <w:ind w:left="340"/>
       </w:pPr>
@@ -855,8 +697,6 @@
     </w:p>
     <w:p>
       <w:pPr>
-        <w:autoSpaceDE w:val="0"/>
-        <w:autoSpaceDN w:val="0"/>
         <w:spacing w:after="80"/>
         <w:ind w:left="340"/>
       </w:pPr>
@@ -870,8 +710,6 @@
     </w:p>
     <w:p>
       <w:pPr>
-        <w:autoSpaceDE w:val="0"/>
-        <w:autoSpaceDN w:val="0"/>
         <w:spacing w:after="80"/>
         <w:ind w:left="340"/>
       </w:pPr>
@@ -885,8 +723,6 @@
     </w:p>
     <w:p>
       <w:pPr>
-        <w:autoSpaceDE w:val="0"/>
-        <w:autoSpaceDN w:val="0"/>
         <w:jc w:val="both"/>
       </w:pPr>
       <w:r>
@@ -899,8 +735,6 @@
     </w:p>
     <w:p>
       <w:pPr>
-        <w:autoSpaceDE w:val="0"/>
-        <w:autoSpaceDN w:val="0"/>
         <w:jc w:val="both"/>
       </w:pPr>
       <w:r>
@@ -913,8 +747,6 @@
     </w:p>
     <w:p>
       <w:pPr>
-        <w:autoSpaceDE w:val="0"/>
-        <w:autoSpaceDN w:val="0"/>
         <w:pStyle w:val="Heading2"/>
       </w:pPr>
       <w:r>
@@ -926,8 +758,6 @@
     </w:p>
     <w:p>
       <w:pPr>
-        <w:autoSpaceDE w:val="0"/>
-        <w:autoSpaceDN w:val="0"/>
         <w:jc w:val="both"/>
       </w:pPr>
       <w:r>
@@ -940,8 +770,6 @@
     </w:p>
     <w:p>
       <w:pPr>
-        <w:autoSpaceDE w:val="0"/>
-        <w:autoSpaceDN w:val="0"/>
         <w:pStyle w:val="Heading2"/>
       </w:pPr>
       <w:r>
@@ -953,8 +781,6 @@
     </w:p>
     <w:p>
       <w:pPr>
-        <w:autoSpaceDE w:val="0"/>
-        <w:autoSpaceDN w:val="0"/>
         <w:jc w:val="both"/>
       </w:pPr>
       <w:r>
@@ -967,8 +793,6 @@
     </w:p>
     <w:p>
       <w:pPr>
-        <w:autoSpaceDE w:val="0"/>
-        <w:autoSpaceDN w:val="0"/>
         <w:jc w:val="both"/>
       </w:pPr>
       <w:r>
@@ -999,10 +823,6 @@
             <w:tcW w:type="dxa" w:w="1586"/>
           </w:tcPr>
           <w:p>
-            <w:pPr>
-              <w:autoSpaceDE w:val="0"/>
-              <w:autoSpaceDN w:val="0"/>
-            </w:pPr>
             <w:r/>
             <w:r>
               <w:rPr>
@@ -1019,8 +839,6 @@
           </w:tcPr>
           <w:p>
             <w:pPr>
-              <w:autoSpaceDE w:val="0"/>
-              <w:autoSpaceDN w:val="0"/>
               <w:jc w:val="right"/>
             </w:pPr>
             <w:r/>
@@ -1039,8 +857,6 @@
           </w:tcPr>
           <w:p>
             <w:pPr>
-              <w:autoSpaceDE w:val="0"/>
-              <w:autoSpaceDN w:val="0"/>
               <w:jc w:val="right"/>
             </w:pPr>
             <w:r/>
@@ -1059,8 +875,6 @@
           </w:tcPr>
           <w:p>
             <w:pPr>
-              <w:autoSpaceDE w:val="0"/>
-              <w:autoSpaceDN w:val="0"/>
               <w:jc w:val="right"/>
             </w:pPr>
             <w:r/>
@@ -1079,8 +893,6 @@
           </w:tcPr>
           <w:p>
             <w:pPr>
-              <w:autoSpaceDE w:val="0"/>
-              <w:autoSpaceDN w:val="0"/>
               <w:jc w:val="right"/>
             </w:pPr>
             <w:r/>
@@ -1099,8 +911,6 @@
           </w:tcPr>
           <w:p>
             <w:pPr>
-              <w:autoSpaceDE w:val="0"/>
-              <w:autoSpaceDN w:val="0"/>
               <w:jc w:val="right"/>
             </w:pPr>
             <w:r/>
@@ -1120,10 +930,6 @@
             <w:tcW w:type="dxa" w:w="1586"/>
           </w:tcPr>
           <w:p>
-            <w:pPr>
-              <w:autoSpaceDE w:val="0"/>
-              <w:autoSpaceDN w:val="0"/>
-            </w:pPr>
             <w:r/>
             <w:r>
               <w:rPr>
@@ -1140,8 +946,6 @@
           </w:tcPr>
           <w:p>
             <w:pPr>
-              <w:autoSpaceDE w:val="0"/>
-              <w:autoSpaceDN w:val="0"/>
               <w:jc w:val="right"/>
             </w:pPr>
             <w:r/>
@@ -1160,8 +964,6 @@
           </w:tcPr>
           <w:p>
             <w:pPr>
-              <w:autoSpaceDE w:val="0"/>
-              <w:autoSpaceDN w:val="0"/>
               <w:jc w:val="right"/>
             </w:pPr>
             <w:r/>
@@ -1180,8 +982,6 @@
           </w:tcPr>
           <w:p>
             <w:pPr>
-              <w:autoSpaceDE w:val="0"/>
-              <w:autoSpaceDN w:val="0"/>
               <w:jc w:val="right"/>
             </w:pPr>
             <w:r/>
@@ -1200,8 +1000,6 @@
           </w:tcPr>
           <w:p>
             <w:pPr>
-              <w:autoSpaceDE w:val="0"/>
-              <w:autoSpaceDN w:val="0"/>
               <w:jc w:val="right"/>
             </w:pPr>
             <w:r/>
@@ -1220,8 +1018,6 @@
           </w:tcPr>
           <w:p>
             <w:pPr>
-              <w:autoSpaceDE w:val="0"/>
-              <w:autoSpaceDN w:val="0"/>
               <w:jc w:val="right"/>
             </w:pPr>
             <w:r/>
@@ -1241,10 +1037,6 @@
             <w:tcW w:type="dxa" w:w="1586"/>
           </w:tcPr>
           <w:p>
-            <w:pPr>
-              <w:autoSpaceDE w:val="0"/>
-              <w:autoSpaceDN w:val="0"/>
-            </w:pPr>
             <w:r/>
             <w:r>
               <w:rPr>
@@ -1261,8 +1053,6 @@
           </w:tcPr>
           <w:p>
             <w:pPr>
-              <w:autoSpaceDE w:val="0"/>
-              <w:autoSpaceDN w:val="0"/>
               <w:jc w:val="right"/>
             </w:pPr>
             <w:r/>
@@ -1281,8 +1071,6 @@
           </w:tcPr>
           <w:p>
             <w:pPr>
-              <w:autoSpaceDE w:val="0"/>
-              <w:autoSpaceDN w:val="0"/>
               <w:jc w:val="right"/>
             </w:pPr>
             <w:r/>
@@ -1301,8 +1089,6 @@
           </w:tcPr>
           <w:p>
             <w:pPr>
-              <w:autoSpaceDE w:val="0"/>
-              <w:autoSpaceDN w:val="0"/>
               <w:jc w:val="right"/>
             </w:pPr>
             <w:r/>
@@ -1321,8 +1107,6 @@
           </w:tcPr>
           <w:p>
             <w:pPr>
-              <w:autoSpaceDE w:val="0"/>
-              <w:autoSpaceDN w:val="0"/>
               <w:jc w:val="right"/>
             </w:pPr>
             <w:r/>
@@ -1341,8 +1125,6 @@
           </w:tcPr>
           <w:p>
             <w:pPr>
-              <w:autoSpaceDE w:val="0"/>
-              <w:autoSpaceDN w:val="0"/>
               <w:jc w:val="right"/>
             </w:pPr>
             <w:r/>
@@ -1362,10 +1144,6 @@
             <w:tcW w:type="dxa" w:w="1586"/>
           </w:tcPr>
           <w:p>
-            <w:pPr>
-              <w:autoSpaceDE w:val="0"/>
-              <w:autoSpaceDN w:val="0"/>
-            </w:pPr>
             <w:r/>
             <w:r>
               <w:rPr>
@@ -1382,8 +1160,6 @@
           </w:tcPr>
           <w:p>
             <w:pPr>
-              <w:autoSpaceDE w:val="0"/>
-              <w:autoSpaceDN w:val="0"/>
               <w:jc w:val="right"/>
             </w:pPr>
             <w:r/>
@@ -1402,8 +1178,6 @@
           </w:tcPr>
           <w:p>
             <w:pPr>
-              <w:autoSpaceDE w:val="0"/>
-              <w:autoSpaceDN w:val="0"/>
               <w:jc w:val="right"/>
             </w:pPr>
             <w:r/>
@@ -1422,8 +1196,6 @@
           </w:tcPr>
           <w:p>
             <w:pPr>
-              <w:autoSpaceDE w:val="0"/>
-              <w:autoSpaceDN w:val="0"/>
               <w:jc w:val="right"/>
             </w:pPr>
             <w:r/>
@@ -1442,8 +1214,6 @@
           </w:tcPr>
           <w:p>
             <w:pPr>
-              <w:autoSpaceDE w:val="0"/>
-              <w:autoSpaceDN w:val="0"/>
               <w:jc w:val="right"/>
             </w:pPr>
             <w:r/>
@@ -1462,8 +1232,6 @@
           </w:tcPr>
           <w:p>
             <w:pPr>
-              <w:autoSpaceDE w:val="0"/>
-              <w:autoSpaceDN w:val="0"/>
               <w:jc w:val="right"/>
             </w:pPr>
             <w:r/>
@@ -1481,8 +1249,6 @@
     <w:p/>
     <w:p>
       <w:pPr>
-        <w:autoSpaceDE w:val="0"/>
-        <w:autoSpaceDN w:val="0"/>
         <w:jc w:val="center"/>
       </w:pPr>
       <w:r>
@@ -1495,8 +1261,6 @@
     </w:p>
     <w:p>
       <w:pPr>
-        <w:autoSpaceDE w:val="0"/>
-        <w:autoSpaceDN w:val="0"/>
         <w:jc w:val="both"/>
       </w:pPr>
       <w:r>
@@ -1509,8 +1273,6 @@
     </w:p>
     <w:p>
       <w:pPr>
-        <w:autoSpaceDE w:val="0"/>
-        <w:autoSpaceDN w:val="0"/>
         <w:jc w:val="both"/>
       </w:pPr>
       <w:r>
@@ -1523,8 +1285,6 @@
     </w:p>
     <w:p>
       <w:pPr>
-        <w:autoSpaceDE w:val="0"/>
-        <w:autoSpaceDN w:val="0"/>
         <w:pStyle w:val="Heading1"/>
       </w:pPr>
       <w:r>
@@ -1536,8 +1296,6 @@
     </w:p>
     <w:p>
       <w:pPr>
-        <w:autoSpaceDE w:val="0"/>
-        <w:autoSpaceDN w:val="0"/>
         <w:jc w:val="both"/>
       </w:pPr>
       <w:r>
@@ -1550,8 +1308,6 @@
     </w:p>
     <w:p>
       <w:pPr>
-        <w:autoSpaceDE w:val="0"/>
-        <w:autoSpaceDN w:val="0"/>
         <w:spacing w:after="80"/>
         <w:ind w:left="340"/>
       </w:pPr>
@@ -1565,8 +1321,6 @@
     </w:p>
     <w:p>
       <w:pPr>
-        <w:autoSpaceDE w:val="0"/>
-        <w:autoSpaceDN w:val="0"/>
         <w:spacing w:after="80"/>
         <w:ind w:left="340"/>
       </w:pPr>
@@ -1580,8 +1334,6 @@
     </w:p>
     <w:p>
       <w:pPr>
-        <w:autoSpaceDE w:val="0"/>
-        <w:autoSpaceDN w:val="0"/>
         <w:spacing w:after="80"/>
         <w:ind w:left="340"/>
       </w:pPr>
@@ -1595,8 +1347,6 @@
     </w:p>
     <w:p>
       <w:pPr>
-        <w:autoSpaceDE w:val="0"/>
-        <w:autoSpaceDN w:val="0"/>
         <w:jc w:val="both"/>
       </w:pPr>
       <w:r>
@@ -1609,8 +1359,6 @@
     </w:p>
     <w:p>
       <w:pPr>
-        <w:autoSpaceDE w:val="0"/>
-        <w:autoSpaceDN w:val="0"/>
         <w:pStyle w:val="Heading2"/>
       </w:pPr>
       <w:r>
@@ -1622,8 +1370,6 @@
     </w:p>
     <w:p>
       <w:pPr>
-        <w:autoSpaceDE w:val="0"/>
-        <w:autoSpaceDN w:val="0"/>
         <w:jc w:val="both"/>
       </w:pPr>
       <w:r>
@@ -1636,8 +1382,6 @@
     </w:p>
     <w:p>
       <w:pPr>
-        <w:autoSpaceDE w:val="0"/>
-        <w:autoSpaceDN w:val="0"/>
         <w:jc w:val="both"/>
       </w:pPr>
       <w:r>
@@ -1650,8 +1394,6 @@
     </w:p>
     <w:p>
       <w:pPr>
-        <w:autoSpaceDE w:val="0"/>
-        <w:autoSpaceDN w:val="0"/>
         <w:jc w:val="both"/>
       </w:pPr>
       <w:r>
@@ -1681,10 +1423,6 @@
             <w:tcW w:type="dxa" w:w="1904"/>
           </w:tcPr>
           <w:p>
-            <w:pPr>
-              <w:autoSpaceDE w:val="0"/>
-              <w:autoSpaceDN w:val="0"/>
-            </w:pPr>
             <w:r/>
             <w:r>
               <w:rPr>
@@ -1701,8 +1439,6 @@
           </w:tcPr>
           <w:p>
             <w:pPr>
-              <w:autoSpaceDE w:val="0"/>
-              <w:autoSpaceDN w:val="0"/>
               <w:jc w:val="right"/>
             </w:pPr>
             <w:r/>
@@ -1721,8 +1457,6 @@
           </w:tcPr>
           <w:p>
             <w:pPr>
-              <w:autoSpaceDE w:val="0"/>
-              <w:autoSpaceDN w:val="0"/>
               <w:jc w:val="right"/>
             </w:pPr>
             <w:r/>
@@ -1741,8 +1475,6 @@
           </w:tcPr>
           <w:p>
             <w:pPr>
-              <w:autoSpaceDE w:val="0"/>
-              <w:autoSpaceDN w:val="0"/>
               <w:jc w:val="right"/>
             </w:pPr>
             <w:r/>
@@ -1761,8 +1493,6 @@
           </w:tcPr>
           <w:p>
             <w:pPr>
-              <w:autoSpaceDE w:val="0"/>
-              <w:autoSpaceDN w:val="0"/>
               <w:jc w:val="right"/>
             </w:pPr>
             <w:r/>
@@ -1782,10 +1512,6 @@
             <w:tcW w:type="dxa" w:w="1904"/>
           </w:tcPr>
           <w:p>
-            <w:pPr>
-              <w:autoSpaceDE w:val="0"/>
-              <w:autoSpaceDN w:val="0"/>
-            </w:pPr>
             <w:r/>
             <w:r>
               <w:rPr>
@@ -1802,8 +1528,6 @@
           </w:tcPr>
           <w:p>
             <w:pPr>
-              <w:autoSpaceDE w:val="0"/>
-              <w:autoSpaceDN w:val="0"/>
               <w:jc w:val="right"/>
             </w:pPr>
             <w:r/>
@@ -1822,8 +1546,6 @@
           </w:tcPr>
           <w:p>
             <w:pPr>
-              <w:autoSpaceDE w:val="0"/>
-              <w:autoSpaceDN w:val="0"/>
               <w:jc w:val="right"/>
             </w:pPr>
             <w:r/>
@@ -1842,8 +1564,6 @@
           </w:tcPr>
           <w:p>
             <w:pPr>
-              <w:autoSpaceDE w:val="0"/>
-              <w:autoSpaceDN w:val="0"/>
               <w:jc w:val="right"/>
             </w:pPr>
             <w:r/>
@@ -1862,8 +1582,6 @@
           </w:tcPr>
           <w:p>
             <w:pPr>
-              <w:autoSpaceDE w:val="0"/>
-              <w:autoSpaceDN w:val="0"/>
               <w:jc w:val="right"/>
             </w:pPr>
             <w:r/>
@@ -1883,10 +1601,6 @@
             <w:tcW w:type="dxa" w:w="1904"/>
           </w:tcPr>
           <w:p>
-            <w:pPr>
-              <w:autoSpaceDE w:val="0"/>
-              <w:autoSpaceDN w:val="0"/>
-            </w:pPr>
             <w:r/>
             <w:r>
               <w:rPr>
@@ -1903,8 +1617,6 @@
           </w:tcPr>
           <w:p>
             <w:pPr>
-              <w:autoSpaceDE w:val="0"/>
-              <w:autoSpaceDN w:val="0"/>
               <w:jc w:val="right"/>
             </w:pPr>
             <w:r/>
@@ -1923,8 +1635,6 @@
           </w:tcPr>
           <w:p>
             <w:pPr>
-              <w:autoSpaceDE w:val="0"/>
-              <w:autoSpaceDN w:val="0"/>
               <w:jc w:val="right"/>
             </w:pPr>
             <w:r/>
@@ -1943,8 +1653,6 @@
           </w:tcPr>
           <w:p>
             <w:pPr>
-              <w:autoSpaceDE w:val="0"/>
-              <w:autoSpaceDN w:val="0"/>
               <w:jc w:val="right"/>
             </w:pPr>
             <w:r/>
@@ -1963,8 +1671,6 @@
           </w:tcPr>
           <w:p>
             <w:pPr>
-              <w:autoSpaceDE w:val="0"/>
-              <w:autoSpaceDN w:val="0"/>
               <w:jc w:val="right"/>
             </w:pPr>
             <w:r/>
@@ -1982,8 +1688,6 @@
     <w:p/>
     <w:p>
       <w:pPr>
-        <w:autoSpaceDE w:val="0"/>
-        <w:autoSpaceDN w:val="0"/>
         <w:jc w:val="center"/>
       </w:pPr>
       <w:r>
@@ -1996,8 +1700,6 @@
     </w:p>
     <w:p>
       <w:pPr>
-        <w:autoSpaceDE w:val="0"/>
-        <w:autoSpaceDN w:val="0"/>
         <w:jc w:val="both"/>
       </w:pPr>
       <w:r>
@@ -2010,8 +1712,6 @@
     </w:p>
     <w:p>
       <w:pPr>
-        <w:autoSpaceDE w:val="0"/>
-        <w:autoSpaceDN w:val="0"/>
         <w:pStyle w:val="Heading1"/>
       </w:pPr>
       <w:r>
@@ -2023,8 +1723,6 @@
     </w:p>
     <w:p>
       <w:pPr>
-        <w:autoSpaceDE w:val="0"/>
-        <w:autoSpaceDN w:val="0"/>
         <w:jc w:val="both"/>
       </w:pPr>
       <w:r>
@@ -2037,8 +1735,6 @@
     </w:p>
     <w:p>
       <w:pPr>
-        <w:autoSpaceDE w:val="0"/>
-        <w:autoSpaceDN w:val="0"/>
         <w:pStyle w:val="Heading2"/>
       </w:pPr>
       <w:r>
@@ -2050,8 +1746,6 @@
     </w:p>
     <w:p>
       <w:pPr>
-        <w:autoSpaceDE w:val="0"/>
-        <w:autoSpaceDN w:val="0"/>
         <w:jc w:val="both"/>
       </w:pPr>
       <w:r>
@@ -2064,8 +1758,6 @@
     </w:p>
     <w:p>
       <w:pPr>
-        <w:autoSpaceDE w:val="0"/>
-        <w:autoSpaceDN w:val="0"/>
         <w:jc w:val="both"/>
       </w:pPr>
       <w:r>
@@ -2078,8 +1770,6 @@
     </w:p>
     <w:p>
       <w:pPr>
-        <w:autoSpaceDE w:val="0"/>
-        <w:autoSpaceDN w:val="0"/>
         <w:jc w:val="both"/>
       </w:pPr>
       <w:r>
@@ -2109,10 +1799,6 @@
             <w:tcW w:type="dxa" w:w="1904"/>
           </w:tcPr>
           <w:p>
-            <w:pPr>
-              <w:autoSpaceDE w:val="0"/>
-              <w:autoSpaceDN w:val="0"/>
-            </w:pPr>
             <w:r/>
             <w:r>
               <w:rPr>
@@ -2129,8 +1815,6 @@
           </w:tcPr>
           <w:p>
             <w:pPr>
-              <w:autoSpaceDE w:val="0"/>
-              <w:autoSpaceDN w:val="0"/>
               <w:jc w:val="right"/>
             </w:pPr>
             <w:r/>
@@ -2149,8 +1833,6 @@
           </w:tcPr>
           <w:p>
             <w:pPr>
-              <w:autoSpaceDE w:val="0"/>
-              <w:autoSpaceDN w:val="0"/>
               <w:jc w:val="right"/>
             </w:pPr>
             <w:r/>
@@ -2169,8 +1851,6 @@
           </w:tcPr>
           <w:p>
             <w:pPr>
-              <w:autoSpaceDE w:val="0"/>
-              <w:autoSpaceDN w:val="0"/>
               <w:jc w:val="right"/>
             </w:pPr>
             <w:r/>
@@ -2189,8 +1869,6 @@
           </w:tcPr>
           <w:p>
             <w:pPr>
-              <w:autoSpaceDE w:val="0"/>
-              <w:autoSpaceDN w:val="0"/>
               <w:jc w:val="right"/>
             </w:pPr>
             <w:r/>
@@ -2210,10 +1888,6 @@
             <w:tcW w:type="dxa" w:w="1904"/>
           </w:tcPr>
           <w:p>
-            <w:pPr>
-              <w:autoSpaceDE w:val="0"/>
-              <w:autoSpaceDN w:val="0"/>
-            </w:pPr>
             <w:r/>
             <w:r>
               <w:rPr>
@@ -2230,8 +1904,6 @@
           </w:tcPr>
           <w:p>
             <w:pPr>
-              <w:autoSpaceDE w:val="0"/>
-              <w:autoSpaceDN w:val="0"/>
               <w:jc w:val="right"/>
             </w:pPr>
             <w:r/>
@@ -2250,8 +1922,6 @@
           </w:tcPr>
           <w:p>
             <w:pPr>
-              <w:autoSpaceDE w:val="0"/>
-              <w:autoSpaceDN w:val="0"/>
               <w:jc w:val="right"/>
             </w:pPr>
             <w:r/>
@@ -2270,8 +1940,6 @@
           </w:tcPr>
           <w:p>
             <w:pPr>
-              <w:autoSpaceDE w:val="0"/>
-              <w:autoSpaceDN w:val="0"/>
               <w:jc w:val="right"/>
             </w:pPr>
             <w:r/>
@@ -2290,8 +1958,6 @@
           </w:tcPr>
           <w:p>
             <w:pPr>
-              <w:autoSpaceDE w:val="0"/>
-              <w:autoSpaceDN w:val="0"/>
               <w:jc w:val="right"/>
             </w:pPr>
             <w:r/>
@@ -2311,10 +1977,6 @@
             <w:tcW w:type="dxa" w:w="1904"/>
           </w:tcPr>
           <w:p>
-            <w:pPr>
-              <w:autoSpaceDE w:val="0"/>
-              <w:autoSpaceDN w:val="0"/>
-            </w:pPr>
             <w:r/>
             <w:r>
               <w:rPr>
@@ -2331,8 +1993,6 @@
           </w:tcPr>
           <w:p>
             <w:pPr>
-              <w:autoSpaceDE w:val="0"/>
-              <w:autoSpaceDN w:val="0"/>
               <w:jc w:val="right"/>
             </w:pPr>
             <w:r/>
@@ -2351,8 +2011,6 @@
           </w:tcPr>
           <w:p>
             <w:pPr>
-              <w:autoSpaceDE w:val="0"/>
-              <w:autoSpaceDN w:val="0"/>
               <w:jc w:val="right"/>
             </w:pPr>
             <w:r/>
@@ -2371,8 +2029,6 @@
           </w:tcPr>
           <w:p>
             <w:pPr>
-              <w:autoSpaceDE w:val="0"/>
-              <w:autoSpaceDN w:val="0"/>
               <w:jc w:val="right"/>
             </w:pPr>
             <w:r/>
@@ -2391,8 +2047,6 @@
           </w:tcPr>
           <w:p>
             <w:pPr>
-              <w:autoSpaceDE w:val="0"/>
-              <w:autoSpaceDN w:val="0"/>
               <w:jc w:val="right"/>
             </w:pPr>
             <w:r/>
@@ -2410,8 +2064,6 @@
     <w:p/>
     <w:p>
       <w:pPr>
-        <w:autoSpaceDE w:val="0"/>
-        <w:autoSpaceDN w:val="0"/>
         <w:jc w:val="center"/>
       </w:pPr>
       <w:r>
@@ -2424,8 +2076,6 @@
     </w:p>
     <w:p>
       <w:pPr>
-        <w:autoSpaceDE w:val="0"/>
-        <w:autoSpaceDN w:val="0"/>
         <w:jc w:val="both"/>
       </w:pPr>
       <w:r>
@@ -2438,8 +2088,6 @@
     </w:p>
     <w:p>
       <w:pPr>
-        <w:autoSpaceDE w:val="0"/>
-        <w:autoSpaceDN w:val="0"/>
         <w:jc w:val="both"/>
       </w:pPr>
       <w:r>
@@ -2452,8 +2100,6 @@
     </w:p>
     <w:p>
       <w:pPr>
-        <w:autoSpaceDE w:val="0"/>
-        <w:autoSpaceDN w:val="0"/>
         <w:jc w:val="both"/>
       </w:pPr>
       <w:r>
@@ -2466,8 +2112,6 @@
     </w:p>
     <w:p>
       <w:pPr>
-        <w:autoSpaceDE w:val="0"/>
-        <w:autoSpaceDN w:val="0"/>
         <w:pStyle w:val="Heading1"/>
       </w:pPr>
       <w:r>
@@ -2479,8 +2123,6 @@
     </w:p>
     <w:p>
       <w:pPr>
-        <w:autoSpaceDE w:val="0"/>
-        <w:autoSpaceDN w:val="0"/>
         <w:jc w:val="both"/>
       </w:pPr>
       <w:r>
@@ -2493,8 +2135,6 @@
     </w:p>
     <w:p>
       <w:pPr>
-        <w:autoSpaceDE w:val="0"/>
-        <w:autoSpaceDN w:val="0"/>
         <w:pStyle w:val="Heading2"/>
       </w:pPr>
       <w:r>
@@ -2506,8 +2146,6 @@
     </w:p>
     <w:p>
       <w:pPr>
-        <w:autoSpaceDE w:val="0"/>
-        <w:autoSpaceDN w:val="0"/>
         <w:spacing w:after="80"/>
         <w:ind w:left="340"/>
       </w:pPr>
@@ -2521,8 +2159,6 @@
     </w:p>
     <w:p>
       <w:pPr>
-        <w:autoSpaceDE w:val="0"/>
-        <w:autoSpaceDN w:val="0"/>
         <w:jc w:val="both"/>
       </w:pPr>
       <w:r>
@@ -2535,8 +2171,6 @@
     </w:p>
     <w:p>
       <w:pPr>
-        <w:autoSpaceDE w:val="0"/>
-        <w:autoSpaceDN w:val="0"/>
         <w:spacing w:after="80"/>
         <w:ind w:left="340"/>
       </w:pPr>
@@ -2550,8 +2184,6 @@
     </w:p>
     <w:p>
       <w:pPr>
-        <w:autoSpaceDE w:val="0"/>
-        <w:autoSpaceDN w:val="0"/>
         <w:jc w:val="both"/>
       </w:pPr>
       <w:r>
@@ -2564,8 +2196,6 @@
     </w:p>
     <w:p>
       <w:pPr>
-        <w:autoSpaceDE w:val="0"/>
-        <w:autoSpaceDN w:val="0"/>
         <w:spacing w:after="80"/>
         <w:ind w:left="340"/>
       </w:pPr>
@@ -2579,8 +2209,6 @@
     </w:p>
     <w:p>
       <w:pPr>
-        <w:autoSpaceDE w:val="0"/>
-        <w:autoSpaceDN w:val="0"/>
         <w:jc w:val="both"/>
       </w:pPr>
       <w:r>
@@ -2593,8 +2221,6 @@
     </w:p>
     <w:p>
       <w:pPr>
-        <w:autoSpaceDE w:val="0"/>
-        <w:autoSpaceDN w:val="0"/>
         <w:spacing w:after="80"/>
         <w:ind w:left="340"/>
       </w:pPr>
@@ -2608,8 +2234,6 @@
     </w:p>
     <w:p>
       <w:pPr>
-        <w:autoSpaceDE w:val="0"/>
-        <w:autoSpaceDN w:val="0"/>
         <w:spacing w:after="80"/>
         <w:ind w:left="340"/>
       </w:pPr>
@@ -2623,8 +2247,6 @@
     </w:p>
     <w:p>
       <w:pPr>
-        <w:autoSpaceDE w:val="0"/>
-        <w:autoSpaceDN w:val="0"/>
         <w:spacing w:after="80"/>
         <w:ind w:left="340"/>
       </w:pPr>
@@ -2638,8 +2260,6 @@
     </w:p>
     <w:p>
       <w:pPr>
-        <w:autoSpaceDE w:val="0"/>
-        <w:autoSpaceDN w:val="0"/>
         <w:spacing w:after="80"/>
         <w:ind w:left="340"/>
       </w:pPr>
@@ -2653,8 +2273,6 @@
     </w:p>
     <w:p>
       <w:pPr>
-        <w:autoSpaceDE w:val="0"/>
-        <w:autoSpaceDN w:val="0"/>
         <w:spacing w:after="80"/>
         <w:ind w:left="340"/>
       </w:pPr>
@@ -2668,8 +2286,6 @@
     </w:p>
     <w:p>
       <w:pPr>
-        <w:autoSpaceDE w:val="0"/>
-        <w:autoSpaceDN w:val="0"/>
         <w:jc w:val="both"/>
       </w:pPr>
       <w:r>
@@ -2682,8 +2298,6 @@
     </w:p>
     <w:p>
       <w:pPr>
-        <w:autoSpaceDE w:val="0"/>
-        <w:autoSpaceDN w:val="0"/>
         <w:jc w:val="both"/>
       </w:pPr>
       <w:r>
@@ -2696,8 +2310,6 @@
     </w:p>
     <w:p>
       <w:pPr>
-        <w:autoSpaceDE w:val="0"/>
-        <w:autoSpaceDN w:val="0"/>
         <w:pStyle w:val="Heading2"/>
       </w:pPr>
       <w:r>
@@ -2724,10 +2336,6 @@
             <w:tcW w:type="dxa" w:w="3173"/>
           </w:tcPr>
           <w:p>
-            <w:pPr>
-              <w:autoSpaceDE w:val="0"/>
-              <w:autoSpaceDN w:val="0"/>
-            </w:pPr>
             <w:r/>
             <w:r>
               <w:rPr>
@@ -2743,10 +2351,6 @@
             <w:tcW w:type="dxa" w:w="3173"/>
           </w:tcPr>
           <w:p>
-            <w:pPr>
-              <w:autoSpaceDE w:val="0"/>
-              <w:autoSpaceDN w:val="0"/>
-            </w:pPr>
             <w:r/>
             <w:r>
               <w:rPr>
@@ -2762,10 +2366,6 @@
             <w:tcW w:type="dxa" w:w="3173"/>
           </w:tcPr>
           <w:p>
-            <w:pPr>
-              <w:autoSpaceDE w:val="0"/>
-              <w:autoSpaceDN w:val="0"/>
-            </w:pPr>
             <w:r/>
             <w:r>
               <w:rPr>
@@ -2783,10 +2383,6 @@
             <w:tcW w:type="dxa" w:w="3173"/>
           </w:tcPr>
           <w:p>
-            <w:pPr>
-              <w:autoSpaceDE w:val="0"/>
-              <w:autoSpaceDN w:val="0"/>
-            </w:pPr>
             <w:r/>
             <w:r>
               <w:rPr>
@@ -2802,10 +2398,6 @@
             <w:tcW w:type="dxa" w:w="3173"/>
           </w:tcPr>
           <w:p>
-            <w:pPr>
-              <w:autoSpaceDE w:val="0"/>
-              <w:autoSpaceDN w:val="0"/>
-            </w:pPr>
             <w:r/>
             <w:r>
               <w:rPr>
@@ -2821,10 +2413,6 @@
             <w:tcW w:type="dxa" w:w="3173"/>
           </w:tcPr>
           <w:p>
-            <w:pPr>
-              <w:autoSpaceDE w:val="0"/>
-              <w:autoSpaceDN w:val="0"/>
-            </w:pPr>
             <w:r/>
             <w:r>
               <w:rPr>
@@ -2842,10 +2430,6 @@
             <w:tcW w:type="dxa" w:w="3173"/>
           </w:tcPr>
           <w:p>
-            <w:pPr>
-              <w:autoSpaceDE w:val="0"/>
-              <w:autoSpaceDN w:val="0"/>
-            </w:pPr>
             <w:r/>
             <w:r>
               <w:rPr>
@@ -2861,10 +2445,6 @@
             <w:tcW w:type="dxa" w:w="3173"/>
           </w:tcPr>
           <w:p>
-            <w:pPr>
-              <w:autoSpaceDE w:val="0"/>
-              <w:autoSpaceDN w:val="0"/>
-            </w:pPr>
             <w:r/>
             <w:r>
               <w:rPr>
@@ -2880,10 +2460,6 @@
             <w:tcW w:type="dxa" w:w="3173"/>
           </w:tcPr>
           <w:p>
-            <w:pPr>
-              <w:autoSpaceDE w:val="0"/>
-              <w:autoSpaceDN w:val="0"/>
-            </w:pPr>
             <w:r/>
             <w:r>
               <w:rPr>
@@ -2901,10 +2477,6 @@
             <w:tcW w:type="dxa" w:w="3173"/>
           </w:tcPr>
           <w:p>
-            <w:pPr>
-              <w:autoSpaceDE w:val="0"/>
-              <w:autoSpaceDN w:val="0"/>
-            </w:pPr>
             <w:r/>
             <w:r>
               <w:rPr>
@@ -2920,10 +2492,6 @@
             <w:tcW w:type="dxa" w:w="3173"/>
           </w:tcPr>
           <w:p>
-            <w:pPr>
-              <w:autoSpaceDE w:val="0"/>
-              <w:autoSpaceDN w:val="0"/>
-            </w:pPr>
             <w:r/>
             <w:r>
               <w:rPr>
@@ -2939,10 +2507,6 @@
             <w:tcW w:type="dxa" w:w="3173"/>
           </w:tcPr>
           <w:p>
-            <w:pPr>
-              <w:autoSpaceDE w:val="0"/>
-              <w:autoSpaceDN w:val="0"/>
-            </w:pPr>
             <w:r/>
             <w:r>
               <w:rPr>
@@ -2960,10 +2524,6 @@
             <w:tcW w:type="dxa" w:w="3173"/>
           </w:tcPr>
           <w:p>
-            <w:pPr>
-              <w:autoSpaceDE w:val="0"/>
-              <w:autoSpaceDN w:val="0"/>
-            </w:pPr>
             <w:r/>
             <w:r>
               <w:rPr>
@@ -2979,10 +2539,6 @@
             <w:tcW w:type="dxa" w:w="3173"/>
           </w:tcPr>
           <w:p>
-            <w:pPr>
-              <w:autoSpaceDE w:val="0"/>
-              <w:autoSpaceDN w:val="0"/>
-            </w:pPr>
             <w:r/>
             <w:r>
               <w:rPr>
@@ -2998,10 +2554,6 @@
             <w:tcW w:type="dxa" w:w="3173"/>
           </w:tcPr>
           <w:p>
-            <w:pPr>
-              <w:autoSpaceDE w:val="0"/>
-              <w:autoSpaceDN w:val="0"/>
-            </w:pPr>
             <w:r/>
             <w:r>
               <w:rPr>
@@ -3019,10 +2571,6 @@
             <w:tcW w:type="dxa" w:w="3173"/>
           </w:tcPr>
           <w:p>
-            <w:pPr>
-              <w:autoSpaceDE w:val="0"/>
-              <w:autoSpaceDN w:val="0"/>
-            </w:pPr>
             <w:r/>
             <w:r>
               <w:rPr>
@@ -3038,10 +2586,6 @@
             <w:tcW w:type="dxa" w:w="3173"/>
           </w:tcPr>
           <w:p>
-            <w:pPr>
-              <w:autoSpaceDE w:val="0"/>
-              <w:autoSpaceDN w:val="0"/>
-            </w:pPr>
             <w:r/>
             <w:r>
               <w:rPr>
@@ -3057,10 +2601,6 @@
             <w:tcW w:type="dxa" w:w="3173"/>
           </w:tcPr>
           <w:p>
-            <w:pPr>
-              <w:autoSpaceDE w:val="0"/>
-              <w:autoSpaceDN w:val="0"/>
-            </w:pPr>
             <w:r/>
             <w:r>
               <w:rPr>
@@ -3078,10 +2618,6 @@
             <w:tcW w:type="dxa" w:w="3173"/>
           </w:tcPr>
           <w:p>
-            <w:pPr>
-              <w:autoSpaceDE w:val="0"/>
-              <w:autoSpaceDN w:val="0"/>
-            </w:pPr>
             <w:r/>
             <w:r>
               <w:rPr>
@@ -3097,10 +2633,6 @@
             <w:tcW w:type="dxa" w:w="3173"/>
           </w:tcPr>
           <w:p>
-            <w:pPr>
-              <w:autoSpaceDE w:val="0"/>
-              <w:autoSpaceDN w:val="0"/>
-            </w:pPr>
             <w:r/>
             <w:r>
               <w:rPr>
@@ -3116,10 +2648,6 @@
             <w:tcW w:type="dxa" w:w="3173"/>
           </w:tcPr>
           <w:p>
-            <w:pPr>
-              <w:autoSpaceDE w:val="0"/>
-              <w:autoSpaceDN w:val="0"/>
-            </w:pPr>
             <w:r/>
             <w:r>
               <w:rPr>
@@ -3135,8 +2663,6 @@
     <w:p/>
     <w:p>
       <w:pPr>
-        <w:autoSpaceDE w:val="0"/>
-        <w:autoSpaceDN w:val="0"/>
         <w:jc w:val="center"/>
       </w:pPr>
       <w:r>
@@ -3149,8 +2675,6 @@
     </w:p>
     <w:p>
       <w:pPr>
-        <w:autoSpaceDE w:val="0"/>
-        <w:autoSpaceDN w:val="0"/>
         <w:jc w:val="both"/>
       </w:pPr>
       <w:r>
@@ -3163,8 +2687,6 @@
     </w:p>
     <w:p>
       <w:pPr>
-        <w:autoSpaceDE w:val="0"/>
-        <w:autoSpaceDN w:val="0"/>
         <w:pStyle w:val="Heading2"/>
       </w:pPr>
       <w:r>
@@ -3176,8 +2698,6 @@
     </w:p>
     <w:p>
       <w:pPr>
-        <w:autoSpaceDE w:val="0"/>
-        <w:autoSpaceDN w:val="0"/>
         <w:jc w:val="both"/>
       </w:pPr>
       <w:r>
@@ -3206,10 +2726,6 @@
             <w:tcW w:type="dxa" w:w="2379"/>
           </w:tcPr>
           <w:p>
-            <w:pPr>
-              <w:autoSpaceDE w:val="0"/>
-              <w:autoSpaceDN w:val="0"/>
-            </w:pPr>
             <w:r/>
             <w:r>
               <w:rPr>
@@ -3226,8 +2742,6 @@
           </w:tcPr>
           <w:p>
             <w:pPr>
-              <w:autoSpaceDE w:val="0"/>
-              <w:autoSpaceDN w:val="0"/>
               <w:jc w:val="right"/>
             </w:pPr>
             <w:r/>
@@ -3245,10 +2759,6 @@
             <w:tcW w:type="dxa" w:w="2379"/>
           </w:tcPr>
           <w:p>
-            <w:pPr>
-              <w:autoSpaceDE w:val="0"/>
-              <w:autoSpaceDN w:val="0"/>
-            </w:pPr>
             <w:r/>
             <w:r>
               <w:rPr>
@@ -3265,8 +2775,6 @@
           </w:tcPr>
           <w:p>
             <w:pPr>
-              <w:autoSpaceDE w:val="0"/>
-              <w:autoSpaceDN w:val="0"/>
               <w:jc w:val="right"/>
             </w:pPr>
             <w:r/>
@@ -3286,10 +2794,6 @@
             <w:tcW w:type="dxa" w:w="2379"/>
           </w:tcPr>
           <w:p>
-            <w:pPr>
-              <w:autoSpaceDE w:val="0"/>
-              <w:autoSpaceDN w:val="0"/>
-            </w:pPr>
             <w:r/>
             <w:r>
               <w:rPr>
@@ -3306,8 +2810,6 @@
           </w:tcPr>
           <w:p>
             <w:pPr>
-              <w:autoSpaceDE w:val="0"/>
-              <w:autoSpaceDN w:val="0"/>
               <w:jc w:val="right"/>
             </w:pPr>
             <w:r/>
@@ -3325,10 +2827,6 @@
             <w:tcW w:type="dxa" w:w="2379"/>
           </w:tcPr>
           <w:p>
-            <w:pPr>
-              <w:autoSpaceDE w:val="0"/>
-              <w:autoSpaceDN w:val="0"/>
-            </w:pPr>
             <w:r/>
             <w:r>
               <w:rPr>
@@ -3345,8 +2843,6 @@
           </w:tcPr>
           <w:p>
             <w:pPr>
-              <w:autoSpaceDE w:val="0"/>
-              <w:autoSpaceDN w:val="0"/>
               <w:jc w:val="right"/>
             </w:pPr>
             <w:r/>
@@ -3366,10 +2862,6 @@
             <w:tcW w:type="dxa" w:w="2379"/>
           </w:tcPr>
           <w:p>
-            <w:pPr>
-              <w:autoSpaceDE w:val="0"/>
-              <w:autoSpaceDN w:val="0"/>
-            </w:pPr>
             <w:r/>
             <w:r>
               <w:rPr>
@@ -3386,8 +2878,6 @@
           </w:tcPr>
           <w:p>
             <w:pPr>
-              <w:autoSpaceDE w:val="0"/>
-              <w:autoSpaceDN w:val="0"/>
               <w:jc w:val="right"/>
             </w:pPr>
             <w:r/>
@@ -3405,10 +2895,6 @@
             <w:tcW w:type="dxa" w:w="2379"/>
           </w:tcPr>
           <w:p>
-            <w:pPr>
-              <w:autoSpaceDE w:val="0"/>
-              <w:autoSpaceDN w:val="0"/>
-            </w:pPr>
             <w:r/>
             <w:r>
               <w:rPr>
@@ -3425,8 +2911,6 @@
           </w:tcPr>
           <w:p>
             <w:pPr>
-              <w:autoSpaceDE w:val="0"/>
-              <w:autoSpaceDN w:val="0"/>
               <w:jc w:val="right"/>
             </w:pPr>
             <w:r/>
@@ -3446,10 +2930,6 @@
             <w:tcW w:type="dxa" w:w="2379"/>
           </w:tcPr>
           <w:p>
-            <w:pPr>
-              <w:autoSpaceDE w:val="0"/>
-              <w:autoSpaceDN w:val="0"/>
-            </w:pPr>
             <w:r/>
             <w:r>
               <w:rPr>
@@ -3466,8 +2946,6 @@
           </w:tcPr>
           <w:p>
             <w:pPr>
-              <w:autoSpaceDE w:val="0"/>
-              <w:autoSpaceDN w:val="0"/>
               <w:jc w:val="right"/>
             </w:pPr>
             <w:r/>
@@ -3485,10 +2963,6 @@
             <w:tcW w:type="dxa" w:w="2379"/>
           </w:tcPr>
           <w:p>
-            <w:pPr>
-              <w:autoSpaceDE w:val="0"/>
-              <w:autoSpaceDN w:val="0"/>
-            </w:pPr>
             <w:r/>
             <w:r>
               <w:rPr>
@@ -3505,8 +2979,6 @@
           </w:tcPr>
           <w:p>
             <w:pPr>
-              <w:autoSpaceDE w:val="0"/>
-              <w:autoSpaceDN w:val="0"/>
               <w:jc w:val="right"/>
             </w:pPr>
             <w:r/>
@@ -3526,10 +2998,6 @@
             <w:tcW w:type="dxa" w:w="2379"/>
           </w:tcPr>
           <w:p>
-            <w:pPr>
-              <w:autoSpaceDE w:val="0"/>
-              <w:autoSpaceDN w:val="0"/>
-            </w:pPr>
             <w:r/>
             <w:r>
               <w:rPr>
@@ -3546,8 +3014,6 @@
           </w:tcPr>
           <w:p>
             <w:pPr>
-              <w:autoSpaceDE w:val="0"/>
-              <w:autoSpaceDN w:val="0"/>
               <w:jc w:val="right"/>
             </w:pPr>
             <w:r/>
@@ -3565,10 +3031,6 @@
             <w:tcW w:type="dxa" w:w="2379"/>
           </w:tcPr>
           <w:p>
-            <w:pPr>
-              <w:autoSpaceDE w:val="0"/>
-              <w:autoSpaceDN w:val="0"/>
-            </w:pPr>
             <w:r/>
             <w:r>
               <w:rPr>
@@ -3585,8 +3047,6 @@
           </w:tcPr>
           <w:p>
             <w:pPr>
-              <w:autoSpaceDE w:val="0"/>
-              <w:autoSpaceDN w:val="0"/>
               <w:jc w:val="right"/>
             </w:pPr>
             <w:r/>
@@ -3606,10 +3066,6 @@
             <w:tcW w:type="dxa" w:w="2379"/>
           </w:tcPr>
           <w:p>
-            <w:pPr>
-              <w:autoSpaceDE w:val="0"/>
-              <w:autoSpaceDN w:val="0"/>
-            </w:pPr>
             <w:r/>
             <w:r>
               <w:rPr>
@@ -3626,8 +3082,6 @@
           </w:tcPr>
           <w:p>
             <w:pPr>
-              <w:autoSpaceDE w:val="0"/>
-              <w:autoSpaceDN w:val="0"/>
               <w:jc w:val="right"/>
             </w:pPr>
             <w:r/>
@@ -3645,10 +3099,6 @@
             <w:tcW w:type="dxa" w:w="2379"/>
           </w:tcPr>
           <w:p>
-            <w:pPr>
-              <w:autoSpaceDE w:val="0"/>
-              <w:autoSpaceDN w:val="0"/>
-            </w:pPr>
             <w:r/>
             <w:r>
               <w:rPr>
@@ -3665,8 +3115,6 @@
           </w:tcPr>
           <w:p>
             <w:pPr>
-              <w:autoSpaceDE w:val="0"/>
-              <w:autoSpaceDN w:val="0"/>
               <w:jc w:val="right"/>
             </w:pPr>
             <w:r/>
@@ -3684,8 +3132,6 @@
     <w:p/>
     <w:p>
       <w:pPr>
-        <w:autoSpaceDE w:val="0"/>
-        <w:autoSpaceDN w:val="0"/>
         <w:jc w:val="center"/>
       </w:pPr>
       <w:r>
@@ -3698,8 +3144,6 @@
     </w:p>
     <w:p>
       <w:pPr>
-        <w:autoSpaceDE w:val="0"/>
-        <w:autoSpaceDN w:val="0"/>
         <w:jc w:val="both"/>
       </w:pPr>
       <w:r>
@@ -3728,10 +3172,6 @@
             <w:tcW w:type="dxa" w:w="2379"/>
           </w:tcPr>
           <w:p>
-            <w:pPr>
-              <w:autoSpaceDE w:val="0"/>
-              <w:autoSpaceDN w:val="0"/>
-            </w:pPr>
             <w:r/>
             <w:r>
               <w:rPr>
@@ -3748,8 +3188,6 @@
           </w:tcPr>
           <w:p>
             <w:pPr>
-              <w:autoSpaceDE w:val="0"/>
-              <w:autoSpaceDN w:val="0"/>
               <w:jc w:val="right"/>
             </w:pPr>
             <w:r/>
@@ -3768,8 +3206,6 @@
           </w:tcPr>
           <w:p>
             <w:pPr>
-              <w:autoSpaceDE w:val="0"/>
-              <w:autoSpaceDN w:val="0"/>
               <w:jc w:val="right"/>
             </w:pPr>
             <w:r/>
@@ -3787,10 +3223,6 @@
             <w:tcW w:type="dxa" w:w="2379"/>
           </w:tcPr>
           <w:p>
-            <w:pPr>
-              <w:autoSpaceDE w:val="0"/>
-              <w:autoSpaceDN w:val="0"/>
-            </w:pPr>
             <w:r/>
             <w:r>
               <w:rPr>
@@ -3808,10 +3240,6 @@
             <w:tcW w:type="dxa" w:w="2379"/>
           </w:tcPr>
           <w:p>
-            <w:pPr>
-              <w:autoSpaceDE w:val="0"/>
-              <w:autoSpaceDN w:val="0"/>
-            </w:pPr>
             <w:r/>
             <w:r>
               <w:rPr>
@@ -3828,8 +3256,6 @@
           </w:tcPr>
           <w:p>
             <w:pPr>
-              <w:autoSpaceDE w:val="0"/>
-              <w:autoSpaceDN w:val="0"/>
               <w:jc w:val="right"/>
             </w:pPr>
             <w:r/>
@@ -3848,8 +3274,6 @@
           </w:tcPr>
           <w:p>
             <w:pPr>
-              <w:autoSpaceDE w:val="0"/>
-              <w:autoSpaceDN w:val="0"/>
               <w:jc w:val="right"/>
             </w:pPr>
             <w:r/>
@@ -3867,10 +3291,6 @@
             <w:tcW w:type="dxa" w:w="2379"/>
           </w:tcPr>
           <w:p>
-            <w:pPr>
-              <w:autoSpaceDE w:val="0"/>
-              <w:autoSpaceDN w:val="0"/>
-            </w:pPr>
             <w:r/>
             <w:r>
               <w:rPr>
@@ -3888,10 +3308,6 @@
             <w:tcW w:type="dxa" w:w="2379"/>
           </w:tcPr>
           <w:p>
-            <w:pPr>
-              <w:autoSpaceDE w:val="0"/>
-              <w:autoSpaceDN w:val="0"/>
-            </w:pPr>
             <w:r/>
             <w:r>
               <w:rPr>
@@ -3908,8 +3324,6 @@
           </w:tcPr>
           <w:p>
             <w:pPr>
-              <w:autoSpaceDE w:val="0"/>
-              <w:autoSpaceDN w:val="0"/>
               <w:jc w:val="right"/>
             </w:pPr>
             <w:r/>
@@ -3928,8 +3342,6 @@
           </w:tcPr>
           <w:p>
             <w:pPr>
-              <w:autoSpaceDE w:val="0"/>
-              <w:autoSpaceDN w:val="0"/>
               <w:jc w:val="right"/>
             </w:pPr>
             <w:r/>
@@ -3947,10 +3359,6 @@
             <w:tcW w:type="dxa" w:w="2379"/>
           </w:tcPr>
           <w:p>
-            <w:pPr>
-              <w:autoSpaceDE w:val="0"/>
-              <w:autoSpaceDN w:val="0"/>
-            </w:pPr>
             <w:r/>
             <w:r>
               <w:rPr>
@@ -3968,10 +3376,6 @@
             <w:tcW w:type="dxa" w:w="2379"/>
           </w:tcPr>
           <w:p>
-            <w:pPr>
-              <w:autoSpaceDE w:val="0"/>
-              <w:autoSpaceDN w:val="0"/>
-            </w:pPr>
             <w:r/>
             <w:r>
               <w:rPr>
@@ -3988,8 +3392,6 @@
           </w:tcPr>
           <w:p>
             <w:pPr>
-              <w:autoSpaceDE w:val="0"/>
-              <w:autoSpaceDN w:val="0"/>
               <w:jc w:val="right"/>
             </w:pPr>
             <w:r/>
@@ -4008,8 +3410,6 @@
           </w:tcPr>
           <w:p>
             <w:pPr>
-              <w:autoSpaceDE w:val="0"/>
-              <w:autoSpaceDN w:val="0"/>
               <w:jc w:val="right"/>
             </w:pPr>
             <w:r/>
@@ -4027,10 +3427,6 @@
             <w:tcW w:type="dxa" w:w="2379"/>
           </w:tcPr>
           <w:p>
-            <w:pPr>
-              <w:autoSpaceDE w:val="0"/>
-              <w:autoSpaceDN w:val="0"/>
-            </w:pPr>
             <w:r/>
             <w:r>
               <w:rPr>
@@ -4046,8 +3442,6 @@
     <w:p/>
     <w:p>
       <w:pPr>
-        <w:autoSpaceDE w:val="0"/>
-        <w:autoSpaceDN w:val="0"/>
         <w:jc w:val="center"/>
       </w:pPr>
       <w:r>
@@ -4060,8 +3454,6 @@
     </w:p>
     <w:p>
       <w:pPr>
-        <w:autoSpaceDE w:val="0"/>
-        <w:autoSpaceDN w:val="0"/>
         <w:jc w:val="both"/>
       </w:pPr>
       <w:r>
@@ -4074,8 +3466,6 @@
     </w:p>
     <w:p>
       <w:pPr>
-        <w:autoSpaceDE w:val="0"/>
-        <w:autoSpaceDN w:val="0"/>
         <w:jc w:val="both"/>
       </w:pPr>
       <w:r>
@@ -4088,8 +3478,6 @@
     </w:p>
     <w:p>
       <w:pPr>
-        <w:autoSpaceDE w:val="0"/>
-        <w:autoSpaceDN w:val="0"/>
         <w:pStyle w:val="Heading2"/>
       </w:pPr>
       <w:r>
@@ -4101,8 +3489,6 @@
     </w:p>
     <w:p>
       <w:pPr>
-        <w:autoSpaceDE w:val="0"/>
-        <w:autoSpaceDN w:val="0"/>
         <w:jc w:val="both"/>
       </w:pPr>
       <w:r>
@@ -4115,8 +3501,6 @@
     </w:p>
     <w:p>
       <w:pPr>
-        <w:autoSpaceDE w:val="0"/>
-        <w:autoSpaceDN w:val="0"/>
         <w:jc w:val="both"/>
       </w:pPr>
       <w:r>
@@ -4129,8 +3513,6 @@
     </w:p>
     <w:p>
       <w:pPr>
-        <w:autoSpaceDE w:val="0"/>
-        <w:autoSpaceDN w:val="0"/>
         <w:jc w:val="both"/>
       </w:pPr>
       <w:r>
@@ -4143,8 +3525,6 @@
     </w:p>
     <w:p>
       <w:pPr>
-        <w:autoSpaceDE w:val="0"/>
-        <w:autoSpaceDN w:val="0"/>
         <w:pStyle w:val="Heading2"/>
       </w:pPr>
       <w:r>
@@ -4156,8 +3536,6 @@
     </w:p>
     <w:p>
       <w:pPr>
-        <w:autoSpaceDE w:val="0"/>
-        <w:autoSpaceDN w:val="0"/>
         <w:jc w:val="both"/>
       </w:pPr>
       <w:r>
@@ -4170,8 +3548,6 @@
     </w:p>
     <w:p>
       <w:pPr>
-        <w:autoSpaceDE w:val="0"/>
-        <w:autoSpaceDN w:val="0"/>
         <w:pStyle w:val="Heading1"/>
       </w:pPr>
       <w:r>
@@ -4183,8 +3559,6 @@
     </w:p>
     <w:p>
       <w:pPr>
-        <w:autoSpaceDE w:val="0"/>
-        <w:autoSpaceDN w:val="0"/>
         <w:jc w:val="both"/>
       </w:pPr>
       <w:r>
@@ -4197,8 +3571,6 @@
     </w:p>
     <w:p>
       <w:pPr>
-        <w:autoSpaceDE w:val="0"/>
-        <w:autoSpaceDN w:val="0"/>
         <w:jc w:val="both"/>
       </w:pPr>
       <w:r>
@@ -4211,8 +3583,6 @@
     </w:p>
     <w:p>
       <w:pPr>
-        <w:autoSpaceDE w:val="0"/>
-        <w:autoSpaceDN w:val="0"/>
         <w:pStyle w:val="Heading1"/>
       </w:pPr>
       <w:r>
@@ -4224,8 +3594,6 @@
     </w:p>
     <w:p>
       <w:pPr>
-        <w:autoSpaceDE w:val="0"/>
-        <w:autoSpaceDN w:val="0"/>
         <w:jc w:val="both"/>
       </w:pPr>
       <w:r>
@@ -4254,10 +3622,6 @@
             <w:tcW w:type="dxa" w:w="2379"/>
           </w:tcPr>
           <w:p>
-            <w:pPr>
-              <w:autoSpaceDE w:val="0"/>
-              <w:autoSpaceDN w:val="0"/>
-            </w:pPr>
             <w:r/>
             <w:r>
               <w:rPr>
@@ -4273,10 +3637,6 @@
             <w:tcW w:type="dxa" w:w="2379"/>
           </w:tcPr>
           <w:p>
-            <w:pPr>
-              <w:autoSpaceDE w:val="0"/>
-              <w:autoSpaceDN w:val="0"/>
-            </w:pPr>
             <w:r/>
             <w:r>
               <w:rPr>
@@ -4292,10 +3652,6 @@
             <w:tcW w:type="dxa" w:w="2379"/>
           </w:tcPr>
           <w:p>
-            <w:pPr>
-              <w:autoSpaceDE w:val="0"/>
-              <w:autoSpaceDN w:val="0"/>
-            </w:pPr>
             <w:r/>
             <w:r>
               <w:rPr>
@@ -4311,10 +3667,6 @@
             <w:tcW w:type="dxa" w:w="2379"/>
           </w:tcPr>
           <w:p>
-            <w:pPr>
-              <w:autoSpaceDE w:val="0"/>
-              <w:autoSpaceDN w:val="0"/>
-            </w:pPr>
             <w:r/>
             <w:r>
               <w:rPr>
@@ -4332,10 +3684,6 @@
             <w:tcW w:type="dxa" w:w="2379"/>
           </w:tcPr>
           <w:p>
-            <w:pPr>
-              <w:autoSpaceDE w:val="0"/>
-              <w:autoSpaceDN w:val="0"/>
-            </w:pPr>
             <w:r/>
             <w:r>
               <w:rPr>
@@ -4351,10 +3699,6 @@
             <w:tcW w:type="dxa" w:w="2379"/>
           </w:tcPr>
           <w:p>
-            <w:pPr>
-              <w:autoSpaceDE w:val="0"/>
-              <w:autoSpaceDN w:val="0"/>
-            </w:pPr>
             <w:r/>
             <w:r>
               <w:rPr>
@@ -4370,10 +3714,6 @@
             <w:tcW w:type="dxa" w:w="2379"/>
           </w:tcPr>
           <w:p>
-            <w:pPr>
-              <w:autoSpaceDE w:val="0"/>
-              <w:autoSpaceDN w:val="0"/>
-            </w:pPr>
             <w:r/>
             <w:r>
               <w:rPr>
@@ -4389,10 +3729,6 @@
             <w:tcW w:type="dxa" w:w="2379"/>
           </w:tcPr>
           <w:p>
-            <w:pPr>
-              <w:autoSpaceDE w:val="0"/>
-              <w:autoSpaceDN w:val="0"/>
-            </w:pPr>
             <w:r/>
             <w:r>
               <w:rPr>
@@ -4410,10 +3746,6 @@
             <w:tcW w:type="dxa" w:w="2379"/>
           </w:tcPr>
           <w:p>
-            <w:pPr>
-              <w:autoSpaceDE w:val="0"/>
-              <w:autoSpaceDN w:val="0"/>
-            </w:pPr>
             <w:r/>
             <w:r>
               <w:rPr>
@@ -4429,10 +3761,6 @@
             <w:tcW w:type="dxa" w:w="2379"/>
           </w:tcPr>
           <w:p>
-            <w:pPr>
-              <w:autoSpaceDE w:val="0"/>
-              <w:autoSpaceDN w:val="0"/>
-            </w:pPr>
             <w:r/>
             <w:r>
               <w:rPr>
@@ -4448,10 +3776,6 @@
             <w:tcW w:type="dxa" w:w="2379"/>
           </w:tcPr>
           <w:p>
-            <w:pPr>
-              <w:autoSpaceDE w:val="0"/>
-              <w:autoSpaceDN w:val="0"/>
-            </w:pPr>
             <w:r/>
             <w:r>
               <w:rPr>
@@ -4467,10 +3791,6 @@
             <w:tcW w:type="dxa" w:w="2379"/>
           </w:tcPr>
           <w:p>
-            <w:pPr>
-              <w:autoSpaceDE w:val="0"/>
-              <w:autoSpaceDN w:val="0"/>
-            </w:pPr>
             <w:r/>
             <w:r>
               <w:rPr>
@@ -4488,10 +3808,6 @@
             <w:tcW w:type="dxa" w:w="2379"/>
           </w:tcPr>
           <w:p>
-            <w:pPr>
-              <w:autoSpaceDE w:val="0"/>
-              <w:autoSpaceDN w:val="0"/>
-            </w:pPr>
             <w:r/>
             <w:r>
               <w:rPr>
@@ -4507,10 +3823,6 @@
             <w:tcW w:type="dxa" w:w="2379"/>
           </w:tcPr>
           <w:p>
-            <w:pPr>
-              <w:autoSpaceDE w:val="0"/>
-              <w:autoSpaceDN w:val="0"/>
-            </w:pPr>
             <w:r/>
             <w:r>
               <w:rPr>
@@ -4526,10 +3838,6 @@
             <w:tcW w:type="dxa" w:w="2379"/>
           </w:tcPr>
           <w:p>
-            <w:pPr>
-              <w:autoSpaceDE w:val="0"/>
-              <w:autoSpaceDN w:val="0"/>
-            </w:pPr>
             <w:r/>
             <w:r>
               <w:rPr>
@@ -4545,10 +3853,6 @@
             <w:tcW w:type="dxa" w:w="2379"/>
           </w:tcPr>
           <w:p>
-            <w:pPr>
-              <w:autoSpaceDE w:val="0"/>
-              <w:autoSpaceDN w:val="0"/>
-            </w:pPr>
             <w:r/>
             <w:r>
               <w:rPr>
@@ -4566,10 +3870,6 @@
             <w:tcW w:type="dxa" w:w="2379"/>
           </w:tcPr>
           <w:p>
-            <w:pPr>
-              <w:autoSpaceDE w:val="0"/>
-              <w:autoSpaceDN w:val="0"/>
-            </w:pPr>
             <w:r/>
             <w:r>
               <w:rPr>
@@ -4585,10 +3885,6 @@
             <w:tcW w:type="dxa" w:w="2379"/>
           </w:tcPr>
           <w:p>
-            <w:pPr>
-              <w:autoSpaceDE w:val="0"/>
-              <w:autoSpaceDN w:val="0"/>
-            </w:pPr>
             <w:r/>
             <w:r>
               <w:rPr>
@@ -4604,10 +3900,6 @@
             <w:tcW w:type="dxa" w:w="2379"/>
           </w:tcPr>
           <w:p>
-            <w:pPr>
-              <w:autoSpaceDE w:val="0"/>
-              <w:autoSpaceDN w:val="0"/>
-            </w:pPr>
             <w:r/>
             <w:r>
               <w:rPr>
@@ -4623,10 +3915,6 @@
             <w:tcW w:type="dxa" w:w="2379"/>
           </w:tcPr>
           <w:p>
-            <w:pPr>
-              <w:autoSpaceDE w:val="0"/>
-              <w:autoSpaceDN w:val="0"/>
-            </w:pPr>
             <w:r/>
             <w:r>
               <w:rPr>
@@ -4644,10 +3932,6 @@
             <w:tcW w:type="dxa" w:w="2379"/>
           </w:tcPr>
           <w:p>
-            <w:pPr>
-              <w:autoSpaceDE w:val="0"/>
-              <w:autoSpaceDN w:val="0"/>
-            </w:pPr>
             <w:r/>
             <w:r>
               <w:rPr>
@@ -4663,10 +3947,6 @@
             <w:tcW w:type="dxa" w:w="2379"/>
           </w:tcPr>
           <w:p>
-            <w:pPr>
-              <w:autoSpaceDE w:val="0"/>
-              <w:autoSpaceDN w:val="0"/>
-            </w:pPr>
             <w:r/>
             <w:r>
               <w:rPr>
@@ -4682,10 +3962,6 @@
             <w:tcW w:type="dxa" w:w="2379"/>
           </w:tcPr>
           <w:p>
-            <w:pPr>
-              <w:autoSpaceDE w:val="0"/>
-              <w:autoSpaceDN w:val="0"/>
-            </w:pPr>
             <w:r/>
             <w:r>
               <w:rPr>
@@ -4701,10 +3977,6 @@
             <w:tcW w:type="dxa" w:w="2379"/>
           </w:tcPr>
           <w:p>
-            <w:pPr>
-              <w:autoSpaceDE w:val="0"/>
-              <w:autoSpaceDN w:val="0"/>
-            </w:pPr>
             <w:r/>
             <w:r>
               <w:rPr>
@@ -4722,10 +3994,6 @@
             <w:tcW w:type="dxa" w:w="2379"/>
           </w:tcPr>
           <w:p>
-            <w:pPr>
-              <w:autoSpaceDE w:val="0"/>
-              <w:autoSpaceDN w:val="0"/>
-            </w:pPr>
             <w:r/>
             <w:r>
               <w:rPr>
@@ -4741,10 +4009,6 @@
             <w:tcW w:type="dxa" w:w="2379"/>
           </w:tcPr>
           <w:p>
-            <w:pPr>
-              <w:autoSpaceDE w:val="0"/>
-              <w:autoSpaceDN w:val="0"/>
-            </w:pPr>
             <w:r/>
             <w:r>
               <w:rPr>
@@ -4760,10 +4024,6 @@
             <w:tcW w:type="dxa" w:w="2379"/>
           </w:tcPr>
           <w:p>
-            <w:pPr>
-              <w:autoSpaceDE w:val="0"/>
-              <w:autoSpaceDN w:val="0"/>
-            </w:pPr>
             <w:r/>
             <w:r>
               <w:rPr>
@@ -4779,10 +4039,6 @@
             <w:tcW w:type="dxa" w:w="2379"/>
           </w:tcPr>
           <w:p>
-            <w:pPr>
-              <w:autoSpaceDE w:val="0"/>
-              <w:autoSpaceDN w:val="0"/>
-            </w:pPr>
             <w:r/>
             <w:r>
               <w:rPr>
@@ -4798,8 +4054,6 @@
     <w:p/>
     <w:p>
       <w:pPr>
-        <w:autoSpaceDE w:val="0"/>
-        <w:autoSpaceDN w:val="0"/>
         <w:jc w:val="center"/>
       </w:pPr>
       <w:r>
@@ -4812,8 +4066,6 @@
     </w:p>
     <w:p>
       <w:pPr>
-        <w:autoSpaceDE w:val="0"/>
-        <w:autoSpaceDN w:val="0"/>
         <w:jc w:val="both"/>
       </w:pPr>
       <w:r>
@@ -4826,8 +4078,6 @@
     </w:p>
     <w:p>
       <w:pPr>
-        <w:autoSpaceDE w:val="0"/>
-        <w:autoSpaceDN w:val="0"/>
         <w:jc w:val="both"/>
       </w:pPr>
       <w:r>
@@ -4840,8 +4090,6 @@
     </w:p>
     <w:p>
       <w:pPr>
-        <w:autoSpaceDE w:val="0"/>
-        <w:autoSpaceDN w:val="0"/>
         <w:pStyle w:val="Heading1"/>
       </w:pPr>
       <w:r>
@@ -4853,8 +4101,6 @@
     </w:p>
     <w:p>
       <w:pPr>
-        <w:autoSpaceDE w:val="0"/>
-        <w:autoSpaceDN w:val="0"/>
         <w:jc w:val="both"/>
       </w:pPr>
       <w:r>
@@ -4867,8 +4113,6 @@
     </w:p>
     <w:p>
       <w:pPr>
-        <w:autoSpaceDE w:val="0"/>
-        <w:autoSpaceDN w:val="0"/>
         <w:pStyle w:val="Heading2"/>
       </w:pPr>
       <w:r>
@@ -4894,10 +4138,6 @@
             <w:tcW w:type="dxa" w:w="4759"/>
           </w:tcPr>
           <w:p>
-            <w:pPr>
-              <w:autoSpaceDE w:val="0"/>
-              <w:autoSpaceDN w:val="0"/>
-            </w:pPr>
             <w:r/>
             <w:r>
               <w:rPr>
@@ -4913,10 +4153,6 @@
             <w:tcW w:type="dxa" w:w="4759"/>
           </w:tcPr>
           <w:p>
-            <w:pPr>
-              <w:autoSpaceDE w:val="0"/>
-              <w:autoSpaceDN w:val="0"/>
-            </w:pPr>
             <w:r/>
             <w:r>
               <w:rPr>
@@ -4934,10 +4170,6 @@
             <w:tcW w:type="dxa" w:w="4759"/>
           </w:tcPr>
           <w:p>
-            <w:pPr>
-              <w:autoSpaceDE w:val="0"/>
-              <w:autoSpaceDN w:val="0"/>
-            </w:pPr>
             <w:r/>
             <w:r>
               <w:rPr>
@@ -4953,10 +4185,6 @@
             <w:tcW w:type="dxa" w:w="4759"/>
           </w:tcPr>
           <w:p>
-            <w:pPr>
-              <w:autoSpaceDE w:val="0"/>
-              <w:autoSpaceDN w:val="0"/>
-            </w:pPr>
             <w:r/>
             <w:r>
               <w:rPr>
@@ -4974,10 +4202,6 @@
             <w:tcW w:type="dxa" w:w="4759"/>
           </w:tcPr>
           <w:p>
-            <w:pPr>
-              <w:autoSpaceDE w:val="0"/>
-              <w:autoSpaceDN w:val="0"/>
-            </w:pPr>
             <w:r/>
             <w:r>
               <w:rPr>
@@ -4993,10 +4217,6 @@
             <w:tcW w:type="dxa" w:w="4759"/>
           </w:tcPr>
           <w:p>
-            <w:pPr>
-              <w:autoSpaceDE w:val="0"/>
-              <w:autoSpaceDN w:val="0"/>
-            </w:pPr>
             <w:r/>
             <w:r>
               <w:rPr>
@@ -5014,10 +4234,6 @@
             <w:tcW w:type="dxa" w:w="4759"/>
           </w:tcPr>
           <w:p>
-            <w:pPr>
-              <w:autoSpaceDE w:val="0"/>
-              <w:autoSpaceDN w:val="0"/>
-            </w:pPr>
             <w:r/>
             <w:r>
               <w:rPr>
@@ -5033,10 +4249,6 @@
             <w:tcW w:type="dxa" w:w="4759"/>
           </w:tcPr>
           <w:p>
-            <w:pPr>
-              <w:autoSpaceDE w:val="0"/>
-              <w:autoSpaceDN w:val="0"/>
-            </w:pPr>
             <w:r/>
             <w:r>
               <w:rPr>
@@ -5054,10 +4266,6 @@
             <w:tcW w:type="dxa" w:w="4759"/>
           </w:tcPr>
           <w:p>
-            <w:pPr>
-              <w:autoSpaceDE w:val="0"/>
-              <w:autoSpaceDN w:val="0"/>
-            </w:pPr>
             <w:r/>
             <w:r>
               <w:rPr>
@@ -5073,10 +4281,6 @@
             <w:tcW w:type="dxa" w:w="4759"/>
           </w:tcPr>
           <w:p>
-            <w:pPr>
-              <w:autoSpaceDE w:val="0"/>
-              <w:autoSpaceDN w:val="0"/>
-            </w:pPr>
             <w:r/>
             <w:r>
               <w:rPr>
@@ -5094,10 +4298,6 @@
             <w:tcW w:type="dxa" w:w="4759"/>
           </w:tcPr>
           <w:p>
-            <w:pPr>
-              <w:autoSpaceDE w:val="0"/>
-              <w:autoSpaceDN w:val="0"/>
-            </w:pPr>
             <w:r/>
             <w:r>
               <w:rPr>
@@ -5113,10 +4313,6 @@
             <w:tcW w:type="dxa" w:w="4759"/>
           </w:tcPr>
           <w:p>
-            <w:pPr>
-              <w:autoSpaceDE w:val="0"/>
-              <w:autoSpaceDN w:val="0"/>
-            </w:pPr>
             <w:r/>
             <w:r>
               <w:rPr>
@@ -5134,10 +4330,6 @@
             <w:tcW w:type="dxa" w:w="4759"/>
           </w:tcPr>
           <w:p>
-            <w:pPr>
-              <w:autoSpaceDE w:val="0"/>
-              <w:autoSpaceDN w:val="0"/>
-            </w:pPr>
             <w:r/>
             <w:r>
               <w:rPr>
@@ -5153,10 +4345,6 @@
             <w:tcW w:type="dxa" w:w="4759"/>
           </w:tcPr>
           <w:p>
-            <w:pPr>
-              <w:autoSpaceDE w:val="0"/>
-              <w:autoSpaceDN w:val="0"/>
-            </w:pPr>
             <w:r/>
             <w:r>
               <w:rPr>
@@ -5174,10 +4362,6 @@
             <w:tcW w:type="dxa" w:w="4759"/>
           </w:tcPr>
           <w:p>
-            <w:pPr>
-              <w:autoSpaceDE w:val="0"/>
-              <w:autoSpaceDN w:val="0"/>
-            </w:pPr>
             <w:r/>
             <w:r>
               <w:rPr>
@@ -5193,10 +4377,6 @@
             <w:tcW w:type="dxa" w:w="4759"/>
           </w:tcPr>
           <w:p>
-            <w:pPr>
-              <w:autoSpaceDE w:val="0"/>
-              <w:autoSpaceDN w:val="0"/>
-            </w:pPr>
             <w:r/>
             <w:r>
               <w:rPr>
@@ -5212,8 +4392,6 @@
     <w:p/>
     <w:p>
       <w:pPr>
-        <w:autoSpaceDE w:val="0"/>
-        <w:autoSpaceDN w:val="0"/>
         <w:jc w:val="center"/>
       </w:pPr>
       <w:r>
@@ -5226,8 +4404,6 @@
     </w:p>
     <w:p>
       <w:pPr>
-        <w:autoSpaceDE w:val="0"/>
-        <w:autoSpaceDN w:val="0"/>
         <w:pStyle w:val="Heading2"/>
       </w:pPr>
       <w:r>
@@ -5239,8 +4415,6 @@
     </w:p>
     <w:p>
       <w:pPr>
-        <w:autoSpaceDE w:val="0"/>
-        <w:autoSpaceDN w:val="0"/>
         <w:jc w:val="both"/>
       </w:pPr>
       <w:r>
@@ -5253,8 +4427,6 @@
     </w:p>
     <w:p>
       <w:pPr>
-        <w:autoSpaceDE w:val="0"/>
-        <w:autoSpaceDN w:val="0"/>
         <w:spacing w:after="80"/>
         <w:ind w:left="340"/>
       </w:pPr>
@@ -5268,8 +4440,6 @@
     </w:p>
     <w:p>
       <w:pPr>
-        <w:autoSpaceDE w:val="0"/>
-        <w:autoSpaceDN w:val="0"/>
         <w:jc w:val="both"/>
       </w:pPr>
       <w:r>
@@ -5282,8 +4452,6 @@
     </w:p>
     <w:p>
       <w:pPr>
-        <w:autoSpaceDE w:val="0"/>
-        <w:autoSpaceDN w:val="0"/>
         <w:spacing w:after="80"/>
         <w:ind w:left="340"/>
       </w:pPr>
@@ -5297,8 +4465,6 @@
     </w:p>
     <w:p>
       <w:pPr>
-        <w:autoSpaceDE w:val="0"/>
-        <w:autoSpaceDN w:val="0"/>
         <w:spacing w:after="80"/>
         <w:ind w:left="340"/>
       </w:pPr>
@@ -5312,8 +4478,6 @@
     </w:p>
     <w:p>
       <w:pPr>
-        <w:autoSpaceDE w:val="0"/>
-        <w:autoSpaceDN w:val="0"/>
         <w:spacing w:after="80"/>
         <w:ind w:left="340"/>
       </w:pPr>
@@ -5327,8 +4491,6 @@
     </w:p>
     <w:p>
       <w:pPr>
-        <w:autoSpaceDE w:val="0"/>
-        <w:autoSpaceDN w:val="0"/>
         <w:spacing w:after="80"/>
         <w:ind w:left="340"/>
       </w:pPr>
@@ -5342,8 +4504,6 @@
     </w:p>
     <w:p>
       <w:pPr>
-        <w:autoSpaceDE w:val="0"/>
-        <w:autoSpaceDN w:val="0"/>
         <w:spacing w:after="80"/>
         <w:ind w:left="340"/>
       </w:pPr>
@@ -5357,8 +4517,6 @@
     </w:p>
     <w:p>
       <w:pPr>
-        <w:autoSpaceDE w:val="0"/>
-        <w:autoSpaceDN w:val="0"/>
         <w:spacing w:after="80"/>
         <w:ind w:left="340"/>
       </w:pPr>
@@ -5372,8 +4530,6 @@
     </w:p>
     <w:p>
       <w:pPr>
-        <w:autoSpaceDE w:val="0"/>
-        <w:autoSpaceDN w:val="0"/>
         <w:spacing w:after="80"/>
         <w:ind w:left="340"/>
       </w:pPr>
@@ -5387,8 +4543,6 @@
     </w:p>
     <w:p>
       <w:pPr>
-        <w:autoSpaceDE w:val="0"/>
-        <w:autoSpaceDN w:val="0"/>
         <w:spacing w:after="80"/>
         <w:ind w:left="340"/>
       </w:pPr>
@@ -5402,8 +4556,6 @@
     </w:p>
     <w:p>
       <w:pPr>
-        <w:autoSpaceDE w:val="0"/>
-        <w:autoSpaceDN w:val="0"/>
         <w:jc w:val="both"/>
       </w:pPr>
       <w:r>
@@ -5416,8 +4568,6 @@
     </w:p>
     <w:p>
       <w:pPr>
-        <w:autoSpaceDE w:val="0"/>
-        <w:autoSpaceDN w:val="0"/>
         <w:jc w:val="both"/>
       </w:pPr>
       <w:r>
@@ -5430,8 +4580,6 @@
     </w:p>
     <w:p>
       <w:pPr>
-        <w:autoSpaceDE w:val="0"/>
-        <w:autoSpaceDN w:val="0"/>
         <w:spacing w:after="80"/>
         <w:ind w:left="340"/>
       </w:pPr>
@@ -5445,8 +4593,6 @@
     </w:p>
     <w:p>
       <w:pPr>
-        <w:autoSpaceDE w:val="0"/>
-        <w:autoSpaceDN w:val="0"/>
         <w:pStyle w:val="Heading2"/>
       </w:pPr>
       <w:r>
@@ -5472,10 +4618,6 @@
             <w:tcW w:type="dxa" w:w="4759"/>
           </w:tcPr>
           <w:p>
-            <w:pPr>
-              <w:autoSpaceDE w:val="0"/>
-              <w:autoSpaceDN w:val="0"/>
-            </w:pPr>
             <w:r/>
             <w:r>
               <w:rPr>
@@ -5491,10 +4633,6 @@
             <w:tcW w:type="dxa" w:w="4759"/>
           </w:tcPr>
           <w:p>
-            <w:pPr>
-              <w:autoSpaceDE w:val="0"/>
-              <w:autoSpaceDN w:val="0"/>
-            </w:pPr>
             <w:r/>
             <w:r>
               <w:rPr>
@@ -5512,10 +4650,6 @@
             <w:tcW w:type="dxa" w:w="4759"/>
           </w:tcPr>
           <w:p>
-            <w:pPr>
-              <w:autoSpaceDE w:val="0"/>
-              <w:autoSpaceDN w:val="0"/>
-            </w:pPr>
             <w:r/>
             <w:r>
               <w:rPr>
@@ -5531,10 +4665,6 @@
             <w:tcW w:type="dxa" w:w="4759"/>
           </w:tcPr>
           <w:p>
-            <w:pPr>
-              <w:autoSpaceDE w:val="0"/>
-              <w:autoSpaceDN w:val="0"/>
-            </w:pPr>
             <w:r/>
             <w:r>
               <w:rPr>
@@ -5552,10 +4682,6 @@
             <w:tcW w:type="dxa" w:w="4759"/>
           </w:tcPr>
           <w:p>
-            <w:pPr>
-              <w:autoSpaceDE w:val="0"/>
-              <w:autoSpaceDN w:val="0"/>
-            </w:pPr>
             <w:r/>
             <w:r>
               <w:rPr>
@@ -5571,10 +4697,6 @@
             <w:tcW w:type="dxa" w:w="4759"/>
           </w:tcPr>
           <w:p>
-            <w:pPr>
-              <w:autoSpaceDE w:val="0"/>
-              <w:autoSpaceDN w:val="0"/>
-            </w:pPr>
             <w:r/>
             <w:r>
               <w:rPr>
@@ -5592,10 +4714,6 @@
             <w:tcW w:type="dxa" w:w="4759"/>
           </w:tcPr>
           <w:p>
-            <w:pPr>
-              <w:autoSpaceDE w:val="0"/>
-              <w:autoSpaceDN w:val="0"/>
-            </w:pPr>
             <w:r/>
             <w:r>
               <w:rPr>
@@ -5611,10 +4729,6 @@
             <w:tcW w:type="dxa" w:w="4759"/>
           </w:tcPr>
           <w:p>
-            <w:pPr>
-              <w:autoSpaceDE w:val="0"/>
-              <w:autoSpaceDN w:val="0"/>
-            </w:pPr>
             <w:r/>
             <w:r>
               <w:rPr>
@@ -5632,10 +4746,6 @@
             <w:tcW w:type="dxa" w:w="4759"/>
           </w:tcPr>
           <w:p>
-            <w:pPr>
-              <w:autoSpaceDE w:val="0"/>
-              <w:autoSpaceDN w:val="0"/>
-            </w:pPr>
             <w:r/>
             <w:r>
               <w:rPr>
@@ -5651,10 +4761,6 @@
             <w:tcW w:type="dxa" w:w="4759"/>
           </w:tcPr>
           <w:p>
-            <w:pPr>
-              <w:autoSpaceDE w:val="0"/>
-              <w:autoSpaceDN w:val="0"/>
-            </w:pPr>
             <w:r/>
             <w:r>
               <w:rPr>
@@ -5670,8 +4776,6 @@
     <w:p/>
     <w:p>
       <w:pPr>
-        <w:autoSpaceDE w:val="0"/>
-        <w:autoSpaceDN w:val="0"/>
         <w:jc w:val="center"/>
       </w:pPr>
       <w:r>
@@ -5684,8 +4788,6 @@
     </w:p>
     <w:p>
       <w:pPr>
-        <w:autoSpaceDE w:val="0"/>
-        <w:autoSpaceDN w:val="0"/>
         <w:jc w:val="both"/>
       </w:pPr>
       <w:r>
@@ -5698,8 +4800,6 @@
     </w:p>
     <w:p>
       <w:pPr>
-        <w:autoSpaceDE w:val="0"/>
-        <w:autoSpaceDN w:val="0"/>
         <w:pStyle w:val="Heading2"/>
       </w:pPr>
       <w:r>
@@ -5711,8 +4811,6 @@
     </w:p>
     <w:p>
       <w:pPr>
-        <w:autoSpaceDE w:val="0"/>
-        <w:autoSpaceDN w:val="0"/>
         <w:jc w:val="both"/>
       </w:pPr>
       <w:r>
@@ -5725,8 +4823,6 @@
     </w:p>
     <w:p>
       <w:pPr>
-        <w:autoSpaceDE w:val="0"/>
-        <w:autoSpaceDN w:val="0"/>
         <w:pStyle w:val="Heading2"/>
       </w:pPr>
       <w:r>
@@ -5738,8 +4834,6 @@
     </w:p>
     <w:p>
       <w:pPr>
-        <w:autoSpaceDE w:val="0"/>
-        <w:autoSpaceDN w:val="0"/>
         <w:jc w:val="both"/>
       </w:pPr>
       <w:r>
@@ -5752,8 +4846,6 @@
     </w:p>
     <w:p>
       <w:pPr>
-        <w:autoSpaceDE w:val="0"/>
-        <w:autoSpaceDN w:val="0"/>
         <w:pStyle w:val="Heading1"/>
       </w:pPr>
       <w:r>
@@ -5765,8 +4857,6 @@
     </w:p>
     <w:p>
       <w:pPr>
-        <w:autoSpaceDE w:val="0"/>
-        <w:autoSpaceDN w:val="0"/>
         <w:jc w:val="both"/>
       </w:pPr>
       <w:r>
@@ -5779,8 +4869,6 @@
     </w:p>
     <w:p>
       <w:pPr>
-        <w:autoSpaceDE w:val="0"/>
-        <w:autoSpaceDN w:val="0"/>
         <w:pStyle w:val="Heading2"/>
       </w:pPr>
       <w:r>
@@ -5792,8 +4880,6 @@
     </w:p>
     <w:p>
       <w:pPr>
-        <w:autoSpaceDE w:val="0"/>
-        <w:autoSpaceDN w:val="0"/>
         <w:spacing w:after="80"/>
         <w:ind w:left="340"/>
       </w:pPr>
@@ -5807,8 +4893,6 @@
     </w:p>
     <w:p>
       <w:pPr>
-        <w:autoSpaceDE w:val="0"/>
-        <w:autoSpaceDN w:val="0"/>
         <w:jc w:val="both"/>
       </w:pPr>
       <w:r>
@@ -5821,8 +4905,6 @@
     </w:p>
     <w:p>
       <w:pPr>
-        <w:autoSpaceDE w:val="0"/>
-        <w:autoSpaceDN w:val="0"/>
         <w:spacing w:after="80"/>
         <w:ind w:left="340"/>
       </w:pPr>
@@ -5836,8 +4918,6 @@
     </w:p>
     <w:p>
       <w:pPr>
-        <w:autoSpaceDE w:val="0"/>
-        <w:autoSpaceDN w:val="0"/>
         <w:jc w:val="both"/>
       </w:pPr>
       <w:r>
@@ -5850,8 +4930,6 @@
     </w:p>
     <w:p>
       <w:pPr>
-        <w:autoSpaceDE w:val="0"/>
-        <w:autoSpaceDN w:val="0"/>
         <w:spacing w:after="80"/>
         <w:ind w:left="340"/>
       </w:pPr>
@@ -5865,8 +4943,6 @@
     </w:p>
     <w:p>
       <w:pPr>
-        <w:autoSpaceDE w:val="0"/>
-        <w:autoSpaceDN w:val="0"/>
         <w:jc w:val="both"/>
       </w:pPr>
       <w:r>
@@ -5879,8 +4955,6 @@
     </w:p>
     <w:p>
       <w:pPr>
-        <w:autoSpaceDE w:val="0"/>
-        <w:autoSpaceDN w:val="0"/>
         <w:spacing w:after="80"/>
         <w:ind w:left="340"/>
       </w:pPr>
@@ -5894,8 +4968,6 @@
     </w:p>
     <w:p>
       <w:pPr>
-        <w:autoSpaceDE w:val="0"/>
-        <w:autoSpaceDN w:val="0"/>
         <w:jc w:val="both"/>
       </w:pPr>
       <w:r>
@@ -5908,8 +4980,6 @@
     </w:p>
     <w:p>
       <w:pPr>
-        <w:autoSpaceDE w:val="0"/>
-        <w:autoSpaceDN w:val="0"/>
         <w:pStyle w:val="Heading2"/>
       </w:pPr>
       <w:r>
@@ -5921,8 +4991,6 @@
     </w:p>
     <w:p>
       <w:pPr>
-        <w:autoSpaceDE w:val="0"/>
-        <w:autoSpaceDN w:val="0"/>
         <w:jc w:val="both"/>
       </w:pPr>
       <w:r>
@@ -5935,8 +5003,6 @@
     </w:p>
     <w:p>
       <w:pPr>
-        <w:autoSpaceDE w:val="0"/>
-        <w:autoSpaceDN w:val="0"/>
         <w:pStyle w:val="Heading2"/>
       </w:pPr>
       <w:r>
@@ -5948,8 +5014,6 @@
     </w:p>
     <w:p>
       <w:pPr>
-        <w:autoSpaceDE w:val="0"/>
-        <w:autoSpaceDN w:val="0"/>
         <w:spacing w:after="80"/>
         <w:ind w:left="340"/>
       </w:pPr>
@@ -5963,8 +5027,6 @@
     </w:p>
     <w:p>
       <w:pPr>
-        <w:autoSpaceDE w:val="0"/>
-        <w:autoSpaceDN w:val="0"/>
         <w:jc w:val="both"/>
       </w:pPr>
       <w:r>
@@ -5977,8 +5039,6 @@
     </w:p>
     <w:p>
       <w:pPr>
-        <w:autoSpaceDE w:val="0"/>
-        <w:autoSpaceDN w:val="0"/>
         <w:pStyle w:val="Heading2"/>
       </w:pPr>
       <w:r>
@@ -5990,8 +5050,6 @@
     </w:p>
     <w:p>
       <w:pPr>
-        <w:autoSpaceDE w:val="0"/>
-        <w:autoSpaceDN w:val="0"/>
         <w:jc w:val="both"/>
       </w:pPr>
       <w:r>
@@ -6004,8 +5062,6 @@
     </w:p>
     <w:p>
       <w:pPr>
-        <w:autoSpaceDE w:val="0"/>
-        <w:autoSpaceDN w:val="0"/>
         <w:pStyle w:val="Heading2"/>
       </w:pPr>
       <w:r>
@@ -6017,8 +5073,6 @@
     </w:p>
     <w:p>
       <w:pPr>
-        <w:autoSpaceDE w:val="0"/>
-        <w:autoSpaceDN w:val="0"/>
         <w:jc w:val="both"/>
       </w:pPr>
       <w:r>
@@ -6031,8 +5085,6 @@
     </w:p>
     <w:p>
       <w:pPr>
-        <w:autoSpaceDE w:val="0"/>
-        <w:autoSpaceDN w:val="0"/>
         <w:pStyle w:val="Heading2"/>
       </w:pPr>
       <w:r>
@@ -6044,8 +5096,6 @@
     </w:p>
     <w:p>
       <w:pPr>
-        <w:autoSpaceDE w:val="0"/>
-        <w:autoSpaceDN w:val="0"/>
         <w:spacing w:after="80"/>
         <w:ind w:left="340"/>
       </w:pPr>
@@ -6059,8 +5109,6 @@
     </w:p>
     <w:p>
       <w:pPr>
-        <w:autoSpaceDE w:val="0"/>
-        <w:autoSpaceDN w:val="0"/>
         <w:jc w:val="both"/>
       </w:pPr>
       <w:r>
@@ -6073,8 +5121,6 @@
     </w:p>
     <w:p>
       <w:pPr>
-        <w:autoSpaceDE w:val="0"/>
-        <w:autoSpaceDN w:val="0"/>
         <w:spacing w:after="80"/>
         <w:ind w:left="340"/>
       </w:pPr>
@@ -6088,8 +5134,6 @@
     </w:p>
     <w:p>
       <w:pPr>
-        <w:autoSpaceDE w:val="0"/>
-        <w:autoSpaceDN w:val="0"/>
         <w:spacing w:after="80"/>
         <w:ind w:left="340"/>
       </w:pPr>
@@ -6103,8 +5147,6 @@
     </w:p>
     <w:p>
       <w:pPr>
-        <w:autoSpaceDE w:val="0"/>
-        <w:autoSpaceDN w:val="0"/>
         <w:jc w:val="both"/>
       </w:pPr>
       <w:r>
@@ -6117,8 +5159,6 @@
     </w:p>
     <w:p>
       <w:pPr>
-        <w:autoSpaceDE w:val="0"/>
-        <w:autoSpaceDN w:val="0"/>
         <w:spacing w:after="80"/>
         <w:ind w:left="340"/>
       </w:pPr>
@@ -6132,8 +5172,6 @@
     </w:p>
     <w:p>
       <w:pPr>
-        <w:autoSpaceDE w:val="0"/>
-        <w:autoSpaceDN w:val="0"/>
         <w:jc w:val="both"/>
       </w:pPr>
       <w:r>
@@ -6146,8 +5184,6 @@
     </w:p>
     <w:p>
       <w:pPr>
-        <w:autoSpaceDE w:val="0"/>
-        <w:autoSpaceDN w:val="0"/>
         <w:pStyle w:val="Heading2"/>
       </w:pPr>
       <w:r>
@@ -6159,8 +5195,6 @@
     </w:p>
     <w:p>
       <w:pPr>
-        <w:autoSpaceDE w:val="0"/>
-        <w:autoSpaceDN w:val="0"/>
         <w:spacing w:after="80"/>
         <w:ind w:left="340"/>
       </w:pPr>
@@ -6174,8 +5208,6 @@
     </w:p>
     <w:p>
       <w:pPr>
-        <w:autoSpaceDE w:val="0"/>
-        <w:autoSpaceDN w:val="0"/>
         <w:spacing w:after="80"/>
         <w:ind w:left="340"/>
       </w:pPr>
@@ -6189,8 +5221,6 @@
     </w:p>
     <w:p>
       <w:pPr>
-        <w:autoSpaceDE w:val="0"/>
-        <w:autoSpaceDN w:val="0"/>
         <w:jc w:val="both"/>
       </w:pPr>
       <w:r>
@@ -6203,8 +5233,6 @@
     </w:p>
     <w:p>
       <w:pPr>
-        <w:autoSpaceDE w:val="0"/>
-        <w:autoSpaceDN w:val="0"/>
         <w:jc w:val="both"/>
       </w:pPr>
       <w:r>
@@ -6217,8 +5245,6 @@
     </w:p>
     <w:p>
       <w:pPr>
-        <w:autoSpaceDE w:val="0"/>
-        <w:autoSpaceDN w:val="0"/>
         <w:pStyle w:val="Heading2"/>
       </w:pPr>
       <w:r>
@@ -6230,8 +5256,6 @@
     </w:p>
     <w:p>
       <w:pPr>
-        <w:autoSpaceDE w:val="0"/>
-        <w:autoSpaceDN w:val="0"/>
         <w:spacing w:after="80"/>
         <w:ind w:left="340"/>
       </w:pPr>
@@ -6245,8 +5269,6 @@
     </w:p>
     <w:p>
       <w:pPr>
-        <w:autoSpaceDE w:val="0"/>
-        <w:autoSpaceDN w:val="0"/>
         <w:jc w:val="both"/>
       </w:pPr>
       <w:r>
@@ -6259,8 +5281,6 @@
     </w:p>
     <w:p>
       <w:pPr>
-        <w:autoSpaceDE w:val="0"/>
-        <w:autoSpaceDN w:val="0"/>
         <w:spacing w:after="80"/>
         <w:ind w:left="340"/>
       </w:pPr>
@@ -6274,8 +5294,6 @@
     </w:p>
     <w:p>
       <w:pPr>
-        <w:autoSpaceDE w:val="0"/>
-        <w:autoSpaceDN w:val="0"/>
         <w:spacing w:after="80"/>
         <w:ind w:left="340"/>
       </w:pPr>
@@ -6289,8 +5307,6 @@
     </w:p>
     <w:p>
       <w:pPr>
-        <w:autoSpaceDE w:val="0"/>
-        <w:autoSpaceDN w:val="0"/>
         <w:jc w:val="both"/>
       </w:pPr>
       <w:r>
@@ -6303,8 +5319,6 @@
     </w:p>
     <w:p>
       <w:pPr>
-        <w:autoSpaceDE w:val="0"/>
-        <w:autoSpaceDN w:val="0"/>
         <w:pStyle w:val="Heading3"/>
       </w:pPr>
       <w:r>
@@ -6316,8 +5330,6 @@
     </w:p>
     <w:p>
       <w:pPr>
-        <w:autoSpaceDE w:val="0"/>
-        <w:autoSpaceDN w:val="0"/>
         <w:jc w:val="both"/>
       </w:pPr>
       <w:r>
@@ -6347,10 +5359,6 @@
             <w:tcW w:type="dxa" w:w="1904"/>
           </w:tcPr>
           <w:p>
-            <w:pPr>
-              <w:autoSpaceDE w:val="0"/>
-              <w:autoSpaceDN w:val="0"/>
-            </w:pPr>
             <w:r/>
             <w:r>
               <w:rPr>
@@ -6367,8 +5375,6 @@
           </w:tcPr>
           <w:p>
             <w:pPr>
-              <w:autoSpaceDE w:val="0"/>
-              <w:autoSpaceDN w:val="0"/>
               <w:jc w:val="right"/>
             </w:pPr>
             <w:r/>
@@ -6387,8 +5393,6 @@
           </w:tcPr>
           <w:p>
             <w:pPr>
-              <w:autoSpaceDE w:val="0"/>
-              <w:autoSpaceDN w:val="0"/>
               <w:jc w:val="right"/>
             </w:pPr>
             <w:r/>
@@ -6406,10 +5410,6 @@
             <w:tcW w:type="dxa" w:w="1904"/>
           </w:tcPr>
           <w:p>
-            <w:pPr>
-              <w:autoSpaceDE w:val="0"/>
-              <w:autoSpaceDN w:val="0"/>
-            </w:pPr>
             <w:r/>
             <w:r>
               <w:rPr>
@@ -6425,10 +5425,6 @@
             <w:tcW w:type="dxa" w:w="1904"/>
           </w:tcPr>
           <w:p>
-            <w:pPr>
-              <w:autoSpaceDE w:val="0"/>
-              <w:autoSpaceDN w:val="0"/>
-            </w:pPr>
             <w:r/>
             <w:r>
               <w:rPr>
@@ -6446,10 +5442,6 @@
             <w:tcW w:type="dxa" w:w="1904"/>
           </w:tcPr>
           <w:p>
-            <w:pPr>
-              <w:autoSpaceDE w:val="0"/>
-              <w:autoSpaceDN w:val="0"/>
-            </w:pPr>
             <w:r/>
             <w:r>
               <w:rPr>
@@ -6466,8 +5458,6 @@
           </w:tcPr>
           <w:p>
             <w:pPr>
-              <w:autoSpaceDE w:val="0"/>
-              <w:autoSpaceDN w:val="0"/>
               <w:jc w:val="right"/>
             </w:pPr>
             <w:r/>
@@ -6486,8 +5476,6 @@
           </w:tcPr>
           <w:p>
             <w:pPr>
-              <w:autoSpaceDE w:val="0"/>
-              <w:autoSpaceDN w:val="0"/>
               <w:jc w:val="right"/>
             </w:pPr>
             <w:r/>
@@ -6505,10 +5493,6 @@
             <w:tcW w:type="dxa" w:w="1904"/>
           </w:tcPr>
           <w:p>
-            <w:pPr>
-              <w:autoSpaceDE w:val="0"/>
-              <w:autoSpaceDN w:val="0"/>
-            </w:pPr>
             <w:r/>
             <w:r>
               <w:rPr>
@@ -6524,10 +5508,6 @@
             <w:tcW w:type="dxa" w:w="1904"/>
           </w:tcPr>
           <w:p>
-            <w:pPr>
-              <w:autoSpaceDE w:val="0"/>
-              <w:autoSpaceDN w:val="0"/>
-            </w:pPr>
             <w:r/>
             <w:r>
               <w:rPr>
@@ -6545,10 +5525,6 @@
             <w:tcW w:type="dxa" w:w="1904"/>
           </w:tcPr>
           <w:p>
-            <w:pPr>
-              <w:autoSpaceDE w:val="0"/>
-              <w:autoSpaceDN w:val="0"/>
-            </w:pPr>
             <w:r/>
             <w:r>
               <w:rPr>
@@ -6565,8 +5541,6 @@
           </w:tcPr>
           <w:p>
             <w:pPr>
-              <w:autoSpaceDE w:val="0"/>
-              <w:autoSpaceDN w:val="0"/>
               <w:jc w:val="right"/>
             </w:pPr>
             <w:r/>
@@ -6585,8 +5559,6 @@
           </w:tcPr>
           <w:p>
             <w:pPr>
-              <w:autoSpaceDE w:val="0"/>
-              <w:autoSpaceDN w:val="0"/>
               <w:jc w:val="right"/>
             </w:pPr>
             <w:r/>
@@ -6604,10 +5576,6 @@
             <w:tcW w:type="dxa" w:w="1904"/>
           </w:tcPr>
           <w:p>
-            <w:pPr>
-              <w:autoSpaceDE w:val="0"/>
-              <w:autoSpaceDN w:val="0"/>
-            </w:pPr>
             <w:r/>
             <w:r>
               <w:rPr>
@@ -6623,10 +5591,6 @@
             <w:tcW w:type="dxa" w:w="1904"/>
           </w:tcPr>
           <w:p>
-            <w:pPr>
-              <w:autoSpaceDE w:val="0"/>
-              <w:autoSpaceDN w:val="0"/>
-            </w:pPr>
             <w:r/>
             <w:r>
               <w:rPr>
@@ -6644,10 +5608,6 @@
             <w:tcW w:type="dxa" w:w="1904"/>
           </w:tcPr>
           <w:p>
-            <w:pPr>
-              <w:autoSpaceDE w:val="0"/>
-              <w:autoSpaceDN w:val="0"/>
-            </w:pPr>
             <w:r/>
             <w:r>
               <w:rPr>
@@ -6664,8 +5624,6 @@
           </w:tcPr>
           <w:p>
             <w:pPr>
-              <w:autoSpaceDE w:val="0"/>
-              <w:autoSpaceDN w:val="0"/>
               <w:jc w:val="right"/>
             </w:pPr>
             <w:r/>
@@ -6684,8 +5642,6 @@
           </w:tcPr>
           <w:p>
             <w:pPr>
-              <w:autoSpaceDE w:val="0"/>
-              <w:autoSpaceDN w:val="0"/>
               <w:jc w:val="right"/>
             </w:pPr>
             <w:r/>
@@ -6703,10 +5659,6 @@
             <w:tcW w:type="dxa" w:w="1904"/>
           </w:tcPr>
           <w:p>
-            <w:pPr>
-              <w:autoSpaceDE w:val="0"/>
-              <w:autoSpaceDN w:val="0"/>
-            </w:pPr>
             <w:r/>
             <w:r>
               <w:rPr>
@@ -6722,10 +5674,6 @@
             <w:tcW w:type="dxa" w:w="1904"/>
           </w:tcPr>
           <w:p>
-            <w:pPr>
-              <w:autoSpaceDE w:val="0"/>
-              <w:autoSpaceDN w:val="0"/>
-            </w:pPr>
             <w:r/>
             <w:r>
               <w:rPr>
@@ -6741,8 +5689,6 @@
     <w:p/>
     <w:p>
       <w:pPr>
-        <w:autoSpaceDE w:val="0"/>
-        <w:autoSpaceDN w:val="0"/>
         <w:jc w:val="center"/>
       </w:pPr>
       <w:r>
@@ -6755,8 +5701,6 @@
     </w:p>
     <w:p>
       <w:pPr>
-        <w:autoSpaceDE w:val="0"/>
-        <w:autoSpaceDN w:val="0"/>
         <w:jc w:val="both"/>
       </w:pPr>
       <w:r>
@@ -6769,8 +5713,6 @@
     </w:p>
     <w:p>
       <w:pPr>
-        <w:autoSpaceDE w:val="0"/>
-        <w:autoSpaceDN w:val="0"/>
         <w:jc w:val="both"/>
       </w:pPr>
       <w:r>
@@ -6800,10 +5742,6 @@
             <w:tcW w:type="dxa" w:w="1904"/>
           </w:tcPr>
           <w:p>
-            <w:pPr>
-              <w:autoSpaceDE w:val="0"/>
-              <w:autoSpaceDN w:val="0"/>
-            </w:pPr>
             <w:r/>
             <w:r>
               <w:rPr>
@@ -6820,8 +5758,6 @@
           </w:tcPr>
           <w:p>
             <w:pPr>
-              <w:autoSpaceDE w:val="0"/>
-              <w:autoSpaceDN w:val="0"/>
               <w:jc w:val="right"/>
             </w:pPr>
             <w:r/>
@@ -6840,8 +5776,6 @@
           </w:tcPr>
           <w:p>
             <w:pPr>
-              <w:autoSpaceDE w:val="0"/>
-              <w:autoSpaceDN w:val="0"/>
               <w:jc w:val="right"/>
             </w:pPr>
             <w:r/>
@@ -6859,10 +5793,6 @@
             <w:tcW w:type="dxa" w:w="1904"/>
           </w:tcPr>
           <w:p>
-            <w:pPr>
-              <w:autoSpaceDE w:val="0"/>
-              <w:autoSpaceDN w:val="0"/>
-            </w:pPr>
             <w:r/>
             <w:r>
               <w:rPr>
@@ -6878,10 +5808,6 @@
             <w:tcW w:type="dxa" w:w="1904"/>
           </w:tcPr>
           <w:p>
-            <w:pPr>
-              <w:autoSpaceDE w:val="0"/>
-              <w:autoSpaceDN w:val="0"/>
-            </w:pPr>
             <w:r/>
             <w:r>
               <w:rPr>
@@ -6899,10 +5825,6 @@
             <w:tcW w:type="dxa" w:w="1904"/>
           </w:tcPr>
           <w:p>
-            <w:pPr>
-              <w:autoSpaceDE w:val="0"/>
-              <w:autoSpaceDN w:val="0"/>
-            </w:pPr>
             <w:r/>
             <w:r>
               <w:rPr>
@@ -6919,8 +5841,6 @@
           </w:tcPr>
           <w:p>
             <w:pPr>
-              <w:autoSpaceDE w:val="0"/>
-              <w:autoSpaceDN w:val="0"/>
               <w:jc w:val="right"/>
             </w:pPr>
             <w:r/>
@@ -6939,8 +5859,6 @@
           </w:tcPr>
           <w:p>
             <w:pPr>
-              <w:autoSpaceDE w:val="0"/>
-              <w:autoSpaceDN w:val="0"/>
               <w:jc w:val="right"/>
             </w:pPr>
             <w:r/>
@@ -6958,10 +5876,6 @@
             <w:tcW w:type="dxa" w:w="1904"/>
           </w:tcPr>
           <w:p>
-            <w:pPr>
-              <w:autoSpaceDE w:val="0"/>
-              <w:autoSpaceDN w:val="0"/>
-            </w:pPr>
             <w:r/>
             <w:r>
               <w:rPr>
@@ -6977,10 +5891,6 @@
             <w:tcW w:type="dxa" w:w="1904"/>
           </w:tcPr>
           <w:p>
-            <w:pPr>
-              <w:autoSpaceDE w:val="0"/>
-              <w:autoSpaceDN w:val="0"/>
-            </w:pPr>
             <w:r/>
             <w:r>
               <w:rPr>
@@ -6998,10 +5908,6 @@
             <w:tcW w:type="dxa" w:w="1904"/>
           </w:tcPr>
           <w:p>
-            <w:pPr>
-              <w:autoSpaceDE w:val="0"/>
-              <w:autoSpaceDN w:val="0"/>
-            </w:pPr>
             <w:r/>
             <w:r>
               <w:rPr>
@@ -7018,8 +5924,6 @@
           </w:tcPr>
           <w:p>
             <w:pPr>
-              <w:autoSpaceDE w:val="0"/>
-              <w:autoSpaceDN w:val="0"/>
               <w:jc w:val="right"/>
             </w:pPr>
             <w:r/>
@@ -7038,8 +5942,6 @@
           </w:tcPr>
           <w:p>
             <w:pPr>
-              <w:autoSpaceDE w:val="0"/>
-              <w:autoSpaceDN w:val="0"/>
               <w:jc w:val="right"/>
             </w:pPr>
             <w:r/>
@@ -7057,10 +5959,6 @@
             <w:tcW w:type="dxa" w:w="1904"/>
           </w:tcPr>
           <w:p>
-            <w:pPr>
-              <w:autoSpaceDE w:val="0"/>
-              <w:autoSpaceDN w:val="0"/>
-            </w:pPr>
             <w:r/>
             <w:r>
               <w:rPr>
@@ -7076,10 +5974,6 @@
             <w:tcW w:type="dxa" w:w="1904"/>
           </w:tcPr>
           <w:p>
-            <w:pPr>
-              <w:autoSpaceDE w:val="0"/>
-              <w:autoSpaceDN w:val="0"/>
-            </w:pPr>
             <w:r/>
             <w:r>
               <w:rPr>
@@ -7097,10 +5991,6 @@
             <w:tcW w:type="dxa" w:w="1904"/>
           </w:tcPr>
           <w:p>
-            <w:pPr>
-              <w:autoSpaceDE w:val="0"/>
-              <w:autoSpaceDN w:val="0"/>
-            </w:pPr>
             <w:r/>
             <w:r>
               <w:rPr>
@@ -7117,8 +6007,6 @@
           </w:tcPr>
           <w:p>
             <w:pPr>
-              <w:autoSpaceDE w:val="0"/>
-              <w:autoSpaceDN w:val="0"/>
               <w:jc w:val="right"/>
             </w:pPr>
             <w:r/>
@@ -7137,8 +6025,6 @@
           </w:tcPr>
           <w:p>
             <w:pPr>
-              <w:autoSpaceDE w:val="0"/>
-              <w:autoSpaceDN w:val="0"/>
               <w:jc w:val="right"/>
             </w:pPr>
             <w:r/>
@@ -7156,10 +6042,6 @@
             <w:tcW w:type="dxa" w:w="1904"/>
           </w:tcPr>
           <w:p>
-            <w:pPr>
-              <w:autoSpaceDE w:val="0"/>
-              <w:autoSpaceDN w:val="0"/>
-            </w:pPr>
             <w:r/>
             <w:r>
               <w:rPr>
@@ -7175,10 +6057,6 @@
             <w:tcW w:type="dxa" w:w="1904"/>
           </w:tcPr>
           <w:p>
-            <w:pPr>
-              <w:autoSpaceDE w:val="0"/>
-              <w:autoSpaceDN w:val="0"/>
-            </w:pPr>
             <w:r/>
             <w:r>
               <w:rPr>
@@ -7196,10 +6074,6 @@
             <w:tcW w:type="dxa" w:w="1904"/>
           </w:tcPr>
           <w:p>
-            <w:pPr>
-              <w:autoSpaceDE w:val="0"/>
-              <w:autoSpaceDN w:val="0"/>
-            </w:pPr>
             <w:r/>
             <w:r>
               <w:rPr>
@@ -7216,8 +6090,6 @@
           </w:tcPr>
           <w:p>
             <w:pPr>
-              <w:autoSpaceDE w:val="0"/>
-              <w:autoSpaceDN w:val="0"/>
               <w:jc w:val="right"/>
             </w:pPr>
             <w:r/>
@@ -7236,8 +6108,6 @@
           </w:tcPr>
           <w:p>
             <w:pPr>
-              <w:autoSpaceDE w:val="0"/>
-              <w:autoSpaceDN w:val="0"/>
               <w:jc w:val="right"/>
             </w:pPr>
             <w:r/>
@@ -7255,10 +6125,6 @@
             <w:tcW w:type="dxa" w:w="1904"/>
           </w:tcPr>
           <w:p>
-            <w:pPr>
-              <w:autoSpaceDE w:val="0"/>
-              <w:autoSpaceDN w:val="0"/>
-            </w:pPr>
             <w:r/>
             <w:r>
               <w:rPr>
@@ -7274,10 +6140,6 @@
             <w:tcW w:type="dxa" w:w="1904"/>
           </w:tcPr>
           <w:p>
-            <w:pPr>
-              <w:autoSpaceDE w:val="0"/>
-              <w:autoSpaceDN w:val="0"/>
-            </w:pPr>
             <w:r/>
             <w:r>
               <w:rPr>
@@ -7293,8 +6155,6 @@
     <w:p/>
     <w:p>
       <w:pPr>
-        <w:autoSpaceDE w:val="0"/>
-        <w:autoSpaceDN w:val="0"/>
         <w:jc w:val="center"/>
       </w:pPr>
       <w:r>
@@ -7307,8 +6167,6 @@
     </w:p>
     <w:p>
       <w:pPr>
-        <w:autoSpaceDE w:val="0"/>
-        <w:autoSpaceDN w:val="0"/>
         <w:jc w:val="both"/>
       </w:pPr>
       <w:r>
@@ -7321,8 +6179,6 @@
     </w:p>
     <w:p>
       <w:pPr>
-        <w:autoSpaceDE w:val="0"/>
-        <w:autoSpaceDN w:val="0"/>
         <w:pStyle w:val="Heading2"/>
       </w:pPr>
       <w:r>
@@ -7334,8 +6190,6 @@
     </w:p>
     <w:p>
       <w:pPr>
-        <w:autoSpaceDE w:val="0"/>
-        <w:autoSpaceDN w:val="0"/>
         <w:jc w:val="both"/>
       </w:pPr>
       <w:r>
@@ -7348,8 +6202,6 @@
     </w:p>
     <w:p>
       <w:pPr>
-        <w:autoSpaceDE w:val="0"/>
-        <w:autoSpaceDN w:val="0"/>
         <w:jc w:val="both"/>
       </w:pPr>
       <w:r>
@@ -7362,8 +6214,6 @@
     </w:p>
     <w:p>
       <w:pPr>
-        <w:autoSpaceDE w:val="0"/>
-        <w:autoSpaceDN w:val="0"/>
         <w:spacing w:after="80"/>
         <w:ind w:left="340"/>
       </w:pPr>
@@ -7377,8 +6227,6 @@
     </w:p>
     <w:p>
       <w:pPr>
-        <w:autoSpaceDE w:val="0"/>
-        <w:autoSpaceDN w:val="0"/>
         <w:spacing w:after="80"/>
         <w:ind w:left="340"/>
       </w:pPr>
@@ -7392,8 +6240,6 @@
     </w:p>
     <w:p>
       <w:pPr>
-        <w:autoSpaceDE w:val="0"/>
-        <w:autoSpaceDN w:val="0"/>
         <w:spacing w:after="80"/>
         <w:ind w:left="340"/>
       </w:pPr>
@@ -7407,8 +6253,6 @@
     </w:p>
     <w:p>
       <w:pPr>
-        <w:autoSpaceDE w:val="0"/>
-        <w:autoSpaceDN w:val="0"/>
         <w:spacing w:after="80"/>
         <w:ind w:left="340"/>
       </w:pPr>
@@ -7422,8 +6266,6 @@
     </w:p>
     <w:p>
       <w:pPr>
-        <w:autoSpaceDE w:val="0"/>
-        <w:autoSpaceDN w:val="0"/>
         <w:spacing w:after="80"/>
         <w:ind w:left="340"/>
       </w:pPr>
@@ -7437,8 +6279,6 @@
     </w:p>
     <w:p>
       <w:pPr>
-        <w:autoSpaceDE w:val="0"/>
-        <w:autoSpaceDN w:val="0"/>
         <w:jc w:val="both"/>
       </w:pPr>
       <w:r>
@@ -7451,8 +6291,6 @@
     </w:p>
     <w:p>
       <w:pPr>
-        <w:autoSpaceDE w:val="0"/>
-        <w:autoSpaceDN w:val="0"/>
         <w:pStyle w:val="Heading2"/>
       </w:pPr>
       <w:r>
@@ -7464,8 +6302,6 @@
     </w:p>
     <w:p>
       <w:pPr>
-        <w:autoSpaceDE w:val="0"/>
-        <w:autoSpaceDN w:val="0"/>
         <w:jc w:val="both"/>
       </w:pPr>
       <w:r>
@@ -7702,8 +6538,6 @@
     </w:rPrDefault>
     <w:pPrDefault>
       <w:pPr>
-        <w:autoSpaceDE w:val="0"/>
-        <w:autoSpaceDN w:val="0"/>
         <w:spacing w:after="200" w:line="276" w:lineRule="auto"/>
       </w:pPr>
     </w:pPrDefault>
@@ -7921,7 +6755,7 @@
       <w:rFonts w:asciiTheme="majorHAnsi" w:eastAsiaTheme="majorEastAsia" w:hAnsiTheme="majorHAnsi" w:cstheme="majorBidi"/>
       <w:b/>
       <w:bCs/>
-      <w:color w:val="000000"/>
+      <w:color w:val="365F91" w:themeColor="accent1" w:themeShade="BF"/>
       <w:sz w:val="28"/>
       <w:szCs w:val="28"/>
     </w:rPr>
@@ -7945,7 +6779,7 @@
       <w:rFonts w:asciiTheme="majorHAnsi" w:eastAsiaTheme="majorEastAsia" w:hAnsiTheme="majorHAnsi" w:cstheme="majorBidi"/>
       <w:b/>
       <w:bCs/>
-      <w:color w:val="000000"/>
+      <w:color w:val="4F81BD" w:themeColor="accent1"/>
       <w:sz w:val="26"/>
       <w:szCs w:val="26"/>
     </w:rPr>
@@ -7969,7 +6803,7 @@
       <w:rFonts w:asciiTheme="majorHAnsi" w:eastAsiaTheme="majorEastAsia" w:hAnsiTheme="majorHAnsi" w:cstheme="majorBidi"/>
       <w:b/>
       <w:bCs/>
-      <w:color w:val="000000"/>
+      <w:color w:val="4F81BD" w:themeColor="accent1"/>
     </w:rPr>
   </w:style>
   <w:style w:type="paragraph" w:styleId="Heading4">
@@ -7994,7 +6828,7 @@
       <w:bCs/>
       <w:i/>
       <w:iCs/>
-      <w:color w:val="000000"/>
+      <w:color w:val="4F81BD" w:themeColor="accent1"/>
     </w:rPr>
   </w:style>
   <w:style w:type="paragraph" w:styleId="Heading5">
@@ -8015,7 +6849,7 @@
     </w:pPr>
     <w:rPr>
       <w:rFonts w:asciiTheme="majorHAnsi" w:eastAsiaTheme="majorEastAsia" w:hAnsiTheme="majorHAnsi" w:cstheme="majorBidi"/>
-      <w:color w:val="000000"/>
+      <w:color w:val="243F60" w:themeColor="accent1" w:themeShade="7F"/>
     </w:rPr>
   </w:style>
   <w:style w:type="paragraph" w:styleId="Heading6">
@@ -8038,7 +6872,7 @@
       <w:rFonts w:asciiTheme="majorHAnsi" w:eastAsiaTheme="majorEastAsia" w:hAnsiTheme="majorHAnsi" w:cstheme="majorBidi"/>
       <w:i/>
       <w:iCs/>
-      <w:color w:val="000000"/>
+      <w:color w:val="243F60" w:themeColor="accent1" w:themeShade="7F"/>
     </w:rPr>
   </w:style>
   <w:style w:type="paragraph" w:styleId="Heading7">
@@ -8061,7 +6895,7 @@
       <w:rFonts w:asciiTheme="majorHAnsi" w:eastAsiaTheme="majorEastAsia" w:hAnsiTheme="majorHAnsi" w:cstheme="majorBidi"/>
       <w:i/>
       <w:iCs/>
-      <w:color w:val="000000"/>
+      <w:color w:val="404040" w:themeColor="text1" w:themeTint="BF"/>
     </w:rPr>
   </w:style>
   <w:style w:type="paragraph" w:styleId="Heading8">
@@ -8082,7 +6916,7 @@
     </w:pPr>
     <w:rPr>
       <w:rFonts w:asciiTheme="majorHAnsi" w:eastAsiaTheme="majorEastAsia" w:hAnsiTheme="majorHAnsi" w:cstheme="majorBidi"/>
-      <w:color w:val="000000"/>
+      <w:color w:val="4F81BD" w:themeColor="accent1"/>
       <w:sz w:val="20"/>
       <w:szCs w:val="20"/>
     </w:rPr>
@@ -8107,7 +6941,7 @@
       <w:rFonts w:asciiTheme="majorHAnsi" w:eastAsiaTheme="majorEastAsia" w:hAnsiTheme="majorHAnsi" w:cstheme="majorBidi"/>
       <w:i/>
       <w:iCs/>
-      <w:color w:val="000000"/>
+      <w:color w:val="404040" w:themeColor="text1" w:themeTint="BF"/>
       <w:sz w:val="20"/>
       <w:szCs w:val="20"/>
     </w:rPr>
@@ -8158,7 +6992,7 @@
       <w:rFonts w:asciiTheme="majorHAnsi" w:eastAsiaTheme="majorEastAsia" w:hAnsiTheme="majorHAnsi" w:cstheme="majorBidi"/>
       <w:b/>
       <w:bCs/>
-      <w:color w:val="000000"/>
+      <w:color w:val="365F91" w:themeColor="accent1" w:themeShade="BF"/>
       <w:sz w:val="28"/>
       <w:szCs w:val="28"/>
     </w:rPr>
@@ -8173,7 +7007,7 @@
       <w:rFonts w:asciiTheme="majorHAnsi" w:eastAsiaTheme="majorEastAsia" w:hAnsiTheme="majorHAnsi" w:cstheme="majorBidi"/>
       <w:b/>
       <w:bCs/>
-      <w:color w:val="000000"/>
+      <w:color w:val="4F81BD" w:themeColor="accent1"/>
       <w:sz w:val="26"/>
       <w:szCs w:val="26"/>
     </w:rPr>
@@ -8188,7 +7022,7 @@
       <w:rFonts w:asciiTheme="majorHAnsi" w:eastAsiaTheme="majorEastAsia" w:hAnsiTheme="majorHAnsi" w:cstheme="majorBidi"/>
       <w:b/>
       <w:bCs/>
-      <w:color w:val="000000"/>
+      <w:color w:val="4F81BD" w:themeColor="accent1"/>
     </w:rPr>
   </w:style>
   <w:style w:type="paragraph" w:styleId="Title">
@@ -8563,7 +7397,7 @@
       <w:bCs/>
       <w:i/>
       <w:iCs/>
-      <w:color w:val="000000"/>
+      <w:color w:val="4F81BD" w:themeColor="accent1"/>
     </w:rPr>
   </w:style>
   <w:style w:type="character" w:customStyle="1" w:styleId="Heading5Char">
@@ -8575,7 +7409,7 @@
     <w:rsid w:val="00FC693F"/>
     <w:rPr>
       <w:rFonts w:asciiTheme="majorHAnsi" w:eastAsiaTheme="majorEastAsia" w:hAnsiTheme="majorHAnsi" w:cstheme="majorBidi"/>
-      <w:color w:val="000000"/>
+      <w:color w:val="243F60" w:themeColor="accent1" w:themeShade="7F"/>
     </w:rPr>
   </w:style>
   <w:style w:type="character" w:customStyle="1" w:styleId="Heading6Char">
@@ -8589,7 +7423,7 @@
       <w:rFonts w:asciiTheme="majorHAnsi" w:eastAsiaTheme="majorEastAsia" w:hAnsiTheme="majorHAnsi" w:cstheme="majorBidi"/>
       <w:i/>
       <w:iCs/>
-      <w:color w:val="000000"/>
+      <w:color w:val="243F60" w:themeColor="accent1" w:themeShade="7F"/>
     </w:rPr>
   </w:style>
   <w:style w:type="character" w:customStyle="1" w:styleId="Heading7Char">
@@ -8603,7 +7437,7 @@
       <w:rFonts w:asciiTheme="majorHAnsi" w:eastAsiaTheme="majorEastAsia" w:hAnsiTheme="majorHAnsi" w:cstheme="majorBidi"/>
       <w:i/>
       <w:iCs/>
-      <w:color w:val="000000"/>
+      <w:color w:val="404040" w:themeColor="text1" w:themeTint="BF"/>
     </w:rPr>
   </w:style>
   <w:style w:type="character" w:customStyle="1" w:styleId="Heading8Char">
@@ -8615,7 +7449,7 @@
     <w:rsid w:val="00FC693F"/>
     <w:rPr>
       <w:rFonts w:asciiTheme="majorHAnsi" w:eastAsiaTheme="majorEastAsia" w:hAnsiTheme="majorHAnsi" w:cstheme="majorBidi"/>
-      <w:color w:val="000000"/>
+      <w:color w:val="4F81BD" w:themeColor="accent1"/>
       <w:sz w:val="20"/>
       <w:szCs w:val="20"/>
     </w:rPr>
@@ -8631,7 +7465,7 @@
       <w:rFonts w:asciiTheme="majorHAnsi" w:eastAsiaTheme="majorEastAsia" w:hAnsiTheme="majorHAnsi" w:cstheme="majorBidi"/>
       <w:i/>
       <w:iCs/>
-      <w:color w:val="000000"/>
+      <w:color w:val="404040" w:themeColor="text1" w:themeTint="BF"/>
       <w:sz w:val="20"/>
       <w:szCs w:val="20"/>
     </w:rPr>

--- a/paper/CAST_추가자료.docx
+++ b/paper/CAST_추가자료.docx
@@ -4,6 +4,8 @@
   <w:body>
     <w:p>
       <w:pPr>
+        <w:autoSpaceDE w:val="0"/>
+        <w:autoSpaceDN w:val="0"/>
         <w:jc w:val="center"/>
       </w:pPr>
       <w:r>
@@ -18,6 +20,8 @@
     </w:p>
     <w:p>
       <w:pPr>
+        <w:autoSpaceDE w:val="0"/>
+        <w:autoSpaceDN w:val="0"/>
         <w:jc w:val="center"/>
       </w:pPr>
       <w:r>
@@ -31,6 +35,8 @@
     </w:p>
     <w:p>
       <w:pPr>
+        <w:autoSpaceDE w:val="0"/>
+        <w:autoSpaceDN w:val="0"/>
         <w:pStyle w:val="Heading1"/>
       </w:pPr>
       <w:r>
@@ -57,6 +63,10 @@
             <w:tcW w:type="dxa" w:w="3173"/>
           </w:tcPr>
           <w:p>
+            <w:pPr>
+              <w:autoSpaceDE w:val="0"/>
+              <w:autoSpaceDN w:val="0"/>
+            </w:pPr>
             <w:r/>
             <w:r>
               <w:rPr>
@@ -72,6 +82,10 @@
             <w:tcW w:type="dxa" w:w="3173"/>
           </w:tcPr>
           <w:p>
+            <w:pPr>
+              <w:autoSpaceDE w:val="0"/>
+              <w:autoSpaceDN w:val="0"/>
+            </w:pPr>
             <w:r/>
             <w:r>
               <w:rPr>
@@ -87,6 +101,10 @@
             <w:tcW w:type="dxa" w:w="3173"/>
           </w:tcPr>
           <w:p>
+            <w:pPr>
+              <w:autoSpaceDE w:val="0"/>
+              <w:autoSpaceDN w:val="0"/>
+            </w:pPr>
             <w:r/>
             <w:r>
               <w:rPr>
@@ -104,6 +122,10 @@
             <w:tcW w:type="dxa" w:w="3173"/>
           </w:tcPr>
           <w:p>
+            <w:pPr>
+              <w:autoSpaceDE w:val="0"/>
+              <w:autoSpaceDN w:val="0"/>
+            </w:pPr>
             <w:r/>
             <w:r>
               <w:rPr>
@@ -119,6 +141,10 @@
             <w:tcW w:type="dxa" w:w="3173"/>
           </w:tcPr>
           <w:p>
+            <w:pPr>
+              <w:autoSpaceDE w:val="0"/>
+              <w:autoSpaceDN w:val="0"/>
+            </w:pPr>
             <w:r/>
             <w:r>
               <w:rPr>
@@ -134,6 +160,10 @@
             <w:tcW w:type="dxa" w:w="3173"/>
           </w:tcPr>
           <w:p>
+            <w:pPr>
+              <w:autoSpaceDE w:val="0"/>
+              <w:autoSpaceDN w:val="0"/>
+            </w:pPr>
             <w:r/>
             <w:r>
               <w:rPr>
@@ -151,6 +181,10 @@
             <w:tcW w:type="dxa" w:w="3173"/>
           </w:tcPr>
           <w:p>
+            <w:pPr>
+              <w:autoSpaceDE w:val="0"/>
+              <w:autoSpaceDN w:val="0"/>
+            </w:pPr>
             <w:r/>
             <w:r>
               <w:rPr>
@@ -166,6 +200,10 @@
             <w:tcW w:type="dxa" w:w="3173"/>
           </w:tcPr>
           <w:p>
+            <w:pPr>
+              <w:autoSpaceDE w:val="0"/>
+              <w:autoSpaceDN w:val="0"/>
+            </w:pPr>
             <w:r/>
             <w:r>
               <w:rPr>
@@ -181,6 +219,10 @@
             <w:tcW w:type="dxa" w:w="3173"/>
           </w:tcPr>
           <w:p>
+            <w:pPr>
+              <w:autoSpaceDE w:val="0"/>
+              <w:autoSpaceDN w:val="0"/>
+            </w:pPr>
             <w:r/>
             <w:r>
               <w:rPr>
@@ -198,6 +240,10 @@
             <w:tcW w:type="dxa" w:w="3173"/>
           </w:tcPr>
           <w:p>
+            <w:pPr>
+              <w:autoSpaceDE w:val="0"/>
+              <w:autoSpaceDN w:val="0"/>
+            </w:pPr>
             <w:r/>
             <w:r>
               <w:rPr>
@@ -213,6 +259,10 @@
             <w:tcW w:type="dxa" w:w="3173"/>
           </w:tcPr>
           <w:p>
+            <w:pPr>
+              <w:autoSpaceDE w:val="0"/>
+              <w:autoSpaceDN w:val="0"/>
+            </w:pPr>
             <w:r/>
             <w:r>
               <w:rPr>
@@ -228,6 +278,10 @@
             <w:tcW w:type="dxa" w:w="3173"/>
           </w:tcPr>
           <w:p>
+            <w:pPr>
+              <w:autoSpaceDE w:val="0"/>
+              <w:autoSpaceDN w:val="0"/>
+            </w:pPr>
             <w:r/>
             <w:r>
               <w:rPr>
@@ -245,6 +299,10 @@
             <w:tcW w:type="dxa" w:w="3173"/>
           </w:tcPr>
           <w:p>
+            <w:pPr>
+              <w:autoSpaceDE w:val="0"/>
+              <w:autoSpaceDN w:val="0"/>
+            </w:pPr>
             <w:r/>
             <w:r>
               <w:rPr>
@@ -260,6 +318,10 @@
             <w:tcW w:type="dxa" w:w="3173"/>
           </w:tcPr>
           <w:p>
+            <w:pPr>
+              <w:autoSpaceDE w:val="0"/>
+              <w:autoSpaceDN w:val="0"/>
+            </w:pPr>
             <w:r/>
             <w:r>
               <w:rPr>
@@ -275,6 +337,10 @@
             <w:tcW w:type="dxa" w:w="3173"/>
           </w:tcPr>
           <w:p>
+            <w:pPr>
+              <w:autoSpaceDE w:val="0"/>
+              <w:autoSpaceDN w:val="0"/>
+            </w:pPr>
             <w:r/>
             <w:r>
               <w:rPr>
@@ -292,6 +358,10 @@
             <w:tcW w:type="dxa" w:w="3173"/>
           </w:tcPr>
           <w:p>
+            <w:pPr>
+              <w:autoSpaceDE w:val="0"/>
+              <w:autoSpaceDN w:val="0"/>
+            </w:pPr>
             <w:r/>
             <w:r>
               <w:rPr>
@@ -307,6 +377,10 @@
             <w:tcW w:type="dxa" w:w="3173"/>
           </w:tcPr>
           <w:p>
+            <w:pPr>
+              <w:autoSpaceDE w:val="0"/>
+              <w:autoSpaceDN w:val="0"/>
+            </w:pPr>
             <w:r/>
             <w:r>
               <w:rPr>
@@ -322,6 +396,10 @@
             <w:tcW w:type="dxa" w:w="3173"/>
           </w:tcPr>
           <w:p>
+            <w:pPr>
+              <w:autoSpaceDE w:val="0"/>
+              <w:autoSpaceDN w:val="0"/>
+            </w:pPr>
             <w:r/>
             <w:r>
               <w:rPr>
@@ -339,6 +417,10 @@
             <w:tcW w:type="dxa" w:w="3173"/>
           </w:tcPr>
           <w:p>
+            <w:pPr>
+              <w:autoSpaceDE w:val="0"/>
+              <w:autoSpaceDN w:val="0"/>
+            </w:pPr>
             <w:r/>
             <w:r>
               <w:rPr>
@@ -354,6 +436,10 @@
             <w:tcW w:type="dxa" w:w="3173"/>
           </w:tcPr>
           <w:p>
+            <w:pPr>
+              <w:autoSpaceDE w:val="0"/>
+              <w:autoSpaceDN w:val="0"/>
+            </w:pPr>
             <w:r/>
             <w:r>
               <w:rPr>
@@ -369,6 +455,10 @@
             <w:tcW w:type="dxa" w:w="3173"/>
           </w:tcPr>
           <w:p>
+            <w:pPr>
+              <w:autoSpaceDE w:val="0"/>
+              <w:autoSpaceDN w:val="0"/>
+            </w:pPr>
             <w:r/>
             <w:r>
               <w:rPr>
@@ -386,6 +476,10 @@
             <w:tcW w:type="dxa" w:w="3173"/>
           </w:tcPr>
           <w:p>
+            <w:pPr>
+              <w:autoSpaceDE w:val="0"/>
+              <w:autoSpaceDN w:val="0"/>
+            </w:pPr>
             <w:r/>
             <w:r>
               <w:rPr>
@@ -401,6 +495,10 @@
             <w:tcW w:type="dxa" w:w="3173"/>
           </w:tcPr>
           <w:p>
+            <w:pPr>
+              <w:autoSpaceDE w:val="0"/>
+              <w:autoSpaceDN w:val="0"/>
+            </w:pPr>
             <w:r/>
             <w:r>
               <w:rPr>
@@ -416,6 +514,10 @@
             <w:tcW w:type="dxa" w:w="3173"/>
           </w:tcPr>
           <w:p>
+            <w:pPr>
+              <w:autoSpaceDE w:val="0"/>
+              <w:autoSpaceDN w:val="0"/>
+            </w:pPr>
             <w:r/>
             <w:r>
               <w:rPr>
@@ -433,6 +535,10 @@
             <w:tcW w:type="dxa" w:w="3173"/>
           </w:tcPr>
           <w:p>
+            <w:pPr>
+              <w:autoSpaceDE w:val="0"/>
+              <w:autoSpaceDN w:val="0"/>
+            </w:pPr>
             <w:r/>
             <w:r>
               <w:rPr>
@@ -448,6 +554,10 @@
             <w:tcW w:type="dxa" w:w="3173"/>
           </w:tcPr>
           <w:p>
+            <w:pPr>
+              <w:autoSpaceDE w:val="0"/>
+              <w:autoSpaceDN w:val="0"/>
+            </w:pPr>
             <w:r/>
             <w:r>
               <w:rPr>
@@ -463,6 +573,10 @@
             <w:tcW w:type="dxa" w:w="3173"/>
           </w:tcPr>
           <w:p>
+            <w:pPr>
+              <w:autoSpaceDE w:val="0"/>
+              <w:autoSpaceDN w:val="0"/>
+            </w:pPr>
             <w:r/>
             <w:r>
               <w:rPr>
@@ -480,6 +594,10 @@
             <w:tcW w:type="dxa" w:w="3173"/>
           </w:tcPr>
           <w:p>
+            <w:pPr>
+              <w:autoSpaceDE w:val="0"/>
+              <w:autoSpaceDN w:val="0"/>
+            </w:pPr>
             <w:r/>
             <w:r>
               <w:rPr>
@@ -495,6 +613,10 @@
             <w:tcW w:type="dxa" w:w="3173"/>
           </w:tcPr>
           <w:p>
+            <w:pPr>
+              <w:autoSpaceDE w:val="0"/>
+              <w:autoSpaceDN w:val="0"/>
+            </w:pPr>
             <w:r/>
             <w:r>
               <w:rPr>
@@ -510,6 +632,10 @@
             <w:tcW w:type="dxa" w:w="3173"/>
           </w:tcPr>
           <w:p>
+            <w:pPr>
+              <w:autoSpaceDE w:val="0"/>
+              <w:autoSpaceDN w:val="0"/>
+            </w:pPr>
             <w:r/>
             <w:r>
               <w:rPr>
@@ -525,6 +651,8 @@
     <w:p/>
     <w:p>
       <w:pPr>
+        <w:autoSpaceDE w:val="0"/>
+        <w:autoSpaceDN w:val="0"/>
         <w:jc w:val="both"/>
       </w:pPr>
       <w:r>
@@ -536,12 +664,18 @@
       </w:r>
     </w:p>
     <w:p>
+      <w:pPr>
+        <w:autoSpaceDE w:val="0"/>
+        <w:autoSpaceDN w:val="0"/>
+      </w:pPr>
       <w:r>
         <w:br w:type="page"/>
       </w:r>
     </w:p>
     <w:p>
       <w:pPr>
+        <w:autoSpaceDE w:val="0"/>
+        <w:autoSpaceDN w:val="0"/>
         <w:pStyle w:val="Heading1"/>
       </w:pPr>
       <w:r>
@@ -553,6 +687,8 @@
     </w:p>
     <w:p>
       <w:pPr>
+        <w:autoSpaceDE w:val="0"/>
+        <w:autoSpaceDN w:val="0"/>
         <w:jc w:val="both"/>
       </w:pPr>
       <w:r>
@@ -565,6 +701,8 @@
     </w:p>
     <w:p>
       <w:pPr>
+        <w:autoSpaceDE w:val="0"/>
+        <w:autoSpaceDN w:val="0"/>
         <w:jc w:val="both"/>
       </w:pPr>
       <w:r>
@@ -577,6 +715,8 @@
     </w:p>
     <w:p>
       <w:pPr>
+        <w:autoSpaceDE w:val="0"/>
+        <w:autoSpaceDN w:val="0"/>
         <w:pStyle w:val="Heading2"/>
       </w:pPr>
       <w:r>
@@ -588,6 +728,8 @@
     </w:p>
     <w:p>
       <w:pPr>
+        <w:autoSpaceDE w:val="0"/>
+        <w:autoSpaceDN w:val="0"/>
         <w:jc w:val="both"/>
       </w:pPr>
       <w:r>
@@ -600,6 +742,8 @@
     </w:p>
     <w:p>
       <w:pPr>
+        <w:autoSpaceDE w:val="0"/>
+        <w:autoSpaceDN w:val="0"/>
         <w:jc w:val="both"/>
       </w:pPr>
       <w:r>
@@ -612,6 +756,8 @@
     </w:p>
     <w:p>
       <w:pPr>
+        <w:autoSpaceDE w:val="0"/>
+        <w:autoSpaceDN w:val="0"/>
         <w:jc w:val="both"/>
       </w:pPr>
       <w:r>
@@ -624,6 +770,8 @@
     </w:p>
     <w:p>
       <w:pPr>
+        <w:autoSpaceDE w:val="0"/>
+        <w:autoSpaceDN w:val="0"/>
         <w:pStyle w:val="Heading1"/>
       </w:pPr>
       <w:r>
@@ -635,6 +783,8 @@
     </w:p>
     <w:p>
       <w:pPr>
+        <w:autoSpaceDE w:val="0"/>
+        <w:autoSpaceDN w:val="0"/>
         <w:jc w:val="both"/>
       </w:pPr>
       <w:r>
@@ -647,6 +797,8 @@
     </w:p>
     <w:p>
       <w:pPr>
+        <w:autoSpaceDE w:val="0"/>
+        <w:autoSpaceDN w:val="0"/>
         <w:pStyle w:val="Heading2"/>
       </w:pPr>
       <w:r>
@@ -658,6 +810,8 @@
     </w:p>
     <w:p>
       <w:pPr>
+        <w:autoSpaceDE w:val="0"/>
+        <w:autoSpaceDN w:val="0"/>
         <w:spacing w:after="80"/>
         <w:ind w:left="340"/>
       </w:pPr>
@@ -671,6 +825,8 @@
     </w:p>
     <w:p>
       <w:pPr>
+        <w:autoSpaceDE w:val="0"/>
+        <w:autoSpaceDN w:val="0"/>
         <w:spacing w:after="80"/>
         <w:ind w:left="340"/>
       </w:pPr>
@@ -684,6 +840,8 @@
     </w:p>
     <w:p>
       <w:pPr>
+        <w:autoSpaceDE w:val="0"/>
+        <w:autoSpaceDN w:val="0"/>
         <w:spacing w:after="80"/>
         <w:ind w:left="340"/>
       </w:pPr>
@@ -697,6 +855,8 @@
     </w:p>
     <w:p>
       <w:pPr>
+        <w:autoSpaceDE w:val="0"/>
+        <w:autoSpaceDN w:val="0"/>
         <w:spacing w:after="80"/>
         <w:ind w:left="340"/>
       </w:pPr>
@@ -710,6 +870,8 @@
     </w:p>
     <w:p>
       <w:pPr>
+        <w:autoSpaceDE w:val="0"/>
+        <w:autoSpaceDN w:val="0"/>
         <w:spacing w:after="80"/>
         <w:ind w:left="340"/>
       </w:pPr>
@@ -723,6 +885,8 @@
     </w:p>
     <w:p>
       <w:pPr>
+        <w:autoSpaceDE w:val="0"/>
+        <w:autoSpaceDN w:val="0"/>
         <w:jc w:val="both"/>
       </w:pPr>
       <w:r>
@@ -735,6 +899,8 @@
     </w:p>
     <w:p>
       <w:pPr>
+        <w:autoSpaceDE w:val="0"/>
+        <w:autoSpaceDN w:val="0"/>
         <w:jc w:val="both"/>
       </w:pPr>
       <w:r>
@@ -747,6 +913,8 @@
     </w:p>
     <w:p>
       <w:pPr>
+        <w:autoSpaceDE w:val="0"/>
+        <w:autoSpaceDN w:val="0"/>
         <w:pStyle w:val="Heading2"/>
       </w:pPr>
       <w:r>
@@ -758,6 +926,8 @@
     </w:p>
     <w:p>
       <w:pPr>
+        <w:autoSpaceDE w:val="0"/>
+        <w:autoSpaceDN w:val="0"/>
         <w:jc w:val="both"/>
       </w:pPr>
       <w:r>
@@ -770,6 +940,8 @@
     </w:p>
     <w:p>
       <w:pPr>
+        <w:autoSpaceDE w:val="0"/>
+        <w:autoSpaceDN w:val="0"/>
         <w:pStyle w:val="Heading2"/>
       </w:pPr>
       <w:r>
@@ -781,6 +953,8 @@
     </w:p>
     <w:p>
       <w:pPr>
+        <w:autoSpaceDE w:val="0"/>
+        <w:autoSpaceDN w:val="0"/>
         <w:jc w:val="both"/>
       </w:pPr>
       <w:r>
@@ -793,6 +967,8 @@
     </w:p>
     <w:p>
       <w:pPr>
+        <w:autoSpaceDE w:val="0"/>
+        <w:autoSpaceDN w:val="0"/>
         <w:jc w:val="both"/>
       </w:pPr>
       <w:r>
@@ -801,6 +977,21 @@
           <w:sz w:val="20"/>
         </w:rPr>
         <w:t>그 결과 CASPER의 해는 매 시간 모든 작업을 그 시각 가장 깨끗한 리전 하나로 보내는 것이 된다. 실제로 임의의 한 시각을 열어 보면 8개 리전에서 발생한 요청 전부의 목적지가 프랑스 하나였다. 이는 구현 오류가 아니라 제약이 없는 최적화의 정상적인 귀결이다.</w:t>
+      </w:r>
+    </w:p>
+    <w:p>
+      <w:pPr>
+        <w:autoSpaceDE w:val="0"/>
+        <w:autoSpaceDN w:val="0"/>
+        <w:spacing w:before="120" w:after="40"/>
+        <w:jc w:val="center"/>
+      </w:pPr>
+      <w:r>
+        <w:rPr>
+          <w:b/>
+          <w:sz w:val="17"/>
+        </w:rPr>
+        <w:t>표 S1. CASPER 두 스케줄러를 본 연구 데이터에 적용한 결과</w:t>
       </w:r>
     </w:p>
     <w:tbl>
@@ -823,6 +1014,10 @@
             <w:tcW w:type="dxa" w:w="1586"/>
           </w:tcPr>
           <w:p>
+            <w:pPr>
+              <w:autoSpaceDE w:val="0"/>
+              <w:autoSpaceDN w:val="0"/>
+            </w:pPr>
             <w:r/>
             <w:r>
               <w:rPr>
@@ -839,6 +1034,8 @@
           </w:tcPr>
           <w:p>
             <w:pPr>
+              <w:autoSpaceDE w:val="0"/>
+              <w:autoSpaceDN w:val="0"/>
               <w:jc w:val="right"/>
             </w:pPr>
             <w:r/>
@@ -857,6 +1054,8 @@
           </w:tcPr>
           <w:p>
             <w:pPr>
+              <w:autoSpaceDE w:val="0"/>
+              <w:autoSpaceDN w:val="0"/>
               <w:jc w:val="right"/>
             </w:pPr>
             <w:r/>
@@ -875,6 +1074,8 @@
           </w:tcPr>
           <w:p>
             <w:pPr>
+              <w:autoSpaceDE w:val="0"/>
+              <w:autoSpaceDN w:val="0"/>
               <w:jc w:val="right"/>
             </w:pPr>
             <w:r/>
@@ -893,6 +1094,8 @@
           </w:tcPr>
           <w:p>
             <w:pPr>
+              <w:autoSpaceDE w:val="0"/>
+              <w:autoSpaceDN w:val="0"/>
               <w:jc w:val="right"/>
             </w:pPr>
             <w:r/>
@@ -911,6 +1114,8 @@
           </w:tcPr>
           <w:p>
             <w:pPr>
+              <w:autoSpaceDE w:val="0"/>
+              <w:autoSpaceDN w:val="0"/>
               <w:jc w:val="right"/>
             </w:pPr>
             <w:r/>
@@ -930,6 +1135,10 @@
             <w:tcW w:type="dxa" w:w="1586"/>
           </w:tcPr>
           <w:p>
+            <w:pPr>
+              <w:autoSpaceDE w:val="0"/>
+              <w:autoSpaceDN w:val="0"/>
+            </w:pPr>
             <w:r/>
             <w:r>
               <w:rPr>
@@ -946,6 +1155,8 @@
           </w:tcPr>
           <w:p>
             <w:pPr>
+              <w:autoSpaceDE w:val="0"/>
+              <w:autoSpaceDN w:val="0"/>
               <w:jc w:val="right"/>
             </w:pPr>
             <w:r/>
@@ -964,6 +1175,8 @@
           </w:tcPr>
           <w:p>
             <w:pPr>
+              <w:autoSpaceDE w:val="0"/>
+              <w:autoSpaceDN w:val="0"/>
               <w:jc w:val="right"/>
             </w:pPr>
             <w:r/>
@@ -982,6 +1195,8 @@
           </w:tcPr>
           <w:p>
             <w:pPr>
+              <w:autoSpaceDE w:val="0"/>
+              <w:autoSpaceDN w:val="0"/>
               <w:jc w:val="right"/>
             </w:pPr>
             <w:r/>
@@ -1000,6 +1215,8 @@
           </w:tcPr>
           <w:p>
             <w:pPr>
+              <w:autoSpaceDE w:val="0"/>
+              <w:autoSpaceDN w:val="0"/>
               <w:jc w:val="right"/>
             </w:pPr>
             <w:r/>
@@ -1018,6 +1235,8 @@
           </w:tcPr>
           <w:p>
             <w:pPr>
+              <w:autoSpaceDE w:val="0"/>
+              <w:autoSpaceDN w:val="0"/>
               <w:jc w:val="right"/>
             </w:pPr>
             <w:r/>
@@ -1037,6 +1256,10 @@
             <w:tcW w:type="dxa" w:w="1586"/>
           </w:tcPr>
           <w:p>
+            <w:pPr>
+              <w:autoSpaceDE w:val="0"/>
+              <w:autoSpaceDN w:val="0"/>
+            </w:pPr>
             <w:r/>
             <w:r>
               <w:rPr>
@@ -1053,6 +1276,8 @@
           </w:tcPr>
           <w:p>
             <w:pPr>
+              <w:autoSpaceDE w:val="0"/>
+              <w:autoSpaceDN w:val="0"/>
               <w:jc w:val="right"/>
             </w:pPr>
             <w:r/>
@@ -1071,6 +1296,8 @@
           </w:tcPr>
           <w:p>
             <w:pPr>
+              <w:autoSpaceDE w:val="0"/>
+              <w:autoSpaceDN w:val="0"/>
               <w:jc w:val="right"/>
             </w:pPr>
             <w:r/>
@@ -1089,6 +1316,8 @@
           </w:tcPr>
           <w:p>
             <w:pPr>
+              <w:autoSpaceDE w:val="0"/>
+              <w:autoSpaceDN w:val="0"/>
               <w:jc w:val="right"/>
             </w:pPr>
             <w:r/>
@@ -1107,6 +1336,8 @@
           </w:tcPr>
           <w:p>
             <w:pPr>
+              <w:autoSpaceDE w:val="0"/>
+              <w:autoSpaceDN w:val="0"/>
               <w:jc w:val="right"/>
             </w:pPr>
             <w:r/>
@@ -1125,6 +1356,8 @@
           </w:tcPr>
           <w:p>
             <w:pPr>
+              <w:autoSpaceDE w:val="0"/>
+              <w:autoSpaceDN w:val="0"/>
               <w:jc w:val="right"/>
             </w:pPr>
             <w:r/>
@@ -1144,6 +1377,10 @@
             <w:tcW w:type="dxa" w:w="1586"/>
           </w:tcPr>
           <w:p>
+            <w:pPr>
+              <w:autoSpaceDE w:val="0"/>
+              <w:autoSpaceDN w:val="0"/>
+            </w:pPr>
             <w:r/>
             <w:r>
               <w:rPr>
@@ -1160,6 +1397,8 @@
           </w:tcPr>
           <w:p>
             <w:pPr>
+              <w:autoSpaceDE w:val="0"/>
+              <w:autoSpaceDN w:val="0"/>
               <w:jc w:val="right"/>
             </w:pPr>
             <w:r/>
@@ -1178,6 +1417,8 @@
           </w:tcPr>
           <w:p>
             <w:pPr>
+              <w:autoSpaceDE w:val="0"/>
+              <w:autoSpaceDN w:val="0"/>
               <w:jc w:val="right"/>
             </w:pPr>
             <w:r/>
@@ -1196,6 +1437,8 @@
           </w:tcPr>
           <w:p>
             <w:pPr>
+              <w:autoSpaceDE w:val="0"/>
+              <w:autoSpaceDN w:val="0"/>
               <w:jc w:val="right"/>
             </w:pPr>
             <w:r/>
@@ -1214,6 +1457,8 @@
           </w:tcPr>
           <w:p>
             <w:pPr>
+              <w:autoSpaceDE w:val="0"/>
+              <w:autoSpaceDN w:val="0"/>
               <w:jc w:val="right"/>
             </w:pPr>
             <w:r/>
@@ -1232,6 +1477,8 @@
           </w:tcPr>
           <w:p>
             <w:pPr>
+              <w:autoSpaceDE w:val="0"/>
+              <w:autoSpaceDN w:val="0"/>
               <w:jc w:val="right"/>
             </w:pPr>
             <w:r/>
@@ -1249,18 +1496,8 @@
     <w:p/>
     <w:p>
       <w:pPr>
-        <w:jc w:val="center"/>
-      </w:pPr>
-      <w:r>
-        <w:rPr>
-          <w:b/>
-          <w:sz w:val="17"/>
-        </w:rPr>
-        <w:t>표 S1. CASPER 두 스케줄러를 본 연구 데이터에 적용한 결과</w:t>
-      </w:r>
-    </w:p>
-    <w:p>
-      <w:pPr>
+        <w:autoSpaceDE w:val="0"/>
+        <w:autoSpaceDN w:val="0"/>
         <w:jc w:val="both"/>
       </w:pPr>
       <w:r>
@@ -1273,6 +1510,8 @@
     </w:p>
     <w:p>
       <w:pPr>
+        <w:autoSpaceDE w:val="0"/>
+        <w:autoSpaceDN w:val="0"/>
         <w:jc w:val="both"/>
       </w:pPr>
       <w:r>
@@ -1285,6 +1524,8 @@
     </w:p>
     <w:p>
       <w:pPr>
+        <w:autoSpaceDE w:val="0"/>
+        <w:autoSpaceDN w:val="0"/>
         <w:pStyle w:val="Heading1"/>
       </w:pPr>
       <w:r>
@@ -1296,6 +1537,8 @@
     </w:p>
     <w:p>
       <w:pPr>
+        <w:autoSpaceDE w:val="0"/>
+        <w:autoSpaceDN w:val="0"/>
         <w:jc w:val="both"/>
       </w:pPr>
       <w:r>
@@ -1308,6 +1551,8 @@
     </w:p>
     <w:p>
       <w:pPr>
+        <w:autoSpaceDE w:val="0"/>
+        <w:autoSpaceDN w:val="0"/>
         <w:spacing w:after="80"/>
         <w:ind w:left="340"/>
       </w:pPr>
@@ -1321,6 +1566,8 @@
     </w:p>
     <w:p>
       <w:pPr>
+        <w:autoSpaceDE w:val="0"/>
+        <w:autoSpaceDN w:val="0"/>
         <w:spacing w:after="80"/>
         <w:ind w:left="340"/>
       </w:pPr>
@@ -1334,6 +1581,8 @@
     </w:p>
     <w:p>
       <w:pPr>
+        <w:autoSpaceDE w:val="0"/>
+        <w:autoSpaceDN w:val="0"/>
         <w:spacing w:after="80"/>
         <w:ind w:left="340"/>
       </w:pPr>
@@ -1347,6 +1596,8 @@
     </w:p>
     <w:p>
       <w:pPr>
+        <w:autoSpaceDE w:val="0"/>
+        <w:autoSpaceDN w:val="0"/>
         <w:jc w:val="both"/>
       </w:pPr>
       <w:r>
@@ -1359,6 +1610,8 @@
     </w:p>
     <w:p>
       <w:pPr>
+        <w:autoSpaceDE w:val="0"/>
+        <w:autoSpaceDN w:val="0"/>
         <w:pStyle w:val="Heading2"/>
       </w:pPr>
       <w:r>
@@ -1370,6 +1623,8 @@
     </w:p>
     <w:p>
       <w:pPr>
+        <w:autoSpaceDE w:val="0"/>
+        <w:autoSpaceDN w:val="0"/>
         <w:jc w:val="both"/>
       </w:pPr>
       <w:r>
@@ -1382,6 +1637,8 @@
     </w:p>
     <w:p>
       <w:pPr>
+        <w:autoSpaceDE w:val="0"/>
+        <w:autoSpaceDN w:val="0"/>
         <w:jc w:val="both"/>
       </w:pPr>
       <w:r>
@@ -1394,6 +1651,8 @@
     </w:p>
     <w:p>
       <w:pPr>
+        <w:autoSpaceDE w:val="0"/>
+        <w:autoSpaceDN w:val="0"/>
         <w:jc w:val="both"/>
       </w:pPr>
       <w:r>
@@ -1402,6 +1661,21 @@
           <w:sz w:val="20"/>
         </w:rPr>
         <w:t>CICS에는 작업별 마감이 없고 “하루 안에 끝난다”만 있다. 본 연구의 작업에는 마감이 있으므로 대기열에서 마감이 임박한 순으로 뽑되, 이번 슬롯이 마지막 기회인 작업은 곡선의 상한을 넘겨 내보냈다. 이 예외가 37,594건, 곧 전체의 26%에 해당한다. 이는 CICS의 결함이 아니라 전제가 다른 데서 오는 차이다.</w:t>
+      </w:r>
+    </w:p>
+    <w:p>
+      <w:pPr>
+        <w:autoSpaceDE w:val="0"/>
+        <w:autoSpaceDN w:val="0"/>
+        <w:spacing w:before="120" w:after="40"/>
+        <w:jc w:val="center"/>
+      </w:pPr>
+      <w:r>
+        <w:rPr>
+          <w:b/>
+          <w:sz w:val="17"/>
+        </w:rPr>
+        <w:t>표 S2. CICS와 본 연구를 같은 축에서 비교한 결과</w:t>
       </w:r>
     </w:p>
     <w:tbl>
@@ -1423,6 +1697,10 @@
             <w:tcW w:type="dxa" w:w="1904"/>
           </w:tcPr>
           <w:p>
+            <w:pPr>
+              <w:autoSpaceDE w:val="0"/>
+              <w:autoSpaceDN w:val="0"/>
+            </w:pPr>
             <w:r/>
             <w:r>
               <w:rPr>
@@ -1439,6 +1717,8 @@
           </w:tcPr>
           <w:p>
             <w:pPr>
+              <w:autoSpaceDE w:val="0"/>
+              <w:autoSpaceDN w:val="0"/>
               <w:jc w:val="right"/>
             </w:pPr>
             <w:r/>
@@ -1457,6 +1737,8 @@
           </w:tcPr>
           <w:p>
             <w:pPr>
+              <w:autoSpaceDE w:val="0"/>
+              <w:autoSpaceDN w:val="0"/>
               <w:jc w:val="right"/>
             </w:pPr>
             <w:r/>
@@ -1475,6 +1757,8 @@
           </w:tcPr>
           <w:p>
             <w:pPr>
+              <w:autoSpaceDE w:val="0"/>
+              <w:autoSpaceDN w:val="0"/>
               <w:jc w:val="right"/>
             </w:pPr>
             <w:r/>
@@ -1493,6 +1777,8 @@
           </w:tcPr>
           <w:p>
             <w:pPr>
+              <w:autoSpaceDE w:val="0"/>
+              <w:autoSpaceDN w:val="0"/>
               <w:jc w:val="right"/>
             </w:pPr>
             <w:r/>
@@ -1512,6 +1798,10 @@
             <w:tcW w:type="dxa" w:w="1904"/>
           </w:tcPr>
           <w:p>
+            <w:pPr>
+              <w:autoSpaceDE w:val="0"/>
+              <w:autoSpaceDN w:val="0"/>
+            </w:pPr>
             <w:r/>
             <w:r>
               <w:rPr>
@@ -1528,6 +1818,8 @@
           </w:tcPr>
           <w:p>
             <w:pPr>
+              <w:autoSpaceDE w:val="0"/>
+              <w:autoSpaceDN w:val="0"/>
               <w:jc w:val="right"/>
             </w:pPr>
             <w:r/>
@@ -1546,6 +1838,8 @@
           </w:tcPr>
           <w:p>
             <w:pPr>
+              <w:autoSpaceDE w:val="0"/>
+              <w:autoSpaceDN w:val="0"/>
               <w:jc w:val="right"/>
             </w:pPr>
             <w:r/>
@@ -1564,6 +1858,8 @@
           </w:tcPr>
           <w:p>
             <w:pPr>
+              <w:autoSpaceDE w:val="0"/>
+              <w:autoSpaceDN w:val="0"/>
               <w:jc w:val="right"/>
             </w:pPr>
             <w:r/>
@@ -1582,6 +1878,8 @@
           </w:tcPr>
           <w:p>
             <w:pPr>
+              <w:autoSpaceDE w:val="0"/>
+              <w:autoSpaceDN w:val="0"/>
               <w:jc w:val="right"/>
             </w:pPr>
             <w:r/>
@@ -1601,6 +1899,10 @@
             <w:tcW w:type="dxa" w:w="1904"/>
           </w:tcPr>
           <w:p>
+            <w:pPr>
+              <w:autoSpaceDE w:val="0"/>
+              <w:autoSpaceDN w:val="0"/>
+            </w:pPr>
             <w:r/>
             <w:r>
               <w:rPr>
@@ -1617,6 +1919,8 @@
           </w:tcPr>
           <w:p>
             <w:pPr>
+              <w:autoSpaceDE w:val="0"/>
+              <w:autoSpaceDN w:val="0"/>
               <w:jc w:val="right"/>
             </w:pPr>
             <w:r/>
@@ -1635,6 +1939,8 @@
           </w:tcPr>
           <w:p>
             <w:pPr>
+              <w:autoSpaceDE w:val="0"/>
+              <w:autoSpaceDN w:val="0"/>
               <w:jc w:val="right"/>
             </w:pPr>
             <w:r/>
@@ -1653,6 +1959,8 @@
           </w:tcPr>
           <w:p>
             <w:pPr>
+              <w:autoSpaceDE w:val="0"/>
+              <w:autoSpaceDN w:val="0"/>
               <w:jc w:val="right"/>
             </w:pPr>
             <w:r/>
@@ -1671,6 +1979,8 @@
           </w:tcPr>
           <w:p>
             <w:pPr>
+              <w:autoSpaceDE w:val="0"/>
+              <w:autoSpaceDN w:val="0"/>
               <w:jc w:val="right"/>
             </w:pPr>
             <w:r/>
@@ -1688,18 +1998,8 @@
     <w:p/>
     <w:p>
       <w:pPr>
-        <w:jc w:val="center"/>
-      </w:pPr>
-      <w:r>
-        <w:rPr>
-          <w:b/>
-          <w:sz w:val="17"/>
-        </w:rPr>
-        <w:t>표 S2. CICS와 본 연구를 같은 축에서 비교한 결과</w:t>
-      </w:r>
-    </w:p>
-    <w:p>
-      <w:pPr>
+        <w:autoSpaceDE w:val="0"/>
+        <w:autoSpaceDN w:val="0"/>
         <w:jc w:val="both"/>
       </w:pPr>
       <w:r>
@@ -1712,6 +2012,8 @@
     </w:p>
     <w:p>
       <w:pPr>
+        <w:autoSpaceDE w:val="0"/>
+        <w:autoSpaceDN w:val="0"/>
         <w:pStyle w:val="Heading1"/>
       </w:pPr>
       <w:r>
@@ -1723,6 +2025,8 @@
     </w:p>
     <w:p>
       <w:pPr>
+        <w:autoSpaceDE w:val="0"/>
+        <w:autoSpaceDN w:val="0"/>
         <w:jc w:val="both"/>
       </w:pPr>
       <w:r>
@@ -1735,6 +2039,8 @@
     </w:p>
     <w:p>
       <w:pPr>
+        <w:autoSpaceDE w:val="0"/>
+        <w:autoSpaceDN w:val="0"/>
         <w:pStyle w:val="Heading2"/>
       </w:pPr>
       <w:r>
@@ -1746,6 +2052,8 @@
     </w:p>
     <w:p>
       <w:pPr>
+        <w:autoSpaceDE w:val="0"/>
+        <w:autoSpaceDN w:val="0"/>
         <w:jc w:val="both"/>
       </w:pPr>
       <w:r>
@@ -1758,6 +2066,8 @@
     </w:p>
     <w:p>
       <w:pPr>
+        <w:autoSpaceDE w:val="0"/>
+        <w:autoSpaceDN w:val="0"/>
         <w:jc w:val="both"/>
       </w:pPr>
       <w:r>
@@ -1770,6 +2080,8 @@
     </w:p>
     <w:p>
       <w:pPr>
+        <w:autoSpaceDE w:val="0"/>
+        <w:autoSpaceDN w:val="0"/>
         <w:jc w:val="both"/>
       </w:pPr>
       <w:r>
@@ -1778,6 +2090,21 @@
           <w:sz w:val="20"/>
         </w:rPr>
         <w:t>표에서 “시간 이동만”은 홈 리전 고정이 아니다. 공간 배정은 본 연구의 무릎점 자동 선택 결과를 그대로 물려받고 시간 축의 알고리즘만 Sukprasert 의 것으로 갈아끼운 대조다 — 그래서 평균 네트워크 지연이 본편 표 1 의 무릎점 값과 같다. 공간 축까지 함께 푸는 것은 다음 행(“공간 + 시간”)이다.</w:t>
+      </w:r>
+    </w:p>
+    <w:p>
+      <w:pPr>
+        <w:autoSpaceDE w:val="0"/>
+        <w:autoSpaceDN w:val="0"/>
+        <w:spacing w:before="120" w:after="40"/>
+        <w:jc w:val="center"/>
+      </w:pPr>
+      <w:r>
+        <w:rPr>
+          <w:b/>
+          <w:sz w:val="17"/>
+        </w:rPr>
+        <w:t>표 S3. Sukprasert 알고리즘을 본 연구 데이터에 적용한 결과</w:t>
       </w:r>
     </w:p>
     <w:tbl>
@@ -1799,6 +2126,10 @@
             <w:tcW w:type="dxa" w:w="1904"/>
           </w:tcPr>
           <w:p>
+            <w:pPr>
+              <w:autoSpaceDE w:val="0"/>
+              <w:autoSpaceDN w:val="0"/>
+            </w:pPr>
             <w:r/>
             <w:r>
               <w:rPr>
@@ -1815,6 +2146,8 @@
           </w:tcPr>
           <w:p>
             <w:pPr>
+              <w:autoSpaceDE w:val="0"/>
+              <w:autoSpaceDN w:val="0"/>
               <w:jc w:val="right"/>
             </w:pPr>
             <w:r/>
@@ -1833,6 +2166,8 @@
           </w:tcPr>
           <w:p>
             <w:pPr>
+              <w:autoSpaceDE w:val="0"/>
+              <w:autoSpaceDN w:val="0"/>
               <w:jc w:val="right"/>
             </w:pPr>
             <w:r/>
@@ -1851,6 +2186,8 @@
           </w:tcPr>
           <w:p>
             <w:pPr>
+              <w:autoSpaceDE w:val="0"/>
+              <w:autoSpaceDN w:val="0"/>
               <w:jc w:val="right"/>
             </w:pPr>
             <w:r/>
@@ -1869,6 +2206,8 @@
           </w:tcPr>
           <w:p>
             <w:pPr>
+              <w:autoSpaceDE w:val="0"/>
+              <w:autoSpaceDN w:val="0"/>
               <w:jc w:val="right"/>
             </w:pPr>
             <w:r/>
@@ -1888,6 +2227,10 @@
             <w:tcW w:type="dxa" w:w="1904"/>
           </w:tcPr>
           <w:p>
+            <w:pPr>
+              <w:autoSpaceDE w:val="0"/>
+              <w:autoSpaceDN w:val="0"/>
+            </w:pPr>
             <w:r/>
             <w:r>
               <w:rPr>
@@ -1904,6 +2247,8 @@
           </w:tcPr>
           <w:p>
             <w:pPr>
+              <w:autoSpaceDE w:val="0"/>
+              <w:autoSpaceDN w:val="0"/>
               <w:jc w:val="right"/>
             </w:pPr>
             <w:r/>
@@ -1922,6 +2267,8 @@
           </w:tcPr>
           <w:p>
             <w:pPr>
+              <w:autoSpaceDE w:val="0"/>
+              <w:autoSpaceDN w:val="0"/>
               <w:jc w:val="right"/>
             </w:pPr>
             <w:r/>
@@ -1940,6 +2287,8 @@
           </w:tcPr>
           <w:p>
             <w:pPr>
+              <w:autoSpaceDE w:val="0"/>
+              <w:autoSpaceDN w:val="0"/>
               <w:jc w:val="right"/>
             </w:pPr>
             <w:r/>
@@ -1958,6 +2307,8 @@
           </w:tcPr>
           <w:p>
             <w:pPr>
+              <w:autoSpaceDE w:val="0"/>
+              <w:autoSpaceDN w:val="0"/>
               <w:jc w:val="right"/>
             </w:pPr>
             <w:r/>
@@ -1977,6 +2328,10 @@
             <w:tcW w:type="dxa" w:w="1904"/>
           </w:tcPr>
           <w:p>
+            <w:pPr>
+              <w:autoSpaceDE w:val="0"/>
+              <w:autoSpaceDN w:val="0"/>
+            </w:pPr>
             <w:r/>
             <w:r>
               <w:rPr>
@@ -1993,6 +2348,8 @@
           </w:tcPr>
           <w:p>
             <w:pPr>
+              <w:autoSpaceDE w:val="0"/>
+              <w:autoSpaceDN w:val="0"/>
               <w:jc w:val="right"/>
             </w:pPr>
             <w:r/>
@@ -2011,6 +2368,8 @@
           </w:tcPr>
           <w:p>
             <w:pPr>
+              <w:autoSpaceDE w:val="0"/>
+              <w:autoSpaceDN w:val="0"/>
               <w:jc w:val="right"/>
             </w:pPr>
             <w:r/>
@@ -2029,6 +2388,8 @@
           </w:tcPr>
           <w:p>
             <w:pPr>
+              <w:autoSpaceDE w:val="0"/>
+              <w:autoSpaceDN w:val="0"/>
               <w:jc w:val="right"/>
             </w:pPr>
             <w:r/>
@@ -2047,6 +2408,8 @@
           </w:tcPr>
           <w:p>
             <w:pPr>
+              <w:autoSpaceDE w:val="0"/>
+              <w:autoSpaceDN w:val="0"/>
               <w:jc w:val="right"/>
             </w:pPr>
             <w:r/>
@@ -2064,18 +2427,8 @@
     <w:p/>
     <w:p>
       <w:pPr>
-        <w:jc w:val="center"/>
-      </w:pPr>
-      <w:r>
-        <w:rPr>
-          <w:b/>
-          <w:sz w:val="17"/>
-        </w:rPr>
-        <w:t>표 S3. Sukprasert 알고리즘을 본 연구 데이터에 적용한 결과</w:t>
-      </w:r>
-    </w:p>
-    <w:p>
-      <w:pPr>
+        <w:autoSpaceDE w:val="0"/>
+        <w:autoSpaceDN w:val="0"/>
         <w:jc w:val="both"/>
       </w:pPr>
       <w:r>
@@ -2088,6 +2441,8 @@
     </w:p>
     <w:p>
       <w:pPr>
+        <w:autoSpaceDE w:val="0"/>
+        <w:autoSpaceDN w:val="0"/>
         <w:jc w:val="both"/>
       </w:pPr>
       <w:r>
@@ -2100,6 +2455,8 @@
     </w:p>
     <w:p>
       <w:pPr>
+        <w:autoSpaceDE w:val="0"/>
+        <w:autoSpaceDN w:val="0"/>
         <w:jc w:val="both"/>
       </w:pPr>
       <w:r>
@@ -2112,6 +2469,8 @@
     </w:p>
     <w:p>
       <w:pPr>
+        <w:autoSpaceDE w:val="0"/>
+        <w:autoSpaceDN w:val="0"/>
         <w:pStyle w:val="Heading1"/>
       </w:pPr>
       <w:r>
@@ -2123,6 +2482,8 @@
     </w:p>
     <w:p>
       <w:pPr>
+        <w:autoSpaceDE w:val="0"/>
+        <w:autoSpaceDN w:val="0"/>
         <w:jc w:val="both"/>
       </w:pPr>
       <w:r>
@@ -2135,6 +2496,8 @@
     </w:p>
     <w:p>
       <w:pPr>
+        <w:autoSpaceDE w:val="0"/>
+        <w:autoSpaceDN w:val="0"/>
         <w:pStyle w:val="Heading2"/>
       </w:pPr>
       <w:r>
@@ -2146,6 +2509,8 @@
     </w:p>
     <w:p>
       <w:pPr>
+        <w:autoSpaceDE w:val="0"/>
+        <w:autoSpaceDN w:val="0"/>
         <w:spacing w:after="80"/>
         <w:ind w:left="340"/>
       </w:pPr>
@@ -2159,6 +2524,8 @@
     </w:p>
     <w:p>
       <w:pPr>
+        <w:autoSpaceDE w:val="0"/>
+        <w:autoSpaceDN w:val="0"/>
         <w:jc w:val="both"/>
       </w:pPr>
       <w:r>
@@ -2171,6 +2538,8 @@
     </w:p>
     <w:p>
       <w:pPr>
+        <w:autoSpaceDE w:val="0"/>
+        <w:autoSpaceDN w:val="0"/>
         <w:spacing w:after="80"/>
         <w:ind w:left="340"/>
       </w:pPr>
@@ -2184,6 +2553,8 @@
     </w:p>
     <w:p>
       <w:pPr>
+        <w:autoSpaceDE w:val="0"/>
+        <w:autoSpaceDN w:val="0"/>
         <w:jc w:val="both"/>
       </w:pPr>
       <w:r>
@@ -2196,6 +2567,8 @@
     </w:p>
     <w:p>
       <w:pPr>
+        <w:autoSpaceDE w:val="0"/>
+        <w:autoSpaceDN w:val="0"/>
         <w:spacing w:after="80"/>
         <w:ind w:left="340"/>
       </w:pPr>
@@ -2209,6 +2582,8 @@
     </w:p>
     <w:p>
       <w:pPr>
+        <w:autoSpaceDE w:val="0"/>
+        <w:autoSpaceDN w:val="0"/>
         <w:jc w:val="both"/>
       </w:pPr>
       <w:r>
@@ -2221,6 +2596,8 @@
     </w:p>
     <w:p>
       <w:pPr>
+        <w:autoSpaceDE w:val="0"/>
+        <w:autoSpaceDN w:val="0"/>
         <w:spacing w:after="80"/>
         <w:ind w:left="340"/>
       </w:pPr>
@@ -2234,6 +2611,8 @@
     </w:p>
     <w:p>
       <w:pPr>
+        <w:autoSpaceDE w:val="0"/>
+        <w:autoSpaceDN w:val="0"/>
         <w:spacing w:after="80"/>
         <w:ind w:left="340"/>
       </w:pPr>
@@ -2247,6 +2626,8 @@
     </w:p>
     <w:p>
       <w:pPr>
+        <w:autoSpaceDE w:val="0"/>
+        <w:autoSpaceDN w:val="0"/>
         <w:spacing w:after="80"/>
         <w:ind w:left="340"/>
       </w:pPr>
@@ -2260,6 +2641,8 @@
     </w:p>
     <w:p>
       <w:pPr>
+        <w:autoSpaceDE w:val="0"/>
+        <w:autoSpaceDN w:val="0"/>
         <w:spacing w:after="80"/>
         <w:ind w:left="340"/>
       </w:pPr>
@@ -2273,6 +2656,8 @@
     </w:p>
     <w:p>
       <w:pPr>
+        <w:autoSpaceDE w:val="0"/>
+        <w:autoSpaceDN w:val="0"/>
         <w:spacing w:after="80"/>
         <w:ind w:left="340"/>
       </w:pPr>
@@ -2286,6 +2671,8 @@
     </w:p>
     <w:p>
       <w:pPr>
+        <w:autoSpaceDE w:val="0"/>
+        <w:autoSpaceDN w:val="0"/>
         <w:jc w:val="both"/>
       </w:pPr>
       <w:r>
@@ -2298,6 +2685,8 @@
     </w:p>
     <w:p>
       <w:pPr>
+        <w:autoSpaceDE w:val="0"/>
+        <w:autoSpaceDN w:val="0"/>
         <w:jc w:val="both"/>
       </w:pPr>
       <w:r>
@@ -2310,6 +2699,8 @@
     </w:p>
     <w:p>
       <w:pPr>
+        <w:autoSpaceDE w:val="0"/>
+        <w:autoSpaceDN w:val="0"/>
         <w:pStyle w:val="Heading2"/>
       </w:pPr>
       <w:r>
@@ -2317,6 +2708,21 @@
           <w:rFonts w:ascii="맑은 고딕" w:hAnsi="맑은 고딕"/>
         </w:rPr>
         <w:t>우리 데이터로 옮기며 내린 판단</w:t>
+      </w:r>
+    </w:p>
+    <w:p>
+      <w:pPr>
+        <w:autoSpaceDE w:val="0"/>
+        <w:autoSpaceDN w:val="0"/>
+        <w:spacing w:before="120" w:after="40"/>
+        <w:jc w:val="center"/>
+      </w:pPr>
+      <w:r>
+        <w:rPr>
+          <w:b/>
+          <w:sz w:val="17"/>
+        </w:rPr>
+        <w:t>표 S4. Caspian 정식화를 본 연구 데이터에 대응시킨 내역</w:t>
       </w:r>
     </w:p>
     <w:tbl>
@@ -2336,6 +2742,10 @@
             <w:tcW w:type="dxa" w:w="3173"/>
           </w:tcPr>
           <w:p>
+            <w:pPr>
+              <w:autoSpaceDE w:val="0"/>
+              <w:autoSpaceDN w:val="0"/>
+            </w:pPr>
             <w:r/>
             <w:r>
               <w:rPr>
@@ -2351,6 +2761,10 @@
             <w:tcW w:type="dxa" w:w="3173"/>
           </w:tcPr>
           <w:p>
+            <w:pPr>
+              <w:autoSpaceDE w:val="0"/>
+              <w:autoSpaceDN w:val="0"/>
+            </w:pPr>
             <w:r/>
             <w:r>
               <w:rPr>
@@ -2366,6 +2780,10 @@
             <w:tcW w:type="dxa" w:w="3173"/>
           </w:tcPr>
           <w:p>
+            <w:pPr>
+              <w:autoSpaceDE w:val="0"/>
+              <w:autoSpaceDN w:val="0"/>
+            </w:pPr>
             <w:r/>
             <w:r>
               <w:rPr>
@@ -2383,6 +2801,10 @@
             <w:tcW w:type="dxa" w:w="3173"/>
           </w:tcPr>
           <w:p>
+            <w:pPr>
+              <w:autoSpaceDE w:val="0"/>
+              <w:autoSpaceDN w:val="0"/>
+            </w:pPr>
             <w:r/>
             <w:r>
               <w:rPr>
@@ -2398,6 +2820,10 @@
             <w:tcW w:type="dxa" w:w="3173"/>
           </w:tcPr>
           <w:p>
+            <w:pPr>
+              <w:autoSpaceDE w:val="0"/>
+              <w:autoSpaceDN w:val="0"/>
+            </w:pPr>
             <w:r/>
             <w:r>
               <w:rPr>
@@ -2413,6 +2839,10 @@
             <w:tcW w:type="dxa" w:w="3173"/>
           </w:tcPr>
           <w:p>
+            <w:pPr>
+              <w:autoSpaceDE w:val="0"/>
+              <w:autoSpaceDN w:val="0"/>
+            </w:pPr>
             <w:r/>
             <w:r>
               <w:rPr>
@@ -2430,6 +2860,10 @@
             <w:tcW w:type="dxa" w:w="3173"/>
           </w:tcPr>
           <w:p>
+            <w:pPr>
+              <w:autoSpaceDE w:val="0"/>
+              <w:autoSpaceDN w:val="0"/>
+            </w:pPr>
             <w:r/>
             <w:r>
               <w:rPr>
@@ -2445,6 +2879,10 @@
             <w:tcW w:type="dxa" w:w="3173"/>
           </w:tcPr>
           <w:p>
+            <w:pPr>
+              <w:autoSpaceDE w:val="0"/>
+              <w:autoSpaceDN w:val="0"/>
+            </w:pPr>
             <w:r/>
             <w:r>
               <w:rPr>
@@ -2460,6 +2898,10 @@
             <w:tcW w:type="dxa" w:w="3173"/>
           </w:tcPr>
           <w:p>
+            <w:pPr>
+              <w:autoSpaceDE w:val="0"/>
+              <w:autoSpaceDN w:val="0"/>
+            </w:pPr>
             <w:r/>
             <w:r>
               <w:rPr>
@@ -2477,6 +2919,10 @@
             <w:tcW w:type="dxa" w:w="3173"/>
           </w:tcPr>
           <w:p>
+            <w:pPr>
+              <w:autoSpaceDE w:val="0"/>
+              <w:autoSpaceDN w:val="0"/>
+            </w:pPr>
             <w:r/>
             <w:r>
               <w:rPr>
@@ -2492,6 +2938,10 @@
             <w:tcW w:type="dxa" w:w="3173"/>
           </w:tcPr>
           <w:p>
+            <w:pPr>
+              <w:autoSpaceDE w:val="0"/>
+              <w:autoSpaceDN w:val="0"/>
+            </w:pPr>
             <w:r/>
             <w:r>
               <w:rPr>
@@ -2507,6 +2957,10 @@
             <w:tcW w:type="dxa" w:w="3173"/>
           </w:tcPr>
           <w:p>
+            <w:pPr>
+              <w:autoSpaceDE w:val="0"/>
+              <w:autoSpaceDN w:val="0"/>
+            </w:pPr>
             <w:r/>
             <w:r>
               <w:rPr>
@@ -2524,6 +2978,10 @@
             <w:tcW w:type="dxa" w:w="3173"/>
           </w:tcPr>
           <w:p>
+            <w:pPr>
+              <w:autoSpaceDE w:val="0"/>
+              <w:autoSpaceDN w:val="0"/>
+            </w:pPr>
             <w:r/>
             <w:r>
               <w:rPr>
@@ -2539,6 +2997,10 @@
             <w:tcW w:type="dxa" w:w="3173"/>
           </w:tcPr>
           <w:p>
+            <w:pPr>
+              <w:autoSpaceDE w:val="0"/>
+              <w:autoSpaceDN w:val="0"/>
+            </w:pPr>
             <w:r/>
             <w:r>
               <w:rPr>
@@ -2554,6 +3016,10 @@
             <w:tcW w:type="dxa" w:w="3173"/>
           </w:tcPr>
           <w:p>
+            <w:pPr>
+              <w:autoSpaceDE w:val="0"/>
+              <w:autoSpaceDN w:val="0"/>
+            </w:pPr>
             <w:r/>
             <w:r>
               <w:rPr>
@@ -2571,6 +3037,10 @@
             <w:tcW w:type="dxa" w:w="3173"/>
           </w:tcPr>
           <w:p>
+            <w:pPr>
+              <w:autoSpaceDE w:val="0"/>
+              <w:autoSpaceDN w:val="0"/>
+            </w:pPr>
             <w:r/>
             <w:r>
               <w:rPr>
@@ -2586,6 +3056,10 @@
             <w:tcW w:type="dxa" w:w="3173"/>
           </w:tcPr>
           <w:p>
+            <w:pPr>
+              <w:autoSpaceDE w:val="0"/>
+              <w:autoSpaceDN w:val="0"/>
+            </w:pPr>
             <w:r/>
             <w:r>
               <w:rPr>
@@ -2601,6 +3075,10 @@
             <w:tcW w:type="dxa" w:w="3173"/>
           </w:tcPr>
           <w:p>
+            <w:pPr>
+              <w:autoSpaceDE w:val="0"/>
+              <w:autoSpaceDN w:val="0"/>
+            </w:pPr>
             <w:r/>
             <w:r>
               <w:rPr>
@@ -2618,6 +3096,10 @@
             <w:tcW w:type="dxa" w:w="3173"/>
           </w:tcPr>
           <w:p>
+            <w:pPr>
+              <w:autoSpaceDE w:val="0"/>
+              <w:autoSpaceDN w:val="0"/>
+            </w:pPr>
             <w:r/>
             <w:r>
               <w:rPr>
@@ -2633,6 +3115,10 @@
             <w:tcW w:type="dxa" w:w="3173"/>
           </w:tcPr>
           <w:p>
+            <w:pPr>
+              <w:autoSpaceDE w:val="0"/>
+              <w:autoSpaceDN w:val="0"/>
+            </w:pPr>
             <w:r/>
             <w:r>
               <w:rPr>
@@ -2648,6 +3134,10 @@
             <w:tcW w:type="dxa" w:w="3173"/>
           </w:tcPr>
           <w:p>
+            <w:pPr>
+              <w:autoSpaceDE w:val="0"/>
+              <w:autoSpaceDN w:val="0"/>
+            </w:pPr>
             <w:r/>
             <w:r>
               <w:rPr>
@@ -2663,18 +3153,8 @@
     <w:p/>
     <w:p>
       <w:pPr>
-        <w:jc w:val="center"/>
-      </w:pPr>
-      <w:r>
-        <w:rPr>
-          <w:b/>
-          <w:sz w:val="17"/>
-        </w:rPr>
-        <w:t>표 S4. Caspian 정식화를 본 연구 데이터에 대응시킨 내역</w:t>
-      </w:r>
-    </w:p>
-    <w:p>
-      <w:pPr>
+        <w:autoSpaceDE w:val="0"/>
+        <w:autoSpaceDN w:val="0"/>
         <w:jc w:val="both"/>
       </w:pPr>
       <w:r>
@@ -2687,6 +3167,8 @@
     </w:p>
     <w:p>
       <w:pPr>
+        <w:autoSpaceDE w:val="0"/>
+        <w:autoSpaceDN w:val="0"/>
         <w:pStyle w:val="Heading2"/>
       </w:pPr>
       <w:r>
@@ -2698,6 +3180,8 @@
     </w:p>
     <w:p>
       <w:pPr>
+        <w:autoSpaceDE w:val="0"/>
+        <w:autoSpaceDN w:val="0"/>
         <w:jc w:val="both"/>
       </w:pPr>
       <w:r>
@@ -2706,6 +3190,21 @@
           <w:sz w:val="20"/>
         </w:rPr>
         <w:t>Caspian 의 정식화는 슬롯보다 짧은 작업을 표현하지 못한다. l_i 가 슬롯 수이므로 6초짜리 작업도 한 슬롯을 통째로 차지한다. 본 연구의 워크로드는 이 한계에 정면으로 걸린다.</w:t>
+      </w:r>
+    </w:p>
+    <w:p>
+      <w:pPr>
+        <w:autoSpaceDE w:val="0"/>
+        <w:autoSpaceDN w:val="0"/>
+        <w:spacing w:before="120" w:after="40"/>
+        <w:jc w:val="center"/>
+      </w:pPr>
+      <w:r>
+        <w:rPr>
+          <w:b/>
+          <w:sz w:val="17"/>
+        </w:rPr>
+        <w:t>표 S5. 슬롯 올림이 만드는 점유 부풀림 — k=3 이하가 전체의 60.1%다</w:t>
       </w:r>
     </w:p>
     <w:tbl>
@@ -2726,6 +3225,10 @@
             <w:tcW w:type="dxa" w:w="2379"/>
           </w:tcPr>
           <w:p>
+            <w:pPr>
+              <w:autoSpaceDE w:val="0"/>
+              <w:autoSpaceDN w:val="0"/>
+            </w:pPr>
             <w:r/>
             <w:r>
               <w:rPr>
@@ -2742,6 +3245,8 @@
           </w:tcPr>
           <w:p>
             <w:pPr>
+              <w:autoSpaceDE w:val="0"/>
+              <w:autoSpaceDN w:val="0"/>
               <w:jc w:val="right"/>
             </w:pPr>
             <w:r/>
@@ -2759,6 +3264,10 @@
             <w:tcW w:type="dxa" w:w="2379"/>
           </w:tcPr>
           <w:p>
+            <w:pPr>
+              <w:autoSpaceDE w:val="0"/>
+              <w:autoSpaceDN w:val="0"/>
+            </w:pPr>
             <w:r/>
             <w:r>
               <w:rPr>
@@ -2775,6 +3284,8 @@
           </w:tcPr>
           <w:p>
             <w:pPr>
+              <w:autoSpaceDE w:val="0"/>
+              <w:autoSpaceDN w:val="0"/>
               <w:jc w:val="right"/>
             </w:pPr>
             <w:r/>
@@ -2794,6 +3305,10 @@
             <w:tcW w:type="dxa" w:w="2379"/>
           </w:tcPr>
           <w:p>
+            <w:pPr>
+              <w:autoSpaceDE w:val="0"/>
+              <w:autoSpaceDN w:val="0"/>
+            </w:pPr>
             <w:r/>
             <w:r>
               <w:rPr>
@@ -2810,6 +3325,8 @@
           </w:tcPr>
           <w:p>
             <w:pPr>
+              <w:autoSpaceDE w:val="0"/>
+              <w:autoSpaceDN w:val="0"/>
               <w:jc w:val="right"/>
             </w:pPr>
             <w:r/>
@@ -2827,6 +3344,10 @@
             <w:tcW w:type="dxa" w:w="2379"/>
           </w:tcPr>
           <w:p>
+            <w:pPr>
+              <w:autoSpaceDE w:val="0"/>
+              <w:autoSpaceDN w:val="0"/>
+            </w:pPr>
             <w:r/>
             <w:r>
               <w:rPr>
@@ -2843,6 +3364,8 @@
           </w:tcPr>
           <w:p>
             <w:pPr>
+              <w:autoSpaceDE w:val="0"/>
+              <w:autoSpaceDN w:val="0"/>
               <w:jc w:val="right"/>
             </w:pPr>
             <w:r/>
@@ -2862,6 +3385,10 @@
             <w:tcW w:type="dxa" w:w="2379"/>
           </w:tcPr>
           <w:p>
+            <w:pPr>
+              <w:autoSpaceDE w:val="0"/>
+              <w:autoSpaceDN w:val="0"/>
+            </w:pPr>
             <w:r/>
             <w:r>
               <w:rPr>
@@ -2878,6 +3405,8 @@
           </w:tcPr>
           <w:p>
             <w:pPr>
+              <w:autoSpaceDE w:val="0"/>
+              <w:autoSpaceDN w:val="0"/>
               <w:jc w:val="right"/>
             </w:pPr>
             <w:r/>
@@ -2895,6 +3424,10 @@
             <w:tcW w:type="dxa" w:w="2379"/>
           </w:tcPr>
           <w:p>
+            <w:pPr>
+              <w:autoSpaceDE w:val="0"/>
+              <w:autoSpaceDN w:val="0"/>
+            </w:pPr>
             <w:r/>
             <w:r>
               <w:rPr>
@@ -2911,6 +3444,8 @@
           </w:tcPr>
           <w:p>
             <w:pPr>
+              <w:autoSpaceDE w:val="0"/>
+              <w:autoSpaceDN w:val="0"/>
               <w:jc w:val="right"/>
             </w:pPr>
             <w:r/>
@@ -2930,6 +3465,10 @@
             <w:tcW w:type="dxa" w:w="2379"/>
           </w:tcPr>
           <w:p>
+            <w:pPr>
+              <w:autoSpaceDE w:val="0"/>
+              <w:autoSpaceDN w:val="0"/>
+            </w:pPr>
             <w:r/>
             <w:r>
               <w:rPr>
@@ -2946,6 +3485,8 @@
           </w:tcPr>
           <w:p>
             <w:pPr>
+              <w:autoSpaceDE w:val="0"/>
+              <w:autoSpaceDN w:val="0"/>
               <w:jc w:val="right"/>
             </w:pPr>
             <w:r/>
@@ -2963,6 +3504,10 @@
             <w:tcW w:type="dxa" w:w="2379"/>
           </w:tcPr>
           <w:p>
+            <w:pPr>
+              <w:autoSpaceDE w:val="0"/>
+              <w:autoSpaceDN w:val="0"/>
+            </w:pPr>
             <w:r/>
             <w:r>
               <w:rPr>
@@ -2979,6 +3524,8 @@
           </w:tcPr>
           <w:p>
             <w:pPr>
+              <w:autoSpaceDE w:val="0"/>
+              <w:autoSpaceDN w:val="0"/>
               <w:jc w:val="right"/>
             </w:pPr>
             <w:r/>
@@ -2998,6 +3545,10 @@
             <w:tcW w:type="dxa" w:w="2379"/>
           </w:tcPr>
           <w:p>
+            <w:pPr>
+              <w:autoSpaceDE w:val="0"/>
+              <w:autoSpaceDN w:val="0"/>
+            </w:pPr>
             <w:r/>
             <w:r>
               <w:rPr>
@@ -3014,6 +3565,8 @@
           </w:tcPr>
           <w:p>
             <w:pPr>
+              <w:autoSpaceDE w:val="0"/>
+              <w:autoSpaceDN w:val="0"/>
               <w:jc w:val="right"/>
             </w:pPr>
             <w:r/>
@@ -3031,6 +3584,10 @@
             <w:tcW w:type="dxa" w:w="2379"/>
           </w:tcPr>
           <w:p>
+            <w:pPr>
+              <w:autoSpaceDE w:val="0"/>
+              <w:autoSpaceDN w:val="0"/>
+            </w:pPr>
             <w:r/>
             <w:r>
               <w:rPr>
@@ -3047,6 +3604,8 @@
           </w:tcPr>
           <w:p>
             <w:pPr>
+              <w:autoSpaceDE w:val="0"/>
+              <w:autoSpaceDN w:val="0"/>
               <w:jc w:val="right"/>
             </w:pPr>
             <w:r/>
@@ -3066,6 +3625,10 @@
             <w:tcW w:type="dxa" w:w="2379"/>
           </w:tcPr>
           <w:p>
+            <w:pPr>
+              <w:autoSpaceDE w:val="0"/>
+              <w:autoSpaceDN w:val="0"/>
+            </w:pPr>
             <w:r/>
             <w:r>
               <w:rPr>
@@ -3082,6 +3645,8 @@
           </w:tcPr>
           <w:p>
             <w:pPr>
+              <w:autoSpaceDE w:val="0"/>
+              <w:autoSpaceDN w:val="0"/>
               <w:jc w:val="right"/>
             </w:pPr>
             <w:r/>
@@ -3099,6 +3664,10 @@
             <w:tcW w:type="dxa" w:w="2379"/>
           </w:tcPr>
           <w:p>
+            <w:pPr>
+              <w:autoSpaceDE w:val="0"/>
+              <w:autoSpaceDN w:val="0"/>
+            </w:pPr>
             <w:r/>
             <w:r>
               <w:rPr>
@@ -3115,6 +3684,8 @@
           </w:tcPr>
           <w:p>
             <w:pPr>
+              <w:autoSpaceDE w:val="0"/>
+              <w:autoSpaceDN w:val="0"/>
               <w:jc w:val="right"/>
             </w:pPr>
             <w:r/>
@@ -3132,18 +3703,8 @@
     <w:p/>
     <w:p>
       <w:pPr>
-        <w:jc w:val="center"/>
-      </w:pPr>
-      <w:r>
-        <w:rPr>
-          <w:b/>
-          <w:sz w:val="17"/>
-        </w:rPr>
-        <w:t>표 S5. 슬롯 올림이 만드는 점유 부풀림 — k=3 이하가 전체의 60.1%다</w:t>
-      </w:r>
-    </w:p>
-    <w:p>
-      <w:pPr>
+        <w:autoSpaceDE w:val="0"/>
+        <w:autoSpaceDN w:val="0"/>
         <w:jc w:val="both"/>
       </w:pPr>
       <w:r>
@@ -3152,6 +3713,21 @@
           <w:sz w:val="20"/>
         </w:rPr>
         <w:t>이 부풀림이 결과를 얼마나 좌우하는지 보려고, 자원 요구량을 r_i = min(실행 시간, 1) 로 완화한 대조 실행을 같은 조건에서 돌렸다. 원문의 r_i 는 개수가 아니라 자원량이므로 이 읽기가 오히려 원문에 가깝다.</w:t>
+      </w:r>
+    </w:p>
+    <w:p>
+      <w:pPr>
+        <w:autoSpaceDE w:val="0"/>
+        <w:autoSpaceDN w:val="0"/>
+        <w:spacing w:before="120" w:after="40"/>
+        <w:jc w:val="center"/>
+      </w:pPr>
+      <w:r>
+        <w:rPr>
+          <w:b/>
+          <w:sz w:val="17"/>
+        </w:rPr>
+        <w:t>표 S6. 올림과 분수 점유의 비교 — 60일 부분집합, 24,000건, ω1=1</w:t>
       </w:r>
     </w:p>
     <w:tbl>
@@ -3172,6 +3748,10 @@
             <w:tcW w:type="dxa" w:w="2379"/>
           </w:tcPr>
           <w:p>
+            <w:pPr>
+              <w:autoSpaceDE w:val="0"/>
+              <w:autoSpaceDN w:val="0"/>
+            </w:pPr>
             <w:r/>
             <w:r>
               <w:rPr>
@@ -3188,6 +3768,8 @@
           </w:tcPr>
           <w:p>
             <w:pPr>
+              <w:autoSpaceDE w:val="0"/>
+              <w:autoSpaceDN w:val="0"/>
               <w:jc w:val="right"/>
             </w:pPr>
             <w:r/>
@@ -3206,6 +3788,8 @@
           </w:tcPr>
           <w:p>
             <w:pPr>
+              <w:autoSpaceDE w:val="0"/>
+              <w:autoSpaceDN w:val="0"/>
               <w:jc w:val="right"/>
             </w:pPr>
             <w:r/>
@@ -3223,6 +3807,10 @@
             <w:tcW w:type="dxa" w:w="2379"/>
           </w:tcPr>
           <w:p>
+            <w:pPr>
+              <w:autoSpaceDE w:val="0"/>
+              <w:autoSpaceDN w:val="0"/>
+            </w:pPr>
             <w:r/>
             <w:r>
               <w:rPr>
@@ -3240,6 +3828,10 @@
             <w:tcW w:type="dxa" w:w="2379"/>
           </w:tcPr>
           <w:p>
+            <w:pPr>
+              <w:autoSpaceDE w:val="0"/>
+              <w:autoSpaceDN w:val="0"/>
+            </w:pPr>
             <w:r/>
             <w:r>
               <w:rPr>
@@ -3256,6 +3848,8 @@
           </w:tcPr>
           <w:p>
             <w:pPr>
+              <w:autoSpaceDE w:val="0"/>
+              <w:autoSpaceDN w:val="0"/>
               <w:jc w:val="right"/>
             </w:pPr>
             <w:r/>
@@ -3274,6 +3868,8 @@
           </w:tcPr>
           <w:p>
             <w:pPr>
+              <w:autoSpaceDE w:val="0"/>
+              <w:autoSpaceDN w:val="0"/>
               <w:jc w:val="right"/>
             </w:pPr>
             <w:r/>
@@ -3291,6 +3887,10 @@
             <w:tcW w:type="dxa" w:w="2379"/>
           </w:tcPr>
           <w:p>
+            <w:pPr>
+              <w:autoSpaceDE w:val="0"/>
+              <w:autoSpaceDN w:val="0"/>
+            </w:pPr>
             <w:r/>
             <w:r>
               <w:rPr>
@@ -3308,6 +3908,10 @@
             <w:tcW w:type="dxa" w:w="2379"/>
           </w:tcPr>
           <w:p>
+            <w:pPr>
+              <w:autoSpaceDE w:val="0"/>
+              <w:autoSpaceDN w:val="0"/>
+            </w:pPr>
             <w:r/>
             <w:r>
               <w:rPr>
@@ -3324,6 +3928,8 @@
           </w:tcPr>
           <w:p>
             <w:pPr>
+              <w:autoSpaceDE w:val="0"/>
+              <w:autoSpaceDN w:val="0"/>
               <w:jc w:val="right"/>
             </w:pPr>
             <w:r/>
@@ -3342,6 +3948,8 @@
           </w:tcPr>
           <w:p>
             <w:pPr>
+              <w:autoSpaceDE w:val="0"/>
+              <w:autoSpaceDN w:val="0"/>
               <w:jc w:val="right"/>
             </w:pPr>
             <w:r/>
@@ -3359,6 +3967,10 @@
             <w:tcW w:type="dxa" w:w="2379"/>
           </w:tcPr>
           <w:p>
+            <w:pPr>
+              <w:autoSpaceDE w:val="0"/>
+              <w:autoSpaceDN w:val="0"/>
+            </w:pPr>
             <w:r/>
             <w:r>
               <w:rPr>
@@ -3376,6 +3988,10 @@
             <w:tcW w:type="dxa" w:w="2379"/>
           </w:tcPr>
           <w:p>
+            <w:pPr>
+              <w:autoSpaceDE w:val="0"/>
+              <w:autoSpaceDN w:val="0"/>
+            </w:pPr>
             <w:r/>
             <w:r>
               <w:rPr>
@@ -3392,6 +4008,8 @@
           </w:tcPr>
           <w:p>
             <w:pPr>
+              <w:autoSpaceDE w:val="0"/>
+              <w:autoSpaceDN w:val="0"/>
               <w:jc w:val="right"/>
             </w:pPr>
             <w:r/>
@@ -3410,6 +4028,8 @@
           </w:tcPr>
           <w:p>
             <w:pPr>
+              <w:autoSpaceDE w:val="0"/>
+              <w:autoSpaceDN w:val="0"/>
               <w:jc w:val="right"/>
             </w:pPr>
             <w:r/>
@@ -3427,6 +4047,10 @@
             <w:tcW w:type="dxa" w:w="2379"/>
           </w:tcPr>
           <w:p>
+            <w:pPr>
+              <w:autoSpaceDE w:val="0"/>
+              <w:autoSpaceDN w:val="0"/>
+            </w:pPr>
             <w:r/>
             <w:r>
               <w:rPr>
@@ -3442,18 +4066,8 @@
     <w:p/>
     <w:p>
       <w:pPr>
-        <w:jc w:val="center"/>
-      </w:pPr>
-      <w:r>
-        <w:rPr>
-          <w:b/>
-          <w:sz w:val="17"/>
-        </w:rPr>
-        <w:t>표 S6. 올림과 분수 점유의 비교 — 60일 부분집합, 24,000건, ω1=1</w:t>
-      </w:r>
-    </w:p>
-    <w:p>
-      <w:pPr>
+        <w:autoSpaceDE w:val="0"/>
+        <w:autoSpaceDN w:val="0"/>
         <w:jc w:val="both"/>
       </w:pPr>
       <w:r>
@@ -3466,6 +4080,8 @@
     </w:p>
     <w:p>
       <w:pPr>
+        <w:autoSpaceDE w:val="0"/>
+        <w:autoSpaceDN w:val="0"/>
         <w:jc w:val="both"/>
       </w:pPr>
       <w:r>
@@ -3478,6 +4094,8 @@
     </w:p>
     <w:p>
       <w:pPr>
+        <w:autoSpaceDE w:val="0"/>
+        <w:autoSpaceDN w:val="0"/>
         <w:pStyle w:val="Heading2"/>
       </w:pPr>
       <w:r>
@@ -3489,6 +4107,8 @@
     </w:p>
     <w:p>
       <w:pPr>
+        <w:autoSpaceDE w:val="0"/>
+        <w:autoSpaceDN w:val="0"/>
         <w:jc w:val="both"/>
       </w:pPr>
       <w:r>
@@ -3501,6 +4121,8 @@
     </w:p>
     <w:p>
       <w:pPr>
+        <w:autoSpaceDE w:val="0"/>
+        <w:autoSpaceDN w:val="0"/>
         <w:jc w:val="both"/>
       </w:pPr>
       <w:r>
@@ -3513,6 +4135,8 @@
     </w:p>
     <w:p>
       <w:pPr>
+        <w:autoSpaceDE w:val="0"/>
+        <w:autoSpaceDN w:val="0"/>
         <w:jc w:val="both"/>
       </w:pPr>
       <w:r>
@@ -3525,6 +4149,8 @@
     </w:p>
     <w:p>
       <w:pPr>
+        <w:autoSpaceDE w:val="0"/>
+        <w:autoSpaceDN w:val="0"/>
         <w:pStyle w:val="Heading2"/>
       </w:pPr>
       <w:r>
@@ -3536,6 +4162,8 @@
     </w:p>
     <w:p>
       <w:pPr>
+        <w:autoSpaceDE w:val="0"/>
+        <w:autoSpaceDN w:val="0"/>
         <w:jc w:val="both"/>
       </w:pPr>
       <w:r>
@@ -3548,6 +4176,8 @@
     </w:p>
     <w:p>
       <w:pPr>
+        <w:autoSpaceDE w:val="0"/>
+        <w:autoSpaceDN w:val="0"/>
         <w:pStyle w:val="Heading1"/>
       </w:pPr>
       <w:r>
@@ -3559,6 +4189,8 @@
     </w:p>
     <w:p>
       <w:pPr>
+        <w:autoSpaceDE w:val="0"/>
+        <w:autoSpaceDN w:val="0"/>
         <w:jc w:val="both"/>
       </w:pPr>
       <w:r>
@@ -3571,6 +4203,8 @@
     </w:p>
     <w:p>
       <w:pPr>
+        <w:autoSpaceDE w:val="0"/>
+        <w:autoSpaceDN w:val="0"/>
         <w:jc w:val="both"/>
       </w:pPr>
       <w:r>
@@ -3583,6 +4217,8 @@
     </w:p>
     <w:p>
       <w:pPr>
+        <w:autoSpaceDE w:val="0"/>
+        <w:autoSpaceDN w:val="0"/>
         <w:pStyle w:val="Heading1"/>
       </w:pPr>
       <w:r>
@@ -3594,6 +4230,8 @@
     </w:p>
     <w:p>
       <w:pPr>
+        <w:autoSpaceDE w:val="0"/>
+        <w:autoSpaceDN w:val="0"/>
         <w:jc w:val="both"/>
       </w:pPr>
       <w:r>
@@ -3602,6 +4240,21 @@
           <w:sz w:val="20"/>
         </w:rPr>
         <w:t>본 연구는 실제 클러스터 배포가 아닌 시뮬레이션 평가다. 비교 대상들의 평가 방식을 원문에서 확인한 결과는 다음과 같다.</w:t>
+      </w:r>
+    </w:p>
+    <w:p>
+      <w:pPr>
+        <w:autoSpaceDE w:val="0"/>
+        <w:autoSpaceDN w:val="0"/>
+        <w:spacing w:before="120" w:after="40"/>
+        <w:jc w:val="center"/>
+      </w:pPr>
+      <w:r>
+        <w:rPr>
+          <w:b/>
+          <w:sz w:val="17"/>
+        </w:rPr>
+        <w:t>표 S7. 선행 연구와 본 연구의 평가 방식·규모</w:t>
       </w:r>
     </w:p>
     <w:tbl>
@@ -3622,6 +4275,10 @@
             <w:tcW w:type="dxa" w:w="2379"/>
           </w:tcPr>
           <w:p>
+            <w:pPr>
+              <w:autoSpaceDE w:val="0"/>
+              <w:autoSpaceDN w:val="0"/>
+            </w:pPr>
             <w:r/>
             <w:r>
               <w:rPr>
@@ -3637,6 +4294,10 @@
             <w:tcW w:type="dxa" w:w="2379"/>
           </w:tcPr>
           <w:p>
+            <w:pPr>
+              <w:autoSpaceDE w:val="0"/>
+              <w:autoSpaceDN w:val="0"/>
+            </w:pPr>
             <w:r/>
             <w:r>
               <w:rPr>
@@ -3652,6 +4313,10 @@
             <w:tcW w:type="dxa" w:w="2379"/>
           </w:tcPr>
           <w:p>
+            <w:pPr>
+              <w:autoSpaceDE w:val="0"/>
+              <w:autoSpaceDN w:val="0"/>
+            </w:pPr>
             <w:r/>
             <w:r>
               <w:rPr>
@@ -3667,6 +4332,10 @@
             <w:tcW w:type="dxa" w:w="2379"/>
           </w:tcPr>
           <w:p>
+            <w:pPr>
+              <w:autoSpaceDE w:val="0"/>
+              <w:autoSpaceDN w:val="0"/>
+            </w:pPr>
             <w:r/>
             <w:r>
               <w:rPr>
@@ -3684,6 +4353,10 @@
             <w:tcW w:type="dxa" w:w="2379"/>
           </w:tcPr>
           <w:p>
+            <w:pPr>
+              <w:autoSpaceDE w:val="0"/>
+              <w:autoSpaceDN w:val="0"/>
+            </w:pPr>
             <w:r/>
             <w:r>
               <w:rPr>
@@ -3699,6 +4372,10 @@
             <w:tcW w:type="dxa" w:w="2379"/>
           </w:tcPr>
           <w:p>
+            <w:pPr>
+              <w:autoSpaceDE w:val="0"/>
+              <w:autoSpaceDN w:val="0"/>
+            </w:pPr>
             <w:r/>
             <w:r>
               <w:rPr>
@@ -3714,6 +4391,10 @@
             <w:tcW w:type="dxa" w:w="2379"/>
           </w:tcPr>
           <w:p>
+            <w:pPr>
+              <w:autoSpaceDE w:val="0"/>
+              <w:autoSpaceDN w:val="0"/>
+            </w:pPr>
             <w:r/>
             <w:r>
               <w:rPr>
@@ -3729,6 +4410,10 @@
             <w:tcW w:type="dxa" w:w="2379"/>
           </w:tcPr>
           <w:p>
+            <w:pPr>
+              <w:autoSpaceDE w:val="0"/>
+              <w:autoSpaceDN w:val="0"/>
+            </w:pPr>
             <w:r/>
             <w:r>
               <w:rPr>
@@ -3746,6 +4431,10 @@
             <w:tcW w:type="dxa" w:w="2379"/>
           </w:tcPr>
           <w:p>
+            <w:pPr>
+              <w:autoSpaceDE w:val="0"/>
+              <w:autoSpaceDN w:val="0"/>
+            </w:pPr>
             <w:r/>
             <w:r>
               <w:rPr>
@@ -3761,6 +4450,10 @@
             <w:tcW w:type="dxa" w:w="2379"/>
           </w:tcPr>
           <w:p>
+            <w:pPr>
+              <w:autoSpaceDE w:val="0"/>
+              <w:autoSpaceDN w:val="0"/>
+            </w:pPr>
             <w:r/>
             <w:r>
               <w:rPr>
@@ -3776,6 +4469,10 @@
             <w:tcW w:type="dxa" w:w="2379"/>
           </w:tcPr>
           <w:p>
+            <w:pPr>
+              <w:autoSpaceDE w:val="0"/>
+              <w:autoSpaceDN w:val="0"/>
+            </w:pPr>
             <w:r/>
             <w:r>
               <w:rPr>
@@ -3791,6 +4488,10 @@
             <w:tcW w:type="dxa" w:w="2379"/>
           </w:tcPr>
           <w:p>
+            <w:pPr>
+              <w:autoSpaceDE w:val="0"/>
+              <w:autoSpaceDN w:val="0"/>
+            </w:pPr>
             <w:r/>
             <w:r>
               <w:rPr>
@@ -3808,6 +4509,10 @@
             <w:tcW w:type="dxa" w:w="2379"/>
           </w:tcPr>
           <w:p>
+            <w:pPr>
+              <w:autoSpaceDE w:val="0"/>
+              <w:autoSpaceDN w:val="0"/>
+            </w:pPr>
             <w:r/>
             <w:r>
               <w:rPr>
@@ -3823,6 +4528,10 @@
             <w:tcW w:type="dxa" w:w="2379"/>
           </w:tcPr>
           <w:p>
+            <w:pPr>
+              <w:autoSpaceDE w:val="0"/>
+              <w:autoSpaceDN w:val="0"/>
+            </w:pPr>
             <w:r/>
             <w:r>
               <w:rPr>
@@ -3838,6 +4547,10 @@
             <w:tcW w:type="dxa" w:w="2379"/>
           </w:tcPr>
           <w:p>
+            <w:pPr>
+              <w:autoSpaceDE w:val="0"/>
+              <w:autoSpaceDN w:val="0"/>
+            </w:pPr>
             <w:r/>
             <w:r>
               <w:rPr>
@@ -3853,6 +4566,10 @@
             <w:tcW w:type="dxa" w:w="2379"/>
           </w:tcPr>
           <w:p>
+            <w:pPr>
+              <w:autoSpaceDE w:val="0"/>
+              <w:autoSpaceDN w:val="0"/>
+            </w:pPr>
             <w:r/>
             <w:r>
               <w:rPr>
@@ -3870,6 +4587,10 @@
             <w:tcW w:type="dxa" w:w="2379"/>
           </w:tcPr>
           <w:p>
+            <w:pPr>
+              <w:autoSpaceDE w:val="0"/>
+              <w:autoSpaceDN w:val="0"/>
+            </w:pPr>
             <w:r/>
             <w:r>
               <w:rPr>
@@ -3885,6 +4606,10 @@
             <w:tcW w:type="dxa" w:w="2379"/>
           </w:tcPr>
           <w:p>
+            <w:pPr>
+              <w:autoSpaceDE w:val="0"/>
+              <w:autoSpaceDN w:val="0"/>
+            </w:pPr>
             <w:r/>
             <w:r>
               <w:rPr>
@@ -3900,6 +4625,10 @@
             <w:tcW w:type="dxa" w:w="2379"/>
           </w:tcPr>
           <w:p>
+            <w:pPr>
+              <w:autoSpaceDE w:val="0"/>
+              <w:autoSpaceDN w:val="0"/>
+            </w:pPr>
             <w:r/>
             <w:r>
               <w:rPr>
@@ -3915,6 +4644,10 @@
             <w:tcW w:type="dxa" w:w="2379"/>
           </w:tcPr>
           <w:p>
+            <w:pPr>
+              <w:autoSpaceDE w:val="0"/>
+              <w:autoSpaceDN w:val="0"/>
+            </w:pPr>
             <w:r/>
             <w:r>
               <w:rPr>
@@ -3932,6 +4665,10 @@
             <w:tcW w:type="dxa" w:w="2379"/>
           </w:tcPr>
           <w:p>
+            <w:pPr>
+              <w:autoSpaceDE w:val="0"/>
+              <w:autoSpaceDN w:val="0"/>
+            </w:pPr>
             <w:r/>
             <w:r>
               <w:rPr>
@@ -3947,6 +4684,10 @@
             <w:tcW w:type="dxa" w:w="2379"/>
           </w:tcPr>
           <w:p>
+            <w:pPr>
+              <w:autoSpaceDE w:val="0"/>
+              <w:autoSpaceDN w:val="0"/>
+            </w:pPr>
             <w:r/>
             <w:r>
               <w:rPr>
@@ -3962,6 +4703,10 @@
             <w:tcW w:type="dxa" w:w="2379"/>
           </w:tcPr>
           <w:p>
+            <w:pPr>
+              <w:autoSpaceDE w:val="0"/>
+              <w:autoSpaceDN w:val="0"/>
+            </w:pPr>
             <w:r/>
             <w:r>
               <w:rPr>
@@ -3977,6 +4722,10 @@
             <w:tcW w:type="dxa" w:w="2379"/>
           </w:tcPr>
           <w:p>
+            <w:pPr>
+              <w:autoSpaceDE w:val="0"/>
+              <w:autoSpaceDN w:val="0"/>
+            </w:pPr>
             <w:r/>
             <w:r>
               <w:rPr>
@@ -3994,6 +4743,10 @@
             <w:tcW w:type="dxa" w:w="2379"/>
           </w:tcPr>
           <w:p>
+            <w:pPr>
+              <w:autoSpaceDE w:val="0"/>
+              <w:autoSpaceDN w:val="0"/>
+            </w:pPr>
             <w:r/>
             <w:r>
               <w:rPr>
@@ -4009,6 +4762,10 @@
             <w:tcW w:type="dxa" w:w="2379"/>
           </w:tcPr>
           <w:p>
+            <w:pPr>
+              <w:autoSpaceDE w:val="0"/>
+              <w:autoSpaceDN w:val="0"/>
+            </w:pPr>
             <w:r/>
             <w:r>
               <w:rPr>
@@ -4024,6 +4781,10 @@
             <w:tcW w:type="dxa" w:w="2379"/>
           </w:tcPr>
           <w:p>
+            <w:pPr>
+              <w:autoSpaceDE w:val="0"/>
+              <w:autoSpaceDN w:val="0"/>
+            </w:pPr>
             <w:r/>
             <w:r>
               <w:rPr>
@@ -4039,6 +4800,10 @@
             <w:tcW w:type="dxa" w:w="2379"/>
           </w:tcPr>
           <w:p>
+            <w:pPr>
+              <w:autoSpaceDE w:val="0"/>
+              <w:autoSpaceDN w:val="0"/>
+            </w:pPr>
             <w:r/>
             <w:r>
               <w:rPr>
@@ -4054,18 +4819,8 @@
     <w:p/>
     <w:p>
       <w:pPr>
-        <w:jc w:val="center"/>
-      </w:pPr>
-      <w:r>
-        <w:rPr>
-          <w:b/>
-          <w:sz w:val="17"/>
-        </w:rPr>
-        <w:t>표 S7. 선행 연구와 본 연구의 평가 방식·규모</w:t>
-      </w:r>
-    </w:p>
-    <w:p>
-      <w:pPr>
+        <w:autoSpaceDE w:val="0"/>
+        <w:autoSpaceDN w:val="0"/>
         <w:jc w:val="both"/>
       </w:pPr>
       <w:r>
@@ -4078,6 +4833,8 @@
     </w:p>
     <w:p>
       <w:pPr>
+        <w:autoSpaceDE w:val="0"/>
+        <w:autoSpaceDN w:val="0"/>
         <w:jc w:val="both"/>
       </w:pPr>
       <w:r>
@@ -4090,6 +4847,8 @@
     </w:p>
     <w:p>
       <w:pPr>
+        <w:autoSpaceDE w:val="0"/>
+        <w:autoSpaceDN w:val="0"/>
         <w:pStyle w:val="Heading1"/>
       </w:pPr>
       <w:r>
@@ -4101,6 +4860,8 @@
     </w:p>
     <w:p>
       <w:pPr>
+        <w:autoSpaceDE w:val="0"/>
+        <w:autoSpaceDN w:val="0"/>
         <w:jc w:val="both"/>
       </w:pPr>
       <w:r>
@@ -4113,6 +4874,8 @@
     </w:p>
     <w:p>
       <w:pPr>
+        <w:autoSpaceDE w:val="0"/>
+        <w:autoSpaceDN w:val="0"/>
         <w:pStyle w:val="Heading2"/>
       </w:pPr>
       <w:r>
@@ -4120,6 +4883,21 @@
           <w:rFonts w:ascii="맑은 고딕" w:hAnsi="맑은 고딕"/>
         </w:rPr>
         <w:t>구성</w:t>
+      </w:r>
+    </w:p>
+    <w:p>
+      <w:pPr>
+        <w:autoSpaceDE w:val="0"/>
+        <w:autoSpaceDN w:val="0"/>
+        <w:spacing w:before="120" w:after="40"/>
+        <w:jc w:val="center"/>
+      </w:pPr>
+      <w:r>
+        <w:rPr>
+          <w:b/>
+          <w:sz w:val="17"/>
+        </w:rPr>
+        <w:t>표 S8. 재현에 쓰이는 파일</w:t>
       </w:r>
     </w:p>
     <w:tbl>
@@ -4138,6 +4916,10 @@
             <w:tcW w:type="dxa" w:w="4759"/>
           </w:tcPr>
           <w:p>
+            <w:pPr>
+              <w:autoSpaceDE w:val="0"/>
+              <w:autoSpaceDN w:val="0"/>
+            </w:pPr>
             <w:r/>
             <w:r>
               <w:rPr>
@@ -4153,6 +4935,10 @@
             <w:tcW w:type="dxa" w:w="4759"/>
           </w:tcPr>
           <w:p>
+            <w:pPr>
+              <w:autoSpaceDE w:val="0"/>
+              <w:autoSpaceDN w:val="0"/>
+            </w:pPr>
             <w:r/>
             <w:r>
               <w:rPr>
@@ -4170,6 +4956,10 @@
             <w:tcW w:type="dxa" w:w="4759"/>
           </w:tcPr>
           <w:p>
+            <w:pPr>
+              <w:autoSpaceDE w:val="0"/>
+              <w:autoSpaceDN w:val="0"/>
+            </w:pPr>
             <w:r/>
             <w:r>
               <w:rPr>
@@ -4185,6 +4975,10 @@
             <w:tcW w:type="dxa" w:w="4759"/>
           </w:tcPr>
           <w:p>
+            <w:pPr>
+              <w:autoSpaceDE w:val="0"/>
+              <w:autoSpaceDN w:val="0"/>
+            </w:pPr>
             <w:r/>
             <w:r>
               <w:rPr>
@@ -4202,6 +4996,10 @@
             <w:tcW w:type="dxa" w:w="4759"/>
           </w:tcPr>
           <w:p>
+            <w:pPr>
+              <w:autoSpaceDE w:val="0"/>
+              <w:autoSpaceDN w:val="0"/>
+            </w:pPr>
             <w:r/>
             <w:r>
               <w:rPr>
@@ -4217,6 +5015,10 @@
             <w:tcW w:type="dxa" w:w="4759"/>
           </w:tcPr>
           <w:p>
+            <w:pPr>
+              <w:autoSpaceDE w:val="0"/>
+              <w:autoSpaceDN w:val="0"/>
+            </w:pPr>
             <w:r/>
             <w:r>
               <w:rPr>
@@ -4234,6 +5036,10 @@
             <w:tcW w:type="dxa" w:w="4759"/>
           </w:tcPr>
           <w:p>
+            <w:pPr>
+              <w:autoSpaceDE w:val="0"/>
+              <w:autoSpaceDN w:val="0"/>
+            </w:pPr>
             <w:r/>
             <w:r>
               <w:rPr>
@@ -4249,6 +5055,10 @@
             <w:tcW w:type="dxa" w:w="4759"/>
           </w:tcPr>
           <w:p>
+            <w:pPr>
+              <w:autoSpaceDE w:val="0"/>
+              <w:autoSpaceDN w:val="0"/>
+            </w:pPr>
             <w:r/>
             <w:r>
               <w:rPr>
@@ -4266,6 +5076,10 @@
             <w:tcW w:type="dxa" w:w="4759"/>
           </w:tcPr>
           <w:p>
+            <w:pPr>
+              <w:autoSpaceDE w:val="0"/>
+              <w:autoSpaceDN w:val="0"/>
+            </w:pPr>
             <w:r/>
             <w:r>
               <w:rPr>
@@ -4281,6 +5095,10 @@
             <w:tcW w:type="dxa" w:w="4759"/>
           </w:tcPr>
           <w:p>
+            <w:pPr>
+              <w:autoSpaceDE w:val="0"/>
+              <w:autoSpaceDN w:val="0"/>
+            </w:pPr>
             <w:r/>
             <w:r>
               <w:rPr>
@@ -4298,6 +5116,10 @@
             <w:tcW w:type="dxa" w:w="4759"/>
           </w:tcPr>
           <w:p>
+            <w:pPr>
+              <w:autoSpaceDE w:val="0"/>
+              <w:autoSpaceDN w:val="0"/>
+            </w:pPr>
             <w:r/>
             <w:r>
               <w:rPr>
@@ -4313,6 +5135,10 @@
             <w:tcW w:type="dxa" w:w="4759"/>
           </w:tcPr>
           <w:p>
+            <w:pPr>
+              <w:autoSpaceDE w:val="0"/>
+              <w:autoSpaceDN w:val="0"/>
+            </w:pPr>
             <w:r/>
             <w:r>
               <w:rPr>
@@ -4330,6 +5156,10 @@
             <w:tcW w:type="dxa" w:w="4759"/>
           </w:tcPr>
           <w:p>
+            <w:pPr>
+              <w:autoSpaceDE w:val="0"/>
+              <w:autoSpaceDN w:val="0"/>
+            </w:pPr>
             <w:r/>
             <w:r>
               <w:rPr>
@@ -4345,6 +5175,10 @@
             <w:tcW w:type="dxa" w:w="4759"/>
           </w:tcPr>
           <w:p>
+            <w:pPr>
+              <w:autoSpaceDE w:val="0"/>
+              <w:autoSpaceDN w:val="0"/>
+            </w:pPr>
             <w:r/>
             <w:r>
               <w:rPr>
@@ -4362,6 +5196,10 @@
             <w:tcW w:type="dxa" w:w="4759"/>
           </w:tcPr>
           <w:p>
+            <w:pPr>
+              <w:autoSpaceDE w:val="0"/>
+              <w:autoSpaceDN w:val="0"/>
+            </w:pPr>
             <w:r/>
             <w:r>
               <w:rPr>
@@ -4377,6 +5215,10 @@
             <w:tcW w:type="dxa" w:w="4759"/>
           </w:tcPr>
           <w:p>
+            <w:pPr>
+              <w:autoSpaceDE w:val="0"/>
+              <w:autoSpaceDN w:val="0"/>
+            </w:pPr>
             <w:r/>
             <w:r>
               <w:rPr>
@@ -4392,18 +5234,8 @@
     <w:p/>
     <w:p>
       <w:pPr>
-        <w:jc w:val="center"/>
-      </w:pPr>
-      <w:r>
-        <w:rPr>
-          <w:b/>
-          <w:sz w:val="17"/>
-        </w:rPr>
-        <w:t>표 S8. 재현에 쓰이는 파일</w:t>
-      </w:r>
-    </w:p>
-    <w:p>
-      <w:pPr>
+        <w:autoSpaceDE w:val="0"/>
+        <w:autoSpaceDN w:val="0"/>
         <w:pStyle w:val="Heading2"/>
       </w:pPr>
       <w:r>
@@ -4415,6 +5247,8 @@
     </w:p>
     <w:p>
       <w:pPr>
+        <w:autoSpaceDE w:val="0"/>
+        <w:autoSpaceDN w:val="0"/>
         <w:jc w:val="both"/>
       </w:pPr>
       <w:r>
@@ -4427,6 +5261,8 @@
     </w:p>
     <w:p>
       <w:pPr>
+        <w:autoSpaceDE w:val="0"/>
+        <w:autoSpaceDN w:val="0"/>
         <w:spacing w:after="80"/>
         <w:ind w:left="340"/>
       </w:pPr>
@@ -4440,6 +5276,8 @@
     </w:p>
     <w:p>
       <w:pPr>
+        <w:autoSpaceDE w:val="0"/>
+        <w:autoSpaceDN w:val="0"/>
         <w:jc w:val="both"/>
       </w:pPr>
       <w:r>
@@ -4452,6 +5290,8 @@
     </w:p>
     <w:p>
       <w:pPr>
+        <w:autoSpaceDE w:val="0"/>
+        <w:autoSpaceDN w:val="0"/>
         <w:spacing w:after="80"/>
         <w:ind w:left="340"/>
       </w:pPr>
@@ -4465,6 +5305,8 @@
     </w:p>
     <w:p>
       <w:pPr>
+        <w:autoSpaceDE w:val="0"/>
+        <w:autoSpaceDN w:val="0"/>
         <w:spacing w:after="80"/>
         <w:ind w:left="340"/>
       </w:pPr>
@@ -4478,6 +5320,8 @@
     </w:p>
     <w:p>
       <w:pPr>
+        <w:autoSpaceDE w:val="0"/>
+        <w:autoSpaceDN w:val="0"/>
         <w:spacing w:after="80"/>
         <w:ind w:left="340"/>
       </w:pPr>
@@ -4491,6 +5335,8 @@
     </w:p>
     <w:p>
       <w:pPr>
+        <w:autoSpaceDE w:val="0"/>
+        <w:autoSpaceDN w:val="0"/>
         <w:spacing w:after="80"/>
         <w:ind w:left="340"/>
       </w:pPr>
@@ -4504,6 +5350,8 @@
     </w:p>
     <w:p>
       <w:pPr>
+        <w:autoSpaceDE w:val="0"/>
+        <w:autoSpaceDN w:val="0"/>
         <w:spacing w:after="80"/>
         <w:ind w:left="340"/>
       </w:pPr>
@@ -4517,6 +5365,8 @@
     </w:p>
     <w:p>
       <w:pPr>
+        <w:autoSpaceDE w:val="0"/>
+        <w:autoSpaceDN w:val="0"/>
         <w:spacing w:after="80"/>
         <w:ind w:left="340"/>
       </w:pPr>
@@ -4530,6 +5380,8 @@
     </w:p>
     <w:p>
       <w:pPr>
+        <w:autoSpaceDE w:val="0"/>
+        <w:autoSpaceDN w:val="0"/>
         <w:spacing w:after="80"/>
         <w:ind w:left="340"/>
       </w:pPr>
@@ -4543,6 +5395,8 @@
     </w:p>
     <w:p>
       <w:pPr>
+        <w:autoSpaceDE w:val="0"/>
+        <w:autoSpaceDN w:val="0"/>
         <w:spacing w:after="80"/>
         <w:ind w:left="340"/>
       </w:pPr>
@@ -4556,6 +5410,8 @@
     </w:p>
     <w:p>
       <w:pPr>
+        <w:autoSpaceDE w:val="0"/>
+        <w:autoSpaceDN w:val="0"/>
         <w:jc w:val="both"/>
       </w:pPr>
       <w:r>
@@ -4568,6 +5424,8 @@
     </w:p>
     <w:p>
       <w:pPr>
+        <w:autoSpaceDE w:val="0"/>
+        <w:autoSpaceDN w:val="0"/>
         <w:jc w:val="both"/>
       </w:pPr>
       <w:r>
@@ -4580,6 +5438,8 @@
     </w:p>
     <w:p>
       <w:pPr>
+        <w:autoSpaceDE w:val="0"/>
+        <w:autoSpaceDN w:val="0"/>
         <w:spacing w:after="80"/>
         <w:ind w:left="340"/>
       </w:pPr>
@@ -4593,6 +5453,8 @@
     </w:p>
     <w:p>
       <w:pPr>
+        <w:autoSpaceDE w:val="0"/>
+        <w:autoSpaceDN w:val="0"/>
         <w:pStyle w:val="Heading2"/>
       </w:pPr>
       <w:r>
@@ -4600,6 +5462,21 @@
           <w:rFonts w:ascii="맑은 고딕" w:hAnsi="맑은 고딕"/>
         </w:rPr>
         <w:t>입력 자료</w:t>
+      </w:r>
+    </w:p>
+    <w:p>
+      <w:pPr>
+        <w:autoSpaceDE w:val="0"/>
+        <w:autoSpaceDN w:val="0"/>
+        <w:spacing w:before="120" w:after="40"/>
+        <w:jc w:val="center"/>
+      </w:pPr>
+      <w:r>
+        <w:rPr>
+          <w:b/>
+          <w:sz w:val="17"/>
+        </w:rPr>
+        <w:t>표 S9. 저장소에 포함된 입력 자료</w:t>
       </w:r>
     </w:p>
     <w:tbl>
@@ -4618,6 +5495,10 @@
             <w:tcW w:type="dxa" w:w="4759"/>
           </w:tcPr>
           <w:p>
+            <w:pPr>
+              <w:autoSpaceDE w:val="0"/>
+              <w:autoSpaceDN w:val="0"/>
+            </w:pPr>
             <w:r/>
             <w:r>
               <w:rPr>
@@ -4633,6 +5514,10 @@
             <w:tcW w:type="dxa" w:w="4759"/>
           </w:tcPr>
           <w:p>
+            <w:pPr>
+              <w:autoSpaceDE w:val="0"/>
+              <w:autoSpaceDN w:val="0"/>
+            </w:pPr>
             <w:r/>
             <w:r>
               <w:rPr>
@@ -4650,6 +5535,10 @@
             <w:tcW w:type="dxa" w:w="4759"/>
           </w:tcPr>
           <w:p>
+            <w:pPr>
+              <w:autoSpaceDE w:val="0"/>
+              <w:autoSpaceDN w:val="0"/>
+            </w:pPr>
             <w:r/>
             <w:r>
               <w:rPr>
@@ -4665,6 +5554,10 @@
             <w:tcW w:type="dxa" w:w="4759"/>
           </w:tcPr>
           <w:p>
+            <w:pPr>
+              <w:autoSpaceDE w:val="0"/>
+              <w:autoSpaceDN w:val="0"/>
+            </w:pPr>
             <w:r/>
             <w:r>
               <w:rPr>
@@ -4682,6 +5575,10 @@
             <w:tcW w:type="dxa" w:w="4759"/>
           </w:tcPr>
           <w:p>
+            <w:pPr>
+              <w:autoSpaceDE w:val="0"/>
+              <w:autoSpaceDN w:val="0"/>
+            </w:pPr>
             <w:r/>
             <w:r>
               <w:rPr>
@@ -4697,6 +5594,10 @@
             <w:tcW w:type="dxa" w:w="4759"/>
           </w:tcPr>
           <w:p>
+            <w:pPr>
+              <w:autoSpaceDE w:val="0"/>
+              <w:autoSpaceDN w:val="0"/>
+            </w:pPr>
             <w:r/>
             <w:r>
               <w:rPr>
@@ -4714,6 +5615,10 @@
             <w:tcW w:type="dxa" w:w="4759"/>
           </w:tcPr>
           <w:p>
+            <w:pPr>
+              <w:autoSpaceDE w:val="0"/>
+              <w:autoSpaceDN w:val="0"/>
+            </w:pPr>
             <w:r/>
             <w:r>
               <w:rPr>
@@ -4729,6 +5634,10 @@
             <w:tcW w:type="dxa" w:w="4759"/>
           </w:tcPr>
           <w:p>
+            <w:pPr>
+              <w:autoSpaceDE w:val="0"/>
+              <w:autoSpaceDN w:val="0"/>
+            </w:pPr>
             <w:r/>
             <w:r>
               <w:rPr>
@@ -4746,6 +5655,10 @@
             <w:tcW w:type="dxa" w:w="4759"/>
           </w:tcPr>
           <w:p>
+            <w:pPr>
+              <w:autoSpaceDE w:val="0"/>
+              <w:autoSpaceDN w:val="0"/>
+            </w:pPr>
             <w:r/>
             <w:r>
               <w:rPr>
@@ -4761,6 +5674,10 @@
             <w:tcW w:type="dxa" w:w="4759"/>
           </w:tcPr>
           <w:p>
+            <w:pPr>
+              <w:autoSpaceDE w:val="0"/>
+              <w:autoSpaceDN w:val="0"/>
+            </w:pPr>
             <w:r/>
             <w:r>
               <w:rPr>
@@ -4776,18 +5693,8 @@
     <w:p/>
     <w:p>
       <w:pPr>
-        <w:jc w:val="center"/>
-      </w:pPr>
-      <w:r>
-        <w:rPr>
-          <w:b/>
-          <w:sz w:val="17"/>
-        </w:rPr>
-        <w:t>표 S9. 저장소에 포함된 입력 자료</w:t>
-      </w:r>
-    </w:p>
-    <w:p>
-      <w:pPr>
+        <w:autoSpaceDE w:val="0"/>
+        <w:autoSpaceDN w:val="0"/>
         <w:jc w:val="both"/>
       </w:pPr>
       <w:r>
@@ -4800,6 +5707,8 @@
     </w:p>
     <w:p>
       <w:pPr>
+        <w:autoSpaceDE w:val="0"/>
+        <w:autoSpaceDN w:val="0"/>
         <w:pStyle w:val="Heading2"/>
       </w:pPr>
       <w:r>
@@ -4811,6 +5720,8 @@
     </w:p>
     <w:p>
       <w:pPr>
+        <w:autoSpaceDE w:val="0"/>
+        <w:autoSpaceDN w:val="0"/>
         <w:jc w:val="both"/>
       </w:pPr>
       <w:r>
@@ -4823,6 +5734,8 @@
     </w:p>
     <w:p>
       <w:pPr>
+        <w:autoSpaceDE w:val="0"/>
+        <w:autoSpaceDN w:val="0"/>
         <w:pStyle w:val="Heading2"/>
       </w:pPr>
       <w:r>
@@ -4834,6 +5747,8 @@
     </w:p>
     <w:p>
       <w:pPr>
+        <w:autoSpaceDE w:val="0"/>
+        <w:autoSpaceDN w:val="0"/>
         <w:jc w:val="both"/>
       </w:pPr>
       <w:r>
@@ -4846,6 +5761,8 @@
     </w:p>
     <w:p>
       <w:pPr>
+        <w:autoSpaceDE w:val="0"/>
+        <w:autoSpaceDN w:val="0"/>
         <w:pStyle w:val="Heading1"/>
       </w:pPr>
       <w:r>
@@ -4857,6 +5774,8 @@
     </w:p>
     <w:p>
       <w:pPr>
+        <w:autoSpaceDE w:val="0"/>
+        <w:autoSpaceDN w:val="0"/>
         <w:jc w:val="both"/>
       </w:pPr>
       <w:r>
@@ -4869,6 +5788,8 @@
     </w:p>
     <w:p>
       <w:pPr>
+        <w:autoSpaceDE w:val="0"/>
+        <w:autoSpaceDN w:val="0"/>
         <w:pStyle w:val="Heading2"/>
       </w:pPr>
       <w:r>
@@ -4880,6 +5801,8 @@
     </w:p>
     <w:p>
       <w:pPr>
+        <w:autoSpaceDE w:val="0"/>
+        <w:autoSpaceDN w:val="0"/>
         <w:spacing w:after="80"/>
         <w:ind w:left="340"/>
       </w:pPr>
@@ -4893,6 +5816,8 @@
     </w:p>
     <w:p>
       <w:pPr>
+        <w:autoSpaceDE w:val="0"/>
+        <w:autoSpaceDN w:val="0"/>
         <w:jc w:val="both"/>
       </w:pPr>
       <w:r>
@@ -4905,6 +5830,8 @@
     </w:p>
     <w:p>
       <w:pPr>
+        <w:autoSpaceDE w:val="0"/>
+        <w:autoSpaceDN w:val="0"/>
         <w:spacing w:after="80"/>
         <w:ind w:left="340"/>
       </w:pPr>
@@ -4918,6 +5845,8 @@
     </w:p>
     <w:p>
       <w:pPr>
+        <w:autoSpaceDE w:val="0"/>
+        <w:autoSpaceDN w:val="0"/>
         <w:jc w:val="both"/>
       </w:pPr>
       <w:r>
@@ -4930,6 +5859,8 @@
     </w:p>
     <w:p>
       <w:pPr>
+        <w:autoSpaceDE w:val="0"/>
+        <w:autoSpaceDN w:val="0"/>
         <w:spacing w:after="80"/>
         <w:ind w:left="340"/>
       </w:pPr>
@@ -4943,6 +5874,8 @@
     </w:p>
     <w:p>
       <w:pPr>
+        <w:autoSpaceDE w:val="0"/>
+        <w:autoSpaceDN w:val="0"/>
         <w:jc w:val="both"/>
       </w:pPr>
       <w:r>
@@ -4955,6 +5888,8 @@
     </w:p>
     <w:p>
       <w:pPr>
+        <w:autoSpaceDE w:val="0"/>
+        <w:autoSpaceDN w:val="0"/>
         <w:spacing w:after="80"/>
         <w:ind w:left="340"/>
       </w:pPr>
@@ -4968,6 +5903,8 @@
     </w:p>
     <w:p>
       <w:pPr>
+        <w:autoSpaceDE w:val="0"/>
+        <w:autoSpaceDN w:val="0"/>
         <w:jc w:val="both"/>
       </w:pPr>
       <w:r>
@@ -4980,6 +5917,8 @@
     </w:p>
     <w:p>
       <w:pPr>
+        <w:autoSpaceDE w:val="0"/>
+        <w:autoSpaceDN w:val="0"/>
         <w:pStyle w:val="Heading2"/>
       </w:pPr>
       <w:r>
@@ -4991,6 +5930,8 @@
     </w:p>
     <w:p>
       <w:pPr>
+        <w:autoSpaceDE w:val="0"/>
+        <w:autoSpaceDN w:val="0"/>
         <w:jc w:val="both"/>
       </w:pPr>
       <w:r>
@@ -5003,6 +5944,8 @@
     </w:p>
     <w:p>
       <w:pPr>
+        <w:autoSpaceDE w:val="0"/>
+        <w:autoSpaceDN w:val="0"/>
         <w:pStyle w:val="Heading2"/>
       </w:pPr>
       <w:r>
@@ -5014,6 +5957,8 @@
     </w:p>
     <w:p>
       <w:pPr>
+        <w:autoSpaceDE w:val="0"/>
+        <w:autoSpaceDN w:val="0"/>
         <w:spacing w:after="80"/>
         <w:ind w:left="340"/>
       </w:pPr>
@@ -5027,6 +5972,8 @@
     </w:p>
     <w:p>
       <w:pPr>
+        <w:autoSpaceDE w:val="0"/>
+        <w:autoSpaceDN w:val="0"/>
         <w:jc w:val="both"/>
       </w:pPr>
       <w:r>
@@ -5039,6 +5986,331 @@
     </w:p>
     <w:p>
       <w:pPr>
+        <w:autoSpaceDE w:val="0"/>
+        <w:autoSpaceDN w:val="0"/>
+        <w:pStyle w:val="Heading2"/>
+      </w:pPr>
+      <w:r>
+        <w:rPr>
+          <w:rFonts w:ascii="맑은 고딕" w:hAnsi="맑은 고딕"/>
+        </w:rPr>
+        <w:t>용량을 보지 않고 지나가는 경로</w:t>
+      </w:r>
+    </w:p>
+    <w:p>
+      <w:pPr>
+        <w:autoSpaceDE w:val="0"/>
+        <w:autoSpaceDN w:val="0"/>
+        <w:jc w:val="both"/>
+      </w:pPr>
+      <w:r>
+        <w:rPr>
+          <w:i w:val="0"/>
+          <w:sz w:val="20"/>
+        </w:rPr>
+        <w:t>Algorithm 1 의 4번 줄은 도착 시점에 ⌊D_j − d_j⌋ ≤ ⌊s_j⌋ 인 작업을 큐에 넣지 않고 바로 실행한다. 정수 슬롯 격자 위에 제출 시각의 슬롯 말고는 후보가 없다는 뜻이며, 지연 예산이 슬롯 길이인 1시간보다 짧은 작업(등급 3·4·5)이 대부분 여기 해당한다. 146,000건 가운데 86,292건(59.1%)이 이 경로로 간다.</w:t>
+      </w:r>
+    </w:p>
+    <w:p>
+      <w:pPr>
+        <w:autoSpaceDE w:val="0"/>
+        <w:autoSpaceDN w:val="0"/>
+        <w:jc w:val="both"/>
+      </w:pPr>
+      <w:r>
+        <w:rPr>
+          <w:i w:val="0"/>
+          <w:sz w:val="20"/>
+        </w:rPr>
+        <w:t>이 경로는 용량을 확인하지 않는다. 옮길 자리가 없는 작업을 막으면 마감을 넘기는 수밖에 없는데, 본 설계는 마감을 하드 제약으로 두기 때문이다. 상한 위반이 여기서 나온다 — 전체 227건을 경로별로 나누면 다음과 같다.</w:t>
+      </w:r>
+    </w:p>
+    <w:p>
+      <w:pPr>
+        <w:autoSpaceDE w:val="0"/>
+        <w:autoSpaceDN w:val="0"/>
+        <w:spacing w:before="120" w:after="40"/>
+        <w:jc w:val="center"/>
+      </w:pPr>
+      <w:r>
+        <w:rPr>
+          <w:b/>
+          <w:sz w:val="17"/>
+        </w:rPr>
+        <w:t>표 S12. 상한 위반 227건의 경로별 분해</w:t>
+      </w:r>
+    </w:p>
+    <w:tbl>
+      <w:tblPr>
+        <w:tblStyle w:val="TableGrid"/>
+        <w:tblW w:type="auto" w:w="0"/>
+        <w:tblLook w:firstColumn="1" w:firstRow="1" w:lastColumn="0" w:lastRow="0" w:noHBand="0" w:noVBand="1" w:val="04A0"/>
+      </w:tblPr>
+      <w:tblGrid>
+        <w:gridCol w:w="3173"/>
+        <w:gridCol w:w="3173"/>
+        <w:gridCol w:w="3173"/>
+      </w:tblGrid>
+      <w:tr>
+        <w:tc>
+          <w:tcPr>
+            <w:tcW w:type="dxa" w:w="3173"/>
+          </w:tcPr>
+          <w:p>
+            <w:pPr>
+              <w:autoSpaceDE w:val="0"/>
+              <w:autoSpaceDN w:val="0"/>
+            </w:pPr>
+            <w:r/>
+            <w:r>
+              <w:rPr>
+                <w:b/>
+                <w:sz w:val="17"/>
+              </w:rPr>
+              <w:t>경로</w:t>
+            </w:r>
+          </w:p>
+        </w:tc>
+        <w:tc>
+          <w:tcPr>
+            <w:tcW w:type="dxa" w:w="3173"/>
+          </w:tcPr>
+          <w:p>
+            <w:pPr>
+              <w:autoSpaceDE w:val="0"/>
+              <w:autoSpaceDN w:val="0"/>
+              <w:jc w:val="right"/>
+            </w:pPr>
+            <w:r/>
+            <w:r>
+              <w:rPr>
+                <w:b/>
+                <w:sz w:val="17"/>
+              </w:rPr>
+              <w:t>위반 건수</w:t>
+            </w:r>
+          </w:p>
+        </w:tc>
+        <w:tc>
+          <w:tcPr>
+            <w:tcW w:type="dxa" w:w="3173"/>
+          </w:tcPr>
+          <w:p>
+            <w:pPr>
+              <w:autoSpaceDE w:val="0"/>
+              <w:autoSpaceDN w:val="0"/>
+            </w:pPr>
+            <w:r/>
+            <w:r>
+              <w:rPr>
+                <w:b/>
+                <w:sz w:val="17"/>
+              </w:rPr>
+              <w:t>무엇인가</w:t>
+            </w:r>
+          </w:p>
+        </w:tc>
+      </w:tr>
+      <w:tr>
+        <w:tc>
+          <w:tcPr>
+            <w:tcW w:type="dxa" w:w="3173"/>
+          </w:tcPr>
+          <w:p>
+            <w:pPr>
+              <w:autoSpaceDE w:val="0"/>
+              <w:autoSpaceDN w:val="0"/>
+            </w:pPr>
+            <w:r/>
+            <w:r>
+              <w:rPr>
+                <w:b w:val="0"/>
+                <w:sz w:val="17"/>
+              </w:rPr>
+              <w:t>마감 직전 강제 편입 (F)</w:t>
+            </w:r>
+          </w:p>
+        </w:tc>
+        <w:tc>
+          <w:tcPr>
+            <w:tcW w:type="dxa" w:w="3173"/>
+          </w:tcPr>
+          <w:p>
+            <w:pPr>
+              <w:autoSpaceDE w:val="0"/>
+              <w:autoSpaceDN w:val="0"/>
+              <w:jc w:val="right"/>
+            </w:pPr>
+            <w:r/>
+            <w:r>
+              <w:rPr>
+                <w:b w:val="0"/>
+                <w:sz w:val="17"/>
+              </w:rPr>
+              <w:t>106</w:t>
+            </w:r>
+          </w:p>
+        </w:tc>
+        <w:tc>
+          <w:tcPr>
+            <w:tcW w:type="dxa" w:w="3173"/>
+          </w:tcPr>
+          <w:p>
+            <w:pPr>
+              <w:autoSpaceDE w:val="0"/>
+              <w:autoSpaceDN w:val="0"/>
+            </w:pPr>
+            <w:r/>
+            <w:r>
+              <w:rPr>
+                <w:b w:val="0"/>
+                <w:sz w:val="17"/>
+              </w:rPr>
+              <w:t>u_j(t) &lt; 1 이라 이번 슬롯이 마지막 기회</w:t>
+            </w:r>
+          </w:p>
+        </w:tc>
+      </w:tr>
+      <w:tr>
+        <w:tc>
+          <w:tcPr>
+            <w:tcW w:type="dxa" w:w="3173"/>
+          </w:tcPr>
+          <w:p>
+            <w:pPr>
+              <w:autoSpaceDE w:val="0"/>
+              <w:autoSpaceDN w:val="0"/>
+            </w:pPr>
+            <w:r/>
+            <w:r>
+              <w:rPr>
+                <w:b w:val="0"/>
+                <w:sz w:val="17"/>
+              </w:rPr>
+              <w:t>즉시 실행 (4번 줄)</w:t>
+            </w:r>
+          </w:p>
+        </w:tc>
+        <w:tc>
+          <w:tcPr>
+            <w:tcW w:type="dxa" w:w="3173"/>
+          </w:tcPr>
+          <w:p>
+            <w:pPr>
+              <w:autoSpaceDE w:val="0"/>
+              <w:autoSpaceDN w:val="0"/>
+              <w:jc w:val="right"/>
+            </w:pPr>
+            <w:r/>
+            <w:r>
+              <w:rPr>
+                <w:b w:val="0"/>
+                <w:sz w:val="17"/>
+              </w:rPr>
+              <w:t>121</w:t>
+            </w:r>
+          </w:p>
+        </w:tc>
+        <w:tc>
+          <w:tcPr>
+            <w:tcW w:type="dxa" w:w="3173"/>
+          </w:tcPr>
+          <w:p>
+            <w:pPr>
+              <w:autoSpaceDE w:val="0"/>
+              <w:autoSpaceDN w:val="0"/>
+            </w:pPr>
+            <w:r/>
+            <w:r>
+              <w:rPr>
+                <w:b w:val="0"/>
+                <w:sz w:val="17"/>
+              </w:rPr>
+              <w:t>정수 격자에 다른 후보가 없음</w:t>
+            </w:r>
+          </w:p>
+        </w:tc>
+      </w:tr>
+      <w:tr>
+        <w:tc>
+          <w:tcPr>
+            <w:tcW w:type="dxa" w:w="3173"/>
+          </w:tcPr>
+          <w:p>
+            <w:pPr>
+              <w:autoSpaceDE w:val="0"/>
+              <w:autoSpaceDN w:val="0"/>
+            </w:pPr>
+            <w:r/>
+            <w:r>
+              <w:rPr>
+                <w:b w:val="0"/>
+                <w:sz w:val="17"/>
+              </w:rPr>
+              <w:t>용량 확인 후 배정 (P)</w:t>
+            </w:r>
+          </w:p>
+        </w:tc>
+        <w:tc>
+          <w:tcPr>
+            <w:tcW w:type="dxa" w:w="3173"/>
+          </w:tcPr>
+          <w:p>
+            <w:pPr>
+              <w:autoSpaceDE w:val="0"/>
+              <w:autoSpaceDN w:val="0"/>
+              <w:jc w:val="right"/>
+            </w:pPr>
+            <w:r/>
+            <w:r>
+              <w:rPr>
+                <w:b w:val="0"/>
+                <w:sz w:val="17"/>
+              </w:rPr>
+              <w:t>0</w:t>
+            </w:r>
+          </w:p>
+        </w:tc>
+        <w:tc>
+          <w:tcPr>
+            <w:tcW w:type="dxa" w:w="3173"/>
+          </w:tcPr>
+          <w:p>
+            <w:pPr>
+              <w:autoSpaceDE w:val="0"/>
+              <w:autoSpaceDN w:val="0"/>
+            </w:pPr>
+            <w:r/>
+            <w:r>
+              <w:rPr>
+                <w:b w:val="0"/>
+                <w:sz w:val="17"/>
+              </w:rPr>
+              <w:t>상한에 도달한 슬롯을 미리 제외한 경로</w:t>
+            </w:r>
+          </w:p>
+        </w:tc>
+      </w:tr>
+    </w:tbl>
+    <w:p/>
+    <w:p>
+      <w:pPr>
+        <w:autoSpaceDE w:val="0"/>
+        <w:autoSpaceDN w:val="0"/>
+        <w:jc w:val="both"/>
+      </w:pPr>
+      <w:r>
+        <w:rPr>
+          <w:i w:val="0"/>
+          <w:sz w:val="20"/>
+        </w:rPr>
+        <w:t>용량을 확인하고 배정한 경로에서는 한 건도 나오지 않는다. 남은 227건은 알고리즘이 놓친 것이 아니라 마감을 지키기 위해 의도적으로 양보한 것이다.</w:t>
+      </w:r>
+    </w:p>
+    <w:p>
+      <w:pPr>
+        <w:autoSpaceDE w:val="0"/>
+        <w:autoSpaceDN w:val="0"/>
         <w:pStyle w:val="Heading2"/>
       </w:pPr>
       <w:r>
@@ -5050,6 +6322,8 @@
     </w:p>
     <w:p>
       <w:pPr>
+        <w:autoSpaceDE w:val="0"/>
+        <w:autoSpaceDN w:val="0"/>
         <w:jc w:val="both"/>
       </w:pPr>
       <w:r>
@@ -5062,6 +6336,8 @@
     </w:p>
     <w:p>
       <w:pPr>
+        <w:autoSpaceDE w:val="0"/>
+        <w:autoSpaceDN w:val="0"/>
         <w:pStyle w:val="Heading2"/>
       </w:pPr>
       <w:r>
@@ -5073,6 +6349,8 @@
     </w:p>
     <w:p>
       <w:pPr>
+        <w:autoSpaceDE w:val="0"/>
+        <w:autoSpaceDN w:val="0"/>
         <w:jc w:val="both"/>
       </w:pPr>
       <w:r>
@@ -5085,6 +6363,8 @@
     </w:p>
     <w:p>
       <w:pPr>
+        <w:autoSpaceDE w:val="0"/>
+        <w:autoSpaceDN w:val="0"/>
         <w:pStyle w:val="Heading2"/>
       </w:pPr>
       <w:r>
@@ -5096,6 +6376,8 @@
     </w:p>
     <w:p>
       <w:pPr>
+        <w:autoSpaceDE w:val="0"/>
+        <w:autoSpaceDN w:val="0"/>
         <w:spacing w:after="80"/>
         <w:ind w:left="340"/>
       </w:pPr>
@@ -5109,6 +6391,8 @@
     </w:p>
     <w:p>
       <w:pPr>
+        <w:autoSpaceDE w:val="0"/>
+        <w:autoSpaceDN w:val="0"/>
         <w:jc w:val="both"/>
       </w:pPr>
       <w:r>
@@ -5121,6 +6405,8 @@
     </w:p>
     <w:p>
       <w:pPr>
+        <w:autoSpaceDE w:val="0"/>
+        <w:autoSpaceDN w:val="0"/>
         <w:spacing w:after="80"/>
         <w:ind w:left="340"/>
       </w:pPr>
@@ -5134,6 +6420,8 @@
     </w:p>
     <w:p>
       <w:pPr>
+        <w:autoSpaceDE w:val="0"/>
+        <w:autoSpaceDN w:val="0"/>
         <w:spacing w:after="80"/>
         <w:ind w:left="340"/>
       </w:pPr>
@@ -5147,6 +6435,8 @@
     </w:p>
     <w:p>
       <w:pPr>
+        <w:autoSpaceDE w:val="0"/>
+        <w:autoSpaceDN w:val="0"/>
         <w:jc w:val="both"/>
       </w:pPr>
       <w:r>
@@ -5159,6 +6449,8 @@
     </w:p>
     <w:p>
       <w:pPr>
+        <w:autoSpaceDE w:val="0"/>
+        <w:autoSpaceDN w:val="0"/>
         <w:spacing w:after="80"/>
         <w:ind w:left="340"/>
       </w:pPr>
@@ -5172,6 +6464,8 @@
     </w:p>
     <w:p>
       <w:pPr>
+        <w:autoSpaceDE w:val="0"/>
+        <w:autoSpaceDN w:val="0"/>
         <w:jc w:val="both"/>
       </w:pPr>
       <w:r>
@@ -5184,6 +6478,8 @@
     </w:p>
     <w:p>
       <w:pPr>
+        <w:autoSpaceDE w:val="0"/>
+        <w:autoSpaceDN w:val="0"/>
         <w:pStyle w:val="Heading2"/>
       </w:pPr>
       <w:r>
@@ -5195,6 +6491,8 @@
     </w:p>
     <w:p>
       <w:pPr>
+        <w:autoSpaceDE w:val="0"/>
+        <w:autoSpaceDN w:val="0"/>
         <w:spacing w:after="80"/>
         <w:ind w:left="340"/>
       </w:pPr>
@@ -5208,6 +6506,8 @@
     </w:p>
     <w:p>
       <w:pPr>
+        <w:autoSpaceDE w:val="0"/>
+        <w:autoSpaceDN w:val="0"/>
         <w:spacing w:after="80"/>
         <w:ind w:left="340"/>
       </w:pPr>
@@ -5221,6 +6521,8 @@
     </w:p>
     <w:p>
       <w:pPr>
+        <w:autoSpaceDE w:val="0"/>
+        <w:autoSpaceDN w:val="0"/>
         <w:jc w:val="both"/>
       </w:pPr>
       <w:r>
@@ -5233,6 +6535,8 @@
     </w:p>
     <w:p>
       <w:pPr>
+        <w:autoSpaceDE w:val="0"/>
+        <w:autoSpaceDN w:val="0"/>
         <w:jc w:val="both"/>
       </w:pPr>
       <w:r>
@@ -5245,6 +6549,8 @@
     </w:p>
     <w:p>
       <w:pPr>
+        <w:autoSpaceDE w:val="0"/>
+        <w:autoSpaceDN w:val="0"/>
         <w:pStyle w:val="Heading2"/>
       </w:pPr>
       <w:r>
@@ -5256,6 +6562,8 @@
     </w:p>
     <w:p>
       <w:pPr>
+        <w:autoSpaceDE w:val="0"/>
+        <w:autoSpaceDN w:val="0"/>
         <w:spacing w:after="80"/>
         <w:ind w:left="340"/>
       </w:pPr>
@@ -5269,6 +6577,8 @@
     </w:p>
     <w:p>
       <w:pPr>
+        <w:autoSpaceDE w:val="0"/>
+        <w:autoSpaceDN w:val="0"/>
         <w:jc w:val="both"/>
       </w:pPr>
       <w:r>
@@ -5281,6 +6591,8 @@
     </w:p>
     <w:p>
       <w:pPr>
+        <w:autoSpaceDE w:val="0"/>
+        <w:autoSpaceDN w:val="0"/>
         <w:spacing w:after="80"/>
         <w:ind w:left="340"/>
       </w:pPr>
@@ -5294,6 +6606,8 @@
     </w:p>
     <w:p>
       <w:pPr>
+        <w:autoSpaceDE w:val="0"/>
+        <w:autoSpaceDN w:val="0"/>
         <w:spacing w:after="80"/>
         <w:ind w:left="340"/>
       </w:pPr>
@@ -5307,6 +6621,8 @@
     </w:p>
     <w:p>
       <w:pPr>
+        <w:autoSpaceDE w:val="0"/>
+        <w:autoSpaceDN w:val="0"/>
         <w:jc w:val="both"/>
       </w:pPr>
       <w:r>
@@ -5319,6 +6635,8 @@
     </w:p>
     <w:p>
       <w:pPr>
+        <w:autoSpaceDE w:val="0"/>
+        <w:autoSpaceDN w:val="0"/>
         <w:pStyle w:val="Heading3"/>
       </w:pPr>
       <w:r>
@@ -5330,6 +6648,8 @@
     </w:p>
     <w:p>
       <w:pPr>
+        <w:autoSpaceDE w:val="0"/>
+        <w:autoSpaceDN w:val="0"/>
         <w:jc w:val="both"/>
       </w:pPr>
       <w:r>
@@ -5338,6 +6658,21 @@
           <w:sz w:val="20"/>
         </w:rPr>
         <w:t>슬롯 평균은 근사이므로, 같은 스케줄을 겹침 길이로 가중한 정확 적분으로 다시 채점해 차이를 쟀다. 작업 146,000건 전수이며 스케줄은 손대지 않았다 — 회계만 바꾼 것이다. 개별 작업 단위로는 최대 40%대까지 벌어지지만 총합에서 상쇄된다.</w:t>
+      </w:r>
+    </w:p>
+    <w:p>
+      <w:pPr>
+        <w:autoSpaceDE w:val="0"/>
+        <w:autoSpaceDN w:val="0"/>
+        <w:spacing w:before="120" w:after="40"/>
+        <w:jc w:val="center"/>
+      </w:pPr>
+      <w:r>
+        <w:rPr>
+          <w:b/>
+          <w:sz w:val="17"/>
+        </w:rPr>
+        <w:t>표 S10. 표 2의 세 단계를 두 회계로 다시 채점한 결과</w:t>
       </w:r>
     </w:p>
     <w:tbl>
@@ -5359,6 +6694,10 @@
             <w:tcW w:type="dxa" w:w="1904"/>
           </w:tcPr>
           <w:p>
+            <w:pPr>
+              <w:autoSpaceDE w:val="0"/>
+              <w:autoSpaceDN w:val="0"/>
+            </w:pPr>
             <w:r/>
             <w:r>
               <w:rPr>
@@ -5375,6 +6714,8 @@
           </w:tcPr>
           <w:p>
             <w:pPr>
+              <w:autoSpaceDE w:val="0"/>
+              <w:autoSpaceDN w:val="0"/>
               <w:jc w:val="right"/>
             </w:pPr>
             <w:r/>
@@ -5393,6 +6734,8 @@
           </w:tcPr>
           <w:p>
             <w:pPr>
+              <w:autoSpaceDE w:val="0"/>
+              <w:autoSpaceDN w:val="0"/>
               <w:jc w:val="right"/>
             </w:pPr>
             <w:r/>
@@ -5410,6 +6753,10 @@
             <w:tcW w:type="dxa" w:w="1904"/>
           </w:tcPr>
           <w:p>
+            <w:pPr>
+              <w:autoSpaceDE w:val="0"/>
+              <w:autoSpaceDN w:val="0"/>
+            </w:pPr>
             <w:r/>
             <w:r>
               <w:rPr>
@@ -5425,6 +6772,10 @@
             <w:tcW w:type="dxa" w:w="1904"/>
           </w:tcPr>
           <w:p>
+            <w:pPr>
+              <w:autoSpaceDE w:val="0"/>
+              <w:autoSpaceDN w:val="0"/>
+            </w:pPr>
             <w:r/>
             <w:r>
               <w:rPr>
@@ -5442,6 +6793,10 @@
             <w:tcW w:type="dxa" w:w="1904"/>
           </w:tcPr>
           <w:p>
+            <w:pPr>
+              <w:autoSpaceDE w:val="0"/>
+              <w:autoSpaceDN w:val="0"/>
+            </w:pPr>
             <w:r/>
             <w:r>
               <w:rPr>
@@ -5458,6 +6813,8 @@
           </w:tcPr>
           <w:p>
             <w:pPr>
+              <w:autoSpaceDE w:val="0"/>
+              <w:autoSpaceDN w:val="0"/>
               <w:jc w:val="right"/>
             </w:pPr>
             <w:r/>
@@ -5476,6 +6833,8 @@
           </w:tcPr>
           <w:p>
             <w:pPr>
+              <w:autoSpaceDE w:val="0"/>
+              <w:autoSpaceDN w:val="0"/>
               <w:jc w:val="right"/>
             </w:pPr>
             <w:r/>
@@ -5493,6 +6852,10 @@
             <w:tcW w:type="dxa" w:w="1904"/>
           </w:tcPr>
           <w:p>
+            <w:pPr>
+              <w:autoSpaceDE w:val="0"/>
+              <w:autoSpaceDN w:val="0"/>
+            </w:pPr>
             <w:r/>
             <w:r>
               <w:rPr>
@@ -5508,6 +6871,10 @@
             <w:tcW w:type="dxa" w:w="1904"/>
           </w:tcPr>
           <w:p>
+            <w:pPr>
+              <w:autoSpaceDE w:val="0"/>
+              <w:autoSpaceDN w:val="0"/>
+            </w:pPr>
             <w:r/>
             <w:r>
               <w:rPr>
@@ -5525,6 +6892,10 @@
             <w:tcW w:type="dxa" w:w="1904"/>
           </w:tcPr>
           <w:p>
+            <w:pPr>
+              <w:autoSpaceDE w:val="0"/>
+              <w:autoSpaceDN w:val="0"/>
+            </w:pPr>
             <w:r/>
             <w:r>
               <w:rPr>
@@ -5541,6 +6912,8 @@
           </w:tcPr>
           <w:p>
             <w:pPr>
+              <w:autoSpaceDE w:val="0"/>
+              <w:autoSpaceDN w:val="0"/>
               <w:jc w:val="right"/>
             </w:pPr>
             <w:r/>
@@ -5559,6 +6932,8 @@
           </w:tcPr>
           <w:p>
             <w:pPr>
+              <w:autoSpaceDE w:val="0"/>
+              <w:autoSpaceDN w:val="0"/>
               <w:jc w:val="right"/>
             </w:pPr>
             <w:r/>
@@ -5576,6 +6951,10 @@
             <w:tcW w:type="dxa" w:w="1904"/>
           </w:tcPr>
           <w:p>
+            <w:pPr>
+              <w:autoSpaceDE w:val="0"/>
+              <w:autoSpaceDN w:val="0"/>
+            </w:pPr>
             <w:r/>
             <w:r>
               <w:rPr>
@@ -5591,6 +6970,10 @@
             <w:tcW w:type="dxa" w:w="1904"/>
           </w:tcPr>
           <w:p>
+            <w:pPr>
+              <w:autoSpaceDE w:val="0"/>
+              <w:autoSpaceDN w:val="0"/>
+            </w:pPr>
             <w:r/>
             <w:r>
               <w:rPr>
@@ -5608,6 +6991,10 @@
             <w:tcW w:type="dxa" w:w="1904"/>
           </w:tcPr>
           <w:p>
+            <w:pPr>
+              <w:autoSpaceDE w:val="0"/>
+              <w:autoSpaceDN w:val="0"/>
+            </w:pPr>
             <w:r/>
             <w:r>
               <w:rPr>
@@ -5624,6 +7011,8 @@
           </w:tcPr>
           <w:p>
             <w:pPr>
+              <w:autoSpaceDE w:val="0"/>
+              <w:autoSpaceDN w:val="0"/>
               <w:jc w:val="right"/>
             </w:pPr>
             <w:r/>
@@ -5642,6 +7031,8 @@
           </w:tcPr>
           <w:p>
             <w:pPr>
+              <w:autoSpaceDE w:val="0"/>
+              <w:autoSpaceDN w:val="0"/>
               <w:jc w:val="right"/>
             </w:pPr>
             <w:r/>
@@ -5659,6 +7050,10 @@
             <w:tcW w:type="dxa" w:w="1904"/>
           </w:tcPr>
           <w:p>
+            <w:pPr>
+              <w:autoSpaceDE w:val="0"/>
+              <w:autoSpaceDN w:val="0"/>
+            </w:pPr>
             <w:r/>
             <w:r>
               <w:rPr>
@@ -5674,6 +7069,10 @@
             <w:tcW w:type="dxa" w:w="1904"/>
           </w:tcPr>
           <w:p>
+            <w:pPr>
+              <w:autoSpaceDE w:val="0"/>
+              <w:autoSpaceDN w:val="0"/>
+            </w:pPr>
             <w:r/>
             <w:r>
               <w:rPr>
@@ -5689,18 +7088,8 @@
     <w:p/>
     <w:p>
       <w:pPr>
-        <w:jc w:val="center"/>
-      </w:pPr>
-      <w:r>
-        <w:rPr>
-          <w:b/>
-          <w:sz w:val="17"/>
-        </w:rPr>
-        <w:t>표 S10. 표 2의 세 단계를 두 회계로 다시 채점한 결과</w:t>
-      </w:r>
-    </w:p>
-    <w:p>
-      <w:pPr>
+        <w:autoSpaceDE w:val="0"/>
+        <w:autoSpaceDN w:val="0"/>
         <w:jc w:val="both"/>
       </w:pPr>
       <w:r>
@@ -5713,6 +7102,8 @@
     </w:p>
     <w:p>
       <w:pPr>
+        <w:autoSpaceDE w:val="0"/>
+        <w:autoSpaceDN w:val="0"/>
         <w:jc w:val="both"/>
       </w:pPr>
       <w:r>
@@ -5721,6 +7112,21 @@
           <w:sz w:val="20"/>
         </w:rPr>
         <w:t>본편 표 5의 선행 정책도 같은 방식으로 다시 채점하였다. 이쪽은 구현이 남이 설계한 정책이므로, 회계가 한쪽에 유리하게 작동하지 않는지 따로 확인할 필요가 있었다.</w:t>
+      </w:r>
+    </w:p>
+    <w:p>
+      <w:pPr>
+        <w:autoSpaceDE w:val="0"/>
+        <w:autoSpaceDN w:val="0"/>
+        <w:spacing w:before="120" w:after="40"/>
+        <w:jc w:val="center"/>
+      </w:pPr>
+      <w:r>
+        <w:rPr>
+          <w:b/>
+          <w:sz w:val="17"/>
+        </w:rPr>
+        <w:t>표 S11. 표 5의 선행 정책을 두 회계로 다시 채점한 결과</w:t>
       </w:r>
     </w:p>
     <w:tbl>
@@ -5742,6 +7148,10 @@
             <w:tcW w:type="dxa" w:w="1904"/>
           </w:tcPr>
           <w:p>
+            <w:pPr>
+              <w:autoSpaceDE w:val="0"/>
+              <w:autoSpaceDN w:val="0"/>
+            </w:pPr>
             <w:r/>
             <w:r>
               <w:rPr>
@@ -5758,6 +7168,8 @@
           </w:tcPr>
           <w:p>
             <w:pPr>
+              <w:autoSpaceDE w:val="0"/>
+              <w:autoSpaceDN w:val="0"/>
               <w:jc w:val="right"/>
             </w:pPr>
             <w:r/>
@@ -5776,6 +7188,8 @@
           </w:tcPr>
           <w:p>
             <w:pPr>
+              <w:autoSpaceDE w:val="0"/>
+              <w:autoSpaceDN w:val="0"/>
               <w:jc w:val="right"/>
             </w:pPr>
             <w:r/>
@@ -5793,6 +7207,10 @@
             <w:tcW w:type="dxa" w:w="1904"/>
           </w:tcPr>
           <w:p>
+            <w:pPr>
+              <w:autoSpaceDE w:val="0"/>
+              <w:autoSpaceDN w:val="0"/>
+            </w:pPr>
             <w:r/>
             <w:r>
               <w:rPr>
@@ -5808,6 +7226,10 @@
             <w:tcW w:type="dxa" w:w="1904"/>
           </w:tcPr>
           <w:p>
+            <w:pPr>
+              <w:autoSpaceDE w:val="0"/>
+              <w:autoSpaceDN w:val="0"/>
+            </w:pPr>
             <w:r/>
             <w:r>
               <w:rPr>
@@ -5825,6 +7247,10 @@
             <w:tcW w:type="dxa" w:w="1904"/>
           </w:tcPr>
           <w:p>
+            <w:pPr>
+              <w:autoSpaceDE w:val="0"/>
+              <w:autoSpaceDN w:val="0"/>
+            </w:pPr>
             <w:r/>
             <w:r>
               <w:rPr>
@@ -5841,6 +7267,8 @@
           </w:tcPr>
           <w:p>
             <w:pPr>
+              <w:autoSpaceDE w:val="0"/>
+              <w:autoSpaceDN w:val="0"/>
               <w:jc w:val="right"/>
             </w:pPr>
             <w:r/>
@@ -5859,6 +7287,8 @@
           </w:tcPr>
           <w:p>
             <w:pPr>
+              <w:autoSpaceDE w:val="0"/>
+              <w:autoSpaceDN w:val="0"/>
               <w:jc w:val="right"/>
             </w:pPr>
             <w:r/>
@@ -5876,6 +7306,10 @@
             <w:tcW w:type="dxa" w:w="1904"/>
           </w:tcPr>
           <w:p>
+            <w:pPr>
+              <w:autoSpaceDE w:val="0"/>
+              <w:autoSpaceDN w:val="0"/>
+            </w:pPr>
             <w:r/>
             <w:r>
               <w:rPr>
@@ -5891,6 +7325,10 @@
             <w:tcW w:type="dxa" w:w="1904"/>
           </w:tcPr>
           <w:p>
+            <w:pPr>
+              <w:autoSpaceDE w:val="0"/>
+              <w:autoSpaceDN w:val="0"/>
+            </w:pPr>
             <w:r/>
             <w:r>
               <w:rPr>
@@ -5908,6 +7346,10 @@
             <w:tcW w:type="dxa" w:w="1904"/>
           </w:tcPr>
           <w:p>
+            <w:pPr>
+              <w:autoSpaceDE w:val="0"/>
+              <w:autoSpaceDN w:val="0"/>
+            </w:pPr>
             <w:r/>
             <w:r>
               <w:rPr>
@@ -5924,6 +7366,8 @@
           </w:tcPr>
           <w:p>
             <w:pPr>
+              <w:autoSpaceDE w:val="0"/>
+              <w:autoSpaceDN w:val="0"/>
               <w:jc w:val="right"/>
             </w:pPr>
             <w:r/>
@@ -5942,6 +7386,8 @@
           </w:tcPr>
           <w:p>
             <w:pPr>
+              <w:autoSpaceDE w:val="0"/>
+              <w:autoSpaceDN w:val="0"/>
               <w:jc w:val="right"/>
             </w:pPr>
             <w:r/>
@@ -5959,6 +7405,10 @@
             <w:tcW w:type="dxa" w:w="1904"/>
           </w:tcPr>
           <w:p>
+            <w:pPr>
+              <w:autoSpaceDE w:val="0"/>
+              <w:autoSpaceDN w:val="0"/>
+            </w:pPr>
             <w:r/>
             <w:r>
               <w:rPr>
@@ -5974,6 +7424,10 @@
             <w:tcW w:type="dxa" w:w="1904"/>
           </w:tcPr>
           <w:p>
+            <w:pPr>
+              <w:autoSpaceDE w:val="0"/>
+              <w:autoSpaceDN w:val="0"/>
+            </w:pPr>
             <w:r/>
             <w:r>
               <w:rPr>
@@ -5991,6 +7445,10 @@
             <w:tcW w:type="dxa" w:w="1904"/>
           </w:tcPr>
           <w:p>
+            <w:pPr>
+              <w:autoSpaceDE w:val="0"/>
+              <w:autoSpaceDN w:val="0"/>
+            </w:pPr>
             <w:r/>
             <w:r>
               <w:rPr>
@@ -6007,6 +7465,8 @@
           </w:tcPr>
           <w:p>
             <w:pPr>
+              <w:autoSpaceDE w:val="0"/>
+              <w:autoSpaceDN w:val="0"/>
               <w:jc w:val="right"/>
             </w:pPr>
             <w:r/>
@@ -6025,6 +7485,8 @@
           </w:tcPr>
           <w:p>
             <w:pPr>
+              <w:autoSpaceDE w:val="0"/>
+              <w:autoSpaceDN w:val="0"/>
               <w:jc w:val="right"/>
             </w:pPr>
             <w:r/>
@@ -6042,6 +7504,10 @@
             <w:tcW w:type="dxa" w:w="1904"/>
           </w:tcPr>
           <w:p>
+            <w:pPr>
+              <w:autoSpaceDE w:val="0"/>
+              <w:autoSpaceDN w:val="0"/>
+            </w:pPr>
             <w:r/>
             <w:r>
               <w:rPr>
@@ -6057,6 +7523,10 @@
             <w:tcW w:type="dxa" w:w="1904"/>
           </w:tcPr>
           <w:p>
+            <w:pPr>
+              <w:autoSpaceDE w:val="0"/>
+              <w:autoSpaceDN w:val="0"/>
+            </w:pPr>
             <w:r/>
             <w:r>
               <w:rPr>
@@ -6074,6 +7544,10 @@
             <w:tcW w:type="dxa" w:w="1904"/>
           </w:tcPr>
           <w:p>
+            <w:pPr>
+              <w:autoSpaceDE w:val="0"/>
+              <w:autoSpaceDN w:val="0"/>
+            </w:pPr>
             <w:r/>
             <w:r>
               <w:rPr>
@@ -6090,6 +7564,8 @@
           </w:tcPr>
           <w:p>
             <w:pPr>
+              <w:autoSpaceDE w:val="0"/>
+              <w:autoSpaceDN w:val="0"/>
               <w:jc w:val="right"/>
             </w:pPr>
             <w:r/>
@@ -6108,6 +7584,8 @@
           </w:tcPr>
           <w:p>
             <w:pPr>
+              <w:autoSpaceDE w:val="0"/>
+              <w:autoSpaceDN w:val="0"/>
               <w:jc w:val="right"/>
             </w:pPr>
             <w:r/>
@@ -6125,6 +7603,10 @@
             <w:tcW w:type="dxa" w:w="1904"/>
           </w:tcPr>
           <w:p>
+            <w:pPr>
+              <w:autoSpaceDE w:val="0"/>
+              <w:autoSpaceDN w:val="0"/>
+            </w:pPr>
             <w:r/>
             <w:r>
               <w:rPr>
@@ -6140,6 +7622,10 @@
             <w:tcW w:type="dxa" w:w="1904"/>
           </w:tcPr>
           <w:p>
+            <w:pPr>
+              <w:autoSpaceDE w:val="0"/>
+              <w:autoSpaceDN w:val="0"/>
+            </w:pPr>
             <w:r/>
             <w:r>
               <w:rPr>
@@ -6155,18 +7641,8 @@
     <w:p/>
     <w:p>
       <w:pPr>
-        <w:jc w:val="center"/>
-      </w:pPr>
-      <w:r>
-        <w:rPr>
-          <w:b/>
-          <w:sz w:val="17"/>
-        </w:rPr>
-        <w:t>표 S11. 표 5의 선행 정책을 두 회계로 다시 채점한 결과</w:t>
-      </w:r>
-    </w:p>
-    <w:p>
-      <w:pPr>
+        <w:autoSpaceDE w:val="0"/>
+        <w:autoSpaceDN w:val="0"/>
         <w:jc w:val="both"/>
       </w:pPr>
       <w:r>
@@ -6179,6 +7655,8 @@
     </w:p>
     <w:p>
       <w:pPr>
+        <w:autoSpaceDE w:val="0"/>
+        <w:autoSpaceDN w:val="0"/>
         <w:pStyle w:val="Heading2"/>
       </w:pPr>
       <w:r>
@@ -6190,6 +7668,8 @@
     </w:p>
     <w:p>
       <w:pPr>
+        <w:autoSpaceDE w:val="0"/>
+        <w:autoSpaceDN w:val="0"/>
         <w:jc w:val="both"/>
       </w:pPr>
       <w:r>
@@ -6202,6 +7682,8 @@
     </w:p>
     <w:p>
       <w:pPr>
+        <w:autoSpaceDE w:val="0"/>
+        <w:autoSpaceDN w:val="0"/>
         <w:jc w:val="both"/>
       </w:pPr>
       <w:r>
@@ -6214,6 +7696,8 @@
     </w:p>
     <w:p>
       <w:pPr>
+        <w:autoSpaceDE w:val="0"/>
+        <w:autoSpaceDN w:val="0"/>
         <w:spacing w:after="80"/>
         <w:ind w:left="340"/>
       </w:pPr>
@@ -6227,6 +7711,8 @@
     </w:p>
     <w:p>
       <w:pPr>
+        <w:autoSpaceDE w:val="0"/>
+        <w:autoSpaceDN w:val="0"/>
         <w:spacing w:after="80"/>
         <w:ind w:left="340"/>
       </w:pPr>
@@ -6240,6 +7726,8 @@
     </w:p>
     <w:p>
       <w:pPr>
+        <w:autoSpaceDE w:val="0"/>
+        <w:autoSpaceDN w:val="0"/>
         <w:spacing w:after="80"/>
         <w:ind w:left="340"/>
       </w:pPr>
@@ -6253,6 +7741,8 @@
     </w:p>
     <w:p>
       <w:pPr>
+        <w:autoSpaceDE w:val="0"/>
+        <w:autoSpaceDN w:val="0"/>
         <w:spacing w:after="80"/>
         <w:ind w:left="340"/>
       </w:pPr>
@@ -6266,6 +7756,8 @@
     </w:p>
     <w:p>
       <w:pPr>
+        <w:autoSpaceDE w:val="0"/>
+        <w:autoSpaceDN w:val="0"/>
         <w:spacing w:after="80"/>
         <w:ind w:left="340"/>
       </w:pPr>
@@ -6279,6 +7771,8 @@
     </w:p>
     <w:p>
       <w:pPr>
+        <w:autoSpaceDE w:val="0"/>
+        <w:autoSpaceDN w:val="0"/>
         <w:jc w:val="both"/>
       </w:pPr>
       <w:r>
@@ -6291,6 +7785,8 @@
     </w:p>
     <w:p>
       <w:pPr>
+        <w:autoSpaceDE w:val="0"/>
+        <w:autoSpaceDN w:val="0"/>
         <w:pStyle w:val="Heading2"/>
       </w:pPr>
       <w:r>
@@ -6302,6 +7798,8 @@
     </w:p>
     <w:p>
       <w:pPr>
+        <w:autoSpaceDE w:val="0"/>
+        <w:autoSpaceDN w:val="0"/>
         <w:jc w:val="both"/>
       </w:pPr>
       <w:r>
@@ -6538,6 +8036,8 @@
     </w:rPrDefault>
     <w:pPrDefault>
       <w:pPr>
+        <w:autoSpaceDE w:val="0"/>
+        <w:autoSpaceDN w:val="0"/>
         <w:spacing w:after="200" w:line="276" w:lineRule="auto"/>
       </w:pPr>
     </w:pPrDefault>
@@ -6755,7 +8255,7 @@
       <w:rFonts w:asciiTheme="majorHAnsi" w:eastAsiaTheme="majorEastAsia" w:hAnsiTheme="majorHAnsi" w:cstheme="majorBidi"/>
       <w:b/>
       <w:bCs/>
-      <w:color w:val="365F91" w:themeColor="accent1" w:themeShade="BF"/>
+      <w:color w:val="000000"/>
       <w:sz w:val="28"/>
       <w:szCs w:val="28"/>
     </w:rPr>
@@ -6779,7 +8279,7 @@
       <w:rFonts w:asciiTheme="majorHAnsi" w:eastAsiaTheme="majorEastAsia" w:hAnsiTheme="majorHAnsi" w:cstheme="majorBidi"/>
       <w:b/>
       <w:bCs/>
-      <w:color w:val="4F81BD" w:themeColor="accent1"/>
+      <w:color w:val="000000"/>
       <w:sz w:val="26"/>
       <w:szCs w:val="26"/>
     </w:rPr>
@@ -6803,7 +8303,7 @@
       <w:rFonts w:asciiTheme="majorHAnsi" w:eastAsiaTheme="majorEastAsia" w:hAnsiTheme="majorHAnsi" w:cstheme="majorBidi"/>
       <w:b/>
       <w:bCs/>
-      <w:color w:val="4F81BD" w:themeColor="accent1"/>
+      <w:color w:val="000000"/>
     </w:rPr>
   </w:style>
   <w:style w:type="paragraph" w:styleId="Heading4">
@@ -6828,7 +8328,7 @@
       <w:bCs/>
       <w:i/>
       <w:iCs/>
-      <w:color w:val="4F81BD" w:themeColor="accent1"/>
+      <w:color w:val="000000"/>
     </w:rPr>
   </w:style>
   <w:style w:type="paragraph" w:styleId="Heading5">
@@ -6849,7 +8349,7 @@
     </w:pPr>
     <w:rPr>
       <w:rFonts w:asciiTheme="majorHAnsi" w:eastAsiaTheme="majorEastAsia" w:hAnsiTheme="majorHAnsi" w:cstheme="majorBidi"/>
-      <w:color w:val="243F60" w:themeColor="accent1" w:themeShade="7F"/>
+      <w:color w:val="000000"/>
     </w:rPr>
   </w:style>
   <w:style w:type="paragraph" w:styleId="Heading6">
@@ -6872,7 +8372,7 @@
       <w:rFonts w:asciiTheme="majorHAnsi" w:eastAsiaTheme="majorEastAsia" w:hAnsiTheme="majorHAnsi" w:cstheme="majorBidi"/>
       <w:i/>
       <w:iCs/>
-      <w:color w:val="243F60" w:themeColor="accent1" w:themeShade="7F"/>
+      <w:color w:val="000000"/>
     </w:rPr>
   </w:style>
   <w:style w:type="paragraph" w:styleId="Heading7">
@@ -6895,7 +8395,7 @@
       <w:rFonts w:asciiTheme="majorHAnsi" w:eastAsiaTheme="majorEastAsia" w:hAnsiTheme="majorHAnsi" w:cstheme="majorBidi"/>
       <w:i/>
       <w:iCs/>
-      <w:color w:val="404040" w:themeColor="text1" w:themeTint="BF"/>
+      <w:color w:val="000000"/>
     </w:rPr>
   </w:style>
   <w:style w:type="paragraph" w:styleId="Heading8">
@@ -6916,7 +8416,7 @@
     </w:pPr>
     <w:rPr>
       <w:rFonts w:asciiTheme="majorHAnsi" w:eastAsiaTheme="majorEastAsia" w:hAnsiTheme="majorHAnsi" w:cstheme="majorBidi"/>
-      <w:color w:val="4F81BD" w:themeColor="accent1"/>
+      <w:color w:val="000000"/>
       <w:sz w:val="20"/>
       <w:szCs w:val="20"/>
     </w:rPr>
@@ -6941,7 +8441,7 @@
       <w:rFonts w:asciiTheme="majorHAnsi" w:eastAsiaTheme="majorEastAsia" w:hAnsiTheme="majorHAnsi" w:cstheme="majorBidi"/>
       <w:i/>
       <w:iCs/>
-      <w:color w:val="404040" w:themeColor="text1" w:themeTint="BF"/>
+      <w:color w:val="000000"/>
       <w:sz w:val="20"/>
       <w:szCs w:val="20"/>
     </w:rPr>
@@ -6992,7 +8492,7 @@
       <w:rFonts w:asciiTheme="majorHAnsi" w:eastAsiaTheme="majorEastAsia" w:hAnsiTheme="majorHAnsi" w:cstheme="majorBidi"/>
       <w:b/>
       <w:bCs/>
-      <w:color w:val="365F91" w:themeColor="accent1" w:themeShade="BF"/>
+      <w:color w:val="000000"/>
       <w:sz w:val="28"/>
       <w:szCs w:val="28"/>
     </w:rPr>
@@ -7007,7 +8507,7 @@
       <w:rFonts w:asciiTheme="majorHAnsi" w:eastAsiaTheme="majorEastAsia" w:hAnsiTheme="majorHAnsi" w:cstheme="majorBidi"/>
       <w:b/>
       <w:bCs/>
-      <w:color w:val="4F81BD" w:themeColor="accent1"/>
+      <w:color w:val="000000"/>
       <w:sz w:val="26"/>
       <w:szCs w:val="26"/>
     </w:rPr>
@@ -7022,7 +8522,7 @@
       <w:rFonts w:asciiTheme="majorHAnsi" w:eastAsiaTheme="majorEastAsia" w:hAnsiTheme="majorHAnsi" w:cstheme="majorBidi"/>
       <w:b/>
       <w:bCs/>
-      <w:color w:val="4F81BD" w:themeColor="accent1"/>
+      <w:color w:val="000000"/>
     </w:rPr>
   </w:style>
   <w:style w:type="paragraph" w:styleId="Title">
@@ -7397,7 +8897,7 @@
       <w:bCs/>
       <w:i/>
       <w:iCs/>
-      <w:color w:val="4F81BD" w:themeColor="accent1"/>
+      <w:color w:val="000000"/>
     </w:rPr>
   </w:style>
   <w:style w:type="character" w:customStyle="1" w:styleId="Heading5Char">
@@ -7409,7 +8909,7 @@
     <w:rsid w:val="00FC693F"/>
     <w:rPr>
       <w:rFonts w:asciiTheme="majorHAnsi" w:eastAsiaTheme="majorEastAsia" w:hAnsiTheme="majorHAnsi" w:cstheme="majorBidi"/>
-      <w:color w:val="243F60" w:themeColor="accent1" w:themeShade="7F"/>
+      <w:color w:val="000000"/>
     </w:rPr>
   </w:style>
   <w:style w:type="character" w:customStyle="1" w:styleId="Heading6Char">
@@ -7423,7 +8923,7 @@
       <w:rFonts w:asciiTheme="majorHAnsi" w:eastAsiaTheme="majorEastAsia" w:hAnsiTheme="majorHAnsi" w:cstheme="majorBidi"/>
       <w:i/>
       <w:iCs/>
-      <w:color w:val="243F60" w:themeColor="accent1" w:themeShade="7F"/>
+      <w:color w:val="000000"/>
     </w:rPr>
   </w:style>
   <w:style w:type="character" w:customStyle="1" w:styleId="Heading7Char">
@@ -7437,7 +8937,7 @@
       <w:rFonts w:asciiTheme="majorHAnsi" w:eastAsiaTheme="majorEastAsia" w:hAnsiTheme="majorHAnsi" w:cstheme="majorBidi"/>
       <w:i/>
       <w:iCs/>
-      <w:color w:val="404040" w:themeColor="text1" w:themeTint="BF"/>
+      <w:color w:val="000000"/>
     </w:rPr>
   </w:style>
   <w:style w:type="character" w:customStyle="1" w:styleId="Heading8Char">
@@ -7449,7 +8949,7 @@
     <w:rsid w:val="00FC693F"/>
     <w:rPr>
       <w:rFonts w:asciiTheme="majorHAnsi" w:eastAsiaTheme="majorEastAsia" w:hAnsiTheme="majorHAnsi" w:cstheme="majorBidi"/>
-      <w:color w:val="4F81BD" w:themeColor="accent1"/>
+      <w:color w:val="000000"/>
       <w:sz w:val="20"/>
       <w:szCs w:val="20"/>
     </w:rPr>
@@ -7465,7 +8965,7 @@
       <w:rFonts w:asciiTheme="majorHAnsi" w:eastAsiaTheme="majorEastAsia" w:hAnsiTheme="majorHAnsi" w:cstheme="majorBidi"/>
       <w:i/>
       <w:iCs/>
-      <w:color w:val="404040" w:themeColor="text1" w:themeTint="BF"/>
+      <w:color w:val="000000"/>
       <w:sz w:val="20"/>
       <w:szCs w:val="20"/>
     </w:rPr>

--- a/paper/CAST_추가자료.docx
+++ b/paper/CAST_추가자료.docx
@@ -6630,7 +6630,7 @@
           <w:i w:val="0"/>
           <w:sz w:val="20"/>
         </w:rPr>
-        <w:t>scheduler/timeshift.py 의 mean_carbon 과 scheduler/capacity.py 의 _Windows.actual_mean 이 이 계산이며, 표 2의 네 행과 표 5의 선행 정책이 모두 이 함수를 통과한다. 소비 전력 P 는 작업당 1kW 상수로 가정한다 — 실측값이 아니라 상대 비교를 위한 단순화이며, 그 결과 배출량 차이는 전적으로 실행 리전과 실행 시각에서 온다. 결정은 예측값으로 하되 이 회계는 언제나 실측값으로 한다.</w:t>
+        <w:t>scheduler/timeshift.py 의 mean_carbon 과 scheduler/capacity.py 의 _Windows.actual_mean 이 이 계산이며, 표 2의 다섯 행 전부와 표 5의 선행 정책이 모두 이 함수를 통과한다. 기준 ①도 예외가 아니다 — 29,225.6 kg 은 로드밸런서의 baseline 산출물(적분 회계로 29,182.6 kg)이 아니라 scheduler 의 simple_lb_immediate 실행에서 나온 값이다. 소비 전력 P 는 작업당 1kW 상수로 가정한다 — 실측값이 아니라 상대 비교를 위한 단순화이며, 그 결과 배출량 차이는 전적으로 실행 리전과 실행 시각에서 온다. 결정은 예측값으로 하되 이 회계는 언제나 실측값으로 한다.</w:t>
       </w:r>
     </w:p>
     <w:p>

--- a/paper/CAST_추가자료.docx
+++ b/paper/CAST_추가자료.docx
@@ -660,7 +660,7 @@
           <w:i/>
           <w:sz w:val="20"/>
         </w:rPr>
-        <w:t>표 번호는 본편과 구분하기 위해 S를 붙인다(표 S1 … 표 S11). 본편의 번호와 섞이지 않는다. 본편의 표·그림·식을 가리킬 때는 “본편 표 5”처럼 적는다.</w:t>
+        <w:t>표 번호는 본편과 구분하기 위해 S를 붙인다(표 S1 … 표 S12). 본편의 번호와 섞이지 않는다. 본편의 표·그림·식을 가리킬 때는 “본편 표 5”처럼 적는다.</w:t>
       </w:r>
     </w:p>
     <w:p>
@@ -4828,7 +4828,7 @@
           <w:i w:val="0"/>
           <w:sz w:val="20"/>
         </w:rPr>
-        <w:t>탄소집약도는 계절에 따른 구조를 갖는다. 여름의 태양광과 겨울의 풍력, 리전 간 위상차는 하루 단위 실험으로는 관측할 수 없다. 본편 4.3절이 보고하는 “시간 이동 절감의 71.9%가 한 리전에서 발생하고 그 리전의 초과 슬롯 91.38%가 저녁 세 시간에 몰린다”는 결과는 1년치 자료 없이는 얻을 수 없다.</w:t>
+        <w:t>탄소집약도는 계절에 따른 구조를 갖는다. 여름의 태양광과 겨울의 풍력, 리전 간 위상차는 하루 단위 실험으로는 관측할 수 없다. 본편 4.3절이 보고하는 “용량을 두지 않았을 때 시간 이동이 만드는 절감의 71.9%가 한 리전에서 발생하고, 그 리전에서 상한을 넘긴 시간의 91.38%가 UTC 19~21시, 곧 현지 한낮 세 시간에 몰린다”는 결과는 1년치 자료 없이는 얻을 수 없다.</w:t>
       </w:r>
     </w:p>
     <w:p>
@@ -6331,7 +6331,7 @@
           <w:i w:val="0"/>
           <w:sz w:val="20"/>
         </w:rPr>
-        <w:t>탄소 이득으로 정렬하면 나중에 측정할 지표로 지금 순서를 정하는 순환 논리가 된다. 남은 여유가 가장 적은 작업을 먼저 넣으면 여유가 0인 작업이 자동으로 1순위가 되어 별도의 예외 규칙도 필요 없다. 다만 마감 임박 집합 F_r(t) 는 후보 집합 P_r(t) 가 아니라 대기 집합 Q(t) 전체에서 고른다 — 그러지 않으면 지금이 최선이 아닌 마감 임박 작업이 후보에서 빠져 무한정 밀릴 수 있다.</w:t>
+        <w:t>본편 3.4절이 순환 논리를 이유로 들었다. 여기서 한 가지를 덧붙인다 — 남은 여유로 정렬하면 여유가 0인 작업이 자동으로 1순위가 되므로 마감 임박을 따로 처리하는 예외 규칙이 필요 없다. 다만 마감 임박 집합 F_r(t) 는 후보 집합 P_r(t) 가 아니라 대기 집합 Q(t) 전체에서 고른다 — 그러지 않으면 지금이 최선이 아닌 마감 임박 작업이 후보에서 빠져 무한정 밀릴 수 있다.</w:t>
       </w:r>
     </w:p>
     <w:p>
@@ -6358,7 +6358,7 @@
           <w:i w:val="0"/>
           <w:sz w:val="20"/>
         </w:rPr>
-        <w:t>슬롯이 하나 지날 때마다 u_j(t) 는 정확히 1씩 줄고 시작 값이 유한하므로, 유한한 슬롯 안에 u_j(t) &lt; 1 에 도달해 F_r(t) 에 편입되며 용량과 무관하게 실행이 확정된다 — 어떤 작업도 무한히 연기되지 않는다. 또 후보 슬롯은 애초에 D_j − d_j 이하로만 잡히므로 마감을 넘긴 배정은 탐색 공간에 존재하지 않는다. 두 보장은 서로 독립이며, 전자는 용량이 아무리 빡빡해도 성립한다.</w:t>
+        <w:t>증명은 본편 3.4절에 있다. 여기서는 그 두 보장이 서로 독립이라는 점만 덧붙인다. 무한 연기가 없다는 보장은 u_j(t) 가 슬롯마다 1씩 줄어든다는 사실에서만 나오므로 용량이 아무리 빡빡해도 성립하고, 마감을 넘기지 않는다는 보장은 후보 집합의 정의에서 나오므로 알고리즘이 무엇을 고르든 성립한다. 용량을 조여 절감이 떨어지는 구간에서도 마감 위반이 0으로 유지되는 것이 이 독립성의 실측 확인이다.</w:t>
       </w:r>
     </w:p>
     <w:p>

--- a/paper/CAST_추가자료.docx
+++ b/paper/CAST_추가자료.docx
@@ -660,7 +660,7 @@
           <w:i/>
           <w:sz w:val="20"/>
         </w:rPr>
-        <w:t>표 번호는 본편과 구분하기 위해 S를 붙인다(표 S1 … 표 S12). 본편의 번호와 섞이지 않는다. 본편의 표·그림·식을 가리킬 때는 “본편 표 5”처럼 적는다.</w:t>
+        <w:t>표 번호는 본편과 구분하기 위해 S를 붙인다(표 S1 … 표 S13). 본편의 번호와 섞이지 않는다. 본편의 표·그림·식을 가리킬 때는 “본편 표 5”처럼 적는다.</w:t>
       </w:r>
     </w:p>
     <w:p>
@@ -4168,10 +4168,418 @@
       </w:pPr>
       <w:r>
         <w:rPr>
-          <w:i/>
+          <w:i w:val="0"/>
           <w:sz w:val="20"/>
         </w:rPr>
-        <w:t>【전체 스케일 실행 진행 중】</w:t>
+        <w:t>146,000건 전체를 두 모드로 돌렸다. 본편 표 5에는 분수 배정 쪽을 싣는다 — 원문의 정식화에 더 가깝고 네 지표 모두 올림보다 낫다.</w:t>
+      </w:r>
+    </w:p>
+    <w:tbl>
+      <w:tblPr>
+        <w:tblStyle w:val="TableGrid"/>
+        <w:tblW w:type="auto" w:w="0"/>
+        <w:tblLook w:firstColumn="1" w:firstRow="1" w:lastColumn="0" w:lastRow="0" w:noHBand="0" w:noVBand="1" w:val="04A0"/>
+      </w:tblPr>
+      <w:tblGrid>
+        <w:gridCol w:w="3173"/>
+        <w:gridCol w:w="3173"/>
+        <w:gridCol w:w="3173"/>
+      </w:tblGrid>
+      <w:tr>
+        <w:tc>
+          <w:tcPr>
+            <w:tcW w:type="dxa" w:w="3173"/>
+          </w:tcPr>
+          <w:p>
+            <w:pPr>
+              <w:autoSpaceDE w:val="0"/>
+              <w:autoSpaceDN w:val="0"/>
+            </w:pPr>
+            <w:r/>
+            <w:r>
+              <w:rPr>
+                <w:b/>
+                <w:sz w:val="17"/>
+              </w:rPr>
+              <w:t>지표</w:t>
+            </w:r>
+          </w:p>
+        </w:tc>
+        <w:tc>
+          <w:tcPr>
+            <w:tcW w:type="dxa" w:w="3173"/>
+          </w:tcPr>
+          <w:p>
+            <w:pPr>
+              <w:autoSpaceDE w:val="0"/>
+              <w:autoSpaceDN w:val="0"/>
+              <w:jc w:val="right"/>
+            </w:pPr>
+            <w:r/>
+            <w:r>
+              <w:rPr>
+                <w:b/>
+                <w:sz w:val="17"/>
+              </w:rPr>
+              <w:t>올림 (A.5 대조)</w:t>
+            </w:r>
+          </w:p>
+        </w:tc>
+        <w:tc>
+          <w:tcPr>
+            <w:tcW w:type="dxa" w:w="3173"/>
+          </w:tcPr>
+          <w:p>
+            <w:pPr>
+              <w:autoSpaceDE w:val="0"/>
+              <w:autoSpaceDN w:val="0"/>
+              <w:jc w:val="right"/>
+            </w:pPr>
+            <w:r/>
+            <w:r>
+              <w:rPr>
+                <w:b/>
+                <w:sz w:val="17"/>
+              </w:rPr>
+              <w:t>분수 (본편 표 5)</w:t>
+            </w:r>
+          </w:p>
+        </w:tc>
+      </w:tr>
+      <w:tr>
+        <w:tc>
+          <w:tcPr>
+            <w:tcW w:type="dxa" w:w="3173"/>
+          </w:tcPr>
+          <w:p>
+            <w:pPr>
+              <w:autoSpaceDE w:val="0"/>
+              <w:autoSpaceDN w:val="0"/>
+            </w:pPr>
+            <w:r/>
+            <w:r>
+              <w:rPr>
+                <w:b w:val="0"/>
+                <w:sz w:val="17"/>
+              </w:rPr>
+              <w:t>총배출</w:t>
+            </w:r>
+          </w:p>
+        </w:tc>
+        <w:tc>
+          <w:tcPr>
+            <w:tcW w:type="dxa" w:w="3173"/>
+          </w:tcPr>
+          <w:p>
+            <w:pPr>
+              <w:autoSpaceDE w:val="0"/>
+              <w:autoSpaceDN w:val="0"/>
+              <w:jc w:val="right"/>
+            </w:pPr>
+            <w:r/>
+            <w:r>
+              <w:rPr>
+                <w:b w:val="0"/>
+                <w:sz w:val="17"/>
+              </w:rPr>
+              <w:t>25,145.9 kg</w:t>
+            </w:r>
+          </w:p>
+        </w:tc>
+        <w:tc>
+          <w:tcPr>
+            <w:tcW w:type="dxa" w:w="3173"/>
+          </w:tcPr>
+          <w:p>
+            <w:pPr>
+              <w:autoSpaceDE w:val="0"/>
+              <w:autoSpaceDN w:val="0"/>
+              <w:jc w:val="right"/>
+            </w:pPr>
+            <w:r/>
+            <w:r>
+              <w:rPr>
+                <w:b w:val="0"/>
+                <w:sz w:val="17"/>
+              </w:rPr>
+              <w:t>20,308.4 kg</w:t>
+            </w:r>
+          </w:p>
+        </w:tc>
+      </w:tr>
+      <w:tr>
+        <w:tc>
+          <w:tcPr>
+            <w:tcW w:type="dxa" w:w="3173"/>
+          </w:tcPr>
+          <w:p>
+            <w:pPr>
+              <w:autoSpaceDE w:val="0"/>
+              <w:autoSpaceDN w:val="0"/>
+            </w:pPr>
+            <w:r/>
+            <w:r>
+              <w:rPr>
+                <w:b w:val="0"/>
+                <w:sz w:val="17"/>
+              </w:rPr>
+              <w:t>절감률</w:t>
+            </w:r>
+          </w:p>
+        </w:tc>
+        <w:tc>
+          <w:tcPr>
+            <w:tcW w:type="dxa" w:w="3173"/>
+          </w:tcPr>
+          <w:p>
+            <w:pPr>
+              <w:autoSpaceDE w:val="0"/>
+              <w:autoSpaceDN w:val="0"/>
+              <w:jc w:val="right"/>
+            </w:pPr>
+            <w:r/>
+            <w:r>
+              <w:rPr>
+                <w:b w:val="0"/>
+                <w:sz w:val="17"/>
+              </w:rPr>
+              <w:t>13.96%</w:t>
+            </w:r>
+          </w:p>
+        </w:tc>
+        <w:tc>
+          <w:tcPr>
+            <w:tcW w:type="dxa" w:w="3173"/>
+          </w:tcPr>
+          <w:p>
+            <w:pPr>
+              <w:autoSpaceDE w:val="0"/>
+              <w:autoSpaceDN w:val="0"/>
+              <w:jc w:val="right"/>
+            </w:pPr>
+            <w:r/>
+            <w:r>
+              <w:rPr>
+                <w:b w:val="0"/>
+                <w:sz w:val="17"/>
+              </w:rPr>
+              <w:t>30.51%</w:t>
+            </w:r>
+          </w:p>
+        </w:tc>
+      </w:tr>
+      <w:tr>
+        <w:tc>
+          <w:tcPr>
+            <w:tcW w:type="dxa" w:w="3173"/>
+          </w:tcPr>
+          <w:p>
+            <w:pPr>
+              <w:autoSpaceDE w:val="0"/>
+              <w:autoSpaceDN w:val="0"/>
+            </w:pPr>
+            <w:r/>
+            <w:r>
+              <w:rPr>
+                <w:b w:val="0"/>
+                <w:sz w:val="17"/>
+              </w:rPr>
+              <w:t>평균 지연</w:t>
+            </w:r>
+          </w:p>
+        </w:tc>
+        <w:tc>
+          <w:tcPr>
+            <w:tcW w:type="dxa" w:w="3173"/>
+          </w:tcPr>
+          <w:p>
+            <w:pPr>
+              <w:autoSpaceDE w:val="0"/>
+              <w:autoSpaceDN w:val="0"/>
+              <w:jc w:val="right"/>
+            </w:pPr>
+            <w:r/>
+            <w:r>
+              <w:rPr>
+                <w:b w:val="0"/>
+                <w:sz w:val="17"/>
+              </w:rPr>
+              <w:t>86.1 ms</w:t>
+            </w:r>
+          </w:p>
+        </w:tc>
+        <w:tc>
+          <w:tcPr>
+            <w:tcW w:type="dxa" w:w="3173"/>
+          </w:tcPr>
+          <w:p>
+            <w:pPr>
+              <w:autoSpaceDE w:val="0"/>
+              <w:autoSpaceDN w:val="0"/>
+              <w:jc w:val="right"/>
+            </w:pPr>
+            <w:r/>
+            <w:r>
+              <w:rPr>
+                <w:b w:val="0"/>
+                <w:sz w:val="17"/>
+              </w:rPr>
+              <w:t>105.9 ms</w:t>
+            </w:r>
+          </w:p>
+        </w:tc>
+      </w:tr>
+      <w:tr>
+        <w:tc>
+          <w:tcPr>
+            <w:tcW w:type="dxa" w:w="3173"/>
+          </w:tcPr>
+          <w:p>
+            <w:pPr>
+              <w:autoSpaceDE w:val="0"/>
+              <w:autoSpaceDN w:val="0"/>
+            </w:pPr>
+            <w:r/>
+            <w:r>
+              <w:rPr>
+                <w:b w:val="0"/>
+                <w:sz w:val="17"/>
+              </w:rPr>
+              <w:t>마감 위반</w:t>
+            </w:r>
+          </w:p>
+        </w:tc>
+        <w:tc>
+          <w:tcPr>
+            <w:tcW w:type="dxa" w:w="3173"/>
+          </w:tcPr>
+          <w:p>
+            <w:pPr>
+              <w:autoSpaceDE w:val="0"/>
+              <w:autoSpaceDN w:val="0"/>
+              <w:jc w:val="right"/>
+            </w:pPr>
+            <w:r/>
+            <w:r>
+              <w:rPr>
+                <w:b w:val="0"/>
+                <w:sz w:val="17"/>
+              </w:rPr>
+              <w:t>29,108건</w:t>
+            </w:r>
+          </w:p>
+        </w:tc>
+        <w:tc>
+          <w:tcPr>
+            <w:tcW w:type="dxa" w:w="3173"/>
+          </w:tcPr>
+          <w:p>
+            <w:pPr>
+              <w:autoSpaceDE w:val="0"/>
+              <w:autoSpaceDN w:val="0"/>
+              <w:jc w:val="right"/>
+            </w:pPr>
+            <w:r/>
+            <w:r>
+              <w:rPr>
+                <w:b w:val="0"/>
+                <w:sz w:val="17"/>
+              </w:rPr>
+              <w:t>17,054건</w:t>
+            </w:r>
+          </w:p>
+        </w:tc>
+      </w:tr>
+      <w:tr>
+        <w:tc>
+          <w:tcPr>
+            <w:tcW w:type="dxa" w:w="3173"/>
+          </w:tcPr>
+          <w:p>
+            <w:pPr>
+              <w:autoSpaceDE w:val="0"/>
+              <w:autoSpaceDN w:val="0"/>
+            </w:pPr>
+            <w:r/>
+            <w:r>
+              <w:rPr>
+                <w:b w:val="0"/>
+                <w:sz w:val="17"/>
+              </w:rPr>
+              <w:t>용량 위반</w:t>
+            </w:r>
+          </w:p>
+        </w:tc>
+        <w:tc>
+          <w:tcPr>
+            <w:tcW w:type="dxa" w:w="3173"/>
+          </w:tcPr>
+          <w:p>
+            <w:pPr>
+              <w:autoSpaceDE w:val="0"/>
+              <w:autoSpaceDN w:val="0"/>
+              <w:jc w:val="right"/>
+            </w:pPr>
+            <w:r/>
+            <w:r>
+              <w:rPr>
+                <w:b w:val="0"/>
+                <w:sz w:val="17"/>
+              </w:rPr>
+              <w:t>5,172건</w:t>
+            </w:r>
+          </w:p>
+        </w:tc>
+        <w:tc>
+          <w:tcPr>
+            <w:tcW w:type="dxa" w:w="3173"/>
+          </w:tcPr>
+          <w:p>
+            <w:pPr>
+              <w:autoSpaceDE w:val="0"/>
+              <w:autoSpaceDN w:val="0"/>
+              <w:jc w:val="right"/>
+            </w:pPr>
+            <w:r/>
+            <w:r>
+              <w:rPr>
+                <w:b w:val="0"/>
+                <w:sz w:val="17"/>
+              </w:rPr>
+              <w:t>3,745건</w:t>
+            </w:r>
+          </w:p>
+        </w:tc>
+      </w:tr>
+    </w:tbl>
+    <w:p/>
+    <w:p>
+      <w:pPr>
+        <w:autoSpaceDE w:val="0"/>
+        <w:autoSpaceDN w:val="0"/>
+        <w:spacing w:before="120" w:after="40"/>
+        <w:jc w:val="center"/>
+      </w:pPr>
+      <w:r>
+        <w:rPr>
+          <w:b/>
+          <w:sz w:val="17"/>
+        </w:rPr>
+        <w:t>표 S7. Caspian 전체 스케일 — 슬롯 점유를 올림한 경우와 분수로 둔 경우</w:t>
+      </w:r>
+    </w:p>
+    <w:p>
+      <w:pPr>
+        <w:autoSpaceDE w:val="0"/>
+        <w:autoSpaceDN w:val="0"/>
+        <w:jc w:val="both"/>
+      </w:pPr>
+      <w:r>
+        <w:rPr>
+          <w:i w:val="0"/>
+          <w:sz w:val="20"/>
+        </w:rPr>
+        <w:t>60일 표본에서 본 방향(분수가 네 지표 모두 개선)이 전체 스케일에서도 그대로 나왔다. 다만 절감률의 절대값은 표본과 크게 다르다 — 60일 표본은 큐가 아직 정상 상태에 이르지 않은 구간을 포함한다. 두 모드 모두 마감 위반이 만 건 단위로 나오는데, 이는 구현의 결함이 아니라 Caspian이 마감을 목적함수의 페널티로 두는 설계에서 온다. 본 연구가 마감을 하드 제약으로 두고 용량을 양보하는 것과 정확히 반대다.</w:t>
       </w:r>
     </w:p>
     <w:p>
@@ -4254,7 +4662,7 @@
           <w:b/>
           <w:sz w:val="17"/>
         </w:rPr>
-        <w:t>표 S7. 선행 연구와 본 연구의 평가 방식·규모</w:t>
+        <w:t>표 S8. 선행 연구와 본 연구의 평가 방식·규모</w:t>
       </w:r>
     </w:p>
     <w:tbl>
@@ -4897,7 +5305,7 @@
           <w:b/>
           <w:sz w:val="17"/>
         </w:rPr>
-        <w:t>표 S8. 재현에 쓰이는 파일</w:t>
+        <w:t>표 S9. 재현에 쓰이는 파일</w:t>
       </w:r>
     </w:p>
     <w:tbl>
@@ -5476,7 +5884,7 @@
           <w:b/>
           <w:sz w:val="17"/>
         </w:rPr>
-        <w:t>표 S9. 저장소에 포함된 입력 자료</w:t>
+        <w:t>표 S10. 저장소에 포함된 입력 자료</w:t>
       </w:r>
     </w:p>
     <w:tbl>
@@ -6037,7 +6445,7 @@
           <w:b/>
           <w:sz w:val="17"/>
         </w:rPr>
-        <w:t>표 S12. 상한 위반 227건의 경로별 분해</w:t>
+        <w:t>표 S11. 상한 위반 227건의 경로별 분해</w:t>
       </w:r>
     </w:p>
     <w:tbl>
@@ -6672,7 +7080,7 @@
           <w:b/>
           <w:sz w:val="17"/>
         </w:rPr>
-        <w:t>표 S10. 표 2의 세 단계를 두 회계로 다시 채점한 결과</w:t>
+        <w:t>표 S12. 표 2의 세 단계를 두 회계로 다시 채점한 결과</w:t>
       </w:r>
     </w:p>
     <w:tbl>
@@ -7126,7 +7534,7 @@
           <w:b/>
           <w:sz w:val="17"/>
         </w:rPr>
-        <w:t>표 S11. 표 5의 선행 정책을 두 회계로 다시 채점한 결과</w:t>
+        <w:t>표 S13. 표 5의 선행 정책을 두 회계로 다시 채점한 결과</w:t>
       </w:r>
     </w:p>
     <w:tbl>
@@ -7637,6 +8045,105 @@
           </w:p>
         </w:tc>
       </w:tr>
+      <w:tr>
+        <w:tc>
+          <w:tcPr>
+            <w:tcW w:type="dxa" w:w="1904"/>
+          </w:tcPr>
+          <w:p>
+            <w:pPr>
+              <w:autoSpaceDE w:val="0"/>
+              <w:autoSpaceDN w:val="0"/>
+            </w:pPr>
+            <w:r/>
+            <w:r>
+              <w:rPr>
+                <w:b w:val="0"/>
+                <w:sz w:val="17"/>
+              </w:rPr>
+              <w:t>Caspian (분수)</w:t>
+            </w:r>
+          </w:p>
+        </w:tc>
+        <w:tc>
+          <w:tcPr>
+            <w:tcW w:type="dxa" w:w="1904"/>
+          </w:tcPr>
+          <w:p>
+            <w:pPr>
+              <w:autoSpaceDE w:val="0"/>
+              <w:autoSpaceDN w:val="0"/>
+              <w:jc w:val="right"/>
+            </w:pPr>
+            <w:r/>
+            <w:r>
+              <w:rPr>
+                <w:b w:val="0"/>
+                <w:sz w:val="17"/>
+              </w:rPr>
+              <w:t>20,308.4 kg</w:t>
+            </w:r>
+          </w:p>
+        </w:tc>
+        <w:tc>
+          <w:tcPr>
+            <w:tcW w:type="dxa" w:w="1904"/>
+          </w:tcPr>
+          <w:p>
+            <w:pPr>
+              <w:autoSpaceDE w:val="0"/>
+              <w:autoSpaceDN w:val="0"/>
+              <w:jc w:val="right"/>
+            </w:pPr>
+            <w:r/>
+            <w:r>
+              <w:rPr>
+                <w:b w:val="0"/>
+                <w:sz w:val="17"/>
+              </w:rPr>
+              <w:t>20,335.4 kg</w:t>
+            </w:r>
+          </w:p>
+        </w:tc>
+        <w:tc>
+          <w:tcPr>
+            <w:tcW w:type="dxa" w:w="1904"/>
+          </w:tcPr>
+          <w:p>
+            <w:pPr>
+              <w:autoSpaceDE w:val="0"/>
+              <w:autoSpaceDN w:val="0"/>
+            </w:pPr>
+            <w:r/>
+            <w:r>
+              <w:rPr>
+                <w:b w:val="0"/>
+                <w:sz w:val="17"/>
+              </w:rPr>
+              <w:t>+0.133%</w:t>
+            </w:r>
+          </w:p>
+        </w:tc>
+        <w:tc>
+          <w:tcPr>
+            <w:tcW w:type="dxa" w:w="1904"/>
+          </w:tcPr>
+          <w:p>
+            <w:pPr>
+              <w:autoSpaceDE w:val="0"/>
+              <w:autoSpaceDN w:val="0"/>
+            </w:pPr>
+            <w:r/>
+            <w:r>
+              <w:rPr>
+                <w:b w:val="0"/>
+                <w:sz w:val="17"/>
+              </w:rPr>
+              <w:t>−0.092%p</w:t>
+            </w:r>
+          </w:p>
+        </w:tc>
+      </w:tr>
     </w:tbl>
     <w:p/>
     <w:p>
@@ -7650,7 +8157,7 @@
           <w:i w:val="0"/>
           <w:sz w:val="20"/>
         </w:rPr>
-        <w:t>네 정책 모두 0.3% 안이며 순위도 바뀌지 않는다(Caspian 은 전규모 재현이 끝나는 대로 같은 방식으로 더한다). 차이의 크기가 갈리는 방향은 리전의 성질로 설명된다. 슬롯 평균과 정확 적분의 차이는 실행 구간 안에서 곡선이 얼마나 움직였는지에만 좌우되는데, 8개 리전의 시간당 변동폭(|ΔC| 의 연평균)은 프랑스가 1.4 gCO₂/kWh 로 나머지 일곱(4.0~16.3)의 3분의 1에서 12분의 1이다 — 원자력 기저부하라 곡선이 거의 움직이지 않는다. 차이가 가장 작은 정책(−0.025%)이 거의 모든 작업을 프랑스에 모으는 Sukprasert 의 공간+시간 결합인 것은 그 때문이다. 반대로 차이가 가장 큰 CICS(+0.292%)는 리전을 고정한 채 하루 안에서 시각만 옮기므로, 변동이 큰 리전의 곡선 위를 계속 오간다. 용량 위반 건수와 마감 위반 건수는 회계와 무관하므로 두 방식에서 완전히 같다.</w:t>
+        <w:t>다섯 정책 모두 0.3% 안이며 순위도 바뀌지 않는다. 차이의 크기가 갈리는 방향은 리전의 성질로 설명된다. 슬롯 평균과 정확 적분의 차이는 실행 구간 안에서 곡선이 얼마나 움직였는지에만 좌우되는데, 8개 리전의 시간당 변동폭(|ΔC| 의 연평균)은 프랑스가 1.4 gCO₂/kWh 로 나머지 일곱(4.0~16.3)의 3분의 1에서 12분의 1이다 — 원자력 기저부하라 곡선이 거의 움직이지 않는다. 차이가 가장 작은 정책(−0.025%)이 거의 모든 작업을 프랑스에 모으는 Sukprasert 의 공간+시간 결합인 것은 그 때문이다. 반대로 차이가 가장 큰 CICS(+0.292%)는 리전을 고정한 채 하루 안에서 시각만 옮기므로, 변동이 큰 리전의 곡선 위를 계속 오간다. 용량 위반 건수와 마감 위반 건수는 회계와 무관하므로 두 방식에서 완전히 같다.</w:t>
       </w:r>
     </w:p>
     <w:p>

--- a/paper/CAST_추가자료.docx
+++ b/paper/CAST_추가자료.docx
@@ -2075,7 +2075,7 @@
           <w:i w:val="0"/>
           <w:sz w:val="20"/>
         </w:rPr>
-        <w:t>동점 처리는 두 경우를 구분해야 한다. 시간 축에서 같은 값이 여럿이면 가장 이른 시각을 택하는데, 이는 원문이 쓰는 pandas 의 최솟값 색인이 첫 항목을 돌려주는 것과 같은 동작이다. 반면 공간과 시간을 함께 풀 때 서로 다른 리전이 같은 값을 내는 경우의 규칙은 원문에 없다 — 원문은 목적지 리전을 하나 정해 두고 그 리전에 대해서만 계산하므로 그런 동점이 생기지 않는다. 본 재현에서는 리전 목록의 앞선 리전을 택했고, 이 선택은 본 연구가 정한 것이다.</w:t>
+        <w:t>동점 처리는 두 경우를 구분해야 한다. 시간 축에서 같은 값이 여럿이면 가장 이른 시각을 택하는데, 이는 원문이 쓰는 pandas 의 최솟값 색인이 첫 항목을 돌려주는 것과 같은 동작이다. 반면 공간과 시간을 함께 풀 때 서로 다른 리전이 같은 값을 내는 경우의 규칙은 원문에 없다 — 원문은 목적지 리전을 하나 정해 두고 그 리전에 대해서만 계산하므로 그런 동점이 생기지 않는다. 본 재현에서는 리전 목록의 앞선 리전을 택했고, 이 선택은 본 연구가 정한 것이다. 다만 이 규칙이 결과를 만들지는 않는다 — 프랑스의 연평균 탄소집약도 13.6은 전체 평균 279.8의 20분의 1이라 다른 리전과 같은 값이 나오는 경우가 사실상 없고, 96.61%·99.75%라는 쏠림은 동점 처리가 아니라 이 격차에서 온다.</w:t>
       </w:r>
     </w:p>
     <w:p>
@@ -4151,6 +4151,20 @@
       <w:pPr>
         <w:autoSpaceDE w:val="0"/>
         <w:autoSpaceDN w:val="0"/>
+        <w:jc w:val="both"/>
+      </w:pPr>
+      <w:r>
+        <w:rPr>
+          <w:i w:val="0"/>
+          <w:sz w:val="20"/>
+        </w:rPr>
+        <w:t>이 버그를 찾은 경로는 전수 코드 검증이 아니라 이상 탐지였다 — 마감 위반이 0으로 나오는 것이 설계와 맞지 않아 되짚었다. 그럴듯하게 나쁜 쪽으로 틀린 결함이었다면 같은 경로로는 못 잡았을 것이다. 나머지 세 재현은 다른 방식으로 검증했다. 원문의 수식과 상수를 한 줄씩 대조했고(A.2~A.4), 결과가 원문이 보고한 현상과 같은 방향인지 확인했으며(Sukprasert 의 한 리전 쏠림, CASPER 의 제약 비활성), 네 재현이 모두 같은 채점 함수를 통과하는지 확인했다(A.1). 그럼에도 이 셋이 이상 탐지를 거치지 않은 것은 사실이다.</w:t>
+      </w:r>
+    </w:p>
+    <w:p>
+      <w:pPr>
+        <w:autoSpaceDE w:val="0"/>
+        <w:autoSpaceDN w:val="0"/>
         <w:pStyle w:val="Heading2"/>
       </w:pPr>
       <w:r>
@@ -4171,7 +4185,7 @@
           <w:i w:val="0"/>
           <w:sz w:val="20"/>
         </w:rPr>
-        <w:t>146,000건 전체를 두 모드로 돌렸다. 본편 표 5에는 분수 배정 쪽을 싣는다 — 원문의 정식화에 더 가깝고 네 지표 모두 올림보다 낫다.</w:t>
+        <w:t>146,000건 전체를 두 모드로 돌렸다. 본편 표 5에는 분수 배정 쪽을 싣는다 — 원문의 정식화에 더 가깝고 네 지표 모두 올림보다 낫다. 이런 대조를 Caspian 에만 둔 것은 다른 셋에는 대응하는 선택지가 없기 때문이다. CASPER 와 CICS 는 슬롯별 자원량을 연속값으로 풀고 Sukprasert 는 점유를 아예 세지 않아, 슬롯 점유를 올릴지 말지라는 물음 자체가 생기지 않는다.</w:t>
       </w:r>
     </w:p>
     <w:tbl>
@@ -6712,7 +6726,7 @@
           <w:i w:val="0"/>
           <w:sz w:val="20"/>
         </w:rPr>
-        <w:t>용량을 확인하고 배정한 경로에서는 한 건도 나오지 않는다. 남은 227건은 알고리즘이 놓친 것이 아니라 마감을 지키기 위해 의도적으로 양보한 것이다.</w:t>
+        <w:t>용량을 확인하고 배정하는 경로(P)는 Algorithm 1이 남은 자리 수만큼만 잘라내므로 정의상 위반을 낼 수 없다. 실측도 0건이며, 이는 새로운 발견이 아니라 구현이 알고리즘과 일치함을 확인해 주는 값이다. 남은 227건은 알고리즘이 놓친 것이 아니라 마감을 지키기 위해 의도적으로 양보한 것이다.</w:t>
       </w:r>
     </w:p>
     <w:p>

--- a/paper/CAST_추가자료.docx
+++ b/paper/CAST_추가자료.docx
@@ -446,7 +446,7 @@
                 <w:b w:val="0"/>
                 <w:sz w:val="17"/>
               </w:rPr>
-              <w:t>대응시키지 않은 정책과 그 이유</w:t>
+              <w:t>지연 등급 분포를 바꾸어 재현한 결과</w:t>
             </w:r>
           </w:p>
         </w:tc>
@@ -465,7 +465,7 @@
                 <w:b w:val="0"/>
                 <w:sz w:val="17"/>
               </w:rPr>
-              <w:t>4.4절</w:t>
+              <w:t>5절</w:t>
             </w:r>
           </w:p>
         </w:tc>
@@ -505,7 +505,7 @@
                 <w:b w:val="0"/>
                 <w:sz w:val="17"/>
               </w:rPr>
-              <w:t>선행 연구의 평가 규모</w:t>
+              <w:t>대응시키지 않은 정책과 그 이유</w:t>
             </w:r>
           </w:p>
         </w:tc>
@@ -524,7 +524,7 @@
                 <w:b w:val="0"/>
                 <w:sz w:val="17"/>
               </w:rPr>
-              <w:t>5절</w:t>
+              <w:t>4.4절</w:t>
             </w:r>
           </w:p>
         </w:tc>
@@ -564,7 +564,7 @@
                 <w:b w:val="0"/>
                 <w:sz w:val="17"/>
               </w:rPr>
-              <w:t>아티팩트 — 코드와 재현 절차</w:t>
+              <w:t>선행 연구의 평가 규모</w:t>
             </w:r>
           </w:p>
         </w:tc>
@@ -583,7 +583,7 @@
                 <w:b w:val="0"/>
                 <w:sz w:val="17"/>
               </w:rPr>
-              <w:t>4.1절</w:t>
+              <w:t>5절</w:t>
             </w:r>
           </w:p>
         </w:tc>
@@ -605,6 +605,65 @@
                 <w:sz w:val="17"/>
               </w:rPr>
               <w:t>A.9</w:t>
+            </w:r>
+          </w:p>
+        </w:tc>
+        <w:tc>
+          <w:tcPr>
+            <w:tcW w:type="dxa" w:w="3173"/>
+          </w:tcPr>
+          <w:p>
+            <w:pPr>
+              <w:autoSpaceDE w:val="0"/>
+              <w:autoSpaceDN w:val="0"/>
+            </w:pPr>
+            <w:r/>
+            <w:r>
+              <w:rPr>
+                <w:b w:val="0"/>
+                <w:sz w:val="17"/>
+              </w:rPr>
+              <w:t>아티팩트 — 코드와 재현 절차</w:t>
+            </w:r>
+          </w:p>
+        </w:tc>
+        <w:tc>
+          <w:tcPr>
+            <w:tcW w:type="dxa" w:w="3173"/>
+          </w:tcPr>
+          <w:p>
+            <w:pPr>
+              <w:autoSpaceDE w:val="0"/>
+              <w:autoSpaceDN w:val="0"/>
+            </w:pPr>
+            <w:r/>
+            <w:r>
+              <w:rPr>
+                <w:b w:val="0"/>
+                <w:sz w:val="17"/>
+              </w:rPr>
+              <w:t>4.1절</w:t>
+            </w:r>
+          </w:p>
+        </w:tc>
+      </w:tr>
+      <w:tr>
+        <w:tc>
+          <w:tcPr>
+            <w:tcW w:type="dxa" w:w="3173"/>
+          </w:tcPr>
+          <w:p>
+            <w:pPr>
+              <w:autoSpaceDE w:val="0"/>
+              <w:autoSpaceDN w:val="0"/>
+            </w:pPr>
+            <w:r/>
+            <w:r>
+              <w:rPr>
+                <w:b w:val="0"/>
+                <w:sz w:val="17"/>
+              </w:rPr>
+              <w:t>A.10</w:t>
             </w:r>
           </w:p>
         </w:tc>
@@ -660,7 +719,7 @@
           <w:i/>
           <w:sz w:val="20"/>
         </w:rPr>
-        <w:t>표 번호는 본편과 구분하기 위해 S를 붙인다(표 S1 … 표 S13). 본편의 번호와 섞이지 않는다. 본편의 표·그림·식을 가리킬 때는 “본편 표 5”처럼 적는다.</w:t>
+        <w:t>표 번호는 본편과 구분하기 위해 S를 붙인다(표 S1 … 표 S14). 본편의 번호와 섞이지 않는다. 본편의 표·그림·식을 가리킬 때는 “본편 표 5”처럼 적는다.</w:t>
       </w:r>
     </w:p>
     <w:p>
@@ -4606,7 +4665,1363 @@
         <w:rPr>
           <w:rFonts w:ascii="맑은 고딕" w:hAnsi="맑은 고딕"/>
         </w:rPr>
-        <w:t>A.6  대응시키지 않은 정책과 그 이유</w:t>
+        <w:t>A.6  지연 등급 분포를 바꾸어 재현한 결과</w:t>
+      </w:r>
+    </w:p>
+    <w:p>
+      <w:pPr>
+        <w:autoSpaceDE w:val="0"/>
+        <w:autoSpaceDN w:val="0"/>
+        <w:jc w:val="both"/>
+      </w:pPr>
+      <w:r>
+        <w:rPr>
+          <w:i w:val="0"/>
+          <w:sz w:val="20"/>
+        </w:rPr>
+        <w:t>본편의 모든 수치는 지연 등급 분포 하나 위에 서 있다. 그 분포는 실측 트레이스가 아니라 설정한 값이므로, 분포를 바꾸면 결론이 어떻게 달라지는지 따로 재었다. 분포마다 작업 146,000건을 같은 시드로 다시 만들고 공간 이동부터 전체 파이프라인을 처음부터 다시 돌렸다 — 시간 이동만 다시 돌리면 공간 배정이 옛 분포의 것이라 뜻이 없다. 기준 ①도 분포마다 다시 계산했다.</w:t>
+      </w:r>
+    </w:p>
+    <w:tbl>
+      <w:tblPr>
+        <w:tblStyle w:val="TableGrid"/>
+        <w:tblW w:type="auto" w:w="0"/>
+        <w:tblLook w:firstColumn="1" w:firstRow="1" w:lastColumn="0" w:lastRow="0" w:noHBand="0" w:noVBand="1" w:val="04A0"/>
+      </w:tblPr>
+      <w:tblGrid>
+        <w:gridCol w:w="1058"/>
+        <w:gridCol w:w="1058"/>
+        <w:gridCol w:w="1058"/>
+        <w:gridCol w:w="1058"/>
+        <w:gridCol w:w="1058"/>
+        <w:gridCol w:w="1058"/>
+        <w:gridCol w:w="1058"/>
+        <w:gridCol w:w="1058"/>
+        <w:gridCol w:w="1058"/>
+      </w:tblGrid>
+      <w:tr>
+        <w:tc>
+          <w:tcPr>
+            <w:tcW w:type="dxa" w:w="1058"/>
+          </w:tcPr>
+          <w:p>
+            <w:pPr>
+              <w:autoSpaceDE w:val="0"/>
+              <w:autoSpaceDN w:val="0"/>
+            </w:pPr>
+            <w:r/>
+            <w:r>
+              <w:rPr>
+                <w:b/>
+                <w:sz w:val="17"/>
+              </w:rPr>
+              <w:t>분포 (k=1..5)</w:t>
+            </w:r>
+          </w:p>
+        </w:tc>
+        <w:tc>
+          <w:tcPr>
+            <w:tcW w:type="dxa" w:w="1058"/>
+          </w:tcPr>
+          <w:p>
+            <w:pPr>
+              <w:autoSpaceDE w:val="0"/>
+              <w:autoSpaceDN w:val="0"/>
+              <w:jc w:val="right"/>
+            </w:pPr>
+            <w:r/>
+            <w:r>
+              <w:rPr>
+                <w:b/>
+                <w:sz w:val="17"/>
+              </w:rPr>
+              <w:t>유연 비중</w:t>
+            </w:r>
+          </w:p>
+        </w:tc>
+        <w:tc>
+          <w:tcPr>
+            <w:tcW w:type="dxa" w:w="1058"/>
+          </w:tcPr>
+          <w:p>
+            <w:pPr>
+              <w:autoSpaceDE w:val="0"/>
+              <w:autoSpaceDN w:val="0"/>
+              <w:jc w:val="right"/>
+            </w:pPr>
+            <w:r/>
+            <w:r>
+              <w:rPr>
+                <w:b/>
+                <w:sz w:val="17"/>
+              </w:rPr>
+              <w:t>기준 ① (kg)</w:t>
+            </w:r>
+          </w:p>
+        </w:tc>
+        <w:tc>
+          <w:tcPr>
+            <w:tcW w:type="dxa" w:w="1058"/>
+          </w:tcPr>
+          <w:p>
+            <w:pPr>
+              <w:autoSpaceDE w:val="0"/>
+              <w:autoSpaceDN w:val="0"/>
+              <w:jc w:val="right"/>
+            </w:pPr>
+            <w:r/>
+            <w:r>
+              <w:rPr>
+                <w:b/>
+                <w:sz w:val="17"/>
+              </w:rPr>
+              <w:t>④ 절감률</w:t>
+            </w:r>
+          </w:p>
+        </w:tc>
+        <w:tc>
+          <w:tcPr>
+            <w:tcW w:type="dxa" w:w="1058"/>
+          </w:tcPr>
+          <w:p>
+            <w:pPr>
+              <w:autoSpaceDE w:val="0"/>
+              <w:autoSpaceDN w:val="0"/>
+              <w:jc w:val="right"/>
+            </w:pPr>
+            <w:r/>
+            <w:r>
+              <w:rPr>
+                <w:b/>
+                <w:sz w:val="17"/>
+              </w:rPr>
+              <w:t>용량 위반</w:t>
+            </w:r>
+          </w:p>
+        </w:tc>
+        <w:tc>
+          <w:tcPr>
+            <w:tcW w:type="dxa" w:w="1058"/>
+          </w:tcPr>
+          <w:p>
+            <w:pPr>
+              <w:autoSpaceDE w:val="0"/>
+              <w:autoSpaceDN w:val="0"/>
+              <w:jc w:val="right"/>
+            </w:pPr>
+            <w:r/>
+            <w:r>
+              <w:rPr>
+                <w:b/>
+                <w:sz w:val="17"/>
+              </w:rPr>
+              <w:t>마감 위반</w:t>
+            </w:r>
+          </w:p>
+        </w:tc>
+        <w:tc>
+          <w:tcPr>
+            <w:tcW w:type="dxa" w:w="1058"/>
+          </w:tcPr>
+          <w:p>
+            <w:pPr>
+              <w:autoSpaceDE w:val="0"/>
+              <w:autoSpaceDN w:val="0"/>
+            </w:pPr>
+            <w:r/>
+            <w:r>
+              <w:rPr>
+                <w:b/>
+                <w:sz w:val="17"/>
+              </w:rPr>
+              <w:t>용량 비용</w:t>
+            </w:r>
+          </w:p>
+        </w:tc>
+        <w:tc>
+          <w:tcPr>
+            <w:tcW w:type="dxa" w:w="1058"/>
+          </w:tcPr>
+          <w:p>
+            <w:pPr>
+              <w:autoSpaceDE w:val="0"/>
+              <w:autoSpaceDN w:val="0"/>
+            </w:pPr>
+            <w:r/>
+            <w:r>
+              <w:rPr>
+                <w:b/>
+                <w:sz w:val="17"/>
+              </w:rPr>
+              <w:t>예측 비용</w:t>
+            </w:r>
+          </w:p>
+        </w:tc>
+        <w:tc>
+          <w:tcPr>
+            <w:tcW w:type="dxa" w:w="1058"/>
+          </w:tcPr>
+          <w:p>
+            <w:pPr>
+              <w:autoSpaceDE w:val="0"/>
+              <w:autoSpaceDN w:val="0"/>
+              <w:jc w:val="right"/>
+            </w:pPr>
+            <w:r/>
+            <w:r>
+              <w:rPr>
+                <w:b/>
+                <w:sz w:val="17"/>
+              </w:rPr>
+              <w:t>배율</w:t>
+            </w:r>
+          </w:p>
+        </w:tc>
+      </w:tr>
+      <w:tr>
+        <w:tc>
+          <w:tcPr>
+            <w:tcW w:type="dxa" w:w="1058"/>
+          </w:tcPr>
+          <w:p>
+            <w:pPr>
+              <w:autoSpaceDE w:val="0"/>
+              <w:autoSpaceDN w:val="0"/>
+            </w:pPr>
+            <w:r/>
+            <w:r>
+              <w:rPr>
+                <w:b w:val="0"/>
+                <w:sz w:val="17"/>
+              </w:rPr>
+              <w:t>1:1:2:2:4</w:t>
+            </w:r>
+          </w:p>
+        </w:tc>
+        <w:tc>
+          <w:tcPr>
+            <w:tcW w:type="dxa" w:w="1058"/>
+          </w:tcPr>
+          <w:p>
+            <w:pPr>
+              <w:autoSpaceDE w:val="0"/>
+              <w:autoSpaceDN w:val="0"/>
+              <w:jc w:val="right"/>
+            </w:pPr>
+            <w:r/>
+            <w:r>
+              <w:rPr>
+                <w:b w:val="0"/>
+                <w:sz w:val="17"/>
+              </w:rPr>
+              <w:t>19.93%</w:t>
+            </w:r>
+          </w:p>
+        </w:tc>
+        <w:tc>
+          <w:tcPr>
+            <w:tcW w:type="dxa" w:w="1058"/>
+          </w:tcPr>
+          <w:p>
+            <w:pPr>
+              <w:autoSpaceDE w:val="0"/>
+              <w:autoSpaceDN w:val="0"/>
+              <w:jc w:val="right"/>
+            </w:pPr>
+            <w:r/>
+            <w:r>
+              <w:rPr>
+                <w:b w:val="0"/>
+                <w:sz w:val="17"/>
+              </w:rPr>
+              <w:t>12,243.3</w:t>
+            </w:r>
+          </w:p>
+        </w:tc>
+        <w:tc>
+          <w:tcPr>
+            <w:tcW w:type="dxa" w:w="1058"/>
+          </w:tcPr>
+          <w:p>
+            <w:pPr>
+              <w:autoSpaceDE w:val="0"/>
+              <w:autoSpaceDN w:val="0"/>
+              <w:jc w:val="right"/>
+            </w:pPr>
+            <w:r/>
+            <w:r>
+              <w:rPr>
+                <w:b w:val="0"/>
+                <w:sz w:val="17"/>
+              </w:rPr>
+              <w:t>64.92%</w:t>
+            </w:r>
+          </w:p>
+        </w:tc>
+        <w:tc>
+          <w:tcPr>
+            <w:tcW w:type="dxa" w:w="1058"/>
+          </w:tcPr>
+          <w:p>
+            <w:pPr>
+              <w:autoSpaceDE w:val="0"/>
+              <w:autoSpaceDN w:val="0"/>
+              <w:jc w:val="right"/>
+            </w:pPr>
+            <w:r/>
+            <w:r>
+              <w:rPr>
+                <w:b w:val="0"/>
+                <w:sz w:val="17"/>
+              </w:rPr>
+              <w:t>0</w:t>
+            </w:r>
+          </w:p>
+        </w:tc>
+        <w:tc>
+          <w:tcPr>
+            <w:tcW w:type="dxa" w:w="1058"/>
+          </w:tcPr>
+          <w:p>
+            <w:pPr>
+              <w:autoSpaceDE w:val="0"/>
+              <w:autoSpaceDN w:val="0"/>
+              <w:jc w:val="right"/>
+            </w:pPr>
+            <w:r/>
+            <w:r>
+              <w:rPr>
+                <w:b w:val="0"/>
+                <w:sz w:val="17"/>
+              </w:rPr>
+              <w:t>0</w:t>
+            </w:r>
+          </w:p>
+        </w:tc>
+        <w:tc>
+          <w:tcPr>
+            <w:tcW w:type="dxa" w:w="1058"/>
+          </w:tcPr>
+          <w:p>
+            <w:pPr>
+              <w:autoSpaceDE w:val="0"/>
+              <w:autoSpaceDN w:val="0"/>
+            </w:pPr>
+            <w:r/>
+            <w:r>
+              <w:rPr>
+                <w:b w:val="0"/>
+                <w:sz w:val="17"/>
+              </w:rPr>
+              <w:t>0.23%p</w:t>
+            </w:r>
+          </w:p>
+        </w:tc>
+        <w:tc>
+          <w:tcPr>
+            <w:tcW w:type="dxa" w:w="1058"/>
+          </w:tcPr>
+          <w:p>
+            <w:pPr>
+              <w:autoSpaceDE w:val="0"/>
+              <w:autoSpaceDN w:val="0"/>
+            </w:pPr>
+            <w:r/>
+            <w:r>
+              <w:rPr>
+                <w:b w:val="0"/>
+                <w:sz w:val="17"/>
+              </w:rPr>
+              <w:t>0.98%p</w:t>
+            </w:r>
+          </w:p>
+        </w:tc>
+        <w:tc>
+          <w:tcPr>
+            <w:tcW w:type="dxa" w:w="1058"/>
+          </w:tcPr>
+          <w:p>
+            <w:pPr>
+              <w:autoSpaceDE w:val="0"/>
+              <w:autoSpaceDN w:val="0"/>
+              <w:jc w:val="right"/>
+            </w:pPr>
+            <w:r/>
+            <w:r>
+              <w:rPr>
+                <w:b w:val="0"/>
+                <w:sz w:val="17"/>
+              </w:rPr>
+              <w:t>0.23배</w:t>
+            </w:r>
+          </w:p>
+        </w:tc>
+      </w:tr>
+      <w:tr>
+        <w:tc>
+          <w:tcPr>
+            <w:tcW w:type="dxa" w:w="1058"/>
+          </w:tcPr>
+          <w:p>
+            <w:pPr>
+              <w:autoSpaceDE w:val="0"/>
+              <w:autoSpaceDN w:val="0"/>
+            </w:pPr>
+            <w:r/>
+            <w:r>
+              <w:rPr>
+                <w:b w:val="0"/>
+                <w:sz w:val="17"/>
+              </w:rPr>
+              <w:t>2:2:2:2:2</w:t>
+            </w:r>
+          </w:p>
+        </w:tc>
+        <w:tc>
+          <w:tcPr>
+            <w:tcW w:type="dxa" w:w="1058"/>
+          </w:tcPr>
+          <w:p>
+            <w:pPr>
+              <w:autoSpaceDE w:val="0"/>
+              <w:autoSpaceDN w:val="0"/>
+              <w:jc w:val="right"/>
+            </w:pPr>
+            <w:r/>
+            <w:r>
+              <w:rPr>
+                <w:b w:val="0"/>
+                <w:sz w:val="17"/>
+              </w:rPr>
+              <w:t>39.92%</w:t>
+            </w:r>
+          </w:p>
+        </w:tc>
+        <w:tc>
+          <w:tcPr>
+            <w:tcW w:type="dxa" w:w="1058"/>
+          </w:tcPr>
+          <w:p>
+            <w:pPr>
+              <w:autoSpaceDE w:val="0"/>
+              <w:autoSpaceDN w:val="0"/>
+              <w:jc w:val="right"/>
+            </w:pPr>
+            <w:r/>
+            <w:r>
+              <w:rPr>
+                <w:b w:val="0"/>
+                <w:sz w:val="17"/>
+              </w:rPr>
+              <w:t>23,914.7</w:t>
+            </w:r>
+          </w:p>
+        </w:tc>
+        <w:tc>
+          <w:tcPr>
+            <w:tcW w:type="dxa" w:w="1058"/>
+          </w:tcPr>
+          <w:p>
+            <w:pPr>
+              <w:autoSpaceDE w:val="0"/>
+              <w:autoSpaceDN w:val="0"/>
+              <w:jc w:val="right"/>
+            </w:pPr>
+            <w:r/>
+            <w:r>
+              <w:rPr>
+                <w:b w:val="0"/>
+                <w:sz w:val="17"/>
+              </w:rPr>
+              <w:t>63.42%</w:t>
+            </w:r>
+          </w:p>
+        </w:tc>
+        <w:tc>
+          <w:tcPr>
+            <w:tcW w:type="dxa" w:w="1058"/>
+          </w:tcPr>
+          <w:p>
+            <w:pPr>
+              <w:autoSpaceDE w:val="0"/>
+              <w:autoSpaceDN w:val="0"/>
+              <w:jc w:val="right"/>
+            </w:pPr>
+            <w:r/>
+            <w:r>
+              <w:rPr>
+                <w:b w:val="0"/>
+                <w:sz w:val="17"/>
+              </w:rPr>
+              <w:t>173</w:t>
+            </w:r>
+          </w:p>
+        </w:tc>
+        <w:tc>
+          <w:tcPr>
+            <w:tcW w:type="dxa" w:w="1058"/>
+          </w:tcPr>
+          <w:p>
+            <w:pPr>
+              <w:autoSpaceDE w:val="0"/>
+              <w:autoSpaceDN w:val="0"/>
+              <w:jc w:val="right"/>
+            </w:pPr>
+            <w:r/>
+            <w:r>
+              <w:rPr>
+                <w:b w:val="0"/>
+                <w:sz w:val="17"/>
+              </w:rPr>
+              <w:t>0</w:t>
+            </w:r>
+          </w:p>
+        </w:tc>
+        <w:tc>
+          <w:tcPr>
+            <w:tcW w:type="dxa" w:w="1058"/>
+          </w:tcPr>
+          <w:p>
+            <w:pPr>
+              <w:autoSpaceDE w:val="0"/>
+              <w:autoSpaceDN w:val="0"/>
+            </w:pPr>
+            <w:r/>
+            <w:r>
+              <w:rPr>
+                <w:b w:val="0"/>
+                <w:sz w:val="17"/>
+              </w:rPr>
+              <w:t>1.52%p</w:t>
+            </w:r>
+          </w:p>
+        </w:tc>
+        <w:tc>
+          <w:tcPr>
+            <w:tcW w:type="dxa" w:w="1058"/>
+          </w:tcPr>
+          <w:p>
+            <w:pPr>
+              <w:autoSpaceDE w:val="0"/>
+              <w:autoSpaceDN w:val="0"/>
+            </w:pPr>
+            <w:r/>
+            <w:r>
+              <w:rPr>
+                <w:b w:val="0"/>
+                <w:sz w:val="17"/>
+              </w:rPr>
+              <w:t>0.62%p</w:t>
+            </w:r>
+          </w:p>
+        </w:tc>
+        <w:tc>
+          <w:tcPr>
+            <w:tcW w:type="dxa" w:w="1058"/>
+          </w:tcPr>
+          <w:p>
+            <w:pPr>
+              <w:autoSpaceDE w:val="0"/>
+              <w:autoSpaceDN w:val="0"/>
+              <w:jc w:val="right"/>
+            </w:pPr>
+            <w:r/>
+            <w:r>
+              <w:rPr>
+                <w:b w:val="0"/>
+                <w:sz w:val="17"/>
+              </w:rPr>
+              <w:t>2.45배</w:t>
+            </w:r>
+          </w:p>
+        </w:tc>
+      </w:tr>
+      <w:tr>
+        <w:tc>
+          <w:tcPr>
+            <w:tcW w:type="dxa" w:w="1058"/>
+          </w:tcPr>
+          <w:p>
+            <w:pPr>
+              <w:autoSpaceDE w:val="0"/>
+              <w:autoSpaceDN w:val="0"/>
+            </w:pPr>
+            <w:r/>
+            <w:r>
+              <w:rPr>
+                <w:b w:val="0"/>
+                <w:sz w:val="17"/>
+              </w:rPr>
+              <w:t>3:1:1:2:3 (본편)</w:t>
+            </w:r>
+          </w:p>
+        </w:tc>
+        <w:tc>
+          <w:tcPr>
+            <w:tcW w:type="dxa" w:w="1058"/>
+          </w:tcPr>
+          <w:p>
+            <w:pPr>
+              <w:autoSpaceDE w:val="0"/>
+              <w:autoSpaceDN w:val="0"/>
+              <w:jc w:val="right"/>
+            </w:pPr>
+            <w:r/>
+            <w:r>
+              <w:rPr>
+                <w:b w:val="0"/>
+                <w:sz w:val="17"/>
+              </w:rPr>
+              <w:t>39.92%</w:t>
+            </w:r>
+          </w:p>
+        </w:tc>
+        <w:tc>
+          <w:tcPr>
+            <w:tcW w:type="dxa" w:w="1058"/>
+          </w:tcPr>
+          <w:p>
+            <w:pPr>
+              <w:autoSpaceDE w:val="0"/>
+              <w:autoSpaceDN w:val="0"/>
+              <w:jc w:val="right"/>
+            </w:pPr>
+            <w:r/>
+            <w:r>
+              <w:rPr>
+                <w:b w:val="0"/>
+                <w:sz w:val="17"/>
+              </w:rPr>
+              <w:t>29,225.6</w:t>
+            </w:r>
+          </w:p>
+        </w:tc>
+        <w:tc>
+          <w:tcPr>
+            <w:tcW w:type="dxa" w:w="1058"/>
+          </w:tcPr>
+          <w:p>
+            <w:pPr>
+              <w:autoSpaceDE w:val="0"/>
+              <w:autoSpaceDN w:val="0"/>
+              <w:jc w:val="right"/>
+            </w:pPr>
+            <w:r/>
+            <w:r>
+              <w:rPr>
+                <w:b w:val="0"/>
+                <w:sz w:val="17"/>
+              </w:rPr>
+              <w:t>63.03%</w:t>
+            </w:r>
+          </w:p>
+        </w:tc>
+        <w:tc>
+          <w:tcPr>
+            <w:tcW w:type="dxa" w:w="1058"/>
+          </w:tcPr>
+          <w:p>
+            <w:pPr>
+              <w:autoSpaceDE w:val="0"/>
+              <w:autoSpaceDN w:val="0"/>
+              <w:jc w:val="right"/>
+            </w:pPr>
+            <w:r/>
+            <w:r>
+              <w:rPr>
+                <w:b w:val="0"/>
+                <w:sz w:val="17"/>
+              </w:rPr>
+              <w:t>227</w:t>
+            </w:r>
+          </w:p>
+        </w:tc>
+        <w:tc>
+          <w:tcPr>
+            <w:tcW w:type="dxa" w:w="1058"/>
+          </w:tcPr>
+          <w:p>
+            <w:pPr>
+              <w:autoSpaceDE w:val="0"/>
+              <w:autoSpaceDN w:val="0"/>
+              <w:jc w:val="right"/>
+            </w:pPr>
+            <w:r/>
+            <w:r>
+              <w:rPr>
+                <w:b w:val="0"/>
+                <w:sz w:val="17"/>
+              </w:rPr>
+              <w:t>0</w:t>
+            </w:r>
+          </w:p>
+        </w:tc>
+        <w:tc>
+          <w:tcPr>
+            <w:tcW w:type="dxa" w:w="1058"/>
+          </w:tcPr>
+          <w:p>
+            <w:pPr>
+              <w:autoSpaceDE w:val="0"/>
+              <w:autoSpaceDN w:val="0"/>
+            </w:pPr>
+            <w:r/>
+            <w:r>
+              <w:rPr>
+                <w:b w:val="0"/>
+                <w:sz w:val="17"/>
+              </w:rPr>
+              <w:t>2.90%p</w:t>
+            </w:r>
+          </w:p>
+        </w:tc>
+        <w:tc>
+          <w:tcPr>
+            <w:tcW w:type="dxa" w:w="1058"/>
+          </w:tcPr>
+          <w:p>
+            <w:pPr>
+              <w:autoSpaceDE w:val="0"/>
+              <w:autoSpaceDN w:val="0"/>
+            </w:pPr>
+            <w:r/>
+            <w:r>
+              <w:rPr>
+                <w:b w:val="0"/>
+                <w:sz w:val="17"/>
+              </w:rPr>
+              <w:t>0.61%p</w:t>
+            </w:r>
+          </w:p>
+        </w:tc>
+        <w:tc>
+          <w:tcPr>
+            <w:tcW w:type="dxa" w:w="1058"/>
+          </w:tcPr>
+          <w:p>
+            <w:pPr>
+              <w:autoSpaceDE w:val="0"/>
+              <w:autoSpaceDN w:val="0"/>
+              <w:jc w:val="right"/>
+            </w:pPr>
+            <w:r/>
+            <w:r>
+              <w:rPr>
+                <w:b w:val="0"/>
+                <w:sz w:val="17"/>
+              </w:rPr>
+              <w:t>4.76배</w:t>
+            </w:r>
+          </w:p>
+        </w:tc>
+      </w:tr>
+      <w:tr>
+        <w:tc>
+          <w:tcPr>
+            <w:tcW w:type="dxa" w:w="1058"/>
+          </w:tcPr>
+          <w:p>
+            <w:pPr>
+              <w:autoSpaceDE w:val="0"/>
+              <w:autoSpaceDN w:val="0"/>
+            </w:pPr>
+            <w:r/>
+            <w:r>
+              <w:rPr>
+                <w:b w:val="0"/>
+                <w:sz w:val="17"/>
+              </w:rPr>
+              <w:t>3:2:1:1:3</w:t>
+            </w:r>
+          </w:p>
+        </w:tc>
+        <w:tc>
+          <w:tcPr>
+            <w:tcW w:type="dxa" w:w="1058"/>
+          </w:tcPr>
+          <w:p>
+            <w:pPr>
+              <w:autoSpaceDE w:val="0"/>
+              <w:autoSpaceDN w:val="0"/>
+              <w:jc w:val="right"/>
+            </w:pPr>
+            <w:r/>
+            <w:r>
+              <w:rPr>
+                <w:b w:val="0"/>
+                <w:sz w:val="17"/>
+              </w:rPr>
+              <w:t>49.96%</w:t>
+            </w:r>
+          </w:p>
+        </w:tc>
+        <w:tc>
+          <w:tcPr>
+            <w:tcW w:type="dxa" w:w="1058"/>
+          </w:tcPr>
+          <w:p>
+            <w:pPr>
+              <w:autoSpaceDE w:val="0"/>
+              <w:autoSpaceDN w:val="0"/>
+              <w:jc w:val="right"/>
+            </w:pPr>
+            <w:r/>
+            <w:r>
+              <w:rPr>
+                <w:b w:val="0"/>
+                <w:sz w:val="17"/>
+              </w:rPr>
+              <w:t>32,311.4</w:t>
+            </w:r>
+          </w:p>
+        </w:tc>
+        <w:tc>
+          <w:tcPr>
+            <w:tcW w:type="dxa" w:w="1058"/>
+          </w:tcPr>
+          <w:p>
+            <w:pPr>
+              <w:autoSpaceDE w:val="0"/>
+              <w:autoSpaceDN w:val="0"/>
+              <w:jc w:val="right"/>
+            </w:pPr>
+            <w:r/>
+            <w:r>
+              <w:rPr>
+                <w:b w:val="0"/>
+                <w:sz w:val="17"/>
+              </w:rPr>
+              <w:t>62.31%</w:t>
+            </w:r>
+          </w:p>
+        </w:tc>
+        <w:tc>
+          <w:tcPr>
+            <w:tcW w:type="dxa" w:w="1058"/>
+          </w:tcPr>
+          <w:p>
+            <w:pPr>
+              <w:autoSpaceDE w:val="0"/>
+              <w:autoSpaceDN w:val="0"/>
+              <w:jc w:val="right"/>
+            </w:pPr>
+            <w:r/>
+            <w:r>
+              <w:rPr>
+                <w:b w:val="0"/>
+                <w:sz w:val="17"/>
+              </w:rPr>
+              <w:t>631</w:t>
+            </w:r>
+          </w:p>
+        </w:tc>
+        <w:tc>
+          <w:tcPr>
+            <w:tcW w:type="dxa" w:w="1058"/>
+          </w:tcPr>
+          <w:p>
+            <w:pPr>
+              <w:autoSpaceDE w:val="0"/>
+              <w:autoSpaceDN w:val="0"/>
+              <w:jc w:val="right"/>
+            </w:pPr>
+            <w:r/>
+            <w:r>
+              <w:rPr>
+                <w:b w:val="0"/>
+                <w:sz w:val="17"/>
+              </w:rPr>
+              <w:t>0</w:t>
+            </w:r>
+          </w:p>
+        </w:tc>
+        <w:tc>
+          <w:tcPr>
+            <w:tcW w:type="dxa" w:w="1058"/>
+          </w:tcPr>
+          <w:p>
+            <w:pPr>
+              <w:autoSpaceDE w:val="0"/>
+              <w:autoSpaceDN w:val="0"/>
+            </w:pPr>
+            <w:r/>
+            <w:r>
+              <w:rPr>
+                <w:b w:val="0"/>
+                <w:sz w:val="17"/>
+              </w:rPr>
+              <w:t>2.95%p</w:t>
+            </w:r>
+          </w:p>
+        </w:tc>
+        <w:tc>
+          <w:tcPr>
+            <w:tcW w:type="dxa" w:w="1058"/>
+          </w:tcPr>
+          <w:p>
+            <w:pPr>
+              <w:autoSpaceDE w:val="0"/>
+              <w:autoSpaceDN w:val="0"/>
+            </w:pPr>
+            <w:r/>
+            <w:r>
+              <w:rPr>
+                <w:b w:val="0"/>
+                <w:sz w:val="17"/>
+              </w:rPr>
+              <w:t>0.65%p</w:t>
+            </w:r>
+          </w:p>
+        </w:tc>
+        <w:tc>
+          <w:tcPr>
+            <w:tcW w:type="dxa" w:w="1058"/>
+          </w:tcPr>
+          <w:p>
+            <w:pPr>
+              <w:autoSpaceDE w:val="0"/>
+              <w:autoSpaceDN w:val="0"/>
+              <w:jc w:val="right"/>
+            </w:pPr>
+            <w:r/>
+            <w:r>
+              <w:rPr>
+                <w:b w:val="0"/>
+                <w:sz w:val="17"/>
+              </w:rPr>
+              <w:t>4.53배</w:t>
+            </w:r>
+          </w:p>
+        </w:tc>
+      </w:tr>
+      <w:tr>
+        <w:tc>
+          <w:tcPr>
+            <w:tcW w:type="dxa" w:w="1058"/>
+          </w:tcPr>
+          <w:p>
+            <w:pPr>
+              <w:autoSpaceDE w:val="0"/>
+              <w:autoSpaceDN w:val="0"/>
+            </w:pPr>
+            <w:r/>
+            <w:r>
+              <w:rPr>
+                <w:b w:val="0"/>
+                <w:sz w:val="17"/>
+              </w:rPr>
+              <w:t>4:3:1:1:1</w:t>
+            </w:r>
+          </w:p>
+        </w:tc>
+        <w:tc>
+          <w:tcPr>
+            <w:tcW w:type="dxa" w:w="1058"/>
+          </w:tcPr>
+          <w:p>
+            <w:pPr>
+              <w:autoSpaceDE w:val="0"/>
+              <w:autoSpaceDN w:val="0"/>
+              <w:jc w:val="right"/>
+            </w:pPr>
+            <w:r/>
+            <w:r>
+              <w:rPr>
+                <w:b w:val="0"/>
+                <w:sz w:val="17"/>
+              </w:rPr>
+              <w:t>70.08%</w:t>
+            </w:r>
+          </w:p>
+        </w:tc>
+        <w:tc>
+          <w:tcPr>
+            <w:tcW w:type="dxa" w:w="1058"/>
+          </w:tcPr>
+          <w:p>
+            <w:pPr>
+              <w:autoSpaceDE w:val="0"/>
+              <w:autoSpaceDN w:val="0"/>
+              <w:jc w:val="right"/>
+            </w:pPr>
+            <w:r/>
+            <w:r>
+              <w:rPr>
+                <w:b w:val="0"/>
+                <w:sz w:val="17"/>
+              </w:rPr>
+              <w:t>43,912.3</w:t>
+            </w:r>
+          </w:p>
+        </w:tc>
+        <w:tc>
+          <w:tcPr>
+            <w:tcW w:type="dxa" w:w="1058"/>
+          </w:tcPr>
+          <w:p>
+            <w:pPr>
+              <w:autoSpaceDE w:val="0"/>
+              <w:autoSpaceDN w:val="0"/>
+              <w:jc w:val="right"/>
+            </w:pPr>
+            <w:r/>
+            <w:r>
+              <w:rPr>
+                <w:b w:val="0"/>
+                <w:sz w:val="17"/>
+              </w:rPr>
+              <w:t>58.30%</w:t>
+            </w:r>
+          </w:p>
+        </w:tc>
+        <w:tc>
+          <w:tcPr>
+            <w:tcW w:type="dxa" w:w="1058"/>
+          </w:tcPr>
+          <w:p>
+            <w:pPr>
+              <w:autoSpaceDE w:val="0"/>
+              <w:autoSpaceDN w:val="0"/>
+              <w:jc w:val="right"/>
+            </w:pPr>
+            <w:r/>
+            <w:r>
+              <w:rPr>
+                <w:b w:val="0"/>
+                <w:sz w:val="17"/>
+              </w:rPr>
+              <w:t>3,643</w:t>
+            </w:r>
+          </w:p>
+        </w:tc>
+        <w:tc>
+          <w:tcPr>
+            <w:tcW w:type="dxa" w:w="1058"/>
+          </w:tcPr>
+          <w:p>
+            <w:pPr>
+              <w:autoSpaceDE w:val="0"/>
+              <w:autoSpaceDN w:val="0"/>
+              <w:jc w:val="right"/>
+            </w:pPr>
+            <w:r/>
+            <w:r>
+              <w:rPr>
+                <w:b w:val="0"/>
+                <w:sz w:val="17"/>
+              </w:rPr>
+              <w:t>0</w:t>
+            </w:r>
+          </w:p>
+        </w:tc>
+        <w:tc>
+          <w:tcPr>
+            <w:tcW w:type="dxa" w:w="1058"/>
+          </w:tcPr>
+          <w:p>
+            <w:pPr>
+              <w:autoSpaceDE w:val="0"/>
+              <w:autoSpaceDN w:val="0"/>
+            </w:pPr>
+            <w:r/>
+            <w:r>
+              <w:rPr>
+                <w:b w:val="0"/>
+                <w:sz w:val="17"/>
+              </w:rPr>
+              <w:t>3.85%p</w:t>
+            </w:r>
+          </w:p>
+        </w:tc>
+        <w:tc>
+          <w:tcPr>
+            <w:tcW w:type="dxa" w:w="1058"/>
+          </w:tcPr>
+          <w:p>
+            <w:pPr>
+              <w:autoSpaceDE w:val="0"/>
+              <w:autoSpaceDN w:val="0"/>
+            </w:pPr>
+            <w:r/>
+            <w:r>
+              <w:rPr>
+                <w:b w:val="0"/>
+                <w:sz w:val="17"/>
+              </w:rPr>
+              <w:t>0.82%p</w:t>
+            </w:r>
+          </w:p>
+        </w:tc>
+        <w:tc>
+          <w:tcPr>
+            <w:tcW w:type="dxa" w:w="1058"/>
+          </w:tcPr>
+          <w:p>
+            <w:pPr>
+              <w:autoSpaceDE w:val="0"/>
+              <w:autoSpaceDN w:val="0"/>
+              <w:jc w:val="right"/>
+            </w:pPr>
+            <w:r/>
+            <w:r>
+              <w:rPr>
+                <w:b w:val="0"/>
+                <w:sz w:val="17"/>
+              </w:rPr>
+              <w:t>4.72배</w:t>
+            </w:r>
+          </w:p>
+        </w:tc>
+      </w:tr>
+      <w:tr>
+        <w:tc>
+          <w:tcPr>
+            <w:tcW w:type="dxa" w:w="1058"/>
+          </w:tcPr>
+          <w:p>
+            <w:pPr>
+              <w:autoSpaceDE w:val="0"/>
+              <w:autoSpaceDN w:val="0"/>
+            </w:pPr>
+            <w:r/>
+            <w:r>
+              <w:rPr>
+                <w:b w:val="0"/>
+                <w:sz w:val="17"/>
+              </w:rPr>
+              <w:t>5:4:1:0:0</w:t>
+            </w:r>
+          </w:p>
+        </w:tc>
+        <w:tc>
+          <w:tcPr>
+            <w:tcW w:type="dxa" w:w="1058"/>
+          </w:tcPr>
+          <w:p>
+            <w:pPr>
+              <w:autoSpaceDE w:val="0"/>
+              <w:autoSpaceDN w:val="0"/>
+              <w:jc w:val="right"/>
+            </w:pPr>
+            <w:r/>
+            <w:r>
+              <w:rPr>
+                <w:b w:val="0"/>
+                <w:sz w:val="17"/>
+              </w:rPr>
+              <w:t>90.10%</w:t>
+            </w:r>
+          </w:p>
+        </w:tc>
+        <w:tc>
+          <w:tcPr>
+            <w:tcW w:type="dxa" w:w="1058"/>
+          </w:tcPr>
+          <w:p>
+            <w:pPr>
+              <w:autoSpaceDE w:val="0"/>
+              <w:autoSpaceDN w:val="0"/>
+              <w:jc w:val="right"/>
+            </w:pPr>
+            <w:r/>
+            <w:r>
+              <w:rPr>
+                <w:b w:val="0"/>
+                <w:sz w:val="17"/>
+              </w:rPr>
+              <w:t>55,654.8</w:t>
+            </w:r>
+          </w:p>
+        </w:tc>
+        <w:tc>
+          <w:tcPr>
+            <w:tcW w:type="dxa" w:w="1058"/>
+          </w:tcPr>
+          <w:p>
+            <w:pPr>
+              <w:autoSpaceDE w:val="0"/>
+              <w:autoSpaceDN w:val="0"/>
+              <w:jc w:val="right"/>
+            </w:pPr>
+            <w:r/>
+            <w:r>
+              <w:rPr>
+                <w:b w:val="0"/>
+                <w:sz w:val="17"/>
+              </w:rPr>
+              <w:t>58.82%</w:t>
+            </w:r>
+          </w:p>
+        </w:tc>
+        <w:tc>
+          <w:tcPr>
+            <w:tcW w:type="dxa" w:w="1058"/>
+          </w:tcPr>
+          <w:p>
+            <w:pPr>
+              <w:autoSpaceDE w:val="0"/>
+              <w:autoSpaceDN w:val="0"/>
+              <w:jc w:val="right"/>
+            </w:pPr>
+            <w:r/>
+            <w:r>
+              <w:rPr>
+                <w:b w:val="0"/>
+                <w:sz w:val="17"/>
+              </w:rPr>
+              <w:t>28,828</w:t>
+            </w:r>
+          </w:p>
+        </w:tc>
+        <w:tc>
+          <w:tcPr>
+            <w:tcW w:type="dxa" w:w="1058"/>
+          </w:tcPr>
+          <w:p>
+            <w:pPr>
+              <w:autoSpaceDE w:val="0"/>
+              <w:autoSpaceDN w:val="0"/>
+              <w:jc w:val="right"/>
+            </w:pPr>
+            <w:r/>
+            <w:r>
+              <w:rPr>
+                <w:b w:val="0"/>
+                <w:sz w:val="17"/>
+              </w:rPr>
+              <w:t>0</w:t>
+            </w:r>
+          </w:p>
+        </w:tc>
+        <w:tc>
+          <w:tcPr>
+            <w:tcW w:type="dxa" w:w="1058"/>
+          </w:tcPr>
+          <w:p>
+            <w:pPr>
+              <w:autoSpaceDE w:val="0"/>
+              <w:autoSpaceDN w:val="0"/>
+            </w:pPr>
+            <w:r/>
+            <w:r>
+              <w:rPr>
+                <w:b w:val="0"/>
+                <w:sz w:val="17"/>
+              </w:rPr>
+              <w:t>4.41%p</w:t>
+            </w:r>
+          </w:p>
+        </w:tc>
+        <w:tc>
+          <w:tcPr>
+            <w:tcW w:type="dxa" w:w="1058"/>
+          </w:tcPr>
+          <w:p>
+            <w:pPr>
+              <w:autoSpaceDE w:val="0"/>
+              <w:autoSpaceDN w:val="0"/>
+            </w:pPr>
+            <w:r/>
+            <w:r>
+              <w:rPr>
+                <w:b w:val="0"/>
+                <w:sz w:val="17"/>
+              </w:rPr>
+              <w:t>0.72%p</w:t>
+            </w:r>
+          </w:p>
+        </w:tc>
+        <w:tc>
+          <w:tcPr>
+            <w:tcW w:type="dxa" w:w="1058"/>
+          </w:tcPr>
+          <w:p>
+            <w:pPr>
+              <w:autoSpaceDE w:val="0"/>
+              <w:autoSpaceDN w:val="0"/>
+              <w:jc w:val="right"/>
+            </w:pPr>
+            <w:r/>
+            <w:r>
+              <w:rPr>
+                <w:b w:val="0"/>
+                <w:sz w:val="17"/>
+              </w:rPr>
+              <w:t>6.14배</w:t>
+            </w:r>
+          </w:p>
+        </w:tc>
+      </w:tr>
+    </w:tbl>
+    <w:p/>
+    <w:p>
+      <w:pPr>
+        <w:autoSpaceDE w:val="0"/>
+        <w:autoSpaceDN w:val="0"/>
+        <w:spacing w:before="120" w:after="40"/>
+        <w:jc w:val="center"/>
+      </w:pPr>
+      <w:r>
+        <w:rPr>
+          <w:b/>
+          <w:sz w:val="17"/>
+        </w:rPr>
+        <w:t>표 S8. 지연 등급 분포를 바꾸어 전체 파이프라인을 다시 돌린 결과</w:t>
+      </w:r>
+    </w:p>
+    <w:p>
+      <w:pPr>
+        <w:autoSpaceDE w:val="0"/>
+        <w:autoSpaceDN w:val="0"/>
+        <w:jc w:val="both"/>
+      </w:pPr>
+      <w:r>
+        <w:rPr>
+          <w:i w:val="0"/>
+          <w:sz w:val="20"/>
+        </w:rPr>
+        <w:t>세 가지가 드러난다. 첫째, 마감 위반은 여섯 지점 전부에서 0이다. 용량 위반이 0에서 28,828건까지 치솟는 동안에도 한 건도 나지 않았고, 슬롯 재배치가 가장 공격적인 조건에서 완전예지 오라클로 다시 돌려도 같았다 — 본편 3.4절의 마감 보장이 부하와 무관하다는 것이 실측으로 확인된다.</w:t>
+      </w:r>
+    </w:p>
+    <w:p>
+      <w:pPr>
+        <w:autoSpaceDE w:val="0"/>
+        <w:autoSpaceDN w:val="0"/>
+        <w:jc w:val="both"/>
+      </w:pPr>
+      <w:r>
+        <w:rPr>
+          <w:i w:val="0"/>
+          <w:sz w:val="20"/>
+        </w:rPr>
+        <w:t>둘째, 용량 위반은 유연 작업 비중에 초선형으로 늘어난다. 비중이 4.5배가 되는 동안 위반은 100배를 넘는다. 옮길 수 있는 작업이 많아질수록 모두가 같은 저탄소 구간을 노리기 때문이며, 본편의 중심 주장이 가리키는 방향과 같다.</w:t>
+      </w:r>
+    </w:p>
+    <w:p>
+      <w:pPr>
+        <w:autoSpaceDE w:val="0"/>
+        <w:autoSpaceDN w:val="0"/>
+        <w:jc w:val="both"/>
+      </w:pPr>
+      <w:r>
+        <w:rPr>
+          <w:i w:val="0"/>
+          <w:sz w:val="20"/>
+        </w:rPr>
+        <w:t>셋째, 용량 비용과 예측 비용의 배율은 상수가 아니다. 0.23배에서 6.14배까지 벌어지고, 유연 비중이 약 27% 아래로 내려가면 순서가 뒤집혀 예측 비용이 더 커진다. 본편의 워크로드는 그 경계보다 13%포인트 위에 있다. 다만 이 경계는 위 다섯 가중치 경로를 따라갔을 때의 근사이지 유연 비중만으로 정해지는 값이 아니다 — 같은 39.92%라도 균등 분포에서는 용량 비용이 1.52%p로 본편(2.90%p)의 절반이다. 등급 1과 2 사이의 비율도 함께 작용한다.</w:t>
+      </w:r>
+    </w:p>
+    <w:p>
+      <w:pPr>
+        <w:autoSpaceDE w:val="0"/>
+        <w:autoSpaceDN w:val="0"/>
+        <w:pStyle w:val="Heading1"/>
+      </w:pPr>
+      <w:r>
+        <w:rPr>
+          <w:rFonts w:ascii="맑은 고딕" w:hAnsi="맑은 고딕"/>
+        </w:rPr>
+        <w:t>A.7  대응시키지 않은 정책과 그 이유</w:t>
       </w:r>
     </w:p>
     <w:p>
@@ -4647,7 +6062,7 @@
         <w:rPr>
           <w:rFonts w:ascii="맑은 고딕" w:hAnsi="맑은 고딕"/>
         </w:rPr>
-        <w:t>A.7  선행 연구의 평가 규모</w:t>
+        <w:t>A.8  선행 연구의 평가 규모</w:t>
       </w:r>
     </w:p>
     <w:p>
@@ -4676,7 +6091,7 @@
           <w:b/>
           <w:sz w:val="17"/>
         </w:rPr>
-        <w:t>표 S8. 선행 연구와 본 연구의 평가 방식·규모</w:t>
+        <w:t>표 S9. 선행 연구와 본 연구의 평가 방식·규모</w:t>
       </w:r>
     </w:p>
     <w:tbl>
@@ -5277,7 +6692,7 @@
         <w:rPr>
           <w:rFonts w:ascii="맑은 고딕" w:hAnsi="맑은 고딕"/>
         </w:rPr>
-        <w:t>A.8  아티팩트 — 코드와 재현 절차</w:t>
+        <w:t>A.9  아티팩트 — 코드와 재현 절차</w:t>
       </w:r>
     </w:p>
     <w:p>
@@ -5319,7 +6734,7 @@
           <w:b/>
           <w:sz w:val="17"/>
         </w:rPr>
-        <w:t>표 S9. 재현에 쓰이는 파일</w:t>
+        <w:t>표 S10. 재현에 쓰이는 파일</w:t>
       </w:r>
     </w:p>
     <w:tbl>
@@ -5855,7 +7270,7 @@
           <w:i w:val="0"/>
           <w:sz w:val="20"/>
         </w:rPr>
-        <w:t>A.9 의 정확 적분 재채점 표 두 개는 다음으로 만든다.</w:t>
+        <w:t>A.10 의 정확 적분 재채점 표 두 개는 다음으로 만든다.</w:t>
       </w:r>
     </w:p>
     <w:p>
@@ -5898,7 +7313,7 @@
           <w:b/>
           <w:sz w:val="17"/>
         </w:rPr>
-        <w:t>표 S10. 저장소에 포함된 입력 자료</w:t>
+        <w:t>표 S11. 저장소에 포함된 입력 자료</w:t>
       </w:r>
     </w:p>
     <w:tbl>
@@ -6191,7 +7606,7 @@
         <w:rPr>
           <w:rFonts w:ascii="맑은 고딕" w:hAnsi="맑은 고딕"/>
         </w:rPr>
-        <w:t>A.9  정식화와 알고리즘의 세부</w:t>
+        <w:t>A.10  정식화와 알고리즘의 세부</w:t>
       </w:r>
     </w:p>
     <w:p>
@@ -6459,7 +7874,7 @@
           <w:b/>
           <w:sz w:val="17"/>
         </w:rPr>
-        <w:t>표 S11. 상한 위반 227건의 경로별 분해</w:t>
+        <w:t>표 S12. 상한 위반 227건의 경로별 분해</w:t>
       </w:r>
     </w:p>
     <w:tbl>
@@ -7094,7 +8509,7 @@
           <w:b/>
           <w:sz w:val="17"/>
         </w:rPr>
-        <w:t>표 S12. 표 2의 세 단계를 두 회계로 다시 채점한 결과</w:t>
+        <w:t>표 S13. 표 2의 세 단계를 두 회계로 다시 채점한 결과</w:t>
       </w:r>
     </w:p>
     <w:tbl>
@@ -7548,7 +8963,7 @@
           <w:b/>
           <w:sz w:val="17"/>
         </w:rPr>
-        <w:t>표 S13. 표 5의 선행 정책을 두 회계로 다시 채점한 결과</w:t>
+        <w:t>표 S14. 표 5의 선행 정책을 두 회계로 다시 채점한 결과</w:t>
       </w:r>
     </w:p>
     <w:tbl>

--- a/paper/CAST_추가자료.docx
+++ b/paper/CAST_추가자료.docx
@@ -5994,7 +5994,7 @@
           <w:i w:val="0"/>
           <w:sz w:val="20"/>
         </w:rPr>
-        <w:t>둘째, 용량 위반은 유연 작업 비중에 초선형으로 늘어난다. 비중이 4.5배가 되는 동안 위반은 100배를 넘는다. 옮길 수 있는 작업이 많아질수록 모두가 같은 저탄소 구간을 노리기 때문이며, 본편의 중심 주장이 가리키는 방향과 같다.</w:t>
+        <w:t>둘째, 용량 위반은 유연 작업 비중에 초선형으로 늘어난다. 비중이 2.3배가 되는 동안 (39.92% → 90.10%) 위반은 167배로 늘어난다(173건 → 28,828건). 두 배율을 같은 구간에서 재려고 19.93% 지점은 뺐다 — 그 지점의 위반이 0이라 비가 정의되지 않는다. 옮길 수 있는 작업이 많아질수록 모두가 같은 저탄소 구간을 노리기 때문이며, 본편의 중심 주장이 가리키는 방향과 같다.</w:t>
       </w:r>
     </w:p>
     <w:p>

--- a/paper/CAST_추가자료.docx
+++ b/paper/CAST_추가자료.docx
@@ -719,7 +719,7 @@
           <w:i/>
           <w:sz w:val="20"/>
         </w:rPr>
-        <w:t>표 번호는 본편과 구분하기 위해 S를 붙인다(표 S1 … 표 S14). 본편의 번호와 섞이지 않는다. 본편의 표·그림·식을 가리킬 때는 “본편 표 5”처럼 적는다.</w:t>
+        <w:t>표 번호는 본편과 구분하기 위해 S를 붙인다(표 S1 … 표 S15). 본편의 번호와 섞이지 않는다. 본편의 표·그림·식을 가리킬 때는 “본편 표 5”처럼 적는다.</w:t>
       </w:r>
     </w:p>
     <w:p>
@@ -8394,6 +8394,677 @@
         <w:rPr>
           <w:rFonts w:ascii="맑은 고딕" w:hAnsi="맑은 고딕"/>
         </w:rPr>
+        <w:t>지연 등급별 시간 이동 기여</w:t>
+      </w:r>
+    </w:p>
+    <w:p>
+      <w:pPr>
+        <w:autoSpaceDE w:val="0"/>
+        <w:autoSpaceDN w:val="0"/>
+        <w:jc w:val="both"/>
+      </w:pPr>
+      <w:r>
+        <w:rPr>
+          <w:i w:val="0"/>
+          <w:sz w:val="20"/>
+        </w:rPr>
+        <w:t>본편 4.2절은 절감의 93.79%가 등급 1에서, 6.20%가 등급 2에서 나온다고만 밝힌다. 등급별 작업 수와 절감량은 다음과 같다.</w:t>
+      </w:r>
+    </w:p>
+    <w:tbl>
+      <w:tblPr>
+        <w:tblStyle w:val="TableGrid"/>
+        <w:tblW w:type="auto" w:w="0"/>
+        <w:tblLook w:firstColumn="1" w:firstRow="1" w:lastColumn="0" w:lastRow="0" w:noHBand="0" w:noVBand="1" w:val="04A0"/>
+      </w:tblPr>
+      <w:tblGrid>
+        <w:gridCol w:w="1904"/>
+        <w:gridCol w:w="1904"/>
+        <w:gridCol w:w="1904"/>
+        <w:gridCol w:w="1904"/>
+        <w:gridCol w:w="1904"/>
+      </w:tblGrid>
+      <w:tr>
+        <w:tc>
+          <w:tcPr>
+            <w:tcW w:type="dxa" w:w="1904"/>
+          </w:tcPr>
+          <w:p>
+            <w:pPr>
+              <w:autoSpaceDE w:val="0"/>
+              <w:autoSpaceDN w:val="0"/>
+            </w:pPr>
+            <w:r/>
+            <w:r>
+              <w:rPr>
+                <w:b/>
+                <w:sz w:val="17"/>
+              </w:rPr>
+              <w:t>등급</w:t>
+            </w:r>
+          </w:p>
+        </w:tc>
+        <w:tc>
+          <w:tcPr>
+            <w:tcW w:type="dxa" w:w="1904"/>
+          </w:tcPr>
+          <w:p>
+            <w:pPr>
+              <w:autoSpaceDE w:val="0"/>
+              <w:autoSpaceDN w:val="0"/>
+              <w:jc w:val="right"/>
+            </w:pPr>
+            <w:r/>
+            <w:r>
+              <w:rPr>
+                <w:b/>
+                <w:sz w:val="17"/>
+              </w:rPr>
+              <w:t>작업 수</w:t>
+            </w:r>
+          </w:p>
+        </w:tc>
+        <w:tc>
+          <w:tcPr>
+            <w:tcW w:type="dxa" w:w="1904"/>
+          </w:tcPr>
+          <w:p>
+            <w:pPr>
+              <w:autoSpaceDE w:val="0"/>
+              <w:autoSpaceDN w:val="0"/>
+            </w:pPr>
+            <w:r/>
+            <w:r>
+              <w:rPr>
+                <w:b/>
+                <w:sz w:val="17"/>
+              </w:rPr>
+              <w:t>지연 예산</w:t>
+            </w:r>
+          </w:p>
+        </w:tc>
+        <w:tc>
+          <w:tcPr>
+            <w:tcW w:type="dxa" w:w="1904"/>
+          </w:tcPr>
+          <w:p>
+            <w:pPr>
+              <w:autoSpaceDE w:val="0"/>
+              <w:autoSpaceDN w:val="0"/>
+              <w:jc w:val="right"/>
+            </w:pPr>
+            <w:r/>
+            <w:r>
+              <w:rPr>
+                <w:b/>
+                <w:sz w:val="17"/>
+              </w:rPr>
+              <w:t>절감량 (kg)</w:t>
+            </w:r>
+          </w:p>
+        </w:tc>
+        <w:tc>
+          <w:tcPr>
+            <w:tcW w:type="dxa" w:w="1904"/>
+          </w:tcPr>
+          <w:p>
+            <w:pPr>
+              <w:autoSpaceDE w:val="0"/>
+              <w:autoSpaceDN w:val="0"/>
+              <w:jc w:val="right"/>
+            </w:pPr>
+            <w:r/>
+            <w:r>
+              <w:rPr>
+                <w:b/>
+                <w:sz w:val="17"/>
+              </w:rPr>
+              <w:t>비중 (%)</w:t>
+            </w:r>
+          </w:p>
+        </w:tc>
+      </w:tr>
+      <w:tr>
+        <w:tc>
+          <w:tcPr>
+            <w:tcW w:type="dxa" w:w="1904"/>
+          </w:tcPr>
+          <w:p>
+            <w:pPr>
+              <w:autoSpaceDE w:val="0"/>
+              <w:autoSpaceDN w:val="0"/>
+            </w:pPr>
+            <w:r/>
+            <w:r>
+              <w:rPr>
+                <w:b w:val="0"/>
+                <w:sz w:val="17"/>
+              </w:rPr>
+              <w:t>k=1</w:t>
+            </w:r>
+          </w:p>
+        </w:tc>
+        <w:tc>
+          <w:tcPr>
+            <w:tcW w:type="dxa" w:w="1904"/>
+          </w:tcPr>
+          <w:p>
+            <w:pPr>
+              <w:autoSpaceDE w:val="0"/>
+              <w:autoSpaceDN w:val="0"/>
+              <w:jc w:val="right"/>
+            </w:pPr>
+            <w:r/>
+            <w:r>
+              <w:rPr>
+                <w:b w:val="0"/>
+                <w:sz w:val="17"/>
+              </w:rPr>
+              <w:t>43,830</w:t>
+            </w:r>
+          </w:p>
+        </w:tc>
+        <w:tc>
+          <w:tcPr>
+            <w:tcW w:type="dxa" w:w="1904"/>
+          </w:tcPr>
+          <w:p>
+            <w:pPr>
+              <w:autoSpaceDE w:val="0"/>
+              <w:autoSpaceDN w:val="0"/>
+            </w:pPr>
+            <w:r/>
+            <w:r>
+              <w:rPr>
+                <w:b w:val="0"/>
+                <w:sz w:val="17"/>
+              </w:rPr>
+              <w:t>12~24시간</w:t>
+            </w:r>
+          </w:p>
+        </w:tc>
+        <w:tc>
+          <w:tcPr>
+            <w:tcW w:type="dxa" w:w="1904"/>
+          </w:tcPr>
+          <w:p>
+            <w:pPr>
+              <w:autoSpaceDE w:val="0"/>
+              <w:autoSpaceDN w:val="0"/>
+              <w:jc w:val="right"/>
+            </w:pPr>
+            <w:r/>
+            <w:r>
+              <w:rPr>
+                <w:b w:val="0"/>
+                <w:sz w:val="17"/>
+              </w:rPr>
+              <w:t>1,692.8</w:t>
+            </w:r>
+          </w:p>
+        </w:tc>
+        <w:tc>
+          <w:tcPr>
+            <w:tcW w:type="dxa" w:w="1904"/>
+          </w:tcPr>
+          <w:p>
+            <w:pPr>
+              <w:autoSpaceDE w:val="0"/>
+              <w:autoSpaceDN w:val="0"/>
+              <w:jc w:val="right"/>
+            </w:pPr>
+            <w:r/>
+            <w:r>
+              <w:rPr>
+                <w:b w:val="0"/>
+                <w:sz w:val="17"/>
+              </w:rPr>
+              <w:t>93.79</w:t>
+            </w:r>
+          </w:p>
+        </w:tc>
+      </w:tr>
+      <w:tr>
+        <w:tc>
+          <w:tcPr>
+            <w:tcW w:type="dxa" w:w="1904"/>
+          </w:tcPr>
+          <w:p>
+            <w:pPr>
+              <w:autoSpaceDE w:val="0"/>
+              <w:autoSpaceDN w:val="0"/>
+            </w:pPr>
+            <w:r/>
+            <w:r>
+              <w:rPr>
+                <w:b w:val="0"/>
+                <w:sz w:val="17"/>
+              </w:rPr>
+              <w:t>k=2</w:t>
+            </w:r>
+          </w:p>
+        </w:tc>
+        <w:tc>
+          <w:tcPr>
+            <w:tcW w:type="dxa" w:w="1904"/>
+          </w:tcPr>
+          <w:p>
+            <w:pPr>
+              <w:autoSpaceDE w:val="0"/>
+              <w:autoSpaceDN w:val="0"/>
+              <w:jc w:val="right"/>
+            </w:pPr>
+            <w:r/>
+            <w:r>
+              <w:rPr>
+                <w:b w:val="0"/>
+                <w:sz w:val="17"/>
+              </w:rPr>
+              <w:t>14,458</w:t>
+            </w:r>
+          </w:p>
+        </w:tc>
+        <w:tc>
+          <w:tcPr>
+            <w:tcW w:type="dxa" w:w="1904"/>
+          </w:tcPr>
+          <w:p>
+            <w:pPr>
+              <w:autoSpaceDE w:val="0"/>
+              <w:autoSpaceDN w:val="0"/>
+            </w:pPr>
+            <w:r/>
+            <w:r>
+              <w:rPr>
+                <w:b w:val="0"/>
+                <w:sz w:val="17"/>
+              </w:rPr>
+              <w:t>2~8시간</w:t>
+            </w:r>
+          </w:p>
+        </w:tc>
+        <w:tc>
+          <w:tcPr>
+            <w:tcW w:type="dxa" w:w="1904"/>
+          </w:tcPr>
+          <w:p>
+            <w:pPr>
+              <w:autoSpaceDE w:val="0"/>
+              <w:autoSpaceDN w:val="0"/>
+              <w:jc w:val="right"/>
+            </w:pPr>
+            <w:r/>
+            <w:r>
+              <w:rPr>
+                <w:b w:val="0"/>
+                <w:sz w:val="17"/>
+              </w:rPr>
+              <w:t>111.9</w:t>
+            </w:r>
+          </w:p>
+        </w:tc>
+        <w:tc>
+          <w:tcPr>
+            <w:tcW w:type="dxa" w:w="1904"/>
+          </w:tcPr>
+          <w:p>
+            <w:pPr>
+              <w:autoSpaceDE w:val="0"/>
+              <w:autoSpaceDN w:val="0"/>
+              <w:jc w:val="right"/>
+            </w:pPr>
+            <w:r/>
+            <w:r>
+              <w:rPr>
+                <w:b w:val="0"/>
+                <w:sz w:val="17"/>
+              </w:rPr>
+              <w:t>6.20</w:t>
+            </w:r>
+          </w:p>
+        </w:tc>
+      </w:tr>
+      <w:tr>
+        <w:tc>
+          <w:tcPr>
+            <w:tcW w:type="dxa" w:w="1904"/>
+          </w:tcPr>
+          <w:p>
+            <w:pPr>
+              <w:autoSpaceDE w:val="0"/>
+              <w:autoSpaceDN w:val="0"/>
+            </w:pPr>
+            <w:r/>
+            <w:r>
+              <w:rPr>
+                <w:b w:val="0"/>
+                <w:sz w:val="17"/>
+              </w:rPr>
+              <w:t>k=3</w:t>
+            </w:r>
+          </w:p>
+        </w:tc>
+        <w:tc>
+          <w:tcPr>
+            <w:tcW w:type="dxa" w:w="1904"/>
+          </w:tcPr>
+          <w:p>
+            <w:pPr>
+              <w:autoSpaceDE w:val="0"/>
+              <w:autoSpaceDN w:val="0"/>
+              <w:jc w:val="right"/>
+            </w:pPr>
+            <w:r/>
+            <w:r>
+              <w:rPr>
+                <w:b w:val="0"/>
+                <w:sz w:val="17"/>
+              </w:rPr>
+              <w:t>14,716</w:t>
+            </w:r>
+          </w:p>
+        </w:tc>
+        <w:tc>
+          <w:tcPr>
+            <w:tcW w:type="dxa" w:w="1904"/>
+          </w:tcPr>
+          <w:p>
+            <w:pPr>
+              <w:autoSpaceDE w:val="0"/>
+              <w:autoSpaceDN w:val="0"/>
+            </w:pPr>
+            <w:r/>
+            <w:r>
+              <w:rPr>
+                <w:b w:val="0"/>
+                <w:sz w:val="17"/>
+              </w:rPr>
+              <w:t>2~10분</w:t>
+            </w:r>
+          </w:p>
+        </w:tc>
+        <w:tc>
+          <w:tcPr>
+            <w:tcW w:type="dxa" w:w="1904"/>
+          </w:tcPr>
+          <w:p>
+            <w:pPr>
+              <w:autoSpaceDE w:val="0"/>
+              <w:autoSpaceDN w:val="0"/>
+              <w:jc w:val="right"/>
+            </w:pPr>
+            <w:r/>
+            <w:r>
+              <w:rPr>
+                <w:b w:val="0"/>
+                <w:sz w:val="17"/>
+              </w:rPr>
+              <w:t>0.0</w:t>
+            </w:r>
+          </w:p>
+        </w:tc>
+        <w:tc>
+          <w:tcPr>
+            <w:tcW w:type="dxa" w:w="1904"/>
+          </w:tcPr>
+          <w:p>
+            <w:pPr>
+              <w:autoSpaceDE w:val="0"/>
+              <w:autoSpaceDN w:val="0"/>
+              <w:jc w:val="right"/>
+            </w:pPr>
+            <w:r/>
+            <w:r>
+              <w:rPr>
+                <w:b w:val="0"/>
+                <w:sz w:val="17"/>
+              </w:rPr>
+              <w:t>0.00</w:t>
+            </w:r>
+          </w:p>
+        </w:tc>
+      </w:tr>
+      <w:tr>
+        <w:tc>
+          <w:tcPr>
+            <w:tcW w:type="dxa" w:w="1904"/>
+          </w:tcPr>
+          <w:p>
+            <w:pPr>
+              <w:autoSpaceDE w:val="0"/>
+              <w:autoSpaceDN w:val="0"/>
+            </w:pPr>
+            <w:r/>
+            <w:r>
+              <w:rPr>
+                <w:b w:val="0"/>
+                <w:sz w:val="17"/>
+              </w:rPr>
+              <w:t>k=4</w:t>
+            </w:r>
+          </w:p>
+        </w:tc>
+        <w:tc>
+          <w:tcPr>
+            <w:tcW w:type="dxa" w:w="1904"/>
+          </w:tcPr>
+          <w:p>
+            <w:pPr>
+              <w:autoSpaceDE w:val="0"/>
+              <w:autoSpaceDN w:val="0"/>
+              <w:jc w:val="right"/>
+            </w:pPr>
+            <w:r/>
+            <w:r>
+              <w:rPr>
+                <w:b w:val="0"/>
+                <w:sz w:val="17"/>
+              </w:rPr>
+              <w:t>29,244</w:t>
+            </w:r>
+          </w:p>
+        </w:tc>
+        <w:tc>
+          <w:tcPr>
+            <w:tcW w:type="dxa" w:w="1904"/>
+          </w:tcPr>
+          <w:p>
+            <w:pPr>
+              <w:autoSpaceDE w:val="0"/>
+              <w:autoSpaceDN w:val="0"/>
+            </w:pPr>
+            <w:r/>
+            <w:r>
+              <w:rPr>
+                <w:b w:val="0"/>
+                <w:sz w:val="17"/>
+              </w:rPr>
+              <w:t>15~60초</w:t>
+            </w:r>
+          </w:p>
+        </w:tc>
+        <w:tc>
+          <w:tcPr>
+            <w:tcW w:type="dxa" w:w="1904"/>
+          </w:tcPr>
+          <w:p>
+            <w:pPr>
+              <w:autoSpaceDE w:val="0"/>
+              <w:autoSpaceDN w:val="0"/>
+              <w:jc w:val="right"/>
+            </w:pPr>
+            <w:r/>
+            <w:r>
+              <w:rPr>
+                <w:b w:val="0"/>
+                <w:sz w:val="17"/>
+              </w:rPr>
+              <w:t>0.0</w:t>
+            </w:r>
+          </w:p>
+        </w:tc>
+        <w:tc>
+          <w:tcPr>
+            <w:tcW w:type="dxa" w:w="1904"/>
+          </w:tcPr>
+          <w:p>
+            <w:pPr>
+              <w:autoSpaceDE w:val="0"/>
+              <w:autoSpaceDN w:val="0"/>
+              <w:jc w:val="right"/>
+            </w:pPr>
+            <w:r/>
+            <w:r>
+              <w:rPr>
+                <w:b w:val="0"/>
+                <w:sz w:val="17"/>
+              </w:rPr>
+              <w:t>0.00</w:t>
+            </w:r>
+          </w:p>
+        </w:tc>
+      </w:tr>
+      <w:tr>
+        <w:tc>
+          <w:tcPr>
+            <w:tcW w:type="dxa" w:w="1904"/>
+          </w:tcPr>
+          <w:p>
+            <w:pPr>
+              <w:autoSpaceDE w:val="0"/>
+              <w:autoSpaceDN w:val="0"/>
+            </w:pPr>
+            <w:r/>
+            <w:r>
+              <w:rPr>
+                <w:b w:val="0"/>
+                <w:sz w:val="17"/>
+              </w:rPr>
+              <w:t>k=5</w:t>
+            </w:r>
+          </w:p>
+        </w:tc>
+        <w:tc>
+          <w:tcPr>
+            <w:tcW w:type="dxa" w:w="1904"/>
+          </w:tcPr>
+          <w:p>
+            <w:pPr>
+              <w:autoSpaceDE w:val="0"/>
+              <w:autoSpaceDN w:val="0"/>
+              <w:jc w:val="right"/>
+            </w:pPr>
+            <w:r/>
+            <w:r>
+              <w:rPr>
+                <w:b w:val="0"/>
+                <w:sz w:val="17"/>
+              </w:rPr>
+              <w:t>43,752</w:t>
+            </w:r>
+          </w:p>
+        </w:tc>
+        <w:tc>
+          <w:tcPr>
+            <w:tcW w:type="dxa" w:w="1904"/>
+          </w:tcPr>
+          <w:p>
+            <w:pPr>
+              <w:autoSpaceDE w:val="0"/>
+              <w:autoSpaceDN w:val="0"/>
+            </w:pPr>
+            <w:r/>
+            <w:r>
+              <w:rPr>
+                <w:b w:val="0"/>
+                <w:sz w:val="17"/>
+              </w:rPr>
+              <w:t>1~5초</w:t>
+            </w:r>
+          </w:p>
+        </w:tc>
+        <w:tc>
+          <w:tcPr>
+            <w:tcW w:type="dxa" w:w="1904"/>
+          </w:tcPr>
+          <w:p>
+            <w:pPr>
+              <w:autoSpaceDE w:val="0"/>
+              <w:autoSpaceDN w:val="0"/>
+              <w:jc w:val="right"/>
+            </w:pPr>
+            <w:r/>
+            <w:r>
+              <w:rPr>
+                <w:b w:val="0"/>
+                <w:sz w:val="17"/>
+              </w:rPr>
+              <w:t>0.0</w:t>
+            </w:r>
+          </w:p>
+        </w:tc>
+        <w:tc>
+          <w:tcPr>
+            <w:tcW w:type="dxa" w:w="1904"/>
+          </w:tcPr>
+          <w:p>
+            <w:pPr>
+              <w:autoSpaceDE w:val="0"/>
+              <w:autoSpaceDN w:val="0"/>
+              <w:jc w:val="right"/>
+            </w:pPr>
+            <w:r/>
+            <w:r>
+              <w:rPr>
+                <w:b w:val="0"/>
+                <w:sz w:val="17"/>
+              </w:rPr>
+              <w:t>0.00</w:t>
+            </w:r>
+          </w:p>
+        </w:tc>
+      </w:tr>
+    </w:tbl>
+    <w:p/>
+    <w:p>
+      <w:pPr>
+        <w:autoSpaceDE w:val="0"/>
+        <w:autoSpaceDN w:val="0"/>
+        <w:spacing w:before="120" w:after="40"/>
+        <w:jc w:val="center"/>
+      </w:pPr>
+      <w:r>
+        <w:rPr>
+          <w:b/>
+          <w:sz w:val="17"/>
+        </w:rPr>
+        <w:t>표 S13. 지연 등급별 시간 이동 절감 기여</w:t>
+      </w:r>
+    </w:p>
+    <w:p>
+      <w:pPr>
+        <w:autoSpaceDE w:val="0"/>
+        <w:autoSpaceDN w:val="0"/>
+        <w:jc w:val="both"/>
+      </w:pPr>
+      <w:r>
+        <w:rPr>
+          <w:i w:val="0"/>
+          <w:sz w:val="20"/>
+        </w:rPr>
+        <w:t>등급 3 이하가 0.00%인 것은 알고리즘의 한계가 아니라 슬롯 길이의 결과다. 이 세 등급은 지연 예산이 1시간보다 짧아 정수 슬롯 격자 위에 옮길 자리가 없다 — A.10의 '용량을 보지 않고 지나가는 경로'가 다루는 작업들이며, 전체의 60.1%인 87,712건이다. 슬롯 길이를 줄이면 이들도 움직이지만 정수 계획을 푸는 횟수가 그만큼 늘어난다.</w:t>
+      </w:r>
+    </w:p>
+    <w:p>
+      <w:pPr>
+        <w:autoSpaceDE w:val="0"/>
+        <w:autoSpaceDN w:val="0"/>
+        <w:pStyle w:val="Heading2"/>
+      </w:pPr>
+      <w:r>
+        <w:rPr>
+          <w:rFonts w:ascii="맑은 고딕" w:hAnsi="맑은 고딕"/>
+        </w:rPr>
         <w:t>탄소 회계의 식 (15)</w:t>
       </w:r>
     </w:p>
@@ -8509,7 +9180,7 @@
           <w:b/>
           <w:sz w:val="17"/>
         </w:rPr>
-        <w:t>표 S13. 표 2의 세 단계를 두 회계로 다시 채점한 결과</w:t>
+        <w:t>표 S14. 표 2의 세 단계를 두 회계로 다시 채점한 결과</w:t>
       </w:r>
     </w:p>
     <w:tbl>
@@ -8963,7 +9634,7 @@
           <w:b/>
           <w:sz w:val="17"/>
         </w:rPr>
-        <w:t>표 S14. 표 5의 선행 정책을 두 회계로 다시 채점한 결과</w:t>
+        <w:t>표 S15. 표 5의 선행 정책을 두 회계로 다시 채점한 결과</w:t>
       </w:r>
     </w:p>
     <w:tbl>

--- a/paper/CAST_추가자료.docx
+++ b/paper/CAST_추가자료.docx
@@ -229,7 +229,7 @@
                 <w:b w:val="0"/>
                 <w:sz w:val="17"/>
               </w:rPr>
-              <w:t>4.4절, 표 5</w:t>
+              <w:t>4.4절, 표 4</w:t>
             </w:r>
           </w:p>
         </w:tc>
@@ -288,7 +288,7 @@
                 <w:b w:val="0"/>
                 <w:sz w:val="17"/>
               </w:rPr>
-              <w:t>4.4절, 표 5</w:t>
+              <w:t>4.4절, 표 4</w:t>
             </w:r>
           </w:p>
         </w:tc>
@@ -347,7 +347,7 @@
                 <w:b w:val="0"/>
                 <w:sz w:val="17"/>
               </w:rPr>
-              <w:t>4.4절, 표 5</w:t>
+              <w:t>4.4절, 표 4</w:t>
             </w:r>
           </w:p>
         </w:tc>
@@ -406,7 +406,7 @@
                 <w:b w:val="0"/>
                 <w:sz w:val="17"/>
               </w:rPr>
-              <w:t>4.4절, 표 5</w:t>
+              <w:t>4.4절, 표 4</w:t>
             </w:r>
           </w:p>
         </w:tc>
@@ -719,7 +719,7 @@
           <w:i/>
           <w:sz w:val="20"/>
         </w:rPr>
-        <w:t>표 번호는 본편과 구분하기 위해 S를 붙인다(표 S1 … 표 S15). 본편의 번호와 섞이지 않는다. 본편의 표·그림·식을 가리킬 때는 “본편 표 5”처럼 적는다.</w:t>
+        <w:t>표 번호는 본편과 구분하기 위해 S를 붙인다(표 S1 … 표 S15). 본편의 번호와 섞이지 않는다. 본편의 표·그림·식을 가리킬 때는 “본편 표 4”처럼 적는다.</w:t>
       </w:r>
     </w:p>
     <w:p>
@@ -810,7 +810,7 @@
           <w:i w:val="0"/>
           <w:sz w:val="20"/>
         </w:rPr>
-        <w:t>이 규약을 둔 이유는 실제 사고가 있었기 때문이다. 로드밸런서 산출물에 저장된 배출량 열을 그대로 더하면 기준 시나리오가 29,182.6 kg이 되는데, 본편 표 1의 값은 29,225.6 kg이다. 전자는 배정 시점의 옛 회계이고 후자는 배정 결과 위에 실측 계열을 다시 적분한 값이다. 구현마다 자기 회계를 들고 오면 이런 차이가 표 안에서 서로 다른 잣대가 된다. 채점 함수는 기준 시나리오를 29,225.6 kg으로 정확히 재현함을 확인한 뒤 사용하였다.</w:t>
+        <w:t>이 규약을 둔 이유는 실제 사고가 있었기 때문이다. 로드밸런서 산출물에 저장된 배출량 열을 그대로 더하면 기준 시나리오가 29,182.6 kg이 되는데, 본편 표 2의 ①은 29,225.6 kg이다. 전자는 배정 시점의 옛 회계이고 후자는 배정 결과 위에 실측 계열을 다시 적분한 값이다. 구현마다 자기 회계를 들고 오면 이런 차이가 표 안에서 서로 다른 잣대가 된다. 채점 함수는 기준 시나리오를 29,225.6 kg으로 정확히 재현함을 확인한 뒤 사용하였다.</w:t>
       </w:r>
     </w:p>
     <w:p>
@@ -2148,7 +2148,7 @@
           <w:i w:val="0"/>
           <w:sz w:val="20"/>
         </w:rPr>
-        <w:t>표에서 “시간 이동만”은 홈 리전 고정이 아니다. 공간 배정은 본 연구의 무릎점 자동 선택 결과를 그대로 물려받고 시간 축의 알고리즘만 Sukprasert 의 것으로 갈아끼운 대조다 — 그래서 평균 네트워크 지연이 본편 표 1 의 무릎점 값과 같다. 공간 축까지 함께 푸는 것은 다음 행(“공간 + 시간”)이다.</w:t>
+        <w:t>표에서 “시간 이동만”은 홈 리전 고정이 아니다. 공간 배정은 본 연구의 무릎점 자동 선택 결과를 그대로 물려받고 시간 축의 알고리즘만 Sukprasert 의 것으로 갈아끼운 대조다 — 그래서 평균 네트워크 지연 36.2 ms 가 본편 4.2절의 무릎점 값과 같다. 공간 축까지 함께 푸는 것은 다음 행(“공간 + 시간”)이다.</w:t>
       </w:r>
     </w:p>
     <w:p>
@@ -4230,7 +4230,7 @@
         <w:rPr>
           <w:rFonts w:ascii="맑은 고딕" w:hAnsi="맑은 고딕"/>
         </w:rPr>
-        <w:t>본편 표 5에 실은 값</w:t>
+        <w:t>본편 표 4에 실은 값</w:t>
       </w:r>
     </w:p>
     <w:p>
@@ -4244,7 +4244,7 @@
           <w:i w:val="0"/>
           <w:sz w:val="20"/>
         </w:rPr>
-        <w:t>146,000건 전체를 두 모드로 돌렸다. 본편 표 5에는 분수 배정 쪽을 싣는다 — 원문의 정식화에 더 가깝고 네 지표 모두 올림보다 낫다. 이런 대조를 Caspian 에만 둔 것은 다른 셋에는 대응하는 선택지가 없기 때문이다. CASPER 와 CICS 는 슬롯별 자원량을 연속값으로 풀고 Sukprasert 는 점유를 아예 세지 않아, 슬롯 점유를 올릴지 말지라는 물음 자체가 생기지 않는다.</w:t>
+        <w:t>146,000건 전체를 두 모드로 돌렸다. 본편 표 4에는 분수 배정 쪽을 싣는다 — 원문의 정식화에 더 가깝고 네 지표 모두 올림보다 낫다. 이런 대조를 Caspian 에만 둔 것은 다른 셋에는 대응하는 선택지가 없기 때문이다. CASPER 와 CICS 는 슬롯별 자원량을 연속값으로 풀고 Sukprasert 는 점유를 아예 세지 않아, 슬롯 점유를 올릴지 말지라는 물음 자체가 생기지 않는다.</w:t>
       </w:r>
     </w:p>
     <w:tbl>
@@ -4314,7 +4314,7 @@
                 <w:b/>
                 <w:sz w:val="17"/>
               </w:rPr>
-              <w:t>분수 (본편 표 5)</w:t>
+              <w:t>분수 (본편 표 4)</w:t>
             </w:r>
           </w:p>
         </w:tc>
@@ -7122,7 +7122,7 @@
           <w:i w:val="0"/>
           <w:sz w:val="20"/>
         </w:rPr>
-        <w:t>표 5의 선행 정책은 정책마다 따로 돌린다. 어느 것이든 결과는 같은 채점 함수를 통과하므로 서로 비교할 수 있다.</w:t>
+        <w:t>표 4의 선행 정책은 정책마다 따로 돌린다. 어느 것이든 결과는 같은 채점 함수를 통과하므로 서로 비교할 수 있다.</w:t>
       </w:r>
     </w:p>
     <w:p>
@@ -9138,7 +9138,7 @@
           <w:i w:val="0"/>
           <w:sz w:val="20"/>
         </w:rPr>
-        <w:t>scheduler/timeshift.py 의 mean_carbon 과 scheduler/capacity.py 의 _Windows.actual_mean 이 이 계산이며, 표 2의 다섯 행 전부와 표 5의 선행 정책이 모두 이 함수를 통과한다. 기준 ①도 예외가 아니다 — 29,225.6 kg 은 로드밸런서의 baseline 산출물(적분 회계로 29,182.6 kg)이 아니라 scheduler 의 simple_lb_immediate 실행에서 나온 값이다. 소비 전력 P 는 작업당 1kW 상수로 가정한다 — 실측값이 아니라 상대 비교를 위한 단순화이며, 그 결과 배출량 차이는 전적으로 실행 리전과 실행 시각에서 온다. 결정은 예측값으로 하되 이 회계는 언제나 실측값으로 한다.</w:t>
+        <w:t>scheduler/timeshift.py 의 mean_carbon 과 scheduler/capacity.py 의 _Windows.actual_mean 이 이 계산이며, 표 2의 다섯 행 전부와 표 4의 선행 정책이 모두 이 함수를 통과한다. 기준 ①도 예외가 아니다 — 29,225.6 kg 은 로드밸런서의 baseline 산출물(적분 회계로 29,182.6 kg)이 아니라 scheduler 의 simple_lb_immediate 실행에서 나온 값이다. 소비 전력 P 는 작업당 1kW 상수로 가정한다 — 실측값이 아니라 상대 비교를 위한 단순화이며, 그 결과 배출량 차이는 전적으로 실행 리전과 실행 시각에서 온다. 결정은 예측값으로 하되 이 회계는 언제나 실측값으로 한다.</w:t>
       </w:r>
     </w:p>
     <w:p>
@@ -9619,7 +9619,7 @@
           <w:i w:val="0"/>
           <w:sz w:val="20"/>
         </w:rPr>
-        <w:t>본편 표 5의 선행 정책도 같은 방식으로 다시 채점하였다. 이쪽은 구현이 남이 설계한 정책이므로, 회계가 한쪽에 유리하게 작동하지 않는지 따로 확인할 필요가 있었다.</w:t>
+        <w:t>본편 표 4의 선행 정책도 같은 방식으로 다시 채점하였다. 이쪽은 구현이 남이 설계한 정책이므로, 회계가 한쪽에 유리하게 작동하지 않는지 따로 확인할 필요가 있었다.</w:t>
       </w:r>
     </w:p>
     <w:p>
@@ -9634,7 +9634,7 @@
           <w:b/>
           <w:sz w:val="17"/>
         </w:rPr>
-        <w:t>표 S15. 표 5의 선행 정책을 두 회계로 다시 채점한 결과</w:t>
+        <w:t>표 S15. 표 4의 선행 정책을 두 회계로 다시 채점한 결과</w:t>
       </w:r>
     </w:p>
     <w:tbl>
@@ -10284,7 +10284,7 @@
           <w:i w:val="0"/>
           <w:sz w:val="20"/>
         </w:rPr>
-        <w:t>본편 4.3절의 대조군(표 2의 ③′, 표 4의 리전별 분해)은 배치 시점에 용량을 전혀 모르는 스케줄에서 출발해, 끝난 뒤에 상한 초과를 강제로 없앤다. 일부러 단순하게 둔 절차이며, 용량을 아는 스케줄러보다 항상 같거나 나쁘다 — 그래서 그 결과가 ‘아무것도 하지 않았을 때 감수할 손해’의 하한이 된다.</w:t>
+        <w:t>본편 4.3절의 대조군(표 2의 ③′, 표 3의 리전별 분해)은 배치 시점에 용량을 전혀 모르는 스케줄에서 출발해, 끝난 뒤에 상한 초과를 강제로 없앤다. 일부러 단순하게 둔 절차이며, 용량을 아는 스케줄러보다 항상 같거나 나쁘다 — 그래서 그 결과가 ‘아무것도 하지 않았을 때 감수할 손해’의 하한이 된다.</w:t>
       </w:r>
     </w:p>
     <w:p>

--- a/paper/CAST_추가자료.docx
+++ b/paper/CAST_추가자료.docx
@@ -579,7 +579,7 @@
           <w:i/>
           <w:sz w:val="20"/>
         </w:rPr>
-        <w:t>표 번호는 본편과 구분하기 위해 S를 붙인다(표 S1 … 표 S19). 본편의 번호와 섞이지 않는다. 본편의 표·그림·식을 가리킬 때는 “본편 표 4”처럼 적는다.</w:t>
+        <w:t>표 번호는 본편과 구분하기 위해 S를 붙인다(표 S1 … 표 S20). 본편의 번호와 섞이지 않는다. 본편의 표·그림·식을 가리킬 때는 “본편 표 4”처럼 적는다.</w:t>
       </w:r>
     </w:p>
     <w:p>
@@ -642,7 +642,7 @@
           <w:i w:val="0"/>
           <w:sz w:val="20"/>
         </w:rPr>
-        <w:t>모든 재현 구현은 “어느 작업을 어느 리전에서 언제 시작하는가”만 결정한다. 배출량은 구현이 직접 계산하지 않고, 전부 하나의 채점 함수를 통과한다. 이 함수는 본편 3.5절 식 (15)의 회계, 곧 실행 구간에 대한 실측 탄소집약도의 적분을 쓴다.</w:t>
+        <w:t>모든 재현 구현은 “어느 작업을 어느 리전에서 언제 시작하는가”만 결정한다. 배출량은 구현이 직접 계산하지 않고, 전부 하나의 채점 함수를 통과한다. 이 함수는 본편 3.5절 식 (15)의 회계를 쓴다 — 실행 구간에 대한 실측 탄소집약도의 적분이며, 실측 계열이 1시간 해상도이므로 슬롯 평균으로 근사한다. 정확한 형태는 A.10.6 에 있다.</w:t>
       </w:r>
     </w:p>
     <w:p>
@@ -654,7 +654,7 @@
           <w:i w:val="0"/>
           <w:sz w:val="20"/>
         </w:rPr>
-        <w:t>이 규약을 둔 이유는 실제 사고가 있었기 때문이다. 로드밸런서 산출물에 저장된 배출량 열을 그대로 더하면 기준 시나리오가 29,182.6 kg이 되는데, 본편 표 2의 ①은 29,225.6 kg이다. 전자는 배정 시점의 옛 회계이고 후자는 배정 결과 위에 실측 계열을 다시 적분한 값이다. 구현마다 자기 회계를 들고 오면 이런 차이가 표 안에서 서로 다른 잣대가 된다. 채점 함수는 기준 시나리오를 29,225.6 kg으로 정확히 재현함을 확인한 뒤 사용하였다.</w:t>
+        <w:t>이 규약을 둔 이유는 실제 사고가 있었기 때문이다. 로드밸런서 산출물에 저장된 배출량 열을 그대로 더하면 기준 시나리오가 29,182.6 kg이 되는데, 본편 표 2의 ①은 29,225.6 kg이다. 스케줄은 같고 회계만 다르다 — 전자는 로드밸런서가 실행 구간을 겹침 길이로 가중해 정확히 적분한 값이고, 후자는 본편이 쓰는 슬롯 평균 근사다. 차이는 0.147%로, A.10.6 의 표 S18 이 다른 단계에서 잰 차이(0.001~0.315%)와 같은 크기다. 구현마다 자기 회계를 들고 오면 이런 차이가 표 안에서 서로 다른 잣대가 된다. 채점 함수는 기준 시나리오를 29,225.6 kg으로 정확히 재현함을 확인한 뒤 사용하였다.</w:t>
       </w:r>
     </w:p>
     <w:p>
@@ -7187,7 +7187,7 @@
                 <w:b w:val="0"/>
                 <w:sz w:val="17"/>
               </w:rPr>
-              <w:t>LSTM 예측 탄소집약도</w:t>
+              <w:t>LSTM 예측 탄소집약도 (모자 = 예측)</w:t>
             </w:r>
           </w:p>
         </w:tc>
@@ -7203,6 +7203,100 @@
                 <w:sz w:val="17"/>
               </w:rPr>
               <w:t>매 슬롯 새로 발행</w:t>
+            </w:r>
+          </w:p>
+        </w:tc>
+      </w:tr>
+      <w:tr>
+        <w:tc>
+          <w:tcPr>
+            <w:tcW w:type="dxa" w:w="3173"/>
+          </w:tcPr>
+          <w:p>
+            <w:r/>
+            <w:r>
+              <w:rPr>
+                <w:b w:val="0"/>
+                <w:sz w:val="17"/>
+              </w:rPr>
+              <w:t>C̃_r</w:t>
+            </w:r>
+          </w:p>
+        </w:tc>
+        <w:tc>
+          <w:tcPr>
+            <w:tcW w:type="dxa" w:w="3173"/>
+          </w:tcPr>
+          <w:p>
+            <w:r/>
+            <w:r>
+              <w:rPr>
+                <w:b w:val="0"/>
+                <w:sz w:val="17"/>
+              </w:rPr>
+              <w:t>공간 이동에서 쓰는 정규화 (물결)</w:t>
+            </w:r>
+          </w:p>
+        </w:tc>
+        <w:tc>
+          <w:tcPr>
+            <w:tcW w:type="dxa" w:w="3173"/>
+          </w:tcPr>
+          <w:p>
+            <w:r/>
+            <w:r>
+              <w:rPr>
+                <w:b w:val="0"/>
+                <w:sz w:val="17"/>
+              </w:rPr>
+              <w:t>Ĉ_r / max_r' Ĉ_r', 식 (6)</w:t>
+            </w:r>
+          </w:p>
+        </w:tc>
+      </w:tr>
+      <w:tr>
+        <w:tc>
+          <w:tcPr>
+            <w:tcW w:type="dxa" w:w="3173"/>
+          </w:tcPr>
+          <w:p>
+            <w:r/>
+            <w:r>
+              <w:rPr>
+                <w:b w:val="0"/>
+                <w:sz w:val="17"/>
+              </w:rPr>
+              <w:t>C̄(t)</w:t>
+            </w:r>
+          </w:p>
+        </w:tc>
+        <w:tc>
+          <w:tcPr>
+            <w:tcW w:type="dxa" w:w="3173"/>
+          </w:tcPr>
+          <w:p>
+            <w:r/>
+            <w:r>
+              <w:rPr>
+                <w:b w:val="0"/>
+                <w:sz w:val="17"/>
+              </w:rPr>
+              <w:t>시간 이동에서 쓰는 정규화 (윗줄)</w:t>
+            </w:r>
+          </w:p>
+        </w:tc>
+        <w:tc>
+          <w:tcPr>
+            <w:tcW w:type="dxa" w:w="3173"/>
+          </w:tcPr>
+          <w:p>
+            <w:r/>
+            <w:r>
+              <w:rPr>
+                <w:b w:val="0"/>
+                <w:sz w:val="17"/>
+              </w:rPr>
+              <w:t>후보 집합 안에서 0–1, 식 (10)</w:t>
             </w:r>
           </w:p>
         </w:tc>
@@ -7585,6 +7679,18 @@
       </w:tr>
     </w:tbl>
     <w:p/>
+    <w:p>
+      <w:pPr>
+        <w:jc w:val="both"/>
+      </w:pPr>
+      <w:r>
+        <w:rPr>
+          <w:i w:val="0"/>
+          <w:sz w:val="20"/>
+        </w:rPr>
+        <w:t>C 에 붙는 세 가지 표식은 뜻이 다르다. 모자는 예측값, 물결은 공간 이동 단계에서 그 슬롯의 리전별 최댓값으로 나눈 값, 윗줄은 시간 이동 단계에서 후보 슬롯 집합 안에서 0–1 로 옮긴 값이다. 정규화가 두 가지인 것은 단계마다 비교 대상이 다르기 때문이다 — 공간 이동은 같은 시각의 여러 리전을, 시간 이동은 같은 리전의 여러 시각을 견준다.</w:t>
+      </w:r>
+    </w:p>
     <w:p>
       <w:pPr>
         <w:jc w:val="both"/>
@@ -7851,7 +7957,7 @@
           <w:i w:val="0"/>
           <w:sz w:val="20"/>
         </w:rPr>
-        <w:t>z_j 는 미배정 변수로, 어떤 리전에도 넣을 수 없을 때 문제가 실행 불가능해지는 것을 막는다. P_slack = 1,000 은 어떤 배정 비용보다 큰 값이어서 배정이 가능한 한 z_j 가 선택되지 않는다. 실측에서 미배정은 0건이었다. a_r 은 여유율을 적용한 용량에서 현재 실행 중인 작업 수를 뺀 값이다 — 시간 이동 단계의 a_r(t) 와 이름이 같지만 **장부가 다르다**. 두 단계는 각자 자기 점유만 추적하며, 공간 이동의 점유량이 시간 이동으로 인계되지는 않는다.</w:t>
+        <w:t>z_j 는 미배정 변수로, 어떤 리전에도 넣을 수 없을 때 문제가 실행 불가능해지는 것을 막는다. P_slack = 1,000 은 어떤 배정 비용보다 큰 값이어서 배정이 가능한 한 z_j 가 선택되지 않는다. 실측에서 미배정은 0건이었다. a_r 은 여유율을 적용한 용량에서 현재 실행 중인 작업 수를 뺀 값이다 — 시간 이동 단계의 a_r(t) 와 이름이 같지만 장부가 다르다. 두 단계는 각자 자기 점유만 추적하며, 공간 이동의 점유량이 시간 이동으로 인계되지는 않는다.</w:t>
       </w:r>
     </w:p>
     <w:p>
@@ -11344,7 +11450,7 @@
           <w:i w:val="0"/>
           <w:sz w:val="20"/>
         </w:rPr>
-        <w:t>j ∈ S_r(t) 이면 τ_j ← max(t, s_j) 로 확정한다. 세 가지를 밝혀 둔다. 우선순위는 탄소 이득이 아니라 남은 여유다 — 탄소 이득으로 정렬하면 나중에 측정할 지표로 지금 순서를 정하는 순환 논리가 된다. F_r(t) 는 후보 집합 P_r(t) 가 아니라 대기 집합 Q(t) 전체에서 고른다 — P 안에서 고르면 '지금이 최선이 아닌' 마감 임박 작업이 후보에서 빠져 무한정 밀린다. 그리고 |F_r(t)| 가 a_r(t) 보다 많으면 그 슬롯은 **의도적으로 상한을 넘긴다**. 본 설계에서 마감은 하드 제약이고 용량은 소프트 제약이며, 둘이 충돌하면 마감이 우선한다.</w:t>
+        <w:t>j ∈ S_r(t) 이면 τ_j ← max(t, s_j) 로 확정한다. 세 가지를 밝혀 둔다. 우선순위는 탄소 이득이 아니라 남은 여유다 — 탄소 이득으로 정렬하면 나중에 측정할 지표로 지금 순서를 정하는 순환 논리가 된다. F_r(t) 는 후보 집합 P_r(t) 가 아니라 대기 집합 Q(t) 전체에서 고른다 — P 안에서 고르면 '지금이 최선이 아닌' 마감 임박 작업이 후보에서 빠져 무한정 밀린다. 그리고 |F_r(t)| 가 a_r(t) 보다 많으면 그 슬롯은 의도적으로 상한을 넘긴다. 본 설계에서 마감은 하드 제약이고 용량은 소프트 제약이며, 둘이 충돌하면 마감이 우선한다.</w:t>
       </w:r>
     </w:p>
     <w:p>
@@ -11394,7 +11500,7 @@
           <w:rFonts w:ascii="Menlo" w:hAnsi="Menlo"/>
           <w:sz w:val="17"/>
         </w:rPr>
-        <w:t>Output: 모든 j 에 대한 τ_j</w:t>
+        <w:t>Output: 모든 j에 대한 τ_j</w:t>
       </w:r>
     </w:p>
     <w:p>
@@ -11550,7 +11656,7 @@
           <w:rFonts w:ascii="Menlo" w:hAnsi="Menlo"/>
           <w:sz w:val="17"/>
         </w:rPr>
-        <w:t>12:       if argmin_{t′∈W_j(t)} score_j(t′) = max(t, s_j) then</w:t>
+        <w:t>12:       if argmin_(t'∈W_j(t)) score_j(t') = max(t, s_j) then</w:t>
       </w:r>
     </w:p>
     <w:p>
@@ -11563,7 +11669,7 @@
           <w:rFonts w:ascii="Menlo" w:hAnsi="Menlo"/>
           <w:sz w:val="17"/>
         </w:rPr>
-        <w:t>13:         P ← P ∪ { j }</w:t>
+        <w:t>13:         P ← P ∪ {j}</w:t>
       </w:r>
     </w:p>
     <w:p>
@@ -11589,7 +11695,7 @@
           <w:rFonts w:ascii="Menlo" w:hAnsi="Menlo"/>
           <w:sz w:val="17"/>
         </w:rPr>
-        <w:t>15:     S ← F ∪ P[ 1 … max(a_r(t) − |F|, 0) ]</w:t>
+        <w:t>15:     S ← F ∪ P[1 … max(a_r(t) − |F|, 0)]</w:t>
       </w:r>
     </w:p>
     <w:p>
@@ -11615,7 +11721,7 @@
           <w:rFonts w:ascii="Menlo" w:hAnsi="Menlo"/>
           <w:sz w:val="17"/>
         </w:rPr>
-        <w:t>17:       τ_j ← max(t, s_j);  Q ← Q ∖ { j }</w:t>
+        <w:t>17:       τ_j ← max(t, s_j); Q ← Q ∖ {j}</w:t>
       </w:r>
     </w:p>
     <w:p>
@@ -11798,7 +11904,7 @@
                 <w:b w:val="0"/>
                 <w:sz w:val="17"/>
               </w:rPr>
-              <w:t>t_max = 8,760 + 2</w:t>
+              <w:t>상한은 max(D_j)에서 정해져 8,788</w:t>
             </w:r>
           </w:p>
         </w:tc>
@@ -13052,7 +13158,7 @@
                 <w:b w:val="0"/>
                 <w:sz w:val="17"/>
               </w:rPr>
-              <w:t>0.0</w:t>
+              <w:t>0.1</w:t>
             </w:r>
           </w:p>
         </w:tc>
@@ -13070,7 +13176,7 @@
                 <w:b w:val="0"/>
                 <w:sz w:val="17"/>
               </w:rPr>
-              <w:t>0.00</w:t>
+              <w:t>0.01</w:t>
             </w:r>
           </w:p>
         </w:tc>
@@ -13258,7 +13364,7 @@
           <w:i w:val="0"/>
           <w:sz w:val="20"/>
         </w:rPr>
-        <w:t>등급 3 이하가 0.00%인 것은 알고리즘의 한계가 아니라 슬롯 길이의 결과다. 이 세 등급은 지연 예산이 1시간보다 짧아 정수 슬롯 격자 위에 옮길 자리가 없다 — 바로 앞의 '용량을 보지 않고 지나가는 경로'가 다루는 작업들이며, 전체의 60.1%인 87,712건이다. 슬롯 길이를 줄이면 이들도 움직이지만 정수 계획을 푸는 횟수가 그만큼 늘어난다.</w:t>
+        <w:t>등급 3 이하가 사실상 0인 것은 알고리즘의 한계가 아니라 슬롯 길이의 결과다. 이 세 등급은 지연 예산이 1시간보다 짧아 정수 슬롯 격자 위에 옮길 자리가 없다 — 바로 앞의 '용량을 보지 않고 지나가는 경로'가 다루는 작업들이며, 전체의 60.1%인 87,712건이다. 슬롯 길이를 줄이면 이들도 움직이지만 정수 계획을 푸는 횟수가 그만큼 늘어난다.</w:t>
       </w:r>
     </w:p>
     <w:p>

--- a/paper/CAST_추가자료.docx
+++ b/paper/CAST_추가자료.docx
@@ -8050,7 +8050,7 @@
                 <w:b/>
                 <w:sz w:val="17"/>
               </w:rPr>
-              <w:t>홈 \ 실행</w:t>
+              <w:t>홈 ↓ 실행 →</w:t>
             </w:r>
           </w:p>
         </w:tc>
@@ -9692,7 +9692,7 @@
                 <w:b/>
                 <w:sz w:val="17"/>
               </w:rPr>
-              <w:t>홈 \ 실행</w:t>
+              <w:t>홈 ↓ 실행 →</w:t>
             </w:r>
           </w:p>
         </w:tc>
@@ -15586,10 +15586,10 @@
       <w:outlineLvl w:val="0"/>
     </w:pPr>
     <w:rPr>
-      <w:rFonts w:asciiTheme="majorHAnsi" w:eastAsiaTheme="majorEastAsia" w:hAnsiTheme="majorHAnsi" w:cstheme="majorBidi"/>
+      <w:rFonts w:asciiTheme="majorHAnsi" w:eastAsiaTheme="majorEastAsia" w:hAnsiTheme="majorHAnsi" w:cstheme="majorBidi" w:ascii="맑은 고딕" w:hAnsi="맑은 고딕"/>
       <w:b/>
       <w:bCs/>
-      <w:color w:val="365F91" w:themeColor="accent1" w:themeShade="BF"/>
+      <w:color w:val="000000"/>
       <w:sz w:val="28"/>
       <w:szCs w:val="28"/>
     </w:rPr>
@@ -15610,10 +15610,10 @@
       <w:outlineLvl w:val="1"/>
     </w:pPr>
     <w:rPr>
-      <w:rFonts w:asciiTheme="majorHAnsi" w:eastAsiaTheme="majorEastAsia" w:hAnsiTheme="majorHAnsi" w:cstheme="majorBidi"/>
+      <w:rFonts w:asciiTheme="majorHAnsi" w:eastAsiaTheme="majorEastAsia" w:hAnsiTheme="majorHAnsi" w:cstheme="majorBidi" w:ascii="맑은 고딕" w:hAnsi="맑은 고딕"/>
       <w:b/>
       <w:bCs/>
-      <w:color w:val="4F81BD" w:themeColor="accent1"/>
+      <w:color w:val="000000"/>
       <w:sz w:val="26"/>
       <w:szCs w:val="26"/>
     </w:rPr>
@@ -15634,10 +15634,10 @@
       <w:outlineLvl w:val="2"/>
     </w:pPr>
     <w:rPr>
-      <w:rFonts w:asciiTheme="majorHAnsi" w:eastAsiaTheme="majorEastAsia" w:hAnsiTheme="majorHAnsi" w:cstheme="majorBidi"/>
+      <w:rFonts w:asciiTheme="majorHAnsi" w:eastAsiaTheme="majorEastAsia" w:hAnsiTheme="majorHAnsi" w:cstheme="majorBidi" w:ascii="맑은 고딕" w:hAnsi="맑은 고딕"/>
       <w:b/>
       <w:bCs/>
-      <w:color w:val="4F81BD" w:themeColor="accent1"/>
+      <w:color w:val="000000"/>
     </w:rPr>
   </w:style>
   <w:style w:type="paragraph" w:styleId="Heading4">

--- a/paper/CAST_추가자료.docx
+++ b/paper/CAST_추가자료.docx
@@ -7266,6 +7266,53 @@
                 <w:b w:val="0"/>
                 <w:sz w:val="17"/>
               </w:rPr>
+              <w:t>Ĉ(t)</w:t>
+            </w:r>
+          </w:p>
+        </w:tc>
+        <w:tc>
+          <w:tcPr>
+            <w:tcW w:type="dxa" w:w="3173"/>
+          </w:tcPr>
+          <w:p>
+            <w:r/>
+            <w:r>
+              <w:rPr>
+                <w:b w:val="0"/>
+                <w:sz w:val="17"/>
+              </w:rPr>
+              <w:t>실행 구간 동안의 예측 평균 (모자 = 예측)</w:t>
+            </w:r>
+          </w:p>
+        </w:tc>
+        <w:tc>
+          <w:tcPr>
+            <w:tcW w:type="dxa" w:w="3173"/>
+          </w:tcPr>
+          <w:p>
+            <w:r/>
+            <w:r>
+              <w:rPr>
+                <w:b w:val="0"/>
+                <w:sz w:val="17"/>
+              </w:rPr>
+              <w:t>식 (10)의 분자</w:t>
+            </w:r>
+          </w:p>
+        </w:tc>
+      </w:tr>
+      <w:tr>
+        <w:tc>
+          <w:tcPr>
+            <w:tcW w:type="dxa" w:w="3173"/>
+          </w:tcPr>
+          <w:p>
+            <w:r/>
+            <w:r>
+              <w:rPr>
+                <w:b w:val="0"/>
+                <w:sz w:val="17"/>
+              </w:rPr>
               <w:t>C̄(t)</w:t>
             </w:r>
           </w:p>
@@ -7296,7 +7343,7 @@
                 <w:b w:val="0"/>
                 <w:sz w:val="17"/>
               </w:rPr>
-              <w:t>후보 집합 안에서 0–1, 식 (10)</w:t>
+              <w:t>Ĉ(t)를 후보 집합 안에서 0–1, 식 (10)</w:t>
             </w:r>
           </w:p>
         </w:tc>
@@ -11176,7 +11223,7 @@
           <w:rFonts w:ascii="Menlo" w:hAnsi="Menlo"/>
           <w:sz w:val="17"/>
         </w:rPr>
-        <w:t>(10)  C̄(t) = (C(t) − C_min)/(C_max − C_min),   D̄(t) = (t − t_early)/(t_late − t_early)</w:t>
+        <w:t>(10)  C̄(t) = (Ĉ(t) − C_min)/(C_max − C_min),   D̄(t) = (t − t_early)/(t_late − t_early)</w:t>
       </w:r>
     </w:p>
     <w:p>
@@ -11201,7 +11248,7 @@
           <w:i w:val="0"/>
           <w:sz w:val="20"/>
         </w:rPr>
-        <w:t>C̄(t) 는 t 부터 실행 시간 동안의 예측 탄소집약도 평균을 후보 집합 안에서 0–1 로 정규화한 값이고, D̄(t) 는 윈도우 안에서의 상대 위치다. 가중치는 작업이 신고한 지연 등급의 함수로 정의한다 — 등급 k 가 작을수록, 곧 여유가 클수록 탄소 항의 비중이 커진다. 최소 등급 k=1 에서 α=1.0 이 되어 지연 항이 사라지고 가장 깨끗한 슬롯이 선택되며, 최고 등급 k=5 에서 α=0.2 가 되어 거의 즉시 실행에 가까워진다. 분모가 0 이 되는 경우(후보가 하나뿐이라 C_max = C_min 이거나 t_late = t_early)는 해당 항을 0 으로 둔다.</w:t>
+        <w:t>Ĉ(t) 는 t 부터 실행 시간 동안의 예측 탄소집약도 평균이고, C̄(t) 는 그것을 후보 집합 안에서 0–1 로 정규화한 값이다. D̄(t) 는 윈도우 안에서의 상대 위치다. 가중치는 작업이 신고한 지연 등급의 함수로 정의한다 — 등급 k 가 작을수록, 곧 여유가 클수록 탄소 항의 비중이 커진다. 최소 등급 k=1 에서 α=1.0 이 되어 지연 항이 사라지고 가장 깨끗한 슬롯이 선택되며, 최고 등급 k=5 에서 α=0.2 가 되어 거의 즉시 실행에 가까워진다. 분모가 0 이 되는 경우(후보가 하나뿐이라 C_max = C_min 이거나 t_late = t_early)는 해당 항을 0 으로 둔다.</w:t>
       </w:r>
     </w:p>
     <w:p>

--- a/paper/CAST_추가자료.docx
+++ b/paper/CAST_추가자료.docx
@@ -52,6 +52,10 @@
         <w:gridCol w:w="3173"/>
       </w:tblGrid>
       <w:tr>
+        <w:trPr>
+          <w:cantSplit/>
+          <w:tblHeader/>
+        </w:trPr>
         <w:tc>
           <w:tcPr>
             <w:tcW w:type="dxa" w:w="3173"/>
@@ -99,6 +103,9 @@
         </w:tc>
       </w:tr>
       <w:tr>
+        <w:trPr>
+          <w:cantSplit/>
+        </w:trPr>
         <w:tc>
           <w:tcPr>
             <w:tcW w:type="dxa" w:w="3173"/>
@@ -146,6 +153,9 @@
         </w:tc>
       </w:tr>
       <w:tr>
+        <w:trPr>
+          <w:cantSplit/>
+        </w:trPr>
         <w:tc>
           <w:tcPr>
             <w:tcW w:type="dxa" w:w="3173"/>
@@ -193,6 +203,9 @@
         </w:tc>
       </w:tr>
       <w:tr>
+        <w:trPr>
+          <w:cantSplit/>
+        </w:trPr>
         <w:tc>
           <w:tcPr>
             <w:tcW w:type="dxa" w:w="3173"/>
@@ -240,6 +253,9 @@
         </w:tc>
       </w:tr>
       <w:tr>
+        <w:trPr>
+          <w:cantSplit/>
+        </w:trPr>
         <w:tc>
           <w:tcPr>
             <w:tcW w:type="dxa" w:w="3173"/>
@@ -287,6 +303,9 @@
         </w:tc>
       </w:tr>
       <w:tr>
+        <w:trPr>
+          <w:cantSplit/>
+        </w:trPr>
         <w:tc>
           <w:tcPr>
             <w:tcW w:type="dxa" w:w="3173"/>
@@ -334,6 +353,9 @@
         </w:tc>
       </w:tr>
       <w:tr>
+        <w:trPr>
+          <w:cantSplit/>
+        </w:trPr>
         <w:tc>
           <w:tcPr>
             <w:tcW w:type="dxa" w:w="3173"/>
@@ -381,6 +403,9 @@
         </w:tc>
       </w:tr>
       <w:tr>
+        <w:trPr>
+          <w:cantSplit/>
+        </w:trPr>
         <w:tc>
           <w:tcPr>
             <w:tcW w:type="dxa" w:w="3173"/>
@@ -428,6 +453,9 @@
         </w:tc>
       </w:tr>
       <w:tr>
+        <w:trPr>
+          <w:cantSplit/>
+        </w:trPr>
         <w:tc>
           <w:tcPr>
             <w:tcW w:type="dxa" w:w="3173"/>
@@ -475,6 +503,9 @@
         </w:tc>
       </w:tr>
       <w:tr>
+        <w:trPr>
+          <w:cantSplit/>
+        </w:trPr>
         <w:tc>
           <w:tcPr>
             <w:tcW w:type="dxa" w:w="3173"/>
@@ -522,6 +553,9 @@
         </w:tc>
       </w:tr>
       <w:tr>
+        <w:trPr>
+          <w:cantSplit/>
+        </w:trPr>
         <w:tc>
           <w:tcPr>
             <w:tcW w:type="dxa" w:w="3173"/>
@@ -878,6 +912,10 @@
         <w:gridCol w:w="1586"/>
       </w:tblGrid>
       <w:tr>
+        <w:trPr>
+          <w:cantSplit/>
+          <w:tblHeader/>
+        </w:trPr>
         <w:tc>
           <w:tcPr>
             <w:tcW w:type="dxa" w:w="1586"/>
@@ -985,6 +1023,9 @@
         </w:tc>
       </w:tr>
       <w:tr>
+        <w:trPr>
+          <w:cantSplit/>
+        </w:trPr>
         <w:tc>
           <w:tcPr>
             <w:tcW w:type="dxa" w:w="1586"/>
@@ -1092,6 +1133,9 @@
         </w:tc>
       </w:tr>
       <w:tr>
+        <w:trPr>
+          <w:cantSplit/>
+        </w:trPr>
         <w:tc>
           <w:tcPr>
             <w:tcW w:type="dxa" w:w="1586"/>
@@ -1199,6 +1243,9 @@
         </w:tc>
       </w:tr>
       <w:tr>
+        <w:trPr>
+          <w:cantSplit/>
+        </w:trPr>
         <w:tc>
           <w:tcPr>
             <w:tcW w:type="dxa" w:w="1586"/>
@@ -1479,6 +1526,10 @@
         <w:gridCol w:w="1904"/>
       </w:tblGrid>
       <w:tr>
+        <w:trPr>
+          <w:cantSplit/>
+          <w:tblHeader/>
+        </w:trPr>
         <w:tc>
           <w:tcPr>
             <w:tcW w:type="dxa" w:w="1904"/>
@@ -1568,6 +1619,9 @@
         </w:tc>
       </w:tr>
       <w:tr>
+        <w:trPr>
+          <w:cantSplit/>
+        </w:trPr>
         <w:tc>
           <w:tcPr>
             <w:tcW w:type="dxa" w:w="1904"/>
@@ -1657,6 +1711,9 @@
         </w:tc>
       </w:tr>
       <w:tr>
+        <w:trPr>
+          <w:cantSplit/>
+        </w:trPr>
         <w:tc>
           <w:tcPr>
             <w:tcW w:type="dxa" w:w="1904"/>
@@ -1856,6 +1913,10 @@
         <w:gridCol w:w="1904"/>
       </w:tblGrid>
       <w:tr>
+        <w:trPr>
+          <w:cantSplit/>
+          <w:tblHeader/>
+        </w:trPr>
         <w:tc>
           <w:tcPr>
             <w:tcW w:type="dxa" w:w="1904"/>
@@ -1945,6 +2006,9 @@
         </w:tc>
       </w:tr>
       <w:tr>
+        <w:trPr>
+          <w:cantSplit/>
+        </w:trPr>
         <w:tc>
           <w:tcPr>
             <w:tcW w:type="dxa" w:w="1904"/>
@@ -2034,6 +2098,9 @@
         </w:tc>
       </w:tr>
       <w:tr>
+        <w:trPr>
+          <w:cantSplit/>
+        </w:trPr>
         <w:tc>
           <w:tcPr>
             <w:tcW w:type="dxa" w:w="1904"/>
@@ -2394,6 +2461,10 @@
         <w:gridCol w:w="3173"/>
       </w:tblGrid>
       <w:tr>
+        <w:trPr>
+          <w:cantSplit/>
+          <w:tblHeader/>
+        </w:trPr>
         <w:tc>
           <w:tcPr>
             <w:tcW w:type="dxa" w:w="3173"/>
@@ -2441,6 +2512,9 @@
         </w:tc>
       </w:tr>
       <w:tr>
+        <w:trPr>
+          <w:cantSplit/>
+        </w:trPr>
         <w:tc>
           <w:tcPr>
             <w:tcW w:type="dxa" w:w="3173"/>
@@ -2488,6 +2562,9 @@
         </w:tc>
       </w:tr>
       <w:tr>
+        <w:trPr>
+          <w:cantSplit/>
+        </w:trPr>
         <w:tc>
           <w:tcPr>
             <w:tcW w:type="dxa" w:w="3173"/>
@@ -2535,6 +2612,9 @@
         </w:tc>
       </w:tr>
       <w:tr>
+        <w:trPr>
+          <w:cantSplit/>
+        </w:trPr>
         <w:tc>
           <w:tcPr>
             <w:tcW w:type="dxa" w:w="3173"/>
@@ -2582,6 +2662,9 @@
         </w:tc>
       </w:tr>
       <w:tr>
+        <w:trPr>
+          <w:cantSplit/>
+        </w:trPr>
         <w:tc>
           <w:tcPr>
             <w:tcW w:type="dxa" w:w="3173"/>
@@ -2629,6 +2712,9 @@
         </w:tc>
       </w:tr>
       <w:tr>
+        <w:trPr>
+          <w:cantSplit/>
+        </w:trPr>
         <w:tc>
           <w:tcPr>
             <w:tcW w:type="dxa" w:w="3173"/>
@@ -2676,6 +2762,9 @@
         </w:tc>
       </w:tr>
       <w:tr>
+        <w:trPr>
+          <w:cantSplit/>
+        </w:trPr>
         <w:tc>
           <w:tcPr>
             <w:tcW w:type="dxa" w:w="3173"/>
@@ -2785,6 +2874,10 @@
         <w:gridCol w:w="2379"/>
       </w:tblGrid>
       <w:tr>
+        <w:trPr>
+          <w:cantSplit/>
+          <w:tblHeader/>
+        </w:trPr>
         <w:tc>
           <w:tcPr>
             <w:tcW w:type="dxa" w:w="2379"/>
@@ -2853,6 +2946,9 @@
         </w:tc>
       </w:tr>
       <w:tr>
+        <w:trPr>
+          <w:cantSplit/>
+        </w:trPr>
         <w:tc>
           <w:tcPr>
             <w:tcW w:type="dxa" w:w="2379"/>
@@ -2921,6 +3017,9 @@
         </w:tc>
       </w:tr>
       <w:tr>
+        <w:trPr>
+          <w:cantSplit/>
+        </w:trPr>
         <w:tc>
           <w:tcPr>
             <w:tcW w:type="dxa" w:w="2379"/>
@@ -2989,6 +3088,9 @@
         </w:tc>
       </w:tr>
       <w:tr>
+        <w:trPr>
+          <w:cantSplit/>
+        </w:trPr>
         <w:tc>
           <w:tcPr>
             <w:tcW w:type="dxa" w:w="2379"/>
@@ -3057,6 +3159,9 @@
         </w:tc>
       </w:tr>
       <w:tr>
+        <w:trPr>
+          <w:cantSplit/>
+        </w:trPr>
         <w:tc>
           <w:tcPr>
             <w:tcW w:type="dxa" w:w="2379"/>
@@ -3125,6 +3230,9 @@
         </w:tc>
       </w:tr>
       <w:tr>
+        <w:trPr>
+          <w:cantSplit/>
+        </w:trPr>
         <w:tc>
           <w:tcPr>
             <w:tcW w:type="dxa" w:w="2379"/>
@@ -3232,6 +3340,10 @@
         <w:gridCol w:w="2379"/>
       </w:tblGrid>
       <w:tr>
+        <w:trPr>
+          <w:cantSplit/>
+          <w:tblHeader/>
+        </w:trPr>
         <w:tc>
           <w:tcPr>
             <w:tcW w:type="dxa" w:w="2379"/>
@@ -3300,6 +3412,9 @@
         </w:tc>
       </w:tr>
       <w:tr>
+        <w:trPr>
+          <w:cantSplit/>
+        </w:trPr>
         <w:tc>
           <w:tcPr>
             <w:tcW w:type="dxa" w:w="2379"/>
@@ -3368,6 +3483,9 @@
         </w:tc>
       </w:tr>
       <w:tr>
+        <w:trPr>
+          <w:cantSplit/>
+        </w:trPr>
         <w:tc>
           <w:tcPr>
             <w:tcW w:type="dxa" w:w="2379"/>
@@ -3436,6 +3554,9 @@
         </w:tc>
       </w:tr>
       <w:tr>
+        <w:trPr>
+          <w:cantSplit/>
+        </w:trPr>
         <w:tc>
           <w:tcPr>
             <w:tcW w:type="dxa" w:w="2379"/>
@@ -3609,6 +3730,19 @@
           <w:sz w:val="20"/>
         </w:rPr>
         <w:t>146,000건 전체를 두 모드로 돌렸다. 본편 표 4에는 분수 배정 쪽을 싣는다 — 원문의 정식화에 더 가깝고 네 지표 모두 올림보다 낫다. 이런 대조를 Caspian 에만 둔 것은 다른 셋에는 대응하는 선택지가 없기 때문이다. CASPER 와 CICS 는 슬롯별 자원량을 연속값으로 풀고 Sukprasert 는 점유를 아예 세지 않아, 슬롯 점유를 올릴지 말지라는 물음 자체가 생기지 않는다.</w:t>
+      </w:r>
+    </w:p>
+    <w:p>
+      <w:pPr>
+        <w:spacing w:before="120" w:after="40"/>
+        <w:jc w:val="center"/>
+      </w:pPr>
+      <w:r>
+        <w:rPr>
+          <w:b/>
+          <w:sz w:val="17"/>
+        </w:rPr>
+        <w:t>표 S7. Caspian 전체 스케일 — 슬롯 점유를 올림한 경우와 분수로 둔 경우</w:t>
       </w:r>
     </w:p>
     <w:tbl>
@@ -3623,6 +3757,10 @@
         <w:gridCol w:w="3173"/>
       </w:tblGrid>
       <w:tr>
+        <w:trPr>
+          <w:cantSplit/>
+          <w:tblHeader/>
+        </w:trPr>
         <w:tc>
           <w:tcPr>
             <w:tcW w:type="dxa" w:w="3173"/>
@@ -3676,6 +3814,9 @@
         </w:tc>
       </w:tr>
       <w:tr>
+        <w:trPr>
+          <w:cantSplit/>
+        </w:trPr>
         <w:tc>
           <w:tcPr>
             <w:tcW w:type="dxa" w:w="3173"/>
@@ -3729,6 +3870,9 @@
         </w:tc>
       </w:tr>
       <w:tr>
+        <w:trPr>
+          <w:cantSplit/>
+        </w:trPr>
         <w:tc>
           <w:tcPr>
             <w:tcW w:type="dxa" w:w="3173"/>
@@ -3782,6 +3926,9 @@
         </w:tc>
       </w:tr>
       <w:tr>
+        <w:trPr>
+          <w:cantSplit/>
+        </w:trPr>
         <w:tc>
           <w:tcPr>
             <w:tcW w:type="dxa" w:w="3173"/>
@@ -3835,6 +3982,9 @@
         </w:tc>
       </w:tr>
       <w:tr>
+        <w:trPr>
+          <w:cantSplit/>
+        </w:trPr>
         <w:tc>
           <w:tcPr>
             <w:tcW w:type="dxa" w:w="3173"/>
@@ -3888,6 +4038,9 @@
         </w:tc>
       </w:tr>
       <w:tr>
+        <w:trPr>
+          <w:cantSplit/>
+        </w:trPr>
         <w:tc>
           <w:tcPr>
             <w:tcW w:type="dxa" w:w="3173"/>
@@ -3942,19 +4095,6 @@
       </w:tr>
     </w:tbl>
     <w:p/>
-    <w:p>
-      <w:pPr>
-        <w:spacing w:before="120" w:after="40"/>
-        <w:jc w:val="center"/>
-      </w:pPr>
-      <w:r>
-        <w:rPr>
-          <w:b/>
-          <w:sz w:val="17"/>
-        </w:rPr>
-        <w:t>표 S7. Caspian 전체 스케일 — 슬롯 점유를 올림한 경우와 분수로 둔 경우</w:t>
-      </w:r>
-    </w:p>
     <w:p>
       <w:pPr>
         <w:jc w:val="both"/>
@@ -3988,6 +4128,19 @@
           <w:sz w:val="20"/>
         </w:rPr>
         <w:t>본편의 모든 수치는 지연 등급 분포 하나 위에 서 있다. 그 분포는 실측 트레이스가 아니라 설정한 값이므로, 분포를 바꾸면 결론이 어떻게 달라지는지 따로 재었다. 분포마다 작업 146,000건을 같은 시드로 다시 만들고 공간 이동부터 전체 파이프라인을 처음부터 다시 돌렸다 — 시간 이동만 다시 돌리면 공간 배정이 옛 분포의 것이라 뜻이 없다. 기준 ①도 분포마다 다시 계산했다.</w:t>
+      </w:r>
+    </w:p>
+    <w:p>
+      <w:pPr>
+        <w:spacing w:before="120" w:after="40"/>
+        <w:jc w:val="center"/>
+      </w:pPr>
+      <w:r>
+        <w:rPr>
+          <w:b/>
+          <w:sz w:val="17"/>
+        </w:rPr>
+        <w:t>표 S8. 지연 등급 분포를 바꾸어 전체 파이프라인을 다시 돌린 결과</w:t>
       </w:r>
     </w:p>
     <w:tbl>
@@ -4008,6 +4161,10 @@
         <w:gridCol w:w="1058"/>
       </w:tblGrid>
       <w:tr>
+        <w:trPr>
+          <w:cantSplit/>
+          <w:tblHeader/>
+        </w:trPr>
         <w:tc>
           <w:tcPr>
             <w:tcW w:type="dxa" w:w="1058"/>
@@ -4163,6 +4320,9 @@
         </w:tc>
       </w:tr>
       <w:tr>
+        <w:trPr>
+          <w:cantSplit/>
+        </w:trPr>
         <w:tc>
           <w:tcPr>
             <w:tcW w:type="dxa" w:w="1058"/>
@@ -4318,6 +4478,9 @@
         </w:tc>
       </w:tr>
       <w:tr>
+        <w:trPr>
+          <w:cantSplit/>
+        </w:trPr>
         <w:tc>
           <w:tcPr>
             <w:tcW w:type="dxa" w:w="1058"/>
@@ -4473,6 +4636,9 @@
         </w:tc>
       </w:tr>
       <w:tr>
+        <w:trPr>
+          <w:cantSplit/>
+        </w:trPr>
         <w:tc>
           <w:tcPr>
             <w:tcW w:type="dxa" w:w="1058"/>
@@ -4628,6 +4794,9 @@
         </w:tc>
       </w:tr>
       <w:tr>
+        <w:trPr>
+          <w:cantSplit/>
+        </w:trPr>
         <w:tc>
           <w:tcPr>
             <w:tcW w:type="dxa" w:w="1058"/>
@@ -4783,6 +4952,9 @@
         </w:tc>
       </w:tr>
       <w:tr>
+        <w:trPr>
+          <w:cantSplit/>
+        </w:trPr>
         <w:tc>
           <w:tcPr>
             <w:tcW w:type="dxa" w:w="1058"/>
@@ -4938,6 +5110,9 @@
         </w:tc>
       </w:tr>
       <w:tr>
+        <w:trPr>
+          <w:cantSplit/>
+        </w:trPr>
         <w:tc>
           <w:tcPr>
             <w:tcW w:type="dxa" w:w="1058"/>
@@ -5094,19 +5269,6 @@
       </w:tr>
     </w:tbl>
     <w:p/>
-    <w:p>
-      <w:pPr>
-        <w:spacing w:before="120" w:after="40"/>
-        <w:jc w:val="center"/>
-      </w:pPr>
-      <w:r>
-        <w:rPr>
-          <w:b/>
-          <w:sz w:val="17"/>
-        </w:rPr>
-        <w:t>표 S8. 지연 등급 분포를 바꾸어 전체 파이프라인을 다시 돌린 결과</w:t>
-      </w:r>
-    </w:p>
     <w:p>
       <w:pPr>
         <w:jc w:val="both"/>
@@ -5227,6 +5389,10 @@
         <w:gridCol w:w="2379"/>
       </w:tblGrid>
       <w:tr>
+        <w:trPr>
+          <w:cantSplit/>
+          <w:tblHeader/>
+        </w:trPr>
         <w:tc>
           <w:tcPr>
             <w:tcW w:type="dxa" w:w="2379"/>
@@ -5289,6 +5455,9 @@
         </w:tc>
       </w:tr>
       <w:tr>
+        <w:trPr>
+          <w:cantSplit/>
+        </w:trPr>
         <w:tc>
           <w:tcPr>
             <w:tcW w:type="dxa" w:w="2379"/>
@@ -5351,6 +5520,9 @@
         </w:tc>
       </w:tr>
       <w:tr>
+        <w:trPr>
+          <w:cantSplit/>
+        </w:trPr>
         <w:tc>
           <w:tcPr>
             <w:tcW w:type="dxa" w:w="2379"/>
@@ -5413,6 +5585,9 @@
         </w:tc>
       </w:tr>
       <w:tr>
+        <w:trPr>
+          <w:cantSplit/>
+        </w:trPr>
         <w:tc>
           <w:tcPr>
             <w:tcW w:type="dxa" w:w="2379"/>
@@ -5475,6 +5650,9 @@
         </w:tc>
       </w:tr>
       <w:tr>
+        <w:trPr>
+          <w:cantSplit/>
+        </w:trPr>
         <w:tc>
           <w:tcPr>
             <w:tcW w:type="dxa" w:w="2379"/>
@@ -5537,6 +5715,9 @@
         </w:tc>
       </w:tr>
       <w:tr>
+        <w:trPr>
+          <w:cantSplit/>
+        </w:trPr>
         <w:tc>
           <w:tcPr>
             <w:tcW w:type="dxa" w:w="2379"/>
@@ -5599,6 +5780,9 @@
         </w:tc>
       </w:tr>
       <w:tr>
+        <w:trPr>
+          <w:cantSplit/>
+        </w:trPr>
         <w:tc>
           <w:tcPr>
             <w:tcW w:type="dxa" w:w="2379"/>
@@ -5744,6 +5928,10 @@
         <w:gridCol w:w="4759"/>
       </w:tblGrid>
       <w:tr>
+        <w:trPr>
+          <w:cantSplit/>
+          <w:tblHeader/>
+        </w:trPr>
         <w:tc>
           <w:tcPr>
             <w:tcW w:type="dxa" w:w="4759"/>
@@ -5776,6 +5964,9 @@
         </w:tc>
       </w:tr>
       <w:tr>
+        <w:trPr>
+          <w:cantSplit/>
+        </w:trPr>
         <w:tc>
           <w:tcPr>
             <w:tcW w:type="dxa" w:w="4759"/>
@@ -5808,6 +5999,9 @@
         </w:tc>
       </w:tr>
       <w:tr>
+        <w:trPr>
+          <w:cantSplit/>
+        </w:trPr>
         <w:tc>
           <w:tcPr>
             <w:tcW w:type="dxa" w:w="4759"/>
@@ -5840,6 +6034,9 @@
         </w:tc>
       </w:tr>
       <w:tr>
+        <w:trPr>
+          <w:cantSplit/>
+        </w:trPr>
         <w:tc>
           <w:tcPr>
             <w:tcW w:type="dxa" w:w="4759"/>
@@ -5872,6 +6069,9 @@
         </w:tc>
       </w:tr>
       <w:tr>
+        <w:trPr>
+          <w:cantSplit/>
+        </w:trPr>
         <w:tc>
           <w:tcPr>
             <w:tcW w:type="dxa" w:w="4759"/>
@@ -5904,6 +6104,9 @@
         </w:tc>
       </w:tr>
       <w:tr>
+        <w:trPr>
+          <w:cantSplit/>
+        </w:trPr>
         <w:tc>
           <w:tcPr>
             <w:tcW w:type="dxa" w:w="4759"/>
@@ -5936,6 +6139,9 @@
         </w:tc>
       </w:tr>
       <w:tr>
+        <w:trPr>
+          <w:cantSplit/>
+        </w:trPr>
         <w:tc>
           <w:tcPr>
             <w:tcW w:type="dxa" w:w="4759"/>
@@ -5968,6 +6174,9 @@
         </w:tc>
       </w:tr>
       <w:tr>
+        <w:trPr>
+          <w:cantSplit/>
+        </w:trPr>
         <w:tc>
           <w:tcPr>
             <w:tcW w:type="dxa" w:w="4759"/>
@@ -6225,6 +6434,10 @@
         <w:gridCol w:w="4759"/>
       </w:tblGrid>
       <w:tr>
+        <w:trPr>
+          <w:cantSplit/>
+          <w:tblHeader/>
+        </w:trPr>
         <w:tc>
           <w:tcPr>
             <w:tcW w:type="dxa" w:w="4759"/>
@@ -6257,6 +6470,9 @@
         </w:tc>
       </w:tr>
       <w:tr>
+        <w:trPr>
+          <w:cantSplit/>
+        </w:trPr>
         <w:tc>
           <w:tcPr>
             <w:tcW w:type="dxa" w:w="4759"/>
@@ -6289,6 +6505,9 @@
         </w:tc>
       </w:tr>
       <w:tr>
+        <w:trPr>
+          <w:cantSplit/>
+        </w:trPr>
         <w:tc>
           <w:tcPr>
             <w:tcW w:type="dxa" w:w="4759"/>
@@ -6321,6 +6540,9 @@
         </w:tc>
       </w:tr>
       <w:tr>
+        <w:trPr>
+          <w:cantSplit/>
+        </w:trPr>
         <w:tc>
           <w:tcPr>
             <w:tcW w:type="dxa" w:w="4759"/>
@@ -6353,6 +6575,9 @@
         </w:tc>
       </w:tr>
       <w:tr>
+        <w:trPr>
+          <w:cantSplit/>
+        </w:trPr>
         <w:tc>
           <w:tcPr>
             <w:tcW w:type="dxa" w:w="4759"/>
@@ -6503,6 +6728,10 @@
         <w:gridCol w:w="3173"/>
       </w:tblGrid>
       <w:tr>
+        <w:trPr>
+          <w:cantSplit/>
+          <w:tblHeader/>
+        </w:trPr>
         <w:tc>
           <w:tcPr>
             <w:tcW w:type="dxa" w:w="3173"/>
@@ -6550,6 +6779,9 @@
         </w:tc>
       </w:tr>
       <w:tr>
+        <w:trPr>
+          <w:cantSplit/>
+        </w:trPr>
         <w:tc>
           <w:tcPr>
             <w:tcW w:type="dxa" w:w="3173"/>
@@ -6597,6 +6829,9 @@
         </w:tc>
       </w:tr>
       <w:tr>
+        <w:trPr>
+          <w:cantSplit/>
+        </w:trPr>
         <w:tc>
           <w:tcPr>
             <w:tcW w:type="dxa" w:w="3173"/>
@@ -6644,6 +6879,9 @@
         </w:tc>
       </w:tr>
       <w:tr>
+        <w:trPr>
+          <w:cantSplit/>
+        </w:trPr>
         <w:tc>
           <w:tcPr>
             <w:tcW w:type="dxa" w:w="3173"/>
@@ -6691,6 +6929,9 @@
         </w:tc>
       </w:tr>
       <w:tr>
+        <w:trPr>
+          <w:cantSplit/>
+        </w:trPr>
         <w:tc>
           <w:tcPr>
             <w:tcW w:type="dxa" w:w="3173"/>
@@ -6738,6 +6979,9 @@
         </w:tc>
       </w:tr>
       <w:tr>
+        <w:trPr>
+          <w:cantSplit/>
+        </w:trPr>
         <w:tc>
           <w:tcPr>
             <w:tcW w:type="dxa" w:w="3173"/>
@@ -6785,6 +7029,9 @@
         </w:tc>
       </w:tr>
       <w:tr>
+        <w:trPr>
+          <w:cantSplit/>
+        </w:trPr>
         <w:tc>
           <w:tcPr>
             <w:tcW w:type="dxa" w:w="3173"/>
@@ -6832,6 +7079,9 @@
         </w:tc>
       </w:tr>
       <w:tr>
+        <w:trPr>
+          <w:cantSplit/>
+        </w:trPr>
         <w:tc>
           <w:tcPr>
             <w:tcW w:type="dxa" w:w="3173"/>
@@ -6879,6 +7129,9 @@
         </w:tc>
       </w:tr>
       <w:tr>
+        <w:trPr>
+          <w:cantSplit/>
+        </w:trPr>
         <w:tc>
           <w:tcPr>
             <w:tcW w:type="dxa" w:w="3173"/>
@@ -6926,6 +7179,9 @@
         </w:tc>
       </w:tr>
       <w:tr>
+        <w:trPr>
+          <w:cantSplit/>
+        </w:trPr>
         <w:tc>
           <w:tcPr>
             <w:tcW w:type="dxa" w:w="3173"/>
@@ -6973,6 +7229,9 @@
         </w:tc>
       </w:tr>
       <w:tr>
+        <w:trPr>
+          <w:cantSplit/>
+        </w:trPr>
         <w:tc>
           <w:tcPr>
             <w:tcW w:type="dxa" w:w="3173"/>
@@ -7020,6 +7279,9 @@
         </w:tc>
       </w:tr>
       <w:tr>
+        <w:trPr>
+          <w:cantSplit/>
+        </w:trPr>
         <w:tc>
           <w:tcPr>
             <w:tcW w:type="dxa" w:w="3173"/>
@@ -7067,6 +7329,9 @@
         </w:tc>
       </w:tr>
       <w:tr>
+        <w:trPr>
+          <w:cantSplit/>
+        </w:trPr>
         <w:tc>
           <w:tcPr>
             <w:tcW w:type="dxa" w:w="3173"/>
@@ -7114,6 +7379,9 @@
         </w:tc>
       </w:tr>
       <w:tr>
+        <w:trPr>
+          <w:cantSplit/>
+        </w:trPr>
         <w:tc>
           <w:tcPr>
             <w:tcW w:type="dxa" w:w="3173"/>
@@ -7161,6 +7429,9 @@
         </w:tc>
       </w:tr>
       <w:tr>
+        <w:trPr>
+          <w:cantSplit/>
+        </w:trPr>
         <w:tc>
           <w:tcPr>
             <w:tcW w:type="dxa" w:w="3173"/>
@@ -7208,6 +7479,9 @@
         </w:tc>
       </w:tr>
       <w:tr>
+        <w:trPr>
+          <w:cantSplit/>
+        </w:trPr>
         <w:tc>
           <w:tcPr>
             <w:tcW w:type="dxa" w:w="3173"/>
@@ -7255,6 +7529,9 @@
         </w:tc>
       </w:tr>
       <w:tr>
+        <w:trPr>
+          <w:cantSplit/>
+        </w:trPr>
         <w:tc>
           <w:tcPr>
             <w:tcW w:type="dxa" w:w="3173"/>
@@ -7302,6 +7579,9 @@
         </w:tc>
       </w:tr>
       <w:tr>
+        <w:trPr>
+          <w:cantSplit/>
+        </w:trPr>
         <w:tc>
           <w:tcPr>
             <w:tcW w:type="dxa" w:w="3173"/>
@@ -7349,6 +7629,9 @@
         </w:tc>
       </w:tr>
       <w:tr>
+        <w:trPr>
+          <w:cantSplit/>
+        </w:trPr>
         <w:tc>
           <w:tcPr>
             <w:tcW w:type="dxa" w:w="3173"/>
@@ -7396,6 +7679,9 @@
         </w:tc>
       </w:tr>
       <w:tr>
+        <w:trPr>
+          <w:cantSplit/>
+        </w:trPr>
         <w:tc>
           <w:tcPr>
             <w:tcW w:type="dxa" w:w="3173"/>
@@ -7443,6 +7729,9 @@
         </w:tc>
       </w:tr>
       <w:tr>
+        <w:trPr>
+          <w:cantSplit/>
+        </w:trPr>
         <w:tc>
           <w:tcPr>
             <w:tcW w:type="dxa" w:w="3173"/>
@@ -7490,6 +7779,9 @@
         </w:tc>
       </w:tr>
       <w:tr>
+        <w:trPr>
+          <w:cantSplit/>
+        </w:trPr>
         <w:tc>
           <w:tcPr>
             <w:tcW w:type="dxa" w:w="3173"/>
@@ -7537,6 +7829,9 @@
         </w:tc>
       </w:tr>
       <w:tr>
+        <w:trPr>
+          <w:cantSplit/>
+        </w:trPr>
         <w:tc>
           <w:tcPr>
             <w:tcW w:type="dxa" w:w="3173"/>
@@ -7584,6 +7879,9 @@
         </w:tc>
       </w:tr>
       <w:tr>
+        <w:trPr>
+          <w:cantSplit/>
+        </w:trPr>
         <w:tc>
           <w:tcPr>
             <w:tcW w:type="dxa" w:w="3173"/>
@@ -7631,6 +7929,9 @@
         </w:tc>
       </w:tr>
       <w:tr>
+        <w:trPr>
+          <w:cantSplit/>
+        </w:trPr>
         <w:tc>
           <w:tcPr>
             <w:tcW w:type="dxa" w:w="3173"/>
@@ -7678,6 +7979,9 @@
         </w:tc>
       </w:tr>
       <w:tr>
+        <w:trPr>
+          <w:cantSplit/>
+        </w:trPr>
         <w:tc>
           <w:tcPr>
             <w:tcW w:type="dxa" w:w="3173"/>
@@ -8086,6 +8390,10 @@
         <w:gridCol w:w="1058"/>
       </w:tblGrid>
       <w:tr>
+        <w:trPr>
+          <w:cantSplit/>
+          <w:tblHeader/>
+        </w:trPr>
         <w:tc>
           <w:tcPr>
             <w:tcW w:type="dxa" w:w="1058"/>
@@ -8247,6 +8555,9 @@
         </w:tc>
       </w:tr>
       <w:tr>
+        <w:trPr>
+          <w:cantSplit/>
+        </w:trPr>
         <w:tc>
           <w:tcPr>
             <w:tcW w:type="dxa" w:w="1058"/>
@@ -8408,6 +8719,9 @@
         </w:tc>
       </w:tr>
       <w:tr>
+        <w:trPr>
+          <w:cantSplit/>
+        </w:trPr>
         <w:tc>
           <w:tcPr>
             <w:tcW w:type="dxa" w:w="1058"/>
@@ -8569,6 +8883,9 @@
         </w:tc>
       </w:tr>
       <w:tr>
+        <w:trPr>
+          <w:cantSplit/>
+        </w:trPr>
         <w:tc>
           <w:tcPr>
             <w:tcW w:type="dxa" w:w="1058"/>
@@ -8730,6 +9047,9 @@
         </w:tc>
       </w:tr>
       <w:tr>
+        <w:trPr>
+          <w:cantSplit/>
+        </w:trPr>
         <w:tc>
           <w:tcPr>
             <w:tcW w:type="dxa" w:w="1058"/>
@@ -8891,6 +9211,9 @@
         </w:tc>
       </w:tr>
       <w:tr>
+        <w:trPr>
+          <w:cantSplit/>
+        </w:trPr>
         <w:tc>
           <w:tcPr>
             <w:tcW w:type="dxa" w:w="1058"/>
@@ -9052,6 +9375,9 @@
         </w:tc>
       </w:tr>
       <w:tr>
+        <w:trPr>
+          <w:cantSplit/>
+        </w:trPr>
         <w:tc>
           <w:tcPr>
             <w:tcW w:type="dxa" w:w="1058"/>
@@ -9213,6 +9539,9 @@
         </w:tc>
       </w:tr>
       <w:tr>
+        <w:trPr>
+          <w:cantSplit/>
+        </w:trPr>
         <w:tc>
           <w:tcPr>
             <w:tcW w:type="dxa" w:w="1058"/>
@@ -9374,6 +9703,9 @@
         </w:tc>
       </w:tr>
       <w:tr>
+        <w:trPr>
+          <w:cantSplit/>
+        </w:trPr>
         <w:tc>
           <w:tcPr>
             <w:tcW w:type="dxa" w:w="1058"/>
@@ -9535,6 +9867,9 @@
         </w:tc>
       </w:tr>
       <w:tr>
+        <w:trPr>
+          <w:cantSplit/>
+        </w:trPr>
         <w:tc>
           <w:tcPr>
             <w:tcW w:type="dxa" w:w="1058"/>
@@ -9728,6 +10063,10 @@
         <w:gridCol w:w="1058"/>
       </w:tblGrid>
       <w:tr>
+        <w:trPr>
+          <w:cantSplit/>
+          <w:tblHeader/>
+        </w:trPr>
         <w:tc>
           <w:tcPr>
             <w:tcW w:type="dxa" w:w="1058"/>
@@ -9889,6 +10228,9 @@
         </w:tc>
       </w:tr>
       <w:tr>
+        <w:trPr>
+          <w:cantSplit/>
+        </w:trPr>
         <w:tc>
           <w:tcPr>
             <w:tcW w:type="dxa" w:w="1058"/>
@@ -10050,6 +10392,9 @@
         </w:tc>
       </w:tr>
       <w:tr>
+        <w:trPr>
+          <w:cantSplit/>
+        </w:trPr>
         <w:tc>
           <w:tcPr>
             <w:tcW w:type="dxa" w:w="1058"/>
@@ -10211,6 +10556,9 @@
         </w:tc>
       </w:tr>
       <w:tr>
+        <w:trPr>
+          <w:cantSplit/>
+        </w:trPr>
         <w:tc>
           <w:tcPr>
             <w:tcW w:type="dxa" w:w="1058"/>
@@ -10372,6 +10720,9 @@
         </w:tc>
       </w:tr>
       <w:tr>
+        <w:trPr>
+          <w:cantSplit/>
+        </w:trPr>
         <w:tc>
           <w:tcPr>
             <w:tcW w:type="dxa" w:w="1058"/>
@@ -10533,6 +10884,9 @@
         </w:tc>
       </w:tr>
       <w:tr>
+        <w:trPr>
+          <w:cantSplit/>
+        </w:trPr>
         <w:tc>
           <w:tcPr>
             <w:tcW w:type="dxa" w:w="1058"/>
@@ -10694,6 +11048,9 @@
         </w:tc>
       </w:tr>
       <w:tr>
+        <w:trPr>
+          <w:cantSplit/>
+        </w:trPr>
         <w:tc>
           <w:tcPr>
             <w:tcW w:type="dxa" w:w="1058"/>
@@ -10855,6 +11212,9 @@
         </w:tc>
       </w:tr>
       <w:tr>
+        <w:trPr>
+          <w:cantSplit/>
+        </w:trPr>
         <w:tc>
           <w:tcPr>
             <w:tcW w:type="dxa" w:w="1058"/>
@@ -11016,6 +11376,9 @@
         </w:tc>
       </w:tr>
       <w:tr>
+        <w:trPr>
+          <w:cantSplit/>
+        </w:trPr>
         <w:tc>
           <w:tcPr>
             <w:tcW w:type="dxa" w:w="1058"/>
@@ -11833,6 +12196,10 @@
         <w:gridCol w:w="2379"/>
       </w:tblGrid>
       <w:tr>
+        <w:trPr>
+          <w:cantSplit/>
+          <w:tblHeader/>
+        </w:trPr>
         <w:tc>
           <w:tcPr>
             <w:tcW w:type="dxa" w:w="2379"/>
@@ -11895,6 +12262,9 @@
         </w:tc>
       </w:tr>
       <w:tr>
+        <w:trPr>
+          <w:cantSplit/>
+        </w:trPr>
         <w:tc>
           <w:tcPr>
             <w:tcW w:type="dxa" w:w="2379"/>
@@ -11957,6 +12327,9 @@
         </w:tc>
       </w:tr>
       <w:tr>
+        <w:trPr>
+          <w:cantSplit/>
+        </w:trPr>
         <w:tc>
           <w:tcPr>
             <w:tcW w:type="dxa" w:w="2379"/>
@@ -12019,6 +12392,9 @@
         </w:tc>
       </w:tr>
       <w:tr>
+        <w:trPr>
+          <w:cantSplit/>
+        </w:trPr>
         <w:tc>
           <w:tcPr>
             <w:tcW w:type="dxa" w:w="2379"/>
@@ -12081,6 +12457,9 @@
         </w:tc>
       </w:tr>
       <w:tr>
+        <w:trPr>
+          <w:cantSplit/>
+        </w:trPr>
         <w:tc>
           <w:tcPr>
             <w:tcW w:type="dxa" w:w="2379"/>
@@ -12143,6 +12522,9 @@
         </w:tc>
       </w:tr>
       <w:tr>
+        <w:trPr>
+          <w:cantSplit/>
+        </w:trPr>
         <w:tc>
           <w:tcPr>
             <w:tcW w:type="dxa" w:w="2379"/>
@@ -12205,6 +12587,9 @@
         </w:tc>
       </w:tr>
       <w:tr>
+        <w:trPr>
+          <w:cantSplit/>
+        </w:trPr>
         <w:tc>
           <w:tcPr>
             <w:tcW w:type="dxa" w:w="2379"/>
@@ -12267,6 +12652,9 @@
         </w:tc>
       </w:tr>
       <w:tr>
+        <w:trPr>
+          <w:cantSplit/>
+        </w:trPr>
         <w:tc>
           <w:tcPr>
             <w:tcW w:type="dxa" w:w="2379"/>
@@ -12329,6 +12717,9 @@
         </w:tc>
       </w:tr>
       <w:tr>
+        <w:trPr>
+          <w:cantSplit/>
+        </w:trPr>
         <w:tc>
           <w:tcPr>
             <w:tcW w:type="dxa" w:w="2379"/>
@@ -12391,6 +12782,9 @@
         </w:tc>
       </w:tr>
       <w:tr>
+        <w:trPr>
+          <w:cantSplit/>
+        </w:trPr>
         <w:tc>
           <w:tcPr>
             <w:tcW w:type="dxa" w:w="2379"/>
@@ -12562,6 +12956,10 @@
         <w:gridCol w:w="2379"/>
       </w:tblGrid>
       <w:tr>
+        <w:trPr>
+          <w:cantSplit/>
+          <w:tblHeader/>
+        </w:trPr>
         <w:tc>
           <w:tcPr>
             <w:tcW w:type="dxa" w:w="2379"/>
@@ -12627,6 +13025,9 @@
         </w:tc>
       </w:tr>
       <w:tr>
+        <w:trPr>
+          <w:cantSplit/>
+        </w:trPr>
         <w:tc>
           <w:tcPr>
             <w:tcW w:type="dxa" w:w="2379"/>
@@ -12692,6 +13093,9 @@
         </w:tc>
       </w:tr>
       <w:tr>
+        <w:trPr>
+          <w:cantSplit/>
+        </w:trPr>
         <w:tc>
           <w:tcPr>
             <w:tcW w:type="dxa" w:w="2379"/>
@@ -12757,6 +13161,9 @@
         </w:tc>
       </w:tr>
       <w:tr>
+        <w:trPr>
+          <w:cantSplit/>
+        </w:trPr>
         <w:tc>
           <w:tcPr>
             <w:tcW w:type="dxa" w:w="2379"/>
@@ -12885,6 +13292,10 @@
         <w:gridCol w:w="1904"/>
       </w:tblGrid>
       <w:tr>
+        <w:trPr>
+          <w:cantSplit/>
+          <w:tblHeader/>
+        </w:trPr>
         <w:tc>
           <w:tcPr>
             <w:tcW w:type="dxa" w:w="1904"/>
@@ -12971,6 +13382,9 @@
         </w:tc>
       </w:tr>
       <w:tr>
+        <w:trPr>
+          <w:cantSplit/>
+        </w:trPr>
         <w:tc>
           <w:tcPr>
             <w:tcW w:type="dxa" w:w="1904"/>
@@ -13057,6 +13471,9 @@
         </w:tc>
       </w:tr>
       <w:tr>
+        <w:trPr>
+          <w:cantSplit/>
+        </w:trPr>
         <w:tc>
           <w:tcPr>
             <w:tcW w:type="dxa" w:w="1904"/>
@@ -13143,6 +13560,9 @@
         </w:tc>
       </w:tr>
       <w:tr>
+        <w:trPr>
+          <w:cantSplit/>
+        </w:trPr>
         <w:tc>
           <w:tcPr>
             <w:tcW w:type="dxa" w:w="1904"/>
@@ -13229,6 +13649,9 @@
         </w:tc>
       </w:tr>
       <w:tr>
+        <w:trPr>
+          <w:cantSplit/>
+        </w:trPr>
         <w:tc>
           <w:tcPr>
             <w:tcW w:type="dxa" w:w="1904"/>
@@ -13315,6 +13738,9 @@
         </w:tc>
       </w:tr>
       <w:tr>
+        <w:trPr>
+          <w:cantSplit/>
+        </w:trPr>
         <w:tc>
           <w:tcPr>
             <w:tcW w:type="dxa" w:w="1904"/>
@@ -13538,6 +13964,10 @@
         <w:gridCol w:w="1904"/>
       </w:tblGrid>
       <w:tr>
+        <w:trPr>
+          <w:cantSplit/>
+          <w:tblHeader/>
+        </w:trPr>
         <w:tc>
           <w:tcPr>
             <w:tcW w:type="dxa" w:w="1904"/>
@@ -13621,6 +14051,9 @@
         </w:tc>
       </w:tr>
       <w:tr>
+        <w:trPr>
+          <w:cantSplit/>
+        </w:trPr>
         <w:tc>
           <w:tcPr>
             <w:tcW w:type="dxa" w:w="1904"/>
@@ -13704,6 +14137,9 @@
         </w:tc>
       </w:tr>
       <w:tr>
+        <w:trPr>
+          <w:cantSplit/>
+        </w:trPr>
         <w:tc>
           <w:tcPr>
             <w:tcW w:type="dxa" w:w="1904"/>
@@ -13787,6 +14223,9 @@
         </w:tc>
       </w:tr>
       <w:tr>
+        <w:trPr>
+          <w:cantSplit/>
+        </w:trPr>
         <w:tc>
           <w:tcPr>
             <w:tcW w:type="dxa" w:w="1904"/>
@@ -13922,6 +14361,10 @@
         <w:gridCol w:w="1904"/>
       </w:tblGrid>
       <w:tr>
+        <w:trPr>
+          <w:cantSplit/>
+          <w:tblHeader/>
+        </w:trPr>
         <w:tc>
           <w:tcPr>
             <w:tcW w:type="dxa" w:w="1904"/>
@@ -14005,6 +14448,9 @@
         </w:tc>
       </w:tr>
       <w:tr>
+        <w:trPr>
+          <w:cantSplit/>
+        </w:trPr>
         <w:tc>
           <w:tcPr>
             <w:tcW w:type="dxa" w:w="1904"/>
@@ -14088,6 +14534,9 @@
         </w:tc>
       </w:tr>
       <w:tr>
+        <w:trPr>
+          <w:cantSplit/>
+        </w:trPr>
         <w:tc>
           <w:tcPr>
             <w:tcW w:type="dxa" w:w="1904"/>
@@ -14171,6 +14620,9 @@
         </w:tc>
       </w:tr>
       <w:tr>
+        <w:trPr>
+          <w:cantSplit/>
+        </w:trPr>
         <w:tc>
           <w:tcPr>
             <w:tcW w:type="dxa" w:w="1904"/>
@@ -14254,6 +14706,9 @@
         </w:tc>
       </w:tr>
       <w:tr>
+        <w:trPr>
+          <w:cantSplit/>
+        </w:trPr>
         <w:tc>
           <w:tcPr>
             <w:tcW w:type="dxa" w:w="1904"/>
@@ -14337,6 +14792,9 @@
         </w:tc>
       </w:tr>
       <w:tr>
+        <w:trPr>
+          <w:cantSplit/>
+        </w:trPr>
         <w:tc>
           <w:tcPr>
             <w:tcW w:type="dxa" w:w="1904"/>
@@ -14481,6 +14939,10 @@
         <w:gridCol w:w="3173"/>
       </w:tblGrid>
       <w:tr>
+        <w:trPr>
+          <w:cantSplit/>
+          <w:tblHeader/>
+        </w:trPr>
         <w:tc>
           <w:tcPr>
             <w:tcW w:type="dxa" w:w="3173"/>
@@ -14528,6 +14990,9 @@
         </w:tc>
       </w:tr>
       <w:tr>
+        <w:trPr>
+          <w:cantSplit/>
+        </w:trPr>
         <w:tc>
           <w:tcPr>
             <w:tcW w:type="dxa" w:w="3173"/>
@@ -14575,6 +15040,9 @@
         </w:tc>
       </w:tr>
       <w:tr>
+        <w:trPr>
+          <w:cantSplit/>
+        </w:trPr>
         <w:tc>
           <w:tcPr>
             <w:tcW w:type="dxa" w:w="3173"/>
@@ -14622,6 +15090,9 @@
         </w:tc>
       </w:tr>
       <w:tr>
+        <w:trPr>
+          <w:cantSplit/>
+        </w:trPr>
         <w:tc>
           <w:tcPr>
             <w:tcW w:type="dxa" w:w="3173"/>
@@ -14669,6 +15140,9 @@
         </w:tc>
       </w:tr>
       <w:tr>
+        <w:trPr>
+          <w:cantSplit/>
+        </w:trPr>
         <w:tc>
           <w:tcPr>
             <w:tcW w:type="dxa" w:w="3173"/>
@@ -14716,6 +15190,9 @@
         </w:tc>
       </w:tr>
       <w:tr>
+        <w:trPr>
+          <w:cantSplit/>
+        </w:trPr>
         <w:tc>
           <w:tcPr>
             <w:tcW w:type="dxa" w:w="3173"/>
@@ -14763,6 +15240,9 @@
         </w:tc>
       </w:tr>
       <w:tr>
+        <w:trPr>
+          <w:cantSplit/>
+        </w:trPr>
         <w:tc>
           <w:tcPr>
             <w:tcW w:type="dxa" w:w="3173"/>
@@ -14810,6 +15290,9 @@
         </w:tc>
       </w:tr>
       <w:tr>
+        <w:trPr>
+          <w:cantSplit/>
+        </w:trPr>
         <w:tc>
           <w:tcPr>
             <w:tcW w:type="dxa" w:w="3173"/>
@@ -14857,6 +15340,9 @@
         </w:tc>
       </w:tr>
       <w:tr>
+        <w:trPr>
+          <w:cantSplit/>
+        </w:trPr>
         <w:tc>
           <w:tcPr>
             <w:tcW w:type="dxa" w:w="3173"/>
@@ -14904,6 +15390,9 @@
         </w:tc>
       </w:tr>
       <w:tr>
+        <w:trPr>
+          <w:cantSplit/>
+        </w:trPr>
         <w:tc>
           <w:tcPr>
             <w:tcW w:type="dxa" w:w="3173"/>
@@ -14951,6 +15440,9 @@
         </w:tc>
       </w:tr>
       <w:tr>
+        <w:trPr>
+          <w:cantSplit/>
+        </w:trPr>
         <w:tc>
           <w:tcPr>
             <w:tcW w:type="dxa" w:w="3173"/>
@@ -14998,6 +15490,9 @@
         </w:tc>
       </w:tr>
       <w:tr>
+        <w:trPr>
+          <w:cantSplit/>
+        </w:trPr>
         <w:tc>
           <w:tcPr>
             <w:tcW w:type="dxa" w:w="3173"/>

--- a/paper/CAST_추가자료.docx
+++ b/paper/CAST_추가자료.docx
@@ -282,7 +282,7 @@
                 <w:b w:val="0"/>
                 <w:sz w:val="17"/>
               </w:rPr>
-              <w:t>Sukprasert — 공개 아티팩트의 탐색</w:t>
+              <w:t>Sukprasert — 공개 아티팩트의 탐색 알고리즘</w:t>
             </w:r>
           </w:p>
         </w:tc>

--- a/paper/CAST_추가자료.docx
+++ b/paper/CAST_추가자료.docx
@@ -6620,7 +6620,7 @@
           <w:i w:val="0"/>
           <w:sz w:val="20"/>
         </w:rPr>
-        <w:t>탄소 회계에 쓰는 실측 계열과 배치 결정에 쓰는 예측 계열은 모두 eval_records 에서 읽는다 — 재현에 LSTM 추론을 다시 돌릴 필요가 없다는 뜻이며, 그래서 학습 설정이 복원되지 않는 것이 재현을 막지 않는다.</w:t>
+        <w:t>탄소 회계에 쓰는 실측 계열과 배치 결정에 쓰는 예측 계열은 모두 eval_records 에서 읽는다 — 재현에 LSTM 추론을 다시 돌릴 필요가 없다는 뜻이다. 저장된 체크포인트에는 가중치만 남아 있어 학습률·에폭·최적화기는 복원하지 못했다. 모델을 처음부터 다시 학습시키려는 사람에게는 제약이지만, 예측 계열이 이미 파일로 있으므로 본 논문의 결과를 재현하는 데는 걸림돌이 되지 않는다.</w:t>
       </w:r>
     </w:p>
     <w:p>

--- a/paper/CAST_추가자료.docx
+++ b/paper/CAST_추가자료.docx
@@ -839,13 +839,20 @@
             <w:tcW w:type="dxa" w:w="3173"/>
           </w:tcPr>
           <w:p>
-            <w:r/>
-            <w:r>
-              <w:rPr>
-                <w:b w:val="0"/>
-                <w:sz w:val="17"/>
-              </w:rPr>
-              <w:t>o_j</w:t>
+            <w:r>
+              <w:rPr>
+                <w:rFonts w:ascii="Cambria Math" w:hAnsi="Cambria Math"/>
+                <w:i/>
+              </w:rPr>
+              <w:t xml:space="preserve">o</w:t>
+            </w:r>
+            <w:r>
+              <w:rPr>
+                <w:rFonts w:ascii="Cambria Math" w:hAnsi="Cambria Math"/>
+                <w:i/>
+                <w:vertAlign w:val="subscript"/>
+              </w:rPr>
+              <w:t xml:space="preserve">j</w:t>
             </w:r>
           </w:p>
         </w:tc>
@@ -939,13 +946,20 @@
             <w:tcW w:type="dxa" w:w="3173"/>
           </w:tcPr>
           <w:p>
-            <w:r/>
-            <w:r>
-              <w:rPr>
-                <w:b w:val="0"/>
-                <w:sz w:val="17"/>
-              </w:rPr>
-              <w:t>s_j</w:t>
+            <w:r>
+              <w:rPr>
+                <w:rFonts w:ascii="Cambria Math" w:hAnsi="Cambria Math"/>
+                <w:i/>
+              </w:rPr>
+              <w:t xml:space="preserve">s</w:t>
+            </w:r>
+            <w:r>
+              <w:rPr>
+                <w:rFonts w:ascii="Cambria Math" w:hAnsi="Cambria Math"/>
+                <w:i/>
+                <w:vertAlign w:val="subscript"/>
+              </w:rPr>
+              <w:t xml:space="preserve">j</w:t>
             </w:r>
           </w:p>
         </w:tc>
@@ -989,13 +1003,20 @@
             <w:tcW w:type="dxa" w:w="3173"/>
           </w:tcPr>
           <w:p>
-            <w:r/>
-            <w:r>
-              <w:rPr>
-                <w:b w:val="0"/>
-                <w:sz w:val="17"/>
-              </w:rPr>
-              <w:t>d_j</w:t>
+            <w:r>
+              <w:rPr>
+                <w:rFonts w:ascii="Cambria Math" w:hAnsi="Cambria Math"/>
+                <w:i/>
+              </w:rPr>
+              <w:t xml:space="preserve">d</w:t>
+            </w:r>
+            <w:r>
+              <w:rPr>
+                <w:rFonts w:ascii="Cambria Math" w:hAnsi="Cambria Math"/>
+                <w:i/>
+                <w:vertAlign w:val="subscript"/>
+              </w:rPr>
+              <w:t xml:space="preserve">j</w:t>
             </w:r>
           </w:p>
         </w:tc>
@@ -1039,13 +1060,20 @@
             <w:tcW w:type="dxa" w:w="3173"/>
           </w:tcPr>
           <w:p>
-            <w:r/>
-            <w:r>
-              <w:rPr>
-                <w:b w:val="0"/>
-                <w:sz w:val="17"/>
-              </w:rPr>
-              <w:t>D_j</w:t>
+            <w:r>
+              <w:rPr>
+                <w:rFonts w:ascii="Cambria Math" w:hAnsi="Cambria Math"/>
+                <w:i/>
+              </w:rPr>
+              <w:t xml:space="preserve">D</w:t>
+            </w:r>
+            <w:r>
+              <w:rPr>
+                <w:rFonts w:ascii="Cambria Math" w:hAnsi="Cambria Math"/>
+                <w:i/>
+                <w:vertAlign w:val="subscript"/>
+              </w:rPr>
+              <w:t xml:space="preserve">j</w:t>
             </w:r>
           </w:p>
         </w:tc>
@@ -1069,13 +1097,58 @@
             <w:tcW w:type="dxa" w:w="3173"/>
           </w:tcPr>
           <w:p>
-            <w:r/>
-            <w:r>
-              <w:rPr>
-                <w:b w:val="0"/>
-                <w:sz w:val="17"/>
-              </w:rPr>
-              <w:t>s_j + L_j + d_j</w:t>
+            <w:r>
+              <w:rPr>
+                <w:rFonts w:ascii="Cambria Math" w:hAnsi="Cambria Math"/>
+                <w:i/>
+              </w:rPr>
+              <w:t xml:space="preserve">s</w:t>
+            </w:r>
+            <w:r>
+              <w:rPr>
+                <w:rFonts w:ascii="Cambria Math" w:hAnsi="Cambria Math"/>
+                <w:i/>
+                <w:vertAlign w:val="subscript"/>
+              </w:rPr>
+              <w:t xml:space="preserve">j</w:t>
+            </w:r>
+            <w:r>
+              <w:rPr/>
+              <w:t xml:space="preserve"> + </w:t>
+            </w:r>
+            <w:r>
+              <w:rPr>
+                <w:rFonts w:ascii="Cambria Math" w:hAnsi="Cambria Math"/>
+                <w:i/>
+              </w:rPr>
+              <w:t xml:space="preserve">L</w:t>
+            </w:r>
+            <w:r>
+              <w:rPr>
+                <w:rFonts w:ascii="Cambria Math" w:hAnsi="Cambria Math"/>
+                <w:i/>
+                <w:vertAlign w:val="subscript"/>
+              </w:rPr>
+              <w:t xml:space="preserve">j</w:t>
+            </w:r>
+            <w:r>
+              <w:rPr/>
+              <w:t xml:space="preserve"> + </w:t>
+            </w:r>
+            <w:r>
+              <w:rPr>
+                <w:rFonts w:ascii="Cambria Math" w:hAnsi="Cambria Math"/>
+                <w:i/>
+              </w:rPr>
+              <w:t xml:space="preserve">d</w:t>
+            </w:r>
+            <w:r>
+              <w:rPr>
+                <w:rFonts w:ascii="Cambria Math" w:hAnsi="Cambria Math"/>
+                <w:i/>
+                <w:vertAlign w:val="subscript"/>
+              </w:rPr>
+              <w:t xml:space="preserve">j</w:t>
             </w:r>
           </w:p>
         </w:tc>
@@ -1089,13 +1162,20 @@
             <w:tcW w:type="dxa" w:w="3173"/>
           </w:tcPr>
           <w:p>
-            <w:r/>
-            <w:r>
-              <w:rPr>
-                <w:b w:val="0"/>
-                <w:sz w:val="17"/>
-              </w:rPr>
-              <w:t>k_j</w:t>
+            <w:r>
+              <w:rPr>
+                <w:rFonts w:ascii="Cambria Math" w:hAnsi="Cambria Math"/>
+                <w:i/>
+              </w:rPr>
+              <w:t xml:space="preserve">k</w:t>
+            </w:r>
+            <w:r>
+              <w:rPr>
+                <w:rFonts w:ascii="Cambria Math" w:hAnsi="Cambria Math"/>
+                <w:i/>
+                <w:vertAlign w:val="subscript"/>
+              </w:rPr>
+              <w:t xml:space="preserve">j</w:t>
             </w:r>
           </w:p>
         </w:tc>
@@ -1139,13 +1219,20 @@
             <w:tcW w:type="dxa" w:w="3173"/>
           </w:tcPr>
           <w:p>
-            <w:r/>
-            <w:r>
-              <w:rPr>
-                <w:b w:val="0"/>
-                <w:sz w:val="17"/>
-              </w:rPr>
-              <w:t>L_j</w:t>
+            <w:r>
+              <w:rPr>
+                <w:rFonts w:ascii="Cambria Math" w:hAnsi="Cambria Math"/>
+                <w:i/>
+              </w:rPr>
+              <w:t xml:space="preserve">L</w:t>
+            </w:r>
+            <w:r>
+              <w:rPr>
+                <w:rFonts w:ascii="Cambria Math" w:hAnsi="Cambria Math"/>
+                <w:i/>
+                <w:vertAlign w:val="subscript"/>
+              </w:rPr>
+              <w:t xml:space="preserve">j</w:t>
             </w:r>
           </w:p>
         </w:tc>
@@ -1189,13 +1276,20 @@
             <w:tcW w:type="dxa" w:w="3173"/>
           </w:tcPr>
           <w:p>
-            <w:r/>
-            <w:r>
-              <w:rPr>
-                <w:b w:val="0"/>
-                <w:sz w:val="17"/>
-              </w:rPr>
-              <w:t>τ_j</w:t>
+            <w:r>
+              <w:rPr>
+                <w:rFonts w:ascii="Cambria Math" w:hAnsi="Cambria Math"/>
+                <w:i/>
+              </w:rPr>
+              <w:t xml:space="preserve">τ</w:t>
+            </w:r>
+            <w:r>
+              <w:rPr>
+                <w:rFonts w:ascii="Cambria Math" w:hAnsi="Cambria Math"/>
+                <w:i/>
+                <w:vertAlign w:val="subscript"/>
+              </w:rPr>
+              <w:t xml:space="preserve">j</w:t>
             </w:r>
           </w:p>
         </w:tc>
@@ -1239,13 +1333,20 @@
             <w:tcW w:type="dxa" w:w="3173"/>
           </w:tcPr>
           <w:p>
-            <w:r/>
-            <w:r>
-              <w:rPr>
-                <w:b w:val="0"/>
-                <w:sz w:val="17"/>
-              </w:rPr>
-              <w:t>x_jr</w:t>
+            <w:r>
+              <w:rPr>
+                <w:rFonts w:ascii="Cambria Math" w:hAnsi="Cambria Math"/>
+                <w:i/>
+              </w:rPr>
+              <w:t xml:space="preserve">x</w:t>
+            </w:r>
+            <w:r>
+              <w:rPr>
+                <w:rFonts w:ascii="Cambria Math" w:hAnsi="Cambria Math"/>
+                <w:i/>
+                <w:vertAlign w:val="subscript"/>
+              </w:rPr>
+              <w:t xml:space="preserve">jr</w:t>
             </w:r>
           </w:p>
         </w:tc>
@@ -1289,13 +1390,20 @@
             <w:tcW w:type="dxa" w:w="3173"/>
           </w:tcPr>
           <w:p>
-            <w:r/>
-            <w:r>
-              <w:rPr>
-                <w:b w:val="0"/>
-                <w:sz w:val="17"/>
-              </w:rPr>
-              <w:t>z_j</w:t>
+            <w:r>
+              <w:rPr>
+                <w:rFonts w:ascii="Cambria Math" w:hAnsi="Cambria Math"/>
+                <w:i/>
+              </w:rPr>
+              <w:t xml:space="preserve">z</w:t>
+            </w:r>
+            <w:r>
+              <w:rPr>
+                <w:rFonts w:ascii="Cambria Math" w:hAnsi="Cambria Math"/>
+                <w:i/>
+                <w:vertAlign w:val="subscript"/>
+              </w:rPr>
+              <w:t xml:space="preserve">j</w:t>
             </w:r>
           </w:p>
         </w:tc>
@@ -1339,13 +1447,24 @@
             <w:tcW w:type="dxa" w:w="3173"/>
           </w:tcPr>
           <w:p>
-            <w:r/>
-            <w:r>
-              <w:rPr>
-                <w:b w:val="0"/>
-                <w:sz w:val="17"/>
-              </w:rPr>
-              <w:t>C_r(t)</w:t>
+            <w:r>
+              <w:rPr>
+                <w:rFonts w:ascii="Cambria Math" w:hAnsi="Cambria Math"/>
+                <w:i/>
+              </w:rPr>
+              <w:t xml:space="preserve">C</w:t>
+            </w:r>
+            <w:r>
+              <w:rPr>
+                <w:rFonts w:ascii="Cambria Math" w:hAnsi="Cambria Math"/>
+                <w:i/>
+                <w:vertAlign w:val="subscript"/>
+              </w:rPr>
+              <w:t xml:space="preserve">r</w:t>
+            </w:r>
+            <w:r>
+              <w:rPr/>
+              <w:t xml:space="preserve">(t)</w:t>
             </w:r>
           </w:p>
         </w:tc>
@@ -1589,13 +1708,20 @@
             <w:tcW w:type="dxa" w:w="3173"/>
           </w:tcPr>
           <w:p>
-            <w:r/>
-            <w:r>
-              <w:rPr>
-                <w:b w:val="0"/>
-                <w:sz w:val="17"/>
-              </w:rPr>
-              <w:t>K_r</w:t>
+            <w:r>
+              <w:rPr>
+                <w:rFonts w:ascii="Cambria Math" w:hAnsi="Cambria Math"/>
+                <w:i/>
+              </w:rPr>
+              <w:t xml:space="preserve">K</w:t>
+            </w:r>
+            <w:r>
+              <w:rPr>
+                <w:rFonts w:ascii="Cambria Math" w:hAnsi="Cambria Math"/>
+                <w:i/>
+                <w:vertAlign w:val="subscript"/>
+              </w:rPr>
+              <w:t xml:space="preserve">r</w:t>
             </w:r>
           </w:p>
         </w:tc>
@@ -1639,13 +1765,43 @@
             <w:tcW w:type="dxa" w:w="3173"/>
           </w:tcPr>
           <w:p>
-            <w:r/>
-            <w:r>
-              <w:rPr>
-                <w:b w:val="0"/>
-                <w:sz w:val="17"/>
-              </w:rPr>
-              <w:t>n_r(t) · a_r(t)</w:t>
+            <w:r>
+              <w:rPr>
+                <w:rFonts w:ascii="Cambria Math" w:hAnsi="Cambria Math"/>
+                <w:i/>
+              </w:rPr>
+              <w:t xml:space="preserve">n</w:t>
+            </w:r>
+            <w:r>
+              <w:rPr>
+                <w:rFonts w:ascii="Cambria Math" w:hAnsi="Cambria Math"/>
+                <w:i/>
+                <w:vertAlign w:val="subscript"/>
+              </w:rPr>
+              <w:t xml:space="preserve">r</w:t>
+            </w:r>
+            <w:r>
+              <w:rPr/>
+              <w:t xml:space="preserve">(t) · </w:t>
+            </w:r>
+            <w:r>
+              <w:rPr>
+                <w:rFonts w:ascii="Cambria Math" w:hAnsi="Cambria Math"/>
+                <w:i/>
+              </w:rPr>
+              <w:t xml:space="preserve">a</w:t>
+            </w:r>
+            <w:r>
+              <w:rPr>
+                <w:rFonts w:ascii="Cambria Math" w:hAnsi="Cambria Math"/>
+                <w:i/>
+                <w:vertAlign w:val="subscript"/>
+              </w:rPr>
+              <w:t xml:space="preserve">r</w:t>
+            </w:r>
+            <w:r>
+              <w:rPr/>
+              <w:t xml:space="preserve">(t)</w:t>
             </w:r>
           </w:p>
         </w:tc>
@@ -1669,13 +1825,58 @@
             <w:tcW w:type="dxa" w:w="3173"/>
           </w:tcPr>
           <w:p>
-            <w:r/>
-            <w:r>
-              <w:rPr>
-                <w:b w:val="0"/>
-                <w:sz w:val="17"/>
-              </w:rPr>
-              <w:t>a_r = K_r − n_r</w:t>
+            <w:r>
+              <w:rPr>
+                <w:rFonts w:ascii="Cambria Math" w:hAnsi="Cambria Math"/>
+                <w:i/>
+              </w:rPr>
+              <w:t xml:space="preserve">a</w:t>
+            </w:r>
+            <w:r>
+              <w:rPr>
+                <w:rFonts w:ascii="Cambria Math" w:hAnsi="Cambria Math"/>
+                <w:i/>
+                <w:vertAlign w:val="subscript"/>
+              </w:rPr>
+              <w:t xml:space="preserve">r</w:t>
+            </w:r>
+            <w:r>
+              <w:rPr/>
+              <w:t xml:space="preserve"> = </w:t>
+            </w:r>
+            <w:r>
+              <w:rPr>
+                <w:rFonts w:ascii="Cambria Math" w:hAnsi="Cambria Math"/>
+                <w:i/>
+              </w:rPr>
+              <w:t xml:space="preserve">K</w:t>
+            </w:r>
+            <w:r>
+              <w:rPr>
+                <w:rFonts w:ascii="Cambria Math" w:hAnsi="Cambria Math"/>
+                <w:i/>
+                <w:vertAlign w:val="subscript"/>
+              </w:rPr>
+              <w:t xml:space="preserve">r</w:t>
+            </w:r>
+            <w:r>
+              <w:rPr/>
+              <w:t xml:space="preserve"> − </w:t>
+            </w:r>
+            <w:r>
+              <w:rPr>
+                <w:rFonts w:ascii="Cambria Math" w:hAnsi="Cambria Math"/>
+                <w:i/>
+              </w:rPr>
+              <w:t xml:space="preserve">n</w:t>
+            </w:r>
+            <w:r>
+              <w:rPr>
+                <w:rFonts w:ascii="Cambria Math" w:hAnsi="Cambria Math"/>
+                <w:i/>
+                <w:vertAlign w:val="subscript"/>
+              </w:rPr>
+              <w:t xml:space="preserve">r</w:t>
             </w:r>
           </w:p>
         </w:tc>
@@ -1795,15 +1996,68 @@
     </w:p>
     <w:p>
       <w:pPr>
-        <w:spacing w:after="80"/>
+        <w:spacing w:before="100" w:after="100"/>
         <w:ind w:left="340"/>
       </w:pPr>
       <w:r>
         <w:rPr>
-          <w:rFonts w:ascii="Menlo" w:hAnsi="Menlo"/>
-          <w:sz w:val="17"/>
-        </w:rPr>
-        <w:t>(1)  min  Σ_{j∈J}  P · ∫_{τ_j}^{τ_j+d_j} C_{r(j)}(t) dt</w:t>
+          <w:rFonts w:ascii="Cambria Math" w:hAnsi="Cambria Math"/>
+          <w:sz w:val="18"/>
+        </w:rPr>
+        <w:t>(1)  min  Σ</w:t>
+      </w:r>
+      <w:r>
+        <w:rPr>
+          <w:rFonts w:ascii="Cambria Math" w:hAnsi="Cambria Math"/>
+          <w:sz w:val="18"/>
+          <w:vertAlign w:val="subscript"/>
+        </w:rPr>
+        <w:t>j∈J</w:t>
+      </w:r>
+      <w:r>
+        <w:rPr>
+          <w:rFonts w:ascii="Cambria Math" w:hAnsi="Cambria Math"/>
+          <w:sz w:val="18"/>
+        </w:rPr>
+        <w:t xml:space="preserve">  P · ∫</w:t>
+      </w:r>
+      <w:r>
+        <w:rPr>
+          <w:rFonts w:ascii="Cambria Math" w:hAnsi="Cambria Math"/>
+          <w:sz w:val="18"/>
+          <w:vertAlign w:val="subscript"/>
+        </w:rPr>
+        <w:t>τj</w:t>
+      </w:r>
+      <w:r>
+        <w:rPr>
+          <w:rFonts w:ascii="Cambria Math" w:hAnsi="Cambria Math"/>
+          <w:sz w:val="18"/>
+          <w:vertAlign w:val="superscript"/>
+        </w:rPr>
+        <w:t>τj+dj</w:t>
+      </w:r>
+      <w:r>
+        <w:rPr>
+          <w:rFonts w:ascii="Cambria Math" w:hAnsi="Cambria Math"/>
+          <w:sz w:val="18"/>
+        </w:rPr>
+        <w:t xml:space="preserve"> C</w:t>
+      </w:r>
+      <w:r>
+        <w:rPr>
+          <w:rFonts w:ascii="Cambria Math" w:hAnsi="Cambria Math"/>
+          <w:sz w:val="18"/>
+          <w:vertAlign w:val="subscript"/>
+        </w:rPr>
+        <w:t>r(j)</w:t>
+      </w:r>
+      <w:r>
+        <w:rPr>
+          <w:rFonts w:ascii="Cambria Math" w:hAnsi="Cambria Math"/>
+          <w:sz w:val="18"/>
+        </w:rPr>
+        <w:t>(t) dt</w:t>
       </w:r>
     </w:p>
     <w:p>
@@ -1815,20 +2069,102 @@
           <w:i w:val="0"/>
           <w:sz w:val="20"/>
         </w:rPr>
-        <w:t>총 배출량 최소화. 결정 변수는 배정 x_jr 과 실행 시각 τ_j 다.</w:t>
+        <w:t xml:space="preserve">총 배출량 최소화. 결정 변수는 배정 </w:t>
+      </w:r>
+      <w:r>
+        <w:rPr>
+          <w:rFonts w:ascii="Cambria Math" w:hAnsi="Cambria Math"/>
+          <w:i w:val="0"/>
+          <w:sz w:val="20"/>
+          <w:i/>
+        </w:rPr>
+        <w:t xml:space="preserve">x</w:t>
+      </w:r>
+      <w:r>
+        <w:rPr>
+          <w:rFonts w:ascii="Cambria Math" w:hAnsi="Cambria Math"/>
+          <w:i w:val="0"/>
+          <w:sz w:val="20"/>
+          <w:i/>
+          <w:vertAlign w:val="subscript"/>
+        </w:rPr>
+        <w:t xml:space="preserve">jr</w:t>
+      </w:r>
+      <w:r>
+        <w:rPr>
+          <w:i w:val="0"/>
+          <w:sz w:val="20"/>
+        </w:rPr>
+        <w:t xml:space="preserve"> 과 실행 시각 </w:t>
+      </w:r>
+      <w:r>
+        <w:rPr>
+          <w:rFonts w:ascii="Cambria Math" w:hAnsi="Cambria Math"/>
+          <w:i w:val="0"/>
+          <w:sz w:val="20"/>
+          <w:i/>
+        </w:rPr>
+        <w:t xml:space="preserve">τ</w:t>
+      </w:r>
+      <w:r>
+        <w:rPr>
+          <w:rFonts w:ascii="Cambria Math" w:hAnsi="Cambria Math"/>
+          <w:i w:val="0"/>
+          <w:sz w:val="20"/>
+          <w:i/>
+          <w:vertAlign w:val="subscript"/>
+        </w:rPr>
+        <w:t xml:space="preserve">j</w:t>
+      </w:r>
+      <w:r>
+        <w:rPr>
+          <w:i w:val="0"/>
+          <w:sz w:val="20"/>
+        </w:rPr>
+        <w:t xml:space="preserve"> 다.</w:t>
       </w:r>
     </w:p>
     <w:p>
       <w:pPr>
-        <w:spacing w:after="80"/>
+        <w:spacing w:before="100" w:after="100"/>
         <w:ind w:left="340"/>
       </w:pPr>
       <w:r>
         <w:rPr>
-          <w:rFonts w:ascii="Menlo" w:hAnsi="Menlo"/>
-          <w:sz w:val="17"/>
-        </w:rPr>
-        <w:t>(2)  Σ_{r∈R} x_jr = 1,  ∀j ∈ J</w:t>
+          <w:rFonts w:ascii="Cambria Math" w:hAnsi="Cambria Math"/>
+          <w:sz w:val="18"/>
+        </w:rPr>
+        <w:t>(2)  Σ</w:t>
+      </w:r>
+      <w:r>
+        <w:rPr>
+          <w:rFonts w:ascii="Cambria Math" w:hAnsi="Cambria Math"/>
+          <w:sz w:val="18"/>
+          <w:vertAlign w:val="subscript"/>
+        </w:rPr>
+        <w:t>r∈R</w:t>
+      </w:r>
+      <w:r>
+        <w:rPr>
+          <w:rFonts w:ascii="Cambria Math" w:hAnsi="Cambria Math"/>
+          <w:sz w:val="18"/>
+        </w:rPr>
+        <w:t xml:space="preserve"> x</w:t>
+      </w:r>
+      <w:r>
+        <w:rPr>
+          <w:rFonts w:ascii="Cambria Math" w:hAnsi="Cambria Math"/>
+          <w:sz w:val="18"/>
+          <w:vertAlign w:val="subscript"/>
+        </w:rPr>
+        <w:t>jr</w:t>
+      </w:r>
+      <w:r>
+        <w:rPr>
+          <w:rFonts w:ascii="Cambria Math" w:hAnsi="Cambria Math"/>
+          <w:sz w:val="18"/>
+        </w:rPr>
+        <w:t xml:space="preserve"> = 1,  ∀j ∈ J</w:t>
       </w:r>
     </w:p>
     <w:p>
@@ -1845,15 +2181,75 @@
     </w:p>
     <w:p>
       <w:pPr>
-        <w:spacing w:after="80"/>
+        <w:spacing w:before="100" w:after="100"/>
         <w:ind w:left="340"/>
       </w:pPr>
       <w:r>
         <w:rPr>
-          <w:rFonts w:ascii="Menlo" w:hAnsi="Menlo"/>
-          <w:sz w:val="17"/>
-        </w:rPr>
-        <w:t>(3)  |{ j : r(j)=r, τ_j ≤ t &lt; τ_j+d_j }| ≤ ⌊η·cap_r⌋,  ∀r, ∀t</w:t>
+          <w:rFonts w:ascii="Cambria Math" w:hAnsi="Cambria Math"/>
+          <w:sz w:val="18"/>
+        </w:rPr>
+        <w:t>(3)  |{ j : r(j)=r, τ</w:t>
+      </w:r>
+      <w:r>
+        <w:rPr>
+          <w:rFonts w:ascii="Cambria Math" w:hAnsi="Cambria Math"/>
+          <w:sz w:val="18"/>
+          <w:vertAlign w:val="subscript"/>
+        </w:rPr>
+        <w:t>j</w:t>
+      </w:r>
+      <w:r>
+        <w:rPr>
+          <w:rFonts w:ascii="Cambria Math" w:hAnsi="Cambria Math"/>
+          <w:sz w:val="18"/>
+        </w:rPr>
+        <w:t xml:space="preserve"> ≤ t &lt; τ</w:t>
+      </w:r>
+      <w:r>
+        <w:rPr>
+          <w:rFonts w:ascii="Cambria Math" w:hAnsi="Cambria Math"/>
+          <w:sz w:val="18"/>
+          <w:vertAlign w:val="subscript"/>
+        </w:rPr>
+        <w:t>j</w:t>
+      </w:r>
+      <w:r>
+        <w:rPr>
+          <w:rFonts w:ascii="Cambria Math" w:hAnsi="Cambria Math"/>
+          <w:sz w:val="18"/>
+        </w:rPr>
+        <w:t>+d</w:t>
+      </w:r>
+      <w:r>
+        <w:rPr>
+          <w:rFonts w:ascii="Cambria Math" w:hAnsi="Cambria Math"/>
+          <w:sz w:val="18"/>
+          <w:vertAlign w:val="subscript"/>
+        </w:rPr>
+        <w:t>j</w:t>
+      </w:r>
+      <w:r>
+        <w:rPr>
+          <w:rFonts w:ascii="Cambria Math" w:hAnsi="Cambria Math"/>
+          <w:sz w:val="18"/>
+        </w:rPr>
+        <w:t xml:space="preserve"> }| ≤ ⌊η·cap</w:t>
+      </w:r>
+      <w:r>
+        <w:rPr>
+          <w:rFonts w:ascii="Cambria Math" w:hAnsi="Cambria Math"/>
+          <w:sz w:val="18"/>
+          <w:vertAlign w:val="subscript"/>
+        </w:rPr>
+        <w:t>r</w:t>
+      </w:r>
+      <w:r>
+        <w:rPr>
+          <w:rFonts w:ascii="Cambria Math" w:hAnsi="Cambria Math"/>
+          <w:sz w:val="18"/>
+        </w:rPr>
+        <w:t>⌋,  ∀r, ∀t</w:t>
       </w:r>
     </w:p>
     <w:p>
@@ -1865,20 +2261,121 @@
           <w:i w:val="0"/>
           <w:sz w:val="20"/>
         </w:rPr>
-        <w:t>동시 실행 상한. 우변을 A.1.5 에서 K_r 로 줄여 쓴다.</w:t>
+        <w:t xml:space="preserve">동시 실행 상한. 우변을 A.1.5 에서 </w:t>
+      </w:r>
+      <w:r>
+        <w:rPr>
+          <w:rFonts w:ascii="Cambria Math" w:hAnsi="Cambria Math"/>
+          <w:i w:val="0"/>
+          <w:sz w:val="20"/>
+          <w:i/>
+        </w:rPr>
+        <w:t xml:space="preserve">K</w:t>
+      </w:r>
+      <w:r>
+        <w:rPr>
+          <w:rFonts w:ascii="Cambria Math" w:hAnsi="Cambria Math"/>
+          <w:i w:val="0"/>
+          <w:sz w:val="20"/>
+          <w:i/>
+          <w:vertAlign w:val="subscript"/>
+        </w:rPr>
+        <w:t xml:space="preserve">r</w:t>
+      </w:r>
+      <w:r>
+        <w:rPr>
+          <w:i w:val="0"/>
+          <w:sz w:val="20"/>
+        </w:rPr>
+        <w:t xml:space="preserve"> 로 줄여 쓴다.</w:t>
       </w:r>
     </w:p>
     <w:p>
       <w:pPr>
-        <w:spacing w:after="80"/>
+        <w:spacing w:before="100" w:after="100"/>
         <w:ind w:left="340"/>
       </w:pPr>
       <w:r>
         <w:rPr>
-          <w:rFonts w:ascii="Menlo" w:hAnsi="Menlo"/>
-          <w:sz w:val="17"/>
-        </w:rPr>
-        <w:t>(4)  s_j ≤ τ_j,   τ_j + d_j ≤ D_j,  ∀j</w:t>
+          <w:rFonts w:ascii="Cambria Math" w:hAnsi="Cambria Math"/>
+          <w:sz w:val="18"/>
+        </w:rPr>
+        <w:t>(4)  s</w:t>
+      </w:r>
+      <w:r>
+        <w:rPr>
+          <w:rFonts w:ascii="Cambria Math" w:hAnsi="Cambria Math"/>
+          <w:sz w:val="18"/>
+          <w:vertAlign w:val="subscript"/>
+        </w:rPr>
+        <w:t>j</w:t>
+      </w:r>
+      <w:r>
+        <w:rPr>
+          <w:rFonts w:ascii="Cambria Math" w:hAnsi="Cambria Math"/>
+          <w:sz w:val="18"/>
+        </w:rPr>
+        <w:t xml:space="preserve"> ≤ τ</w:t>
+      </w:r>
+      <w:r>
+        <w:rPr>
+          <w:rFonts w:ascii="Cambria Math" w:hAnsi="Cambria Math"/>
+          <w:sz w:val="18"/>
+          <w:vertAlign w:val="subscript"/>
+        </w:rPr>
+        <w:t>j</w:t>
+      </w:r>
+      <w:r>
+        <w:rPr>
+          <w:rFonts w:ascii="Cambria Math" w:hAnsi="Cambria Math"/>
+          <w:sz w:val="18"/>
+        </w:rPr>
+        <w:t>,   τ</w:t>
+      </w:r>
+      <w:r>
+        <w:rPr>
+          <w:rFonts w:ascii="Cambria Math" w:hAnsi="Cambria Math"/>
+          <w:sz w:val="18"/>
+          <w:vertAlign w:val="subscript"/>
+        </w:rPr>
+        <w:t>j</w:t>
+      </w:r>
+      <w:r>
+        <w:rPr>
+          <w:rFonts w:ascii="Cambria Math" w:hAnsi="Cambria Math"/>
+          <w:sz w:val="18"/>
+        </w:rPr>
+        <w:t xml:space="preserve"> + d</w:t>
+      </w:r>
+      <w:r>
+        <w:rPr>
+          <w:rFonts w:ascii="Cambria Math" w:hAnsi="Cambria Math"/>
+          <w:sz w:val="18"/>
+          <w:vertAlign w:val="subscript"/>
+        </w:rPr>
+        <w:t>j</w:t>
+      </w:r>
+      <w:r>
+        <w:rPr>
+          <w:rFonts w:ascii="Cambria Math" w:hAnsi="Cambria Math"/>
+          <w:sz w:val="18"/>
+        </w:rPr>
+        <w:t xml:space="preserve"> ≤ D</w:t>
+      </w:r>
+      <w:r>
+        <w:rPr>
+          <w:rFonts w:ascii="Cambria Math" w:hAnsi="Cambria Math"/>
+          <w:sz w:val="18"/>
+          <w:vertAlign w:val="subscript"/>
+        </w:rPr>
+        <w:t>j</w:t>
+      </w:r>
+      <w:r>
+        <w:rPr>
+          <w:rFonts w:ascii="Cambria Math" w:hAnsi="Cambria Math"/>
+          <w:sz w:val="18"/>
+        </w:rPr>
+        <w:t>,  ∀j</w:t>
       </w:r>
     </w:p>
     <w:p>
@@ -1895,15 +2392,75 @@
     </w:p>
     <w:p>
       <w:pPr>
-        <w:spacing w:after="80"/>
+        <w:spacing w:before="100" w:after="100"/>
         <w:ind w:left="340"/>
       </w:pPr>
       <w:r>
         <w:rPr>
-          <w:rFonts w:ascii="Menlo" w:hAnsi="Menlo"/>
-          <w:sz w:val="17"/>
-        </w:rPr>
-        <w:t>(5)  (τ_j − s_j) + ℓ_{o_j r(j)} ≤ L_j,  ∀j</w:t>
+          <w:rFonts w:ascii="Cambria Math" w:hAnsi="Cambria Math"/>
+          <w:sz w:val="18"/>
+        </w:rPr>
+        <w:t>(5)  (τ</w:t>
+      </w:r>
+      <w:r>
+        <w:rPr>
+          <w:rFonts w:ascii="Cambria Math" w:hAnsi="Cambria Math"/>
+          <w:sz w:val="18"/>
+          <w:vertAlign w:val="subscript"/>
+        </w:rPr>
+        <w:t>j</w:t>
+      </w:r>
+      <w:r>
+        <w:rPr>
+          <w:rFonts w:ascii="Cambria Math" w:hAnsi="Cambria Math"/>
+          <w:sz w:val="18"/>
+        </w:rPr>
+        <w:t xml:space="preserve"> − s</w:t>
+      </w:r>
+      <w:r>
+        <w:rPr>
+          <w:rFonts w:ascii="Cambria Math" w:hAnsi="Cambria Math"/>
+          <w:sz w:val="18"/>
+          <w:vertAlign w:val="subscript"/>
+        </w:rPr>
+        <w:t>j</w:t>
+      </w:r>
+      <w:r>
+        <w:rPr>
+          <w:rFonts w:ascii="Cambria Math" w:hAnsi="Cambria Math"/>
+          <w:sz w:val="18"/>
+        </w:rPr>
+        <w:t>) + ℓ</w:t>
+      </w:r>
+      <w:r>
+        <w:rPr>
+          <w:rFonts w:ascii="Cambria Math" w:hAnsi="Cambria Math"/>
+          <w:sz w:val="18"/>
+          <w:vertAlign w:val="subscript"/>
+        </w:rPr>
+        <w:t>oj r(j)</w:t>
+      </w:r>
+      <w:r>
+        <w:rPr>
+          <w:rFonts w:ascii="Cambria Math" w:hAnsi="Cambria Math"/>
+          <w:sz w:val="18"/>
+        </w:rPr>
+        <w:t xml:space="preserve"> ≤ L</w:t>
+      </w:r>
+      <w:r>
+        <w:rPr>
+          <w:rFonts w:ascii="Cambria Math" w:hAnsi="Cambria Math"/>
+          <w:sz w:val="18"/>
+          <w:vertAlign w:val="subscript"/>
+        </w:rPr>
+        <w:t>j</w:t>
+      </w:r>
+      <w:r>
+        <w:rPr>
+          <w:rFonts w:ascii="Cambria Math" w:hAnsi="Cambria Math"/>
+          <w:sz w:val="18"/>
+        </w:rPr>
+        <w:t>,  ∀j</w:t>
       </w:r>
     </w:p>
     <w:p>
@@ -1943,15 +2500,105 @@
     </w:p>
     <w:p>
       <w:pPr>
-        <w:spacing w:after="80"/>
+        <w:spacing w:before="100" w:after="100"/>
         <w:ind w:left="340"/>
       </w:pPr>
       <w:r>
         <w:rPr>
-          <w:rFonts w:ascii="Menlo" w:hAnsi="Menlo"/>
-          <w:sz w:val="17"/>
-        </w:rPr>
-        <w:t>(6)  C̃_r = Ĉ_r / max_r' Ĉ_r',    ℓ̃_or = ℓ_or / 244</w:t>
+          <w:rFonts w:ascii="Cambria Math" w:hAnsi="Cambria Math"/>
+          <w:sz w:val="18"/>
+        </w:rPr>
+        <w:t>(6)  C̃</w:t>
+      </w:r>
+      <w:r>
+        <w:rPr>
+          <w:rFonts w:ascii="Cambria Math" w:hAnsi="Cambria Math"/>
+          <w:sz w:val="18"/>
+          <w:vertAlign w:val="subscript"/>
+        </w:rPr>
+        <w:t>r</w:t>
+      </w:r>
+      <w:r>
+        <w:rPr>
+          <w:rFonts w:ascii="Cambria Math" w:hAnsi="Cambria Math"/>
+          <w:sz w:val="18"/>
+        </w:rPr>
+        <w:t xml:space="preserve"> = Ĉ</w:t>
+      </w:r>
+      <w:r>
+        <w:rPr>
+          <w:rFonts w:ascii="Cambria Math" w:hAnsi="Cambria Math"/>
+          <w:sz w:val="18"/>
+          <w:vertAlign w:val="subscript"/>
+        </w:rPr>
+        <w:t>r</w:t>
+      </w:r>
+      <w:r>
+        <w:rPr>
+          <w:rFonts w:ascii="Cambria Math" w:hAnsi="Cambria Math"/>
+          <w:sz w:val="18"/>
+        </w:rPr>
+        <w:t xml:space="preserve"> / max</w:t>
+      </w:r>
+      <w:r>
+        <w:rPr>
+          <w:rFonts w:ascii="Cambria Math" w:hAnsi="Cambria Math"/>
+          <w:sz w:val="18"/>
+          <w:vertAlign w:val="subscript"/>
+        </w:rPr>
+        <w:t>r</w:t>
+      </w:r>
+      <w:r>
+        <w:rPr>
+          <w:rFonts w:ascii="Cambria Math" w:hAnsi="Cambria Math"/>
+          <w:sz w:val="18"/>
+        </w:rPr>
+        <w:t>' Ĉ</w:t>
+      </w:r>
+      <w:r>
+        <w:rPr>
+          <w:rFonts w:ascii="Cambria Math" w:hAnsi="Cambria Math"/>
+          <w:sz w:val="18"/>
+          <w:vertAlign w:val="subscript"/>
+        </w:rPr>
+        <w:t>r</w:t>
+      </w:r>
+      <w:r>
+        <w:rPr>
+          <w:rFonts w:ascii="Cambria Math" w:hAnsi="Cambria Math"/>
+          <w:sz w:val="18"/>
+        </w:rPr>
+        <w:t>',    ℓ̃</w:t>
+      </w:r>
+      <w:r>
+        <w:rPr>
+          <w:rFonts w:ascii="Cambria Math" w:hAnsi="Cambria Math"/>
+          <w:sz w:val="18"/>
+          <w:vertAlign w:val="subscript"/>
+        </w:rPr>
+        <w:t>or</w:t>
+      </w:r>
+      <w:r>
+        <w:rPr>
+          <w:rFonts w:ascii="Cambria Math" w:hAnsi="Cambria Math"/>
+          <w:sz w:val="18"/>
+        </w:rPr>
+        <w:t xml:space="preserve"> = ℓ</w:t>
+      </w:r>
+      <w:r>
+        <w:rPr>
+          <w:rFonts w:ascii="Cambria Math" w:hAnsi="Cambria Math"/>
+          <w:sz w:val="18"/>
+          <w:vertAlign w:val="subscript"/>
+        </w:rPr>
+        <w:t>or</w:t>
+      </w:r>
+      <w:r>
+        <w:rPr>
+          <w:rFonts w:ascii="Cambria Math" w:hAnsi="Cambria Math"/>
+          <w:sz w:val="18"/>
+        </w:rPr>
+        <w:t xml:space="preserve"> / 244</w:t>
       </w:r>
     </w:p>
     <w:p>
@@ -1968,15 +2615,128 @@
     </w:p>
     <w:p>
       <w:pPr>
-        <w:spacing w:after="80"/>
+        <w:spacing w:before="100" w:after="100"/>
         <w:ind w:left="340"/>
       </w:pPr>
       <w:r>
         <w:rPr>
-          <w:rFonts w:ascii="Menlo" w:hAnsi="Menlo"/>
-          <w:sz w:val="17"/>
-        </w:rPr>
-        <w:t>(7)  min Σ_j Σ_r ( α·C̃_r + (1−α)·ℓ̃_{o_j r} )·x_jr + P_slack·Σ_j z_j</w:t>
+          <w:rFonts w:ascii="Cambria Math" w:hAnsi="Cambria Math"/>
+          <w:sz w:val="18"/>
+        </w:rPr>
+        <w:t>(7)  min Σ</w:t>
+      </w:r>
+      <w:r>
+        <w:rPr>
+          <w:rFonts w:ascii="Cambria Math" w:hAnsi="Cambria Math"/>
+          <w:sz w:val="18"/>
+          <w:vertAlign w:val="subscript"/>
+        </w:rPr>
+        <w:t>j</w:t>
+      </w:r>
+      <w:r>
+        <w:rPr>
+          <w:rFonts w:ascii="Cambria Math" w:hAnsi="Cambria Math"/>
+          <w:sz w:val="18"/>
+        </w:rPr>
+        <w:t xml:space="preserve"> Σ</w:t>
+      </w:r>
+      <w:r>
+        <w:rPr>
+          <w:rFonts w:ascii="Cambria Math" w:hAnsi="Cambria Math"/>
+          <w:sz w:val="18"/>
+          <w:vertAlign w:val="subscript"/>
+        </w:rPr>
+        <w:t>r</w:t>
+      </w:r>
+      <w:r>
+        <w:rPr>
+          <w:rFonts w:ascii="Cambria Math" w:hAnsi="Cambria Math"/>
+          <w:sz w:val="18"/>
+        </w:rPr>
+        <w:t xml:space="preserve"> ( α·C̃</w:t>
+      </w:r>
+      <w:r>
+        <w:rPr>
+          <w:rFonts w:ascii="Cambria Math" w:hAnsi="Cambria Math"/>
+          <w:sz w:val="18"/>
+          <w:vertAlign w:val="subscript"/>
+        </w:rPr>
+        <w:t>r</w:t>
+      </w:r>
+      <w:r>
+        <w:rPr>
+          <w:rFonts w:ascii="Cambria Math" w:hAnsi="Cambria Math"/>
+          <w:sz w:val="18"/>
+        </w:rPr>
+        <w:t xml:space="preserve"> + (1−α)·ℓ̃</w:t>
+      </w:r>
+      <w:r>
+        <w:rPr>
+          <w:rFonts w:ascii="Cambria Math" w:hAnsi="Cambria Math"/>
+          <w:sz w:val="18"/>
+          <w:vertAlign w:val="subscript"/>
+        </w:rPr>
+        <w:t>oj r</w:t>
+      </w:r>
+      <w:r>
+        <w:rPr>
+          <w:rFonts w:ascii="Cambria Math" w:hAnsi="Cambria Math"/>
+          <w:sz w:val="18"/>
+        </w:rPr>
+        <w:t xml:space="preserve"> )·x</w:t>
+      </w:r>
+      <w:r>
+        <w:rPr>
+          <w:rFonts w:ascii="Cambria Math" w:hAnsi="Cambria Math"/>
+          <w:sz w:val="18"/>
+          <w:vertAlign w:val="subscript"/>
+        </w:rPr>
+        <w:t>jr</w:t>
+      </w:r>
+      <w:r>
+        <w:rPr>
+          <w:rFonts w:ascii="Cambria Math" w:hAnsi="Cambria Math"/>
+          <w:sz w:val="18"/>
+        </w:rPr>
+        <w:t xml:space="preserve"> + P</w:t>
+      </w:r>
+      <w:r>
+        <w:rPr>
+          <w:rFonts w:ascii="Cambria Math" w:hAnsi="Cambria Math"/>
+          <w:sz w:val="18"/>
+          <w:vertAlign w:val="subscript"/>
+        </w:rPr>
+        <w:t>slack</w:t>
+      </w:r>
+      <w:r>
+        <w:rPr>
+          <w:rFonts w:ascii="Cambria Math" w:hAnsi="Cambria Math"/>
+          <w:sz w:val="18"/>
+        </w:rPr>
+        <w:t>·Σ</w:t>
+      </w:r>
+      <w:r>
+        <w:rPr>
+          <w:rFonts w:ascii="Cambria Math" w:hAnsi="Cambria Math"/>
+          <w:sz w:val="18"/>
+          <w:vertAlign w:val="subscript"/>
+        </w:rPr>
+        <w:t>j</w:t>
+      </w:r>
+      <w:r>
+        <w:rPr>
+          <w:rFonts w:ascii="Cambria Math" w:hAnsi="Cambria Math"/>
+          <w:sz w:val="18"/>
+        </w:rPr>
+        <w:t xml:space="preserve"> z</w:t>
+      </w:r>
+      <w:r>
+        <w:rPr>
+          <w:rFonts w:ascii="Cambria Math" w:hAnsi="Cambria Math"/>
+          <w:sz w:val="18"/>
+          <w:vertAlign w:val="subscript"/>
+        </w:rPr>
+        <w:t>j</w:t>
       </w:r>
     </w:p>
     <w:p>
@@ -1988,20 +2748,136 @@
           <w:i w:val="0"/>
           <w:sz w:val="20"/>
         </w:rPr>
-        <w:t>슬롯 배정의 목적함수. P_slack = 1,000 은 어떤 배정 비용보다 커서 배정이 가능한 한 미배정이 선택되지 않는다.</w:t>
+        <w:t xml:space="preserve">슬롯 배정의 목적함수. </w:t>
+      </w:r>
+      <w:r>
+        <w:rPr>
+          <w:rFonts w:ascii="Cambria Math" w:hAnsi="Cambria Math"/>
+          <w:i w:val="0"/>
+          <w:sz w:val="20"/>
+          <w:i/>
+        </w:rPr>
+        <w:t xml:space="preserve">P</w:t>
+      </w:r>
+      <w:r>
+        <w:rPr>
+          <w:rFonts w:ascii="Cambria Math" w:hAnsi="Cambria Math"/>
+          <w:i w:val="0"/>
+          <w:sz w:val="20"/>
+          <w:i/>
+          <w:vertAlign w:val="subscript"/>
+        </w:rPr>
+        <w:t xml:space="preserve">slack</w:t>
+      </w:r>
+      <w:r>
+        <w:rPr>
+          <w:i w:val="0"/>
+          <w:sz w:val="20"/>
+        </w:rPr>
+        <w:t xml:space="preserve"> = 1,000 은 어떤 배정 비용보다 커서 배정이 가능한 한 미배정이 선택되지 않는다.</w:t>
       </w:r>
     </w:p>
     <w:p>
       <w:pPr>
-        <w:spacing w:after="80"/>
+        <w:spacing w:before="100" w:after="100"/>
         <w:ind w:left="340"/>
       </w:pPr>
       <w:r>
         <w:rPr>
-          <w:rFonts w:ascii="Menlo" w:hAnsi="Menlo"/>
-          <w:sz w:val="17"/>
-        </w:rPr>
-        <w:t>(8)  Σ_r x_jr + z_j = 1  ∀j,    Σ_j x_jr ≤ a_r  ∀r</w:t>
+          <w:rFonts w:ascii="Cambria Math" w:hAnsi="Cambria Math"/>
+          <w:sz w:val="18"/>
+        </w:rPr>
+        <w:t>(8)  Σ</w:t>
+      </w:r>
+      <w:r>
+        <w:rPr>
+          <w:rFonts w:ascii="Cambria Math" w:hAnsi="Cambria Math"/>
+          <w:sz w:val="18"/>
+          <w:vertAlign w:val="subscript"/>
+        </w:rPr>
+        <w:t>r</w:t>
+      </w:r>
+      <w:r>
+        <w:rPr>
+          <w:rFonts w:ascii="Cambria Math" w:hAnsi="Cambria Math"/>
+          <w:sz w:val="18"/>
+        </w:rPr>
+        <w:t xml:space="preserve"> x</w:t>
+      </w:r>
+      <w:r>
+        <w:rPr>
+          <w:rFonts w:ascii="Cambria Math" w:hAnsi="Cambria Math"/>
+          <w:sz w:val="18"/>
+          <w:vertAlign w:val="subscript"/>
+        </w:rPr>
+        <w:t>jr</w:t>
+      </w:r>
+      <w:r>
+        <w:rPr>
+          <w:rFonts w:ascii="Cambria Math" w:hAnsi="Cambria Math"/>
+          <w:sz w:val="18"/>
+        </w:rPr>
+        <w:t xml:space="preserve"> + z</w:t>
+      </w:r>
+      <w:r>
+        <w:rPr>
+          <w:rFonts w:ascii="Cambria Math" w:hAnsi="Cambria Math"/>
+          <w:sz w:val="18"/>
+          <w:vertAlign w:val="subscript"/>
+        </w:rPr>
+        <w:t>j</w:t>
+      </w:r>
+      <w:r>
+        <w:rPr>
+          <w:rFonts w:ascii="Cambria Math" w:hAnsi="Cambria Math"/>
+          <w:sz w:val="18"/>
+        </w:rPr>
+        <w:t xml:space="preserve"> = 1  ∀j,    Σ</w:t>
+      </w:r>
+      <w:r>
+        <w:rPr>
+          <w:rFonts w:ascii="Cambria Math" w:hAnsi="Cambria Math"/>
+          <w:sz w:val="18"/>
+          <w:vertAlign w:val="subscript"/>
+        </w:rPr>
+        <w:t>j</w:t>
+      </w:r>
+      <w:r>
+        <w:rPr>
+          <w:rFonts w:ascii="Cambria Math" w:hAnsi="Cambria Math"/>
+          <w:sz w:val="18"/>
+        </w:rPr>
+        <w:t xml:space="preserve"> x</w:t>
+      </w:r>
+      <w:r>
+        <w:rPr>
+          <w:rFonts w:ascii="Cambria Math" w:hAnsi="Cambria Math"/>
+          <w:sz w:val="18"/>
+          <w:vertAlign w:val="subscript"/>
+        </w:rPr>
+        <w:t>jr</w:t>
+      </w:r>
+      <w:r>
+        <w:rPr>
+          <w:rFonts w:ascii="Cambria Math" w:hAnsi="Cambria Math"/>
+          <w:sz w:val="18"/>
+        </w:rPr>
+        <w:t xml:space="preserve"> ≤ a</w:t>
+      </w:r>
+      <w:r>
+        <w:rPr>
+          <w:rFonts w:ascii="Cambria Math" w:hAnsi="Cambria Math"/>
+          <w:sz w:val="18"/>
+          <w:vertAlign w:val="subscript"/>
+        </w:rPr>
+        <w:t>r</w:t>
+      </w:r>
+      <w:r>
+        <w:rPr>
+          <w:rFonts w:ascii="Cambria Math" w:hAnsi="Cambria Math"/>
+          <w:sz w:val="18"/>
+        </w:rPr>
+        <w:t xml:space="preserve">  ∀r</w:t>
       </w:r>
     </w:p>
     <w:p>
@@ -2013,20 +2889,87 @@
           <w:i w:val="0"/>
           <w:sz w:val="20"/>
         </w:rPr>
-        <w:t>배정 유일성과 리전별 잔여 자리. 여기의 a_r 은 공간 이동 자신의 장부이며, 시간 이동의 a_r(t) 와 이름만 같고 서로 인계되지 않는다.</w:t>
+        <w:t xml:space="preserve">배정 유일성과 리전별 잔여 자리. 여기의 </w:t>
+      </w:r>
+      <w:r>
+        <w:rPr>
+          <w:rFonts w:ascii="Cambria Math" w:hAnsi="Cambria Math"/>
+          <w:i w:val="0"/>
+          <w:sz w:val="20"/>
+          <w:i/>
+        </w:rPr>
+        <w:t xml:space="preserve">a</w:t>
+      </w:r>
+      <w:r>
+        <w:rPr>
+          <w:rFonts w:ascii="Cambria Math" w:hAnsi="Cambria Math"/>
+          <w:i w:val="0"/>
+          <w:sz w:val="20"/>
+          <w:i/>
+          <w:vertAlign w:val="subscript"/>
+        </w:rPr>
+        <w:t xml:space="preserve">r</w:t>
+      </w:r>
+      <w:r>
+        <w:rPr>
+          <w:i w:val="0"/>
+          <w:sz w:val="20"/>
+        </w:rPr>
+        <w:t xml:space="preserve"> 은 공간 이동 자신의 장부이며, 시간 이동의 </w:t>
+      </w:r>
+      <w:r>
+        <w:rPr>
+          <w:rFonts w:ascii="Cambria Math" w:hAnsi="Cambria Math"/>
+          <w:i w:val="0"/>
+          <w:sz w:val="20"/>
+          <w:i/>
+        </w:rPr>
+        <w:t xml:space="preserve">a</w:t>
+      </w:r>
+      <w:r>
+        <w:rPr>
+          <w:rFonts w:ascii="Cambria Math" w:hAnsi="Cambria Math"/>
+          <w:i w:val="0"/>
+          <w:sz w:val="20"/>
+          <w:i/>
+          <w:vertAlign w:val="subscript"/>
+        </w:rPr>
+        <w:t xml:space="preserve">r</w:t>
+      </w:r>
+      <w:r>
+        <w:rPr>
+          <w:i w:val="0"/>
+          <w:sz w:val="20"/>
+        </w:rPr>
+        <w:t xml:space="preserve">(t) 와 이름만 같고 서로 인계되지 않는다.</w:t>
       </w:r>
     </w:p>
     <w:p>
       <w:pPr>
-        <w:spacing w:after="80"/>
+        <w:spacing w:before="100" w:after="100"/>
         <w:ind w:left="340"/>
       </w:pPr>
       <w:r>
         <w:rPr>
-          <w:rFonts w:ascii="Menlo" w:hAnsi="Menlo"/>
-          <w:sz w:val="17"/>
-        </w:rPr>
-        <w:t>(9)  α* = arg min_α √( λ̃(α)² + μ̃(α)² )</w:t>
+          <w:rFonts w:ascii="Cambria Math" w:hAnsi="Cambria Math"/>
+          <w:sz w:val="18"/>
+        </w:rPr>
+        <w:t>(9)  α* = arg min</w:t>
+      </w:r>
+      <w:r>
+        <w:rPr>
+          <w:rFonts w:ascii="Cambria Math" w:hAnsi="Cambria Math"/>
+          <w:sz w:val="18"/>
+          <w:vertAlign w:val="subscript"/>
+        </w:rPr>
+        <w:t>α</w:t>
+      </w:r>
+      <w:r>
+        <w:rPr>
+          <w:rFonts w:ascii="Cambria Math" w:hAnsi="Cambria Math"/>
+          <w:sz w:val="18"/>
+        </w:rPr>
+        <w:t xml:space="preserve"> √( λ̃(α)² + μ̃(α)² )</w:t>
       </w:r>
     </w:p>
     <w:p>
@@ -3757,7 +4700,1015 @@
           <w:i w:val="0"/>
           <w:sz w:val="20"/>
         </w:rPr>
-        <w:t>실행 가능 윈도우는 [s_j, D_j − d_j] 이고 후보는 그 안의 1시간 슬롯이다.</w:t>
+        <w:t xml:space="preserve">실행 가능 윈도우는 [</w:t>
+      </w:r>
+      <w:r>
+        <w:rPr>
+          <w:rFonts w:ascii="Cambria Math" w:hAnsi="Cambria Math"/>
+          <w:i w:val="0"/>
+          <w:sz w:val="20"/>
+          <w:i/>
+        </w:rPr>
+        <w:t xml:space="preserve">s</w:t>
+      </w:r>
+      <w:r>
+        <w:rPr>
+          <w:rFonts w:ascii="Cambria Math" w:hAnsi="Cambria Math"/>
+          <w:i w:val="0"/>
+          <w:sz w:val="20"/>
+          <w:i/>
+          <w:vertAlign w:val="subscript"/>
+        </w:rPr>
+        <w:t xml:space="preserve">j</w:t>
+      </w:r>
+      <w:r>
+        <w:rPr>
+          <w:i w:val="0"/>
+          <w:sz w:val="20"/>
+        </w:rPr>
+        <w:t xml:space="preserve">, </w:t>
+      </w:r>
+      <w:r>
+        <w:rPr>
+          <w:rFonts w:ascii="Cambria Math" w:hAnsi="Cambria Math"/>
+          <w:i w:val="0"/>
+          <w:sz w:val="20"/>
+          <w:i/>
+        </w:rPr>
+        <w:t xml:space="preserve">D</w:t>
+      </w:r>
+      <w:r>
+        <w:rPr>
+          <w:rFonts w:ascii="Cambria Math" w:hAnsi="Cambria Math"/>
+          <w:i w:val="0"/>
+          <w:sz w:val="20"/>
+          <w:i/>
+          <w:vertAlign w:val="subscript"/>
+        </w:rPr>
+        <w:t xml:space="preserve">j</w:t>
+      </w:r>
+      <w:r>
+        <w:rPr>
+          <w:i w:val="0"/>
+          <w:sz w:val="20"/>
+        </w:rPr>
+        <w:t xml:space="preserve"> − </w:t>
+      </w:r>
+      <w:r>
+        <w:rPr>
+          <w:rFonts w:ascii="Cambria Math" w:hAnsi="Cambria Math"/>
+          <w:i w:val="0"/>
+          <w:sz w:val="20"/>
+          <w:i/>
+        </w:rPr>
+        <w:t xml:space="preserve">d</w:t>
+      </w:r>
+      <w:r>
+        <w:rPr>
+          <w:rFonts w:ascii="Cambria Math" w:hAnsi="Cambria Math"/>
+          <w:i w:val="0"/>
+          <w:sz w:val="20"/>
+          <w:i/>
+          <w:vertAlign w:val="subscript"/>
+        </w:rPr>
+        <w:t xml:space="preserve">j</w:t>
+      </w:r>
+      <w:r>
+        <w:rPr>
+          <w:i w:val="0"/>
+          <w:sz w:val="20"/>
+        </w:rPr>
+        <w:t xml:space="preserve">] 이고 후보는 그 안의 1시간 슬롯이다.</w:t>
+      </w:r>
+    </w:p>
+    <w:p>
+      <w:pPr>
+        <w:spacing w:before="100" w:after="100"/>
+        <w:ind w:left="340"/>
+      </w:pPr>
+      <w:r>
+        <w:rPr>
+          <w:rFonts w:ascii="Cambria Math" w:hAnsi="Cambria Math"/>
+          <w:sz w:val="18"/>
+        </w:rPr>
+        <w:t>(10)  C̄(t) = (C(t) − C</w:t>
+      </w:r>
+      <w:r>
+        <w:rPr>
+          <w:rFonts w:ascii="Cambria Math" w:hAnsi="Cambria Math"/>
+          <w:sz w:val="18"/>
+          <w:vertAlign w:val="subscript"/>
+        </w:rPr>
+        <w:t>min</w:t>
+      </w:r>
+      <w:r>
+        <w:rPr>
+          <w:rFonts w:ascii="Cambria Math" w:hAnsi="Cambria Math"/>
+          <w:sz w:val="18"/>
+        </w:rPr>
+        <w:t>)/(C</w:t>
+      </w:r>
+      <w:r>
+        <w:rPr>
+          <w:rFonts w:ascii="Cambria Math" w:hAnsi="Cambria Math"/>
+          <w:sz w:val="18"/>
+          <w:vertAlign w:val="subscript"/>
+        </w:rPr>
+        <w:t>max</w:t>
+      </w:r>
+      <w:r>
+        <w:rPr>
+          <w:rFonts w:ascii="Cambria Math" w:hAnsi="Cambria Math"/>
+          <w:sz w:val="18"/>
+        </w:rPr>
+        <w:t xml:space="preserve"> − C</w:t>
+      </w:r>
+      <w:r>
+        <w:rPr>
+          <w:rFonts w:ascii="Cambria Math" w:hAnsi="Cambria Math"/>
+          <w:sz w:val="18"/>
+          <w:vertAlign w:val="subscript"/>
+        </w:rPr>
+        <w:t>min</w:t>
+      </w:r>
+      <w:r>
+        <w:rPr>
+          <w:rFonts w:ascii="Cambria Math" w:hAnsi="Cambria Math"/>
+          <w:sz w:val="18"/>
+        </w:rPr>
+        <w:t>),   D̄(t) = (t − t</w:t>
+      </w:r>
+      <w:r>
+        <w:rPr>
+          <w:rFonts w:ascii="Cambria Math" w:hAnsi="Cambria Math"/>
+          <w:sz w:val="18"/>
+          <w:vertAlign w:val="subscript"/>
+        </w:rPr>
+        <w:t>early</w:t>
+      </w:r>
+      <w:r>
+        <w:rPr>
+          <w:rFonts w:ascii="Cambria Math" w:hAnsi="Cambria Math"/>
+          <w:sz w:val="18"/>
+        </w:rPr>
+        <w:t>)/(t</w:t>
+      </w:r>
+      <w:r>
+        <w:rPr>
+          <w:rFonts w:ascii="Cambria Math" w:hAnsi="Cambria Math"/>
+          <w:sz w:val="18"/>
+          <w:vertAlign w:val="subscript"/>
+        </w:rPr>
+        <w:t>late</w:t>
+      </w:r>
+      <w:r>
+        <w:rPr>
+          <w:rFonts w:ascii="Cambria Math" w:hAnsi="Cambria Math"/>
+          <w:sz w:val="18"/>
+        </w:rPr>
+        <w:t xml:space="preserve"> − t</w:t>
+      </w:r>
+      <w:r>
+        <w:rPr>
+          <w:rFonts w:ascii="Cambria Math" w:hAnsi="Cambria Math"/>
+          <w:sz w:val="18"/>
+          <w:vertAlign w:val="subscript"/>
+        </w:rPr>
+        <w:t>early</w:t>
+      </w:r>
+      <w:r>
+        <w:rPr>
+          <w:rFonts w:ascii="Cambria Math" w:hAnsi="Cambria Math"/>
+          <w:sz w:val="18"/>
+        </w:rPr>
+        <w:t>)</w:t>
+      </w:r>
+    </w:p>
+    <w:p>
+      <w:pPr>
+        <w:jc w:val="both"/>
+      </w:pPr>
+      <w:r>
+        <w:rPr>
+          <w:i w:val="0"/>
+          <w:sz w:val="20"/>
+        </w:rPr>
+        <w:t>탄소 비용과 지연 비용을 후보 집합 안에서 0–1 로 정규화한다. 분모가 0 이면 해당 항을 0 으로 둔다.</w:t>
+      </w:r>
+    </w:p>
+    <w:p>
+      <w:pPr>
+        <w:spacing w:before="100" w:after="100"/>
+        <w:ind w:left="340"/>
+      </w:pPr>
+      <w:r>
+        <w:rPr>
+          <w:rFonts w:ascii="Cambria Math" w:hAnsi="Cambria Math"/>
+          <w:sz w:val="18"/>
+        </w:rPr>
+        <w:t>(11)  score(t) = α(k)·C̄(t) + (1−α(k))·D̄(t),   α(k) = (6 − k)/5</w:t>
+      </w:r>
+    </w:p>
+    <w:p>
+      <w:pPr>
+        <w:jc w:val="both"/>
+      </w:pPr>
+      <w:r>
+        <w:rPr>
+          <w:i w:val="0"/>
+          <w:sz w:val="20"/>
+        </w:rPr>
+        <w:t>가중합. 가중치는 작업이 신고한 지연 등급의 함수이며 k=1 에서 1.0, k=5 에서 0.2 다.</w:t>
+      </w:r>
+    </w:p>
+    <w:p>
+      <w:pPr>
+        <w:pStyle w:val="Heading2"/>
+      </w:pPr>
+      <w:r>
+        <w:rPr>
+          <w:rFonts w:ascii="맑은 고딕" w:hAnsi="맑은 고딕"/>
+        </w:rPr>
+        <w:t>A.1.5  용량 인지 온라인 배치 — 식 (12)~(14)와 Algorithm 1</w:t>
+      </w:r>
+    </w:p>
+    <w:p>
+      <w:pPr>
+        <w:spacing w:before="100" w:after="100"/>
+        <w:ind w:left="340"/>
+      </w:pPr>
+      <w:r>
+        <w:rPr>
+          <w:rFonts w:ascii="Cambria Math" w:hAnsi="Cambria Math"/>
+          <w:sz w:val="18"/>
+        </w:rPr>
+        <w:t>(12)  n</w:t>
+      </w:r>
+      <w:r>
+        <w:rPr>
+          <w:rFonts w:ascii="Cambria Math" w:hAnsi="Cambria Math"/>
+          <w:sz w:val="18"/>
+          <w:vertAlign w:val="subscript"/>
+        </w:rPr>
+        <w:t>r</w:t>
+      </w:r>
+      <w:r>
+        <w:rPr>
+          <w:rFonts w:ascii="Cambria Math" w:hAnsi="Cambria Math"/>
+          <w:sz w:val="18"/>
+        </w:rPr>
+        <w:t>(t) = | { j : r(j)=r, τ</w:t>
+      </w:r>
+      <w:r>
+        <w:rPr>
+          <w:rFonts w:ascii="Cambria Math" w:hAnsi="Cambria Math"/>
+          <w:sz w:val="18"/>
+          <w:vertAlign w:val="subscript"/>
+        </w:rPr>
+        <w:t>j</w:t>
+      </w:r>
+      <w:r>
+        <w:rPr>
+          <w:rFonts w:ascii="Cambria Math" w:hAnsi="Cambria Math"/>
+          <w:sz w:val="18"/>
+        </w:rPr>
+        <w:t xml:space="preserve"> ≤ t &lt; τ</w:t>
+      </w:r>
+      <w:r>
+        <w:rPr>
+          <w:rFonts w:ascii="Cambria Math" w:hAnsi="Cambria Math"/>
+          <w:sz w:val="18"/>
+          <w:vertAlign w:val="subscript"/>
+        </w:rPr>
+        <w:t>j</w:t>
+      </w:r>
+      <w:r>
+        <w:rPr>
+          <w:rFonts w:ascii="Cambria Math" w:hAnsi="Cambria Math"/>
+          <w:sz w:val="18"/>
+        </w:rPr>
+        <w:t xml:space="preserve"> + d</w:t>
+      </w:r>
+      <w:r>
+        <w:rPr>
+          <w:rFonts w:ascii="Cambria Math" w:hAnsi="Cambria Math"/>
+          <w:sz w:val="18"/>
+          <w:vertAlign w:val="subscript"/>
+        </w:rPr>
+        <w:t>j</w:t>
+      </w:r>
+      <w:r>
+        <w:rPr>
+          <w:rFonts w:ascii="Cambria Math" w:hAnsi="Cambria Math"/>
+          <w:sz w:val="18"/>
+        </w:rPr>
+        <w:t xml:space="preserve"> } |,   a</w:t>
+      </w:r>
+      <w:r>
+        <w:rPr>
+          <w:rFonts w:ascii="Cambria Math" w:hAnsi="Cambria Math"/>
+          <w:sz w:val="18"/>
+          <w:vertAlign w:val="subscript"/>
+        </w:rPr>
+        <w:t>r</w:t>
+      </w:r>
+      <w:r>
+        <w:rPr>
+          <w:rFonts w:ascii="Cambria Math" w:hAnsi="Cambria Math"/>
+          <w:sz w:val="18"/>
+        </w:rPr>
+        <w:t>(t) = K</w:t>
+      </w:r>
+      <w:r>
+        <w:rPr>
+          <w:rFonts w:ascii="Cambria Math" w:hAnsi="Cambria Math"/>
+          <w:sz w:val="18"/>
+          <w:vertAlign w:val="subscript"/>
+        </w:rPr>
+        <w:t>r</w:t>
+      </w:r>
+      <w:r>
+        <w:rPr>
+          <w:rFonts w:ascii="Cambria Math" w:hAnsi="Cambria Math"/>
+          <w:sz w:val="18"/>
+        </w:rPr>
+        <w:t xml:space="preserve"> − n</w:t>
+      </w:r>
+      <w:r>
+        <w:rPr>
+          <w:rFonts w:ascii="Cambria Math" w:hAnsi="Cambria Math"/>
+          <w:sz w:val="18"/>
+          <w:vertAlign w:val="subscript"/>
+        </w:rPr>
+        <w:t>r</w:t>
+      </w:r>
+      <w:r>
+        <w:rPr>
+          <w:rFonts w:ascii="Cambria Math" w:hAnsi="Cambria Math"/>
+          <w:sz w:val="18"/>
+        </w:rPr>
+        <w:t>(t)</w:t>
+      </w:r>
+    </w:p>
+    <w:p>
+      <w:pPr>
+        <w:jc w:val="both"/>
+      </w:pPr>
+      <w:r>
+        <w:rPr>
+          <w:i w:val="0"/>
+          <w:sz w:val="20"/>
+        </w:rPr>
+        <w:t xml:space="preserve">식 (3)을 남은 자리 형태로 다시 쓴 것. 장부는 이 단계가 시작할 때 비어 있고 이 단계가 확정한 </w:t>
+      </w:r>
+      <w:r>
+        <w:rPr>
+          <w:rFonts w:ascii="Cambria Math" w:hAnsi="Cambria Math"/>
+          <w:i w:val="0"/>
+          <w:sz w:val="20"/>
+          <w:i/>
+        </w:rPr>
+        <w:t xml:space="preserve">τ</w:t>
+      </w:r>
+      <w:r>
+        <w:rPr>
+          <w:rFonts w:ascii="Cambria Math" w:hAnsi="Cambria Math"/>
+          <w:i w:val="0"/>
+          <w:sz w:val="20"/>
+          <w:i/>
+          <w:vertAlign w:val="subscript"/>
+        </w:rPr>
+        <w:t xml:space="preserve">j</w:t>
+      </w:r>
+      <w:r>
+        <w:rPr>
+          <w:i w:val="0"/>
+          <w:sz w:val="20"/>
+        </w:rPr>
+        <w:t xml:space="preserve"> 로만 채워진다.</w:t>
+      </w:r>
+    </w:p>
+    <w:p>
+      <w:pPr>
+        <w:spacing w:before="100" w:after="100"/>
+        <w:ind w:left="340"/>
+      </w:pPr>
+      <w:r>
+        <w:rPr>
+          <w:rFonts w:ascii="Cambria Math" w:hAnsi="Cambria Math"/>
+          <w:sz w:val="18"/>
+        </w:rPr>
+        <w:t xml:space="preserve">      feasible(j, t′)  ⟺  min a</w:t>
+      </w:r>
+      <w:r>
+        <w:rPr>
+          <w:rFonts w:ascii="Cambria Math" w:hAnsi="Cambria Math"/>
+          <w:sz w:val="18"/>
+          <w:vertAlign w:val="subscript"/>
+        </w:rPr>
+        <w:t>r(j)</w:t>
+      </w:r>
+      <w:r>
+        <w:rPr>
+          <w:rFonts w:ascii="Cambria Math" w:hAnsi="Cambria Math"/>
+          <w:sz w:val="18"/>
+        </w:rPr>
+        <w:t>(u) ≥ 1,   u ∈ [t′, t′+d</w:t>
+      </w:r>
+      <w:r>
+        <w:rPr>
+          <w:rFonts w:ascii="Cambria Math" w:hAnsi="Cambria Math"/>
+          <w:sz w:val="18"/>
+          <w:vertAlign w:val="subscript"/>
+        </w:rPr>
+        <w:t>j</w:t>
+      </w:r>
+      <w:r>
+        <w:rPr>
+          <w:rFonts w:ascii="Cambria Math" w:hAnsi="Cambria Math"/>
+          <w:sz w:val="18"/>
+        </w:rPr>
+        <w:t>)</w:t>
+      </w:r>
+    </w:p>
+    <w:p>
+      <w:pPr>
+        <w:jc w:val="both"/>
+      </w:pPr>
+      <w:r>
+        <w:rPr>
+          <w:i w:val="0"/>
+          <w:sz w:val="20"/>
+        </w:rPr>
+        <w:t>시작 시점만이 아니라 실행이 끝날 때까지 매 순간 자리가 있어야 한다.</w:t>
+      </w:r>
+    </w:p>
+    <w:p>
+      <w:pPr>
+        <w:spacing w:before="100" w:after="100"/>
+        <w:ind w:left="340"/>
+      </w:pPr>
+      <w:r>
+        <w:rPr>
+          <w:rFonts w:ascii="Cambria Math" w:hAnsi="Cambria Math"/>
+          <w:sz w:val="18"/>
+        </w:rPr>
+        <w:t>(13)  Q(t) = { j : s</w:t>
+      </w:r>
+      <w:r>
+        <w:rPr>
+          <w:rFonts w:ascii="Cambria Math" w:hAnsi="Cambria Math"/>
+          <w:sz w:val="18"/>
+          <w:vertAlign w:val="subscript"/>
+        </w:rPr>
+        <w:t>j</w:t>
+      </w:r>
+      <w:r>
+        <w:rPr>
+          <w:rFonts w:ascii="Cambria Math" w:hAnsi="Cambria Math"/>
+          <w:sz w:val="18"/>
+        </w:rPr>
+        <w:t xml:space="preserve"> ≤ t,  τ</w:t>
+      </w:r>
+      <w:r>
+        <w:rPr>
+          <w:rFonts w:ascii="Cambria Math" w:hAnsi="Cambria Math"/>
+          <w:sz w:val="18"/>
+          <w:vertAlign w:val="subscript"/>
+        </w:rPr>
+        <w:t>j</w:t>
+      </w:r>
+      <w:r>
+        <w:rPr>
+          <w:rFonts w:ascii="Cambria Math" w:hAnsi="Cambria Math"/>
+          <w:sz w:val="18"/>
+        </w:rPr>
+        <w:t xml:space="preserve"> 미정 },</w:t>
+      </w:r>
+    </w:p>
+    <w:p>
+      <w:pPr>
+        <w:spacing w:before="100" w:after="100"/>
+        <w:ind w:left="340"/>
+      </w:pPr>
+      <w:r>
+        <w:rPr>
+          <w:rFonts w:ascii="Cambria Math" w:hAnsi="Cambria Math"/>
+          <w:sz w:val="18"/>
+        </w:rPr>
+        <w:t xml:space="preserve">      P</w:t>
+      </w:r>
+      <w:r>
+        <w:rPr>
+          <w:rFonts w:ascii="Cambria Math" w:hAnsi="Cambria Math"/>
+          <w:sz w:val="18"/>
+          <w:vertAlign w:val="subscript"/>
+        </w:rPr>
+        <w:t>r</w:t>
+      </w:r>
+      <w:r>
+        <w:rPr>
+          <w:rFonts w:ascii="Cambria Math" w:hAnsi="Cambria Math"/>
+          <w:sz w:val="18"/>
+        </w:rPr>
+        <w:t>(t) = { j ∈ Q(t) : r(j)=r, argmin</w:t>
+      </w:r>
+      <w:r>
+        <w:rPr>
+          <w:rFonts w:ascii="Cambria Math" w:hAnsi="Cambria Math"/>
+          <w:sz w:val="18"/>
+          <w:vertAlign w:val="subscript"/>
+        </w:rPr>
+        <w:t>t′∈Wj(t)</w:t>
+      </w:r>
+      <w:r>
+        <w:rPr>
+          <w:rFonts w:ascii="Cambria Math" w:hAnsi="Cambria Math"/>
+          <w:sz w:val="18"/>
+        </w:rPr>
+        <w:t xml:space="preserve"> score</w:t>
+      </w:r>
+      <w:r>
+        <w:rPr>
+          <w:rFonts w:ascii="Cambria Math" w:hAnsi="Cambria Math"/>
+          <w:sz w:val="18"/>
+          <w:vertAlign w:val="subscript"/>
+        </w:rPr>
+        <w:t>j</w:t>
+      </w:r>
+      <w:r>
+        <w:rPr>
+          <w:rFonts w:ascii="Cambria Math" w:hAnsi="Cambria Math"/>
+          <w:sz w:val="18"/>
+        </w:rPr>
+        <w:t>(t′) = max(t, s</w:t>
+      </w:r>
+      <w:r>
+        <w:rPr>
+          <w:rFonts w:ascii="Cambria Math" w:hAnsi="Cambria Math"/>
+          <w:sz w:val="18"/>
+          <w:vertAlign w:val="subscript"/>
+        </w:rPr>
+        <w:t>j</w:t>
+      </w:r>
+      <w:r>
+        <w:rPr>
+          <w:rFonts w:ascii="Cambria Math" w:hAnsi="Cambria Math"/>
+          <w:sz w:val="18"/>
+        </w:rPr>
+        <w:t>) }</w:t>
+      </w:r>
+    </w:p>
+    <w:p>
+      <w:pPr>
+        <w:jc w:val="both"/>
+      </w:pPr>
+      <w:r>
+        <w:rPr>
+          <w:i w:val="0"/>
+          <w:sz w:val="20"/>
+        </w:rPr>
+        <w:t xml:space="preserve">지금이 남은 탐색 구간 안에서 최선인 작업들. </w:t>
+      </w:r>
+      <w:r>
+        <w:rPr>
+          <w:rFonts w:ascii="Cambria Math" w:hAnsi="Cambria Math"/>
+          <w:i w:val="0"/>
+          <w:sz w:val="20"/>
+          <w:i/>
+        </w:rPr>
+        <w:t xml:space="preserve">W</w:t>
+      </w:r>
+      <w:r>
+        <w:rPr>
+          <w:rFonts w:ascii="Cambria Math" w:hAnsi="Cambria Math"/>
+          <w:i w:val="0"/>
+          <w:sz w:val="20"/>
+          <w:i/>
+          <w:vertAlign w:val="subscript"/>
+        </w:rPr>
+        <w:t xml:space="preserve">j</w:t>
+      </w:r>
+      <w:r>
+        <w:rPr>
+          <w:i w:val="0"/>
+          <w:sz w:val="20"/>
+        </w:rPr>
+        <w:t xml:space="preserve">(t) = [max(t, </w:t>
+      </w:r>
+      <w:r>
+        <w:rPr>
+          <w:rFonts w:ascii="Cambria Math" w:hAnsi="Cambria Math"/>
+          <w:i w:val="0"/>
+          <w:sz w:val="20"/>
+          <w:i/>
+        </w:rPr>
+        <w:t xml:space="preserve">s</w:t>
+      </w:r>
+      <w:r>
+        <w:rPr>
+          <w:rFonts w:ascii="Cambria Math" w:hAnsi="Cambria Math"/>
+          <w:i w:val="0"/>
+          <w:sz w:val="20"/>
+          <w:i/>
+          <w:vertAlign w:val="subscript"/>
+        </w:rPr>
+        <w:t xml:space="preserve">j</w:t>
+      </w:r>
+      <w:r>
+        <w:rPr>
+          <w:i w:val="0"/>
+          <w:sz w:val="20"/>
+        </w:rPr>
+        <w:t xml:space="preserve">), min(</w:t>
+      </w:r>
+      <w:r>
+        <w:rPr>
+          <w:rFonts w:ascii="Cambria Math" w:hAnsi="Cambria Math"/>
+          <w:i w:val="0"/>
+          <w:sz w:val="20"/>
+          <w:i/>
+        </w:rPr>
+        <w:t xml:space="preserve">D</w:t>
+      </w:r>
+      <w:r>
+        <w:rPr>
+          <w:rFonts w:ascii="Cambria Math" w:hAnsi="Cambria Math"/>
+          <w:i w:val="0"/>
+          <w:sz w:val="20"/>
+          <w:i/>
+          <w:vertAlign w:val="subscript"/>
+        </w:rPr>
+        <w:t xml:space="preserve">j</w:t>
+      </w:r>
+      <w:r>
+        <w:rPr>
+          <w:i w:val="0"/>
+          <w:sz w:val="20"/>
+        </w:rPr>
+        <w:t xml:space="preserve"> − </w:t>
+      </w:r>
+      <w:r>
+        <w:rPr>
+          <w:rFonts w:ascii="Cambria Math" w:hAnsi="Cambria Math"/>
+          <w:i w:val="0"/>
+          <w:sz w:val="20"/>
+          <w:i/>
+        </w:rPr>
+        <w:t xml:space="preserve">d</w:t>
+      </w:r>
+      <w:r>
+        <w:rPr>
+          <w:rFonts w:ascii="Cambria Math" w:hAnsi="Cambria Math"/>
+          <w:i w:val="0"/>
+          <w:sz w:val="20"/>
+          <w:i/>
+          <w:vertAlign w:val="subscript"/>
+        </w:rPr>
+        <w:t xml:space="preserve">j</w:t>
+      </w:r>
+      <w:r>
+        <w:rPr>
+          <w:i w:val="0"/>
+          <w:sz w:val="20"/>
+        </w:rPr>
+        <w:t xml:space="preserve">, t + H)] 이고, 점수는 매 슬롯 새로 발행된 예측으로 다시 잰다.</w:t>
+      </w:r>
+    </w:p>
+    <w:p>
+      <w:pPr>
+        <w:spacing w:before="100" w:after="100"/>
+        <w:ind w:left="340"/>
+      </w:pPr>
+      <w:r>
+        <w:rPr>
+          <w:rFonts w:ascii="Cambria Math" w:hAnsi="Cambria Math"/>
+          <w:sz w:val="18"/>
+        </w:rPr>
+        <w:t>(14)  u</w:t>
+      </w:r>
+      <w:r>
+        <w:rPr>
+          <w:rFonts w:ascii="Cambria Math" w:hAnsi="Cambria Math"/>
+          <w:sz w:val="18"/>
+          <w:vertAlign w:val="subscript"/>
+        </w:rPr>
+        <w:t>j</w:t>
+      </w:r>
+      <w:r>
+        <w:rPr>
+          <w:rFonts w:ascii="Cambria Math" w:hAnsi="Cambria Math"/>
+          <w:sz w:val="18"/>
+        </w:rPr>
+        <w:t>(t) = (D</w:t>
+      </w:r>
+      <w:r>
+        <w:rPr>
+          <w:rFonts w:ascii="Cambria Math" w:hAnsi="Cambria Math"/>
+          <w:sz w:val="18"/>
+          <w:vertAlign w:val="subscript"/>
+        </w:rPr>
+        <w:t>j</w:t>
+      </w:r>
+      <w:r>
+        <w:rPr>
+          <w:rFonts w:ascii="Cambria Math" w:hAnsi="Cambria Math"/>
+          <w:sz w:val="18"/>
+        </w:rPr>
+        <w:t xml:space="preserve"> − d</w:t>
+      </w:r>
+      <w:r>
+        <w:rPr>
+          <w:rFonts w:ascii="Cambria Math" w:hAnsi="Cambria Math"/>
+          <w:sz w:val="18"/>
+          <w:vertAlign w:val="subscript"/>
+        </w:rPr>
+        <w:t>j</w:t>
+      </w:r>
+      <w:r>
+        <w:rPr>
+          <w:rFonts w:ascii="Cambria Math" w:hAnsi="Cambria Math"/>
+          <w:sz w:val="18"/>
+        </w:rPr>
+        <w:t>) − t,     F</w:t>
+      </w:r>
+      <w:r>
+        <w:rPr>
+          <w:rFonts w:ascii="Cambria Math" w:hAnsi="Cambria Math"/>
+          <w:sz w:val="18"/>
+          <w:vertAlign w:val="subscript"/>
+        </w:rPr>
+        <w:t>r</w:t>
+      </w:r>
+      <w:r>
+        <w:rPr>
+          <w:rFonts w:ascii="Cambria Math" w:hAnsi="Cambria Math"/>
+          <w:sz w:val="18"/>
+        </w:rPr>
+        <w:t>(t) = { j ∈ Q(t) : r(j)=r, u</w:t>
+      </w:r>
+      <w:r>
+        <w:rPr>
+          <w:rFonts w:ascii="Cambria Math" w:hAnsi="Cambria Math"/>
+          <w:sz w:val="18"/>
+          <w:vertAlign w:val="subscript"/>
+        </w:rPr>
+        <w:t>j</w:t>
+      </w:r>
+      <w:r>
+        <w:rPr>
+          <w:rFonts w:ascii="Cambria Math" w:hAnsi="Cambria Math"/>
+          <w:sz w:val="18"/>
+        </w:rPr>
+        <w:t>(t) &lt; 1 },</w:t>
+      </w:r>
+    </w:p>
+    <w:p>
+      <w:pPr>
+        <w:spacing w:before="100" w:after="100"/>
+        <w:ind w:left="340"/>
+      </w:pPr>
+      <w:r>
+        <w:rPr>
+          <w:rFonts w:ascii="Cambria Math" w:hAnsi="Cambria Math"/>
+          <w:sz w:val="18"/>
+        </w:rPr>
+        <w:t xml:space="preserve">      R</w:t>
+      </w:r>
+      <w:r>
+        <w:rPr>
+          <w:rFonts w:ascii="Cambria Math" w:hAnsi="Cambria Math"/>
+          <w:sz w:val="18"/>
+          <w:vertAlign w:val="subscript"/>
+        </w:rPr>
+        <w:t>r</w:t>
+      </w:r>
+      <w:r>
+        <w:rPr>
+          <w:rFonts w:ascii="Cambria Math" w:hAnsi="Cambria Math"/>
+          <w:sz w:val="18"/>
+        </w:rPr>
+        <w:t>(t) = P</w:t>
+      </w:r>
+      <w:r>
+        <w:rPr>
+          <w:rFonts w:ascii="Cambria Math" w:hAnsi="Cambria Math"/>
+          <w:sz w:val="18"/>
+          <w:vertAlign w:val="subscript"/>
+        </w:rPr>
+        <w:t>r</w:t>
+      </w:r>
+      <w:r>
+        <w:rPr>
+          <w:rFonts w:ascii="Cambria Math" w:hAnsi="Cambria Math"/>
+          <w:sz w:val="18"/>
+        </w:rPr>
+        <w:t>(t) ∖ F</w:t>
+      </w:r>
+      <w:r>
+        <w:rPr>
+          <w:rFonts w:ascii="Cambria Math" w:hAnsi="Cambria Math"/>
+          <w:sz w:val="18"/>
+          <w:vertAlign w:val="subscript"/>
+        </w:rPr>
+        <w:t>r</w:t>
+      </w:r>
+      <w:r>
+        <w:rPr>
+          <w:rFonts w:ascii="Cambria Math" w:hAnsi="Cambria Math"/>
+          <w:sz w:val="18"/>
+        </w:rPr>
+        <w:t>(t) 를 u</w:t>
+      </w:r>
+      <w:r>
+        <w:rPr>
+          <w:rFonts w:ascii="Cambria Math" w:hAnsi="Cambria Math"/>
+          <w:sz w:val="18"/>
+          <w:vertAlign w:val="subscript"/>
+        </w:rPr>
+        <w:t>j</w:t>
+      </w:r>
+      <w:r>
+        <w:rPr>
+          <w:rFonts w:ascii="Cambria Math" w:hAnsi="Cambria Math"/>
+          <w:sz w:val="18"/>
+        </w:rPr>
+        <w:t>(t) 오름차순 정렬,</w:t>
+      </w:r>
+    </w:p>
+    <w:p>
+      <w:pPr>
+        <w:spacing w:before="100" w:after="100"/>
+        <w:ind w:left="340"/>
+      </w:pPr>
+      <w:r>
+        <w:rPr>
+          <w:rFonts w:ascii="Cambria Math" w:hAnsi="Cambria Math"/>
+          <w:sz w:val="18"/>
+        </w:rPr>
+        <w:t xml:space="preserve">      S</w:t>
+      </w:r>
+      <w:r>
+        <w:rPr>
+          <w:rFonts w:ascii="Cambria Math" w:hAnsi="Cambria Math"/>
+          <w:sz w:val="18"/>
+          <w:vertAlign w:val="subscript"/>
+        </w:rPr>
+        <w:t>r</w:t>
+      </w:r>
+      <w:r>
+        <w:rPr>
+          <w:rFonts w:ascii="Cambria Math" w:hAnsi="Cambria Math"/>
+          <w:sz w:val="18"/>
+        </w:rPr>
+        <w:t>(t) = F</w:t>
+      </w:r>
+      <w:r>
+        <w:rPr>
+          <w:rFonts w:ascii="Cambria Math" w:hAnsi="Cambria Math"/>
+          <w:sz w:val="18"/>
+          <w:vertAlign w:val="subscript"/>
+        </w:rPr>
+        <w:t>r</w:t>
+      </w:r>
+      <w:r>
+        <w:rPr>
+          <w:rFonts w:ascii="Cambria Math" w:hAnsi="Cambria Math"/>
+          <w:sz w:val="18"/>
+        </w:rPr>
+        <w:t>(t) ∪ R</w:t>
+      </w:r>
+      <w:r>
+        <w:rPr>
+          <w:rFonts w:ascii="Cambria Math" w:hAnsi="Cambria Math"/>
+          <w:sz w:val="18"/>
+          <w:vertAlign w:val="subscript"/>
+        </w:rPr>
+        <w:t>r</w:t>
+      </w:r>
+      <w:r>
+        <w:rPr>
+          <w:rFonts w:ascii="Cambria Math" w:hAnsi="Cambria Math"/>
+          <w:sz w:val="18"/>
+        </w:rPr>
+        <w:t>(t)[ 1 … max(a</w:t>
+      </w:r>
+      <w:r>
+        <w:rPr>
+          <w:rFonts w:ascii="Cambria Math" w:hAnsi="Cambria Math"/>
+          <w:sz w:val="18"/>
+          <w:vertAlign w:val="subscript"/>
+        </w:rPr>
+        <w:t>r</w:t>
+      </w:r>
+      <w:r>
+        <w:rPr>
+          <w:rFonts w:ascii="Cambria Math" w:hAnsi="Cambria Math"/>
+          <w:sz w:val="18"/>
+        </w:rPr>
+        <w:t>(t) − |F</w:t>
+      </w:r>
+      <w:r>
+        <w:rPr>
+          <w:rFonts w:ascii="Cambria Math" w:hAnsi="Cambria Math"/>
+          <w:sz w:val="18"/>
+          <w:vertAlign w:val="subscript"/>
+        </w:rPr>
+        <w:t>r</w:t>
+      </w:r>
+      <w:r>
+        <w:rPr>
+          <w:rFonts w:ascii="Cambria Math" w:hAnsi="Cambria Math"/>
+          <w:sz w:val="18"/>
+        </w:rPr>
+        <w:t>(t)|, 0) ]</w:t>
+      </w:r>
+    </w:p>
+    <w:p>
+      <w:pPr>
+        <w:jc w:val="both"/>
+      </w:pPr>
+      <w:r>
+        <w:rPr>
+          <w:i w:val="0"/>
+          <w:sz w:val="20"/>
+        </w:rPr>
+        <w:t xml:space="preserve">남은 여유가 적은 순(EDF)으로 자리만큼만 채운다. </w:t>
+      </w:r>
+      <w:r>
+        <w:rPr>
+          <w:rFonts w:ascii="Cambria Math" w:hAnsi="Cambria Math"/>
+          <w:i w:val="0"/>
+          <w:sz w:val="20"/>
+          <w:i/>
+        </w:rPr>
+        <w:t xml:space="preserve">F</w:t>
+      </w:r>
+      <w:r>
+        <w:rPr>
+          <w:rFonts w:ascii="Cambria Math" w:hAnsi="Cambria Math"/>
+          <w:i w:val="0"/>
+          <w:sz w:val="20"/>
+          <w:i/>
+          <w:vertAlign w:val="subscript"/>
+        </w:rPr>
+        <w:t xml:space="preserve">r</w:t>
+      </w:r>
+      <w:r>
+        <w:rPr>
+          <w:i w:val="0"/>
+          <w:sz w:val="20"/>
+        </w:rPr>
+        <w:t xml:space="preserve">(t) 를 후보 </w:t>
+      </w:r>
+      <w:r>
+        <w:rPr>
+          <w:rFonts w:ascii="Cambria Math" w:hAnsi="Cambria Math"/>
+          <w:i w:val="0"/>
+          <w:sz w:val="20"/>
+          <w:i/>
+        </w:rPr>
+        <w:t xml:space="preserve">P</w:t>
+      </w:r>
+      <w:r>
+        <w:rPr>
+          <w:rFonts w:ascii="Cambria Math" w:hAnsi="Cambria Math"/>
+          <w:i w:val="0"/>
+          <w:sz w:val="20"/>
+          <w:i/>
+          <w:vertAlign w:val="subscript"/>
+        </w:rPr>
+        <w:t xml:space="preserve">r</w:t>
+      </w:r>
+      <w:r>
+        <w:rPr>
+          <w:i w:val="0"/>
+          <w:sz w:val="20"/>
+        </w:rPr>
+        <w:t xml:space="preserve">(t) 가 아니라 대기 집합 Q(t) 전체에서 고르는 것이 요점이다 — P 안에서 고르면 '지금이 최선이 아닌' 마감 임박 작업이 후보에서 빠져 무한정 밀린다.</w:t>
+      </w:r>
+    </w:p>
+    <w:p>
+      <w:pPr>
+        <w:pStyle w:val="Heading3"/>
+      </w:pPr>
+      <w:r>
+        <w:rPr>
+          <w:rFonts w:ascii="맑은 고딕" w:hAnsi="맑은 고딕"/>
+        </w:rPr>
+        <w:t>Algorithm 1</w:t>
+      </w:r>
+    </w:p>
+    <w:p>
+      <w:pPr>
+        <w:jc w:val="both"/>
+      </w:pPr>
+      <w:r>
+        <w:rPr>
+          <w:i w:val="0"/>
+          <w:sz w:val="20"/>
+        </w:rPr>
+        <w:t>오른쪽 주석은 본편에 없는 구현 주의사항이다.</w:t>
       </w:r>
     </w:p>
     <w:p>
@@ -3770,19 +5721,7 @@
           <w:rFonts w:ascii="Menlo" w:hAnsi="Menlo"/>
           <w:sz w:val="17"/>
         </w:rPr>
-        <w:t>(10)  C̄(t) = (C(t) − C_min)/(C_max − C_min),   D̄(t) = (t − t_early)/(t_late − t_early)</w:t>
-      </w:r>
-    </w:p>
-    <w:p>
-      <w:pPr>
-        <w:jc w:val="both"/>
-      </w:pPr>
-      <w:r>
-        <w:rPr>
-          <w:i w:val="0"/>
-          <w:sz w:val="20"/>
-        </w:rPr>
-        <w:t>탄소 비용과 지연 비용을 후보 집합 안에서 0–1 로 정규화한다. 분모가 0 이면 해당 항을 0 으로 둔다.</w:t>
+        <w:t>Algorithm 1  슬롯 단위 롤링 재평가</w:t>
       </w:r>
     </w:p>
     <w:p>
@@ -3795,30 +5734,7 @@
           <w:rFonts w:ascii="Menlo" w:hAnsi="Menlo"/>
           <w:sz w:val="17"/>
         </w:rPr>
-        <w:t>(11)  score(t) = α(k)·C̄(t) + (1−α(k))·D̄(t),   α(k) = (6 − k)/5</w:t>
-      </w:r>
-    </w:p>
-    <w:p>
-      <w:pPr>
-        <w:jc w:val="both"/>
-      </w:pPr>
-      <w:r>
-        <w:rPr>
-          <w:i w:val="0"/>
-          <w:sz w:val="20"/>
-        </w:rPr>
-        <w:t>가중합. 가중치는 작업이 신고한 지연 등급의 함수이며 k=1 에서 1.0, k=5 에서 0.2 다.</w:t>
-      </w:r>
-    </w:p>
-    <w:p>
-      <w:pPr>
-        <w:pStyle w:val="Heading2"/>
-      </w:pPr>
-      <w:r>
-        <w:rPr>
-          <w:rFonts w:ascii="맑은 고딕" w:hAnsi="맑은 고딕"/>
-        </w:rPr>
-        <w:t>A.1.5  용량 인지 온라인 배치 — 식 (12)~(14)와 Algorithm 1</w:t>
+        <w:t>Input:  K_r, Ĉ_r^(t)(·), H, 작업 집합        Output: 모든 j 에 대한 τ_j</w:t>
       </w:r>
     </w:p>
     <w:p>
@@ -3831,19 +5747,7 @@
           <w:rFonts w:ascii="Menlo" w:hAnsi="Menlo"/>
           <w:sz w:val="17"/>
         </w:rPr>
-        <w:t>(12)  n_r(t) = | { j : r(j)=r, τ_j ≤ t &lt; τ_j + d_j } |,   a_r(t) = K_r − n_r(t)</w:t>
-      </w:r>
-    </w:p>
-    <w:p>
-      <w:pPr>
-        <w:jc w:val="both"/>
-      </w:pPr>
-      <w:r>
-        <w:rPr>
-          <w:i w:val="0"/>
-          <w:sz w:val="20"/>
-        </w:rPr>
-        <w:t>식 (3)을 남은 자리 형태로 다시 쓴 것. 장부는 이 단계가 시작할 때 비어 있고 이 단계가 확정한 τ_j 로만 채워진다.</w:t>
+        <w:t xml:space="preserve"> 1: Q ← ∅</w:t>
       </w:r>
     </w:p>
     <w:p>
@@ -3856,19 +5760,7 @@
           <w:rFonts w:ascii="Menlo" w:hAnsi="Menlo"/>
           <w:sz w:val="17"/>
         </w:rPr>
-        <w:t xml:space="preserve">      feasible(j, t′)  ⟺  min a_{r(j)}(u) ≥ 1,   u ∈ [t′, t′+d_j)</w:t>
-      </w:r>
-    </w:p>
-    <w:p>
-      <w:pPr>
-        <w:jc w:val="both"/>
-      </w:pPr>
-      <w:r>
-        <w:rPr>
-          <w:i w:val="0"/>
-          <w:sz w:val="20"/>
-        </w:rPr>
-        <w:t>시작 시점만이 아니라 실행이 끝날 때까지 매 순간 자리가 있어야 한다.</w:t>
+        <w:t xml:space="preserve"> 2: for t ← 0 to t_max do                    ▷ t_max = 8,760 + 2</w:t>
       </w:r>
     </w:p>
     <w:p>
@@ -3881,7 +5773,7 @@
           <w:rFonts w:ascii="Menlo" w:hAnsi="Menlo"/>
           <w:sz w:val="17"/>
         </w:rPr>
-        <w:t>(13)  Q(t) = { j : s_j ≤ t,  τ_j 미정 },</w:t>
+        <w:t xml:space="preserve"> 3:   for each j with ⌊s_j⌋ = t do</w:t>
       </w:r>
     </w:p>
     <w:p>
@@ -3894,19 +5786,7 @@
           <w:rFonts w:ascii="Menlo" w:hAnsi="Menlo"/>
           <w:sz w:val="17"/>
         </w:rPr>
-        <w:t xml:space="preserve">      P_r(t) = { j ∈ Q(t) : r(j)=r, argmin_{t′∈W_j(t)} score_j(t′) = max(t, s_j) }</w:t>
-      </w:r>
-    </w:p>
-    <w:p>
-      <w:pPr>
-        <w:jc w:val="both"/>
-      </w:pPr>
-      <w:r>
-        <w:rPr>
-          <w:i w:val="0"/>
-          <w:sz w:val="20"/>
-        </w:rPr>
-        <w:t>지금이 남은 탐색 구간 안에서 최선인 작업들. W_j(t) = [max(t, s_j), min(D_j − d_j, t + H)] 이고, 점수는 매 슬롯 새로 발행된 예측으로 다시 잰다.</w:t>
+        <w:t xml:space="preserve"> 4:     if ⌊D_j − d_j⌋ ≤ ⌊s_j⌋ then τ_j ← s_j  ▷ ⌊ ⌋ 없이 비교하면 영영 거짓</w:t>
       </w:r>
     </w:p>
     <w:p>
@@ -3919,7 +5799,7 @@
           <w:rFonts w:ascii="Menlo" w:hAnsi="Menlo"/>
           <w:sz w:val="17"/>
         </w:rPr>
-        <w:t>(14)  u_j(t) = (D_j − d_j) − t,     F_r(t) = { j ∈ Q(t) : r(j)=r, u_j(t) &lt; 1 },</w:t>
+        <w:t xml:space="preserve"> 5:     else Q ← Q ∪ { j }</w:t>
       </w:r>
     </w:p>
     <w:p>
@@ -3932,7 +5812,7 @@
           <w:rFonts w:ascii="Menlo" w:hAnsi="Menlo"/>
           <w:sz w:val="17"/>
         </w:rPr>
-        <w:t xml:space="preserve">      R_r(t) = P_r(t) ∖ F_r(t) 를 u_j(t) 오름차순 정렬,</w:t>
+        <w:t xml:space="preserve"> 6:   for each r ∈ R do</w:t>
       </w:r>
     </w:p>
     <w:p>
@@ -3945,42 +5825,7 @@
           <w:rFonts w:ascii="Menlo" w:hAnsi="Menlo"/>
           <w:sz w:val="17"/>
         </w:rPr>
-        <w:t xml:space="preserve">      S_r(t) = F_r(t) ∪ R_r(t)[ 1 … max(a_r(t) − |F_r(t)|, 0) ]</w:t>
-      </w:r>
-    </w:p>
-    <w:p>
-      <w:pPr>
-        <w:jc w:val="both"/>
-      </w:pPr>
-      <w:r>
-        <w:rPr>
-          <w:i w:val="0"/>
-          <w:sz w:val="20"/>
-        </w:rPr>
-        <w:t>남은 여유가 적은 순(EDF)으로 자리만큼만 채운다. F_r(t) 를 후보 P_r(t) 가 아니라 대기 집합 Q(t) 전체에서 고르는 것이 요점이다 — P 안에서 고르면 '지금이 최선이 아닌' 마감 임박 작업이 후보에서 빠져 무한정 밀린다.</w:t>
-      </w:r>
-    </w:p>
-    <w:p>
-      <w:pPr>
-        <w:pStyle w:val="Heading3"/>
-      </w:pPr>
-      <w:r>
-        <w:rPr>
-          <w:rFonts w:ascii="맑은 고딕" w:hAnsi="맑은 고딕"/>
-        </w:rPr>
-        <w:t>Algorithm 1</w:t>
-      </w:r>
-    </w:p>
-    <w:p>
-      <w:pPr>
-        <w:jc w:val="both"/>
-      </w:pPr>
-      <w:r>
-        <w:rPr>
-          <w:i w:val="0"/>
-          <w:sz w:val="20"/>
-        </w:rPr>
-        <w:t>오른쪽 주석은 본편에 없는 구현 주의사항이다.</w:t>
+        <w:t xml:space="preserve"> 7:     a_r(t) ← K_r − n_r(t)                 ▷ 지연 pop 은 그 슬롯의 t 로만</w:t>
       </w:r>
     </w:p>
     <w:p>
@@ -3993,7 +5838,7 @@
           <w:rFonts w:ascii="Menlo" w:hAnsi="Menlo"/>
           <w:sz w:val="17"/>
         </w:rPr>
-        <w:t>Algorithm 1  슬롯 단위 롤링 재평가</w:t>
+        <w:t xml:space="preserve"> 8:     F ← { j ∈ Q : r(j)=r, u_j(t) &lt; 1 }    ▷ P 가 아니라 Q 전체에서</w:t>
       </w:r>
     </w:p>
     <w:p>
@@ -4006,7 +5851,7 @@
           <w:rFonts w:ascii="Menlo" w:hAnsi="Menlo"/>
           <w:sz w:val="17"/>
         </w:rPr>
-        <w:t>Input:  K_r, Ĉ_r^(t)(·), H, 작업 집합        Output: 모든 j 에 대한 τ_j</w:t>
+        <w:t xml:space="preserve"> 9:     P ← ∅</w:t>
       </w:r>
     </w:p>
     <w:p>
@@ -4019,7 +5864,7 @@
           <w:rFonts w:ascii="Menlo" w:hAnsi="Menlo"/>
           <w:sz w:val="17"/>
         </w:rPr>
-        <w:t xml:space="preserve"> 1: Q ← ∅</w:t>
+        <w:t>10:     for each j ∈ Q with r(j)=r, j ∉ F do</w:t>
       </w:r>
     </w:p>
     <w:p>
@@ -4032,7 +5877,7 @@
           <w:rFonts w:ascii="Menlo" w:hAnsi="Menlo"/>
           <w:sz w:val="17"/>
         </w:rPr>
-        <w:t xml:space="preserve"> 2: for t ← 0 to t_max do                    ▷ t_max = 8,760 + 2</w:t>
+        <w:t>11:       W_j(t) ← 실행 가능 윈도우</w:t>
       </w:r>
     </w:p>
     <w:p>
@@ -4045,7 +5890,7 @@
           <w:rFonts w:ascii="Menlo" w:hAnsi="Menlo"/>
           <w:sz w:val="17"/>
         </w:rPr>
-        <w:t xml:space="preserve"> 3:   for each j with ⌊s_j⌋ = t do</w:t>
+        <w:t>12:       if argmin_{t′∈W_j(t)} score_j(t′)</w:t>
       </w:r>
     </w:p>
     <w:p>
@@ -4058,7 +5903,7 @@
           <w:rFonts w:ascii="Menlo" w:hAnsi="Menlo"/>
           <w:sz w:val="17"/>
         </w:rPr>
-        <w:t xml:space="preserve"> 4:     if ⌊D_j − d_j⌋ ≤ ⌊s_j⌋ then τ_j ← s_j  ▷ ⌊ ⌋ 없이 비교하면 영영 거짓</w:t>
+        <w:t xml:space="preserve">               = max(t, s_j) then            ▷ offset 하한은 항상 0</w:t>
       </w:r>
     </w:p>
     <w:p>
@@ -4071,7 +5916,7 @@
           <w:rFonts w:ascii="Menlo" w:hAnsi="Menlo"/>
           <w:sz w:val="17"/>
         </w:rPr>
-        <w:t xml:space="preserve"> 5:     else Q ← Q ∪ { j }</w:t>
+        <w:t>13:         P ← P ∪ { j }</w:t>
       </w:r>
     </w:p>
     <w:p>
@@ -4084,7 +5929,7 @@
           <w:rFonts w:ascii="Menlo" w:hAnsi="Menlo"/>
           <w:sz w:val="17"/>
         </w:rPr>
-        <w:t xml:space="preserve"> 6:   for each r ∈ R do</w:t>
+        <w:t>14:     sort P by u_j(t) ascending</w:t>
       </w:r>
     </w:p>
     <w:p>
@@ -4097,7 +5942,7 @@
           <w:rFonts w:ascii="Menlo" w:hAnsi="Menlo"/>
           <w:sz w:val="17"/>
         </w:rPr>
-        <w:t xml:space="preserve"> 7:     a_r(t) ← K_r − n_r(t)                 ▷ 지연 pop 은 그 슬롯의 t 로만</w:t>
+        <w:t>15:     S ← F ∪ P[ 1 … max(a_r(t) − |F|, 0) ] ▷ 위반이 정의상 0 인 경로</w:t>
       </w:r>
     </w:p>
     <w:p>
@@ -4110,7 +5955,7 @@
           <w:rFonts w:ascii="Menlo" w:hAnsi="Menlo"/>
           <w:sz w:val="17"/>
         </w:rPr>
-        <w:t xml:space="preserve"> 8:     F ← { j ∈ Q : r(j)=r, u_j(t) &lt; 1 }    ▷ P 가 아니라 Q 전체에서</w:t>
+        <w:t>16:     for each j ∈ S do</w:t>
       </w:r>
     </w:p>
     <w:p>
@@ -4123,7 +5968,7 @@
           <w:rFonts w:ascii="Menlo" w:hAnsi="Menlo"/>
           <w:sz w:val="17"/>
         </w:rPr>
-        <w:t xml:space="preserve"> 9:     P ← ∅</w:t>
+        <w:t>17:       τ_j ← max(t, s_j);  Q ← Q ∖ { j }   ▷ 장부는 여기서만 채워진다</w:t>
       </w:r>
     </w:p>
     <w:p>
@@ -4136,123 +5981,6 @@
           <w:rFonts w:ascii="Menlo" w:hAnsi="Menlo"/>
           <w:sz w:val="17"/>
         </w:rPr>
-        <w:t>10:     for each j ∈ Q with r(j)=r, j ∉ F do</w:t>
-      </w:r>
-    </w:p>
-    <w:p>
-      <w:pPr>
-        <w:spacing w:after="80"/>
-        <w:ind w:left="340"/>
-      </w:pPr>
-      <w:r>
-        <w:rPr>
-          <w:rFonts w:ascii="Menlo" w:hAnsi="Menlo"/>
-          <w:sz w:val="17"/>
-        </w:rPr>
-        <w:t>11:       W_j(t) ← 실행 가능 윈도우</w:t>
-      </w:r>
-    </w:p>
-    <w:p>
-      <w:pPr>
-        <w:spacing w:after="80"/>
-        <w:ind w:left="340"/>
-      </w:pPr>
-      <w:r>
-        <w:rPr>
-          <w:rFonts w:ascii="Menlo" w:hAnsi="Menlo"/>
-          <w:sz w:val="17"/>
-        </w:rPr>
-        <w:t>12:       if argmin_{t′∈W_j(t)} score_j(t′)</w:t>
-      </w:r>
-    </w:p>
-    <w:p>
-      <w:pPr>
-        <w:spacing w:after="80"/>
-        <w:ind w:left="340"/>
-      </w:pPr>
-      <w:r>
-        <w:rPr>
-          <w:rFonts w:ascii="Menlo" w:hAnsi="Menlo"/>
-          <w:sz w:val="17"/>
-        </w:rPr>
-        <w:t xml:space="preserve">               = max(t, s_j) then            ▷ offset 하한은 항상 0</w:t>
-      </w:r>
-    </w:p>
-    <w:p>
-      <w:pPr>
-        <w:spacing w:after="80"/>
-        <w:ind w:left="340"/>
-      </w:pPr>
-      <w:r>
-        <w:rPr>
-          <w:rFonts w:ascii="Menlo" w:hAnsi="Menlo"/>
-          <w:sz w:val="17"/>
-        </w:rPr>
-        <w:t>13:         P ← P ∪ { j }</w:t>
-      </w:r>
-    </w:p>
-    <w:p>
-      <w:pPr>
-        <w:spacing w:after="80"/>
-        <w:ind w:left="340"/>
-      </w:pPr>
-      <w:r>
-        <w:rPr>
-          <w:rFonts w:ascii="Menlo" w:hAnsi="Menlo"/>
-          <w:sz w:val="17"/>
-        </w:rPr>
-        <w:t>14:     sort P by u_j(t) ascending</w:t>
-      </w:r>
-    </w:p>
-    <w:p>
-      <w:pPr>
-        <w:spacing w:after="80"/>
-        <w:ind w:left="340"/>
-      </w:pPr>
-      <w:r>
-        <w:rPr>
-          <w:rFonts w:ascii="Menlo" w:hAnsi="Menlo"/>
-          <w:sz w:val="17"/>
-        </w:rPr>
-        <w:t>15:     S ← F ∪ P[ 1 … max(a_r(t) − |F|, 0) ] ▷ 위반이 정의상 0 인 경로</w:t>
-      </w:r>
-    </w:p>
-    <w:p>
-      <w:pPr>
-        <w:spacing w:after="80"/>
-        <w:ind w:left="340"/>
-      </w:pPr>
-      <w:r>
-        <w:rPr>
-          <w:rFonts w:ascii="Menlo" w:hAnsi="Menlo"/>
-          <w:sz w:val="17"/>
-        </w:rPr>
-        <w:t>16:     for each j ∈ S do</w:t>
-      </w:r>
-    </w:p>
-    <w:p>
-      <w:pPr>
-        <w:spacing w:after="80"/>
-        <w:ind w:left="340"/>
-      </w:pPr>
-      <w:r>
-        <w:rPr>
-          <w:rFonts w:ascii="Menlo" w:hAnsi="Menlo"/>
-          <w:sz w:val="17"/>
-        </w:rPr>
-        <w:t>17:       τ_j ← max(t, s_j);  Q ← Q ∖ { j }   ▷ 장부는 여기서만 채워진다</w:t>
-      </w:r>
-    </w:p>
-    <w:p>
-      <w:pPr>
-        <w:spacing w:after="80"/>
-        <w:ind w:left="340"/>
-      </w:pPr>
-      <w:r>
-        <w:rPr>
-          <w:rFonts w:ascii="Menlo" w:hAnsi="Menlo"/>
-          <w:sz w:val="17"/>
-        </w:rPr>
         <w:t>18:   if Q = ∅ and 남은 도착 없음 then break</w:t>
       </w:r>
     </w:p>
@@ -4265,7 +5993,111 @@
           <w:i w:val="0"/>
           <w:sz w:val="20"/>
         </w:rPr>
-        <w:t>4번 줄과 12번 줄의 주석은 실제로 겪은 버그다. D_j − d_j 와 s_j 는 둘 다 분수 시각이라 바닥 함수 없이 비교하면 4번 줄이 영영 거짓이 되어 즉시 실행 우회가 무용지물이 되고, 12번 줄에서 후보 offset 의 하한을 ⌈s_j − t⌉ 로 두면 '지금'이 후보에서 통째로 빠진다. 구현은 scheduler/capacity.py 의 run_rolling 이다.</w:t>
+        <w:t xml:space="preserve">4번 줄과 12번 줄의 주석은 실제로 겪은 버그다. </w:t>
+      </w:r>
+      <w:r>
+        <w:rPr>
+          <w:rFonts w:ascii="Cambria Math" w:hAnsi="Cambria Math"/>
+          <w:i w:val="0"/>
+          <w:sz w:val="20"/>
+          <w:i/>
+        </w:rPr>
+        <w:t xml:space="preserve">D</w:t>
+      </w:r>
+      <w:r>
+        <w:rPr>
+          <w:rFonts w:ascii="Cambria Math" w:hAnsi="Cambria Math"/>
+          <w:i w:val="0"/>
+          <w:sz w:val="20"/>
+          <w:i/>
+          <w:vertAlign w:val="subscript"/>
+        </w:rPr>
+        <w:t xml:space="preserve">j</w:t>
+      </w:r>
+      <w:r>
+        <w:rPr>
+          <w:i w:val="0"/>
+          <w:sz w:val="20"/>
+        </w:rPr>
+        <w:t xml:space="preserve"> − </w:t>
+      </w:r>
+      <w:r>
+        <w:rPr>
+          <w:rFonts w:ascii="Cambria Math" w:hAnsi="Cambria Math"/>
+          <w:i w:val="0"/>
+          <w:sz w:val="20"/>
+          <w:i/>
+        </w:rPr>
+        <w:t xml:space="preserve">d</w:t>
+      </w:r>
+      <w:r>
+        <w:rPr>
+          <w:rFonts w:ascii="Cambria Math" w:hAnsi="Cambria Math"/>
+          <w:i w:val="0"/>
+          <w:sz w:val="20"/>
+          <w:i/>
+          <w:vertAlign w:val="subscript"/>
+        </w:rPr>
+        <w:t xml:space="preserve">j</w:t>
+      </w:r>
+      <w:r>
+        <w:rPr>
+          <w:i w:val="0"/>
+          <w:sz w:val="20"/>
+        </w:rPr>
+        <w:t xml:space="preserve"> 와 </w:t>
+      </w:r>
+      <w:r>
+        <w:rPr>
+          <w:rFonts w:ascii="Cambria Math" w:hAnsi="Cambria Math"/>
+          <w:i w:val="0"/>
+          <w:sz w:val="20"/>
+          <w:i/>
+        </w:rPr>
+        <w:t xml:space="preserve">s</w:t>
+      </w:r>
+      <w:r>
+        <w:rPr>
+          <w:rFonts w:ascii="Cambria Math" w:hAnsi="Cambria Math"/>
+          <w:i w:val="0"/>
+          <w:sz w:val="20"/>
+          <w:i/>
+          <w:vertAlign w:val="subscript"/>
+        </w:rPr>
+        <w:t xml:space="preserve">j</w:t>
+      </w:r>
+      <w:r>
+        <w:rPr>
+          <w:i w:val="0"/>
+          <w:sz w:val="20"/>
+        </w:rPr>
+        <w:t xml:space="preserve"> 는 둘 다 분수 시각이라 바닥 함수 없이 비교하면 4번 줄이 영영 거짓이 되어 즉시 실행 우회가 무용지물이 되고, 12번 줄에서 후보 offset 의 하한을 ⌈</w:t>
+      </w:r>
+      <w:r>
+        <w:rPr>
+          <w:rFonts w:ascii="Cambria Math" w:hAnsi="Cambria Math"/>
+          <w:i w:val="0"/>
+          <w:sz w:val="20"/>
+          <w:i/>
+        </w:rPr>
+        <w:t xml:space="preserve">s</w:t>
+      </w:r>
+      <w:r>
+        <w:rPr>
+          <w:rFonts w:ascii="Cambria Math" w:hAnsi="Cambria Math"/>
+          <w:i w:val="0"/>
+          <w:sz w:val="20"/>
+          <w:i/>
+          <w:vertAlign w:val="subscript"/>
+        </w:rPr>
+        <w:t xml:space="preserve">j</w:t>
+      </w:r>
+      <w:r>
+        <w:rPr>
+          <w:i w:val="0"/>
+          <w:sz w:val="20"/>
+        </w:rPr>
+        <w:t xml:space="preserve"> − t⌉ 로 두면 '지금'이 후보에서 통째로 빠진다. 구현은 scheduler/capacity.py 의 run_rolling 이다.</w:t>
       </w:r>
     </w:p>
     <w:p>
@@ -4288,7 +6120,111 @@
           <w:i w:val="0"/>
           <w:sz w:val="20"/>
         </w:rPr>
-        <w:t>무한 연기 없음 — u_j(t) 는 슬롯마다 정확히 1씩 줄고 시작 값이 유한하므로 유한한 슬롯 안에 F_r(t) 에 편입된다. 마감 위반 없음 — 후보 슬롯이 애초에 D_j − d_j 이하로만 잡힌다. 두 보장은 독립이며, A.9 에서 용량을 조여 위반이 28,828건까지 늘어나는 구간에서도 마감 위반이 0 인 것이 그 실측 확인이다. 슬롯당 비용은 대기 작업 수와 H 의 곱에 비례하고, 146,000건 전체가 약 7.6초에 끝난다.</w:t>
+        <w:t xml:space="preserve">무한 연기 없음 — </w:t>
+      </w:r>
+      <w:r>
+        <w:rPr>
+          <w:rFonts w:ascii="Cambria Math" w:hAnsi="Cambria Math"/>
+          <w:i w:val="0"/>
+          <w:sz w:val="20"/>
+          <w:i/>
+        </w:rPr>
+        <w:t xml:space="preserve">u</w:t>
+      </w:r>
+      <w:r>
+        <w:rPr>
+          <w:rFonts w:ascii="Cambria Math" w:hAnsi="Cambria Math"/>
+          <w:i w:val="0"/>
+          <w:sz w:val="20"/>
+          <w:i/>
+          <w:vertAlign w:val="subscript"/>
+        </w:rPr>
+        <w:t xml:space="preserve">j</w:t>
+      </w:r>
+      <w:r>
+        <w:rPr>
+          <w:i w:val="0"/>
+          <w:sz w:val="20"/>
+        </w:rPr>
+        <w:t xml:space="preserve">(t) 는 슬롯마다 정확히 1씩 줄고 시작 값이 유한하므로 유한한 슬롯 안에 </w:t>
+      </w:r>
+      <w:r>
+        <w:rPr>
+          <w:rFonts w:ascii="Cambria Math" w:hAnsi="Cambria Math"/>
+          <w:i w:val="0"/>
+          <w:sz w:val="20"/>
+          <w:i/>
+        </w:rPr>
+        <w:t xml:space="preserve">F</w:t>
+      </w:r>
+      <w:r>
+        <w:rPr>
+          <w:rFonts w:ascii="Cambria Math" w:hAnsi="Cambria Math"/>
+          <w:i w:val="0"/>
+          <w:sz w:val="20"/>
+          <w:i/>
+          <w:vertAlign w:val="subscript"/>
+        </w:rPr>
+        <w:t xml:space="preserve">r</w:t>
+      </w:r>
+      <w:r>
+        <w:rPr>
+          <w:i w:val="0"/>
+          <w:sz w:val="20"/>
+        </w:rPr>
+        <w:t xml:space="preserve">(t) 에 편입된다. 마감 위반 없음 — 후보 슬롯이 애초에 </w:t>
+      </w:r>
+      <w:r>
+        <w:rPr>
+          <w:rFonts w:ascii="Cambria Math" w:hAnsi="Cambria Math"/>
+          <w:i w:val="0"/>
+          <w:sz w:val="20"/>
+          <w:i/>
+        </w:rPr>
+        <w:t xml:space="preserve">D</w:t>
+      </w:r>
+      <w:r>
+        <w:rPr>
+          <w:rFonts w:ascii="Cambria Math" w:hAnsi="Cambria Math"/>
+          <w:i w:val="0"/>
+          <w:sz w:val="20"/>
+          <w:i/>
+          <w:vertAlign w:val="subscript"/>
+        </w:rPr>
+        <w:t xml:space="preserve">j</w:t>
+      </w:r>
+      <w:r>
+        <w:rPr>
+          <w:i w:val="0"/>
+          <w:sz w:val="20"/>
+        </w:rPr>
+        <w:t xml:space="preserve"> − </w:t>
+      </w:r>
+      <w:r>
+        <w:rPr>
+          <w:rFonts w:ascii="Cambria Math" w:hAnsi="Cambria Math"/>
+          <w:i w:val="0"/>
+          <w:sz w:val="20"/>
+          <w:i/>
+        </w:rPr>
+        <w:t xml:space="preserve">d</w:t>
+      </w:r>
+      <w:r>
+        <w:rPr>
+          <w:rFonts w:ascii="Cambria Math" w:hAnsi="Cambria Math"/>
+          <w:i w:val="0"/>
+          <w:sz w:val="20"/>
+          <w:i/>
+          <w:vertAlign w:val="subscript"/>
+        </w:rPr>
+        <w:t xml:space="preserve">j</w:t>
+      </w:r>
+      <w:r>
+        <w:rPr>
+          <w:i w:val="0"/>
+          <w:sz w:val="20"/>
+        </w:rPr>
+        <w:t xml:space="preserve"> 이하로만 잡힌다. 두 보장은 독립이며, A.9 에서 용량을 조여 위반이 28,828건까지 늘어나는 구간에서도 마감 위반이 0 인 것이 그 실측 확인이다. 슬롯당 비용은 대기 작업 수와 H 의 곱에 비례하고, 146,000건 전체가 약 7.6초에 끝난다.</w:t>
       </w:r>
     </w:p>
     <w:p>
@@ -5202,15 +7138,68 @@
     </w:p>
     <w:p>
       <w:pPr>
-        <w:spacing w:after="80"/>
+        <w:spacing w:before="100" w:after="100"/>
         <w:ind w:left="340"/>
       </w:pPr>
       <w:r>
         <w:rPr>
-          <w:rFonts w:ascii="Menlo" w:hAnsi="Menlo"/>
-          <w:sz w:val="17"/>
-        </w:rPr>
-        <w:t>(15)  E_j = P · ∫_{τ_j}^{τ_j+d_j} C_{r(j)}(t) dt</w:t>
+          <w:rFonts w:ascii="Cambria Math" w:hAnsi="Cambria Math"/>
+          <w:sz w:val="18"/>
+        </w:rPr>
+        <w:t>(15)  E</w:t>
+      </w:r>
+      <w:r>
+        <w:rPr>
+          <w:rFonts w:ascii="Cambria Math" w:hAnsi="Cambria Math"/>
+          <w:sz w:val="18"/>
+          <w:vertAlign w:val="subscript"/>
+        </w:rPr>
+        <w:t>j</w:t>
+      </w:r>
+      <w:r>
+        <w:rPr>
+          <w:rFonts w:ascii="Cambria Math" w:hAnsi="Cambria Math"/>
+          <w:sz w:val="18"/>
+        </w:rPr>
+        <w:t xml:space="preserve"> = P · ∫</w:t>
+      </w:r>
+      <w:r>
+        <w:rPr>
+          <w:rFonts w:ascii="Cambria Math" w:hAnsi="Cambria Math"/>
+          <w:sz w:val="18"/>
+          <w:vertAlign w:val="subscript"/>
+        </w:rPr>
+        <w:t>τj</w:t>
+      </w:r>
+      <w:r>
+        <w:rPr>
+          <w:rFonts w:ascii="Cambria Math" w:hAnsi="Cambria Math"/>
+          <w:sz w:val="18"/>
+          <w:vertAlign w:val="superscript"/>
+        </w:rPr>
+        <w:t>τj+dj</w:t>
+      </w:r>
+      <w:r>
+        <w:rPr>
+          <w:rFonts w:ascii="Cambria Math" w:hAnsi="Cambria Math"/>
+          <w:sz w:val="18"/>
+        </w:rPr>
+        <w:t xml:space="preserve"> C</w:t>
+      </w:r>
+      <w:r>
+        <w:rPr>
+          <w:rFonts w:ascii="Cambria Math" w:hAnsi="Cambria Math"/>
+          <w:sz w:val="18"/>
+          <w:vertAlign w:val="subscript"/>
+        </w:rPr>
+        <w:t>r(j)</w:t>
+      </w:r>
+      <w:r>
+        <w:rPr>
+          <w:rFonts w:ascii="Cambria Math" w:hAnsi="Cambria Math"/>
+          <w:sz w:val="18"/>
+        </w:rPr>
+        <w:t>(t) dt</w:t>
       </w:r>
     </w:p>
     <w:p>
@@ -5227,15 +7216,90 @@
     </w:p>
     <w:p>
       <w:pPr>
-        <w:spacing w:after="80"/>
+        <w:spacing w:before="100" w:after="100"/>
         <w:ind w:left="340"/>
       </w:pPr>
       <w:r>
         <w:rPr>
-          <w:rFonts w:ascii="Menlo" w:hAnsi="Menlo"/>
-          <w:sz w:val="17"/>
-        </w:rPr>
-        <w:t xml:space="preserve">      E_j ≈ P · d_j · mean( C_r[ a … a+n-1 ] ),   a = ⌊τ_j⌋,  n = max(1, ⌈d_j⌉)</w:t>
+          <w:rFonts w:ascii="Cambria Math" w:hAnsi="Cambria Math"/>
+          <w:sz w:val="18"/>
+        </w:rPr>
+        <w:t xml:space="preserve">      E</w:t>
+      </w:r>
+      <w:r>
+        <w:rPr>
+          <w:rFonts w:ascii="Cambria Math" w:hAnsi="Cambria Math"/>
+          <w:sz w:val="18"/>
+          <w:vertAlign w:val="subscript"/>
+        </w:rPr>
+        <w:t>j</w:t>
+      </w:r>
+      <w:r>
+        <w:rPr>
+          <w:rFonts w:ascii="Cambria Math" w:hAnsi="Cambria Math"/>
+          <w:sz w:val="18"/>
+        </w:rPr>
+        <w:t xml:space="preserve"> ≈ P · d</w:t>
+      </w:r>
+      <w:r>
+        <w:rPr>
+          <w:rFonts w:ascii="Cambria Math" w:hAnsi="Cambria Math"/>
+          <w:sz w:val="18"/>
+          <w:vertAlign w:val="subscript"/>
+        </w:rPr>
+        <w:t>j</w:t>
+      </w:r>
+      <w:r>
+        <w:rPr>
+          <w:rFonts w:ascii="Cambria Math" w:hAnsi="Cambria Math"/>
+          <w:sz w:val="18"/>
+        </w:rPr>
+        <w:t xml:space="preserve"> · mean( C</w:t>
+      </w:r>
+      <w:r>
+        <w:rPr>
+          <w:rFonts w:ascii="Cambria Math" w:hAnsi="Cambria Math"/>
+          <w:sz w:val="18"/>
+          <w:vertAlign w:val="subscript"/>
+        </w:rPr>
+        <w:t>r</w:t>
+      </w:r>
+      <w:r>
+        <w:rPr>
+          <w:rFonts w:ascii="Cambria Math" w:hAnsi="Cambria Math"/>
+          <w:sz w:val="18"/>
+        </w:rPr>
+        <w:t>[ a … a+n-1 ] ),   a = ⌊τ</w:t>
+      </w:r>
+      <w:r>
+        <w:rPr>
+          <w:rFonts w:ascii="Cambria Math" w:hAnsi="Cambria Math"/>
+          <w:sz w:val="18"/>
+          <w:vertAlign w:val="subscript"/>
+        </w:rPr>
+        <w:t>j</w:t>
+      </w:r>
+      <w:r>
+        <w:rPr>
+          <w:rFonts w:ascii="Cambria Math" w:hAnsi="Cambria Math"/>
+          <w:sz w:val="18"/>
+        </w:rPr>
+        <w:t>⌋,  n = max(1, ⌈d</w:t>
+      </w:r>
+      <w:r>
+        <w:rPr>
+          <w:rFonts w:ascii="Cambria Math" w:hAnsi="Cambria Math"/>
+          <w:sz w:val="18"/>
+          <w:vertAlign w:val="subscript"/>
+        </w:rPr>
+        <w:t>j</w:t>
+      </w:r>
+      <w:r>
+        <w:rPr>
+          <w:rFonts w:ascii="Cambria Math" w:hAnsi="Cambria Math"/>
+          <w:sz w:val="18"/>
+        </w:rPr>
+        <w:t>⌉)</w:t>
       </w:r>
     </w:p>
     <w:p>
@@ -6102,13 +8166,24 @@
             <w:tcW w:type="dxa" w:w="4759"/>
           </w:tcPr>
           <w:p>
-            <w:r/>
-            <w:r>
-              <w:rPr>
-                <w:b w:val="0"/>
-                <w:sz w:val="17"/>
-              </w:rPr>
-              <w:t>미배정 페널티 P_slack</w:t>
+            <w:r>
+              <w:rPr/>
+              <w:t xml:space="preserve">미배정 페널티 </w:t>
+            </w:r>
+            <w:r>
+              <w:rPr>
+                <w:rFonts w:ascii="Cambria Math" w:hAnsi="Cambria Math"/>
+                <w:i/>
+              </w:rPr>
+              <w:t xml:space="preserve">P</w:t>
+            </w:r>
+            <w:r>
+              <w:rPr>
+                <w:rFonts w:ascii="Cambria Math" w:hAnsi="Cambria Math"/>
+                <w:i/>
+                <w:vertAlign w:val="subscript"/>
+              </w:rPr>
+              <w:t xml:space="preserve">slack</w:t>
             </w:r>
           </w:p>
         </w:tc>
@@ -6525,7 +8600,85 @@
           <w:i w:val="0"/>
           <w:sz w:val="20"/>
         </w:rPr>
-        <w:t>여기서 C_j는 리전 j의 탄소집약도, ℓ_ij는 리전 i에서 j로의 지연, r_i는 리전 i에서 발생한 요청 수, s_i는 리전 i에 띄울 서버 수다. 두 항 앞의 계수는 코드가 쓰는 정규화 상수를 그대로 옮긴 것이다. α는 탄소와 지연이 아니라 탄소와 서버 대수를 절충한다.</w:t>
+        <w:t xml:space="preserve">여기서 </w:t>
+      </w:r>
+      <w:r>
+        <w:rPr>
+          <w:rFonts w:ascii="Cambria Math" w:hAnsi="Cambria Math"/>
+          <w:i w:val="0"/>
+          <w:sz w:val="20"/>
+          <w:i/>
+        </w:rPr>
+        <w:t xml:space="preserve">C</w:t>
+      </w:r>
+      <w:r>
+        <w:rPr>
+          <w:rFonts w:ascii="Cambria Math" w:hAnsi="Cambria Math"/>
+          <w:i w:val="0"/>
+          <w:sz w:val="20"/>
+          <w:i/>
+          <w:vertAlign w:val="subscript"/>
+        </w:rPr>
+        <w:t xml:space="preserve">j</w:t>
+      </w:r>
+      <w:r>
+        <w:rPr>
+          <w:i w:val="0"/>
+          <w:sz w:val="20"/>
+        </w:rPr>
+        <w:t xml:space="preserve">는 리전 j의 탄소집약도, ℓ_ij는 리전 i에서 j로의 지연, </w:t>
+      </w:r>
+      <w:r>
+        <w:rPr>
+          <w:rFonts w:ascii="Cambria Math" w:hAnsi="Cambria Math"/>
+          <w:i w:val="0"/>
+          <w:sz w:val="20"/>
+          <w:i/>
+        </w:rPr>
+        <w:t xml:space="preserve">r</w:t>
+      </w:r>
+      <w:r>
+        <w:rPr>
+          <w:rFonts w:ascii="Cambria Math" w:hAnsi="Cambria Math"/>
+          <w:i w:val="0"/>
+          <w:sz w:val="20"/>
+          <w:i/>
+          <w:vertAlign w:val="subscript"/>
+        </w:rPr>
+        <w:t xml:space="preserve">i</w:t>
+      </w:r>
+      <w:r>
+        <w:rPr>
+          <w:i w:val="0"/>
+          <w:sz w:val="20"/>
+        </w:rPr>
+        <w:t xml:space="preserve">는 리전 i에서 발생한 요청 수, </w:t>
+      </w:r>
+      <w:r>
+        <w:rPr>
+          <w:rFonts w:ascii="Cambria Math" w:hAnsi="Cambria Math"/>
+          <w:i w:val="0"/>
+          <w:sz w:val="20"/>
+          <w:i/>
+        </w:rPr>
+        <w:t xml:space="preserve">s</w:t>
+      </w:r>
+      <w:r>
+        <w:rPr>
+          <w:rFonts w:ascii="Cambria Math" w:hAnsi="Cambria Math"/>
+          <w:i w:val="0"/>
+          <w:sz w:val="20"/>
+          <w:i/>
+          <w:vertAlign w:val="subscript"/>
+        </w:rPr>
+        <w:t xml:space="preserve">i</w:t>
+      </w:r>
+      <w:r>
+        <w:rPr>
+          <w:i w:val="0"/>
+          <w:sz w:val="20"/>
+        </w:rPr>
+        <w:t xml:space="preserve">는 리전 i에 띄울 서버 수다. 두 항 앞의 계수는 코드가 쓰는 정규화 상수를 그대로 옮긴 것이다. α는 탄소와 지연이 아니라 탄소와 서버 대수를 절충한다.</w:t>
       </w:r>
     </w:p>
     <w:p>
@@ -6560,7 +8713,59 @@
           <w:i w:val="0"/>
           <w:sz w:val="20"/>
         </w:rPr>
-        <w:t>CASPER는 웹 요청률을 다루고 본 연구는 배치 작업을 다룬다. 매 시간 슬롯에서 그 시각 제출된 작업 수를 리전별로 세어 r_i로 두었다. CASPER는 실행 시각을 옮기지 않으므로 시작 시각은 제출 시각이다. 원문 파라미터(L_max=500 ms, κ=10, 리전당 서버 100대)는 본 연구 환경에 맞추어 조정하지 않고 그대로 두었다.</w:t>
+        <w:t xml:space="preserve">CASPER는 웹 요청률을 다루고 본 연구는 배치 작업을 다룬다. 매 시간 슬롯에서 그 시각 제출된 작업 수를 리전별로 세어 </w:t>
+      </w:r>
+      <w:r>
+        <w:rPr>
+          <w:rFonts w:ascii="Cambria Math" w:hAnsi="Cambria Math"/>
+          <w:i w:val="0"/>
+          <w:sz w:val="20"/>
+          <w:i/>
+        </w:rPr>
+        <w:t xml:space="preserve">r</w:t>
+      </w:r>
+      <w:r>
+        <w:rPr>
+          <w:rFonts w:ascii="Cambria Math" w:hAnsi="Cambria Math"/>
+          <w:i w:val="0"/>
+          <w:sz w:val="20"/>
+          <w:i/>
+          <w:vertAlign w:val="subscript"/>
+        </w:rPr>
+        <w:t xml:space="preserve">i</w:t>
+      </w:r>
+      <w:r>
+        <w:rPr>
+          <w:i w:val="0"/>
+          <w:sz w:val="20"/>
+        </w:rPr>
+        <w:t xml:space="preserve">로 두었다. CASPER는 실행 시각을 옮기지 않으므로 시작 시각은 제출 시각이다. 원문 파라미터(</w:t>
+      </w:r>
+      <w:r>
+        <w:rPr>
+          <w:rFonts w:ascii="Cambria Math" w:hAnsi="Cambria Math"/>
+          <w:i w:val="0"/>
+          <w:sz w:val="20"/>
+          <w:i/>
+        </w:rPr>
+        <w:t xml:space="preserve">L</w:t>
+      </w:r>
+      <w:r>
+        <w:rPr>
+          <w:rFonts w:ascii="Cambria Math" w:hAnsi="Cambria Math"/>
+          <w:i w:val="0"/>
+          <w:sz w:val="20"/>
+          <w:i/>
+          <w:vertAlign w:val="subscript"/>
+        </w:rPr>
+        <w:t xml:space="preserve">max</w:t>
+      </w:r>
+      <w:r>
+        <w:rPr>
+          <w:i w:val="0"/>
+          <w:sz w:val="20"/>
+        </w:rPr>
+        <w:t xml:space="preserve">=500 ms, κ=10, 리전당 서버 100대)는 본 연구 환경에 맞추어 조정하지 않고 그대로 두었다.</w:t>
       </w:r>
     </w:p>
     <w:p>
@@ -6583,7 +8788,33 @@
           <w:i w:val="0"/>
           <w:sz w:val="20"/>
         </w:rPr>
-        <w:t>이 결정은 결과 해석에 결정적이다. 본 연구의 리전 간 실측 지연은 최대 244 ms이므로 L_max=500 ms 제약은 x의 값과 무관하게 항상 성립한다. 또 시간당 전체 요청 수는 최대 38건인데 리전 하나의 수용량은 100×10=1,000건이므로, 한 시간의 전체 수요가 한 리전에 모두 몰려도 26배의 여유가 남는다. 두 제약 모두 표본 관측이 아니라 최댓값 비교로 비활성이 확정된다.</w:t>
+        <w:t xml:space="preserve">이 결정은 결과 해석에 결정적이다. 본 연구의 리전 간 실측 지연은 최대 244 ms이므로 </w:t>
+      </w:r>
+      <w:r>
+        <w:rPr>
+          <w:rFonts w:ascii="Cambria Math" w:hAnsi="Cambria Math"/>
+          <w:i w:val="0"/>
+          <w:sz w:val="20"/>
+          <w:i/>
+        </w:rPr>
+        <w:t xml:space="preserve">L</w:t>
+      </w:r>
+      <w:r>
+        <w:rPr>
+          <w:rFonts w:ascii="Cambria Math" w:hAnsi="Cambria Math"/>
+          <w:i w:val="0"/>
+          <w:sz w:val="20"/>
+          <w:i/>
+          <w:vertAlign w:val="subscript"/>
+        </w:rPr>
+        <w:t xml:space="preserve">max</w:t>
+      </w:r>
+      <w:r>
+        <w:rPr>
+          <w:i w:val="0"/>
+          <w:sz w:val="20"/>
+        </w:rPr>
+        <w:t xml:space="preserve">=500 ms 제약은 x의 값과 무관하게 항상 성립한다. 또 시간당 전체 요청 수는 최대 38건인데 리전 하나의 수용량은 100×10=1,000건이므로, 한 시간의 전체 수요가 한 리전에 모두 몰려도 26배의 여유가 남는다. 두 제약 모두 표본 관측이 아니라 최댓값 비교로 비활성이 확정된다.</w:t>
       </w:r>
     </w:p>
     <w:p>
@@ -7163,7 +9394,33 @@
           <w:i w:val="0"/>
           <w:sz w:val="20"/>
         </w:rPr>
-        <w:t>δ(c,h)는 클러스터 c의 h 시각 유연 부하가 그 날 시간 평균에서 벗어나는 정도이고, y_c는 그 날의 첨두 상한이다. 일일 보존 제약이 CICS의 핵심이다 — 하루 총량은 그대로 두고 시간별 모양만 바꾸므로, 모든 유연 작업이 그 날 안에 끝난다.</w:t>
+        <w:t xml:space="preserve">δ(c,h)는 클러스터 c의 h 시각 유연 부하가 그 날 시간 평균에서 벗어나는 정도이고, </w:t>
+      </w:r>
+      <w:r>
+        <w:rPr>
+          <w:rFonts w:ascii="Cambria Math" w:hAnsi="Cambria Math"/>
+          <w:i w:val="0"/>
+          <w:sz w:val="20"/>
+          <w:i/>
+        </w:rPr>
+        <w:t xml:space="preserve">y</w:t>
+      </w:r>
+      <w:r>
+        <w:rPr>
+          <w:rFonts w:ascii="Cambria Math" w:hAnsi="Cambria Math"/>
+          <w:i w:val="0"/>
+          <w:sz w:val="20"/>
+          <w:i/>
+          <w:vertAlign w:val="subscript"/>
+        </w:rPr>
+        <w:t xml:space="preserve">c</w:t>
+      </w:r>
+      <w:r>
+        <w:rPr>
+          <w:i w:val="0"/>
+          <w:sz w:val="20"/>
+        </w:rPr>
+        <w:t xml:space="preserve">는 그 날의 첨두 상한이다. 일일 보존 제약이 CICS의 핵심이다 — 하루 총량은 그대로 두고 시간별 모양만 바꾸므로, 모든 유연 작업이 그 날 안에 끝난다.</w:t>
       </w:r>
     </w:p>
     <w:p>
@@ -7186,7 +9443,33 @@
           <w:i w:val="0"/>
           <w:sz w:val="20"/>
         </w:rPr>
-        <w:t>Pow 항은 δ에 무관한 상수이므로 최적해가 달라지지 않아 제외하였다. π는 전력 민감도 계수인데 본 연구의 회계는 작업당 고정 전력을 쓰므로 상수가 된다. CICS는 CPU 사용량을 다루고 본 연구는 개별 작업을 다루므로, 그 날 그 리전에 도착한 작업 수를 τ_c로 두고 곡선을 “그 시각에 시작을 허용하는 작업 수”로 읽었다. 이렇게 하면 일일 보존 제약이 “하루 총 허용량 = 그 날 도착한 작업 수”가 되어 원문의 뜻과 일치한다.</w:t>
+        <w:t xml:space="preserve">Pow 항은 δ에 무관한 상수이므로 최적해가 달라지지 않아 제외하였다. π는 전력 민감도 계수인데 본 연구의 회계는 작업당 고정 전력을 쓰므로 상수가 된다. CICS는 CPU 사용량을 다루고 본 연구는 개별 작업을 다루므로, 그 날 그 리전에 도착한 작업 수를 </w:t>
+      </w:r>
+      <w:r>
+        <w:rPr>
+          <w:rFonts w:ascii="Cambria Math" w:hAnsi="Cambria Math"/>
+          <w:i w:val="0"/>
+          <w:sz w:val="20"/>
+          <w:i/>
+        </w:rPr>
+        <w:t xml:space="preserve">τ</w:t>
+      </w:r>
+      <w:r>
+        <w:rPr>
+          <w:rFonts w:ascii="Cambria Math" w:hAnsi="Cambria Math"/>
+          <w:i w:val="0"/>
+          <w:sz w:val="20"/>
+          <w:i/>
+          <w:vertAlign w:val="subscript"/>
+        </w:rPr>
+        <w:t xml:space="preserve">c</w:t>
+      </w:r>
+      <w:r>
+        <w:rPr>
+          <w:i w:val="0"/>
+          <w:sz w:val="20"/>
+        </w:rPr>
+        <w:t xml:space="preserve">로 두고 곡선을 “그 시각에 시작을 허용하는 작업 수”로 읽었다. 이렇게 하면 일일 보존 제약이 “하루 총 허용량 = 그 날 도착한 작업 수”가 되어 원문의 뜻과 일치한다.</w:t>
       </w:r>
     </w:p>
     <w:p>
@@ -8124,7 +10407,241 @@
           <w:i w:val="0"/>
           <w:sz w:val="20"/>
         </w:rPr>
-        <w:t>x^t_ij 는 작업 i 를 클러스터 j 에서 슬롯 t 에 시작하는지, r_i 는 필요 자원량, l_i 는 실행 시간(슬롯 수), d_i 는 마감, C_j^t 와 I_j^t 는 슬롯 t 의 가용 자원과 탄소집약도, ρ_j 는 전력 효율이다. Δ^t_i = {t−l_i+1, …, t} 는 슬롯 t 를 점유하게 되는 시작 시각의 집합이다. 마감은 식 (2)의 페널티로만 들어가고, 용량은 식 (5)의 하드 제약이다 — 본 연구와 정확히 반대다.</w:t>
+        <w:t xml:space="preserve">x^</w:t>
+      </w:r>
+      <w:r>
+        <w:rPr>
+          <w:rFonts w:ascii="Cambria Math" w:hAnsi="Cambria Math"/>
+          <w:i w:val="0"/>
+          <w:sz w:val="20"/>
+          <w:i/>
+        </w:rPr>
+        <w:t xml:space="preserve">t</w:t>
+      </w:r>
+      <w:r>
+        <w:rPr>
+          <w:rFonts w:ascii="Cambria Math" w:hAnsi="Cambria Math"/>
+          <w:i w:val="0"/>
+          <w:sz w:val="20"/>
+          <w:i/>
+          <w:vertAlign w:val="subscript"/>
+        </w:rPr>
+        <w:t xml:space="preserve">ij</w:t>
+      </w:r>
+      <w:r>
+        <w:rPr>
+          <w:i w:val="0"/>
+          <w:sz w:val="20"/>
+        </w:rPr>
+        <w:t xml:space="preserve"> 는 작업 i 를 클러스터 j 에서 슬롯 t 에 시작하는지, </w:t>
+      </w:r>
+      <w:r>
+        <w:rPr>
+          <w:rFonts w:ascii="Cambria Math" w:hAnsi="Cambria Math"/>
+          <w:i w:val="0"/>
+          <w:sz w:val="20"/>
+          <w:i/>
+        </w:rPr>
+        <w:t xml:space="preserve">r</w:t>
+      </w:r>
+      <w:r>
+        <w:rPr>
+          <w:rFonts w:ascii="Cambria Math" w:hAnsi="Cambria Math"/>
+          <w:i w:val="0"/>
+          <w:sz w:val="20"/>
+          <w:i/>
+          <w:vertAlign w:val="subscript"/>
+        </w:rPr>
+        <w:t xml:space="preserve">i</w:t>
+      </w:r>
+      <w:r>
+        <w:rPr>
+          <w:i w:val="0"/>
+          <w:sz w:val="20"/>
+        </w:rPr>
+        <w:t xml:space="preserve"> 는 필요 자원량, </w:t>
+      </w:r>
+      <w:r>
+        <w:rPr>
+          <w:rFonts w:ascii="Cambria Math" w:hAnsi="Cambria Math"/>
+          <w:i w:val="0"/>
+          <w:sz w:val="20"/>
+          <w:i/>
+        </w:rPr>
+        <w:t xml:space="preserve">l</w:t>
+      </w:r>
+      <w:r>
+        <w:rPr>
+          <w:rFonts w:ascii="Cambria Math" w:hAnsi="Cambria Math"/>
+          <w:i w:val="0"/>
+          <w:sz w:val="20"/>
+          <w:i/>
+          <w:vertAlign w:val="subscript"/>
+        </w:rPr>
+        <w:t xml:space="preserve">i</w:t>
+      </w:r>
+      <w:r>
+        <w:rPr>
+          <w:i w:val="0"/>
+          <w:sz w:val="20"/>
+        </w:rPr>
+        <w:t xml:space="preserve"> 는 실행 시간(슬롯 수), </w:t>
+      </w:r>
+      <w:r>
+        <w:rPr>
+          <w:rFonts w:ascii="Cambria Math" w:hAnsi="Cambria Math"/>
+          <w:i w:val="0"/>
+          <w:sz w:val="20"/>
+          <w:i/>
+        </w:rPr>
+        <w:t xml:space="preserve">d</w:t>
+      </w:r>
+      <w:r>
+        <w:rPr>
+          <w:rFonts w:ascii="Cambria Math" w:hAnsi="Cambria Math"/>
+          <w:i w:val="0"/>
+          <w:sz w:val="20"/>
+          <w:i/>
+          <w:vertAlign w:val="subscript"/>
+        </w:rPr>
+        <w:t xml:space="preserve">i</w:t>
+      </w:r>
+      <w:r>
+        <w:rPr>
+          <w:i w:val="0"/>
+          <w:sz w:val="20"/>
+        </w:rPr>
+        <w:t xml:space="preserve"> 는 마감, </w:t>
+      </w:r>
+      <w:r>
+        <w:rPr>
+          <w:rFonts w:ascii="Cambria Math" w:hAnsi="Cambria Math"/>
+          <w:i w:val="0"/>
+          <w:sz w:val="20"/>
+          <w:i/>
+        </w:rPr>
+        <w:t xml:space="preserve">C</w:t>
+      </w:r>
+      <w:r>
+        <w:rPr>
+          <w:rFonts w:ascii="Cambria Math" w:hAnsi="Cambria Math"/>
+          <w:i w:val="0"/>
+          <w:sz w:val="20"/>
+          <w:i/>
+          <w:vertAlign w:val="subscript"/>
+        </w:rPr>
+        <w:t xml:space="preserve">j</w:t>
+      </w:r>
+      <w:r>
+        <w:rPr>
+          <w:i w:val="0"/>
+          <w:sz w:val="20"/>
+        </w:rPr>
+        <w:t xml:space="preserve">^t 와 </w:t>
+      </w:r>
+      <w:r>
+        <w:rPr>
+          <w:rFonts w:ascii="Cambria Math" w:hAnsi="Cambria Math"/>
+          <w:i w:val="0"/>
+          <w:sz w:val="20"/>
+          <w:i/>
+        </w:rPr>
+        <w:t xml:space="preserve">I</w:t>
+      </w:r>
+      <w:r>
+        <w:rPr>
+          <w:rFonts w:ascii="Cambria Math" w:hAnsi="Cambria Math"/>
+          <w:i w:val="0"/>
+          <w:sz w:val="20"/>
+          <w:i/>
+          <w:vertAlign w:val="subscript"/>
+        </w:rPr>
+        <w:t xml:space="preserve">j</w:t>
+      </w:r>
+      <w:r>
+        <w:rPr>
+          <w:i w:val="0"/>
+          <w:sz w:val="20"/>
+        </w:rPr>
+        <w:t xml:space="preserve">^t 는 슬롯 t 의 가용 자원과 탄소집약도, </w:t>
+      </w:r>
+      <w:r>
+        <w:rPr>
+          <w:rFonts w:ascii="Cambria Math" w:hAnsi="Cambria Math"/>
+          <w:i w:val="0"/>
+          <w:sz w:val="20"/>
+          <w:i/>
+        </w:rPr>
+        <w:t xml:space="preserve">ρ</w:t>
+      </w:r>
+      <w:r>
+        <w:rPr>
+          <w:rFonts w:ascii="Cambria Math" w:hAnsi="Cambria Math"/>
+          <w:i w:val="0"/>
+          <w:sz w:val="20"/>
+          <w:i/>
+          <w:vertAlign w:val="subscript"/>
+        </w:rPr>
+        <w:t xml:space="preserve">j</w:t>
+      </w:r>
+      <w:r>
+        <w:rPr>
+          <w:i w:val="0"/>
+          <w:sz w:val="20"/>
+        </w:rPr>
+        <w:t xml:space="preserve"> 는 전력 효율이다. Δ^</w:t>
+      </w:r>
+      <w:r>
+        <w:rPr>
+          <w:rFonts w:ascii="Cambria Math" w:hAnsi="Cambria Math"/>
+          <w:i w:val="0"/>
+          <w:sz w:val="20"/>
+          <w:i/>
+        </w:rPr>
+        <w:t xml:space="preserve">t</w:t>
+      </w:r>
+      <w:r>
+        <w:rPr>
+          <w:rFonts w:ascii="Cambria Math" w:hAnsi="Cambria Math"/>
+          <w:i w:val="0"/>
+          <w:sz w:val="20"/>
+          <w:i/>
+          <w:vertAlign w:val="subscript"/>
+        </w:rPr>
+        <w:t xml:space="preserve">i</w:t>
+      </w:r>
+      <w:r>
+        <w:rPr>
+          <w:i w:val="0"/>
+          <w:sz w:val="20"/>
+        </w:rPr>
+        <w:t xml:space="preserve"> = {t−</w:t>
+      </w:r>
+      <w:r>
+        <w:rPr>
+          <w:rFonts w:ascii="Cambria Math" w:hAnsi="Cambria Math"/>
+          <w:i w:val="0"/>
+          <w:sz w:val="20"/>
+          <w:i/>
+        </w:rPr>
+        <w:t xml:space="preserve">l</w:t>
+      </w:r>
+      <w:r>
+        <w:rPr>
+          <w:rFonts w:ascii="Cambria Math" w:hAnsi="Cambria Math"/>
+          <w:i w:val="0"/>
+          <w:sz w:val="20"/>
+          <w:i/>
+          <w:vertAlign w:val="subscript"/>
+        </w:rPr>
+        <w:t xml:space="preserve">i</w:t>
+      </w:r>
+      <w:r>
+        <w:rPr>
+          <w:i w:val="0"/>
+          <w:sz w:val="20"/>
+        </w:rPr>
+        <w:t xml:space="preserve">+1, …, t} 는 슬롯 t 를 점유하게 되는 시작 시각의 집합이다. 마감은 식 (2)의 페널티로만 들어가고, 용량은 식 (5)의 하드 제약이다 — 본 연구와 정확히 반대다.</w:t>
       </w:r>
     </w:p>
     <w:p>
@@ -8136,7 +10653,85 @@
           <w:i w:val="0"/>
           <w:sz w:val="20"/>
         </w:rPr>
-        <w:t>원문은 이 정식화를 완전한 정수 계획으로 풀지 않는다. Algorithm 2가 각 Z_k 를 따로 LP 완화로 풀어 정규화 상수 θ_k 를 얻고, 결합 목적함수를 한 번 더 LP 로 풀어 분수해 x̄ 를 구한 뒤, b_i = Σ x̄ 로 우선순위를 매겨 Algorithm 3의 그리디 배정으로 정수해를 만든다. 즉 LP 완화 + 그리디이며, 이는 원문의 설계이지 본 연구의 단순화가 아니다.</w:t>
+        <w:t xml:space="preserve">원문은 이 정식화를 완전한 정수 계획으로 풀지 않는다. Algorithm 2가 각 </w:t>
+      </w:r>
+      <w:r>
+        <w:rPr>
+          <w:rFonts w:ascii="Cambria Math" w:hAnsi="Cambria Math"/>
+          <w:i w:val="0"/>
+          <w:sz w:val="20"/>
+          <w:i/>
+        </w:rPr>
+        <w:t xml:space="preserve">Z</w:t>
+      </w:r>
+      <w:r>
+        <w:rPr>
+          <w:rFonts w:ascii="Cambria Math" w:hAnsi="Cambria Math"/>
+          <w:i w:val="0"/>
+          <w:sz w:val="20"/>
+          <w:i/>
+          <w:vertAlign w:val="subscript"/>
+        </w:rPr>
+        <w:t xml:space="preserve">k</w:t>
+      </w:r>
+      <w:r>
+        <w:rPr>
+          <w:i w:val="0"/>
+          <w:sz w:val="20"/>
+        </w:rPr>
+        <w:t xml:space="preserve"> 를 따로 LP 완화로 풀어 정규화 상수 </w:t>
+      </w:r>
+      <w:r>
+        <w:rPr>
+          <w:rFonts w:ascii="Cambria Math" w:hAnsi="Cambria Math"/>
+          <w:i w:val="0"/>
+          <w:sz w:val="20"/>
+          <w:i/>
+        </w:rPr>
+        <w:t xml:space="preserve">θ</w:t>
+      </w:r>
+      <w:r>
+        <w:rPr>
+          <w:rFonts w:ascii="Cambria Math" w:hAnsi="Cambria Math"/>
+          <w:i w:val="0"/>
+          <w:sz w:val="20"/>
+          <w:i/>
+          <w:vertAlign w:val="subscript"/>
+        </w:rPr>
+        <w:t xml:space="preserve">k</w:t>
+      </w:r>
+      <w:r>
+        <w:rPr>
+          <w:i w:val="0"/>
+          <w:sz w:val="20"/>
+        </w:rPr>
+        <w:t xml:space="preserve"> 를 얻고, 결합 목적함수를 한 번 더 LP 로 풀어 분수해 x̄ 를 구한 뒤, </w:t>
+      </w:r>
+      <w:r>
+        <w:rPr>
+          <w:rFonts w:ascii="Cambria Math" w:hAnsi="Cambria Math"/>
+          <w:i w:val="0"/>
+          <w:sz w:val="20"/>
+          <w:i/>
+        </w:rPr>
+        <w:t xml:space="preserve">b</w:t>
+      </w:r>
+      <w:r>
+        <w:rPr>
+          <w:rFonts w:ascii="Cambria Math" w:hAnsi="Cambria Math"/>
+          <w:i w:val="0"/>
+          <w:sz w:val="20"/>
+          <w:i/>
+          <w:vertAlign w:val="subscript"/>
+        </w:rPr>
+        <w:t xml:space="preserve">i</w:t>
+      </w:r>
+      <w:r>
+        <w:rPr>
+          <w:i w:val="0"/>
+          <w:sz w:val="20"/>
+        </w:rPr>
+        <w:t xml:space="preserve"> = Σ x̄ 로 우선순위를 매겨 Algorithm 3의 그리디 배정으로 정수해를 만든다. 즉 LP 완화 + 그리디이며, 이는 원문의 설계이지 본 연구의 단순화가 아니다.</w:t>
       </w:r>
     </w:p>
     <w:p>
@@ -8284,13 +10879,20 @@
             <w:tcW w:type="dxa" w:w="3173"/>
           </w:tcPr>
           <w:p>
-            <w:r/>
-            <w:r>
-              <w:rPr>
-                <w:b w:val="0"/>
-                <w:sz w:val="17"/>
-              </w:rPr>
-              <w:t>a_ij</w:t>
+            <w:r>
+              <w:rPr>
+                <w:rFonts w:ascii="Cambria Math" w:hAnsi="Cambria Math"/>
+                <w:i/>
+              </w:rPr>
+              <w:t xml:space="preserve">a</w:t>
+            </w:r>
+            <w:r>
+              <w:rPr>
+                <w:rFonts w:ascii="Cambria Math" w:hAnsi="Cambria Math"/>
+                <w:i/>
+                <w:vertAlign w:val="subscript"/>
+              </w:rPr>
+              <w:t xml:space="preserve">ij</w:t>
             </w:r>
           </w:p>
         </w:tc>
@@ -8334,13 +10936,43 @@
             <w:tcW w:type="dxa" w:w="3173"/>
           </w:tcPr>
           <w:p>
-            <w:r/>
-            <w:r>
-              <w:rPr>
-                <w:b w:val="0"/>
-                <w:sz w:val="17"/>
-              </w:rPr>
-              <w:t>r_i · C_j^t</w:t>
+            <w:r>
+              <w:rPr>
+                <w:rFonts w:ascii="Cambria Math" w:hAnsi="Cambria Math"/>
+                <w:i/>
+              </w:rPr>
+              <w:t xml:space="preserve">r</w:t>
+            </w:r>
+            <w:r>
+              <w:rPr>
+                <w:rFonts w:ascii="Cambria Math" w:hAnsi="Cambria Math"/>
+                <w:i/>
+                <w:vertAlign w:val="subscript"/>
+              </w:rPr>
+              <w:t xml:space="preserve">i</w:t>
+            </w:r>
+            <w:r>
+              <w:rPr/>
+              <w:t xml:space="preserve"> · </w:t>
+            </w:r>
+            <w:r>
+              <w:rPr>
+                <w:rFonts w:ascii="Cambria Math" w:hAnsi="Cambria Math"/>
+                <w:i/>
+              </w:rPr>
+              <w:t xml:space="preserve">C</w:t>
+            </w:r>
+            <w:r>
+              <w:rPr>
+                <w:rFonts w:ascii="Cambria Math" w:hAnsi="Cambria Math"/>
+                <w:i/>
+                <w:vertAlign w:val="subscript"/>
+              </w:rPr>
+              <w:t xml:space="preserve">j</w:t>
+            </w:r>
+            <w:r>
+              <w:rPr/>
+              <w:t xml:space="preserve">^t</w:t>
             </w:r>
           </w:p>
         </w:tc>
@@ -8349,13 +10981,28 @@
             <w:tcW w:type="dxa" w:w="3173"/>
           </w:tcPr>
           <w:p>
-            <w:r/>
-            <w:r>
-              <w:rPr>
-                <w:b w:val="0"/>
-                <w:sz w:val="17"/>
-              </w:rPr>
-              <w:t>1 · K_r = 12</w:t>
+            <w:r>
+              <w:rPr/>
+              <w:t xml:space="preserve">1 · </w:t>
+            </w:r>
+            <w:r>
+              <w:rPr>
+                <w:rFonts w:ascii="Cambria Math" w:hAnsi="Cambria Math"/>
+                <w:i/>
+              </w:rPr>
+              <w:t xml:space="preserve">K</w:t>
+            </w:r>
+            <w:r>
+              <w:rPr>
+                <w:rFonts w:ascii="Cambria Math" w:hAnsi="Cambria Math"/>
+                <w:i/>
+                <w:vertAlign w:val="subscript"/>
+              </w:rPr>
+              <w:t xml:space="preserve">r</w:t>
+            </w:r>
+            <w:r>
+              <w:rPr/>
+              <w:t xml:space="preserve"> = 12</w:t>
             </w:r>
           </w:p>
         </w:tc>
@@ -8384,13 +11031,20 @@
             <w:tcW w:type="dxa" w:w="3173"/>
           </w:tcPr>
           <w:p>
-            <w:r/>
-            <w:r>
-              <w:rPr>
-                <w:b w:val="0"/>
-                <w:sz w:val="17"/>
-              </w:rPr>
-              <w:t>ρ_j</w:t>
+            <w:r>
+              <w:rPr>
+                <w:rFonts w:ascii="Cambria Math" w:hAnsi="Cambria Math"/>
+                <w:i/>
+              </w:rPr>
+              <w:t xml:space="preserve">ρ</w:t>
+            </w:r>
+            <w:r>
+              <w:rPr>
+                <w:rFonts w:ascii="Cambria Math" w:hAnsi="Cambria Math"/>
+                <w:i/>
+                <w:vertAlign w:val="subscript"/>
+              </w:rPr>
+              <w:t xml:space="preserve">j</w:t>
             </w:r>
           </w:p>
         </w:tc>
@@ -8434,13 +11088,24 @@
             <w:tcW w:type="dxa" w:w="3173"/>
           </w:tcPr>
           <w:p>
-            <w:r/>
-            <w:r>
-              <w:rPr>
-                <w:b w:val="0"/>
-                <w:sz w:val="17"/>
-              </w:rPr>
-              <w:t>I_j^t</w:t>
+            <w:r>
+              <w:rPr>
+                <w:rFonts w:ascii="Cambria Math" w:hAnsi="Cambria Math"/>
+                <w:i/>
+              </w:rPr>
+              <w:t xml:space="preserve">I</w:t>
+            </w:r>
+            <w:r>
+              <w:rPr>
+                <w:rFonts w:ascii="Cambria Math" w:hAnsi="Cambria Math"/>
+                <w:i/>
+                <w:vertAlign w:val="subscript"/>
+              </w:rPr>
+              <w:t xml:space="preserve">j</w:t>
+            </w:r>
+            <w:r>
+              <w:rPr/>
+              <w:t xml:space="preserve">^t</w:t>
             </w:r>
           </w:p>
         </w:tc>
@@ -8559,7 +11224,33 @@
           <w:i w:val="0"/>
           <w:sz w:val="20"/>
         </w:rPr>
-        <w:t>Caspian 의 정식화는 슬롯보다 짧은 작업을 표현하지 못한다. l_i 가 슬롯 수이므로 6초짜리 작업도 한 슬롯을 통째로 차지한다. 본 연구의 워크로드는 이 한계에 정면으로 걸린다.</w:t>
+        <w:t xml:space="preserve">Caspian 의 정식화는 슬롯보다 짧은 작업을 표현하지 못한다. </w:t>
+      </w:r>
+      <w:r>
+        <w:rPr>
+          <w:rFonts w:ascii="Cambria Math" w:hAnsi="Cambria Math"/>
+          <w:i w:val="0"/>
+          <w:sz w:val="20"/>
+          <w:i/>
+        </w:rPr>
+        <w:t xml:space="preserve">l</w:t>
+      </w:r>
+      <w:r>
+        <w:rPr>
+          <w:rFonts w:ascii="Cambria Math" w:hAnsi="Cambria Math"/>
+          <w:i w:val="0"/>
+          <w:sz w:val="20"/>
+          <w:i/>
+          <w:vertAlign w:val="subscript"/>
+        </w:rPr>
+        <w:t xml:space="preserve">i</w:t>
+      </w:r>
+      <w:r>
+        <w:rPr>
+          <w:i w:val="0"/>
+          <w:sz w:val="20"/>
+        </w:rPr>
+        <w:t xml:space="preserve"> 가 슬롯 수이므로 6초짜리 작업도 한 슬롯을 통째로 차지한다. 본 연구의 워크로드는 이 한계에 정면으로 걸린다.</w:t>
       </w:r>
     </w:p>
     <w:p>
@@ -9025,7 +11716,59 @@
           <w:i w:val="0"/>
           <w:sz w:val="20"/>
         </w:rPr>
-        <w:t>이 부풀림이 결과를 얼마나 좌우하는지 보려고, 자원 요구량을 r_i = min(실행 시간, 1) 로 완화한 대조 실행을 같은 조건에서 돌렸다. 원문의 r_i 는 개수가 아니라 자원량이므로 이 읽기가 오히려 원문에 가깝다.</w:t>
+        <w:t xml:space="preserve">이 부풀림이 결과를 얼마나 좌우하는지 보려고, 자원 요구량을 </w:t>
+      </w:r>
+      <w:r>
+        <w:rPr>
+          <w:rFonts w:ascii="Cambria Math" w:hAnsi="Cambria Math"/>
+          <w:i w:val="0"/>
+          <w:sz w:val="20"/>
+          <w:i/>
+        </w:rPr>
+        <w:t xml:space="preserve">r</w:t>
+      </w:r>
+      <w:r>
+        <w:rPr>
+          <w:rFonts w:ascii="Cambria Math" w:hAnsi="Cambria Math"/>
+          <w:i w:val="0"/>
+          <w:sz w:val="20"/>
+          <w:i/>
+          <w:vertAlign w:val="subscript"/>
+        </w:rPr>
+        <w:t xml:space="preserve">i</w:t>
+      </w:r>
+      <w:r>
+        <w:rPr>
+          <w:i w:val="0"/>
+          <w:sz w:val="20"/>
+        </w:rPr>
+        <w:t xml:space="preserve"> = min(실행 시간, 1) 로 완화한 대조 실행을 같은 조건에서 돌렸다. 원문의 </w:t>
+      </w:r>
+      <w:r>
+        <w:rPr>
+          <w:rFonts w:ascii="Cambria Math" w:hAnsi="Cambria Math"/>
+          <w:i w:val="0"/>
+          <w:sz w:val="20"/>
+          <w:i/>
+        </w:rPr>
+        <w:t xml:space="preserve">r</w:t>
+      </w:r>
+      <w:r>
+        <w:rPr>
+          <w:rFonts w:ascii="Cambria Math" w:hAnsi="Cambria Math"/>
+          <w:i w:val="0"/>
+          <w:sz w:val="20"/>
+          <w:i/>
+          <w:vertAlign w:val="subscript"/>
+        </w:rPr>
+        <w:t xml:space="preserve">i</w:t>
+      </w:r>
+      <w:r>
+        <w:rPr>
+          <w:i w:val="0"/>
+          <w:sz w:val="20"/>
+        </w:rPr>
+        <w:t xml:space="preserve"> 는 개수가 아니라 자원량이므로 이 읽기가 오히려 원문에 가깝다.</w:t>
       </w:r>
     </w:p>
     <w:p>
@@ -9081,13 +11824,28 @@
             <w:pPr>
               <w:jc w:val="right"/>
             </w:pPr>
-            <w:r/>
-            <w:r>
-              <w:rPr>
-                <w:b/>
-                <w:sz w:val="17"/>
-              </w:rPr>
-              <w:t>올림 (r_i=1)</w:t>
+            <w:r>
+              <w:rPr/>
+              <w:t xml:space="preserve">올림 (</w:t>
+            </w:r>
+            <w:r>
+              <w:rPr>
+                <w:rFonts w:ascii="Cambria Math" w:hAnsi="Cambria Math"/>
+                <w:i/>
+              </w:rPr>
+              <w:t xml:space="preserve">r</w:t>
+            </w:r>
+            <w:r>
+              <w:rPr>
+                <w:rFonts w:ascii="Cambria Math" w:hAnsi="Cambria Math"/>
+                <w:i/>
+                <w:vertAlign w:val="subscript"/>
+              </w:rPr>
+              <w:t xml:space="preserve">i</w:t>
+            </w:r>
+            <w:r>
+              <w:rPr/>
+              <w:t xml:space="preserve">=1)</w:t>
             </w:r>
           </w:p>
         </w:tc>
@@ -9099,13 +11857,28 @@
             <w:pPr>
               <w:jc w:val="right"/>
             </w:pPr>
-            <w:r/>
-            <w:r>
-              <w:rPr>
-                <w:b/>
-                <w:sz w:val="17"/>
-              </w:rPr>
-              <w:t>분수 (r_i=min(d,1))</w:t>
+            <w:r>
+              <w:rPr/>
+              <w:t xml:space="preserve">분수 (</w:t>
+            </w:r>
+            <w:r>
+              <w:rPr>
+                <w:rFonts w:ascii="Cambria Math" w:hAnsi="Cambria Math"/>
+                <w:i/>
+              </w:rPr>
+              <w:t xml:space="preserve">r</w:t>
+            </w:r>
+            <w:r>
+              <w:rPr>
+                <w:rFonts w:ascii="Cambria Math" w:hAnsi="Cambria Math"/>
+                <w:i/>
+                <w:vertAlign w:val="subscript"/>
+              </w:rPr>
+              <w:t xml:space="preserve">i</w:t>
+            </w:r>
+            <w:r>
+              <w:rPr/>
+              <w:t xml:space="preserve">=min(d,1))</w:t>
             </w:r>
           </w:p>
         </w:tc>
@@ -9349,7 +12122,59 @@
           <w:i w:val="0"/>
           <w:sz w:val="20"/>
         </w:rPr>
-        <w:t>다만 무엇이 완화되고 무엇이 남는지는 구분해야 한다. 상한에 묶인 (리전, 시각)의 수는 두 모드가 거의 같다(1,134 대 1,136). l_i, 곧 몇 슬롯을 점유하는가는 두 모드 모두 올림값을 쓰기 때문이다. 분수 점유가 바꾸는 것은 묶이는 횟수가 아니라 묶였을 때 몇 건이 거절되는가다. 슬롯 개수의 올림 자체는 이 정식화의 구조적 한계이며 r_i 를 분수로 두어도 사라지지 않는다.</w:t>
+        <w:t xml:space="preserve">다만 무엇이 완화되고 무엇이 남는지는 구분해야 한다. 상한에 묶인 (리전, 시각)의 수는 두 모드가 거의 같다(1,134 대 1,136). </w:t>
+      </w:r>
+      <w:r>
+        <w:rPr>
+          <w:rFonts w:ascii="Cambria Math" w:hAnsi="Cambria Math"/>
+          <w:i w:val="0"/>
+          <w:sz w:val="20"/>
+          <w:i/>
+        </w:rPr>
+        <w:t xml:space="preserve">l</w:t>
+      </w:r>
+      <w:r>
+        <w:rPr>
+          <w:rFonts w:ascii="Cambria Math" w:hAnsi="Cambria Math"/>
+          <w:i w:val="0"/>
+          <w:sz w:val="20"/>
+          <w:i/>
+          <w:vertAlign w:val="subscript"/>
+        </w:rPr>
+        <w:t xml:space="preserve">i</w:t>
+      </w:r>
+      <w:r>
+        <w:rPr>
+          <w:i w:val="0"/>
+          <w:sz w:val="20"/>
+        </w:rPr>
+        <w:t xml:space="preserve">, 곧 몇 슬롯을 점유하는가는 두 모드 모두 올림값을 쓰기 때문이다. 분수 점유가 바꾸는 것은 묶이는 횟수가 아니라 묶였을 때 몇 건이 거절되는가다. 슬롯 개수의 올림 자체는 이 정식화의 구조적 한계이며 </w:t>
+      </w:r>
+      <w:r>
+        <w:rPr>
+          <w:rFonts w:ascii="Cambria Math" w:hAnsi="Cambria Math"/>
+          <w:i w:val="0"/>
+          <w:sz w:val="20"/>
+          <w:i/>
+        </w:rPr>
+        <w:t xml:space="preserve">r</w:t>
+      </w:r>
+      <w:r>
+        <w:rPr>
+          <w:rFonts w:ascii="Cambria Math" w:hAnsi="Cambria Math"/>
+          <w:i w:val="0"/>
+          <w:sz w:val="20"/>
+          <w:i/>
+          <w:vertAlign w:val="subscript"/>
+        </w:rPr>
+        <w:t xml:space="preserve">i</w:t>
+      </w:r>
+      <w:r>
+        <w:rPr>
+          <w:i w:val="0"/>
+          <w:sz w:val="20"/>
+        </w:rPr>
+        <w:t xml:space="preserve"> 를 분수로 두어도 사라지지 않는다.</w:t>
       </w:r>
     </w:p>
     <w:p>

--- a/paper/CAST_추가자료.docx
+++ b/paper/CAST_추가자료.docx
@@ -5219,7 +5219,7 @@
           <w:sz w:val="18"/>
           <w:vertAlign w:val="subscript"/>
         </w:rPr>
-        <w:t>t′∈Wj(t)</w:t>
+        <w:t>t′</w:t>
       </w:r>
       <w:r>
         <w:rPr>
@@ -5268,7 +5268,7 @@
           <w:i w:val="0"/>
           <w:sz w:val="20"/>
         </w:rPr>
-        <w:t xml:space="preserve">지금이 남은 탐색 구간 안에서 최선인 작업들. </w:t>
+        <w:t xml:space="preserve">지금이 남은 탐색 구간 안에서 최선인 작업들. t′ 는 남은 실행 가능 윈도우 </w:t>
       </w:r>
       <w:r>
         <w:rPr>

--- a/paper/CAST_추가자료.docx
+++ b/paper/CAST_추가자료.docx
@@ -613,7 +613,7 @@
           <w:i/>
           <w:sz w:val="20"/>
         </w:rPr>
-        <w:t>표 번호는 본편과 구분하기 위해 S를 붙인다(표 S1 … 표 S17). 본편의 번호와 섞이지 않는다. 본편의 표·그림·식을 가리킬 때는 “본편 표 4”처럼 적는다.</w:t>
+        <w:t>표 번호는 본편과 구분하기 위해 S를 붙인다(표 S1 … 표 S18). 본편의 번호와 섞이지 않는다. 본편의 표·그림·식을 가리킬 때는 “본편 표 4”처럼 적는다.</w:t>
       </w:r>
     </w:p>
     <w:p>
@@ -7411,7 +7411,7 @@
           <w:i w:val="0"/>
           <w:sz w:val="20"/>
         </w:rPr>
-        <w:t>timeshift.mean_carbon 과 capacity._Windows.actual_mean 이 이 계산이며, 본편 표 2의 다섯 행과 표 4의 선행 정책이 모두 이 함수를 통과한다. 기준 ①도 예외가 아니다 — 29,225.6 kg 은 로드밸런서의 baseline 산출물(적분 회계로 29,182.6 kg)이 아니라 scheduler 의 simple_lb_immediate 실행값이다. 결정은 예측값으로, 회계는 언제나 실측값으로 한다.</w:t>
+        <w:t>timeshift.mean_carbon 과 capacity._Windows.actual_mean 이 이 계산이며, 본편 표 3의 다섯 행과 표 4의 선행 정책이 모두 이 함수를 통과한다. 기준도 예외가 아니다 — 29,225.6 kg 은 로드밸런서의 baseline 산출물(적분 회계로 29,182.6 kg)이 아니라 scheduler 의 simple_lb_immediate 실행값이다. 결정은 예측값으로, 회계는 언제나 실측값으로 한다.</w:t>
       </w:r>
     </w:p>
     <w:p>
@@ -7436,7 +7436,7 @@
           <w:b/>
           <w:sz w:val="17"/>
         </w:rPr>
-        <w:t>표 S5. 두 회계로 다시 채점한 결과 (본편 표 2 · 표 4)</w:t>
+        <w:t>표 S5. 두 회계로 다시 채점한 결과 (본편 표 3 · 표 4)</w:t>
       </w:r>
     </w:p>
     <w:tbl>
@@ -7538,7 +7538,7 @@
                 <w:b w:val="0"/>
                 <w:sz w:val="17"/>
               </w:rPr>
-              <w:t>② 공간 이동만</w:t>
+              <w:t>공간만</w:t>
             </w:r>
           </w:p>
         </w:tc>
@@ -7609,7 +7609,7 @@
                 <w:b w:val="0"/>
                 <w:sz w:val="17"/>
               </w:rPr>
-              <w:t>③ + 시간 무제약</w:t>
+              <w:t>용량 무시</w:t>
             </w:r>
           </w:p>
         </w:tc>
@@ -7680,7 +7680,7 @@
                 <w:b w:val="0"/>
                 <w:sz w:val="17"/>
               </w:rPr>
-              <w:t>④ + 시간 용량 인지</w:t>
+              <w:t>CAST</w:t>
             </w:r>
           </w:p>
         </w:tc>
@@ -8102,7 +8102,7 @@
           <w:i w:val="0"/>
           <w:sz w:val="20"/>
         </w:rPr>
-        <w:t>헤드라인 ④는 두 회계에서 같은 값이고, 나머지도 0.3% 안이며 순위가 바뀌지 않는다. 차이의 방향은 리전의 성질로 설명된다 — 슬롯 평균과 정확 적분의 차이는 실행 구간 안에서 곡선이 얼마나 움직였는지에만 좌우되는데, 프랑스의 시간당 변동폭은 1.4 gCO₂/kWh 로 나머지 일곱(4.0~16.3)의 3분의 1에서 12분의 1이다. 차이가 가장 작은 정책이 거의 모든 작업을 프랑스에 모으는 Sukprasert 공간+시간인 것은 그 때문이다. 용량·마감 위반 건수는 회계와 무관하므로 두 방식에서 완전히 같다.</w:t>
+        <w:t>헤드라인 CAST는 두 회계에서 같은 값이고, 나머지도 0.3% 안이며 순위가 바뀌지 않는다. 차이의 방향은 리전의 성질로 설명된다 — 슬롯 평균과 정확 적분의 차이는 실행 구간 안에서 곡선이 얼마나 움직였는지에만 좌우되는데, 프랑스의 시간당 변동폭은 1.4 gCO₂/kWh 로 나머지 일곱(4.0~16.3)의 3분의 1에서 12분의 1이다. 차이가 가장 작은 정책이 거의 모든 작업을 프랑스에 모으는 Sukprasert 공간+시간인 것은 그 때문이다. 용량·마감 위반 건수는 회계와 무관하므로 두 방식에서 완전히 같다.</w:t>
       </w:r>
     </w:p>
     <w:p>
@@ -8395,538 +8395,7 @@
         <w:rPr>
           <w:rFonts w:ascii="맑은 고딕" w:hAnsi="맑은 고딕"/>
         </w:rPr>
-        <w:t>A.1.8  사후 용량 강제 대조군의 절차</w:t>
-      </w:r>
-    </w:p>
-    <w:p>
-      <w:pPr>
-        <w:jc w:val="both"/>
-      </w:pPr>
-      <w:r>
-        <w:rPr>
-          <w:i w:val="0"/>
-          <w:sz w:val="20"/>
-        </w:rPr>
-        <w:t>본편 4.3절의 대조군(표 2의 ③′)은 배치 시점에 용량을 전혀 모르는 스케줄에서 출발해 끝난 뒤에 초과를 없앤다. 일부러 단순하게 둔 절차이며, 용량을 아는 스케줄러보다 항상 같거나 나쁘므로 그 결과가 '아무것도 하지 않았을 때 감수할 손해'의 하한이 된다. 리전마다 독립으로 다음을 초과가 사라질 때까지 반복한다.</w:t>
-      </w:r>
-    </w:p>
-    <w:p>
-      <w:pPr>
-        <w:spacing w:after="80"/>
-        <w:ind w:left="340"/>
-      </w:pPr>
-      <w:r>
-        <w:rPr>
-          <w:rFonts w:ascii="Menlo" w:hAnsi="Menlo"/>
-          <w:sz w:val="17"/>
-        </w:rPr>
-        <w:t>1. 그 리전 작업들의 (시작, 종료)로 연속 시각 스윕을 돌려 동시 실행 수가</w:t>
-      </w:r>
-    </w:p>
-    <w:p>
-      <w:pPr>
-        <w:spacing w:after="80"/>
-        <w:ind w:left="340"/>
-      </w:pPr>
-      <w:r>
-        <w:rPr>
-          <w:rFonts w:ascii="Menlo" w:hAnsi="Menlo"/>
-          <w:sz w:val="17"/>
-        </w:rPr>
-        <w:t xml:space="preserve">   K_r 을 넘는 구간을 찾는다.</w:t>
-      </w:r>
-    </w:p>
-    <w:p>
-      <w:pPr>
-        <w:spacing w:after="80"/>
-        <w:ind w:left="340"/>
-      </w:pPr>
-      <w:r>
-        <w:rPr>
-          <w:rFonts w:ascii="Menlo" w:hAnsi="Menlo"/>
-          <w:sz w:val="17"/>
-        </w:rPr>
-        <w:t>2. 아직 되돌리지 않은 작업 중 그 구간과 겹치는 것을 전부 즉시 실행(τ_j ← s_j)</w:t>
-      </w:r>
-    </w:p>
-    <w:p>
-      <w:pPr>
-        <w:spacing w:after="80"/>
-        <w:ind w:left="340"/>
-      </w:pPr>
-      <w:r>
-        <w:rPr>
-          <w:rFonts w:ascii="Menlo" w:hAnsi="Menlo"/>
-          <w:sz w:val="17"/>
-        </w:rPr>
-        <w:t xml:space="preserve">   으로 되돌린다.</w:t>
-      </w:r>
-    </w:p>
-    <w:p>
-      <w:pPr>
-        <w:spacing w:after="80"/>
-        <w:ind w:left="340"/>
-      </w:pPr>
-      <w:r>
-        <w:rPr>
-          <w:rFonts w:ascii="Menlo" w:hAnsi="Menlo"/>
-          <w:sz w:val="17"/>
-        </w:rPr>
-        <w:t>3. 새로 되돌릴 것이 없으면 멈춘다.</w:t>
-      </w:r>
-    </w:p>
-    <w:p>
-      <w:pPr>
-        <w:jc w:val="both"/>
-      </w:pPr>
-      <w:r>
-        <w:rPr>
-          <w:i w:val="0"/>
-          <w:sz w:val="20"/>
-        </w:rPr>
-        <w:t>되돌린 작업을 다시 배치하지는 않는다 — 대조군을 일부러 단순하게 둔 지점이 여기다. 1년 전체에서 31,250건(21.4%)이 되돌려지며 프랑스는 5회, 캘리포니아는 3회 만에 수렴한다. 회계는 앞 절의 슬롯 평균과 같은 함수다.</w:t>
-      </w:r>
-    </w:p>
-    <w:p>
-      <w:pPr>
-        <w:pStyle w:val="Heading2"/>
-      </w:pPr>
-      <w:r>
-        <w:rPr>
-          <w:rFonts w:ascii="맑은 고딕" w:hAnsi="맑은 고딕"/>
-        </w:rPr>
-        <w:t>A.1.9  실행 시간</w:t>
-      </w:r>
-    </w:p>
-    <w:p>
-      <w:pPr>
-        <w:jc w:val="both"/>
-      </w:pPr>
-      <w:r>
-        <w:rPr>
-          <w:i w:val="0"/>
-          <w:sz w:val="20"/>
-        </w:rPr>
-        <w:t>공간 이동의 무릎점 탐색(슬롯당 α 후보 11개의 정수 계획)이 슬롯당 평균 174 ms, 최악 890 ms 이며 1년 전체로 약 25분이다. 시간 이동의 롤링 재평가는 146,000건 전체가 약 7.6초에 끝난다(단일 실행, 자료 적재 제외).</w:t>
-      </w:r>
-    </w:p>
-    <w:p>
-      <w:pPr>
-        <w:pStyle w:val="Heading1"/>
-      </w:pPr>
-      <w:r>
-        <w:rPr>
-          <w:rFonts w:ascii="맑은 고딕" w:hAnsi="맑은 고딕"/>
-        </w:rPr>
-        <w:t>A.2  재현 원칙과 공용 채점 규약</w:t>
-      </w:r>
-    </w:p>
-    <w:p>
-      <w:pPr>
-        <w:jc w:val="both"/>
-      </w:pPr>
-      <w:r>
-        <w:rPr>
-          <w:i w:val="0"/>
-          <w:sz w:val="20"/>
-        </w:rPr>
-        <w:t>본편 4.4절의 비교표는 선행 연구의 정책을 개념적으로 흉내 낸 것이 아니라, 공개된 구현 코드와 원문 수식을 그대로 옮겨 본 연구와 동일한 데이터·동일한 채점 함수로 실행한 결과다. 그 재현이 정당한지는 결국 “무엇을 그대로 가져왔고 무엇을 바꾸었는가”에 달려 있는데, 이를 본편에 모두 적으면 분량이 감당되지 않는다. 이어지는 A.3~A.6 이 그 내역을 정책별로 남긴다.</w:t>
-      </w:r>
-    </w:p>
-    <w:p>
-      <w:pPr>
-        <w:jc w:val="both"/>
-      </w:pPr>
-      <w:r>
-        <w:rPr>
-          <w:i w:val="0"/>
-          <w:sz w:val="20"/>
-        </w:rPr>
-        <w:t>개념적 대응이 왜 위험한지는 작업 도중 실제로 드러났다. 본 연구는 처음에 CASPER의 가중치 α를 “탄소와 지연의 절충”으로 읽었으나, 원문 Table 1은 α를 “서버 대수 대비 탄소집약도의 정규화 가중치”로 정의한다. 지연은 목적함수가 아니라 별도의 하드 제약이다. 같은 기호가 전혀 다른 것을 절충하고 있었다. 수식을 직접 옮기지 않았다면 이 차이는 표 안으로 조용히 들어갔을 것이다.</w:t>
-      </w:r>
-    </w:p>
-    <w:p>
-      <w:pPr>
-        <w:pStyle w:val="Heading2"/>
-      </w:pPr>
-      <w:r>
-        <w:rPr>
-          <w:rFonts w:ascii="맑은 고딕" w:hAnsi="맑은 고딕"/>
-        </w:rPr>
-        <w:t>공용 채점 규약</w:t>
-      </w:r>
-    </w:p>
-    <w:p>
-      <w:pPr>
-        <w:jc w:val="both"/>
-      </w:pPr>
-      <w:r>
-        <w:rPr>
-          <w:i w:val="0"/>
-          <w:sz w:val="20"/>
-        </w:rPr>
-        <w:t>모든 재현 구현은 “어느 작업을 어느 리전에서 언제 시작하는가”만 결정한다. 배출량은 구현이 직접 계산하지 않고, 전부 하나의 채점 함수를 통과한다. 이 함수는 본편 3.5절 식 (15)의 회계를 쓴다 — 실행 구간에 대한 실측 탄소집약도의 적분이며, 실측 계열이 1시간 해상도이므로 슬롯 평균으로 근사한다. 정확한 형태는 A.1.6 에 있다.</w:t>
-      </w:r>
-    </w:p>
-    <w:p>
-      <w:pPr>
-        <w:jc w:val="both"/>
-      </w:pPr>
-      <w:r>
-        <w:rPr>
-          <w:i w:val="0"/>
-          <w:sz w:val="20"/>
-        </w:rPr>
-        <w:t>이 규약을 둔 이유는 실제 사고가 있었기 때문이다. 로드밸런서 산출물에 저장된 배출량 열을 그대로 더하면 기준 시나리오가 29,182.6 kg이 되는데, 본편 표 2의 ①은 29,225.6 kg이다. 스케줄은 같고 회계만 다르다 — 전자는 로드밸런서가 실행 구간을 겹침 길이로 가중해 정확히 적분한 값이고, 후자는 본편이 쓰는 슬롯 평균 근사다. 차이는 0.147%로, A.1.6 의 표 S5 가 다른 단계에서 잰 차이(0.001~0.315%)와 같은 크기다. 구현마다 자기 회계를 들고 오면 이런 차이가 표 안에서 서로 다른 잣대가 된다. 채점 함수는 기준 시나리오를 29,225.6 kg으로 정확히 재현함을 확인한 뒤 사용하였다.</w:t>
-      </w:r>
-    </w:p>
-    <w:p>
-      <w:pPr>
-        <w:jc w:val="both"/>
-      </w:pPr>
-      <w:r>
-        <w:rPr>
-          <w:i w:val="0"/>
-          <w:sz w:val="20"/>
-        </w:rPr>
-        <w:t>용량 상한 위반 건수 역시 새로 정의하지 않고 본편 4.3절이 쓰는 함수를 그대로 호출한다. 같은 스케줄을 자체 구현으로 세었을 때 127건, 본편 정의로 세었을 때 227건으로 갈렸다 — 같은 시각에 시작한 작업들이 서로를 “이미 실행 중”으로 보는지에서 갈리는 차이다. 본 연구가 227 쪽을 표준으로 삼는 까닭은 슬롯이 정수 시각이어서 같은 tick 에 여러 작업이 함께 시작하는 일이 흔하고, 그때 서로를 세지 않으면 실제 동시 점유를 과소계상하기 때문이다. 정의가 둘이면 표가 갈라진다.</w:t>
-      </w:r>
-    </w:p>
-    <w:p>
-      <w:pPr>
-        <w:pStyle w:val="Heading1"/>
-      </w:pPr>
-      <w:r>
-        <w:rPr>
-          <w:rFonts w:ascii="맑은 고딕" w:hAnsi="맑은 고딕"/>
-        </w:rPr>
-        <w:t>A.3  CASPER — 공개 코드의 MILP</w:t>
-      </w:r>
-    </w:p>
-    <w:p>
-      <w:pPr>
-        <w:jc w:val="both"/>
-      </w:pPr>
-      <w:r>
-        <w:rPr>
-          <w:i w:val="0"/>
-          <w:sz w:val="20"/>
-        </w:rPr>
-        <w:t>출처는 저자들이 공개한 저장소(github.com/carbonfirst/casper)의 CAP/milp_scheduler.py다. 논문이 서술하는 정식화가 아니라 실제로 실행되는 코드를 옮겼다.</w:t>
-      </w:r>
-    </w:p>
-    <w:p>
-      <w:pPr>
-        <w:pStyle w:val="Heading2"/>
-      </w:pPr>
-      <w:r>
-        <w:rPr>
-          <w:rFonts w:ascii="맑은 고딕" w:hAnsi="맑은 고딕"/>
-        </w:rPr>
-        <w:t>정식화</w:t>
-      </w:r>
-    </w:p>
-    <w:p>
-      <w:pPr>
-        <w:spacing w:after="80"/>
-        <w:ind w:left="340"/>
-      </w:pPr>
-      <w:r>
-        <w:rPr>
-          <w:rFonts w:ascii="Menlo" w:hAnsi="Menlo"/>
-          <w:sz w:val="17"/>
-        </w:rPr>
-        <w:t>목적함수   min  α·(1/(max C·Σ r))·Σ x_ij·C_j  +  (1−α)·(1/S_max)·Σ s_i</w:t>
-      </w:r>
-    </w:p>
-    <w:p>
-      <w:pPr>
-        <w:spacing w:after="80"/>
-        <w:ind w:left="340"/>
-      </w:pPr>
-      <w:r>
-        <w:rPr>
-          <w:rFonts w:ascii="Menlo" w:hAnsi="Menlo"/>
-          <w:sz w:val="17"/>
-        </w:rPr>
-        <w:t>지연 제약   x_ij·(ℓ_ij − L_max) ≤ 0        L_max = 500 ms   (하드)</w:t>
-      </w:r>
-    </w:p>
-    <w:p>
-      <w:pPr>
-        <w:spacing w:after="80"/>
-        <w:ind w:left="340"/>
-      </w:pPr>
-      <w:r>
-        <w:rPr>
-          <w:rFonts w:ascii="Menlo" w:hAnsi="Menlo"/>
-          <w:sz w:val="17"/>
-        </w:rPr>
-        <w:t>용량 제약   Σ_i x_ij ≤ s_j · κ              κ = 10 요청/서버</w:t>
-      </w:r>
-    </w:p>
-    <w:p>
-      <w:pPr>
-        <w:spacing w:after="80"/>
-        <w:ind w:left="340"/>
-      </w:pPr>
-      <w:r>
-        <w:rPr>
-          <w:rFonts w:ascii="Menlo" w:hAnsi="Menlo"/>
-          <w:sz w:val="17"/>
-        </w:rPr>
-        <w:t>수요 제약   Σ_j x_ij = r_i                   (전량 배정)</w:t>
-      </w:r>
-    </w:p>
-    <w:p>
-      <w:pPr>
-        <w:spacing w:after="80"/>
-        <w:ind w:left="340"/>
-      </w:pPr>
-      <w:r>
-        <w:rPr>
-          <w:rFonts w:ascii="Menlo" w:hAnsi="Menlo"/>
-          <w:sz w:val="17"/>
-        </w:rPr>
-        <w:t>서버 상한   Σ_i s_i ≤ 100·|R|,  s_i ≤ 100    x, s ∈ 정수</w:t>
-      </w:r>
-    </w:p>
-    <w:p>
-      <w:pPr>
-        <w:jc w:val="both"/>
-      </w:pPr>
-      <w:r>
-        <w:rPr>
-          <w:i w:val="0"/>
-          <w:sz w:val="20"/>
-        </w:rPr>
-        <w:t xml:space="preserve">여기서 </w:t>
-      </w:r>
-      <w:r>
-        <w:rPr>
-          <w:rFonts w:ascii="Cambria Math" w:hAnsi="Cambria Math"/>
-          <w:i w:val="0"/>
-          <w:sz w:val="20"/>
-          <w:i/>
-        </w:rPr>
-        <w:t xml:space="preserve">C</w:t>
-      </w:r>
-      <w:r>
-        <w:rPr>
-          <w:rFonts w:ascii="Cambria Math" w:hAnsi="Cambria Math"/>
-          <w:i w:val="0"/>
-          <w:sz w:val="20"/>
-          <w:i/>
-          <w:vertAlign w:val="subscript"/>
-        </w:rPr>
-        <w:t xml:space="preserve">j</w:t>
-      </w:r>
-      <w:r>
-        <w:rPr>
-          <w:i w:val="0"/>
-          <w:sz w:val="20"/>
-        </w:rPr>
-        <w:t xml:space="preserve">는 리전 j의 탄소집약도, ℓ_ij는 리전 i에서 j로의 지연, </w:t>
-      </w:r>
-      <w:r>
-        <w:rPr>
-          <w:rFonts w:ascii="Cambria Math" w:hAnsi="Cambria Math"/>
-          <w:i w:val="0"/>
-          <w:sz w:val="20"/>
-          <w:i/>
-        </w:rPr>
-        <w:t xml:space="preserve">r</w:t>
-      </w:r>
-      <w:r>
-        <w:rPr>
-          <w:rFonts w:ascii="Cambria Math" w:hAnsi="Cambria Math"/>
-          <w:i w:val="0"/>
-          <w:sz w:val="20"/>
-          <w:i/>
-          <w:vertAlign w:val="subscript"/>
-        </w:rPr>
-        <w:t xml:space="preserve">i</w:t>
-      </w:r>
-      <w:r>
-        <w:rPr>
-          <w:i w:val="0"/>
-          <w:sz w:val="20"/>
-        </w:rPr>
-        <w:t xml:space="preserve">는 리전 i에서 발생한 요청 수, </w:t>
-      </w:r>
-      <w:r>
-        <w:rPr>
-          <w:rFonts w:ascii="Cambria Math" w:hAnsi="Cambria Math"/>
-          <w:i w:val="0"/>
-          <w:sz w:val="20"/>
-          <w:i/>
-        </w:rPr>
-        <w:t xml:space="preserve">s</w:t>
-      </w:r>
-      <w:r>
-        <w:rPr>
-          <w:rFonts w:ascii="Cambria Math" w:hAnsi="Cambria Math"/>
-          <w:i w:val="0"/>
-          <w:sz w:val="20"/>
-          <w:i/>
-          <w:vertAlign w:val="subscript"/>
-        </w:rPr>
-        <w:t xml:space="preserve">i</w:t>
-      </w:r>
-      <w:r>
-        <w:rPr>
-          <w:i w:val="0"/>
-          <w:sz w:val="20"/>
-        </w:rPr>
-        <w:t xml:space="preserve">는 리전 i에 띄울 서버 수다. 두 항 앞의 계수는 코드가 쓰는 정규화 상수를 그대로 옮긴 것이다. α는 탄소와 지연이 아니라 탄소와 서버 대수를 절충한다.</w:t>
-      </w:r>
-    </w:p>
-    <w:p>
-      <w:pPr>
-        <w:jc w:val="both"/>
-      </w:pPr>
-      <w:r>
-        <w:rPr>
-          <w:i w:val="0"/>
-          <w:sz w:val="20"/>
-        </w:rPr>
-        <w:t>본 재현은 코드에 기록된 값 α=0.9를 사용하였다. 원 논문 본문은 α=0.5로 기술하나, 공개 코드에서 0.5는 비교군인 지연 최소화 스케줄러의 값이며 탄소 스케줄러에는 0.9가 적혀 있다. 두 스케줄러는 가중치만 다른 것이 아니라 목적함수의 첫 항 자체가 다르다 — 한쪽은 탄소집약도를, 다른 쪽은 지연을 싣는다. 재현은 실행되는 코드를 따랐다.</w:t>
-      </w:r>
-    </w:p>
-    <w:p>
-      <w:pPr>
-        <w:pStyle w:val="Heading2"/>
-      </w:pPr>
-      <w:r>
-        <w:rPr>
-          <w:rFonts w:ascii="맑은 고딕" w:hAnsi="맑은 고딕"/>
-        </w:rPr>
-        <w:t>적용하며 내린 판단</w:t>
-      </w:r>
-    </w:p>
-    <w:p>
-      <w:pPr>
-        <w:jc w:val="both"/>
-      </w:pPr>
-      <w:r>
-        <w:rPr>
-          <w:i w:val="0"/>
-          <w:sz w:val="20"/>
-        </w:rPr>
-        <w:t xml:space="preserve">CASPER는 웹 요청률을 다루고 본 연구는 배치 작업을 다룬다. 매 시간 슬롯에서 그 시각 제출된 작업 수를 리전별로 세어 </w:t>
-      </w:r>
-      <w:r>
-        <w:rPr>
-          <w:rFonts w:ascii="Cambria Math" w:hAnsi="Cambria Math"/>
-          <w:i w:val="0"/>
-          <w:sz w:val="20"/>
-          <w:i/>
-        </w:rPr>
-        <w:t xml:space="preserve">r</w:t>
-      </w:r>
-      <w:r>
-        <w:rPr>
-          <w:rFonts w:ascii="Cambria Math" w:hAnsi="Cambria Math"/>
-          <w:i w:val="0"/>
-          <w:sz w:val="20"/>
-          <w:i/>
-          <w:vertAlign w:val="subscript"/>
-        </w:rPr>
-        <w:t xml:space="preserve">i</w:t>
-      </w:r>
-      <w:r>
-        <w:rPr>
-          <w:i w:val="0"/>
-          <w:sz w:val="20"/>
-        </w:rPr>
-        <w:t xml:space="preserve">로 두었다. CASPER는 실행 시각을 옮기지 않으므로 시작 시각은 제출 시각이다. 원문 파라미터(</w:t>
-      </w:r>
-      <w:r>
-        <w:rPr>
-          <w:rFonts w:ascii="Cambria Math" w:hAnsi="Cambria Math"/>
-          <w:i w:val="0"/>
-          <w:sz w:val="20"/>
-          <w:i/>
-        </w:rPr>
-        <w:t xml:space="preserve">L</w:t>
-      </w:r>
-      <w:r>
-        <w:rPr>
-          <w:rFonts w:ascii="Cambria Math" w:hAnsi="Cambria Math"/>
-          <w:i w:val="0"/>
-          <w:sz w:val="20"/>
-          <w:i/>
-          <w:vertAlign w:val="subscript"/>
-        </w:rPr>
-        <w:t xml:space="preserve">max</w:t>
-      </w:r>
-      <w:r>
-        <w:rPr>
-          <w:i w:val="0"/>
-          <w:sz w:val="20"/>
-        </w:rPr>
-        <w:t xml:space="preserve">=500 ms, κ=10, 리전당 서버 100대)는 본 연구 환경에 맞추어 조정하지 않고 그대로 두었다.</w:t>
-      </w:r>
-    </w:p>
-    <w:p>
-      <w:pPr>
-        <w:pStyle w:val="Heading2"/>
-      </w:pPr>
-      <w:r>
-        <w:rPr>
-          <w:rFonts w:ascii="맑은 고딕" w:hAnsi="맑은 고딕"/>
-        </w:rPr>
-        <w:t>두 제약이 한 번도 활성화되지 않는다</w:t>
-      </w:r>
-    </w:p>
-    <w:p>
-      <w:pPr>
-        <w:jc w:val="both"/>
-      </w:pPr>
-      <w:r>
-        <w:rPr>
-          <w:i w:val="0"/>
-          <w:sz w:val="20"/>
-        </w:rPr>
-        <w:t xml:space="preserve">이 결정은 결과 해석에 결정적이다. 본 연구의 리전 간 실측 지연은 최대 244 ms이므로 </w:t>
-      </w:r>
-      <w:r>
-        <w:rPr>
-          <w:rFonts w:ascii="Cambria Math" w:hAnsi="Cambria Math"/>
-          <w:i w:val="0"/>
-          <w:sz w:val="20"/>
-          <w:i/>
-        </w:rPr>
-        <w:t xml:space="preserve">L</w:t>
-      </w:r>
-      <w:r>
-        <w:rPr>
-          <w:rFonts w:ascii="Cambria Math" w:hAnsi="Cambria Math"/>
-          <w:i w:val="0"/>
-          <w:sz w:val="20"/>
-          <w:i/>
-          <w:vertAlign w:val="subscript"/>
-        </w:rPr>
-        <w:t xml:space="preserve">max</w:t>
-      </w:r>
-      <w:r>
-        <w:rPr>
-          <w:i w:val="0"/>
-          <w:sz w:val="20"/>
-        </w:rPr>
-        <w:t xml:space="preserve">=500 ms 제약은 x의 값과 무관하게 항상 성립한다. 또 시간당 전체 요청 수는 최대 38건인데 리전 하나의 수용량은 100×10=1,000건이므로, 한 시간의 전체 수요가 한 리전에 모두 몰려도 26배의 여유가 남는다. 두 제약 모두 표본 관측이 아니라 최댓값 비교로 비활성이 확정된다.</w:t>
-      </w:r>
-    </w:p>
-    <w:p>
-      <w:pPr>
-        <w:jc w:val="both"/>
-      </w:pPr>
-      <w:r>
-        <w:rPr>
-          <w:i w:val="0"/>
-          <w:sz w:val="20"/>
-        </w:rPr>
-        <w:t>그 결과 CASPER의 해는 매 시간 모든 작업을 그 시각 가장 깨끗한 리전 하나로 보내는 것이 된다. 실제로 임의의 한 시각을 열어 보면 8개 리전에서 발생한 요청 전부의 목적지가 프랑스 하나였다. 이는 구현 오류가 아니라 제약이 없는 최적화의 정상적인 귀결이다.</w:t>
+        <w:t>A.1.8  순진한 하한 대조군의 절차</w:t>
       </w:r>
     </w:p>
     <w:p>
@@ -8939,7 +8408,7 @@
           <w:b/>
           <w:sz w:val="17"/>
         </w:rPr>
-        <w:t>표 S7. CASPER 두 스케줄러를 본 연구 데이터에 적용한 결과</w:t>
+        <w:t>표 S7. 순진한 하한 대조군의 리전별 분해 (본편 4.3절) — 손실 편익은 kg, 건당 손실은 g</w:t>
       </w:r>
     </w:p>
     <w:tbl>
@@ -8972,7 +8441,37 @@
                 <w:b/>
                 <w:sz w:val="17"/>
               </w:rPr>
-              <w:t>정책</w:t>
+              <w:t>리전</w:t>
+            </w:r>
+          </w:p>
+        </w:tc>
+        <w:tc>
+          <w:tcPr>
+            <w:tcW w:type="dxa" w:w="1586"/>
+          </w:tcPr>
+          <w:p>
+            <w:r/>
+            <w:r>
+              <w:rPr>
+                <w:b/>
+                <w:sz w:val="17"/>
+              </w:rPr>
+              <w:t>최대 동시</w:t>
+            </w:r>
+          </w:p>
+        </w:tc>
+        <w:tc>
+          <w:tcPr>
+            <w:tcW w:type="dxa" w:w="1586"/>
+          </w:tcPr>
+          <w:p>
+            <w:r/>
+            <w:r>
+              <w:rPr>
+                <w:b/>
+                <w:sz w:val="17"/>
+              </w:rPr>
+              <w:t>초과 시간</w:t>
             </w:r>
           </w:p>
         </w:tc>
@@ -8990,7 +8489,7 @@
                 <w:b/>
                 <w:sz w:val="17"/>
               </w:rPr>
-              <w:t>총배출(kg)</w:t>
+              <w:t>되돌린 작업</w:t>
             </w:r>
           </w:p>
         </w:tc>
@@ -9008,7 +8507,7 @@
                 <w:b/>
                 <w:sz w:val="17"/>
               </w:rPr>
-              <w:t>절감률</w:t>
+              <w:t>손실 편익</w:t>
             </w:r>
           </w:p>
         </w:tc>
@@ -9017,52 +8516,13 @@
             <w:tcW w:type="dxa" w:w="1586"/>
           </w:tcPr>
           <w:p>
-            <w:pPr>
-              <w:jc w:val="right"/>
-            </w:pPr>
             <w:r/>
             <w:r>
               <w:rPr>
                 <w:b/>
                 <w:sz w:val="17"/>
               </w:rPr>
-              <w:t>평균 지연</w:t>
-            </w:r>
-          </w:p>
-        </w:tc>
-        <w:tc>
-          <w:tcPr>
-            <w:tcW w:type="dxa" w:w="1586"/>
-          </w:tcPr>
-          <w:p>
-            <w:pPr>
-              <w:jc w:val="right"/>
-            </w:pPr>
-            <w:r/>
-            <w:r>
-              <w:rPr>
-                <w:b/>
-                <w:sz w:val="17"/>
-              </w:rPr>
-              <w:t>마감 위반</w:t>
-            </w:r>
-          </w:p>
-        </w:tc>
-        <w:tc>
-          <w:tcPr>
-            <w:tcW w:type="dxa" w:w="1586"/>
-          </w:tcPr>
-          <w:p>
-            <w:pPr>
-              <w:jc w:val="right"/>
-            </w:pPr>
-            <w:r/>
-            <w:r>
-              <w:rPr>
-                <w:b/>
-                <w:sz w:val="17"/>
-              </w:rPr>
-              <w:t>용량 위반</w:t>
+              <w:t>건당 손실</w:t>
             </w:r>
           </w:p>
         </w:tc>
@@ -9082,7 +8542,37 @@
                 <w:b w:val="0"/>
                 <w:sz w:val="17"/>
               </w:rPr>
-              <w:t>CASPER 탄소 스케줄러 (α=0.9)</w:t>
+              <w:t>캘리포니아</w:t>
+            </w:r>
+          </w:p>
+        </w:tc>
+        <w:tc>
+          <w:tcPr>
+            <w:tcW w:type="dxa" w:w="1586"/>
+          </w:tcPr>
+          <w:p>
+            <w:r/>
+            <w:r>
+              <w:rPr>
+                <w:b w:val="0"/>
+                <w:sz w:val="17"/>
+              </w:rPr>
+              <w:t>41</w:t>
+            </w:r>
+          </w:p>
+        </w:tc>
+        <w:tc>
+          <w:tcPr>
+            <w:tcW w:type="dxa" w:w="1586"/>
+          </w:tcPr>
+          <w:p>
+            <w:r/>
+            <w:r>
+              <w:rPr>
+                <w:b w:val="0"/>
+                <w:sz w:val="17"/>
+              </w:rPr>
+              <w:t>866.9</w:t>
             </w:r>
           </w:p>
         </w:tc>
@@ -9100,7 +8590,7 @@
                 <w:b w:val="0"/>
                 <w:sz w:val="17"/>
               </w:rPr>
-              <w:t>1,379.1</w:t>
+              <w:t>16,449</w:t>
             </w:r>
           </w:p>
         </w:tc>
@@ -9118,7 +8608,7 @@
                 <w:b w:val="0"/>
                 <w:sz w:val="17"/>
               </w:rPr>
-              <w:t>95.28%</w:t>
+              <w:t>1,805.1</w:t>
             </w:r>
           </w:p>
         </w:tc>
@@ -9127,52 +8617,13 @@
             <w:tcW w:type="dxa" w:w="1586"/>
           </w:tcPr>
           <w:p>
-            <w:pPr>
-              <w:jc w:val="right"/>
-            </w:pPr>
-            <w:r/>
-            <w:r>
-              <w:rPr>
-                <w:b w:val="0"/>
-                <w:sz w:val="17"/>
-              </w:rPr>
-              <w:t>120.4 ms</w:t>
-            </w:r>
-          </w:p>
-        </w:tc>
-        <w:tc>
-          <w:tcPr>
-            <w:tcW w:type="dxa" w:w="1586"/>
-          </w:tcPr>
-          <w:p>
-            <w:pPr>
-              <w:jc w:val="right"/>
-            </w:pPr>
-            <w:r/>
-            <w:r>
-              <w:rPr>
-                <w:b w:val="0"/>
-                <w:sz w:val="17"/>
-              </w:rPr>
-              <w:t>0</w:t>
-            </w:r>
-          </w:p>
-        </w:tc>
-        <w:tc>
-          <w:tcPr>
-            <w:tcW w:type="dxa" w:w="1586"/>
-          </w:tcPr>
-          <w:p>
-            <w:pPr>
-              <w:jc w:val="right"/>
-            </w:pPr>
-            <w:r/>
-            <w:r>
-              <w:rPr>
-                <w:b w:val="0"/>
-                <w:sz w:val="17"/>
-              </w:rPr>
-              <w:t>69,310</w:t>
+            <w:r/>
+            <w:r>
+              <w:rPr>
+                <w:b w:val="0"/>
+                <w:sz w:val="17"/>
+              </w:rPr>
+              <w:t>109.74</w:t>
             </w:r>
           </w:p>
         </w:tc>
@@ -9192,7 +8643,37 @@
                 <w:b w:val="0"/>
                 <w:sz w:val="17"/>
               </w:rPr>
-              <w:t>CASPER 지연 비교군 (α=0.5)</w:t>
+              <w:t>프랑스</w:t>
+            </w:r>
+          </w:p>
+        </w:tc>
+        <w:tc>
+          <w:tcPr>
+            <w:tcW w:type="dxa" w:w="1586"/>
+          </w:tcPr>
+          <w:p>
+            <w:r/>
+            <w:r>
+              <w:rPr>
+                <w:b w:val="0"/>
+                <w:sz w:val="17"/>
+              </w:rPr>
+              <w:t>41</w:t>
+            </w:r>
+          </w:p>
+        </w:tc>
+        <w:tc>
+          <w:tcPr>
+            <w:tcW w:type="dxa" w:w="1586"/>
+          </w:tcPr>
+          <w:p>
+            <w:r/>
+            <w:r>
+              <w:rPr>
+                <w:b w:val="0"/>
+                <w:sz w:val="17"/>
+              </w:rPr>
+              <w:t>622.4</w:t>
             </w:r>
           </w:p>
         </w:tc>
@@ -9210,7 +8691,7 @@
                 <w:b w:val="0"/>
                 <w:sz w:val="17"/>
               </w:rPr>
-              <w:t>29,225.6</w:t>
+              <w:t>13,258</w:t>
             </w:r>
           </w:p>
         </w:tc>
@@ -9228,7 +8709,7 @@
                 <w:b w:val="0"/>
                 <w:sz w:val="17"/>
               </w:rPr>
-              <w:t>0.00%</w:t>
+              <w:t>54.3</w:t>
             </w:r>
           </w:p>
         </w:tc>
@@ -9237,52 +8718,13 @@
             <w:tcW w:type="dxa" w:w="1586"/>
           </w:tcPr>
           <w:p>
-            <w:pPr>
-              <w:jc w:val="right"/>
-            </w:pPr>
-            <w:r/>
-            <w:r>
-              <w:rPr>
-                <w:b w:val="0"/>
-                <w:sz w:val="17"/>
-              </w:rPr>
-              <w:t>0.0 ms</w:t>
-            </w:r>
-          </w:p>
-        </w:tc>
-        <w:tc>
-          <w:tcPr>
-            <w:tcW w:type="dxa" w:w="1586"/>
-          </w:tcPr>
-          <w:p>
-            <w:pPr>
-              <w:jc w:val="right"/>
-            </w:pPr>
-            <w:r/>
-            <w:r>
-              <w:rPr>
-                <w:b w:val="0"/>
-                <w:sz w:val="17"/>
-              </w:rPr>
-              <w:t>0</w:t>
-            </w:r>
-          </w:p>
-        </w:tc>
-        <w:tc>
-          <w:tcPr>
-            <w:tcW w:type="dxa" w:w="1586"/>
-          </w:tcPr>
-          <w:p>
-            <w:pPr>
-              <w:jc w:val="right"/>
-            </w:pPr>
-            <w:r/>
-            <w:r>
-              <w:rPr>
-                <w:b w:val="0"/>
-                <w:sz w:val="17"/>
-              </w:rPr>
-              <w:t>1</w:t>
+            <w:r/>
+            <w:r>
+              <w:rPr>
+                <w:b w:val="0"/>
+                <w:sz w:val="17"/>
+              </w:rPr>
+              <w:t>4.09</w:t>
             </w:r>
           </w:p>
         </w:tc>
@@ -9302,7 +8744,37 @@
                 <w:b w:val="0"/>
                 <w:sz w:val="17"/>
               </w:rPr>
-              <w:t>(참고) 본 연구 CAST</w:t>
+              <w:t>나머지 6개 리전</w:t>
+            </w:r>
+          </w:p>
+        </w:tc>
+        <w:tc>
+          <w:tcPr>
+            <w:tcW w:type="dxa" w:w="1586"/>
+          </w:tcPr>
+          <w:p>
+            <w:r/>
+            <w:r>
+              <w:rPr>
+                <w:b w:val="0"/>
+                <w:sz w:val="17"/>
+              </w:rPr>
+              <w:t>6~22</w:t>
+            </w:r>
+          </w:p>
+        </w:tc>
+        <w:tc>
+          <w:tcPr>
+            <w:tcW w:type="dxa" w:w="1586"/>
+          </w:tcPr>
+          <w:p>
+            <w:r/>
+            <w:r>
+              <w:rPr>
+                <w:b w:val="0"/>
+                <w:sz w:val="17"/>
+              </w:rPr>
+              <w:t>29.2 이하</w:t>
             </w:r>
           </w:p>
         </w:tc>
@@ -9320,7 +8792,7 @@
                 <w:b w:val="0"/>
                 <w:sz w:val="17"/>
               </w:rPr>
-              <w:t>10,805.0</w:t>
+              <w:t>1,543</w:t>
             </w:r>
           </w:p>
         </w:tc>
@@ -9338,7 +8810,7 @@
                 <w:b w:val="0"/>
                 <w:sz w:val="17"/>
               </w:rPr>
-              <w:t>63.03%</w:t>
+              <w:t>55.4</w:t>
             </w:r>
           </w:p>
         </w:tc>
@@ -9347,52 +8819,13 @@
             <w:tcW w:type="dxa" w:w="1586"/>
           </w:tcPr>
           <w:p>
-            <w:pPr>
-              <w:jc w:val="right"/>
-            </w:pPr>
-            <w:r/>
-            <w:r>
-              <w:rPr>
-                <w:b w:val="0"/>
-                <w:sz w:val="17"/>
-              </w:rPr>
-              <w:t>36.2 ms</w:t>
-            </w:r>
-          </w:p>
-        </w:tc>
-        <w:tc>
-          <w:tcPr>
-            <w:tcW w:type="dxa" w:w="1586"/>
-          </w:tcPr>
-          <w:p>
-            <w:pPr>
-              <w:jc w:val="right"/>
-            </w:pPr>
-            <w:r/>
-            <w:r>
-              <w:rPr>
-                <w:b w:val="0"/>
-                <w:sz w:val="17"/>
-              </w:rPr>
-              <w:t>0</w:t>
-            </w:r>
-          </w:p>
-        </w:tc>
-        <w:tc>
-          <w:tcPr>
-            <w:tcW w:type="dxa" w:w="1586"/>
-          </w:tcPr>
-          <w:p>
-            <w:pPr>
-              <w:jc w:val="right"/>
-            </w:pPr>
-            <w:r/>
-            <w:r>
-              <w:rPr>
-                <w:b w:val="0"/>
-                <w:sz w:val="17"/>
-              </w:rPr>
-              <w:t>227</w:t>
+            <w:r/>
+            <w:r>
+              <w:rPr>
+                <w:b w:val="0"/>
+                <w:sz w:val="17"/>
+              </w:rPr>
+              <w:t>—</w:t>
             </w:r>
           </w:p>
         </w:tc>
@@ -9408,42 +8841,7 @@
           <w:i w:val="0"/>
           <w:sz w:val="20"/>
         </w:rPr>
-        <w:t>지연 비교군이 기준 시나리오와 정확히 같은 값을 낸 것은 구현이 옳다는 방증이다. 탄소를 전혀 보지 않고 지연만 최소화하면 어떤 작업도 옮기지 않는 것이 최적이므로, 홈 리전 즉시 실행과 같아지는 것이 맞다.</w:t>
-      </w:r>
-    </w:p>
-    <w:p>
-      <w:pPr>
-        <w:jc w:val="both"/>
-      </w:pPr>
-      <w:r>
-        <w:rPr>
-          <w:i w:val="0"/>
-          <w:sz w:val="20"/>
-        </w:rPr>
-        <w:t>탄소 스케줄러의 1,379.1 kg은 본 연구가 스스로에게 부과한 용량 상한을 CASPER에는 적용하지 않았을 때의 값이다. 같은 상한으로 다시 세면 배정의 47.5%가 위반이다. CASPER 원문에 그러한 상한이 없으므로 임의로 조이지 않았으나, 이 숫자가 낮은 이유가 더 나은 정책이어서가 아니라 더 느슨한 용량 전제 때문이라는 점은 함께 읽어야 한다.</w:t>
-      </w:r>
-    </w:p>
-    <w:p>
-      <w:pPr>
-        <w:pStyle w:val="Heading1"/>
-      </w:pPr>
-      <w:r>
-        <w:rPr>
-          <w:rFonts w:ascii="맑은 고딕" w:hAnsi="맑은 고딕"/>
-        </w:rPr>
-        <w:t>A.4  CICS — Virtual Capacity Curve</w:t>
-      </w:r>
-    </w:p>
-    <w:p>
-      <w:pPr>
-        <w:jc w:val="both"/>
-      </w:pPr>
-      <w:r>
-        <w:rPr>
-          <w:i w:val="0"/>
-          <w:sz w:val="20"/>
-        </w:rPr>
-        <w:t>출처는 Radovanović 등의 논문 3절 C항, 식 (4)와 그 뒤의 제약식이다. 공개 코드가 없어 수식을 직접 옮겼다.</w:t>
+        <w:t>본편 4.3절의 대조군(순진한 하한)은 배치 시점에 용량을 전혀 모르는 스케줄에서 출발해 끝난 뒤에 초과를 없앤다. 일부러 단순하게 둔 절차이며, 용량을 아는 스케줄러보다 항상 같거나 나쁘므로 그 결과가 '아무것도 하지 않았을 때 감수할 손해'의 하한이 된다. 리전마다 독립으로 다음을 초과가 사라질 때까지 반복한다.</w:t>
       </w:r>
     </w:p>
     <w:p>
@@ -9456,7 +8854,7 @@
           <w:rFonts w:ascii="Menlo" w:hAnsi="Menlo"/>
           <w:sz w:val="17"/>
         </w:rPr>
-        <w:t>목적함수  min  λe·Σ_{c,h} η_c(h)·( Pow_c + π_c·δ(c,h)·τ_c/24 )  +  λp·Σ_c y_c</w:t>
+        <w:t>1. 그 리전 작업들의 (시작, 종료)로 연속 시각 스윕을 돌려 동시 실행 수가</w:t>
       </w:r>
     </w:p>
     <w:p>
@@ -9469,7 +8867,7 @@
           <w:rFonts w:ascii="Menlo" w:hAnsi="Menlo"/>
           <w:sz w:val="17"/>
         </w:rPr>
-        <w:t>일일 보존   Σ_h δ(c,h) = 0     ∀c</w:t>
+        <w:t xml:space="preserve">   K_r 을 넘는 구간을 찾는다.</w:t>
       </w:r>
     </w:p>
     <w:p>
@@ -9482,7 +8880,33 @@
           <w:rFonts w:ascii="Menlo" w:hAnsi="Menlo"/>
           <w:sz w:val="17"/>
         </w:rPr>
-        <w:t>첨두 정의   y_c ≥ (1+δ(c,h))·τ_c/24    ∀h</w:t>
+        <w:t>2. 아직 되돌리지 않은 작업 중 그 구간과 겹치는 것을 전부 즉시 실행(τ_j ← s_j)</w:t>
+      </w:r>
+    </w:p>
+    <w:p>
+      <w:pPr>
+        <w:spacing w:after="80"/>
+        <w:ind w:left="340"/>
+      </w:pPr>
+      <w:r>
+        <w:rPr>
+          <w:rFonts w:ascii="Menlo" w:hAnsi="Menlo"/>
+          <w:sz w:val="17"/>
+        </w:rPr>
+        <w:t xml:space="preserve">   으로 되돌린다.</w:t>
+      </w:r>
+    </w:p>
+    <w:p>
+      <w:pPr>
+        <w:spacing w:after="80"/>
+        <w:ind w:left="340"/>
+      </w:pPr>
+      <w:r>
+        <w:rPr>
+          <w:rFonts w:ascii="Menlo" w:hAnsi="Menlo"/>
+          <w:sz w:val="17"/>
+        </w:rPr>
+        <w:t>3. 새로 되돌릴 것이 없으면 멈춘다.</w:t>
       </w:r>
     </w:p>
     <w:p>
@@ -9494,7 +8918,223 @@
           <w:i w:val="0"/>
           <w:sz w:val="20"/>
         </w:rPr>
-        <w:t xml:space="preserve">δ(c,h)는 클러스터 c의 h 시각 유연 부하가 그 날 시간 평균에서 벗어나는 정도이고, </w:t>
+        <w:t>되돌린 작업을 다시 배치하지는 않는다 — 대조군을 일부러 단순하게 둔 지점이 여기다. 1년 전체에서 31,250건(21.4%)이 되돌려지며 프랑스는 5회, 캘리포니아는 3회 만에 수렴한다. 회계는 앞 절의 슬롯 평균과 같은 함수다.</w:t>
+      </w:r>
+    </w:p>
+    <w:p>
+      <w:pPr>
+        <w:pStyle w:val="Heading2"/>
+      </w:pPr>
+      <w:r>
+        <w:rPr>
+          <w:rFonts w:ascii="맑은 고딕" w:hAnsi="맑은 고딕"/>
+        </w:rPr>
+        <w:t>A.1.9  실행 시간</w:t>
+      </w:r>
+    </w:p>
+    <w:p>
+      <w:pPr>
+        <w:jc w:val="both"/>
+      </w:pPr>
+      <w:r>
+        <w:rPr>
+          <w:i w:val="0"/>
+          <w:sz w:val="20"/>
+        </w:rPr>
+        <w:t>공간 이동의 무릎점 탐색(슬롯당 α 후보 11개의 정수 계획)이 슬롯당 평균 174 ms, 최악 890 ms 이며 1년 전체로 약 25분이다. 시간 이동의 롤링 재평가는 146,000건 전체가 약 7.6초에 끝난다(단일 실행, 자료 적재 제외).</w:t>
+      </w:r>
+    </w:p>
+    <w:p>
+      <w:pPr>
+        <w:pStyle w:val="Heading1"/>
+      </w:pPr>
+      <w:r>
+        <w:rPr>
+          <w:rFonts w:ascii="맑은 고딕" w:hAnsi="맑은 고딕"/>
+        </w:rPr>
+        <w:t>A.2  재현 원칙과 공용 채점 규약</w:t>
+      </w:r>
+    </w:p>
+    <w:p>
+      <w:pPr>
+        <w:jc w:val="both"/>
+      </w:pPr>
+      <w:r>
+        <w:rPr>
+          <w:i w:val="0"/>
+          <w:sz w:val="20"/>
+        </w:rPr>
+        <w:t>본편 4.4절의 비교표는 선행 연구의 정책을 개념적으로 흉내 낸 것이 아니라, 공개된 구현 코드와 원문 수식을 그대로 옮겨 본 연구와 동일한 데이터·동일한 채점 함수로 실행한 결과다. 그 재현이 정당한지는 결국 “무엇을 그대로 가져왔고 무엇을 바꾸었는가”에 달려 있는데, 이를 본편에 모두 적으면 분량이 감당되지 않는다. 이어지는 A.3~A.6 이 그 내역을 정책별로 남긴다.</w:t>
+      </w:r>
+    </w:p>
+    <w:p>
+      <w:pPr>
+        <w:jc w:val="both"/>
+      </w:pPr>
+      <w:r>
+        <w:rPr>
+          <w:i w:val="0"/>
+          <w:sz w:val="20"/>
+        </w:rPr>
+        <w:t>개념적 대응이 왜 위험한지는 작업 도중 실제로 드러났다. 본 연구는 처음에 CASPER의 가중치 α를 “탄소와 지연의 절충”으로 읽었으나, 원문 Table 1은 α를 “서버 대수 대비 탄소집약도의 정규화 가중치”로 정의한다. 지연은 목적함수가 아니라 별도의 하드 제약이다. 같은 기호가 전혀 다른 것을 절충하고 있었다. 수식을 직접 옮기지 않았다면 이 차이는 표 안으로 조용히 들어갔을 것이다.</w:t>
+      </w:r>
+    </w:p>
+    <w:p>
+      <w:pPr>
+        <w:pStyle w:val="Heading2"/>
+      </w:pPr>
+      <w:r>
+        <w:rPr>
+          <w:rFonts w:ascii="맑은 고딕" w:hAnsi="맑은 고딕"/>
+        </w:rPr>
+        <w:t>공용 채점 규약</w:t>
+      </w:r>
+    </w:p>
+    <w:p>
+      <w:pPr>
+        <w:jc w:val="both"/>
+      </w:pPr>
+      <w:r>
+        <w:rPr>
+          <w:i w:val="0"/>
+          <w:sz w:val="20"/>
+        </w:rPr>
+        <w:t>모든 재현 구현은 “어느 작업을 어느 리전에서 언제 시작하는가”만 결정한다. 배출량은 구현이 직접 계산하지 않고, 전부 하나의 채점 함수를 통과한다. 이 함수는 본편 3.5절 식 (15)의 회계를 쓴다 — 실행 구간에 대한 실측 탄소집약도의 적분이며, 실측 계열이 1시간 해상도이므로 슬롯 평균으로 근사한다. 정확한 형태는 A.1.6 에 있다.</w:t>
+      </w:r>
+    </w:p>
+    <w:p>
+      <w:pPr>
+        <w:jc w:val="both"/>
+      </w:pPr>
+      <w:r>
+        <w:rPr>
+          <w:i w:val="0"/>
+          <w:sz w:val="20"/>
+        </w:rPr>
+        <w:t>이 규약을 둔 이유는 실제 사고가 있었기 때문이다. 로드밸런서 산출물에 저장된 배출량 열을 그대로 더하면 기준 시나리오가 29,182.6 kg이 되는데, 본편 표 3의 기준은 29,225.6 kg이다. 스케줄은 같고 회계만 다르다 — 전자는 로드밸런서가 실행 구간을 겹침 길이로 가중해 정확히 적분한 값이고, 후자는 본편이 쓰는 슬롯 평균 근사다. 차이는 0.147%로, A.1.6 의 표 S5 가 다른 단계에서 잰 차이(0.001~0.315%)와 같은 크기다. 구현마다 자기 회계를 들고 오면 이런 차이가 표 안에서 서로 다른 잣대가 된다. 채점 함수는 기준 시나리오를 29,225.6 kg으로 정확히 재현함을 확인한 뒤 사용하였다.</w:t>
+      </w:r>
+    </w:p>
+    <w:p>
+      <w:pPr>
+        <w:jc w:val="both"/>
+      </w:pPr>
+      <w:r>
+        <w:rPr>
+          <w:i w:val="0"/>
+          <w:sz w:val="20"/>
+        </w:rPr>
+        <w:t>용량 상한 위반 건수 역시 새로 정의하지 않고 본편 4.3절이 쓰는 함수를 그대로 호출한다. 같은 스케줄을 자체 구현으로 세었을 때 127건, 본편 정의로 세었을 때 227건으로 갈렸다 — 같은 시각에 시작한 작업들이 서로를 “이미 실행 중”으로 보는지에서 갈리는 차이다. 본 연구가 227 쪽을 표준으로 삼는 까닭은 슬롯이 정수 시각이어서 같은 tick 에 여러 작업이 함께 시작하는 일이 흔하고, 그때 서로를 세지 않으면 실제 동시 점유를 과소계상하기 때문이다. 정의가 둘이면 표가 갈라진다.</w:t>
+      </w:r>
+    </w:p>
+    <w:p>
+      <w:pPr>
+        <w:pStyle w:val="Heading1"/>
+      </w:pPr>
+      <w:r>
+        <w:rPr>
+          <w:rFonts w:ascii="맑은 고딕" w:hAnsi="맑은 고딕"/>
+        </w:rPr>
+        <w:t>A.3  CASPER — 공개 코드의 MILP</w:t>
+      </w:r>
+    </w:p>
+    <w:p>
+      <w:pPr>
+        <w:jc w:val="both"/>
+      </w:pPr>
+      <w:r>
+        <w:rPr>
+          <w:i w:val="0"/>
+          <w:sz w:val="20"/>
+        </w:rPr>
+        <w:t>출처는 저자들이 공개한 저장소(github.com/carbonfirst/casper)의 CAP/milp_scheduler.py다. 논문이 서술하는 정식화가 아니라 실제로 실행되는 코드를 옮겼다.</w:t>
+      </w:r>
+    </w:p>
+    <w:p>
+      <w:pPr>
+        <w:pStyle w:val="Heading2"/>
+      </w:pPr>
+      <w:r>
+        <w:rPr>
+          <w:rFonts w:ascii="맑은 고딕" w:hAnsi="맑은 고딕"/>
+        </w:rPr>
+        <w:t>정식화</w:t>
+      </w:r>
+    </w:p>
+    <w:p>
+      <w:pPr>
+        <w:spacing w:after="80"/>
+        <w:ind w:left="340"/>
+      </w:pPr>
+      <w:r>
+        <w:rPr>
+          <w:rFonts w:ascii="Menlo" w:hAnsi="Menlo"/>
+          <w:sz w:val="17"/>
+        </w:rPr>
+        <w:t>목적함수   min  α·(1/(max C·Σ r))·Σ x_ij·C_j  +  (1−α)·(1/S_max)·Σ s_i</w:t>
+      </w:r>
+    </w:p>
+    <w:p>
+      <w:pPr>
+        <w:spacing w:after="80"/>
+        <w:ind w:left="340"/>
+      </w:pPr>
+      <w:r>
+        <w:rPr>
+          <w:rFonts w:ascii="Menlo" w:hAnsi="Menlo"/>
+          <w:sz w:val="17"/>
+        </w:rPr>
+        <w:t>지연 제약   x_ij·(ℓ_ij − L_max) ≤ 0        L_max = 500 ms   (하드)</w:t>
+      </w:r>
+    </w:p>
+    <w:p>
+      <w:pPr>
+        <w:spacing w:after="80"/>
+        <w:ind w:left="340"/>
+      </w:pPr>
+      <w:r>
+        <w:rPr>
+          <w:rFonts w:ascii="Menlo" w:hAnsi="Menlo"/>
+          <w:sz w:val="17"/>
+        </w:rPr>
+        <w:t>용량 제약   Σ_i x_ij ≤ s_j · κ              κ = 10 요청/서버</w:t>
+      </w:r>
+    </w:p>
+    <w:p>
+      <w:pPr>
+        <w:spacing w:after="80"/>
+        <w:ind w:left="340"/>
+      </w:pPr>
+      <w:r>
+        <w:rPr>
+          <w:rFonts w:ascii="Menlo" w:hAnsi="Menlo"/>
+          <w:sz w:val="17"/>
+        </w:rPr>
+        <w:t>수요 제약   Σ_j x_ij = r_i                   (전량 배정)</w:t>
+      </w:r>
+    </w:p>
+    <w:p>
+      <w:pPr>
+        <w:spacing w:after="80"/>
+        <w:ind w:left="340"/>
+      </w:pPr>
+      <w:r>
+        <w:rPr>
+          <w:rFonts w:ascii="Menlo" w:hAnsi="Menlo"/>
+          <w:sz w:val="17"/>
+        </w:rPr>
+        <w:t>서버 상한   Σ_i s_i ≤ 100·|R|,  s_i ≤ 100    x, s ∈ 정수</w:t>
+      </w:r>
+    </w:p>
+    <w:p>
+      <w:pPr>
+        <w:jc w:val="both"/>
+      </w:pPr>
+      <w:r>
+        <w:rPr>
+          <w:i w:val="0"/>
+          <w:sz w:val="20"/>
+        </w:rPr>
+        <w:t xml:space="preserve">여기서 </w:t>
       </w:r>
       <w:r>
         <w:rPr>
@@ -9503,7 +9143,7 @@
           <w:sz w:val="20"/>
           <w:i/>
         </w:rPr>
-        <w:t xml:space="preserve">y</w:t>
+        <w:t xml:space="preserve">C</w:t>
       </w:r>
       <w:r>
         <w:rPr>
@@ -9513,14 +9153,78 @@
           <w:i/>
           <w:vertAlign w:val="subscript"/>
         </w:rPr>
-        <w:t xml:space="preserve">c</w:t>
+        <w:t xml:space="preserve">j</w:t>
       </w:r>
       <w:r>
         <w:rPr>
           <w:i w:val="0"/>
           <w:sz w:val="20"/>
         </w:rPr>
-        <w:t xml:space="preserve">는 그 날의 첨두 상한이다. 일일 보존 제약이 CICS의 핵심이다 — 하루 총량은 그대로 두고 시간별 모양만 바꾸므로, 모든 유연 작업이 그 날 안에 끝난다.</w:t>
+        <w:t xml:space="preserve">는 리전 j의 탄소집약도, ℓ_ij는 리전 i에서 j로의 지연, </w:t>
+      </w:r>
+      <w:r>
+        <w:rPr>
+          <w:rFonts w:ascii="Cambria Math" w:hAnsi="Cambria Math"/>
+          <w:i w:val="0"/>
+          <w:sz w:val="20"/>
+          <w:i/>
+        </w:rPr>
+        <w:t xml:space="preserve">r</w:t>
+      </w:r>
+      <w:r>
+        <w:rPr>
+          <w:rFonts w:ascii="Cambria Math" w:hAnsi="Cambria Math"/>
+          <w:i w:val="0"/>
+          <w:sz w:val="20"/>
+          <w:i/>
+          <w:vertAlign w:val="subscript"/>
+        </w:rPr>
+        <w:t xml:space="preserve">i</w:t>
+      </w:r>
+      <w:r>
+        <w:rPr>
+          <w:i w:val="0"/>
+          <w:sz w:val="20"/>
+        </w:rPr>
+        <w:t xml:space="preserve">는 리전 i에서 발생한 요청 수, </w:t>
+      </w:r>
+      <w:r>
+        <w:rPr>
+          <w:rFonts w:ascii="Cambria Math" w:hAnsi="Cambria Math"/>
+          <w:i w:val="0"/>
+          <w:sz w:val="20"/>
+          <w:i/>
+        </w:rPr>
+        <w:t xml:space="preserve">s</w:t>
+      </w:r>
+      <w:r>
+        <w:rPr>
+          <w:rFonts w:ascii="Cambria Math" w:hAnsi="Cambria Math"/>
+          <w:i w:val="0"/>
+          <w:sz w:val="20"/>
+          <w:i/>
+          <w:vertAlign w:val="subscript"/>
+        </w:rPr>
+        <w:t xml:space="preserve">i</w:t>
+      </w:r>
+      <w:r>
+        <w:rPr>
+          <w:i w:val="0"/>
+          <w:sz w:val="20"/>
+        </w:rPr>
+        <w:t xml:space="preserve">는 리전 i에 띄울 서버 수다. 두 항 앞의 계수는 코드가 쓰는 정규화 상수를 그대로 옮긴 것이다. α는 탄소와 지연이 아니라 탄소와 서버 대수를 절충한다.</w:t>
+      </w:r>
+    </w:p>
+    <w:p>
+      <w:pPr>
+        <w:jc w:val="both"/>
+      </w:pPr>
+      <w:r>
+        <w:rPr>
+          <w:i w:val="0"/>
+          <w:sz w:val="20"/>
+        </w:rPr>
+        <w:t>본 재현은 코드에 기록된 값 α=0.9를 사용하였다. 원 논문 본문은 α=0.5로 기술하나, 공개 코드에서 0.5는 비교군인 지연 최소화 스케줄러의 값이며 탄소 스케줄러에는 0.9가 적혀 있다. 두 스케줄러는 가중치만 다른 것이 아니라 목적함수의 첫 항 자체가 다르다 — 한쪽은 탄소집약도를, 다른 쪽은 지연을 싣는다. 재현은 실행되는 코드를 따랐다.</w:t>
       </w:r>
     </w:p>
     <w:p>
@@ -9543,7 +9247,7 @@
           <w:i w:val="0"/>
           <w:sz w:val="20"/>
         </w:rPr>
-        <w:t xml:space="preserve">Pow 항은 δ에 무관한 상수이므로 최적해가 달라지지 않아 제외하였다. π는 전력 민감도 계수인데 본 연구의 회계는 작업당 고정 전력을 쓰므로 상수가 된다. CICS는 CPU 사용량을 다루고 본 연구는 개별 작업을 다루므로, 그 날 그 리전에 도착한 작업 수를 </w:t>
+        <w:t xml:space="preserve">CASPER는 웹 요청률을 다루고 본 연구는 배치 작업을 다룬다. 매 시간 슬롯에서 그 시각 제출된 작업 수를 리전별로 세어 </w:t>
       </w:r>
       <w:r>
         <w:rPr>
@@ -9552,7 +9256,7 @@
           <w:sz w:val="20"/>
           <w:i/>
         </w:rPr>
-        <w:t xml:space="preserve">τ</w:t>
+        <w:t xml:space="preserve">r</w:t>
       </w:r>
       <w:r>
         <w:rPr>
@@ -9562,14 +9266,51 @@
           <w:i/>
           <w:vertAlign w:val="subscript"/>
         </w:rPr>
-        <w:t xml:space="preserve">c</w:t>
+        <w:t xml:space="preserve">i</w:t>
       </w:r>
       <w:r>
         <w:rPr>
           <w:i w:val="0"/>
           <w:sz w:val="20"/>
         </w:rPr>
-        <w:t xml:space="preserve">로 두고 곡선을 “그 시각에 시작을 허용하는 작업 수”로 읽었다. 이렇게 하면 일일 보존 제약이 “하루 총 허용량 = 그 날 도착한 작업 수”가 되어 원문의 뜻과 일치한다.</w:t>
+        <w:t xml:space="preserve">로 두었다. CASPER는 실행 시각을 옮기지 않으므로 시작 시각은 제출 시각이다. 원문 파라미터(</w:t>
+      </w:r>
+      <w:r>
+        <w:rPr>
+          <w:rFonts w:ascii="Cambria Math" w:hAnsi="Cambria Math"/>
+          <w:i w:val="0"/>
+          <w:sz w:val="20"/>
+          <w:i/>
+        </w:rPr>
+        <w:t xml:space="preserve">L</w:t>
+      </w:r>
+      <w:r>
+        <w:rPr>
+          <w:rFonts w:ascii="Cambria Math" w:hAnsi="Cambria Math"/>
+          <w:i w:val="0"/>
+          <w:sz w:val="20"/>
+          <w:i/>
+          <w:vertAlign w:val="subscript"/>
+        </w:rPr>
+        <w:t xml:space="preserve">max</w:t>
+      </w:r>
+      <w:r>
+        <w:rPr>
+          <w:i w:val="0"/>
+          <w:sz w:val="20"/>
+        </w:rPr>
+        <w:t xml:space="preserve">=500 ms, κ=10, 리전당 서버 100대)는 본 연구 환경에 맞추어 조정하지 않고 그대로 두었다.</w:t>
+      </w:r>
+    </w:p>
+    <w:p>
+      <w:pPr>
+        <w:pStyle w:val="Heading2"/>
+      </w:pPr>
+      <w:r>
+        <w:rPr>
+          <w:rFonts w:ascii="맑은 고딕" w:hAnsi="맑은 고딕"/>
+        </w:rPr>
+        <w:t>두 제약이 한 번도 활성화되지 않는다</w:t>
       </w:r>
     </w:p>
     <w:p>
@@ -9581,7 +9322,33 @@
           <w:i w:val="0"/>
           <w:sz w:val="20"/>
         </w:rPr>
-        <w:t>λp와 λe의 비를 알 수 없으므로 하나를 고르지 않고 0에서 5까지 쓸었다. 결과는 25,203.4 kg에서 25,202.4 kg 사이로 사실상 움직이지 않았다. 본 연구의 작업은 길이가 짧고 마감이 촘촘해 곡선을 평탄하게 만들 여지 자체가 적기 때문이다.</w:t>
+        <w:t xml:space="preserve">이 결정은 결과 해석에 결정적이다. 본 연구의 리전 간 실측 지연은 최대 244 ms이므로 </w:t>
+      </w:r>
+      <w:r>
+        <w:rPr>
+          <w:rFonts w:ascii="Cambria Math" w:hAnsi="Cambria Math"/>
+          <w:i w:val="0"/>
+          <w:sz w:val="20"/>
+          <w:i/>
+        </w:rPr>
+        <w:t xml:space="preserve">L</w:t>
+      </w:r>
+      <w:r>
+        <w:rPr>
+          <w:rFonts w:ascii="Cambria Math" w:hAnsi="Cambria Math"/>
+          <w:i w:val="0"/>
+          <w:sz w:val="20"/>
+          <w:i/>
+          <w:vertAlign w:val="subscript"/>
+        </w:rPr>
+        <w:t xml:space="preserve">max</w:t>
+      </w:r>
+      <w:r>
+        <w:rPr>
+          <w:i w:val="0"/>
+          <w:sz w:val="20"/>
+        </w:rPr>
+        <w:t xml:space="preserve">=500 ms 제약은 x의 값과 무관하게 항상 성립한다. 또 시간당 전체 요청 수는 최대 38건인데 리전 하나의 수용량은 100×10=1,000건이므로, 한 시간의 전체 수요가 한 리전에 모두 몰려도 26배의 여유가 남는다. 두 제약 모두 표본 관측이 아니라 최댓값 비교로 비활성이 확정된다.</w:t>
       </w:r>
     </w:p>
     <w:p>
@@ -9593,7 +9360,7 @@
           <w:i w:val="0"/>
           <w:sz w:val="20"/>
         </w:rPr>
-        <w:t>CICS에는 작업별 마감이 없고 “하루 안에 끝난다”만 있다. 본 연구의 작업에는 마감이 있으므로 대기열에서 마감이 임박한 순으로 뽑되, 이번 슬롯이 마지막 기회인 작업은 곡선의 상한을 넘겨 내보냈다. 이 예외가 37,594건, 곧 전체의 26%에 해당한다. 이는 CICS의 결함이 아니라 전제가 다른 데서 오는 차이다.</w:t>
+        <w:t>그 결과 CASPER의 해는 매 시간 모든 작업을 그 시각 가장 깨끗한 리전 하나로 보내는 것이 된다. 실제로 임의의 한 시각을 열어 보면 8개 리전에서 발생한 요청 전부의 목적지가 프랑스 하나였다. 이는 구현 오류가 아니라 제약이 없는 최적화의 정상적인 귀결이다.</w:t>
       </w:r>
     </w:p>
     <w:p>
@@ -9606,7 +9373,674 @@
           <w:b/>
           <w:sz w:val="17"/>
         </w:rPr>
-        <w:t>표 S8. CICS와 본 연구를 같은 축에서 비교한 결과</w:t>
+        <w:t>표 S8. CASPER 두 스케줄러를 본 연구 데이터에 적용한 결과</w:t>
+      </w:r>
+    </w:p>
+    <w:tbl>
+      <w:tblPr>
+        <w:tblStyle w:val="TableGrid"/>
+        <w:tblW w:type="auto" w:w="0"/>
+        <w:tblLook w:firstColumn="1" w:firstRow="1" w:lastColumn="0" w:lastRow="0" w:noHBand="0" w:noVBand="1" w:val="04A0"/>
+      </w:tblPr>
+      <w:tblGrid>
+        <w:gridCol w:w="1586"/>
+        <w:gridCol w:w="1586"/>
+        <w:gridCol w:w="1586"/>
+        <w:gridCol w:w="1586"/>
+        <w:gridCol w:w="1586"/>
+        <w:gridCol w:w="1586"/>
+      </w:tblGrid>
+      <w:tr>
+        <w:trPr>
+          <w:cantSplit/>
+          <w:tblHeader/>
+        </w:trPr>
+        <w:tc>
+          <w:tcPr>
+            <w:tcW w:type="dxa" w:w="1586"/>
+          </w:tcPr>
+          <w:p>
+            <w:r/>
+            <w:r>
+              <w:rPr>
+                <w:b/>
+                <w:sz w:val="17"/>
+              </w:rPr>
+              <w:t>정책</w:t>
+            </w:r>
+          </w:p>
+        </w:tc>
+        <w:tc>
+          <w:tcPr>
+            <w:tcW w:type="dxa" w:w="1586"/>
+          </w:tcPr>
+          <w:p>
+            <w:pPr>
+              <w:jc w:val="right"/>
+            </w:pPr>
+            <w:r/>
+            <w:r>
+              <w:rPr>
+                <w:b/>
+                <w:sz w:val="17"/>
+              </w:rPr>
+              <w:t>총배출(kg)</w:t>
+            </w:r>
+          </w:p>
+        </w:tc>
+        <w:tc>
+          <w:tcPr>
+            <w:tcW w:type="dxa" w:w="1586"/>
+          </w:tcPr>
+          <w:p>
+            <w:pPr>
+              <w:jc w:val="right"/>
+            </w:pPr>
+            <w:r/>
+            <w:r>
+              <w:rPr>
+                <w:b/>
+                <w:sz w:val="17"/>
+              </w:rPr>
+              <w:t>절감률</w:t>
+            </w:r>
+          </w:p>
+        </w:tc>
+        <w:tc>
+          <w:tcPr>
+            <w:tcW w:type="dxa" w:w="1586"/>
+          </w:tcPr>
+          <w:p>
+            <w:pPr>
+              <w:jc w:val="right"/>
+            </w:pPr>
+            <w:r/>
+            <w:r>
+              <w:rPr>
+                <w:b/>
+                <w:sz w:val="17"/>
+              </w:rPr>
+              <w:t>평균 지연</w:t>
+            </w:r>
+          </w:p>
+        </w:tc>
+        <w:tc>
+          <w:tcPr>
+            <w:tcW w:type="dxa" w:w="1586"/>
+          </w:tcPr>
+          <w:p>
+            <w:pPr>
+              <w:jc w:val="right"/>
+            </w:pPr>
+            <w:r/>
+            <w:r>
+              <w:rPr>
+                <w:b/>
+                <w:sz w:val="17"/>
+              </w:rPr>
+              <w:t>마감 위반</w:t>
+            </w:r>
+          </w:p>
+        </w:tc>
+        <w:tc>
+          <w:tcPr>
+            <w:tcW w:type="dxa" w:w="1586"/>
+          </w:tcPr>
+          <w:p>
+            <w:pPr>
+              <w:jc w:val="right"/>
+            </w:pPr>
+            <w:r/>
+            <w:r>
+              <w:rPr>
+                <w:b/>
+                <w:sz w:val="17"/>
+              </w:rPr>
+              <w:t>용량 위반</w:t>
+            </w:r>
+          </w:p>
+        </w:tc>
+      </w:tr>
+      <w:tr>
+        <w:trPr>
+          <w:cantSplit/>
+        </w:trPr>
+        <w:tc>
+          <w:tcPr>
+            <w:tcW w:type="dxa" w:w="1586"/>
+          </w:tcPr>
+          <w:p>
+            <w:r/>
+            <w:r>
+              <w:rPr>
+                <w:b w:val="0"/>
+                <w:sz w:val="17"/>
+              </w:rPr>
+              <w:t>CASPER 탄소 스케줄러 (α=0.9)</w:t>
+            </w:r>
+          </w:p>
+        </w:tc>
+        <w:tc>
+          <w:tcPr>
+            <w:tcW w:type="dxa" w:w="1586"/>
+          </w:tcPr>
+          <w:p>
+            <w:pPr>
+              <w:jc w:val="right"/>
+            </w:pPr>
+            <w:r/>
+            <w:r>
+              <w:rPr>
+                <w:b w:val="0"/>
+                <w:sz w:val="17"/>
+              </w:rPr>
+              <w:t>1,379.1</w:t>
+            </w:r>
+          </w:p>
+        </w:tc>
+        <w:tc>
+          <w:tcPr>
+            <w:tcW w:type="dxa" w:w="1586"/>
+          </w:tcPr>
+          <w:p>
+            <w:pPr>
+              <w:jc w:val="right"/>
+            </w:pPr>
+            <w:r/>
+            <w:r>
+              <w:rPr>
+                <w:b w:val="0"/>
+                <w:sz w:val="17"/>
+              </w:rPr>
+              <w:t>95.28%</w:t>
+            </w:r>
+          </w:p>
+        </w:tc>
+        <w:tc>
+          <w:tcPr>
+            <w:tcW w:type="dxa" w:w="1586"/>
+          </w:tcPr>
+          <w:p>
+            <w:pPr>
+              <w:jc w:val="right"/>
+            </w:pPr>
+            <w:r/>
+            <w:r>
+              <w:rPr>
+                <w:b w:val="0"/>
+                <w:sz w:val="17"/>
+              </w:rPr>
+              <w:t>120.4 ms</w:t>
+            </w:r>
+          </w:p>
+        </w:tc>
+        <w:tc>
+          <w:tcPr>
+            <w:tcW w:type="dxa" w:w="1586"/>
+          </w:tcPr>
+          <w:p>
+            <w:pPr>
+              <w:jc w:val="right"/>
+            </w:pPr>
+            <w:r/>
+            <w:r>
+              <w:rPr>
+                <w:b w:val="0"/>
+                <w:sz w:val="17"/>
+              </w:rPr>
+              <w:t>0</w:t>
+            </w:r>
+          </w:p>
+        </w:tc>
+        <w:tc>
+          <w:tcPr>
+            <w:tcW w:type="dxa" w:w="1586"/>
+          </w:tcPr>
+          <w:p>
+            <w:pPr>
+              <w:jc w:val="right"/>
+            </w:pPr>
+            <w:r/>
+            <w:r>
+              <w:rPr>
+                <w:b w:val="0"/>
+                <w:sz w:val="17"/>
+              </w:rPr>
+              <w:t>69,310</w:t>
+            </w:r>
+          </w:p>
+        </w:tc>
+      </w:tr>
+      <w:tr>
+        <w:trPr>
+          <w:cantSplit/>
+        </w:trPr>
+        <w:tc>
+          <w:tcPr>
+            <w:tcW w:type="dxa" w:w="1586"/>
+          </w:tcPr>
+          <w:p>
+            <w:r/>
+            <w:r>
+              <w:rPr>
+                <w:b w:val="0"/>
+                <w:sz w:val="17"/>
+              </w:rPr>
+              <w:t>CASPER 지연 비교군 (α=0.5)</w:t>
+            </w:r>
+          </w:p>
+        </w:tc>
+        <w:tc>
+          <w:tcPr>
+            <w:tcW w:type="dxa" w:w="1586"/>
+          </w:tcPr>
+          <w:p>
+            <w:pPr>
+              <w:jc w:val="right"/>
+            </w:pPr>
+            <w:r/>
+            <w:r>
+              <w:rPr>
+                <w:b w:val="0"/>
+                <w:sz w:val="17"/>
+              </w:rPr>
+              <w:t>29,225.6</w:t>
+            </w:r>
+          </w:p>
+        </w:tc>
+        <w:tc>
+          <w:tcPr>
+            <w:tcW w:type="dxa" w:w="1586"/>
+          </w:tcPr>
+          <w:p>
+            <w:pPr>
+              <w:jc w:val="right"/>
+            </w:pPr>
+            <w:r/>
+            <w:r>
+              <w:rPr>
+                <w:b w:val="0"/>
+                <w:sz w:val="17"/>
+              </w:rPr>
+              <w:t>0.00%</w:t>
+            </w:r>
+          </w:p>
+        </w:tc>
+        <w:tc>
+          <w:tcPr>
+            <w:tcW w:type="dxa" w:w="1586"/>
+          </w:tcPr>
+          <w:p>
+            <w:pPr>
+              <w:jc w:val="right"/>
+            </w:pPr>
+            <w:r/>
+            <w:r>
+              <w:rPr>
+                <w:b w:val="0"/>
+                <w:sz w:val="17"/>
+              </w:rPr>
+              <w:t>0.0 ms</w:t>
+            </w:r>
+          </w:p>
+        </w:tc>
+        <w:tc>
+          <w:tcPr>
+            <w:tcW w:type="dxa" w:w="1586"/>
+          </w:tcPr>
+          <w:p>
+            <w:pPr>
+              <w:jc w:val="right"/>
+            </w:pPr>
+            <w:r/>
+            <w:r>
+              <w:rPr>
+                <w:b w:val="0"/>
+                <w:sz w:val="17"/>
+              </w:rPr>
+              <w:t>0</w:t>
+            </w:r>
+          </w:p>
+        </w:tc>
+        <w:tc>
+          <w:tcPr>
+            <w:tcW w:type="dxa" w:w="1586"/>
+          </w:tcPr>
+          <w:p>
+            <w:pPr>
+              <w:jc w:val="right"/>
+            </w:pPr>
+            <w:r/>
+            <w:r>
+              <w:rPr>
+                <w:b w:val="0"/>
+                <w:sz w:val="17"/>
+              </w:rPr>
+              <w:t>1</w:t>
+            </w:r>
+          </w:p>
+        </w:tc>
+      </w:tr>
+      <w:tr>
+        <w:trPr>
+          <w:cantSplit/>
+        </w:trPr>
+        <w:tc>
+          <w:tcPr>
+            <w:tcW w:type="dxa" w:w="1586"/>
+          </w:tcPr>
+          <w:p>
+            <w:r/>
+            <w:r>
+              <w:rPr>
+                <w:b w:val="0"/>
+                <w:sz w:val="17"/>
+              </w:rPr>
+              <w:t>(참고) 본 연구 CAST</w:t>
+            </w:r>
+          </w:p>
+        </w:tc>
+        <w:tc>
+          <w:tcPr>
+            <w:tcW w:type="dxa" w:w="1586"/>
+          </w:tcPr>
+          <w:p>
+            <w:pPr>
+              <w:jc w:val="right"/>
+            </w:pPr>
+            <w:r/>
+            <w:r>
+              <w:rPr>
+                <w:b w:val="0"/>
+                <w:sz w:val="17"/>
+              </w:rPr>
+              <w:t>10,805.0</w:t>
+            </w:r>
+          </w:p>
+        </w:tc>
+        <w:tc>
+          <w:tcPr>
+            <w:tcW w:type="dxa" w:w="1586"/>
+          </w:tcPr>
+          <w:p>
+            <w:pPr>
+              <w:jc w:val="right"/>
+            </w:pPr>
+            <w:r/>
+            <w:r>
+              <w:rPr>
+                <w:b w:val="0"/>
+                <w:sz w:val="17"/>
+              </w:rPr>
+              <w:t>63.03%</w:t>
+            </w:r>
+          </w:p>
+        </w:tc>
+        <w:tc>
+          <w:tcPr>
+            <w:tcW w:type="dxa" w:w="1586"/>
+          </w:tcPr>
+          <w:p>
+            <w:pPr>
+              <w:jc w:val="right"/>
+            </w:pPr>
+            <w:r/>
+            <w:r>
+              <w:rPr>
+                <w:b w:val="0"/>
+                <w:sz w:val="17"/>
+              </w:rPr>
+              <w:t>36.2 ms</w:t>
+            </w:r>
+          </w:p>
+        </w:tc>
+        <w:tc>
+          <w:tcPr>
+            <w:tcW w:type="dxa" w:w="1586"/>
+          </w:tcPr>
+          <w:p>
+            <w:pPr>
+              <w:jc w:val="right"/>
+            </w:pPr>
+            <w:r/>
+            <w:r>
+              <w:rPr>
+                <w:b w:val="0"/>
+                <w:sz w:val="17"/>
+              </w:rPr>
+              <w:t>0</w:t>
+            </w:r>
+          </w:p>
+        </w:tc>
+        <w:tc>
+          <w:tcPr>
+            <w:tcW w:type="dxa" w:w="1586"/>
+          </w:tcPr>
+          <w:p>
+            <w:pPr>
+              <w:jc w:val="right"/>
+            </w:pPr>
+            <w:r/>
+            <w:r>
+              <w:rPr>
+                <w:b w:val="0"/>
+                <w:sz w:val="17"/>
+              </w:rPr>
+              <w:t>227</w:t>
+            </w:r>
+          </w:p>
+        </w:tc>
+      </w:tr>
+    </w:tbl>
+    <w:p/>
+    <w:p>
+      <w:pPr>
+        <w:jc w:val="both"/>
+      </w:pPr>
+      <w:r>
+        <w:rPr>
+          <w:i w:val="0"/>
+          <w:sz w:val="20"/>
+        </w:rPr>
+        <w:t>지연 비교군이 기준 시나리오와 정확히 같은 값을 낸 것은 구현이 옳다는 방증이다. 탄소를 전혀 보지 않고 지연만 최소화하면 어떤 작업도 옮기지 않는 것이 최적이므로, 홈 리전 즉시 실행과 같아지는 것이 맞다.</w:t>
+      </w:r>
+    </w:p>
+    <w:p>
+      <w:pPr>
+        <w:jc w:val="both"/>
+      </w:pPr>
+      <w:r>
+        <w:rPr>
+          <w:i w:val="0"/>
+          <w:sz w:val="20"/>
+        </w:rPr>
+        <w:t>탄소 스케줄러의 1,379.1 kg은 본 연구가 스스로에게 부과한 용량 상한을 CASPER에는 적용하지 않았을 때의 값이다. 같은 상한으로 다시 세면 배정의 47.5%가 위반이다. CASPER 원문에 그러한 상한이 없으므로 임의로 조이지 않았으나, 이 숫자가 낮은 이유가 더 나은 정책이어서가 아니라 더 느슨한 용량 전제 때문이라는 점은 함께 읽어야 한다.</w:t>
+      </w:r>
+    </w:p>
+    <w:p>
+      <w:pPr>
+        <w:pStyle w:val="Heading1"/>
+      </w:pPr>
+      <w:r>
+        <w:rPr>
+          <w:rFonts w:ascii="맑은 고딕" w:hAnsi="맑은 고딕"/>
+        </w:rPr>
+        <w:t>A.4  CICS — Virtual Capacity Curve</w:t>
+      </w:r>
+    </w:p>
+    <w:p>
+      <w:pPr>
+        <w:jc w:val="both"/>
+      </w:pPr>
+      <w:r>
+        <w:rPr>
+          <w:i w:val="0"/>
+          <w:sz w:val="20"/>
+        </w:rPr>
+        <w:t>출처는 Radovanović 등의 논문 3절 C항, 식 (4)와 그 뒤의 제약식이다. 공개 코드가 없어 수식을 직접 옮겼다.</w:t>
+      </w:r>
+    </w:p>
+    <w:p>
+      <w:pPr>
+        <w:spacing w:after="80"/>
+        <w:ind w:left="340"/>
+      </w:pPr>
+      <w:r>
+        <w:rPr>
+          <w:rFonts w:ascii="Menlo" w:hAnsi="Menlo"/>
+          <w:sz w:val="17"/>
+        </w:rPr>
+        <w:t>목적함수  min  λe·Σ_{c,h} η_c(h)·( Pow_c + π_c·δ(c,h)·τ_c/24 )  +  λp·Σ_c y_c</w:t>
+      </w:r>
+    </w:p>
+    <w:p>
+      <w:pPr>
+        <w:spacing w:after="80"/>
+        <w:ind w:left="340"/>
+      </w:pPr>
+      <w:r>
+        <w:rPr>
+          <w:rFonts w:ascii="Menlo" w:hAnsi="Menlo"/>
+          <w:sz w:val="17"/>
+        </w:rPr>
+        <w:t>일일 보존   Σ_h δ(c,h) = 0     ∀c</w:t>
+      </w:r>
+    </w:p>
+    <w:p>
+      <w:pPr>
+        <w:spacing w:after="80"/>
+        <w:ind w:left="340"/>
+      </w:pPr>
+      <w:r>
+        <w:rPr>
+          <w:rFonts w:ascii="Menlo" w:hAnsi="Menlo"/>
+          <w:sz w:val="17"/>
+        </w:rPr>
+        <w:t>첨두 정의   y_c ≥ (1+δ(c,h))·τ_c/24    ∀h</w:t>
+      </w:r>
+    </w:p>
+    <w:p>
+      <w:pPr>
+        <w:jc w:val="both"/>
+      </w:pPr>
+      <w:r>
+        <w:rPr>
+          <w:i w:val="0"/>
+          <w:sz w:val="20"/>
+        </w:rPr>
+        <w:t xml:space="preserve">δ(c,h)는 클러스터 c의 h 시각 유연 부하가 그 날 시간 평균에서 벗어나는 정도이고, </w:t>
+      </w:r>
+      <w:r>
+        <w:rPr>
+          <w:rFonts w:ascii="Cambria Math" w:hAnsi="Cambria Math"/>
+          <w:i w:val="0"/>
+          <w:sz w:val="20"/>
+          <w:i/>
+        </w:rPr>
+        <w:t xml:space="preserve">y</w:t>
+      </w:r>
+      <w:r>
+        <w:rPr>
+          <w:rFonts w:ascii="Cambria Math" w:hAnsi="Cambria Math"/>
+          <w:i w:val="0"/>
+          <w:sz w:val="20"/>
+          <w:i/>
+          <w:vertAlign w:val="subscript"/>
+        </w:rPr>
+        <w:t xml:space="preserve">c</w:t>
+      </w:r>
+      <w:r>
+        <w:rPr>
+          <w:i w:val="0"/>
+          <w:sz w:val="20"/>
+        </w:rPr>
+        <w:t xml:space="preserve">는 그 날의 첨두 상한이다. 일일 보존 제약이 CICS의 핵심이다 — 하루 총량은 그대로 두고 시간별 모양만 바꾸므로, 모든 유연 작업이 그 날 안에 끝난다.</w:t>
+      </w:r>
+    </w:p>
+    <w:p>
+      <w:pPr>
+        <w:pStyle w:val="Heading2"/>
+      </w:pPr>
+      <w:r>
+        <w:rPr>
+          <w:rFonts w:ascii="맑은 고딕" w:hAnsi="맑은 고딕"/>
+        </w:rPr>
+        <w:t>적용하며 내린 판단</w:t>
+      </w:r>
+    </w:p>
+    <w:p>
+      <w:pPr>
+        <w:jc w:val="both"/>
+      </w:pPr>
+      <w:r>
+        <w:rPr>
+          <w:i w:val="0"/>
+          <w:sz w:val="20"/>
+        </w:rPr>
+        <w:t xml:space="preserve">Pow 항은 δ에 무관한 상수이므로 최적해가 달라지지 않아 제외하였다. π는 전력 민감도 계수인데 본 연구의 회계는 작업당 고정 전력을 쓰므로 상수가 된다. CICS는 CPU 사용량을 다루고 본 연구는 개별 작업을 다루므로, 그 날 그 리전에 도착한 작업 수를 </w:t>
+      </w:r>
+      <w:r>
+        <w:rPr>
+          <w:rFonts w:ascii="Cambria Math" w:hAnsi="Cambria Math"/>
+          <w:i w:val="0"/>
+          <w:sz w:val="20"/>
+          <w:i/>
+        </w:rPr>
+        <w:t xml:space="preserve">τ</w:t>
+      </w:r>
+      <w:r>
+        <w:rPr>
+          <w:rFonts w:ascii="Cambria Math" w:hAnsi="Cambria Math"/>
+          <w:i w:val="0"/>
+          <w:sz w:val="20"/>
+          <w:i/>
+          <w:vertAlign w:val="subscript"/>
+        </w:rPr>
+        <w:t xml:space="preserve">c</w:t>
+      </w:r>
+      <w:r>
+        <w:rPr>
+          <w:i w:val="0"/>
+          <w:sz w:val="20"/>
+        </w:rPr>
+        <w:t xml:space="preserve">로 두고 곡선을 “그 시각에 시작을 허용하는 작업 수”로 읽었다. 이렇게 하면 일일 보존 제약이 “하루 총 허용량 = 그 날 도착한 작업 수”가 되어 원문의 뜻과 일치한다.</w:t>
+      </w:r>
+    </w:p>
+    <w:p>
+      <w:pPr>
+        <w:jc w:val="both"/>
+      </w:pPr>
+      <w:r>
+        <w:rPr>
+          <w:i w:val="0"/>
+          <w:sz w:val="20"/>
+        </w:rPr>
+        <w:t>λp와 λe의 비를 알 수 없으므로 하나를 고르지 않고 0에서 5까지 쓸었다. 결과는 25,203.4 kg에서 25,202.4 kg 사이로 사실상 움직이지 않았다. 본 연구의 작업은 길이가 짧고 마감이 촘촘해 곡선을 평탄하게 만들 여지 자체가 적기 때문이다.</w:t>
+      </w:r>
+    </w:p>
+    <w:p>
+      <w:pPr>
+        <w:jc w:val="both"/>
+      </w:pPr>
+      <w:r>
+        <w:rPr>
+          <w:i w:val="0"/>
+          <w:sz w:val="20"/>
+        </w:rPr>
+        <w:t>CICS에는 작업별 마감이 없고 “하루 안에 끝난다”만 있다. 본 연구의 작업에는 마감이 있으므로 대기열에서 마감이 임박한 순으로 뽑되, 이번 슬롯이 마지막 기회인 작업은 곡선의 상한을 넘겨 내보냈다. 이 예외가 37,594건, 곧 전체의 26%에 해당한다. 이는 CICS의 결함이 아니라 전제가 다른 데서 오는 차이다.</w:t>
+      </w:r>
+    </w:p>
+    <w:p>
+      <w:pPr>
+        <w:spacing w:before="120" w:after="40"/>
+        <w:jc w:val="center"/>
+      </w:pPr>
+      <w:r>
+        <w:rPr>
+          <w:b/>
+          <w:sz w:val="17"/>
+        </w:rPr>
+        <w:t>표 S9. CICS와 본 연구를 같은 축에서 비교한 결과</w:t>
       </w:r>
     </w:p>
     <w:tbl>
@@ -9822,7 +10256,7 @@
                 <w:b w:val="0"/>
                 <w:sz w:val="17"/>
               </w:rPr>
-              <w:t>본 연구 시간 이동만</w:t>
+              <w:t>본 연구 시간만</w:t>
             </w:r>
           </w:p>
         </w:tc>
@@ -9993,7 +10427,7 @@
           <w:b/>
           <w:sz w:val="17"/>
         </w:rPr>
-        <w:t>표 S9. Sukprasert 알고리즘을 본 연구 데이터에 적용한 결과</w:t>
+        <w:t>표 S10. Sukprasert 알고리즘을 본 연구 데이터에 적용한 결과</w:t>
       </w:r>
     </w:p>
     <w:tbl>
@@ -10855,7 +11289,7 @@
           <w:b/>
           <w:sz w:val="17"/>
         </w:rPr>
-        <w:t>표 S10. Caspian 정식화를 본 연구 데이터에 대응시킨 내역</w:t>
+        <w:t>표 S11. Caspian 정식화를 본 연구 데이터에 대응시킨 내역</w:t>
       </w:r>
     </w:p>
     <w:tbl>
@@ -11363,7 +11797,7 @@
           <w:b/>
           <w:sz w:val="17"/>
         </w:rPr>
-        <w:t>표 S11. 슬롯 올림이 만드는 점유 부풀림 — k=3 이하가 전체의 60.1%다</w:t>
+        <w:t>표 S12. 슬롯 올림이 만드는 점유 부풀림 — k=3 이하가 전체의 60.1%다</w:t>
       </w:r>
     </w:p>
     <w:tbl>
@@ -11881,7 +12315,7 @@
           <w:b/>
           <w:sz w:val="17"/>
         </w:rPr>
-        <w:t>표 S12. 올림과 분수 점유의 비교 — 60일 부분집합, 24,000건, ω1=1</w:t>
+        <w:t>표 S13. 올림과 분수 점유의 비교 — 60일 부분집합, 24,000건, ω1=1</w:t>
       </w:r>
     </w:p>
     <w:tbl>
@@ -12357,7 +12791,7 @@
           <w:b/>
           <w:sz w:val="17"/>
         </w:rPr>
-        <w:t>표 S13. Caspian 전체 스케일 — 슬롯 점유를 올림한 경우와 분수로 둔 경우</w:t>
+        <w:t>표 S14. Caspian 전체 스케일 — 슬롯 점유를 올림한 경우와 분수로 둔 경우</w:t>
       </w:r>
     </w:p>
     <w:tbl>
@@ -12790,7 +13224,7 @@
           <w:b/>
           <w:sz w:val="17"/>
         </w:rPr>
-        <w:t>표 S14. 선행 연구와 본 연구의 평가 방식·규모</w:t>
+        <w:t>표 S15. 선행 연구와 본 연구의 평가 방식·규모</w:t>
       </w:r>
     </w:p>
     <w:tbl>
@@ -13307,7 +13741,7 @@
           <w:i w:val="0"/>
           <w:sz w:val="20"/>
         </w:rPr>
-        <w:t>본편의 모든 수치는 지연 등급 분포 하나 위에 서 있다. 그 분포는 실측 트레이스가 아니라 설정한 값이므로, 분포를 바꾸면 결론이 어떻게 달라지는지 따로 재었다. 분포마다 작업 146,000건을 같은 시드로 다시 만들고 공간 이동부터 전체 파이프라인을 처음부터 다시 돌렸다 — 시간 이동만 다시 돌리면 공간 배정이 옛 분포의 것이라 뜻이 없다. 기준 ①도 분포마다 다시 계산했다.</w:t>
+        <w:t>본편의 모든 수치는 지연 등급 분포 하나 위에 서 있다. 그 분포는 실측 트레이스가 아니라 설정한 값이므로, 분포를 바꾸면 결론이 어떻게 달라지는지 따로 재었다. 분포마다 작업 146,000건을 같은 시드로 다시 만들고 공간 이동부터 전체 파이프라인을 처음부터 다시 돌렸다 — 시간 이동만 다시 돌리면 공간 배정이 옛 분포의 것이라 뜻이 없다. 기준도 분포마다 다시 계산했다.</w:t>
       </w:r>
     </w:p>
     <w:p>
@@ -13320,7 +13754,7 @@
           <w:b/>
           <w:sz w:val="17"/>
         </w:rPr>
-        <w:t>표 S15. 지연 등급 분포를 바꾸어 전체 파이프라인을 다시 돌린 결과</w:t>
+        <w:t>표 S16. 지연 등급 분포를 바꾸어 전체 파이프라인을 다시 돌린 결과</w:t>
       </w:r>
     </w:p>
     <w:tbl>
@@ -13392,7 +13826,7 @@
                 <w:b/>
                 <w:sz w:val="17"/>
               </w:rPr>
-              <w:t>기준 ① (kg)</w:t>
+              <w:t>기준 (kg)</w:t>
             </w:r>
           </w:p>
         </w:tc>
@@ -13410,7 +13844,7 @@
                 <w:b/>
                 <w:sz w:val="17"/>
               </w:rPr>
-              <w:t>④ 절감률</w:t>
+              <w:t>CAST 절감률</w:t>
             </w:r>
           </w:p>
         </w:tc>
@@ -14505,7 +14939,7 @@
           <w:i w:val="0"/>
           <w:sz w:val="20"/>
         </w:rPr>
-        <w:t>본편의 모든 수치는 아래 절차로 다시 만들 수 있다. 선행 정책 재현 코드는 기존 파이프라인을 고치지 않고 별도 모듈로 두었다.</w:t>
+        <w:t>본편의 모든 수치는 아래 절차로 다시 만들 수 있다. 선행 정책 재현 코드는 기존 파이프라인을 고치지 않고 별도 모듈로 두었다. 정수 계획은 CBC 를 스레드 지정 없이 (곧 단일 스레드로) 호출하고 난수 시드를 주입하지 않으므로 같은 입력에서 같은 해를 낸다 — 연속 4주(672슬롯, 11,200건)를 서로 독립된 두 프로세스로 풀어 총배출이 소수점 여섯 자리까지 같음을 확인하였다.</w:t>
       </w:r>
     </w:p>
     <w:p>
@@ -14529,7 +14963,7 @@
           <w:b/>
           <w:sz w:val="17"/>
         </w:rPr>
-        <w:t>표 S16. 재현에 쓰이는 파일</w:t>
+        <w:t>표 S17. 재현에 쓰이는 파일</w:t>
       </w:r>
     </w:p>
     <w:tbl>
@@ -14845,7 +15279,7 @@
           <w:i w:val="0"/>
           <w:sz w:val="20"/>
         </w:rPr>
-        <w:t>본편 표 1·2와 그림은 한 명령으로 나온다.</w:t>
+        <w:t>본편 표 1~3과 그림은 한 명령으로 나온다.</w:t>
       </w:r>
     </w:p>
     <w:p>
@@ -15035,7 +15469,7 @@
           <w:b/>
           <w:sz w:val="17"/>
         </w:rPr>
-        <w:t>표 S17. 저장소에 포함된 입력 자료</w:t>
+        <w:t>표 S18. 저장소에 포함된 입력 자료</w:t>
       </w:r>
     </w:p>
     <w:tbl>

--- a/paper/CAST_추가자료.docx
+++ b/paper/CAST_추가자료.docx
@@ -4891,7 +4891,7 @@
           <w:rFonts w:ascii="Cambria Math" w:hAnsi="Cambria Math"/>
           <w:sz w:val="18"/>
         </w:rPr>
-        <w:t>(10)  C̄(t) = (C(t) − C</w:t>
+        <w:t>(10)  C̄(t) = (Ĉ(t) − C</w:t>
       </w:r>
       <w:r>
         <w:rPr>

--- a/paper/CAST_추가자료.docx
+++ b/paper/CAST_추가자료.docx
@@ -13,7 +13,7 @@
         </w:rPr>
         <w:t>CAST 추가자료</w:t>
         <w:br/>
-        <w:t>선행 정책 재현의 원문 수식과 적용 절차</w:t>
+        <w:t>정식화와 알고리즘 · 선행 정책 재현 절차</w:t>
       </w:r>
     </w:p>
     <w:p>
@@ -26,7 +26,7 @@
         </w:rPr>
         <w:t>본편: CAST — 리전 용량 제약을 고려한 탄소 인지 시공간 워크로드 스케줄링</w:t>
         <w:br/>
-        <w:t>작성 2026-09-28</w:t>
+        <w:t>작성 2026-10-08</w:t>
       </w:r>
     </w:p>
     <w:p>

--- a/paper/CAST_추가자료.docx
+++ b/paper/CAST_추가자료.docx
@@ -8246,13 +8246,12 @@
             <w:tcW w:type="dxa" w:w="4759"/>
           </w:tcPr>
           <w:p>
-            <w:r/>
-            <w:r>
-              <w:rPr>
-                <w:b w:val="0"/>
-                <w:sz w:val="17"/>
-              </w:rPr>
-              <w:t>0.0~1.0, 0.1 간격 11개 · PuLP CBC</w:t>
+            <w:r>
+              <w:rPr>
+                <w:b w:val="0"/>
+                <w:sz w:val="17"/>
+              </w:rPr>
+              <w:t xml:space="preserve">0.0~1.0, 0.1 간격 11개 · PuLP 3.3.2 + CBC 2.10.3 (허용오차 0)</w:t>
             </w:r>
           </w:p>
         </w:tc>
@@ -8941,7 +8940,7 @@
           <w:i w:val="0"/>
           <w:sz w:val="20"/>
         </w:rPr>
-        <w:t>공간 이동의 무릎점 탐색(슬롯당 α 후보 11개의 정수 계획)이 슬롯당 평균 174 ms, 최악 890 ms 이며 1년 전체로 약 25분이다. 시간 이동의 롤링 재평가는 146,000건 전체가 약 7.6초에 끝난다(단일 실행, 자료 적재 제외).</w:t>
+        <w:t xml:space="preserve">공간 이동의 무릎점 탐색(슬롯당 α 후보 11개의 정수 계획)은 Apple M1 Max(성능 코어 8, 효율 코어 2)·메모리 32 GB 에서 슬롯당 중앙값 300.9 ms, 평균 296.6 ms, 95 백분위수 339.8 ms, 최악 404.9 ms 다(90일 구간에서 앞 7일을 뺀 1,992 슬롯). 1년 전체로 외삽하면 약 43분이다. 시간 이동의 롤링 재평가는 146,000건 전체가 7.2초에 끝난다(단일 실행, 자료 적재 제외). 작업 수를 0.5배·2배로 바꾸어 같은 측정을 반복한 결과는 본편 표 7 에 있다. 2026-09-22 에 기록해 두었던 평균 174 ms·최악 890 ms 는 측정 기계가 적혀 있지 않아 재현하지 못했다 — 본편과 여기의 값은 위 사양에서 다시 잰 것이다.</w:t>
       </w:r>
     </w:p>
     <w:p>
@@ -13706,7 +13705,7 @@
           <w:i w:val="0"/>
           <w:sz w:val="20"/>
         </w:rPr>
-        <w:t>탄소집약도는 계절에 따른 구조를 갖는다. 여름의 태양광과 겨울의 풍력, 리전 간 위상차는 하루 단위 실험으로는 관측할 수 없다. 본편 4.3절이 보고하는 “용량을 두지 않았을 때 시간 이동이 만드는 절감의 71.9%가 한 리전에서 발생하고, 그 리전에서 상한을 넘긴 시간의 91.38%가 UTC 19~21시, 곧 현지 한낮 세 시간에 몰린다”는 결과는 1년치 자료 없이는 얻을 수 없다.</w:t>
+        <w:t xml:space="preserve">탄소집약도는 계절에 따른 구조를 갖는다. 여름의 태양광과 겨울의 풍력, 리전 간 위상차는 하루 단위 실험으로는 관측할 수 없다. 본편 4.3절이 보고하는 “용량을 두지 않았을 때 시간 이동이 만드는 절감의 71.9%가 한 리전에서 발생하고, 그 리전에서 상한을 넘긴 시간의 87.4%가 UTC 19~21시, 곧 현지 한낮 세 시간에 몰린다”는 결과는 1년치 자료 없이는 얻을 수 없다.</w:t>
       </w:r>
     </w:p>
     <w:p>
@@ -15669,7 +15668,7 @@
           <w:i w:val="0"/>
           <w:sz w:val="20"/>
         </w:rPr>
-        <w:t>탄소 회계에 쓰는 실측 계열과 배치 결정에 쓰는 예측 계열은 모두 eval_records 에서 읽는다 — 재현에 LSTM 추론을 다시 돌릴 필요가 없다는 뜻이다. 저장된 체크포인트에는 가중치만 남아 있어 학습률·에폭·최적화기는 복원하지 못했다. 모델을 처음부터 다시 학습시키려는 사람에게는 제약이지만, 예측 계열이 이미 파일로 있으므로 본 논문의 결과를 재현하는 데는 걸림돌이 되지 않는다.</w:t>
+        <w:t xml:space="preserve">탄소 회계에 쓰는 실측 계열과 배치 결정에 쓰는 예측 계열은 모두 eval_records 에서 읽는다 — 재현에 LSTM 추론을 다시 돌릴 필요가 없다는 뜻이다. 모델을 처음부터 다시 학습시키려는 경우를 위해 학습 노트북과 학습 로그도 저장소에 함께 둔다. 학습·검증·시험 구간, 정규화, 손실 함수, 최적화기, 에폭과 조기 종료 조건, 난수 시드가 모두 그 안에 있으며 본편 4.1절이 그 요약이다.</w:t>
       </w:r>
     </w:p>
     <w:p>
